--- a/data/outputs/v2/Physics/SS1.5_Moments_of_Equilibrium/Physics_Moments_of_Equilibrium_CBE_LessonSequence.docx
+++ b/data/outputs/v2/Physics/SS1.5_Moments_of_Equilibrium/Physics_Moments_of_Equilibrium_CBE_LessonSequence.docx
@@ -3359,7 +3359,84 @@
             <w:pPr>
               <w:spacing w:after="20" w:before="0"/>
             </w:pPr>
-            <w:hyperlink w:history="1" r:id="rIdzsf8pjp54b2bt4ks5ku9_">
+            <w:r>
+              <w:rPr>
+                <w:rFonts w:ascii="Arial" w:cs="Arial" w:eastAsia="Arial" w:hAnsi="Arial"/>
+                <w:i/>
+                <w:iCs/>
+                <w:color w:val="595959"/>
+                <w:sz w:val="16"/>
+                <w:szCs w:val="16"/>
+              </w:rPr>
+              <w:t xml:space="preserve">No closely matching video in the ARES library for this activity.</w:t>
+            </w:r>
+          </w:p>
+          <w:p>
+            <w:pPr>
+              <w:spacing w:after="10" w:before="0"/>
+              <w:ind w:left="120"/>
+            </w:pPr>
+            <w:hyperlink w:history="1" r:id="rIdaw0mf9fcfod-sajjgbiki">
+              <w:r>
+                <w:rPr>
+                  <w:rFonts w:ascii="Arial" w:cs="Arial" w:eastAsia="Arial" w:hAnsi="Arial"/>
+                  <w:color w:val="595959"/>
+                  <w:sz w:val="14"/>
+                  <w:szCs w:val="14"/>
+                  <w:u w:val="single" w:color="595959"/>
+                </w:rPr>
+                <w:t xml:space="preserve">🔍 Search ARES for videos</w:t>
+              </w:r>
+            </w:hyperlink>
+          </w:p>
+          <w:p>
+            <w:pPr>
+              <w:spacing w:after="10" w:before="0"/>
+              <w:ind w:left="120"/>
+            </w:pPr>
+            <w:r>
+              <w:rPr>
+                <w:rFonts w:ascii="Arial" w:cs="Arial" w:eastAsia="Arial" w:hAnsi="Arial"/>
+                <w:color w:val="595959"/>
+                <w:sz w:val="14"/>
+                <w:szCs w:val="14"/>
+              </w:rPr>
+              <w:t xml:space="preserve">Search terms: moments equilibrium force turning</w:t>
+            </w:r>
+          </w:p>
+          <w:p>
+            <w:pPr>
+              <w:spacing w:after="40" w:before="0"/>
+            </w:pPr>
+            <w:r>
+              <w:rPr>
+                <w:sz w:val="14"/>
+                <w:szCs w:val="14"/>
+              </w:rPr>
+              <w:t xml:space="preserve"/>
+            </w:r>
+          </w:p>
+          <w:p>
+            <w:pPr>
+              <w:spacing w:after="20" w:before="0"/>
+            </w:pPr>
+            <w:r>
+              <w:rPr>
+                <w:rFonts w:ascii="Arial" w:cs="Arial" w:eastAsia="Arial" w:hAnsi="Arial"/>
+                <w:b/>
+                <w:bCs/>
+                <w:color w:val="1F3864"/>
+                <w:sz w:val="16"/>
+                <w:szCs w:val="16"/>
+              </w:rPr>
+              <w:t xml:space="preserve">📖 EXERCISE:</w:t>
+            </w:r>
+          </w:p>
+          <w:p>
+            <w:pPr>
+              <w:spacing w:after="20" w:before="0"/>
+            </w:pPr>
+            <w:hyperlink w:history="1" r:id="rIda-cqmiks4bvso9umpcveh">
               <w:r>
                 <w:rPr>
                   <w:rFonts w:ascii="Arial" w:cs="Arial" w:eastAsia="Arial" w:hAnsi="Arial"/>
@@ -3368,7 +3445,7 @@
                   <w:szCs w:val="16"/>
                   <w:u w:val="single" w:color="2E75B6"/>
                 </w:rPr>
-                <w:t xml:space="preserve">The future of creativity in algebra</w:t>
+                <w:t xml:space="preserve">Moments and Centers of Mass, Work and Force, Fluid Forces Practice</w:t>
               </w:r>
             </w:hyperlink>
           </w:p>
@@ -3384,7 +3461,7 @@
                 <w:sz w:val="14"/>
                 <w:szCs w:val="14"/>
               </w:rPr>
-              <w:t xml:space="preserve">Source: Khan Academy (English - US curriculum)</w:t>
+              <w:t xml:space="preserve">Source: CK-12</w:t>
             </w:r>
           </w:p>
           <w:p>
@@ -3392,85 +3469,7 @@
               <w:spacing w:after="10" w:before="0"/>
               <w:ind w:left="120"/>
             </w:pPr>
-            <w:hyperlink w:history="1" r:id="rId2ldiozvzum52zpgrosf5w">
-              <w:r>
-                <w:rPr>
-                  <w:rFonts w:ascii="Arial" w:cs="Arial" w:eastAsia="Arial" w:hAnsi="Arial"/>
-                  <w:color w:val="595959"/>
-                  <w:sz w:val="14"/>
-                  <w:szCs w:val="14"/>
-                  <w:u w:val="single" w:color="595959"/>
-                </w:rPr>
-                <w:t xml:space="preserve">🔍 Search ARES for similar videos</w:t>
-              </w:r>
-            </w:hyperlink>
-          </w:p>
-          <w:p>
-            <w:pPr>
-              <w:spacing w:after="40" w:before="0"/>
-            </w:pPr>
-            <w:r>
-              <w:rPr>
-                <w:sz w:val="14"/>
-                <w:szCs w:val="14"/>
-              </w:rPr>
-              <w:t xml:space="preserve"/>
-            </w:r>
-          </w:p>
-          <w:p>
-            <w:pPr>
-              <w:spacing w:after="20" w:before="0"/>
-            </w:pPr>
-            <w:r>
-              <w:rPr>
-                <w:rFonts w:ascii="Arial" w:cs="Arial" w:eastAsia="Arial" w:hAnsi="Arial"/>
-                <w:b/>
-                <w:bCs/>
-                <w:color w:val="1F3864"/>
-                <w:sz w:val="16"/>
-                <w:szCs w:val="16"/>
-              </w:rPr>
-              <w:t xml:space="preserve">📖 HTML:</w:t>
-            </w:r>
-          </w:p>
-          <w:p>
-            <w:pPr>
-              <w:spacing w:after="20" w:before="0"/>
-            </w:pPr>
-            <w:hyperlink w:history="1" r:id="rIdm3kb1f1fpvt8eidzuwqe2">
-              <w:r>
-                <w:rPr>
-                  <w:rFonts w:ascii="Arial" w:cs="Arial" w:eastAsia="Arial" w:hAnsi="Arial"/>
-                  <w:color w:val="2E75B6"/>
-                  <w:sz w:val="16"/>
-                  <w:szCs w:val="16"/>
-                  <w:u w:val="single" w:color="2E75B6"/>
-                </w:rPr>
-                <w:t xml:space="preserve">Applications: Work and Force (Flexbook)</w:t>
-              </w:r>
-            </w:hyperlink>
-          </w:p>
-          <w:p>
-            <w:pPr>
-              <w:spacing w:after="10" w:before="0"/>
-              <w:ind w:left="120"/>
-            </w:pPr>
-            <w:r>
-              <w:rPr>
-                <w:rFonts w:ascii="Arial" w:cs="Arial" w:eastAsia="Arial" w:hAnsi="Arial"/>
-                <w:color w:val="595959"/>
-                <w:sz w:val="14"/>
-                <w:szCs w:val="14"/>
-              </w:rPr>
-              <w:t xml:space="preserve">Source: CK-12</w:t>
-            </w:r>
-          </w:p>
-          <w:p>
-            <w:pPr>
-              <w:spacing w:after="10" w:before="0"/>
-              <w:ind w:left="120"/>
-            </w:pPr>
-            <w:hyperlink w:history="1" r:id="rIddcmv3jkvkmjmm80vnmy1c">
+            <w:hyperlink w:history="1" r:id="rId6w6ruacxhrvzuhm4-dx4x">
               <w:r>
                 <w:rPr>
                   <w:rFonts w:ascii="Arial" w:cs="Arial" w:eastAsia="Arial" w:hAnsi="Arial"/>
@@ -3819,7 +3818,84 @@
             <w:pPr>
               <w:spacing w:after="20" w:before="0"/>
             </w:pPr>
-            <w:hyperlink w:history="1" r:id="rIdwbix1nhdpzascdjd5xnya">
+            <w:r>
+              <w:rPr>
+                <w:rFonts w:ascii="Arial" w:cs="Arial" w:eastAsia="Arial" w:hAnsi="Arial"/>
+                <w:i/>
+                <w:iCs/>
+                <w:color w:val="595959"/>
+                <w:sz w:val="16"/>
+                <w:szCs w:val="16"/>
+              </w:rPr>
+              <w:t xml:space="preserve">No closely matching video in the ARES library for this activity.</w:t>
+            </w:r>
+          </w:p>
+          <w:p>
+            <w:pPr>
+              <w:spacing w:after="10" w:before="0"/>
+              <w:ind w:left="120"/>
+            </w:pPr>
+            <w:hyperlink w:history="1" r:id="rIdiv_xo8-jtj_nl1a6qozcg">
+              <w:r>
+                <w:rPr>
+                  <w:rFonts w:ascii="Arial" w:cs="Arial" w:eastAsia="Arial" w:hAnsi="Arial"/>
+                  <w:color w:val="595959"/>
+                  <w:sz w:val="14"/>
+                  <w:szCs w:val="14"/>
+                  <w:u w:val="single" w:color="595959"/>
+                </w:rPr>
+                <w:t xml:space="preserve">🔍 Search ARES for videos</w:t>
+              </w:r>
+            </w:hyperlink>
+          </w:p>
+          <w:p>
+            <w:pPr>
+              <w:spacing w:after="10" w:before="0"/>
+              <w:ind w:left="120"/>
+            </w:pPr>
+            <w:r>
+              <w:rPr>
+                <w:rFonts w:ascii="Arial" w:cs="Arial" w:eastAsia="Arial" w:hAnsi="Arial"/>
+                <w:color w:val="595959"/>
+                <w:sz w:val="14"/>
+                <w:szCs w:val="14"/>
+              </w:rPr>
+              <w:t xml:space="preserve">Search terms: moments equilibrium force turning</w:t>
+            </w:r>
+          </w:p>
+          <w:p>
+            <w:pPr>
+              <w:spacing w:after="40" w:before="0"/>
+            </w:pPr>
+            <w:r>
+              <w:rPr>
+                <w:sz w:val="14"/>
+                <w:szCs w:val="14"/>
+              </w:rPr>
+              <w:t xml:space="preserve"/>
+            </w:r>
+          </w:p>
+          <w:p>
+            <w:pPr>
+              <w:spacing w:after="20" w:before="0"/>
+            </w:pPr>
+            <w:r>
+              <w:rPr>
+                <w:rFonts w:ascii="Arial" w:cs="Arial" w:eastAsia="Arial" w:hAnsi="Arial"/>
+                <w:b/>
+                <w:bCs/>
+                <w:color w:val="1F3864"/>
+                <w:sz w:val="16"/>
+                <w:szCs w:val="16"/>
+              </w:rPr>
+              <w:t xml:space="preserve">📖 EXERCISE:</w:t>
+            </w:r>
+          </w:p>
+          <w:p>
+            <w:pPr>
+              <w:spacing w:after="20" w:before="0"/>
+            </w:pPr>
+            <w:hyperlink w:history="1" r:id="rIddgtgk9awnkiiqjort75bd">
               <w:r>
                 <w:rPr>
                   <w:rFonts w:ascii="Arial" w:cs="Arial" w:eastAsia="Arial" w:hAnsi="Arial"/>
@@ -3828,7 +3904,7 @@
                   <w:szCs w:val="16"/>
                   <w:u w:val="single" w:color="2E75B6"/>
                 </w:rPr>
-                <w:t xml:space="preserve">The future of creativity in algebra</w:t>
+                <w:t xml:space="preserve">Moments and Centers of Mass, Work and Force, Fluid Forces Practice</w:t>
               </w:r>
             </w:hyperlink>
           </w:p>
@@ -3844,7 +3920,7 @@
                 <w:sz w:val="14"/>
                 <w:szCs w:val="14"/>
               </w:rPr>
-              <w:t xml:space="preserve">Source: Khan Academy (English - US curriculum)</w:t>
+              <w:t xml:space="preserve">Source: CK-12</w:t>
             </w:r>
           </w:p>
           <w:p>
@@ -3852,85 +3928,7 @@
               <w:spacing w:after="10" w:before="0"/>
               <w:ind w:left="120"/>
             </w:pPr>
-            <w:hyperlink w:history="1" r:id="rIdwtgojblqttmjadg7fuyiz">
-              <w:r>
-                <w:rPr>
-                  <w:rFonts w:ascii="Arial" w:cs="Arial" w:eastAsia="Arial" w:hAnsi="Arial"/>
-                  <w:color w:val="595959"/>
-                  <w:sz w:val="14"/>
-                  <w:szCs w:val="14"/>
-                  <w:u w:val="single" w:color="595959"/>
-                </w:rPr>
-                <w:t xml:space="preserve">🔍 Search ARES for similar videos</w:t>
-              </w:r>
-            </w:hyperlink>
-          </w:p>
-          <w:p>
-            <w:pPr>
-              <w:spacing w:after="40" w:before="0"/>
-            </w:pPr>
-            <w:r>
-              <w:rPr>
-                <w:sz w:val="14"/>
-                <w:szCs w:val="14"/>
-              </w:rPr>
-              <w:t xml:space="preserve"/>
-            </w:r>
-          </w:p>
-          <w:p>
-            <w:pPr>
-              <w:spacing w:after="20" w:before="0"/>
-            </w:pPr>
-            <w:r>
-              <w:rPr>
-                <w:rFonts w:ascii="Arial" w:cs="Arial" w:eastAsia="Arial" w:hAnsi="Arial"/>
-                <w:b/>
-                <w:bCs/>
-                <w:color w:val="1F3864"/>
-                <w:sz w:val="16"/>
-                <w:szCs w:val="16"/>
-              </w:rPr>
-              <w:t xml:space="preserve">📖 HTML:</w:t>
-            </w:r>
-          </w:p>
-          <w:p>
-            <w:pPr>
-              <w:spacing w:after="20" w:before="0"/>
-            </w:pPr>
-            <w:hyperlink w:history="1" r:id="rIdlfawt1nb6xw7ubceflqe8">
-              <w:r>
-                <w:rPr>
-                  <w:rFonts w:ascii="Arial" w:cs="Arial" w:eastAsia="Arial" w:hAnsi="Arial"/>
-                  <w:color w:val="2E75B6"/>
-                  <w:sz w:val="16"/>
-                  <w:szCs w:val="16"/>
-                  <w:u w:val="single" w:color="2E75B6"/>
-                </w:rPr>
-                <w:t xml:space="preserve">Applications: Work and Force (Flexbook)</w:t>
-              </w:r>
-            </w:hyperlink>
-          </w:p>
-          <w:p>
-            <w:pPr>
-              <w:spacing w:after="10" w:before="0"/>
-              <w:ind w:left="120"/>
-            </w:pPr>
-            <w:r>
-              <w:rPr>
-                <w:rFonts w:ascii="Arial" w:cs="Arial" w:eastAsia="Arial" w:hAnsi="Arial"/>
-                <w:color w:val="595959"/>
-                <w:sz w:val="14"/>
-                <w:szCs w:val="14"/>
-              </w:rPr>
-              <w:t xml:space="preserve">Source: CK-12</w:t>
-            </w:r>
-          </w:p>
-          <w:p>
-            <w:pPr>
-              <w:spacing w:after="10" w:before="0"/>
-              <w:ind w:left="120"/>
-            </w:pPr>
-            <w:hyperlink w:history="1" r:id="rIdzndfbdtlnfw3wadtkiqeq">
+            <w:hyperlink w:history="1" r:id="rIdq6vgsewwt0kvjnmnbihku">
               <w:r>
                 <w:rPr>
                   <w:rFonts w:ascii="Arial" w:cs="Arial" w:eastAsia="Arial" w:hAnsi="Arial"/>
@@ -4432,7 +4430,84 @@
             <w:pPr>
               <w:spacing w:after="20" w:before="0"/>
             </w:pPr>
-            <w:hyperlink w:history="1" r:id="rIdpw6mdbt0mnb9npbsfoj49">
+            <w:r>
+              <w:rPr>
+                <w:rFonts w:ascii="Arial" w:cs="Arial" w:eastAsia="Arial" w:hAnsi="Arial"/>
+                <w:i/>
+                <w:iCs/>
+                <w:color w:val="595959"/>
+                <w:sz w:val="16"/>
+                <w:szCs w:val="16"/>
+              </w:rPr>
+              <w:t xml:space="preserve">No closely matching video in the ARES library for this activity.</w:t>
+            </w:r>
+          </w:p>
+          <w:p>
+            <w:pPr>
+              <w:spacing w:after="10" w:before="0"/>
+              <w:ind w:left="120"/>
+            </w:pPr>
+            <w:hyperlink w:history="1" r:id="rIdtgnynsg1imdi1iamyh0j2">
+              <w:r>
+                <w:rPr>
+                  <w:rFonts w:ascii="Arial" w:cs="Arial" w:eastAsia="Arial" w:hAnsi="Arial"/>
+                  <w:color w:val="595959"/>
+                  <w:sz w:val="14"/>
+                  <w:szCs w:val="14"/>
+                  <w:u w:val="single" w:color="595959"/>
+                </w:rPr>
+                <w:t xml:space="preserve">🔍 Search ARES for videos</w:t>
+              </w:r>
+            </w:hyperlink>
+          </w:p>
+          <w:p>
+            <w:pPr>
+              <w:spacing w:after="10" w:before="0"/>
+              <w:ind w:left="120"/>
+            </w:pPr>
+            <w:r>
+              <w:rPr>
+                <w:rFonts w:ascii="Arial" w:cs="Arial" w:eastAsia="Arial" w:hAnsi="Arial"/>
+                <w:color w:val="595959"/>
+                <w:sz w:val="14"/>
+                <w:szCs w:val="14"/>
+              </w:rPr>
+              <w:t xml:space="preserve">Search terms: moments equilibrium force turning</w:t>
+            </w:r>
+          </w:p>
+          <w:p>
+            <w:pPr>
+              <w:spacing w:after="40" w:before="0"/>
+            </w:pPr>
+            <w:r>
+              <w:rPr>
+                <w:sz w:val="14"/>
+                <w:szCs w:val="14"/>
+              </w:rPr>
+              <w:t xml:space="preserve"/>
+            </w:r>
+          </w:p>
+          <w:p>
+            <w:pPr>
+              <w:spacing w:after="20" w:before="0"/>
+            </w:pPr>
+            <w:r>
+              <w:rPr>
+                <w:rFonts w:ascii="Arial" w:cs="Arial" w:eastAsia="Arial" w:hAnsi="Arial"/>
+                <w:b/>
+                <w:bCs/>
+                <w:color w:val="1F3864"/>
+                <w:sz w:val="16"/>
+                <w:szCs w:val="16"/>
+              </w:rPr>
+              <w:t xml:space="preserve">📖 EXERCISE:</w:t>
+            </w:r>
+          </w:p>
+          <w:p>
+            <w:pPr>
+              <w:spacing w:after="20" w:before="0"/>
+            </w:pPr>
+            <w:hyperlink w:history="1" r:id="rIdlgyanmfw3nvhdakyj6fmp">
               <w:r>
                 <w:rPr>
                   <w:rFonts w:ascii="Arial" w:cs="Arial" w:eastAsia="Arial" w:hAnsi="Arial"/>
@@ -4441,7 +4516,7 @@
                   <w:szCs w:val="16"/>
                   <w:u w:val="single" w:color="2E75B6"/>
                 </w:rPr>
-                <w:t xml:space="preserve">The future of creativity in algebra</w:t>
+                <w:t xml:space="preserve">Moments and Centers of Mass, Work and Force, Fluid Forces Practice</w:t>
               </w:r>
             </w:hyperlink>
           </w:p>
@@ -4457,7 +4532,7 @@
                 <w:sz w:val="14"/>
                 <w:szCs w:val="14"/>
               </w:rPr>
-              <w:t xml:space="preserve">Source: Khan Academy (English - US curriculum)</w:t>
+              <w:t xml:space="preserve">Source: CK-12</w:t>
             </w:r>
           </w:p>
           <w:p>
@@ -4465,85 +4540,7 @@
               <w:spacing w:after="10" w:before="0"/>
               <w:ind w:left="120"/>
             </w:pPr>
-            <w:hyperlink w:history="1" r:id="rIdsxmghbxtmw6fw3mnfjc5r">
-              <w:r>
-                <w:rPr>
-                  <w:rFonts w:ascii="Arial" w:cs="Arial" w:eastAsia="Arial" w:hAnsi="Arial"/>
-                  <w:color w:val="595959"/>
-                  <w:sz w:val="14"/>
-                  <w:szCs w:val="14"/>
-                  <w:u w:val="single" w:color="595959"/>
-                </w:rPr>
-                <w:t xml:space="preserve">🔍 Search ARES for similar videos</w:t>
-              </w:r>
-            </w:hyperlink>
-          </w:p>
-          <w:p>
-            <w:pPr>
-              <w:spacing w:after="40" w:before="0"/>
-            </w:pPr>
-            <w:r>
-              <w:rPr>
-                <w:sz w:val="14"/>
-                <w:szCs w:val="14"/>
-              </w:rPr>
-              <w:t xml:space="preserve"/>
-            </w:r>
-          </w:p>
-          <w:p>
-            <w:pPr>
-              <w:spacing w:after="20" w:before="0"/>
-            </w:pPr>
-            <w:r>
-              <w:rPr>
-                <w:rFonts w:ascii="Arial" w:cs="Arial" w:eastAsia="Arial" w:hAnsi="Arial"/>
-                <w:b/>
-                <w:bCs/>
-                <w:color w:val="1F3864"/>
-                <w:sz w:val="16"/>
-                <w:szCs w:val="16"/>
-              </w:rPr>
-              <w:t xml:space="preserve">📖 HTML:</w:t>
-            </w:r>
-          </w:p>
-          <w:p>
-            <w:pPr>
-              <w:spacing w:after="20" w:before="0"/>
-            </w:pPr>
-            <w:hyperlink w:history="1" r:id="rIdlbqlm1-knfgnynkfigkpv">
-              <w:r>
-                <w:rPr>
-                  <w:rFonts w:ascii="Arial" w:cs="Arial" w:eastAsia="Arial" w:hAnsi="Arial"/>
-                  <w:color w:val="2E75B6"/>
-                  <w:sz w:val="16"/>
-                  <w:szCs w:val="16"/>
-                  <w:u w:val="single" w:color="2E75B6"/>
-                </w:rPr>
-                <w:t xml:space="preserve">Applications: Work and Force (Flexbook)</w:t>
-              </w:r>
-            </w:hyperlink>
-          </w:p>
-          <w:p>
-            <w:pPr>
-              <w:spacing w:after="10" w:before="0"/>
-              <w:ind w:left="120"/>
-            </w:pPr>
-            <w:r>
-              <w:rPr>
-                <w:rFonts w:ascii="Arial" w:cs="Arial" w:eastAsia="Arial" w:hAnsi="Arial"/>
-                <w:color w:val="595959"/>
-                <w:sz w:val="14"/>
-                <w:szCs w:val="14"/>
-              </w:rPr>
-              <w:t xml:space="preserve">Source: CK-12</w:t>
-            </w:r>
-          </w:p>
-          <w:p>
-            <w:pPr>
-              <w:spacing w:after="10" w:before="0"/>
-              <w:ind w:left="120"/>
-            </w:pPr>
-            <w:hyperlink w:history="1" r:id="rIdnb1zyrpsv1a9mrzwln1sd">
+            <w:hyperlink w:history="1" r:id="rIdj6nudf_7dhxza3jxsjyee">
               <w:r>
                 <w:rPr>
                   <w:rFonts w:ascii="Arial" w:cs="Arial" w:eastAsia="Arial" w:hAnsi="Arial"/>
@@ -5141,7 +5138,84 @@
             <w:pPr>
               <w:spacing w:after="20" w:before="0"/>
             </w:pPr>
-            <w:hyperlink w:history="1" r:id="rId4k4qsn_thtsjtfqgwn8en">
+            <w:r>
+              <w:rPr>
+                <w:rFonts w:ascii="Arial" w:cs="Arial" w:eastAsia="Arial" w:hAnsi="Arial"/>
+                <w:i/>
+                <w:iCs/>
+                <w:color w:val="595959"/>
+                <w:sz w:val="16"/>
+                <w:szCs w:val="16"/>
+              </w:rPr>
+              <w:t xml:space="preserve">No closely matching video in the ARES library for this activity.</w:t>
+            </w:r>
+          </w:p>
+          <w:p>
+            <w:pPr>
+              <w:spacing w:after="10" w:before="0"/>
+              <w:ind w:left="120"/>
+            </w:pPr>
+            <w:hyperlink w:history="1" r:id="rIdhu2pkkrxcwvd30j1p2oq3">
+              <w:r>
+                <w:rPr>
+                  <w:rFonts w:ascii="Arial" w:cs="Arial" w:eastAsia="Arial" w:hAnsi="Arial"/>
+                  <w:color w:val="595959"/>
+                  <w:sz w:val="14"/>
+                  <w:szCs w:val="14"/>
+                  <w:u w:val="single" w:color="595959"/>
+                </w:rPr>
+                <w:t xml:space="preserve">🔍 Search ARES for videos</w:t>
+              </w:r>
+            </w:hyperlink>
+          </w:p>
+          <w:p>
+            <w:pPr>
+              <w:spacing w:after="10" w:before="0"/>
+              <w:ind w:left="120"/>
+            </w:pPr>
+            <w:r>
+              <w:rPr>
+                <w:rFonts w:ascii="Arial" w:cs="Arial" w:eastAsia="Arial" w:hAnsi="Arial"/>
+                <w:color w:val="595959"/>
+                <w:sz w:val="14"/>
+                <w:szCs w:val="14"/>
+              </w:rPr>
+              <w:t xml:space="preserve">Search terms: moments equilibrium force turning</w:t>
+            </w:r>
+          </w:p>
+          <w:p>
+            <w:pPr>
+              <w:spacing w:after="40" w:before="0"/>
+            </w:pPr>
+            <w:r>
+              <w:rPr>
+                <w:sz w:val="14"/>
+                <w:szCs w:val="14"/>
+              </w:rPr>
+              <w:t xml:space="preserve"/>
+            </w:r>
+          </w:p>
+          <w:p>
+            <w:pPr>
+              <w:spacing w:after="20" w:before="0"/>
+            </w:pPr>
+            <w:r>
+              <w:rPr>
+                <w:rFonts w:ascii="Arial" w:cs="Arial" w:eastAsia="Arial" w:hAnsi="Arial"/>
+                <w:b/>
+                <w:bCs/>
+                <w:color w:val="1F3864"/>
+                <w:sz w:val="16"/>
+                <w:szCs w:val="16"/>
+              </w:rPr>
+              <w:t xml:space="preserve">📖 EXERCISE:</w:t>
+            </w:r>
+          </w:p>
+          <w:p>
+            <w:pPr>
+              <w:spacing w:after="20" w:before="0"/>
+            </w:pPr>
+            <w:hyperlink w:history="1" r:id="rIds6xta1hvgt_t3oj5xzibs">
               <w:r>
                 <w:rPr>
                   <w:rFonts w:ascii="Arial" w:cs="Arial" w:eastAsia="Arial" w:hAnsi="Arial"/>
@@ -5150,7 +5224,7 @@
                   <w:szCs w:val="16"/>
                   <w:u w:val="single" w:color="2E75B6"/>
                 </w:rPr>
-                <w:t xml:space="preserve">The future of creativity in algebra</w:t>
+                <w:t xml:space="preserve">Moments and Centers of Mass, Work and Force, Fluid Forces Practice</w:t>
               </w:r>
             </w:hyperlink>
           </w:p>
@@ -5166,7 +5240,7 @@
                 <w:sz w:val="14"/>
                 <w:szCs w:val="14"/>
               </w:rPr>
-              <w:t xml:space="preserve">Source: Khan Academy (English - US curriculum)</w:t>
+              <w:t xml:space="preserve">Source: CK-12</w:t>
             </w:r>
           </w:p>
           <w:p>
@@ -5174,85 +5248,7 @@
               <w:spacing w:after="10" w:before="0"/>
               <w:ind w:left="120"/>
             </w:pPr>
-            <w:hyperlink w:history="1" r:id="rIdchqom-ahh4j49ugfdfduq">
-              <w:r>
-                <w:rPr>
-                  <w:rFonts w:ascii="Arial" w:cs="Arial" w:eastAsia="Arial" w:hAnsi="Arial"/>
-                  <w:color w:val="595959"/>
-                  <w:sz w:val="14"/>
-                  <w:szCs w:val="14"/>
-                  <w:u w:val="single" w:color="595959"/>
-                </w:rPr>
-                <w:t xml:space="preserve">🔍 Search ARES for similar videos</w:t>
-              </w:r>
-            </w:hyperlink>
-          </w:p>
-          <w:p>
-            <w:pPr>
-              <w:spacing w:after="40" w:before="0"/>
-            </w:pPr>
-            <w:r>
-              <w:rPr>
-                <w:sz w:val="14"/>
-                <w:szCs w:val="14"/>
-              </w:rPr>
-              <w:t xml:space="preserve"/>
-            </w:r>
-          </w:p>
-          <w:p>
-            <w:pPr>
-              <w:spacing w:after="20" w:before="0"/>
-            </w:pPr>
-            <w:r>
-              <w:rPr>
-                <w:rFonts w:ascii="Arial" w:cs="Arial" w:eastAsia="Arial" w:hAnsi="Arial"/>
-                <w:b/>
-                <w:bCs/>
-                <w:color w:val="1F3864"/>
-                <w:sz w:val="16"/>
-                <w:szCs w:val="16"/>
-              </w:rPr>
-              <w:t xml:space="preserve">📖 HTML:</w:t>
-            </w:r>
-          </w:p>
-          <w:p>
-            <w:pPr>
-              <w:spacing w:after="20" w:before="0"/>
-            </w:pPr>
-            <w:hyperlink w:history="1" r:id="rId5xzuxqy5sdvduvw7qyinm">
-              <w:r>
-                <w:rPr>
-                  <w:rFonts w:ascii="Arial" w:cs="Arial" w:eastAsia="Arial" w:hAnsi="Arial"/>
-                  <w:color w:val="2E75B6"/>
-                  <w:sz w:val="16"/>
-                  <w:szCs w:val="16"/>
-                  <w:u w:val="single" w:color="2E75B6"/>
-                </w:rPr>
-                <w:t xml:space="preserve">Applications: Work and Force (Flexbook)</w:t>
-              </w:r>
-            </w:hyperlink>
-          </w:p>
-          <w:p>
-            <w:pPr>
-              <w:spacing w:after="10" w:before="0"/>
-              <w:ind w:left="120"/>
-            </w:pPr>
-            <w:r>
-              <w:rPr>
-                <w:rFonts w:ascii="Arial" w:cs="Arial" w:eastAsia="Arial" w:hAnsi="Arial"/>
-                <w:color w:val="595959"/>
-                <w:sz w:val="14"/>
-                <w:szCs w:val="14"/>
-              </w:rPr>
-              <w:t xml:space="preserve">Source: CK-12</w:t>
-            </w:r>
-          </w:p>
-          <w:p>
-            <w:pPr>
-              <w:spacing w:after="10" w:before="0"/>
-              <w:ind w:left="120"/>
-            </w:pPr>
-            <w:hyperlink w:history="1" r:id="rIdupgcgzxtwcko_yuucadri">
+            <w:hyperlink w:history="1" r:id="rIdk1iajtmvr1yi-4jtjglxv">
               <w:r>
                 <w:rPr>
                   <w:rFonts w:ascii="Arial" w:cs="Arial" w:eastAsia="Arial" w:hAnsi="Arial"/>
@@ -5582,7 +5578,84 @@
             <w:pPr>
               <w:spacing w:after="20" w:before="0"/>
             </w:pPr>
-            <w:hyperlink w:history="1" r:id="rIddpkozlj6bftkw9uo1j4pz">
+            <w:r>
+              <w:rPr>
+                <w:rFonts w:ascii="Arial" w:cs="Arial" w:eastAsia="Arial" w:hAnsi="Arial"/>
+                <w:i/>
+                <w:iCs/>
+                <w:color w:val="595959"/>
+                <w:sz w:val="16"/>
+                <w:szCs w:val="16"/>
+              </w:rPr>
+              <w:t xml:space="preserve">No closely matching video in the ARES library for this activity.</w:t>
+            </w:r>
+          </w:p>
+          <w:p>
+            <w:pPr>
+              <w:spacing w:after="10" w:before="0"/>
+              <w:ind w:left="120"/>
+            </w:pPr>
+            <w:hyperlink w:history="1" r:id="rIdrxc1xw1k7tzdrtmc6jirr">
+              <w:r>
+                <w:rPr>
+                  <w:rFonts w:ascii="Arial" w:cs="Arial" w:eastAsia="Arial" w:hAnsi="Arial"/>
+                  <w:color w:val="595959"/>
+                  <w:sz w:val="14"/>
+                  <w:szCs w:val="14"/>
+                  <w:u w:val="single" w:color="595959"/>
+                </w:rPr>
+                <w:t xml:space="preserve">🔍 Search ARES for videos</w:t>
+              </w:r>
+            </w:hyperlink>
+          </w:p>
+          <w:p>
+            <w:pPr>
+              <w:spacing w:after="10" w:before="0"/>
+              <w:ind w:left="120"/>
+            </w:pPr>
+            <w:r>
+              <w:rPr>
+                <w:rFonts w:ascii="Arial" w:cs="Arial" w:eastAsia="Arial" w:hAnsi="Arial"/>
+                <w:color w:val="595959"/>
+                <w:sz w:val="14"/>
+                <w:szCs w:val="14"/>
+              </w:rPr>
+              <w:t xml:space="preserve">Search terms: moments equilibrium force turning</w:t>
+            </w:r>
+          </w:p>
+          <w:p>
+            <w:pPr>
+              <w:spacing w:after="40" w:before="0"/>
+            </w:pPr>
+            <w:r>
+              <w:rPr>
+                <w:sz w:val="14"/>
+                <w:szCs w:val="14"/>
+              </w:rPr>
+              <w:t xml:space="preserve"/>
+            </w:r>
+          </w:p>
+          <w:p>
+            <w:pPr>
+              <w:spacing w:after="20" w:before="0"/>
+            </w:pPr>
+            <w:r>
+              <w:rPr>
+                <w:rFonts w:ascii="Arial" w:cs="Arial" w:eastAsia="Arial" w:hAnsi="Arial"/>
+                <w:b/>
+                <w:bCs/>
+                <w:color w:val="1F3864"/>
+                <w:sz w:val="16"/>
+                <w:szCs w:val="16"/>
+              </w:rPr>
+              <w:t xml:space="preserve">📖 EXERCISE:</w:t>
+            </w:r>
+          </w:p>
+          <w:p>
+            <w:pPr>
+              <w:spacing w:after="20" w:before="0"/>
+            </w:pPr>
+            <w:hyperlink w:history="1" r:id="rIdsqcf_kbuxxoesf2aeoino">
               <w:r>
                 <w:rPr>
                   <w:rFonts w:ascii="Arial" w:cs="Arial" w:eastAsia="Arial" w:hAnsi="Arial"/>
@@ -5591,7 +5664,7 @@
                   <w:szCs w:val="16"/>
                   <w:u w:val="single" w:color="2E75B6"/>
                 </w:rPr>
-                <w:t xml:space="preserve">The future of creativity in algebra</w:t>
+                <w:t xml:space="preserve">Moments and Centers of Mass, Work and Force, Fluid Forces Practice</w:t>
               </w:r>
             </w:hyperlink>
           </w:p>
@@ -5607,7 +5680,7 @@
                 <w:sz w:val="14"/>
                 <w:szCs w:val="14"/>
               </w:rPr>
-              <w:t xml:space="preserve">Source: Khan Academy (English - US curriculum)</w:t>
+              <w:t xml:space="preserve">Source: CK-12</w:t>
             </w:r>
           </w:p>
           <w:p>
@@ -5615,85 +5688,7 @@
               <w:spacing w:after="10" w:before="0"/>
               <w:ind w:left="120"/>
             </w:pPr>
-            <w:hyperlink w:history="1" r:id="rIdfjpjjfjxehgefhlupkuo5">
-              <w:r>
-                <w:rPr>
-                  <w:rFonts w:ascii="Arial" w:cs="Arial" w:eastAsia="Arial" w:hAnsi="Arial"/>
-                  <w:color w:val="595959"/>
-                  <w:sz w:val="14"/>
-                  <w:szCs w:val="14"/>
-                  <w:u w:val="single" w:color="595959"/>
-                </w:rPr>
-                <w:t xml:space="preserve">🔍 Search ARES for similar videos</w:t>
-              </w:r>
-            </w:hyperlink>
-          </w:p>
-          <w:p>
-            <w:pPr>
-              <w:spacing w:after="40" w:before="0"/>
-            </w:pPr>
-            <w:r>
-              <w:rPr>
-                <w:sz w:val="14"/>
-                <w:szCs w:val="14"/>
-              </w:rPr>
-              <w:t xml:space="preserve"/>
-            </w:r>
-          </w:p>
-          <w:p>
-            <w:pPr>
-              <w:spacing w:after="20" w:before="0"/>
-            </w:pPr>
-            <w:r>
-              <w:rPr>
-                <w:rFonts w:ascii="Arial" w:cs="Arial" w:eastAsia="Arial" w:hAnsi="Arial"/>
-                <w:b/>
-                <w:bCs/>
-                <w:color w:val="1F3864"/>
-                <w:sz w:val="16"/>
-                <w:szCs w:val="16"/>
-              </w:rPr>
-              <w:t xml:space="preserve">📖 HTML:</w:t>
-            </w:r>
-          </w:p>
-          <w:p>
-            <w:pPr>
-              <w:spacing w:after="20" w:before="0"/>
-            </w:pPr>
-            <w:hyperlink w:history="1" r:id="rIdnkerclt8uscctsho4kjek">
-              <w:r>
-                <w:rPr>
-                  <w:rFonts w:ascii="Arial" w:cs="Arial" w:eastAsia="Arial" w:hAnsi="Arial"/>
-                  <w:color w:val="2E75B6"/>
-                  <w:sz w:val="16"/>
-                  <w:szCs w:val="16"/>
-                  <w:u w:val="single" w:color="2E75B6"/>
-                </w:rPr>
-                <w:t xml:space="preserve">Applications: Work and Force (Flexbook)</w:t>
-              </w:r>
-            </w:hyperlink>
-          </w:p>
-          <w:p>
-            <w:pPr>
-              <w:spacing w:after="10" w:before="0"/>
-              <w:ind w:left="120"/>
-            </w:pPr>
-            <w:r>
-              <w:rPr>
-                <w:rFonts w:ascii="Arial" w:cs="Arial" w:eastAsia="Arial" w:hAnsi="Arial"/>
-                <w:color w:val="595959"/>
-                <w:sz w:val="14"/>
-                <w:szCs w:val="14"/>
-              </w:rPr>
-              <w:t xml:space="preserve">Source: CK-12</w:t>
-            </w:r>
-          </w:p>
-          <w:p>
-            <w:pPr>
-              <w:spacing w:after="10" w:before="0"/>
-              <w:ind w:left="120"/>
-            </w:pPr>
-            <w:hyperlink w:history="1" r:id="rIdkc85yczbfnufpy6bqtgql">
+            <w:hyperlink w:history="1" r:id="rId0ttkan95vtlk9wzakhxbq">
               <w:r>
                 <w:rPr>
                   <w:rFonts w:ascii="Arial" w:cs="Arial" w:eastAsia="Arial" w:hAnsi="Arial"/>
@@ -7522,7 +7517,84 @@
             <w:pPr>
               <w:spacing w:after="20" w:before="0"/>
             </w:pPr>
-            <w:hyperlink w:history="1" r:id="rIdz_f6zlkcosujdfwo52yvh">
+            <w:r>
+              <w:rPr>
+                <w:rFonts w:ascii="Arial" w:cs="Arial" w:eastAsia="Arial" w:hAnsi="Arial"/>
+                <w:i/>
+                <w:iCs/>
+                <w:color w:val="595959"/>
+                <w:sz w:val="16"/>
+                <w:szCs w:val="16"/>
+              </w:rPr>
+              <w:t xml:space="preserve">No closely matching video in the ARES library for this activity.</w:t>
+            </w:r>
+          </w:p>
+          <w:p>
+            <w:pPr>
+              <w:spacing w:after="10" w:before="0"/>
+              <w:ind w:left="120"/>
+            </w:pPr>
+            <w:hyperlink w:history="1" r:id="rIdkaevwhfqvwm242zsaih5z">
+              <w:r>
+                <w:rPr>
+                  <w:rFonts w:ascii="Arial" w:cs="Arial" w:eastAsia="Arial" w:hAnsi="Arial"/>
+                  <w:color w:val="595959"/>
+                  <w:sz w:val="14"/>
+                  <w:szCs w:val="14"/>
+                  <w:u w:val="single" w:color="595959"/>
+                </w:rPr>
+                <w:t xml:space="preserve">🔍 Search ARES for videos</w:t>
+              </w:r>
+            </w:hyperlink>
+          </w:p>
+          <w:p>
+            <w:pPr>
+              <w:spacing w:after="10" w:before="0"/>
+              <w:ind w:left="120"/>
+            </w:pPr>
+            <w:r>
+              <w:rPr>
+                <w:rFonts w:ascii="Arial" w:cs="Arial" w:eastAsia="Arial" w:hAnsi="Arial"/>
+                <w:color w:val="595959"/>
+                <w:sz w:val="14"/>
+                <w:szCs w:val="14"/>
+              </w:rPr>
+              <w:t xml:space="preserve">Search terms: moments equilibrium force turning</w:t>
+            </w:r>
+          </w:p>
+          <w:p>
+            <w:pPr>
+              <w:spacing w:after="40" w:before="0"/>
+            </w:pPr>
+            <w:r>
+              <w:rPr>
+                <w:sz w:val="14"/>
+                <w:szCs w:val="14"/>
+              </w:rPr>
+              <w:t xml:space="preserve"/>
+            </w:r>
+          </w:p>
+          <w:p>
+            <w:pPr>
+              <w:spacing w:after="20" w:before="0"/>
+            </w:pPr>
+            <w:r>
+              <w:rPr>
+                <w:rFonts w:ascii="Arial" w:cs="Arial" w:eastAsia="Arial" w:hAnsi="Arial"/>
+                <w:b/>
+                <w:bCs/>
+                <w:color w:val="1F3864"/>
+                <w:sz w:val="16"/>
+                <w:szCs w:val="16"/>
+              </w:rPr>
+              <w:t xml:space="preserve">📖 EXERCISE:</w:t>
+            </w:r>
+          </w:p>
+          <w:p>
+            <w:pPr>
+              <w:spacing w:after="20" w:before="0"/>
+            </w:pPr>
+            <w:hyperlink w:history="1" r:id="rIdmn_w_7ddr8bxqjgwvh_c3">
               <w:r>
                 <w:rPr>
                   <w:rFonts w:ascii="Arial" w:cs="Arial" w:eastAsia="Arial" w:hAnsi="Arial"/>
@@ -7531,7 +7603,7 @@
                   <w:szCs w:val="16"/>
                   <w:u w:val="single" w:color="2E75B6"/>
                 </w:rPr>
-                <w:t xml:space="preserve">The future of creativity in algebra</w:t>
+                <w:t xml:space="preserve">Moments and Centers of Mass, Work and Force, Fluid Forces Practice</w:t>
               </w:r>
             </w:hyperlink>
           </w:p>
@@ -7547,7 +7619,7 @@
                 <w:sz w:val="14"/>
                 <w:szCs w:val="14"/>
               </w:rPr>
-              <w:t xml:space="preserve">Source: Khan Academy (English - US curriculum)</w:t>
+              <w:t xml:space="preserve">Source: CK-12</w:t>
             </w:r>
           </w:p>
           <w:p>
@@ -7555,85 +7627,7 @@
               <w:spacing w:after="10" w:before="0"/>
               <w:ind w:left="120"/>
             </w:pPr>
-            <w:hyperlink w:history="1" r:id="rIdk4ul9otxpsvugu_n98xjg">
-              <w:r>
-                <w:rPr>
-                  <w:rFonts w:ascii="Arial" w:cs="Arial" w:eastAsia="Arial" w:hAnsi="Arial"/>
-                  <w:color w:val="595959"/>
-                  <w:sz w:val="14"/>
-                  <w:szCs w:val="14"/>
-                  <w:u w:val="single" w:color="595959"/>
-                </w:rPr>
-                <w:t xml:space="preserve">🔍 Search ARES for similar videos</w:t>
-              </w:r>
-            </w:hyperlink>
-          </w:p>
-          <w:p>
-            <w:pPr>
-              <w:spacing w:after="40" w:before="0"/>
-            </w:pPr>
-            <w:r>
-              <w:rPr>
-                <w:sz w:val="14"/>
-                <w:szCs w:val="14"/>
-              </w:rPr>
-              <w:t xml:space="preserve"/>
-            </w:r>
-          </w:p>
-          <w:p>
-            <w:pPr>
-              <w:spacing w:after="20" w:before="0"/>
-            </w:pPr>
-            <w:r>
-              <w:rPr>
-                <w:rFonts w:ascii="Arial" w:cs="Arial" w:eastAsia="Arial" w:hAnsi="Arial"/>
-                <w:b/>
-                <w:bCs/>
-                <w:color w:val="1F3864"/>
-                <w:sz w:val="16"/>
-                <w:szCs w:val="16"/>
-              </w:rPr>
-              <w:t xml:space="preserve">📖 HTML:</w:t>
-            </w:r>
-          </w:p>
-          <w:p>
-            <w:pPr>
-              <w:spacing w:after="20" w:before="0"/>
-            </w:pPr>
-            <w:hyperlink w:history="1" r:id="rIdwm0wk7yfxqmnq_f2la2ds">
-              <w:r>
-                <w:rPr>
-                  <w:rFonts w:ascii="Arial" w:cs="Arial" w:eastAsia="Arial" w:hAnsi="Arial"/>
-                  <w:color w:val="2E75B6"/>
-                  <w:sz w:val="16"/>
-                  <w:szCs w:val="16"/>
-                  <w:u w:val="single" w:color="2E75B6"/>
-                </w:rPr>
-                <w:t xml:space="preserve">Applications: Work and Force (Flexbook)</w:t>
-              </w:r>
-            </w:hyperlink>
-          </w:p>
-          <w:p>
-            <w:pPr>
-              <w:spacing w:after="10" w:before="0"/>
-              <w:ind w:left="120"/>
-            </w:pPr>
-            <w:r>
-              <w:rPr>
-                <w:rFonts w:ascii="Arial" w:cs="Arial" w:eastAsia="Arial" w:hAnsi="Arial"/>
-                <w:color w:val="595959"/>
-                <w:sz w:val="14"/>
-                <w:szCs w:val="14"/>
-              </w:rPr>
-              <w:t xml:space="preserve">Source: CK-12</w:t>
-            </w:r>
-          </w:p>
-          <w:p>
-            <w:pPr>
-              <w:spacing w:after="10" w:before="0"/>
-              <w:ind w:left="120"/>
-            </w:pPr>
-            <w:hyperlink w:history="1" r:id="rIdfoex8apgjil8wupiocytx">
+            <w:hyperlink w:history="1" r:id="rIdxbrtsypxklzxlkhj_zx4c">
               <w:r>
                 <w:rPr>
                   <w:rFonts w:ascii="Arial" w:cs="Arial" w:eastAsia="Arial" w:hAnsi="Arial"/>
@@ -7885,7 +7879,84 @@
             <w:pPr>
               <w:spacing w:after="20" w:before="0"/>
             </w:pPr>
-            <w:hyperlink w:history="1" r:id="rIduhl-yf2f3qwnlcvwf84wa">
+            <w:r>
+              <w:rPr>
+                <w:rFonts w:ascii="Arial" w:cs="Arial" w:eastAsia="Arial" w:hAnsi="Arial"/>
+                <w:i/>
+                <w:iCs/>
+                <w:color w:val="595959"/>
+                <w:sz w:val="16"/>
+                <w:szCs w:val="16"/>
+              </w:rPr>
+              <w:t xml:space="preserve">No closely matching video in the ARES library for this activity.</w:t>
+            </w:r>
+          </w:p>
+          <w:p>
+            <w:pPr>
+              <w:spacing w:after="10" w:before="0"/>
+              <w:ind w:left="120"/>
+            </w:pPr>
+            <w:hyperlink w:history="1" r:id="rIdvmadazd0c6eny69juacsp">
+              <w:r>
+                <w:rPr>
+                  <w:rFonts w:ascii="Arial" w:cs="Arial" w:eastAsia="Arial" w:hAnsi="Arial"/>
+                  <w:color w:val="595959"/>
+                  <w:sz w:val="14"/>
+                  <w:szCs w:val="14"/>
+                  <w:u w:val="single" w:color="595959"/>
+                </w:rPr>
+                <w:t xml:space="preserve">🔍 Search ARES for videos</w:t>
+              </w:r>
+            </w:hyperlink>
+          </w:p>
+          <w:p>
+            <w:pPr>
+              <w:spacing w:after="10" w:before="0"/>
+              <w:ind w:left="120"/>
+            </w:pPr>
+            <w:r>
+              <w:rPr>
+                <w:rFonts w:ascii="Arial" w:cs="Arial" w:eastAsia="Arial" w:hAnsi="Arial"/>
+                <w:color w:val="595959"/>
+                <w:sz w:val="14"/>
+                <w:szCs w:val="14"/>
+              </w:rPr>
+              <w:t xml:space="preserve">Search terms: moments equilibrium force turning</w:t>
+            </w:r>
+          </w:p>
+          <w:p>
+            <w:pPr>
+              <w:spacing w:after="40" w:before="0"/>
+            </w:pPr>
+            <w:r>
+              <w:rPr>
+                <w:sz w:val="14"/>
+                <w:szCs w:val="14"/>
+              </w:rPr>
+              <w:t xml:space="preserve"/>
+            </w:r>
+          </w:p>
+          <w:p>
+            <w:pPr>
+              <w:spacing w:after="20" w:before="0"/>
+            </w:pPr>
+            <w:r>
+              <w:rPr>
+                <w:rFonts w:ascii="Arial" w:cs="Arial" w:eastAsia="Arial" w:hAnsi="Arial"/>
+                <w:b/>
+                <w:bCs/>
+                <w:color w:val="1F3864"/>
+                <w:sz w:val="16"/>
+                <w:szCs w:val="16"/>
+              </w:rPr>
+              <w:t xml:space="preserve">📖 EXERCISE:</w:t>
+            </w:r>
+          </w:p>
+          <w:p>
+            <w:pPr>
+              <w:spacing w:after="20" w:before="0"/>
+            </w:pPr>
+            <w:hyperlink w:history="1" r:id="rIddg-9aw6pdacw7ige2ppwp">
               <w:r>
                 <w:rPr>
                   <w:rFonts w:ascii="Arial" w:cs="Arial" w:eastAsia="Arial" w:hAnsi="Arial"/>
@@ -7894,7 +7965,7 @@
                   <w:szCs w:val="16"/>
                   <w:u w:val="single" w:color="2E75B6"/>
                 </w:rPr>
-                <w:t xml:space="preserve">The future of creativity in algebra</w:t>
+                <w:t xml:space="preserve">Moments and Centers of Mass, Work and Force, Fluid Forces Practice</w:t>
               </w:r>
             </w:hyperlink>
           </w:p>
@@ -7910,7 +7981,7 @@
                 <w:sz w:val="14"/>
                 <w:szCs w:val="14"/>
               </w:rPr>
-              <w:t xml:space="preserve">Source: Khan Academy (English - US curriculum)</w:t>
+              <w:t xml:space="preserve">Source: CK-12</w:t>
             </w:r>
           </w:p>
           <w:p>
@@ -7918,85 +7989,7 @@
               <w:spacing w:after="10" w:before="0"/>
               <w:ind w:left="120"/>
             </w:pPr>
-            <w:hyperlink w:history="1" r:id="rIdcnw606ojhz-d99ab33cxe">
-              <w:r>
-                <w:rPr>
-                  <w:rFonts w:ascii="Arial" w:cs="Arial" w:eastAsia="Arial" w:hAnsi="Arial"/>
-                  <w:color w:val="595959"/>
-                  <w:sz w:val="14"/>
-                  <w:szCs w:val="14"/>
-                  <w:u w:val="single" w:color="595959"/>
-                </w:rPr>
-                <w:t xml:space="preserve">🔍 Search ARES for similar videos</w:t>
-              </w:r>
-            </w:hyperlink>
-          </w:p>
-          <w:p>
-            <w:pPr>
-              <w:spacing w:after="40" w:before="0"/>
-            </w:pPr>
-            <w:r>
-              <w:rPr>
-                <w:sz w:val="14"/>
-                <w:szCs w:val="14"/>
-              </w:rPr>
-              <w:t xml:space="preserve"/>
-            </w:r>
-          </w:p>
-          <w:p>
-            <w:pPr>
-              <w:spacing w:after="20" w:before="0"/>
-            </w:pPr>
-            <w:r>
-              <w:rPr>
-                <w:rFonts w:ascii="Arial" w:cs="Arial" w:eastAsia="Arial" w:hAnsi="Arial"/>
-                <w:b/>
-                <w:bCs/>
-                <w:color w:val="1F3864"/>
-                <w:sz w:val="16"/>
-                <w:szCs w:val="16"/>
-              </w:rPr>
-              <w:t xml:space="preserve">📖 HTML:</w:t>
-            </w:r>
-          </w:p>
-          <w:p>
-            <w:pPr>
-              <w:spacing w:after="20" w:before="0"/>
-            </w:pPr>
-            <w:hyperlink w:history="1" r:id="rIdgiweqcuy0filgnrguofgw">
-              <w:r>
-                <w:rPr>
-                  <w:rFonts w:ascii="Arial" w:cs="Arial" w:eastAsia="Arial" w:hAnsi="Arial"/>
-                  <w:color w:val="2E75B6"/>
-                  <w:sz w:val="16"/>
-                  <w:szCs w:val="16"/>
-                  <w:u w:val="single" w:color="2E75B6"/>
-                </w:rPr>
-                <w:t xml:space="preserve">Applications: Work and Force (Flexbook)</w:t>
-              </w:r>
-            </w:hyperlink>
-          </w:p>
-          <w:p>
-            <w:pPr>
-              <w:spacing w:after="10" w:before="0"/>
-              <w:ind w:left="120"/>
-            </w:pPr>
-            <w:r>
-              <w:rPr>
-                <w:rFonts w:ascii="Arial" w:cs="Arial" w:eastAsia="Arial" w:hAnsi="Arial"/>
-                <w:color w:val="595959"/>
-                <w:sz w:val="14"/>
-                <w:szCs w:val="14"/>
-              </w:rPr>
-              <w:t xml:space="preserve">Source: CK-12</w:t>
-            </w:r>
-          </w:p>
-          <w:p>
-            <w:pPr>
-              <w:spacing w:after="10" w:before="0"/>
-              <w:ind w:left="120"/>
-            </w:pPr>
-            <w:hyperlink w:history="1" r:id="rIdhzozfovsn752d-3awzeqw">
+            <w:hyperlink w:history="1" r:id="rIduqy-eiznozhi2t9unvh7i">
               <w:r>
                 <w:rPr>
                   <w:rFonts w:ascii="Arial" w:cs="Arial" w:eastAsia="Arial" w:hAnsi="Arial"/>
@@ -8267,7 +8260,84 @@
             <w:pPr>
               <w:spacing w:after="20" w:before="0"/>
             </w:pPr>
-            <w:hyperlink w:history="1" r:id="rId5i3gotemp9pomylvn1gqy">
+            <w:r>
+              <w:rPr>
+                <w:rFonts w:ascii="Arial" w:cs="Arial" w:eastAsia="Arial" w:hAnsi="Arial"/>
+                <w:i/>
+                <w:iCs/>
+                <w:color w:val="595959"/>
+                <w:sz w:val="16"/>
+                <w:szCs w:val="16"/>
+              </w:rPr>
+              <w:t xml:space="preserve">No closely matching video in the ARES library for this activity.</w:t>
+            </w:r>
+          </w:p>
+          <w:p>
+            <w:pPr>
+              <w:spacing w:after="10" w:before="0"/>
+              <w:ind w:left="120"/>
+            </w:pPr>
+            <w:hyperlink w:history="1" r:id="rIdzkztzvqt02ijzafn8l893">
+              <w:r>
+                <w:rPr>
+                  <w:rFonts w:ascii="Arial" w:cs="Arial" w:eastAsia="Arial" w:hAnsi="Arial"/>
+                  <w:color w:val="595959"/>
+                  <w:sz w:val="14"/>
+                  <w:szCs w:val="14"/>
+                  <w:u w:val="single" w:color="595959"/>
+                </w:rPr>
+                <w:t xml:space="preserve">🔍 Search ARES for videos</w:t>
+              </w:r>
+            </w:hyperlink>
+          </w:p>
+          <w:p>
+            <w:pPr>
+              <w:spacing w:after="10" w:before="0"/>
+              <w:ind w:left="120"/>
+            </w:pPr>
+            <w:r>
+              <w:rPr>
+                <w:rFonts w:ascii="Arial" w:cs="Arial" w:eastAsia="Arial" w:hAnsi="Arial"/>
+                <w:color w:val="595959"/>
+                <w:sz w:val="14"/>
+                <w:szCs w:val="14"/>
+              </w:rPr>
+              <w:t xml:space="preserve">Search terms: moments equilibrium force turning</w:t>
+            </w:r>
+          </w:p>
+          <w:p>
+            <w:pPr>
+              <w:spacing w:after="40" w:before="0"/>
+            </w:pPr>
+            <w:r>
+              <w:rPr>
+                <w:sz w:val="14"/>
+                <w:szCs w:val="14"/>
+              </w:rPr>
+              <w:t xml:space="preserve"/>
+            </w:r>
+          </w:p>
+          <w:p>
+            <w:pPr>
+              <w:spacing w:after="20" w:before="0"/>
+            </w:pPr>
+            <w:r>
+              <w:rPr>
+                <w:rFonts w:ascii="Arial" w:cs="Arial" w:eastAsia="Arial" w:hAnsi="Arial"/>
+                <w:b/>
+                <w:bCs/>
+                <w:color w:val="1F3864"/>
+                <w:sz w:val="16"/>
+                <w:szCs w:val="16"/>
+              </w:rPr>
+              <w:t xml:space="preserve">📖 EXERCISE:</w:t>
+            </w:r>
+          </w:p>
+          <w:p>
+            <w:pPr>
+              <w:spacing w:after="20" w:before="0"/>
+            </w:pPr>
+            <w:hyperlink w:history="1" r:id="rIdaetnpjuzj-fv-bra8ygxs">
               <w:r>
                 <w:rPr>
                   <w:rFonts w:ascii="Arial" w:cs="Arial" w:eastAsia="Arial" w:hAnsi="Arial"/>
@@ -8276,7 +8346,7 @@
                   <w:szCs w:val="16"/>
                   <w:u w:val="single" w:color="2E75B6"/>
                 </w:rPr>
-                <w:t xml:space="preserve">The future of creativity in algebra</w:t>
+                <w:t xml:space="preserve">Moments and Centers of Mass, Work and Force, Fluid Forces Practice</w:t>
               </w:r>
             </w:hyperlink>
           </w:p>
@@ -8292,7 +8362,7 @@
                 <w:sz w:val="14"/>
                 <w:szCs w:val="14"/>
               </w:rPr>
-              <w:t xml:space="preserve">Source: Khan Academy (English - US curriculum)</w:t>
+              <w:t xml:space="preserve">Source: CK-12</w:t>
             </w:r>
           </w:p>
           <w:p>
@@ -8300,85 +8370,7 @@
               <w:spacing w:after="10" w:before="0"/>
               <w:ind w:left="120"/>
             </w:pPr>
-            <w:hyperlink w:history="1" r:id="rId3b0f14wvpitrzi8skzxm3">
-              <w:r>
-                <w:rPr>
-                  <w:rFonts w:ascii="Arial" w:cs="Arial" w:eastAsia="Arial" w:hAnsi="Arial"/>
-                  <w:color w:val="595959"/>
-                  <w:sz w:val="14"/>
-                  <w:szCs w:val="14"/>
-                  <w:u w:val="single" w:color="595959"/>
-                </w:rPr>
-                <w:t xml:space="preserve">🔍 Search ARES for similar videos</w:t>
-              </w:r>
-            </w:hyperlink>
-          </w:p>
-          <w:p>
-            <w:pPr>
-              <w:spacing w:after="40" w:before="0"/>
-            </w:pPr>
-            <w:r>
-              <w:rPr>
-                <w:sz w:val="14"/>
-                <w:szCs w:val="14"/>
-              </w:rPr>
-              <w:t xml:space="preserve"/>
-            </w:r>
-          </w:p>
-          <w:p>
-            <w:pPr>
-              <w:spacing w:after="20" w:before="0"/>
-            </w:pPr>
-            <w:r>
-              <w:rPr>
-                <w:rFonts w:ascii="Arial" w:cs="Arial" w:eastAsia="Arial" w:hAnsi="Arial"/>
-                <w:b/>
-                <w:bCs/>
-                <w:color w:val="1F3864"/>
-                <w:sz w:val="16"/>
-                <w:szCs w:val="16"/>
-              </w:rPr>
-              <w:t xml:space="preserve">📖 HTML:</w:t>
-            </w:r>
-          </w:p>
-          <w:p>
-            <w:pPr>
-              <w:spacing w:after="20" w:before="0"/>
-            </w:pPr>
-            <w:hyperlink w:history="1" r:id="rIdmf2wqgun_qsvtmg9zafzy">
-              <w:r>
-                <w:rPr>
-                  <w:rFonts w:ascii="Arial" w:cs="Arial" w:eastAsia="Arial" w:hAnsi="Arial"/>
-                  <w:color w:val="2E75B6"/>
-                  <w:sz w:val="16"/>
-                  <w:szCs w:val="16"/>
-                  <w:u w:val="single" w:color="2E75B6"/>
-                </w:rPr>
-                <w:t xml:space="preserve">Applications: Work and Force (Flexbook)</w:t>
-              </w:r>
-            </w:hyperlink>
-          </w:p>
-          <w:p>
-            <w:pPr>
-              <w:spacing w:after="10" w:before="0"/>
-              <w:ind w:left="120"/>
-            </w:pPr>
-            <w:r>
-              <w:rPr>
-                <w:rFonts w:ascii="Arial" w:cs="Arial" w:eastAsia="Arial" w:hAnsi="Arial"/>
-                <w:color w:val="595959"/>
-                <w:sz w:val="14"/>
-                <w:szCs w:val="14"/>
-              </w:rPr>
-              <w:t xml:space="preserve">Source: CK-12</w:t>
-            </w:r>
-          </w:p>
-          <w:p>
-            <w:pPr>
-              <w:spacing w:after="10" w:before="0"/>
-              <w:ind w:left="120"/>
-            </w:pPr>
-            <w:hyperlink w:history="1" r:id="rIdazqec17zmlfrrq3kqxara">
+            <w:hyperlink w:history="1" r:id="rIdaffhuyrwqfswmp_2jw5yn">
               <w:r>
                 <w:rPr>
                   <w:rFonts w:ascii="Arial" w:cs="Arial" w:eastAsia="Arial" w:hAnsi="Arial"/>
@@ -8687,7 +8679,84 @@
             <w:pPr>
               <w:spacing w:after="20" w:before="0"/>
             </w:pPr>
-            <w:hyperlink w:history="1" r:id="rIdxuc_-mnozpmpmxzmku7tq">
+            <w:r>
+              <w:rPr>
+                <w:rFonts w:ascii="Arial" w:cs="Arial" w:eastAsia="Arial" w:hAnsi="Arial"/>
+                <w:i/>
+                <w:iCs/>
+                <w:color w:val="595959"/>
+                <w:sz w:val="16"/>
+                <w:szCs w:val="16"/>
+              </w:rPr>
+              <w:t xml:space="preserve">No closely matching video in the ARES library for this activity.</w:t>
+            </w:r>
+          </w:p>
+          <w:p>
+            <w:pPr>
+              <w:spacing w:after="10" w:before="0"/>
+              <w:ind w:left="120"/>
+            </w:pPr>
+            <w:hyperlink w:history="1" r:id="rId86e2auoju-toqcmatta9c">
+              <w:r>
+                <w:rPr>
+                  <w:rFonts w:ascii="Arial" w:cs="Arial" w:eastAsia="Arial" w:hAnsi="Arial"/>
+                  <w:color w:val="595959"/>
+                  <w:sz w:val="14"/>
+                  <w:szCs w:val="14"/>
+                  <w:u w:val="single" w:color="595959"/>
+                </w:rPr>
+                <w:t xml:space="preserve">🔍 Search ARES for videos</w:t>
+              </w:r>
+            </w:hyperlink>
+          </w:p>
+          <w:p>
+            <w:pPr>
+              <w:spacing w:after="10" w:before="0"/>
+              <w:ind w:left="120"/>
+            </w:pPr>
+            <w:r>
+              <w:rPr>
+                <w:rFonts w:ascii="Arial" w:cs="Arial" w:eastAsia="Arial" w:hAnsi="Arial"/>
+                <w:color w:val="595959"/>
+                <w:sz w:val="14"/>
+                <w:szCs w:val="14"/>
+              </w:rPr>
+              <w:t xml:space="preserve">Search terms: moments equilibrium force turning</w:t>
+            </w:r>
+          </w:p>
+          <w:p>
+            <w:pPr>
+              <w:spacing w:after="40" w:before="0"/>
+            </w:pPr>
+            <w:r>
+              <w:rPr>
+                <w:sz w:val="14"/>
+                <w:szCs w:val="14"/>
+              </w:rPr>
+              <w:t xml:space="preserve"/>
+            </w:r>
+          </w:p>
+          <w:p>
+            <w:pPr>
+              <w:spacing w:after="20" w:before="0"/>
+            </w:pPr>
+            <w:r>
+              <w:rPr>
+                <w:rFonts w:ascii="Arial" w:cs="Arial" w:eastAsia="Arial" w:hAnsi="Arial"/>
+                <w:b/>
+                <w:bCs/>
+                <w:color w:val="1F3864"/>
+                <w:sz w:val="16"/>
+                <w:szCs w:val="16"/>
+              </w:rPr>
+              <w:t xml:space="preserve">📖 EXERCISE:</w:t>
+            </w:r>
+          </w:p>
+          <w:p>
+            <w:pPr>
+              <w:spacing w:after="20" w:before="0"/>
+            </w:pPr>
+            <w:hyperlink w:history="1" r:id="rIdtfhekoix17iesr9-4zvcs">
               <w:r>
                 <w:rPr>
                   <w:rFonts w:ascii="Arial" w:cs="Arial" w:eastAsia="Arial" w:hAnsi="Arial"/>
@@ -8696,7 +8765,7 @@
                   <w:szCs w:val="16"/>
                   <w:u w:val="single" w:color="2E75B6"/>
                 </w:rPr>
-                <w:t xml:space="preserve">The future of creativity in algebra</w:t>
+                <w:t xml:space="preserve">Moments and Centers of Mass, Work and Force, Fluid Forces Practice</w:t>
               </w:r>
             </w:hyperlink>
           </w:p>
@@ -8712,7 +8781,7 @@
                 <w:sz w:val="14"/>
                 <w:szCs w:val="14"/>
               </w:rPr>
-              <w:t xml:space="preserve">Source: Khan Academy (English - US curriculum)</w:t>
+              <w:t xml:space="preserve">Source: CK-12</w:t>
             </w:r>
           </w:p>
           <w:p>
@@ -8720,85 +8789,7 @@
               <w:spacing w:after="10" w:before="0"/>
               <w:ind w:left="120"/>
             </w:pPr>
-            <w:hyperlink w:history="1" r:id="rId3_65evta6y6z4qeaiyhsd">
-              <w:r>
-                <w:rPr>
-                  <w:rFonts w:ascii="Arial" w:cs="Arial" w:eastAsia="Arial" w:hAnsi="Arial"/>
-                  <w:color w:val="595959"/>
-                  <w:sz w:val="14"/>
-                  <w:szCs w:val="14"/>
-                  <w:u w:val="single" w:color="595959"/>
-                </w:rPr>
-                <w:t xml:space="preserve">🔍 Search ARES for similar videos</w:t>
-              </w:r>
-            </w:hyperlink>
-          </w:p>
-          <w:p>
-            <w:pPr>
-              <w:spacing w:after="40" w:before="0"/>
-            </w:pPr>
-            <w:r>
-              <w:rPr>
-                <w:sz w:val="14"/>
-                <w:szCs w:val="14"/>
-              </w:rPr>
-              <w:t xml:space="preserve"/>
-            </w:r>
-          </w:p>
-          <w:p>
-            <w:pPr>
-              <w:spacing w:after="20" w:before="0"/>
-            </w:pPr>
-            <w:r>
-              <w:rPr>
-                <w:rFonts w:ascii="Arial" w:cs="Arial" w:eastAsia="Arial" w:hAnsi="Arial"/>
-                <w:b/>
-                <w:bCs/>
-                <w:color w:val="1F3864"/>
-                <w:sz w:val="16"/>
-                <w:szCs w:val="16"/>
-              </w:rPr>
-              <w:t xml:space="preserve">📖 HTML:</w:t>
-            </w:r>
-          </w:p>
-          <w:p>
-            <w:pPr>
-              <w:spacing w:after="20" w:before="0"/>
-            </w:pPr>
-            <w:hyperlink w:history="1" r:id="rIddddvgbqs3e9peuhldz7ku">
-              <w:r>
-                <w:rPr>
-                  <w:rFonts w:ascii="Arial" w:cs="Arial" w:eastAsia="Arial" w:hAnsi="Arial"/>
-                  <w:color w:val="2E75B6"/>
-                  <w:sz w:val="16"/>
-                  <w:szCs w:val="16"/>
-                  <w:u w:val="single" w:color="2E75B6"/>
-                </w:rPr>
-                <w:t xml:space="preserve">Applications: Work and Force (Flexbook)</w:t>
-              </w:r>
-            </w:hyperlink>
-          </w:p>
-          <w:p>
-            <w:pPr>
-              <w:spacing w:after="10" w:before="0"/>
-              <w:ind w:left="120"/>
-            </w:pPr>
-            <w:r>
-              <w:rPr>
-                <w:rFonts w:ascii="Arial" w:cs="Arial" w:eastAsia="Arial" w:hAnsi="Arial"/>
-                <w:color w:val="595959"/>
-                <w:sz w:val="14"/>
-                <w:szCs w:val="14"/>
-              </w:rPr>
-              <w:t xml:space="preserve">Source: CK-12</w:t>
-            </w:r>
-          </w:p>
-          <w:p>
-            <w:pPr>
-              <w:spacing w:after="10" w:before="0"/>
-              <w:ind w:left="120"/>
-            </w:pPr>
-            <w:hyperlink w:history="1" r:id="rIdoip6smzdpzf7k1nyuddvp">
+            <w:hyperlink w:history="1" r:id="rId9n0zjshljld_np9bqs2o3">
               <w:r>
                 <w:rPr>
                   <w:rFonts w:ascii="Arial" w:cs="Arial" w:eastAsia="Arial" w:hAnsi="Arial"/>
@@ -9069,7 +9060,84 @@
             <w:pPr>
               <w:spacing w:after="20" w:before="0"/>
             </w:pPr>
-            <w:hyperlink w:history="1" r:id="rIdf04_3yxya8cm_pr2lknq8">
+            <w:r>
+              <w:rPr>
+                <w:rFonts w:ascii="Arial" w:cs="Arial" w:eastAsia="Arial" w:hAnsi="Arial"/>
+                <w:i/>
+                <w:iCs/>
+                <w:color w:val="595959"/>
+                <w:sz w:val="16"/>
+                <w:szCs w:val="16"/>
+              </w:rPr>
+              <w:t xml:space="preserve">No closely matching video in the ARES library for this activity.</w:t>
+            </w:r>
+          </w:p>
+          <w:p>
+            <w:pPr>
+              <w:spacing w:after="10" w:before="0"/>
+              <w:ind w:left="120"/>
+            </w:pPr>
+            <w:hyperlink w:history="1" r:id="rIdhcv2som0-9vgohb3v_scn">
+              <w:r>
+                <w:rPr>
+                  <w:rFonts w:ascii="Arial" w:cs="Arial" w:eastAsia="Arial" w:hAnsi="Arial"/>
+                  <w:color w:val="595959"/>
+                  <w:sz w:val="14"/>
+                  <w:szCs w:val="14"/>
+                  <w:u w:val="single" w:color="595959"/>
+                </w:rPr>
+                <w:t xml:space="preserve">🔍 Search ARES for videos</w:t>
+              </w:r>
+            </w:hyperlink>
+          </w:p>
+          <w:p>
+            <w:pPr>
+              <w:spacing w:after="10" w:before="0"/>
+              <w:ind w:left="120"/>
+            </w:pPr>
+            <w:r>
+              <w:rPr>
+                <w:rFonts w:ascii="Arial" w:cs="Arial" w:eastAsia="Arial" w:hAnsi="Arial"/>
+                <w:color w:val="595959"/>
+                <w:sz w:val="14"/>
+                <w:szCs w:val="14"/>
+              </w:rPr>
+              <w:t xml:space="preserve">Search terms: moments equilibrium force turning</w:t>
+            </w:r>
+          </w:p>
+          <w:p>
+            <w:pPr>
+              <w:spacing w:after="40" w:before="0"/>
+            </w:pPr>
+            <w:r>
+              <w:rPr>
+                <w:sz w:val="14"/>
+                <w:szCs w:val="14"/>
+              </w:rPr>
+              <w:t xml:space="preserve"/>
+            </w:r>
+          </w:p>
+          <w:p>
+            <w:pPr>
+              <w:spacing w:after="20" w:before="0"/>
+            </w:pPr>
+            <w:r>
+              <w:rPr>
+                <w:rFonts w:ascii="Arial" w:cs="Arial" w:eastAsia="Arial" w:hAnsi="Arial"/>
+                <w:b/>
+                <w:bCs/>
+                <w:color w:val="1F3864"/>
+                <w:sz w:val="16"/>
+                <w:szCs w:val="16"/>
+              </w:rPr>
+              <w:t xml:space="preserve">📖 EXERCISE:</w:t>
+            </w:r>
+          </w:p>
+          <w:p>
+            <w:pPr>
+              <w:spacing w:after="20" w:before="0"/>
+            </w:pPr>
+            <w:hyperlink w:history="1" r:id="rIdjahu6ocnaseiyoulj-qy7">
               <w:r>
                 <w:rPr>
                   <w:rFonts w:ascii="Arial" w:cs="Arial" w:eastAsia="Arial" w:hAnsi="Arial"/>
@@ -9078,7 +9146,7 @@
                   <w:szCs w:val="16"/>
                   <w:u w:val="single" w:color="2E75B6"/>
                 </w:rPr>
-                <w:t xml:space="preserve">The future of creativity in algebra</w:t>
+                <w:t xml:space="preserve">Moments and Centers of Mass, Work and Force, Fluid Forces Practice</w:t>
               </w:r>
             </w:hyperlink>
           </w:p>
@@ -9094,7 +9162,7 @@
                 <w:sz w:val="14"/>
                 <w:szCs w:val="14"/>
               </w:rPr>
-              <w:t xml:space="preserve">Source: Khan Academy (English - US curriculum)</w:t>
+              <w:t xml:space="preserve">Source: CK-12</w:t>
             </w:r>
           </w:p>
           <w:p>
@@ -9102,85 +9170,7 @@
               <w:spacing w:after="10" w:before="0"/>
               <w:ind w:left="120"/>
             </w:pPr>
-            <w:hyperlink w:history="1" r:id="rIdsbem4cms1a-uy2cwphi5v">
-              <w:r>
-                <w:rPr>
-                  <w:rFonts w:ascii="Arial" w:cs="Arial" w:eastAsia="Arial" w:hAnsi="Arial"/>
-                  <w:color w:val="595959"/>
-                  <w:sz w:val="14"/>
-                  <w:szCs w:val="14"/>
-                  <w:u w:val="single" w:color="595959"/>
-                </w:rPr>
-                <w:t xml:space="preserve">🔍 Search ARES for similar videos</w:t>
-              </w:r>
-            </w:hyperlink>
-          </w:p>
-          <w:p>
-            <w:pPr>
-              <w:spacing w:after="40" w:before="0"/>
-            </w:pPr>
-            <w:r>
-              <w:rPr>
-                <w:sz w:val="14"/>
-                <w:szCs w:val="14"/>
-              </w:rPr>
-              <w:t xml:space="preserve"/>
-            </w:r>
-          </w:p>
-          <w:p>
-            <w:pPr>
-              <w:spacing w:after="20" w:before="0"/>
-            </w:pPr>
-            <w:r>
-              <w:rPr>
-                <w:rFonts w:ascii="Arial" w:cs="Arial" w:eastAsia="Arial" w:hAnsi="Arial"/>
-                <w:b/>
-                <w:bCs/>
-                <w:color w:val="1F3864"/>
-                <w:sz w:val="16"/>
-                <w:szCs w:val="16"/>
-              </w:rPr>
-              <w:t xml:space="preserve">📖 HTML:</w:t>
-            </w:r>
-          </w:p>
-          <w:p>
-            <w:pPr>
-              <w:spacing w:after="20" w:before="0"/>
-            </w:pPr>
-            <w:hyperlink w:history="1" r:id="rIdaxegsn77gl02-ft4jktzw">
-              <w:r>
-                <w:rPr>
-                  <w:rFonts w:ascii="Arial" w:cs="Arial" w:eastAsia="Arial" w:hAnsi="Arial"/>
-                  <w:color w:val="2E75B6"/>
-                  <w:sz w:val="16"/>
-                  <w:szCs w:val="16"/>
-                  <w:u w:val="single" w:color="2E75B6"/>
-                </w:rPr>
-                <w:t xml:space="preserve">Applications: Work and Force (Flexbook)</w:t>
-              </w:r>
-            </w:hyperlink>
-          </w:p>
-          <w:p>
-            <w:pPr>
-              <w:spacing w:after="10" w:before="0"/>
-              <w:ind w:left="120"/>
-            </w:pPr>
-            <w:r>
-              <w:rPr>
-                <w:rFonts w:ascii="Arial" w:cs="Arial" w:eastAsia="Arial" w:hAnsi="Arial"/>
-                <w:color w:val="595959"/>
-                <w:sz w:val="14"/>
-                <w:szCs w:val="14"/>
-              </w:rPr>
-              <w:t xml:space="preserve">Source: CK-12</w:t>
-            </w:r>
-          </w:p>
-          <w:p>
-            <w:pPr>
-              <w:spacing w:after="10" w:before="0"/>
-              <w:ind w:left="120"/>
-            </w:pPr>
-            <w:hyperlink w:history="1" r:id="rIdyadotmbg7vf8red-bqe90">
+            <w:hyperlink w:history="1" r:id="rId54zc2ccgudn5xjx4nd2y5">
               <w:r>
                 <w:rPr>
                   <w:rFonts w:ascii="Arial" w:cs="Arial" w:eastAsia="Arial" w:hAnsi="Arial"/>
@@ -10743,40 +10733,24 @@
             <w:pPr>
               <w:spacing w:after="20" w:before="0"/>
             </w:pPr>
-            <w:hyperlink w:history="1" r:id="rIdgec4spdooli5ubu-m4rco">
-              <w:r>
-                <w:rPr>
-                  <w:rFonts w:ascii="Arial" w:cs="Arial" w:eastAsia="Arial" w:hAnsi="Arial"/>
-                  <w:color w:val="2E75B6"/>
-                  <w:sz w:val="16"/>
-                  <w:szCs w:val="16"/>
-                  <w:u w:val="single" w:color="2E75B6"/>
-                </w:rPr>
-                <w:t xml:space="preserve">Cellini, Perseus</w:t>
-              </w:r>
-            </w:hyperlink>
+            <w:r>
+              <w:rPr>
+                <w:rFonts w:ascii="Arial" w:cs="Arial" w:eastAsia="Arial" w:hAnsi="Arial"/>
+                <w:i/>
+                <w:iCs/>
+                <w:color w:val="595959"/>
+                <w:sz w:val="16"/>
+                <w:szCs w:val="16"/>
+              </w:rPr>
+              <w:t xml:space="preserve">No closely matching video in the ARES library for this activity.</w:t>
+            </w:r>
           </w:p>
           <w:p>
             <w:pPr>
               <w:spacing w:after="10" w:before="0"/>
               <w:ind w:left="120"/>
             </w:pPr>
-            <w:r>
-              <w:rPr>
-                <w:rFonts w:ascii="Arial" w:cs="Arial" w:eastAsia="Arial" w:hAnsi="Arial"/>
-                <w:color w:val="595959"/>
-                <w:sz w:val="14"/>
-                <w:szCs w:val="14"/>
-              </w:rPr>
-              <w:t xml:space="preserve">Source: Khan Academy (English - US curriculum)</w:t>
-            </w:r>
-          </w:p>
-          <w:p>
-            <w:pPr>
-              <w:spacing w:after="10" w:before="0"/>
-              <w:ind w:left="120"/>
-            </w:pPr>
-            <w:hyperlink w:history="1" r:id="rIdx-7jflszio-2rpr0xy24o">
+            <w:hyperlink w:history="1" r:id="rIdoikxl92gvbgjttrbn5qdq">
               <w:r>
                 <w:rPr>
                   <w:rFonts w:ascii="Arial" w:cs="Arial" w:eastAsia="Arial" w:hAnsi="Arial"/>
@@ -10785,9 +10759,24 @@
                   <w:szCs w:val="14"/>
                   <w:u w:val="single" w:color="595959"/>
                 </w:rPr>
-                <w:t xml:space="preserve">🔍 Search ARES for similar videos</w:t>
+                <w:t xml:space="preserve">🔍 Search ARES for videos</w:t>
               </w:r>
             </w:hyperlink>
+          </w:p>
+          <w:p>
+            <w:pPr>
+              <w:spacing w:after="10" w:before="0"/>
+              <w:ind w:left="120"/>
+            </w:pPr>
+            <w:r>
+              <w:rPr>
+                <w:rFonts w:ascii="Arial" w:cs="Arial" w:eastAsia="Arial" w:hAnsi="Arial"/>
+                <w:color w:val="595959"/>
+                <w:sz w:val="14"/>
+                <w:szCs w:val="14"/>
+              </w:rPr>
+              <w:t xml:space="preserve">Search terms: moments equilibrium centre gravity</w:t>
+            </w:r>
           </w:p>
           <w:p>
             <w:pPr>
@@ -10814,47 +10803,31 @@
                 <w:sz w:val="16"/>
                 <w:szCs w:val="16"/>
               </w:rPr>
-              <w:t xml:space="preserve">📖 HTML:</w:t>
+              <w:t xml:space="preserve">📖 READING:</w:t>
             </w:r>
           </w:p>
           <w:p>
             <w:pPr>
               <w:spacing w:after="20" w:before="0"/>
             </w:pPr>
-            <w:hyperlink w:history="1" r:id="rId2gfm3tsbgexpd-7khmk1d">
-              <w:r>
-                <w:rPr>
-                  <w:rFonts w:ascii="Arial" w:cs="Arial" w:eastAsia="Arial" w:hAnsi="Arial"/>
-                  <w:color w:val="2E75B6"/>
-                  <w:sz w:val="16"/>
-                  <w:szCs w:val="16"/>
-                  <w:u w:val="single" w:color="2E75B6"/>
-                </w:rPr>
-                <w:t xml:space="preserve">Landforms from Erosion and Deposition by Gravity (Flexbook)</w:t>
-              </w:r>
-            </w:hyperlink>
+            <w:r>
+              <w:rPr>
+                <w:rFonts w:ascii="Arial" w:cs="Arial" w:eastAsia="Arial" w:hAnsi="Arial"/>
+                <w:i/>
+                <w:iCs/>
+                <w:color w:val="595959"/>
+                <w:sz w:val="16"/>
+                <w:szCs w:val="16"/>
+              </w:rPr>
+              <w:t xml:space="preserve">No closely matching reading in the ARES library for this activity.</w:t>
+            </w:r>
           </w:p>
           <w:p>
             <w:pPr>
               <w:spacing w:after="10" w:before="0"/>
               <w:ind w:left="120"/>
             </w:pPr>
-            <w:r>
-              <w:rPr>
-                <w:rFonts w:ascii="Arial" w:cs="Arial" w:eastAsia="Arial" w:hAnsi="Arial"/>
-                <w:color w:val="595959"/>
-                <w:sz w:val="14"/>
-                <w:szCs w:val="14"/>
-              </w:rPr>
-              <w:t xml:space="preserve">Source: CK-12</w:t>
-            </w:r>
-          </w:p>
-          <w:p>
-            <w:pPr>
-              <w:spacing w:after="10" w:before="0"/>
-              <w:ind w:left="120"/>
-            </w:pPr>
-            <w:hyperlink w:history="1" r:id="rIdqx1ywu1ghzwe_ugi3zn5p">
+            <w:hyperlink w:history="1" r:id="rIdir96b8rax__gw_rwllogg">
               <w:r>
                 <w:rPr>
                   <w:rFonts w:ascii="Arial" w:cs="Arial" w:eastAsia="Arial" w:hAnsi="Arial"/>
@@ -10863,9 +10836,24 @@
                   <w:szCs w:val="14"/>
                   <w:u w:val="single" w:color="595959"/>
                 </w:rPr>
-                <w:t xml:space="preserve">🔍 Search ARES for similar readings</w:t>
+                <w:t xml:space="preserve">🔍 Search ARES for readings</w:t>
               </w:r>
             </w:hyperlink>
+          </w:p>
+          <w:p>
+            <w:pPr>
+              <w:spacing w:after="10" w:before="0"/>
+              <w:ind w:left="120"/>
+            </w:pPr>
+            <w:r>
+              <w:rPr>
+                <w:rFonts w:ascii="Arial" w:cs="Arial" w:eastAsia="Arial" w:hAnsi="Arial"/>
+                <w:color w:val="595959"/>
+                <w:sz w:val="14"/>
+                <w:szCs w:val="14"/>
+              </w:rPr>
+              <w:t xml:space="preserve">Search terms: moments equilibrium centre gravity</w:t>
+            </w:r>
           </w:p>
         </w:tc>
         <w:tc>
@@ -11049,40 +11037,24 @@
             <w:pPr>
               <w:spacing w:after="20" w:before="0"/>
             </w:pPr>
-            <w:hyperlink w:history="1" r:id="rId9jefzubvxikpmxoxmhz8s">
-              <w:r>
-                <w:rPr>
-                  <w:rFonts w:ascii="Arial" w:cs="Arial" w:eastAsia="Arial" w:hAnsi="Arial"/>
-                  <w:color w:val="2E75B6"/>
-                  <w:sz w:val="16"/>
-                  <w:szCs w:val="16"/>
-                  <w:u w:val="single" w:color="2E75B6"/>
-                </w:rPr>
-                <w:t xml:space="preserve">Cellini, Perseus</w:t>
-              </w:r>
-            </w:hyperlink>
+            <w:r>
+              <w:rPr>
+                <w:rFonts w:ascii="Arial" w:cs="Arial" w:eastAsia="Arial" w:hAnsi="Arial"/>
+                <w:i/>
+                <w:iCs/>
+                <w:color w:val="595959"/>
+                <w:sz w:val="16"/>
+                <w:szCs w:val="16"/>
+              </w:rPr>
+              <w:t xml:space="preserve">No closely matching video in the ARES library for this activity.</w:t>
+            </w:r>
           </w:p>
           <w:p>
             <w:pPr>
               <w:spacing w:after="10" w:before="0"/>
               <w:ind w:left="120"/>
             </w:pPr>
-            <w:r>
-              <w:rPr>
-                <w:rFonts w:ascii="Arial" w:cs="Arial" w:eastAsia="Arial" w:hAnsi="Arial"/>
-                <w:color w:val="595959"/>
-                <w:sz w:val="14"/>
-                <w:szCs w:val="14"/>
-              </w:rPr>
-              <w:t xml:space="preserve">Source: Khan Academy (English - US curriculum)</w:t>
-            </w:r>
-          </w:p>
-          <w:p>
-            <w:pPr>
-              <w:spacing w:after="10" w:before="0"/>
-              <w:ind w:left="120"/>
-            </w:pPr>
-            <w:hyperlink w:history="1" r:id="rIdgfjyxtkioyrtefw8ofjkx">
+            <w:hyperlink w:history="1" r:id="rIdsjtq7dcmwsiceucbowoee">
               <w:r>
                 <w:rPr>
                   <w:rFonts w:ascii="Arial" w:cs="Arial" w:eastAsia="Arial" w:hAnsi="Arial"/>
@@ -11091,9 +11063,24 @@
                   <w:szCs w:val="14"/>
                   <w:u w:val="single" w:color="595959"/>
                 </w:rPr>
-                <w:t xml:space="preserve">🔍 Search ARES for similar videos</w:t>
+                <w:t xml:space="preserve">🔍 Search ARES for videos</w:t>
               </w:r>
             </w:hyperlink>
+          </w:p>
+          <w:p>
+            <w:pPr>
+              <w:spacing w:after="10" w:before="0"/>
+              <w:ind w:left="120"/>
+            </w:pPr>
+            <w:r>
+              <w:rPr>
+                <w:rFonts w:ascii="Arial" w:cs="Arial" w:eastAsia="Arial" w:hAnsi="Arial"/>
+                <w:color w:val="595959"/>
+                <w:sz w:val="14"/>
+                <w:szCs w:val="14"/>
+              </w:rPr>
+              <w:t xml:space="preserve">Search terms: moments equilibrium centre gravity</w:t>
+            </w:r>
           </w:p>
           <w:p>
             <w:pPr>
@@ -11120,47 +11107,31 @@
                 <w:sz w:val="16"/>
                 <w:szCs w:val="16"/>
               </w:rPr>
-              <w:t xml:space="preserve">📖 HTML:</w:t>
+              <w:t xml:space="preserve">📖 READING:</w:t>
             </w:r>
           </w:p>
           <w:p>
             <w:pPr>
               <w:spacing w:after="20" w:before="0"/>
             </w:pPr>
-            <w:hyperlink w:history="1" r:id="rIdg36nk70arzbccc3pkgy_c">
-              <w:r>
-                <w:rPr>
-                  <w:rFonts w:ascii="Arial" w:cs="Arial" w:eastAsia="Arial" w:hAnsi="Arial"/>
-                  <w:color w:val="2E75B6"/>
-                  <w:sz w:val="16"/>
-                  <w:szCs w:val="16"/>
-                  <w:u w:val="single" w:color="2E75B6"/>
-                </w:rPr>
-                <w:t xml:space="preserve">Landforms from Erosion and Deposition by Gravity (Flexbook)</w:t>
-              </w:r>
-            </w:hyperlink>
+            <w:r>
+              <w:rPr>
+                <w:rFonts w:ascii="Arial" w:cs="Arial" w:eastAsia="Arial" w:hAnsi="Arial"/>
+                <w:i/>
+                <w:iCs/>
+                <w:color w:val="595959"/>
+                <w:sz w:val="16"/>
+                <w:szCs w:val="16"/>
+              </w:rPr>
+              <w:t xml:space="preserve">No closely matching reading in the ARES library for this activity.</w:t>
+            </w:r>
           </w:p>
           <w:p>
             <w:pPr>
               <w:spacing w:after="10" w:before="0"/>
               <w:ind w:left="120"/>
             </w:pPr>
-            <w:r>
-              <w:rPr>
-                <w:rFonts w:ascii="Arial" w:cs="Arial" w:eastAsia="Arial" w:hAnsi="Arial"/>
-                <w:color w:val="595959"/>
-                <w:sz w:val="14"/>
-                <w:szCs w:val="14"/>
-              </w:rPr>
-              <w:t xml:space="preserve">Source: CK-12</w:t>
-            </w:r>
-          </w:p>
-          <w:p>
-            <w:pPr>
-              <w:spacing w:after="10" w:before="0"/>
-              <w:ind w:left="120"/>
-            </w:pPr>
-            <w:hyperlink w:history="1" r:id="rIdyohp1xye_6a6pimpqn0fs">
+            <w:hyperlink w:history="1" r:id="rIdaoicxfv3vlw5xstle0mel">
               <w:r>
                 <w:rPr>
                   <w:rFonts w:ascii="Arial" w:cs="Arial" w:eastAsia="Arial" w:hAnsi="Arial"/>
@@ -11169,9 +11140,24 @@
                   <w:szCs w:val="14"/>
                   <w:u w:val="single" w:color="595959"/>
                 </w:rPr>
-                <w:t xml:space="preserve">🔍 Search ARES for similar readings</w:t>
+                <w:t xml:space="preserve">🔍 Search ARES for readings</w:t>
               </w:r>
             </w:hyperlink>
+          </w:p>
+          <w:p>
+            <w:pPr>
+              <w:spacing w:after="10" w:before="0"/>
+              <w:ind w:left="120"/>
+            </w:pPr>
+            <w:r>
+              <w:rPr>
+                <w:rFonts w:ascii="Arial" w:cs="Arial" w:eastAsia="Arial" w:hAnsi="Arial"/>
+                <w:color w:val="595959"/>
+                <w:sz w:val="14"/>
+                <w:szCs w:val="14"/>
+              </w:rPr>
+              <w:t xml:space="preserve">Search terms: moments equilibrium centre gravity</w:t>
+            </w:r>
           </w:p>
         </w:tc>
         <w:tc>
@@ -11355,40 +11341,24 @@
             <w:pPr>
               <w:spacing w:after="20" w:before="0"/>
             </w:pPr>
-            <w:hyperlink w:history="1" r:id="rId3pjmv9_0pdknyyx9jxbww">
-              <w:r>
-                <w:rPr>
-                  <w:rFonts w:ascii="Arial" w:cs="Arial" w:eastAsia="Arial" w:hAnsi="Arial"/>
-                  <w:color w:val="2E75B6"/>
-                  <w:sz w:val="16"/>
-                  <w:szCs w:val="16"/>
-                  <w:u w:val="single" w:color="2E75B6"/>
-                </w:rPr>
-                <w:t xml:space="preserve">Cellini, Perseus</w:t>
-              </w:r>
-            </w:hyperlink>
+            <w:r>
+              <w:rPr>
+                <w:rFonts w:ascii="Arial" w:cs="Arial" w:eastAsia="Arial" w:hAnsi="Arial"/>
+                <w:i/>
+                <w:iCs/>
+                <w:color w:val="595959"/>
+                <w:sz w:val="16"/>
+                <w:szCs w:val="16"/>
+              </w:rPr>
+              <w:t xml:space="preserve">No closely matching video in the ARES library for this activity.</w:t>
+            </w:r>
           </w:p>
           <w:p>
             <w:pPr>
               <w:spacing w:after="10" w:before="0"/>
               <w:ind w:left="120"/>
             </w:pPr>
-            <w:r>
-              <w:rPr>
-                <w:rFonts w:ascii="Arial" w:cs="Arial" w:eastAsia="Arial" w:hAnsi="Arial"/>
-                <w:color w:val="595959"/>
-                <w:sz w:val="14"/>
-                <w:szCs w:val="14"/>
-              </w:rPr>
-              <w:t xml:space="preserve">Source: Khan Academy (English - US curriculum)</w:t>
-            </w:r>
-          </w:p>
-          <w:p>
-            <w:pPr>
-              <w:spacing w:after="10" w:before="0"/>
-              <w:ind w:left="120"/>
-            </w:pPr>
-            <w:hyperlink w:history="1" r:id="rId-rjwof2z-tghadvtbbjox">
+            <w:hyperlink w:history="1" r:id="rIdaqaolw-dgqsorgo3zpxvo">
               <w:r>
                 <w:rPr>
                   <w:rFonts w:ascii="Arial" w:cs="Arial" w:eastAsia="Arial" w:hAnsi="Arial"/>
@@ -11397,9 +11367,24 @@
                   <w:szCs w:val="14"/>
                   <w:u w:val="single" w:color="595959"/>
                 </w:rPr>
-                <w:t xml:space="preserve">🔍 Search ARES for similar videos</w:t>
+                <w:t xml:space="preserve">🔍 Search ARES for videos</w:t>
               </w:r>
             </w:hyperlink>
+          </w:p>
+          <w:p>
+            <w:pPr>
+              <w:spacing w:after="10" w:before="0"/>
+              <w:ind w:left="120"/>
+            </w:pPr>
+            <w:r>
+              <w:rPr>
+                <w:rFonts w:ascii="Arial" w:cs="Arial" w:eastAsia="Arial" w:hAnsi="Arial"/>
+                <w:color w:val="595959"/>
+                <w:sz w:val="14"/>
+                <w:szCs w:val="14"/>
+              </w:rPr>
+              <w:t xml:space="preserve">Search terms: moments equilibrium centre gravity</w:t>
+            </w:r>
           </w:p>
           <w:p>
             <w:pPr>
@@ -11426,47 +11411,31 @@
                 <w:sz w:val="16"/>
                 <w:szCs w:val="16"/>
               </w:rPr>
-              <w:t xml:space="preserve">📖 HTML:</w:t>
+              <w:t xml:space="preserve">📖 READING:</w:t>
             </w:r>
           </w:p>
           <w:p>
             <w:pPr>
               <w:spacing w:after="20" w:before="0"/>
             </w:pPr>
-            <w:hyperlink w:history="1" r:id="rIdbw-yepdkw5-nz1kynpkv9">
-              <w:r>
-                <w:rPr>
-                  <w:rFonts w:ascii="Arial" w:cs="Arial" w:eastAsia="Arial" w:hAnsi="Arial"/>
-                  <w:color w:val="2E75B6"/>
-                  <w:sz w:val="16"/>
-                  <w:szCs w:val="16"/>
-                  <w:u w:val="single" w:color="2E75B6"/>
-                </w:rPr>
-                <w:t xml:space="preserve">Landforms from Erosion and Deposition by Gravity (Flexbook)</w:t>
-              </w:r>
-            </w:hyperlink>
+            <w:r>
+              <w:rPr>
+                <w:rFonts w:ascii="Arial" w:cs="Arial" w:eastAsia="Arial" w:hAnsi="Arial"/>
+                <w:i/>
+                <w:iCs/>
+                <w:color w:val="595959"/>
+                <w:sz w:val="16"/>
+                <w:szCs w:val="16"/>
+              </w:rPr>
+              <w:t xml:space="preserve">No closely matching reading in the ARES library for this activity.</w:t>
+            </w:r>
           </w:p>
           <w:p>
             <w:pPr>
               <w:spacing w:after="10" w:before="0"/>
               <w:ind w:left="120"/>
             </w:pPr>
-            <w:r>
-              <w:rPr>
-                <w:rFonts w:ascii="Arial" w:cs="Arial" w:eastAsia="Arial" w:hAnsi="Arial"/>
-                <w:color w:val="595959"/>
-                <w:sz w:val="14"/>
-                <w:szCs w:val="14"/>
-              </w:rPr>
-              <w:t xml:space="preserve">Source: CK-12</w:t>
-            </w:r>
-          </w:p>
-          <w:p>
-            <w:pPr>
-              <w:spacing w:after="10" w:before="0"/>
-              <w:ind w:left="120"/>
-            </w:pPr>
-            <w:hyperlink w:history="1" r:id="rIdhirwvc5hmx4ckjmkzvz3g">
+            <w:hyperlink w:history="1" r:id="rId7sdhgmctr5z2vqx12bhuv">
               <w:r>
                 <w:rPr>
                   <w:rFonts w:ascii="Arial" w:cs="Arial" w:eastAsia="Arial" w:hAnsi="Arial"/>
@@ -11475,9 +11444,24 @@
                   <w:szCs w:val="14"/>
                   <w:u w:val="single" w:color="595959"/>
                 </w:rPr>
-                <w:t xml:space="preserve">🔍 Search ARES for similar readings</w:t>
+                <w:t xml:space="preserve">🔍 Search ARES for readings</w:t>
               </w:r>
             </w:hyperlink>
+          </w:p>
+          <w:p>
+            <w:pPr>
+              <w:spacing w:after="10" w:before="0"/>
+              <w:ind w:left="120"/>
+            </w:pPr>
+            <w:r>
+              <w:rPr>
+                <w:rFonts w:ascii="Arial" w:cs="Arial" w:eastAsia="Arial" w:hAnsi="Arial"/>
+                <w:color w:val="595959"/>
+                <w:sz w:val="14"/>
+                <w:szCs w:val="14"/>
+              </w:rPr>
+              <w:t xml:space="preserve">Search terms: moments equilibrium centre gravity</w:t>
+            </w:r>
           </w:p>
         </w:tc>
         <w:tc>
@@ -11661,40 +11645,24 @@
             <w:pPr>
               <w:spacing w:after="20" w:before="0"/>
             </w:pPr>
-            <w:hyperlink w:history="1" r:id="rIdui86r4ywkcskjaqc85yek">
-              <w:r>
-                <w:rPr>
-                  <w:rFonts w:ascii="Arial" w:cs="Arial" w:eastAsia="Arial" w:hAnsi="Arial"/>
-                  <w:color w:val="2E75B6"/>
-                  <w:sz w:val="16"/>
-                  <w:szCs w:val="16"/>
-                  <w:u w:val="single" w:color="2E75B6"/>
-                </w:rPr>
-                <w:t xml:space="preserve">Cellini, Perseus</w:t>
-              </w:r>
-            </w:hyperlink>
+            <w:r>
+              <w:rPr>
+                <w:rFonts w:ascii="Arial" w:cs="Arial" w:eastAsia="Arial" w:hAnsi="Arial"/>
+                <w:i/>
+                <w:iCs/>
+                <w:color w:val="595959"/>
+                <w:sz w:val="16"/>
+                <w:szCs w:val="16"/>
+              </w:rPr>
+              <w:t xml:space="preserve">No closely matching video in the ARES library for this activity.</w:t>
+            </w:r>
           </w:p>
           <w:p>
             <w:pPr>
               <w:spacing w:after="10" w:before="0"/>
               <w:ind w:left="120"/>
             </w:pPr>
-            <w:r>
-              <w:rPr>
-                <w:rFonts w:ascii="Arial" w:cs="Arial" w:eastAsia="Arial" w:hAnsi="Arial"/>
-                <w:color w:val="595959"/>
-                <w:sz w:val="14"/>
-                <w:szCs w:val="14"/>
-              </w:rPr>
-              <w:t xml:space="preserve">Source: Khan Academy (English - US curriculum)</w:t>
-            </w:r>
-          </w:p>
-          <w:p>
-            <w:pPr>
-              <w:spacing w:after="10" w:before="0"/>
-              <w:ind w:left="120"/>
-            </w:pPr>
-            <w:hyperlink w:history="1" r:id="rIdp5idqiqdfwvtxwmehec2j">
+            <w:hyperlink w:history="1" r:id="rIddflo85c6nepql2b_ss53q">
               <w:r>
                 <w:rPr>
                   <w:rFonts w:ascii="Arial" w:cs="Arial" w:eastAsia="Arial" w:hAnsi="Arial"/>
@@ -11703,9 +11671,24 @@
                   <w:szCs w:val="14"/>
                   <w:u w:val="single" w:color="595959"/>
                 </w:rPr>
-                <w:t xml:space="preserve">🔍 Search ARES for similar videos</w:t>
+                <w:t xml:space="preserve">🔍 Search ARES for videos</w:t>
               </w:r>
             </w:hyperlink>
+          </w:p>
+          <w:p>
+            <w:pPr>
+              <w:spacing w:after="10" w:before="0"/>
+              <w:ind w:left="120"/>
+            </w:pPr>
+            <w:r>
+              <w:rPr>
+                <w:rFonts w:ascii="Arial" w:cs="Arial" w:eastAsia="Arial" w:hAnsi="Arial"/>
+                <w:color w:val="595959"/>
+                <w:sz w:val="14"/>
+                <w:szCs w:val="14"/>
+              </w:rPr>
+              <w:t xml:space="preserve">Search terms: moments equilibrium centre gravity</w:t>
+            </w:r>
           </w:p>
           <w:p>
             <w:pPr>
@@ -11732,47 +11715,31 @@
                 <w:sz w:val="16"/>
                 <w:szCs w:val="16"/>
               </w:rPr>
-              <w:t xml:space="preserve">📖 HTML:</w:t>
+              <w:t xml:space="preserve">📖 READING:</w:t>
             </w:r>
           </w:p>
           <w:p>
             <w:pPr>
               <w:spacing w:after="20" w:before="0"/>
             </w:pPr>
-            <w:hyperlink w:history="1" r:id="rIdmajmjy5zkdxlnugn3ab55">
-              <w:r>
-                <w:rPr>
-                  <w:rFonts w:ascii="Arial" w:cs="Arial" w:eastAsia="Arial" w:hAnsi="Arial"/>
-                  <w:color w:val="2E75B6"/>
-                  <w:sz w:val="16"/>
-                  <w:szCs w:val="16"/>
-                  <w:u w:val="single" w:color="2E75B6"/>
-                </w:rPr>
-                <w:t xml:space="preserve">Landforms from Erosion and Deposition by Gravity (Flexbook)</w:t>
-              </w:r>
-            </w:hyperlink>
+            <w:r>
+              <w:rPr>
+                <w:rFonts w:ascii="Arial" w:cs="Arial" w:eastAsia="Arial" w:hAnsi="Arial"/>
+                <w:i/>
+                <w:iCs/>
+                <w:color w:val="595959"/>
+                <w:sz w:val="16"/>
+                <w:szCs w:val="16"/>
+              </w:rPr>
+              <w:t xml:space="preserve">No closely matching reading in the ARES library for this activity.</w:t>
+            </w:r>
           </w:p>
           <w:p>
             <w:pPr>
               <w:spacing w:after="10" w:before="0"/>
               <w:ind w:left="120"/>
             </w:pPr>
-            <w:r>
-              <w:rPr>
-                <w:rFonts w:ascii="Arial" w:cs="Arial" w:eastAsia="Arial" w:hAnsi="Arial"/>
-                <w:color w:val="595959"/>
-                <w:sz w:val="14"/>
-                <w:szCs w:val="14"/>
-              </w:rPr>
-              <w:t xml:space="preserve">Source: CK-12</w:t>
-            </w:r>
-          </w:p>
-          <w:p>
-            <w:pPr>
-              <w:spacing w:after="10" w:before="0"/>
-              <w:ind w:left="120"/>
-            </w:pPr>
-            <w:hyperlink w:history="1" r:id="rIdnufhsv0x_5htdfbvnyey7">
+            <w:hyperlink w:history="1" r:id="rIddjhl2biqtn85lyt3gqe45">
               <w:r>
                 <w:rPr>
                   <w:rFonts w:ascii="Arial" w:cs="Arial" w:eastAsia="Arial" w:hAnsi="Arial"/>
@@ -11781,9 +11748,24 @@
                   <w:szCs w:val="14"/>
                   <w:u w:val="single" w:color="595959"/>
                 </w:rPr>
-                <w:t xml:space="preserve">🔍 Search ARES for similar readings</w:t>
+                <w:t xml:space="preserve">🔍 Search ARES for readings</w:t>
               </w:r>
             </w:hyperlink>
+          </w:p>
+          <w:p>
+            <w:pPr>
+              <w:spacing w:after="10" w:before="0"/>
+              <w:ind w:left="120"/>
+            </w:pPr>
+            <w:r>
+              <w:rPr>
+                <w:rFonts w:ascii="Arial" w:cs="Arial" w:eastAsia="Arial" w:hAnsi="Arial"/>
+                <w:color w:val="595959"/>
+                <w:sz w:val="14"/>
+                <w:szCs w:val="14"/>
+              </w:rPr>
+              <w:t xml:space="preserve">Search terms: moments equilibrium centre gravity</w:t>
+            </w:r>
           </w:p>
         </w:tc>
         <w:tc>
@@ -11967,40 +11949,24 @@
             <w:pPr>
               <w:spacing w:after="20" w:before="0"/>
             </w:pPr>
-            <w:hyperlink w:history="1" r:id="rIdz1zolgqfq8h73kgjbopcd">
-              <w:r>
-                <w:rPr>
-                  <w:rFonts w:ascii="Arial" w:cs="Arial" w:eastAsia="Arial" w:hAnsi="Arial"/>
-                  <w:color w:val="2E75B6"/>
-                  <w:sz w:val="16"/>
-                  <w:szCs w:val="16"/>
-                  <w:u w:val="single" w:color="2E75B6"/>
-                </w:rPr>
-                <w:t xml:space="preserve">Cellini, Perseus</w:t>
-              </w:r>
-            </w:hyperlink>
+            <w:r>
+              <w:rPr>
+                <w:rFonts w:ascii="Arial" w:cs="Arial" w:eastAsia="Arial" w:hAnsi="Arial"/>
+                <w:i/>
+                <w:iCs/>
+                <w:color w:val="595959"/>
+                <w:sz w:val="16"/>
+                <w:szCs w:val="16"/>
+              </w:rPr>
+              <w:t xml:space="preserve">No closely matching video in the ARES library for this activity.</w:t>
+            </w:r>
           </w:p>
           <w:p>
             <w:pPr>
               <w:spacing w:after="10" w:before="0"/>
               <w:ind w:left="120"/>
             </w:pPr>
-            <w:r>
-              <w:rPr>
-                <w:rFonts w:ascii="Arial" w:cs="Arial" w:eastAsia="Arial" w:hAnsi="Arial"/>
-                <w:color w:val="595959"/>
-                <w:sz w:val="14"/>
-                <w:szCs w:val="14"/>
-              </w:rPr>
-              <w:t xml:space="preserve">Source: Khan Academy (English - US curriculum)</w:t>
-            </w:r>
-          </w:p>
-          <w:p>
-            <w:pPr>
-              <w:spacing w:after="10" w:before="0"/>
-              <w:ind w:left="120"/>
-            </w:pPr>
-            <w:hyperlink w:history="1" r:id="rIdcfcpdk5ysghxgwfwpukdc">
+            <w:hyperlink w:history="1" r:id="rIdt7ujafpse6mrvxsm_b4ig">
               <w:r>
                 <w:rPr>
                   <w:rFonts w:ascii="Arial" w:cs="Arial" w:eastAsia="Arial" w:hAnsi="Arial"/>
@@ -12009,9 +11975,24 @@
                   <w:szCs w:val="14"/>
                   <w:u w:val="single" w:color="595959"/>
                 </w:rPr>
-                <w:t xml:space="preserve">🔍 Search ARES for similar videos</w:t>
+                <w:t xml:space="preserve">🔍 Search ARES for videos</w:t>
               </w:r>
             </w:hyperlink>
+          </w:p>
+          <w:p>
+            <w:pPr>
+              <w:spacing w:after="10" w:before="0"/>
+              <w:ind w:left="120"/>
+            </w:pPr>
+            <w:r>
+              <w:rPr>
+                <w:rFonts w:ascii="Arial" w:cs="Arial" w:eastAsia="Arial" w:hAnsi="Arial"/>
+                <w:color w:val="595959"/>
+                <w:sz w:val="14"/>
+                <w:szCs w:val="14"/>
+              </w:rPr>
+              <w:t xml:space="preserve">Search terms: moments equilibrium centre gravity</w:t>
+            </w:r>
           </w:p>
           <w:p>
             <w:pPr>
@@ -12038,47 +12019,31 @@
                 <w:sz w:val="16"/>
                 <w:szCs w:val="16"/>
               </w:rPr>
-              <w:t xml:space="preserve">📖 HTML:</w:t>
+              <w:t xml:space="preserve">📖 READING:</w:t>
             </w:r>
           </w:p>
           <w:p>
             <w:pPr>
               <w:spacing w:after="20" w:before="0"/>
             </w:pPr>
-            <w:hyperlink w:history="1" r:id="rIdtzdwaplnhilr8kapgaq4v">
-              <w:r>
-                <w:rPr>
-                  <w:rFonts w:ascii="Arial" w:cs="Arial" w:eastAsia="Arial" w:hAnsi="Arial"/>
-                  <w:color w:val="2E75B6"/>
-                  <w:sz w:val="16"/>
-                  <w:szCs w:val="16"/>
-                  <w:u w:val="single" w:color="2E75B6"/>
-                </w:rPr>
-                <w:t xml:space="preserve">Landforms from Erosion and Deposition by Gravity (Flexbook)</w:t>
-              </w:r>
-            </w:hyperlink>
+            <w:r>
+              <w:rPr>
+                <w:rFonts w:ascii="Arial" w:cs="Arial" w:eastAsia="Arial" w:hAnsi="Arial"/>
+                <w:i/>
+                <w:iCs/>
+                <w:color w:val="595959"/>
+                <w:sz w:val="16"/>
+                <w:szCs w:val="16"/>
+              </w:rPr>
+              <w:t xml:space="preserve">No closely matching reading in the ARES library for this activity.</w:t>
+            </w:r>
           </w:p>
           <w:p>
             <w:pPr>
               <w:spacing w:after="10" w:before="0"/>
               <w:ind w:left="120"/>
             </w:pPr>
-            <w:r>
-              <w:rPr>
-                <w:rFonts w:ascii="Arial" w:cs="Arial" w:eastAsia="Arial" w:hAnsi="Arial"/>
-                <w:color w:val="595959"/>
-                <w:sz w:val="14"/>
-                <w:szCs w:val="14"/>
-              </w:rPr>
-              <w:t xml:space="preserve">Source: CK-12</w:t>
-            </w:r>
-          </w:p>
-          <w:p>
-            <w:pPr>
-              <w:spacing w:after="10" w:before="0"/>
-              <w:ind w:left="120"/>
-            </w:pPr>
-            <w:hyperlink w:history="1" r:id="rId15pfecahtoiotrwxnojui">
+            <w:hyperlink w:history="1" r:id="rIdbk03vnrgzioywruwwibhd">
               <w:r>
                 <w:rPr>
                   <w:rFonts w:ascii="Arial" w:cs="Arial" w:eastAsia="Arial" w:hAnsi="Arial"/>
@@ -12087,9 +12052,24 @@
                   <w:szCs w:val="14"/>
                   <w:u w:val="single" w:color="595959"/>
                 </w:rPr>
-                <w:t xml:space="preserve">🔍 Search ARES for similar readings</w:t>
+                <w:t xml:space="preserve">🔍 Search ARES for readings</w:t>
               </w:r>
             </w:hyperlink>
+          </w:p>
+          <w:p>
+            <w:pPr>
+              <w:spacing w:after="10" w:before="0"/>
+              <w:ind w:left="120"/>
+            </w:pPr>
+            <w:r>
+              <w:rPr>
+                <w:rFonts w:ascii="Arial" w:cs="Arial" w:eastAsia="Arial" w:hAnsi="Arial"/>
+                <w:color w:val="595959"/>
+                <w:sz w:val="14"/>
+                <w:szCs w:val="14"/>
+              </w:rPr>
+              <w:t xml:space="preserve">Search terms: moments equilibrium centre gravity</w:t>
+            </w:r>
           </w:p>
         </w:tc>
         <w:tc>
@@ -13565,40 +13545,24 @@
             <w:pPr>
               <w:spacing w:after="20" w:before="0"/>
             </w:pPr>
-            <w:hyperlink w:history="1" r:id="rId2lcmldhzry67mrzy8mair">
-              <w:r>
-                <w:rPr>
-                  <w:rFonts w:ascii="Arial" w:cs="Arial" w:eastAsia="Arial" w:hAnsi="Arial"/>
-                  <w:color w:val="2E75B6"/>
-                  <w:sz w:val="16"/>
-                  <w:szCs w:val="16"/>
-                  <w:u w:val="single" w:color="2E75B6"/>
-                </w:rPr>
-                <w:t xml:space="preserve">Equation with the variable in the denominator</w:t>
-              </w:r>
-            </w:hyperlink>
+            <w:r>
+              <w:rPr>
+                <w:rFonts w:ascii="Arial" w:cs="Arial" w:eastAsia="Arial" w:hAnsi="Arial"/>
+                <w:i/>
+                <w:iCs/>
+                <w:color w:val="595959"/>
+                <w:sz w:val="16"/>
+                <w:szCs w:val="16"/>
+              </w:rPr>
+              <w:t xml:space="preserve">No closely matching video in the ARES library for this activity.</w:t>
+            </w:r>
           </w:p>
           <w:p>
             <w:pPr>
               <w:spacing w:after="10" w:before="0"/>
               <w:ind w:left="120"/>
             </w:pPr>
-            <w:r>
-              <w:rPr>
-                <w:rFonts w:ascii="Arial" w:cs="Arial" w:eastAsia="Arial" w:hAnsi="Arial"/>
-                <w:color w:val="595959"/>
-                <w:sz w:val="14"/>
-                <w:szCs w:val="14"/>
-              </w:rPr>
-              <w:t xml:space="preserve">Source: Khan Academy (English - US curriculum)</w:t>
-            </w:r>
-          </w:p>
-          <w:p>
-            <w:pPr>
-              <w:spacing w:after="10" w:before="0"/>
-              <w:ind w:left="120"/>
-            </w:pPr>
-            <w:hyperlink w:history="1" r:id="rId8frnh4vtd1vrbvbr-voij">
+            <w:hyperlink w:history="1" r:id="rIdfbk6rlifwehkh84di99wc">
               <w:r>
                 <w:rPr>
                   <w:rFonts w:ascii="Arial" w:cs="Arial" w:eastAsia="Arial" w:hAnsi="Arial"/>
@@ -13607,9 +13571,24 @@
                   <w:szCs w:val="14"/>
                   <w:u w:val="single" w:color="595959"/>
                 </w:rPr>
-                <w:t xml:space="preserve">🔍 Search ARES for similar videos</w:t>
+                <w:t xml:space="preserve">🔍 Search ARES for videos</w:t>
               </w:r>
             </w:hyperlink>
+          </w:p>
+          <w:p>
+            <w:pPr>
+              <w:spacing w:after="10" w:before="0"/>
+              <w:ind w:left="120"/>
+            </w:pPr>
+            <w:r>
+              <w:rPr>
+                <w:rFonts w:ascii="Arial" w:cs="Arial" w:eastAsia="Arial" w:hAnsi="Arial"/>
+                <w:color w:val="595959"/>
+                <w:sz w:val="14"/>
+                <w:szCs w:val="14"/>
+              </w:rPr>
+              <w:t xml:space="preserve">Search terms: moments equilibrium principle clockwise</w:t>
+            </w:r>
           </w:p>
           <w:p>
             <w:pPr>
@@ -13636,47 +13615,31 @@
                 <w:sz w:val="16"/>
                 <w:szCs w:val="16"/>
               </w:rPr>
-              <w:t xml:space="preserve">📖 HTML:</w:t>
+              <w:t xml:space="preserve">📖 READING:</w:t>
             </w:r>
           </w:p>
           <w:p>
             <w:pPr>
               <w:spacing w:after="20" w:before="0"/>
             </w:pPr>
-            <w:hyperlink w:history="1" r:id="rIdpslqlxbm4s5yf6olh5-yn">
-              <w:r>
-                <w:rPr>
-                  <w:rFonts w:ascii="Arial" w:cs="Arial" w:eastAsia="Arial" w:hAnsi="Arial"/>
-                  <w:color w:val="2E75B6"/>
-                  <w:sz w:val="16"/>
-                  <w:szCs w:val="16"/>
-                  <w:u w:val="single" w:color="2E75B6"/>
-                </w:rPr>
-                <w:t xml:space="preserve">Applications: Work and Force (Flexbook)</w:t>
-              </w:r>
-            </w:hyperlink>
+            <w:r>
+              <w:rPr>
+                <w:rFonts w:ascii="Arial" w:cs="Arial" w:eastAsia="Arial" w:hAnsi="Arial"/>
+                <w:i/>
+                <w:iCs/>
+                <w:color w:val="595959"/>
+                <w:sz w:val="16"/>
+                <w:szCs w:val="16"/>
+              </w:rPr>
+              <w:t xml:space="preserve">No closely matching reading in the ARES library for this activity.</w:t>
+            </w:r>
           </w:p>
           <w:p>
             <w:pPr>
               <w:spacing w:after="10" w:before="0"/>
               <w:ind w:left="120"/>
             </w:pPr>
-            <w:r>
-              <w:rPr>
-                <w:rFonts w:ascii="Arial" w:cs="Arial" w:eastAsia="Arial" w:hAnsi="Arial"/>
-                <w:color w:val="595959"/>
-                <w:sz w:val="14"/>
-                <w:szCs w:val="14"/>
-              </w:rPr>
-              <w:t xml:space="preserve">Source: CK-12</w:t>
-            </w:r>
-          </w:p>
-          <w:p>
-            <w:pPr>
-              <w:spacing w:after="10" w:before="0"/>
-              <w:ind w:left="120"/>
-            </w:pPr>
-            <w:hyperlink w:history="1" r:id="rIdhnvqb9t5gpibs0aa06q7k">
+            <w:hyperlink w:history="1" r:id="rId80eslmpo75jlrqphoxiqe">
               <w:r>
                 <w:rPr>
                   <w:rFonts w:ascii="Arial" w:cs="Arial" w:eastAsia="Arial" w:hAnsi="Arial"/>
@@ -13685,9 +13648,24 @@
                   <w:szCs w:val="14"/>
                   <w:u w:val="single" w:color="595959"/>
                 </w:rPr>
-                <w:t xml:space="preserve">🔍 Search ARES for similar readings</w:t>
+                <w:t xml:space="preserve">🔍 Search ARES for readings</w:t>
               </w:r>
             </w:hyperlink>
+          </w:p>
+          <w:p>
+            <w:pPr>
+              <w:spacing w:after="10" w:before="0"/>
+              <w:ind w:left="120"/>
+            </w:pPr>
+            <w:r>
+              <w:rPr>
+                <w:rFonts w:ascii="Arial" w:cs="Arial" w:eastAsia="Arial" w:hAnsi="Arial"/>
+                <w:color w:val="595959"/>
+                <w:sz w:val="14"/>
+                <w:szCs w:val="14"/>
+              </w:rPr>
+              <w:t xml:space="preserve">Search terms: moments equilibrium principle clockwise</w:t>
+            </w:r>
           </w:p>
         </w:tc>
         <w:tc>
@@ -13871,40 +13849,24 @@
             <w:pPr>
               <w:spacing w:after="20" w:before="0"/>
             </w:pPr>
-            <w:hyperlink w:history="1" r:id="rIdpbev72ahwzlijlmzcu2-9">
-              <w:r>
-                <w:rPr>
-                  <w:rFonts w:ascii="Arial" w:cs="Arial" w:eastAsia="Arial" w:hAnsi="Arial"/>
-                  <w:color w:val="2E75B6"/>
-                  <w:sz w:val="16"/>
-                  <w:szCs w:val="16"/>
-                  <w:u w:val="single" w:color="2E75B6"/>
-                </w:rPr>
-                <w:t xml:space="preserve">Equation with the variable in the denominator</w:t>
-              </w:r>
-            </w:hyperlink>
+            <w:r>
+              <w:rPr>
+                <w:rFonts w:ascii="Arial" w:cs="Arial" w:eastAsia="Arial" w:hAnsi="Arial"/>
+                <w:i/>
+                <w:iCs/>
+                <w:color w:val="595959"/>
+                <w:sz w:val="16"/>
+                <w:szCs w:val="16"/>
+              </w:rPr>
+              <w:t xml:space="preserve">No closely matching video in the ARES library for this activity.</w:t>
+            </w:r>
           </w:p>
           <w:p>
             <w:pPr>
               <w:spacing w:after="10" w:before="0"/>
               <w:ind w:left="120"/>
             </w:pPr>
-            <w:r>
-              <w:rPr>
-                <w:rFonts w:ascii="Arial" w:cs="Arial" w:eastAsia="Arial" w:hAnsi="Arial"/>
-                <w:color w:val="595959"/>
-                <w:sz w:val="14"/>
-                <w:szCs w:val="14"/>
-              </w:rPr>
-              <w:t xml:space="preserve">Source: Khan Academy (English - US curriculum)</w:t>
-            </w:r>
-          </w:p>
-          <w:p>
-            <w:pPr>
-              <w:spacing w:after="10" w:before="0"/>
-              <w:ind w:left="120"/>
-            </w:pPr>
-            <w:hyperlink w:history="1" r:id="rId4fqwtjsp9p6cckpnd61e4">
+            <w:hyperlink w:history="1" r:id="rIdu0k7wl87dzrybmc1jobx9">
               <w:r>
                 <w:rPr>
                   <w:rFonts w:ascii="Arial" w:cs="Arial" w:eastAsia="Arial" w:hAnsi="Arial"/>
@@ -13913,9 +13875,24 @@
                   <w:szCs w:val="14"/>
                   <w:u w:val="single" w:color="595959"/>
                 </w:rPr>
-                <w:t xml:space="preserve">🔍 Search ARES for similar videos</w:t>
+                <w:t xml:space="preserve">🔍 Search ARES for videos</w:t>
               </w:r>
             </w:hyperlink>
+          </w:p>
+          <w:p>
+            <w:pPr>
+              <w:spacing w:after="10" w:before="0"/>
+              <w:ind w:left="120"/>
+            </w:pPr>
+            <w:r>
+              <w:rPr>
+                <w:rFonts w:ascii="Arial" w:cs="Arial" w:eastAsia="Arial" w:hAnsi="Arial"/>
+                <w:color w:val="595959"/>
+                <w:sz w:val="14"/>
+                <w:szCs w:val="14"/>
+              </w:rPr>
+              <w:t xml:space="preserve">Search terms: moments equilibrium principle clockwise</w:t>
+            </w:r>
           </w:p>
           <w:p>
             <w:pPr>
@@ -13942,47 +13919,31 @@
                 <w:sz w:val="16"/>
                 <w:szCs w:val="16"/>
               </w:rPr>
-              <w:t xml:space="preserve">📖 HTML:</w:t>
+              <w:t xml:space="preserve">📖 READING:</w:t>
             </w:r>
           </w:p>
           <w:p>
             <w:pPr>
               <w:spacing w:after="20" w:before="0"/>
             </w:pPr>
-            <w:hyperlink w:history="1" r:id="rId1z1sr7ctf02qmr3-j20jv">
-              <w:r>
-                <w:rPr>
-                  <w:rFonts w:ascii="Arial" w:cs="Arial" w:eastAsia="Arial" w:hAnsi="Arial"/>
-                  <w:color w:val="2E75B6"/>
-                  <w:sz w:val="16"/>
-                  <w:szCs w:val="16"/>
-                  <w:u w:val="single" w:color="2E75B6"/>
-                </w:rPr>
-                <w:t xml:space="preserve">Applications: Work and Force (Flexbook)</w:t>
-              </w:r>
-            </w:hyperlink>
+            <w:r>
+              <w:rPr>
+                <w:rFonts w:ascii="Arial" w:cs="Arial" w:eastAsia="Arial" w:hAnsi="Arial"/>
+                <w:i/>
+                <w:iCs/>
+                <w:color w:val="595959"/>
+                <w:sz w:val="16"/>
+                <w:szCs w:val="16"/>
+              </w:rPr>
+              <w:t xml:space="preserve">No closely matching reading in the ARES library for this activity.</w:t>
+            </w:r>
           </w:p>
           <w:p>
             <w:pPr>
               <w:spacing w:after="10" w:before="0"/>
               <w:ind w:left="120"/>
             </w:pPr>
-            <w:r>
-              <w:rPr>
-                <w:rFonts w:ascii="Arial" w:cs="Arial" w:eastAsia="Arial" w:hAnsi="Arial"/>
-                <w:color w:val="595959"/>
-                <w:sz w:val="14"/>
-                <w:szCs w:val="14"/>
-              </w:rPr>
-              <w:t xml:space="preserve">Source: CK-12</w:t>
-            </w:r>
-          </w:p>
-          <w:p>
-            <w:pPr>
-              <w:spacing w:after="10" w:before="0"/>
-              <w:ind w:left="120"/>
-            </w:pPr>
-            <w:hyperlink w:history="1" r:id="rId1mvpfd691tjcteeicjsjt">
+            <w:hyperlink w:history="1" r:id="rIdtjtccevqmhk8vmgdj7dyv">
               <w:r>
                 <w:rPr>
                   <w:rFonts w:ascii="Arial" w:cs="Arial" w:eastAsia="Arial" w:hAnsi="Arial"/>
@@ -13991,9 +13952,24 @@
                   <w:szCs w:val="14"/>
                   <w:u w:val="single" w:color="595959"/>
                 </w:rPr>
-                <w:t xml:space="preserve">🔍 Search ARES for similar readings</w:t>
+                <w:t xml:space="preserve">🔍 Search ARES for readings</w:t>
               </w:r>
             </w:hyperlink>
+          </w:p>
+          <w:p>
+            <w:pPr>
+              <w:spacing w:after="10" w:before="0"/>
+              <w:ind w:left="120"/>
+            </w:pPr>
+            <w:r>
+              <w:rPr>
+                <w:rFonts w:ascii="Arial" w:cs="Arial" w:eastAsia="Arial" w:hAnsi="Arial"/>
+                <w:color w:val="595959"/>
+                <w:sz w:val="14"/>
+                <w:szCs w:val="14"/>
+              </w:rPr>
+              <w:t xml:space="preserve">Search terms: moments equilibrium principle clockwise</w:t>
+            </w:r>
           </w:p>
         </w:tc>
         <w:tc>
@@ -14177,40 +14153,24 @@
             <w:pPr>
               <w:spacing w:after="20" w:before="0"/>
             </w:pPr>
-            <w:hyperlink w:history="1" r:id="rIdffpmkc91vsqite8nedrcv">
-              <w:r>
-                <w:rPr>
-                  <w:rFonts w:ascii="Arial" w:cs="Arial" w:eastAsia="Arial" w:hAnsi="Arial"/>
-                  <w:color w:val="2E75B6"/>
-                  <w:sz w:val="16"/>
-                  <w:szCs w:val="16"/>
-                  <w:u w:val="single" w:color="2E75B6"/>
-                </w:rPr>
-                <w:t xml:space="preserve">Equation with the variable in the denominator</w:t>
-              </w:r>
-            </w:hyperlink>
+            <w:r>
+              <w:rPr>
+                <w:rFonts w:ascii="Arial" w:cs="Arial" w:eastAsia="Arial" w:hAnsi="Arial"/>
+                <w:i/>
+                <w:iCs/>
+                <w:color w:val="595959"/>
+                <w:sz w:val="16"/>
+                <w:szCs w:val="16"/>
+              </w:rPr>
+              <w:t xml:space="preserve">No closely matching video in the ARES library for this activity.</w:t>
+            </w:r>
           </w:p>
           <w:p>
             <w:pPr>
               <w:spacing w:after="10" w:before="0"/>
               <w:ind w:left="120"/>
             </w:pPr>
-            <w:r>
-              <w:rPr>
-                <w:rFonts w:ascii="Arial" w:cs="Arial" w:eastAsia="Arial" w:hAnsi="Arial"/>
-                <w:color w:val="595959"/>
-                <w:sz w:val="14"/>
-                <w:szCs w:val="14"/>
-              </w:rPr>
-              <w:t xml:space="preserve">Source: Khan Academy (English - US curriculum)</w:t>
-            </w:r>
-          </w:p>
-          <w:p>
-            <w:pPr>
-              <w:spacing w:after="10" w:before="0"/>
-              <w:ind w:left="120"/>
-            </w:pPr>
-            <w:hyperlink w:history="1" r:id="rIdlvafjqjtzjqo32pwal94i">
+            <w:hyperlink w:history="1" r:id="rIdhv3hhhl8dv3pvrqgfkp1_">
               <w:r>
                 <w:rPr>
                   <w:rFonts w:ascii="Arial" w:cs="Arial" w:eastAsia="Arial" w:hAnsi="Arial"/>
@@ -14219,9 +14179,24 @@
                   <w:szCs w:val="14"/>
                   <w:u w:val="single" w:color="595959"/>
                 </w:rPr>
-                <w:t xml:space="preserve">🔍 Search ARES for similar videos</w:t>
+                <w:t xml:space="preserve">🔍 Search ARES for videos</w:t>
               </w:r>
             </w:hyperlink>
+          </w:p>
+          <w:p>
+            <w:pPr>
+              <w:spacing w:after="10" w:before="0"/>
+              <w:ind w:left="120"/>
+            </w:pPr>
+            <w:r>
+              <w:rPr>
+                <w:rFonts w:ascii="Arial" w:cs="Arial" w:eastAsia="Arial" w:hAnsi="Arial"/>
+                <w:color w:val="595959"/>
+                <w:sz w:val="14"/>
+                <w:szCs w:val="14"/>
+              </w:rPr>
+              <w:t xml:space="preserve">Search terms: moments equilibrium principle clockwise</w:t>
+            </w:r>
           </w:p>
           <w:p>
             <w:pPr>
@@ -14248,47 +14223,31 @@
                 <w:sz w:val="16"/>
                 <w:szCs w:val="16"/>
               </w:rPr>
-              <w:t xml:space="preserve">📖 HTML:</w:t>
+              <w:t xml:space="preserve">📖 READING:</w:t>
             </w:r>
           </w:p>
           <w:p>
             <w:pPr>
               <w:spacing w:after="20" w:before="0"/>
             </w:pPr>
-            <w:hyperlink w:history="1" r:id="rIdopfivwxxxl_z2h5doif7h">
-              <w:r>
-                <w:rPr>
-                  <w:rFonts w:ascii="Arial" w:cs="Arial" w:eastAsia="Arial" w:hAnsi="Arial"/>
-                  <w:color w:val="2E75B6"/>
-                  <w:sz w:val="16"/>
-                  <w:szCs w:val="16"/>
-                  <w:u w:val="single" w:color="2E75B6"/>
-                </w:rPr>
-                <w:t xml:space="preserve">Applications: Work and Force (Flexbook)</w:t>
-              </w:r>
-            </w:hyperlink>
+            <w:r>
+              <w:rPr>
+                <w:rFonts w:ascii="Arial" w:cs="Arial" w:eastAsia="Arial" w:hAnsi="Arial"/>
+                <w:i/>
+                <w:iCs/>
+                <w:color w:val="595959"/>
+                <w:sz w:val="16"/>
+                <w:szCs w:val="16"/>
+              </w:rPr>
+              <w:t xml:space="preserve">No closely matching reading in the ARES library for this activity.</w:t>
+            </w:r>
           </w:p>
           <w:p>
             <w:pPr>
               <w:spacing w:after="10" w:before="0"/>
               <w:ind w:left="120"/>
             </w:pPr>
-            <w:r>
-              <w:rPr>
-                <w:rFonts w:ascii="Arial" w:cs="Arial" w:eastAsia="Arial" w:hAnsi="Arial"/>
-                <w:color w:val="595959"/>
-                <w:sz w:val="14"/>
-                <w:szCs w:val="14"/>
-              </w:rPr>
-              <w:t xml:space="preserve">Source: CK-12</w:t>
-            </w:r>
-          </w:p>
-          <w:p>
-            <w:pPr>
-              <w:spacing w:after="10" w:before="0"/>
-              <w:ind w:left="120"/>
-            </w:pPr>
-            <w:hyperlink w:history="1" r:id="rIdjrn8ygr7l6eegpnnd3mjw">
+            <w:hyperlink w:history="1" r:id="rIdbymgo0tj1ggikqnduf50u">
               <w:r>
                 <w:rPr>
                   <w:rFonts w:ascii="Arial" w:cs="Arial" w:eastAsia="Arial" w:hAnsi="Arial"/>
@@ -14297,9 +14256,24 @@
                   <w:szCs w:val="14"/>
                   <w:u w:val="single" w:color="595959"/>
                 </w:rPr>
-                <w:t xml:space="preserve">🔍 Search ARES for similar readings</w:t>
+                <w:t xml:space="preserve">🔍 Search ARES for readings</w:t>
               </w:r>
             </w:hyperlink>
+          </w:p>
+          <w:p>
+            <w:pPr>
+              <w:spacing w:after="10" w:before="0"/>
+              <w:ind w:left="120"/>
+            </w:pPr>
+            <w:r>
+              <w:rPr>
+                <w:rFonts w:ascii="Arial" w:cs="Arial" w:eastAsia="Arial" w:hAnsi="Arial"/>
+                <w:color w:val="595959"/>
+                <w:sz w:val="14"/>
+                <w:szCs w:val="14"/>
+              </w:rPr>
+              <w:t xml:space="preserve">Search terms: moments equilibrium principle clockwise</w:t>
+            </w:r>
           </w:p>
         </w:tc>
         <w:tc>
@@ -14483,40 +14457,24 @@
             <w:pPr>
               <w:spacing w:after="20" w:before="0"/>
             </w:pPr>
-            <w:hyperlink w:history="1" r:id="rId6razniqudrssgh96kdtx-">
-              <w:r>
-                <w:rPr>
-                  <w:rFonts w:ascii="Arial" w:cs="Arial" w:eastAsia="Arial" w:hAnsi="Arial"/>
-                  <w:color w:val="2E75B6"/>
-                  <w:sz w:val="16"/>
-                  <w:szCs w:val="16"/>
-                  <w:u w:val="single" w:color="2E75B6"/>
-                </w:rPr>
-                <w:t xml:space="preserve">Equation with the variable in the denominator</w:t>
-              </w:r>
-            </w:hyperlink>
+            <w:r>
+              <w:rPr>
+                <w:rFonts w:ascii="Arial" w:cs="Arial" w:eastAsia="Arial" w:hAnsi="Arial"/>
+                <w:i/>
+                <w:iCs/>
+                <w:color w:val="595959"/>
+                <w:sz w:val="16"/>
+                <w:szCs w:val="16"/>
+              </w:rPr>
+              <w:t xml:space="preserve">No closely matching video in the ARES library for this activity.</w:t>
+            </w:r>
           </w:p>
           <w:p>
             <w:pPr>
               <w:spacing w:after="10" w:before="0"/>
               <w:ind w:left="120"/>
             </w:pPr>
-            <w:r>
-              <w:rPr>
-                <w:rFonts w:ascii="Arial" w:cs="Arial" w:eastAsia="Arial" w:hAnsi="Arial"/>
-                <w:color w:val="595959"/>
-                <w:sz w:val="14"/>
-                <w:szCs w:val="14"/>
-              </w:rPr>
-              <w:t xml:space="preserve">Source: Khan Academy (English - US curriculum)</w:t>
-            </w:r>
-          </w:p>
-          <w:p>
-            <w:pPr>
-              <w:spacing w:after="10" w:before="0"/>
-              <w:ind w:left="120"/>
-            </w:pPr>
-            <w:hyperlink w:history="1" r:id="rIdzw918qtk4lbwa5y1rnigj">
+            <w:hyperlink w:history="1" r:id="rIdeendz8s7bb91pxtpe2jud">
               <w:r>
                 <w:rPr>
                   <w:rFonts w:ascii="Arial" w:cs="Arial" w:eastAsia="Arial" w:hAnsi="Arial"/>
@@ -14525,9 +14483,24 @@
                   <w:szCs w:val="14"/>
                   <w:u w:val="single" w:color="595959"/>
                 </w:rPr>
-                <w:t xml:space="preserve">🔍 Search ARES for similar videos</w:t>
+                <w:t xml:space="preserve">🔍 Search ARES for videos</w:t>
               </w:r>
             </w:hyperlink>
+          </w:p>
+          <w:p>
+            <w:pPr>
+              <w:spacing w:after="10" w:before="0"/>
+              <w:ind w:left="120"/>
+            </w:pPr>
+            <w:r>
+              <w:rPr>
+                <w:rFonts w:ascii="Arial" w:cs="Arial" w:eastAsia="Arial" w:hAnsi="Arial"/>
+                <w:color w:val="595959"/>
+                <w:sz w:val="14"/>
+                <w:szCs w:val="14"/>
+              </w:rPr>
+              <w:t xml:space="preserve">Search terms: moments equilibrium principle clockwise</w:t>
+            </w:r>
           </w:p>
           <w:p>
             <w:pPr>
@@ -14554,47 +14527,31 @@
                 <w:sz w:val="16"/>
                 <w:szCs w:val="16"/>
               </w:rPr>
-              <w:t xml:space="preserve">📖 HTML:</w:t>
+              <w:t xml:space="preserve">📖 READING:</w:t>
             </w:r>
           </w:p>
           <w:p>
             <w:pPr>
               <w:spacing w:after="20" w:before="0"/>
             </w:pPr>
-            <w:hyperlink w:history="1" r:id="rId46xv2jqpozj2cxupzdcnj">
-              <w:r>
-                <w:rPr>
-                  <w:rFonts w:ascii="Arial" w:cs="Arial" w:eastAsia="Arial" w:hAnsi="Arial"/>
-                  <w:color w:val="2E75B6"/>
-                  <w:sz w:val="16"/>
-                  <w:szCs w:val="16"/>
-                  <w:u w:val="single" w:color="2E75B6"/>
-                </w:rPr>
-                <w:t xml:space="preserve">Applications: Work and Force (Flexbook)</w:t>
-              </w:r>
-            </w:hyperlink>
+            <w:r>
+              <w:rPr>
+                <w:rFonts w:ascii="Arial" w:cs="Arial" w:eastAsia="Arial" w:hAnsi="Arial"/>
+                <w:i/>
+                <w:iCs/>
+                <w:color w:val="595959"/>
+                <w:sz w:val="16"/>
+                <w:szCs w:val="16"/>
+              </w:rPr>
+              <w:t xml:space="preserve">No closely matching reading in the ARES library for this activity.</w:t>
+            </w:r>
           </w:p>
           <w:p>
             <w:pPr>
               <w:spacing w:after="10" w:before="0"/>
               <w:ind w:left="120"/>
             </w:pPr>
-            <w:r>
-              <w:rPr>
-                <w:rFonts w:ascii="Arial" w:cs="Arial" w:eastAsia="Arial" w:hAnsi="Arial"/>
-                <w:color w:val="595959"/>
-                <w:sz w:val="14"/>
-                <w:szCs w:val="14"/>
-              </w:rPr>
-              <w:t xml:space="preserve">Source: CK-12</w:t>
-            </w:r>
-          </w:p>
-          <w:p>
-            <w:pPr>
-              <w:spacing w:after="10" w:before="0"/>
-              <w:ind w:left="120"/>
-            </w:pPr>
-            <w:hyperlink w:history="1" r:id="rIdq2ys6tacobu41bz7vwfyz">
+            <w:hyperlink w:history="1" r:id="rIdlthl244yydwav5soearzy">
               <w:r>
                 <w:rPr>
                   <w:rFonts w:ascii="Arial" w:cs="Arial" w:eastAsia="Arial" w:hAnsi="Arial"/>
@@ -14603,9 +14560,24 @@
                   <w:szCs w:val="14"/>
                   <w:u w:val="single" w:color="595959"/>
                 </w:rPr>
-                <w:t xml:space="preserve">🔍 Search ARES for similar readings</w:t>
+                <w:t xml:space="preserve">🔍 Search ARES for readings</w:t>
               </w:r>
             </w:hyperlink>
+          </w:p>
+          <w:p>
+            <w:pPr>
+              <w:spacing w:after="10" w:before="0"/>
+              <w:ind w:left="120"/>
+            </w:pPr>
+            <w:r>
+              <w:rPr>
+                <w:rFonts w:ascii="Arial" w:cs="Arial" w:eastAsia="Arial" w:hAnsi="Arial"/>
+                <w:color w:val="595959"/>
+                <w:sz w:val="14"/>
+                <w:szCs w:val="14"/>
+              </w:rPr>
+              <w:t xml:space="preserve">Search terms: moments equilibrium principle clockwise</w:t>
+            </w:r>
           </w:p>
         </w:tc>
         <w:tc>
@@ -14789,40 +14761,24 @@
             <w:pPr>
               <w:spacing w:after="20" w:before="0"/>
             </w:pPr>
-            <w:hyperlink w:history="1" r:id="rIdcqj1orisarvg4nx0r-2l0">
-              <w:r>
-                <w:rPr>
-                  <w:rFonts w:ascii="Arial" w:cs="Arial" w:eastAsia="Arial" w:hAnsi="Arial"/>
-                  <w:color w:val="2E75B6"/>
-                  <w:sz w:val="16"/>
-                  <w:szCs w:val="16"/>
-                  <w:u w:val="single" w:color="2E75B6"/>
-                </w:rPr>
-                <w:t xml:space="preserve">Equation with the variable in the denominator</w:t>
-              </w:r>
-            </w:hyperlink>
+            <w:r>
+              <w:rPr>
+                <w:rFonts w:ascii="Arial" w:cs="Arial" w:eastAsia="Arial" w:hAnsi="Arial"/>
+                <w:i/>
+                <w:iCs/>
+                <w:color w:val="595959"/>
+                <w:sz w:val="16"/>
+                <w:szCs w:val="16"/>
+              </w:rPr>
+              <w:t xml:space="preserve">No closely matching video in the ARES library for this activity.</w:t>
+            </w:r>
           </w:p>
           <w:p>
             <w:pPr>
               <w:spacing w:after="10" w:before="0"/>
               <w:ind w:left="120"/>
             </w:pPr>
-            <w:r>
-              <w:rPr>
-                <w:rFonts w:ascii="Arial" w:cs="Arial" w:eastAsia="Arial" w:hAnsi="Arial"/>
-                <w:color w:val="595959"/>
-                <w:sz w:val="14"/>
-                <w:szCs w:val="14"/>
-              </w:rPr>
-              <w:t xml:space="preserve">Source: Khan Academy (English - US curriculum)</w:t>
-            </w:r>
-          </w:p>
-          <w:p>
-            <w:pPr>
-              <w:spacing w:after="10" w:before="0"/>
-              <w:ind w:left="120"/>
-            </w:pPr>
-            <w:hyperlink w:history="1" r:id="rIdfuurgijem5kqncbpubvby">
+            <w:hyperlink w:history="1" r:id="rIdgorcxnfk3skzz_ice1r3f">
               <w:r>
                 <w:rPr>
                   <w:rFonts w:ascii="Arial" w:cs="Arial" w:eastAsia="Arial" w:hAnsi="Arial"/>
@@ -14831,9 +14787,24 @@
                   <w:szCs w:val="14"/>
                   <w:u w:val="single" w:color="595959"/>
                 </w:rPr>
-                <w:t xml:space="preserve">🔍 Search ARES for similar videos</w:t>
+                <w:t xml:space="preserve">🔍 Search ARES for videos</w:t>
               </w:r>
             </w:hyperlink>
+          </w:p>
+          <w:p>
+            <w:pPr>
+              <w:spacing w:after="10" w:before="0"/>
+              <w:ind w:left="120"/>
+            </w:pPr>
+            <w:r>
+              <w:rPr>
+                <w:rFonts w:ascii="Arial" w:cs="Arial" w:eastAsia="Arial" w:hAnsi="Arial"/>
+                <w:color w:val="595959"/>
+                <w:sz w:val="14"/>
+                <w:szCs w:val="14"/>
+              </w:rPr>
+              <w:t xml:space="preserve">Search terms: moments equilibrium principle clockwise</w:t>
+            </w:r>
           </w:p>
           <w:p>
             <w:pPr>
@@ -14860,47 +14831,31 @@
                 <w:sz w:val="16"/>
                 <w:szCs w:val="16"/>
               </w:rPr>
-              <w:t xml:space="preserve">📖 HTML:</w:t>
+              <w:t xml:space="preserve">📖 READING:</w:t>
             </w:r>
           </w:p>
           <w:p>
             <w:pPr>
               <w:spacing w:after="20" w:before="0"/>
             </w:pPr>
-            <w:hyperlink w:history="1" r:id="rIdosuzhaot9xvccpci6gbqq">
-              <w:r>
-                <w:rPr>
-                  <w:rFonts w:ascii="Arial" w:cs="Arial" w:eastAsia="Arial" w:hAnsi="Arial"/>
-                  <w:color w:val="2E75B6"/>
-                  <w:sz w:val="16"/>
-                  <w:szCs w:val="16"/>
-                  <w:u w:val="single" w:color="2E75B6"/>
-                </w:rPr>
-                <w:t xml:space="preserve">Applications: Work and Force (Flexbook)</w:t>
-              </w:r>
-            </w:hyperlink>
+            <w:r>
+              <w:rPr>
+                <w:rFonts w:ascii="Arial" w:cs="Arial" w:eastAsia="Arial" w:hAnsi="Arial"/>
+                <w:i/>
+                <w:iCs/>
+                <w:color w:val="595959"/>
+                <w:sz w:val="16"/>
+                <w:szCs w:val="16"/>
+              </w:rPr>
+              <w:t xml:space="preserve">No closely matching reading in the ARES library for this activity.</w:t>
+            </w:r>
           </w:p>
           <w:p>
             <w:pPr>
               <w:spacing w:after="10" w:before="0"/>
               <w:ind w:left="120"/>
             </w:pPr>
-            <w:r>
-              <w:rPr>
-                <w:rFonts w:ascii="Arial" w:cs="Arial" w:eastAsia="Arial" w:hAnsi="Arial"/>
-                <w:color w:val="595959"/>
-                <w:sz w:val="14"/>
-                <w:szCs w:val="14"/>
-              </w:rPr>
-              <w:t xml:space="preserve">Source: CK-12</w:t>
-            </w:r>
-          </w:p>
-          <w:p>
-            <w:pPr>
-              <w:spacing w:after="10" w:before="0"/>
-              <w:ind w:left="120"/>
-            </w:pPr>
-            <w:hyperlink w:history="1" r:id="rIdhdi6rfjp_enq8je8x3svn">
+            <w:hyperlink w:history="1" r:id="rIdq_uzfhrcez821vhpp1f0q">
               <w:r>
                 <w:rPr>
                   <w:rFonts w:ascii="Arial" w:cs="Arial" w:eastAsia="Arial" w:hAnsi="Arial"/>
@@ -14909,9 +14864,24 @@
                   <w:szCs w:val="14"/>
                   <w:u w:val="single" w:color="595959"/>
                 </w:rPr>
-                <w:t xml:space="preserve">🔍 Search ARES for similar readings</w:t>
+                <w:t xml:space="preserve">🔍 Search ARES for readings</w:t>
               </w:r>
             </w:hyperlink>
+          </w:p>
+          <w:p>
+            <w:pPr>
+              <w:spacing w:after="10" w:before="0"/>
+              <w:ind w:left="120"/>
+            </w:pPr>
+            <w:r>
+              <w:rPr>
+                <w:rFonts w:ascii="Arial" w:cs="Arial" w:eastAsia="Arial" w:hAnsi="Arial"/>
+                <w:color w:val="595959"/>
+                <w:sz w:val="14"/>
+                <w:szCs w:val="14"/>
+              </w:rPr>
+              <w:t xml:space="preserve">Search terms: moments equilibrium principle clockwise</w:t>
+            </w:r>
           </w:p>
         </w:tc>
         <w:tc>
@@ -16387,40 +16357,24 @@
             <w:pPr>
               <w:spacing w:after="20" w:before="0"/>
             </w:pPr>
-            <w:hyperlink w:history="1" r:id="rIdhs3la412d1vpre4pz7uxx">
-              <w:r>
-                <w:rPr>
-                  <w:rFonts w:ascii="Arial" w:cs="Arial" w:eastAsia="Arial" w:hAnsi="Arial"/>
-                  <w:color w:val="2E75B6"/>
-                  <w:sz w:val="16"/>
-                  <w:szCs w:val="16"/>
-                  <w:u w:val="single" w:color="2E75B6"/>
-                </w:rPr>
-                <w:t xml:space="preserve">Cellini, Perseus</w:t>
-              </w:r>
-            </w:hyperlink>
+            <w:r>
+              <w:rPr>
+                <w:rFonts w:ascii="Arial" w:cs="Arial" w:eastAsia="Arial" w:hAnsi="Arial"/>
+                <w:i/>
+                <w:iCs/>
+                <w:color w:val="595959"/>
+                <w:sz w:val="16"/>
+                <w:szCs w:val="16"/>
+              </w:rPr>
+              <w:t xml:space="preserve">No closely matching video in the ARES library for this activity.</w:t>
+            </w:r>
           </w:p>
           <w:p>
             <w:pPr>
               <w:spacing w:after="10" w:before="0"/>
               <w:ind w:left="120"/>
             </w:pPr>
-            <w:r>
-              <w:rPr>
-                <w:rFonts w:ascii="Arial" w:cs="Arial" w:eastAsia="Arial" w:hAnsi="Arial"/>
-                <w:color w:val="595959"/>
-                <w:sz w:val="14"/>
-                <w:szCs w:val="14"/>
-              </w:rPr>
-              <w:t xml:space="preserve">Source: Khan Academy (English - US curriculum)</w:t>
-            </w:r>
-          </w:p>
-          <w:p>
-            <w:pPr>
-              <w:spacing w:after="10" w:before="0"/>
-              <w:ind w:left="120"/>
-            </w:pPr>
-            <w:hyperlink w:history="1" r:id="rIdajdyef_6vimajba43ytfg">
+            <w:hyperlink w:history="1" r:id="rIdgathedyw355ucw4m0w4f0">
               <w:r>
                 <w:rPr>
                   <w:rFonts w:ascii="Arial" w:cs="Arial" w:eastAsia="Arial" w:hAnsi="Arial"/>
@@ -16429,9 +16383,24 @@
                   <w:szCs w:val="14"/>
                   <w:u w:val="single" w:color="595959"/>
                 </w:rPr>
-                <w:t xml:space="preserve">🔍 Search ARES for similar videos</w:t>
+                <w:t xml:space="preserve">🔍 Search ARES for videos</w:t>
               </w:r>
             </w:hyperlink>
+          </w:p>
+          <w:p>
+            <w:pPr>
+              <w:spacing w:after="10" w:before="0"/>
+              <w:ind w:left="120"/>
+            </w:pPr>
+            <w:r>
+              <w:rPr>
+                <w:rFonts w:ascii="Arial" w:cs="Arial" w:eastAsia="Arial" w:hAnsi="Arial"/>
+                <w:color w:val="595959"/>
+                <w:sz w:val="14"/>
+                <w:szCs w:val="14"/>
+              </w:rPr>
+              <w:t xml:space="preserve">Search terms: moments equilibrium centre gravity</w:t>
+            </w:r>
           </w:p>
           <w:p>
             <w:pPr>
@@ -16458,47 +16427,31 @@
                 <w:sz w:val="16"/>
                 <w:szCs w:val="16"/>
               </w:rPr>
-              <w:t xml:space="preserve">📖 HTML:</w:t>
+              <w:t xml:space="preserve">📖 READING:</w:t>
             </w:r>
           </w:p>
           <w:p>
             <w:pPr>
               <w:spacing w:after="20" w:before="0"/>
             </w:pPr>
-            <w:hyperlink w:history="1" r:id="rId8gadjabaejp2mqivru4r-">
-              <w:r>
-                <w:rPr>
-                  <w:rFonts w:ascii="Arial" w:cs="Arial" w:eastAsia="Arial" w:hAnsi="Arial"/>
-                  <w:color w:val="2E75B6"/>
-                  <w:sz w:val="16"/>
-                  <w:szCs w:val="16"/>
-                  <w:u w:val="single" w:color="2E75B6"/>
-                </w:rPr>
-                <w:t xml:space="preserve">Landforms from Erosion and Deposition by Gravity (Flexbook)</w:t>
-              </w:r>
-            </w:hyperlink>
+            <w:r>
+              <w:rPr>
+                <w:rFonts w:ascii="Arial" w:cs="Arial" w:eastAsia="Arial" w:hAnsi="Arial"/>
+                <w:i/>
+                <w:iCs/>
+                <w:color w:val="595959"/>
+                <w:sz w:val="16"/>
+                <w:szCs w:val="16"/>
+              </w:rPr>
+              <w:t xml:space="preserve">No closely matching reading in the ARES library for this activity.</w:t>
+            </w:r>
           </w:p>
           <w:p>
             <w:pPr>
               <w:spacing w:after="10" w:before="0"/>
               <w:ind w:left="120"/>
             </w:pPr>
-            <w:r>
-              <w:rPr>
-                <w:rFonts w:ascii="Arial" w:cs="Arial" w:eastAsia="Arial" w:hAnsi="Arial"/>
-                <w:color w:val="595959"/>
-                <w:sz w:val="14"/>
-                <w:szCs w:val="14"/>
-              </w:rPr>
-              <w:t xml:space="preserve">Source: CK-12</w:t>
-            </w:r>
-          </w:p>
-          <w:p>
-            <w:pPr>
-              <w:spacing w:after="10" w:before="0"/>
-              <w:ind w:left="120"/>
-            </w:pPr>
-            <w:hyperlink w:history="1" r:id="rIdndjuy71usl_syxcazhqer">
+            <w:hyperlink w:history="1" r:id="rIdvqfvy4m-s6zr6xnn6govi">
               <w:r>
                 <w:rPr>
                   <w:rFonts w:ascii="Arial" w:cs="Arial" w:eastAsia="Arial" w:hAnsi="Arial"/>
@@ -16507,9 +16460,24 @@
                   <w:szCs w:val="14"/>
                   <w:u w:val="single" w:color="595959"/>
                 </w:rPr>
-                <w:t xml:space="preserve">🔍 Search ARES for similar readings</w:t>
+                <w:t xml:space="preserve">🔍 Search ARES for readings</w:t>
               </w:r>
             </w:hyperlink>
+          </w:p>
+          <w:p>
+            <w:pPr>
+              <w:spacing w:after="10" w:before="0"/>
+              <w:ind w:left="120"/>
+            </w:pPr>
+            <w:r>
+              <w:rPr>
+                <w:rFonts w:ascii="Arial" w:cs="Arial" w:eastAsia="Arial" w:hAnsi="Arial"/>
+                <w:color w:val="595959"/>
+                <w:sz w:val="14"/>
+                <w:szCs w:val="14"/>
+              </w:rPr>
+              <w:t xml:space="preserve">Search terms: moments equilibrium centre gravity</w:t>
+            </w:r>
           </w:p>
         </w:tc>
         <w:tc>
@@ -16693,40 +16661,24 @@
             <w:pPr>
               <w:spacing w:after="20" w:before="0"/>
             </w:pPr>
-            <w:hyperlink w:history="1" r:id="rIdun_dqzmybzd0rezipmuhl">
-              <w:r>
-                <w:rPr>
-                  <w:rFonts w:ascii="Arial" w:cs="Arial" w:eastAsia="Arial" w:hAnsi="Arial"/>
-                  <w:color w:val="2E75B6"/>
-                  <w:sz w:val="16"/>
-                  <w:szCs w:val="16"/>
-                  <w:u w:val="single" w:color="2E75B6"/>
-                </w:rPr>
-                <w:t xml:space="preserve">Cellini, Perseus</w:t>
-              </w:r>
-            </w:hyperlink>
+            <w:r>
+              <w:rPr>
+                <w:rFonts w:ascii="Arial" w:cs="Arial" w:eastAsia="Arial" w:hAnsi="Arial"/>
+                <w:i/>
+                <w:iCs/>
+                <w:color w:val="595959"/>
+                <w:sz w:val="16"/>
+                <w:szCs w:val="16"/>
+              </w:rPr>
+              <w:t xml:space="preserve">No closely matching video in the ARES library for this activity.</w:t>
+            </w:r>
           </w:p>
           <w:p>
             <w:pPr>
               <w:spacing w:after="10" w:before="0"/>
               <w:ind w:left="120"/>
             </w:pPr>
-            <w:r>
-              <w:rPr>
-                <w:rFonts w:ascii="Arial" w:cs="Arial" w:eastAsia="Arial" w:hAnsi="Arial"/>
-                <w:color w:val="595959"/>
-                <w:sz w:val="14"/>
-                <w:szCs w:val="14"/>
-              </w:rPr>
-              <w:t xml:space="preserve">Source: Khan Academy (English - US curriculum)</w:t>
-            </w:r>
-          </w:p>
-          <w:p>
-            <w:pPr>
-              <w:spacing w:after="10" w:before="0"/>
-              <w:ind w:left="120"/>
-            </w:pPr>
-            <w:hyperlink w:history="1" r:id="rIduk14lzphapjfhdelxha8s">
+            <w:hyperlink w:history="1" r:id="rIdcivvfshqmgj-pcln4hjyz">
               <w:r>
                 <w:rPr>
                   <w:rFonts w:ascii="Arial" w:cs="Arial" w:eastAsia="Arial" w:hAnsi="Arial"/>
@@ -16735,9 +16687,24 @@
                   <w:szCs w:val="14"/>
                   <w:u w:val="single" w:color="595959"/>
                 </w:rPr>
-                <w:t xml:space="preserve">🔍 Search ARES for similar videos</w:t>
+                <w:t xml:space="preserve">🔍 Search ARES for videos</w:t>
               </w:r>
             </w:hyperlink>
+          </w:p>
+          <w:p>
+            <w:pPr>
+              <w:spacing w:after="10" w:before="0"/>
+              <w:ind w:left="120"/>
+            </w:pPr>
+            <w:r>
+              <w:rPr>
+                <w:rFonts w:ascii="Arial" w:cs="Arial" w:eastAsia="Arial" w:hAnsi="Arial"/>
+                <w:color w:val="595959"/>
+                <w:sz w:val="14"/>
+                <w:szCs w:val="14"/>
+              </w:rPr>
+              <w:t xml:space="preserve">Search terms: moments equilibrium centre gravity</w:t>
+            </w:r>
           </w:p>
           <w:p>
             <w:pPr>
@@ -16764,47 +16731,31 @@
                 <w:sz w:val="16"/>
                 <w:szCs w:val="16"/>
               </w:rPr>
-              <w:t xml:space="preserve">📖 HTML:</w:t>
+              <w:t xml:space="preserve">📖 READING:</w:t>
             </w:r>
           </w:p>
           <w:p>
             <w:pPr>
               <w:spacing w:after="20" w:before="0"/>
             </w:pPr>
-            <w:hyperlink w:history="1" r:id="rIdg_rdfxnbgym5u2urnvrhl">
-              <w:r>
-                <w:rPr>
-                  <w:rFonts w:ascii="Arial" w:cs="Arial" w:eastAsia="Arial" w:hAnsi="Arial"/>
-                  <w:color w:val="2E75B6"/>
-                  <w:sz w:val="16"/>
-                  <w:szCs w:val="16"/>
-                  <w:u w:val="single" w:color="2E75B6"/>
-                </w:rPr>
-                <w:t xml:space="preserve">Landforms from Erosion and Deposition by Gravity (Flexbook)</w:t>
-              </w:r>
-            </w:hyperlink>
+            <w:r>
+              <w:rPr>
+                <w:rFonts w:ascii="Arial" w:cs="Arial" w:eastAsia="Arial" w:hAnsi="Arial"/>
+                <w:i/>
+                <w:iCs/>
+                <w:color w:val="595959"/>
+                <w:sz w:val="16"/>
+                <w:szCs w:val="16"/>
+              </w:rPr>
+              <w:t xml:space="preserve">No closely matching reading in the ARES library for this activity.</w:t>
+            </w:r>
           </w:p>
           <w:p>
             <w:pPr>
               <w:spacing w:after="10" w:before="0"/>
               <w:ind w:left="120"/>
             </w:pPr>
-            <w:r>
-              <w:rPr>
-                <w:rFonts w:ascii="Arial" w:cs="Arial" w:eastAsia="Arial" w:hAnsi="Arial"/>
-                <w:color w:val="595959"/>
-                <w:sz w:val="14"/>
-                <w:szCs w:val="14"/>
-              </w:rPr>
-              <w:t xml:space="preserve">Source: CK-12</w:t>
-            </w:r>
-          </w:p>
-          <w:p>
-            <w:pPr>
-              <w:spacing w:after="10" w:before="0"/>
-              <w:ind w:left="120"/>
-            </w:pPr>
-            <w:hyperlink w:history="1" r:id="rId6vy8wucz3psyjcvpd3x_o">
+            <w:hyperlink w:history="1" r:id="rIdzihvk8caywbnremv53knu">
               <w:r>
                 <w:rPr>
                   <w:rFonts w:ascii="Arial" w:cs="Arial" w:eastAsia="Arial" w:hAnsi="Arial"/>
@@ -16813,9 +16764,24 @@
                   <w:szCs w:val="14"/>
                   <w:u w:val="single" w:color="595959"/>
                 </w:rPr>
-                <w:t xml:space="preserve">🔍 Search ARES for similar readings</w:t>
+                <w:t xml:space="preserve">🔍 Search ARES for readings</w:t>
               </w:r>
             </w:hyperlink>
+          </w:p>
+          <w:p>
+            <w:pPr>
+              <w:spacing w:after="10" w:before="0"/>
+              <w:ind w:left="120"/>
+            </w:pPr>
+            <w:r>
+              <w:rPr>
+                <w:rFonts w:ascii="Arial" w:cs="Arial" w:eastAsia="Arial" w:hAnsi="Arial"/>
+                <w:color w:val="595959"/>
+                <w:sz w:val="14"/>
+                <w:szCs w:val="14"/>
+              </w:rPr>
+              <w:t xml:space="preserve">Search terms: moments equilibrium centre gravity</w:t>
+            </w:r>
           </w:p>
         </w:tc>
         <w:tc>
@@ -16999,40 +16965,24 @@
             <w:pPr>
               <w:spacing w:after="20" w:before="0"/>
             </w:pPr>
-            <w:hyperlink w:history="1" r:id="rIdntaeciildu4efh-7lupjl">
-              <w:r>
-                <w:rPr>
-                  <w:rFonts w:ascii="Arial" w:cs="Arial" w:eastAsia="Arial" w:hAnsi="Arial"/>
-                  <w:color w:val="2E75B6"/>
-                  <w:sz w:val="16"/>
-                  <w:szCs w:val="16"/>
-                  <w:u w:val="single" w:color="2E75B6"/>
-                </w:rPr>
-                <w:t xml:space="preserve">Cellini, Perseus</w:t>
-              </w:r>
-            </w:hyperlink>
+            <w:r>
+              <w:rPr>
+                <w:rFonts w:ascii="Arial" w:cs="Arial" w:eastAsia="Arial" w:hAnsi="Arial"/>
+                <w:i/>
+                <w:iCs/>
+                <w:color w:val="595959"/>
+                <w:sz w:val="16"/>
+                <w:szCs w:val="16"/>
+              </w:rPr>
+              <w:t xml:space="preserve">No closely matching video in the ARES library for this activity.</w:t>
+            </w:r>
           </w:p>
           <w:p>
             <w:pPr>
               <w:spacing w:after="10" w:before="0"/>
               <w:ind w:left="120"/>
             </w:pPr>
-            <w:r>
-              <w:rPr>
-                <w:rFonts w:ascii="Arial" w:cs="Arial" w:eastAsia="Arial" w:hAnsi="Arial"/>
-                <w:color w:val="595959"/>
-                <w:sz w:val="14"/>
-                <w:szCs w:val="14"/>
-              </w:rPr>
-              <w:t xml:space="preserve">Source: Khan Academy (English - US curriculum)</w:t>
-            </w:r>
-          </w:p>
-          <w:p>
-            <w:pPr>
-              <w:spacing w:after="10" w:before="0"/>
-              <w:ind w:left="120"/>
-            </w:pPr>
-            <w:hyperlink w:history="1" r:id="rId6zhr-dbez75momof3tu0o">
+            <w:hyperlink w:history="1" r:id="rIdx5-0nocv5xgijw0fdbblf">
               <w:r>
                 <w:rPr>
                   <w:rFonts w:ascii="Arial" w:cs="Arial" w:eastAsia="Arial" w:hAnsi="Arial"/>
@@ -17041,9 +16991,24 @@
                   <w:szCs w:val="14"/>
                   <w:u w:val="single" w:color="595959"/>
                 </w:rPr>
-                <w:t xml:space="preserve">🔍 Search ARES for similar videos</w:t>
+                <w:t xml:space="preserve">🔍 Search ARES for videos</w:t>
               </w:r>
             </w:hyperlink>
+          </w:p>
+          <w:p>
+            <w:pPr>
+              <w:spacing w:after="10" w:before="0"/>
+              <w:ind w:left="120"/>
+            </w:pPr>
+            <w:r>
+              <w:rPr>
+                <w:rFonts w:ascii="Arial" w:cs="Arial" w:eastAsia="Arial" w:hAnsi="Arial"/>
+                <w:color w:val="595959"/>
+                <w:sz w:val="14"/>
+                <w:szCs w:val="14"/>
+              </w:rPr>
+              <w:t xml:space="preserve">Search terms: moments equilibrium centre gravity</w:t>
+            </w:r>
           </w:p>
           <w:p>
             <w:pPr>
@@ -17070,47 +17035,31 @@
                 <w:sz w:val="16"/>
                 <w:szCs w:val="16"/>
               </w:rPr>
-              <w:t xml:space="preserve">📖 HTML:</w:t>
+              <w:t xml:space="preserve">📖 READING:</w:t>
             </w:r>
           </w:p>
           <w:p>
             <w:pPr>
               <w:spacing w:after="20" w:before="0"/>
             </w:pPr>
-            <w:hyperlink w:history="1" r:id="rIdq-djicks9c5a01ghuqan9">
-              <w:r>
-                <w:rPr>
-                  <w:rFonts w:ascii="Arial" w:cs="Arial" w:eastAsia="Arial" w:hAnsi="Arial"/>
-                  <w:color w:val="2E75B6"/>
-                  <w:sz w:val="16"/>
-                  <w:szCs w:val="16"/>
-                  <w:u w:val="single" w:color="2E75B6"/>
-                </w:rPr>
-                <w:t xml:space="preserve">Landforms from Erosion and Deposition by Gravity (Flexbook)</w:t>
-              </w:r>
-            </w:hyperlink>
+            <w:r>
+              <w:rPr>
+                <w:rFonts w:ascii="Arial" w:cs="Arial" w:eastAsia="Arial" w:hAnsi="Arial"/>
+                <w:i/>
+                <w:iCs/>
+                <w:color w:val="595959"/>
+                <w:sz w:val="16"/>
+                <w:szCs w:val="16"/>
+              </w:rPr>
+              <w:t xml:space="preserve">No closely matching reading in the ARES library for this activity.</w:t>
+            </w:r>
           </w:p>
           <w:p>
             <w:pPr>
               <w:spacing w:after="10" w:before="0"/>
               <w:ind w:left="120"/>
             </w:pPr>
-            <w:r>
-              <w:rPr>
-                <w:rFonts w:ascii="Arial" w:cs="Arial" w:eastAsia="Arial" w:hAnsi="Arial"/>
-                <w:color w:val="595959"/>
-                <w:sz w:val="14"/>
-                <w:szCs w:val="14"/>
-              </w:rPr>
-              <w:t xml:space="preserve">Source: CK-12</w:t>
-            </w:r>
-          </w:p>
-          <w:p>
-            <w:pPr>
-              <w:spacing w:after="10" w:before="0"/>
-              <w:ind w:left="120"/>
-            </w:pPr>
-            <w:hyperlink w:history="1" r:id="rId6i2egnhtzidgt8bkgclkm">
+            <w:hyperlink w:history="1" r:id="rIddjbmf0vlifzfqpdctp1mp">
               <w:r>
                 <w:rPr>
                   <w:rFonts w:ascii="Arial" w:cs="Arial" w:eastAsia="Arial" w:hAnsi="Arial"/>
@@ -17119,9 +17068,24 @@
                   <w:szCs w:val="14"/>
                   <w:u w:val="single" w:color="595959"/>
                 </w:rPr>
-                <w:t xml:space="preserve">🔍 Search ARES for similar readings</w:t>
+                <w:t xml:space="preserve">🔍 Search ARES for readings</w:t>
               </w:r>
             </w:hyperlink>
+          </w:p>
+          <w:p>
+            <w:pPr>
+              <w:spacing w:after="10" w:before="0"/>
+              <w:ind w:left="120"/>
+            </w:pPr>
+            <w:r>
+              <w:rPr>
+                <w:rFonts w:ascii="Arial" w:cs="Arial" w:eastAsia="Arial" w:hAnsi="Arial"/>
+                <w:color w:val="595959"/>
+                <w:sz w:val="14"/>
+                <w:szCs w:val="14"/>
+              </w:rPr>
+              <w:t xml:space="preserve">Search terms: moments equilibrium centre gravity</w:t>
+            </w:r>
           </w:p>
         </w:tc>
         <w:tc>
@@ -17305,40 +17269,24 @@
             <w:pPr>
               <w:spacing w:after="20" w:before="0"/>
             </w:pPr>
-            <w:hyperlink w:history="1" r:id="rIdyoemb7xqbcskqx91r-pdt">
-              <w:r>
-                <w:rPr>
-                  <w:rFonts w:ascii="Arial" w:cs="Arial" w:eastAsia="Arial" w:hAnsi="Arial"/>
-                  <w:color w:val="2E75B6"/>
-                  <w:sz w:val="16"/>
-                  <w:szCs w:val="16"/>
-                  <w:u w:val="single" w:color="2E75B6"/>
-                </w:rPr>
-                <w:t xml:space="preserve">Cellini, Perseus</w:t>
-              </w:r>
-            </w:hyperlink>
+            <w:r>
+              <w:rPr>
+                <w:rFonts w:ascii="Arial" w:cs="Arial" w:eastAsia="Arial" w:hAnsi="Arial"/>
+                <w:i/>
+                <w:iCs/>
+                <w:color w:val="595959"/>
+                <w:sz w:val="16"/>
+                <w:szCs w:val="16"/>
+              </w:rPr>
+              <w:t xml:space="preserve">No closely matching video in the ARES library for this activity.</w:t>
+            </w:r>
           </w:p>
           <w:p>
             <w:pPr>
               <w:spacing w:after="10" w:before="0"/>
               <w:ind w:left="120"/>
             </w:pPr>
-            <w:r>
-              <w:rPr>
-                <w:rFonts w:ascii="Arial" w:cs="Arial" w:eastAsia="Arial" w:hAnsi="Arial"/>
-                <w:color w:val="595959"/>
-                <w:sz w:val="14"/>
-                <w:szCs w:val="14"/>
-              </w:rPr>
-              <w:t xml:space="preserve">Source: Khan Academy (English - US curriculum)</w:t>
-            </w:r>
-          </w:p>
-          <w:p>
-            <w:pPr>
-              <w:spacing w:after="10" w:before="0"/>
-              <w:ind w:left="120"/>
-            </w:pPr>
-            <w:hyperlink w:history="1" r:id="rId99dm9b8gb72s01-tg9z2a">
+            <w:hyperlink w:history="1" r:id="rIdhxc0kp8ehdlysm6lyiq3_">
               <w:r>
                 <w:rPr>
                   <w:rFonts w:ascii="Arial" w:cs="Arial" w:eastAsia="Arial" w:hAnsi="Arial"/>
@@ -17347,9 +17295,24 @@
                   <w:szCs w:val="14"/>
                   <w:u w:val="single" w:color="595959"/>
                 </w:rPr>
-                <w:t xml:space="preserve">🔍 Search ARES for similar videos</w:t>
+                <w:t xml:space="preserve">🔍 Search ARES for videos</w:t>
               </w:r>
             </w:hyperlink>
+          </w:p>
+          <w:p>
+            <w:pPr>
+              <w:spacing w:after="10" w:before="0"/>
+              <w:ind w:left="120"/>
+            </w:pPr>
+            <w:r>
+              <w:rPr>
+                <w:rFonts w:ascii="Arial" w:cs="Arial" w:eastAsia="Arial" w:hAnsi="Arial"/>
+                <w:color w:val="595959"/>
+                <w:sz w:val="14"/>
+                <w:szCs w:val="14"/>
+              </w:rPr>
+              <w:t xml:space="preserve">Search terms: moments equilibrium centre gravity</w:t>
+            </w:r>
           </w:p>
           <w:p>
             <w:pPr>
@@ -17376,47 +17339,31 @@
                 <w:sz w:val="16"/>
                 <w:szCs w:val="16"/>
               </w:rPr>
-              <w:t xml:space="preserve">📖 HTML:</w:t>
+              <w:t xml:space="preserve">📖 READING:</w:t>
             </w:r>
           </w:p>
           <w:p>
             <w:pPr>
               <w:spacing w:after="20" w:before="0"/>
             </w:pPr>
-            <w:hyperlink w:history="1" r:id="rId4dfsusskesi3jqwc6mlja">
-              <w:r>
-                <w:rPr>
-                  <w:rFonts w:ascii="Arial" w:cs="Arial" w:eastAsia="Arial" w:hAnsi="Arial"/>
-                  <w:color w:val="2E75B6"/>
-                  <w:sz w:val="16"/>
-                  <w:szCs w:val="16"/>
-                  <w:u w:val="single" w:color="2E75B6"/>
-                </w:rPr>
-                <w:t xml:space="preserve">Landforms from Erosion and Deposition by Gravity (Flexbook)</w:t>
-              </w:r>
-            </w:hyperlink>
+            <w:r>
+              <w:rPr>
+                <w:rFonts w:ascii="Arial" w:cs="Arial" w:eastAsia="Arial" w:hAnsi="Arial"/>
+                <w:i/>
+                <w:iCs/>
+                <w:color w:val="595959"/>
+                <w:sz w:val="16"/>
+                <w:szCs w:val="16"/>
+              </w:rPr>
+              <w:t xml:space="preserve">No closely matching reading in the ARES library for this activity.</w:t>
+            </w:r>
           </w:p>
           <w:p>
             <w:pPr>
               <w:spacing w:after="10" w:before="0"/>
               <w:ind w:left="120"/>
             </w:pPr>
-            <w:r>
-              <w:rPr>
-                <w:rFonts w:ascii="Arial" w:cs="Arial" w:eastAsia="Arial" w:hAnsi="Arial"/>
-                <w:color w:val="595959"/>
-                <w:sz w:val="14"/>
-                <w:szCs w:val="14"/>
-              </w:rPr>
-              <w:t xml:space="preserve">Source: CK-12</w:t>
-            </w:r>
-          </w:p>
-          <w:p>
-            <w:pPr>
-              <w:spacing w:after="10" w:before="0"/>
-              <w:ind w:left="120"/>
-            </w:pPr>
-            <w:hyperlink w:history="1" r:id="rIdqbmioezcbkru0xl4dpwms">
+            <w:hyperlink w:history="1" r:id="rId6n6c8slxnejnm4dfe44jh">
               <w:r>
                 <w:rPr>
                   <w:rFonts w:ascii="Arial" w:cs="Arial" w:eastAsia="Arial" w:hAnsi="Arial"/>
@@ -17425,9 +17372,24 @@
                   <w:szCs w:val="14"/>
                   <w:u w:val="single" w:color="595959"/>
                 </w:rPr>
-                <w:t xml:space="preserve">🔍 Search ARES for similar readings</w:t>
+                <w:t xml:space="preserve">🔍 Search ARES for readings</w:t>
               </w:r>
             </w:hyperlink>
+          </w:p>
+          <w:p>
+            <w:pPr>
+              <w:spacing w:after="10" w:before="0"/>
+              <w:ind w:left="120"/>
+            </w:pPr>
+            <w:r>
+              <w:rPr>
+                <w:rFonts w:ascii="Arial" w:cs="Arial" w:eastAsia="Arial" w:hAnsi="Arial"/>
+                <w:color w:val="595959"/>
+                <w:sz w:val="14"/>
+                <w:szCs w:val="14"/>
+              </w:rPr>
+              <w:t xml:space="preserve">Search terms: moments equilibrium centre gravity</w:t>
+            </w:r>
           </w:p>
         </w:tc>
         <w:tc>
@@ -17611,40 +17573,24 @@
             <w:pPr>
               <w:spacing w:after="20" w:before="0"/>
             </w:pPr>
-            <w:hyperlink w:history="1" r:id="rId95v0o4-cahyle8uajy6st">
-              <w:r>
-                <w:rPr>
-                  <w:rFonts w:ascii="Arial" w:cs="Arial" w:eastAsia="Arial" w:hAnsi="Arial"/>
-                  <w:color w:val="2E75B6"/>
-                  <w:sz w:val="16"/>
-                  <w:szCs w:val="16"/>
-                  <w:u w:val="single" w:color="2E75B6"/>
-                </w:rPr>
-                <w:t xml:space="preserve">Cellini, Perseus</w:t>
-              </w:r>
-            </w:hyperlink>
+            <w:r>
+              <w:rPr>
+                <w:rFonts w:ascii="Arial" w:cs="Arial" w:eastAsia="Arial" w:hAnsi="Arial"/>
+                <w:i/>
+                <w:iCs/>
+                <w:color w:val="595959"/>
+                <w:sz w:val="16"/>
+                <w:szCs w:val="16"/>
+              </w:rPr>
+              <w:t xml:space="preserve">No closely matching video in the ARES library for this activity.</w:t>
+            </w:r>
           </w:p>
           <w:p>
             <w:pPr>
               <w:spacing w:after="10" w:before="0"/>
               <w:ind w:left="120"/>
             </w:pPr>
-            <w:r>
-              <w:rPr>
-                <w:rFonts w:ascii="Arial" w:cs="Arial" w:eastAsia="Arial" w:hAnsi="Arial"/>
-                <w:color w:val="595959"/>
-                <w:sz w:val="14"/>
-                <w:szCs w:val="14"/>
-              </w:rPr>
-              <w:t xml:space="preserve">Source: Khan Academy (English - US curriculum)</w:t>
-            </w:r>
-          </w:p>
-          <w:p>
-            <w:pPr>
-              <w:spacing w:after="10" w:before="0"/>
-              <w:ind w:left="120"/>
-            </w:pPr>
-            <w:hyperlink w:history="1" r:id="rIdxcf5u5ois2r15ghkrikms">
+            <w:hyperlink w:history="1" r:id="rIdwjfeeeobf7nzinnmwfwhv">
               <w:r>
                 <w:rPr>
                   <w:rFonts w:ascii="Arial" w:cs="Arial" w:eastAsia="Arial" w:hAnsi="Arial"/>
@@ -17653,9 +17599,24 @@
                   <w:szCs w:val="14"/>
                   <w:u w:val="single" w:color="595959"/>
                 </w:rPr>
-                <w:t xml:space="preserve">🔍 Search ARES for similar videos</w:t>
+                <w:t xml:space="preserve">🔍 Search ARES for videos</w:t>
               </w:r>
             </w:hyperlink>
+          </w:p>
+          <w:p>
+            <w:pPr>
+              <w:spacing w:after="10" w:before="0"/>
+              <w:ind w:left="120"/>
+            </w:pPr>
+            <w:r>
+              <w:rPr>
+                <w:rFonts w:ascii="Arial" w:cs="Arial" w:eastAsia="Arial" w:hAnsi="Arial"/>
+                <w:color w:val="595959"/>
+                <w:sz w:val="14"/>
+                <w:szCs w:val="14"/>
+              </w:rPr>
+              <w:t xml:space="preserve">Search terms: moments equilibrium centre gravity</w:t>
+            </w:r>
           </w:p>
           <w:p>
             <w:pPr>
@@ -17682,47 +17643,31 @@
                 <w:sz w:val="16"/>
                 <w:szCs w:val="16"/>
               </w:rPr>
-              <w:t xml:space="preserve">📖 HTML:</w:t>
+              <w:t xml:space="preserve">📖 READING:</w:t>
             </w:r>
           </w:p>
           <w:p>
             <w:pPr>
               <w:spacing w:after="20" w:before="0"/>
             </w:pPr>
-            <w:hyperlink w:history="1" r:id="rIdnrwgthlwi4do1zvkwrut-">
-              <w:r>
-                <w:rPr>
-                  <w:rFonts w:ascii="Arial" w:cs="Arial" w:eastAsia="Arial" w:hAnsi="Arial"/>
-                  <w:color w:val="2E75B6"/>
-                  <w:sz w:val="16"/>
-                  <w:szCs w:val="16"/>
-                  <w:u w:val="single" w:color="2E75B6"/>
-                </w:rPr>
-                <w:t xml:space="preserve">Landforms from Erosion and Deposition by Gravity (Flexbook)</w:t>
-              </w:r>
-            </w:hyperlink>
+            <w:r>
+              <w:rPr>
+                <w:rFonts w:ascii="Arial" w:cs="Arial" w:eastAsia="Arial" w:hAnsi="Arial"/>
+                <w:i/>
+                <w:iCs/>
+                <w:color w:val="595959"/>
+                <w:sz w:val="16"/>
+                <w:szCs w:val="16"/>
+              </w:rPr>
+              <w:t xml:space="preserve">No closely matching reading in the ARES library for this activity.</w:t>
+            </w:r>
           </w:p>
           <w:p>
             <w:pPr>
               <w:spacing w:after="10" w:before="0"/>
               <w:ind w:left="120"/>
             </w:pPr>
-            <w:r>
-              <w:rPr>
-                <w:rFonts w:ascii="Arial" w:cs="Arial" w:eastAsia="Arial" w:hAnsi="Arial"/>
-                <w:color w:val="595959"/>
-                <w:sz w:val="14"/>
-                <w:szCs w:val="14"/>
-              </w:rPr>
-              <w:t xml:space="preserve">Source: CK-12</w:t>
-            </w:r>
-          </w:p>
-          <w:p>
-            <w:pPr>
-              <w:spacing w:after="10" w:before="0"/>
-              <w:ind w:left="120"/>
-            </w:pPr>
-            <w:hyperlink w:history="1" r:id="rIdfgoqa9qqvzlbfkldeunty">
+            <w:hyperlink w:history="1" r:id="rIdzuo6uq8kcgbv1mh_btnpk">
               <w:r>
                 <w:rPr>
                   <w:rFonts w:ascii="Arial" w:cs="Arial" w:eastAsia="Arial" w:hAnsi="Arial"/>
@@ -17731,9 +17676,24 @@
                   <w:szCs w:val="14"/>
                   <w:u w:val="single" w:color="595959"/>
                 </w:rPr>
-                <w:t xml:space="preserve">🔍 Search ARES for similar readings</w:t>
+                <w:t xml:space="preserve">🔍 Search ARES for readings</w:t>
               </w:r>
             </w:hyperlink>
+          </w:p>
+          <w:p>
+            <w:pPr>
+              <w:spacing w:after="10" w:before="0"/>
+              <w:ind w:left="120"/>
+            </w:pPr>
+            <w:r>
+              <w:rPr>
+                <w:rFonts w:ascii="Arial" w:cs="Arial" w:eastAsia="Arial" w:hAnsi="Arial"/>
+                <w:color w:val="595959"/>
+                <w:sz w:val="14"/>
+                <w:szCs w:val="14"/>
+              </w:rPr>
+              <w:t xml:space="preserve">Search terms: moments equilibrium centre gravity</w:t>
+            </w:r>
           </w:p>
         </w:tc>
         <w:tc>
@@ -19209,7 +19169,84 @@
             <w:pPr>
               <w:spacing w:after="20" w:before="0"/>
             </w:pPr>
-            <w:hyperlink w:history="1" r:id="rIdg034raib9mcg5z2uvirss">
+            <w:r>
+              <w:rPr>
+                <w:rFonts w:ascii="Arial" w:cs="Arial" w:eastAsia="Arial" w:hAnsi="Arial"/>
+                <w:i/>
+                <w:iCs/>
+                <w:color w:val="595959"/>
+                <w:sz w:val="16"/>
+                <w:szCs w:val="16"/>
+              </w:rPr>
+              <w:t xml:space="preserve">No closely matching video in the ARES library for this activity.</w:t>
+            </w:r>
+          </w:p>
+          <w:p>
+            <w:pPr>
+              <w:spacing w:after="10" w:before="0"/>
+              <w:ind w:left="120"/>
+            </w:pPr>
+            <w:hyperlink w:history="1" r:id="rIdaoppro9pl640h7oy1arha">
+              <w:r>
+                <w:rPr>
+                  <w:rFonts w:ascii="Arial" w:cs="Arial" w:eastAsia="Arial" w:hAnsi="Arial"/>
+                  <w:color w:val="595959"/>
+                  <w:sz w:val="14"/>
+                  <w:szCs w:val="14"/>
+                  <w:u w:val="single" w:color="595959"/>
+                </w:rPr>
+                <w:t xml:space="preserve">🔍 Search ARES for videos</w:t>
+              </w:r>
+            </w:hyperlink>
+          </w:p>
+          <w:p>
+            <w:pPr>
+              <w:spacing w:after="10" w:before="0"/>
+              <w:ind w:left="120"/>
+            </w:pPr>
+            <w:r>
+              <w:rPr>
+                <w:rFonts w:ascii="Arial" w:cs="Arial" w:eastAsia="Arial" w:hAnsi="Arial"/>
+                <w:color w:val="595959"/>
+                <w:sz w:val="14"/>
+                <w:szCs w:val="14"/>
+              </w:rPr>
+              <w:t xml:space="preserve">Search terms: moments equilibrium force principle</w:t>
+            </w:r>
+          </w:p>
+          <w:p>
+            <w:pPr>
+              <w:spacing w:after="40" w:before="0"/>
+            </w:pPr>
+            <w:r>
+              <w:rPr>
+                <w:sz w:val="14"/>
+                <w:szCs w:val="14"/>
+              </w:rPr>
+              <w:t xml:space="preserve"/>
+            </w:r>
+          </w:p>
+          <w:p>
+            <w:pPr>
+              <w:spacing w:after="20" w:before="0"/>
+            </w:pPr>
+            <w:r>
+              <w:rPr>
+                <w:rFonts w:ascii="Arial" w:cs="Arial" w:eastAsia="Arial" w:hAnsi="Arial"/>
+                <w:b/>
+                <w:bCs/>
+                <w:color w:val="1F3864"/>
+                <w:sz w:val="16"/>
+                <w:szCs w:val="16"/>
+              </w:rPr>
+              <w:t xml:space="preserve">📖 EXERCISE:</w:t>
+            </w:r>
+          </w:p>
+          <w:p>
+            <w:pPr>
+              <w:spacing w:after="20" w:before="0"/>
+            </w:pPr>
+            <w:hyperlink w:history="1" r:id="rIdwtauuup1nr9wdxxkkcciw">
               <w:r>
                 <w:rPr>
                   <w:rFonts w:ascii="Arial" w:cs="Arial" w:eastAsia="Arial" w:hAnsi="Arial"/>
@@ -19218,7 +19255,7 @@
                   <w:szCs w:val="16"/>
                   <w:u w:val="single" w:color="2E75B6"/>
                 </w:rPr>
-                <w:t xml:space="preserve">Equation with the variable in the denominator</w:t>
+                <w:t xml:space="preserve">Moments and Centers of Mass, Work and Force, Fluid Forces Practice</w:t>
               </w:r>
             </w:hyperlink>
           </w:p>
@@ -19234,7 +19271,7 @@
                 <w:sz w:val="14"/>
                 <w:szCs w:val="14"/>
               </w:rPr>
-              <w:t xml:space="preserve">Source: Khan Academy (English - US curriculum)</w:t>
+              <w:t xml:space="preserve">Source: CK-12</w:t>
             </w:r>
           </w:p>
           <w:p>
@@ -19242,85 +19279,7 @@
               <w:spacing w:after="10" w:before="0"/>
               <w:ind w:left="120"/>
             </w:pPr>
-            <w:hyperlink w:history="1" r:id="rIdqkbxetkqf0lra-jkkeca3">
-              <w:r>
-                <w:rPr>
-                  <w:rFonts w:ascii="Arial" w:cs="Arial" w:eastAsia="Arial" w:hAnsi="Arial"/>
-                  <w:color w:val="595959"/>
-                  <w:sz w:val="14"/>
-                  <w:szCs w:val="14"/>
-                  <w:u w:val="single" w:color="595959"/>
-                </w:rPr>
-                <w:t xml:space="preserve">🔍 Search ARES for similar videos</w:t>
-              </w:r>
-            </w:hyperlink>
-          </w:p>
-          <w:p>
-            <w:pPr>
-              <w:spacing w:after="40" w:before="0"/>
-            </w:pPr>
-            <w:r>
-              <w:rPr>
-                <w:sz w:val="14"/>
-                <w:szCs w:val="14"/>
-              </w:rPr>
-              <w:t xml:space="preserve"/>
-            </w:r>
-          </w:p>
-          <w:p>
-            <w:pPr>
-              <w:spacing w:after="20" w:before="0"/>
-            </w:pPr>
-            <w:r>
-              <w:rPr>
-                <w:rFonts w:ascii="Arial" w:cs="Arial" w:eastAsia="Arial" w:hAnsi="Arial"/>
-                <w:b/>
-                <w:bCs/>
-                <w:color w:val="1F3864"/>
-                <w:sz w:val="16"/>
-                <w:szCs w:val="16"/>
-              </w:rPr>
-              <w:t xml:space="preserve">📖 HTML:</w:t>
-            </w:r>
-          </w:p>
-          <w:p>
-            <w:pPr>
-              <w:spacing w:after="20" w:before="0"/>
-            </w:pPr>
-            <w:hyperlink w:history="1" r:id="rIdoj3suqnngxrqe_vhqkjno">
-              <w:r>
-                <w:rPr>
-                  <w:rFonts w:ascii="Arial" w:cs="Arial" w:eastAsia="Arial" w:hAnsi="Arial"/>
-                  <w:color w:val="2E75B6"/>
-                  <w:sz w:val="16"/>
-                  <w:szCs w:val="16"/>
-                  <w:u w:val="single" w:color="2E75B6"/>
-                </w:rPr>
-                <w:t xml:space="preserve">Applications: Work and Force (Flexbook)</w:t>
-              </w:r>
-            </w:hyperlink>
-          </w:p>
-          <w:p>
-            <w:pPr>
-              <w:spacing w:after="10" w:before="0"/>
-              <w:ind w:left="120"/>
-            </w:pPr>
-            <w:r>
-              <w:rPr>
-                <w:rFonts w:ascii="Arial" w:cs="Arial" w:eastAsia="Arial" w:hAnsi="Arial"/>
-                <w:color w:val="595959"/>
-                <w:sz w:val="14"/>
-                <w:szCs w:val="14"/>
-              </w:rPr>
-              <w:t xml:space="preserve">Source: CK-12</w:t>
-            </w:r>
-          </w:p>
-          <w:p>
-            <w:pPr>
-              <w:spacing w:after="10" w:before="0"/>
-              <w:ind w:left="120"/>
-            </w:pPr>
-            <w:hyperlink w:history="1" r:id="rId_pw-k50v-s_ggiqju77cx">
+            <w:hyperlink w:history="1" r:id="rIdegtmenbpnkvdtysyky_4x">
               <w:r>
                 <w:rPr>
                   <w:rFonts w:ascii="Arial" w:cs="Arial" w:eastAsia="Arial" w:hAnsi="Arial"/>
@@ -19515,7 +19474,84 @@
             <w:pPr>
               <w:spacing w:after="20" w:before="0"/>
             </w:pPr>
-            <w:hyperlink w:history="1" r:id="rIdn89p-ruaumozkfuobqziw">
+            <w:r>
+              <w:rPr>
+                <w:rFonts w:ascii="Arial" w:cs="Arial" w:eastAsia="Arial" w:hAnsi="Arial"/>
+                <w:i/>
+                <w:iCs/>
+                <w:color w:val="595959"/>
+                <w:sz w:val="16"/>
+                <w:szCs w:val="16"/>
+              </w:rPr>
+              <w:t xml:space="preserve">No closely matching video in the ARES library for this activity.</w:t>
+            </w:r>
+          </w:p>
+          <w:p>
+            <w:pPr>
+              <w:spacing w:after="10" w:before="0"/>
+              <w:ind w:left="120"/>
+            </w:pPr>
+            <w:hyperlink w:history="1" r:id="rId-k1ygaaer8jzb8f9iukco">
+              <w:r>
+                <w:rPr>
+                  <w:rFonts w:ascii="Arial" w:cs="Arial" w:eastAsia="Arial" w:hAnsi="Arial"/>
+                  <w:color w:val="595959"/>
+                  <w:sz w:val="14"/>
+                  <w:szCs w:val="14"/>
+                  <w:u w:val="single" w:color="595959"/>
+                </w:rPr>
+                <w:t xml:space="preserve">🔍 Search ARES for videos</w:t>
+              </w:r>
+            </w:hyperlink>
+          </w:p>
+          <w:p>
+            <w:pPr>
+              <w:spacing w:after="10" w:before="0"/>
+              <w:ind w:left="120"/>
+            </w:pPr>
+            <w:r>
+              <w:rPr>
+                <w:rFonts w:ascii="Arial" w:cs="Arial" w:eastAsia="Arial" w:hAnsi="Arial"/>
+                <w:color w:val="595959"/>
+                <w:sz w:val="14"/>
+                <w:szCs w:val="14"/>
+              </w:rPr>
+              <w:t xml:space="preserve">Search terms: moments equilibrium force principle</w:t>
+            </w:r>
+          </w:p>
+          <w:p>
+            <w:pPr>
+              <w:spacing w:after="40" w:before="0"/>
+            </w:pPr>
+            <w:r>
+              <w:rPr>
+                <w:sz w:val="14"/>
+                <w:szCs w:val="14"/>
+              </w:rPr>
+              <w:t xml:space="preserve"/>
+            </w:r>
+          </w:p>
+          <w:p>
+            <w:pPr>
+              <w:spacing w:after="20" w:before="0"/>
+            </w:pPr>
+            <w:r>
+              <w:rPr>
+                <w:rFonts w:ascii="Arial" w:cs="Arial" w:eastAsia="Arial" w:hAnsi="Arial"/>
+                <w:b/>
+                <w:bCs/>
+                <w:color w:val="1F3864"/>
+                <w:sz w:val="16"/>
+                <w:szCs w:val="16"/>
+              </w:rPr>
+              <w:t xml:space="preserve">📖 EXERCISE:</w:t>
+            </w:r>
+          </w:p>
+          <w:p>
+            <w:pPr>
+              <w:spacing w:after="20" w:before="0"/>
+            </w:pPr>
+            <w:hyperlink w:history="1" r:id="rIdvjtfh6qiuuq8lqsdc00dk">
               <w:r>
                 <w:rPr>
                   <w:rFonts w:ascii="Arial" w:cs="Arial" w:eastAsia="Arial" w:hAnsi="Arial"/>
@@ -19524,7 +19560,7 @@
                   <w:szCs w:val="16"/>
                   <w:u w:val="single" w:color="2E75B6"/>
                 </w:rPr>
-                <w:t xml:space="preserve">Equation with the variable in the denominator</w:t>
+                <w:t xml:space="preserve">Moments and Centers of Mass, Work and Force, Fluid Forces Practice</w:t>
               </w:r>
             </w:hyperlink>
           </w:p>
@@ -19540,7 +19576,7 @@
                 <w:sz w:val="14"/>
                 <w:szCs w:val="14"/>
               </w:rPr>
-              <w:t xml:space="preserve">Source: Khan Academy (English - US curriculum)</w:t>
+              <w:t xml:space="preserve">Source: CK-12</w:t>
             </w:r>
           </w:p>
           <w:p>
@@ -19548,85 +19584,7 @@
               <w:spacing w:after="10" w:before="0"/>
               <w:ind w:left="120"/>
             </w:pPr>
-            <w:hyperlink w:history="1" r:id="rIdhycsvshtpeoumjuwbgw_4">
-              <w:r>
-                <w:rPr>
-                  <w:rFonts w:ascii="Arial" w:cs="Arial" w:eastAsia="Arial" w:hAnsi="Arial"/>
-                  <w:color w:val="595959"/>
-                  <w:sz w:val="14"/>
-                  <w:szCs w:val="14"/>
-                  <w:u w:val="single" w:color="595959"/>
-                </w:rPr>
-                <w:t xml:space="preserve">🔍 Search ARES for similar videos</w:t>
-              </w:r>
-            </w:hyperlink>
-          </w:p>
-          <w:p>
-            <w:pPr>
-              <w:spacing w:after="40" w:before="0"/>
-            </w:pPr>
-            <w:r>
-              <w:rPr>
-                <w:sz w:val="14"/>
-                <w:szCs w:val="14"/>
-              </w:rPr>
-              <w:t xml:space="preserve"/>
-            </w:r>
-          </w:p>
-          <w:p>
-            <w:pPr>
-              <w:spacing w:after="20" w:before="0"/>
-            </w:pPr>
-            <w:r>
-              <w:rPr>
-                <w:rFonts w:ascii="Arial" w:cs="Arial" w:eastAsia="Arial" w:hAnsi="Arial"/>
-                <w:b/>
-                <w:bCs/>
-                <w:color w:val="1F3864"/>
-                <w:sz w:val="16"/>
-                <w:szCs w:val="16"/>
-              </w:rPr>
-              <w:t xml:space="preserve">📖 HTML:</w:t>
-            </w:r>
-          </w:p>
-          <w:p>
-            <w:pPr>
-              <w:spacing w:after="20" w:before="0"/>
-            </w:pPr>
-            <w:hyperlink w:history="1" r:id="rIdialavwbltpg715tz3-9ax">
-              <w:r>
-                <w:rPr>
-                  <w:rFonts w:ascii="Arial" w:cs="Arial" w:eastAsia="Arial" w:hAnsi="Arial"/>
-                  <w:color w:val="2E75B6"/>
-                  <w:sz w:val="16"/>
-                  <w:szCs w:val="16"/>
-                  <w:u w:val="single" w:color="2E75B6"/>
-                </w:rPr>
-                <w:t xml:space="preserve">Applications: Work and Force (Flexbook)</w:t>
-              </w:r>
-            </w:hyperlink>
-          </w:p>
-          <w:p>
-            <w:pPr>
-              <w:spacing w:after="10" w:before="0"/>
-              <w:ind w:left="120"/>
-            </w:pPr>
-            <w:r>
-              <w:rPr>
-                <w:rFonts w:ascii="Arial" w:cs="Arial" w:eastAsia="Arial" w:hAnsi="Arial"/>
-                <w:color w:val="595959"/>
-                <w:sz w:val="14"/>
-                <w:szCs w:val="14"/>
-              </w:rPr>
-              <w:t xml:space="preserve">Source: CK-12</w:t>
-            </w:r>
-          </w:p>
-          <w:p>
-            <w:pPr>
-              <w:spacing w:after="10" w:before="0"/>
-              <w:ind w:left="120"/>
-            </w:pPr>
-            <w:hyperlink w:history="1" r:id="rId75lb8_cewhdhfi0k3zsq0">
+            <w:hyperlink w:history="1" r:id="rId4xmiuzgi2uatcylc-dvct">
               <w:r>
                 <w:rPr>
                   <w:rFonts w:ascii="Arial" w:cs="Arial" w:eastAsia="Arial" w:hAnsi="Arial"/>
@@ -19821,7 +19779,84 @@
             <w:pPr>
               <w:spacing w:after="20" w:before="0"/>
             </w:pPr>
-            <w:hyperlink w:history="1" r:id="rIdeloanlch8wtr_copxgere">
+            <w:r>
+              <w:rPr>
+                <w:rFonts w:ascii="Arial" w:cs="Arial" w:eastAsia="Arial" w:hAnsi="Arial"/>
+                <w:i/>
+                <w:iCs/>
+                <w:color w:val="595959"/>
+                <w:sz w:val="16"/>
+                <w:szCs w:val="16"/>
+              </w:rPr>
+              <w:t xml:space="preserve">No closely matching video in the ARES library for this activity.</w:t>
+            </w:r>
+          </w:p>
+          <w:p>
+            <w:pPr>
+              <w:spacing w:after="10" w:before="0"/>
+              <w:ind w:left="120"/>
+            </w:pPr>
+            <w:hyperlink w:history="1" r:id="rId9mhtwst2_l5i9ezn7azjp">
+              <w:r>
+                <w:rPr>
+                  <w:rFonts w:ascii="Arial" w:cs="Arial" w:eastAsia="Arial" w:hAnsi="Arial"/>
+                  <w:color w:val="595959"/>
+                  <w:sz w:val="14"/>
+                  <w:szCs w:val="14"/>
+                  <w:u w:val="single" w:color="595959"/>
+                </w:rPr>
+                <w:t xml:space="preserve">🔍 Search ARES for videos</w:t>
+              </w:r>
+            </w:hyperlink>
+          </w:p>
+          <w:p>
+            <w:pPr>
+              <w:spacing w:after="10" w:before="0"/>
+              <w:ind w:left="120"/>
+            </w:pPr>
+            <w:r>
+              <w:rPr>
+                <w:rFonts w:ascii="Arial" w:cs="Arial" w:eastAsia="Arial" w:hAnsi="Arial"/>
+                <w:color w:val="595959"/>
+                <w:sz w:val="14"/>
+                <w:szCs w:val="14"/>
+              </w:rPr>
+              <w:t xml:space="preserve">Search terms: moments equilibrium force principle</w:t>
+            </w:r>
+          </w:p>
+          <w:p>
+            <w:pPr>
+              <w:spacing w:after="40" w:before="0"/>
+            </w:pPr>
+            <w:r>
+              <w:rPr>
+                <w:sz w:val="14"/>
+                <w:szCs w:val="14"/>
+              </w:rPr>
+              <w:t xml:space="preserve"/>
+            </w:r>
+          </w:p>
+          <w:p>
+            <w:pPr>
+              <w:spacing w:after="20" w:before="0"/>
+            </w:pPr>
+            <w:r>
+              <w:rPr>
+                <w:rFonts w:ascii="Arial" w:cs="Arial" w:eastAsia="Arial" w:hAnsi="Arial"/>
+                <w:b/>
+                <w:bCs/>
+                <w:color w:val="1F3864"/>
+                <w:sz w:val="16"/>
+                <w:szCs w:val="16"/>
+              </w:rPr>
+              <w:t xml:space="preserve">📖 EXERCISE:</w:t>
+            </w:r>
+          </w:p>
+          <w:p>
+            <w:pPr>
+              <w:spacing w:after="20" w:before="0"/>
+            </w:pPr>
+            <w:hyperlink w:history="1" r:id="rIdz73u-15cezsc_oqjub0-s">
               <w:r>
                 <w:rPr>
                   <w:rFonts w:ascii="Arial" w:cs="Arial" w:eastAsia="Arial" w:hAnsi="Arial"/>
@@ -19830,7 +19865,7 @@
                   <w:szCs w:val="16"/>
                   <w:u w:val="single" w:color="2E75B6"/>
                 </w:rPr>
-                <w:t xml:space="preserve">Equation with the variable in the denominator</w:t>
+                <w:t xml:space="preserve">Moments and Centers of Mass, Work and Force, Fluid Forces Practice</w:t>
               </w:r>
             </w:hyperlink>
           </w:p>
@@ -19846,7 +19881,7 @@
                 <w:sz w:val="14"/>
                 <w:szCs w:val="14"/>
               </w:rPr>
-              <w:t xml:space="preserve">Source: Khan Academy (English - US curriculum)</w:t>
+              <w:t xml:space="preserve">Source: CK-12</w:t>
             </w:r>
           </w:p>
           <w:p>
@@ -19854,85 +19889,7 @@
               <w:spacing w:after="10" w:before="0"/>
               <w:ind w:left="120"/>
             </w:pPr>
-            <w:hyperlink w:history="1" r:id="rIdnyywm2bm5j1ibwnjocsnr">
-              <w:r>
-                <w:rPr>
-                  <w:rFonts w:ascii="Arial" w:cs="Arial" w:eastAsia="Arial" w:hAnsi="Arial"/>
-                  <w:color w:val="595959"/>
-                  <w:sz w:val="14"/>
-                  <w:szCs w:val="14"/>
-                  <w:u w:val="single" w:color="595959"/>
-                </w:rPr>
-                <w:t xml:space="preserve">🔍 Search ARES for similar videos</w:t>
-              </w:r>
-            </w:hyperlink>
-          </w:p>
-          <w:p>
-            <w:pPr>
-              <w:spacing w:after="40" w:before="0"/>
-            </w:pPr>
-            <w:r>
-              <w:rPr>
-                <w:sz w:val="14"/>
-                <w:szCs w:val="14"/>
-              </w:rPr>
-              <w:t xml:space="preserve"/>
-            </w:r>
-          </w:p>
-          <w:p>
-            <w:pPr>
-              <w:spacing w:after="20" w:before="0"/>
-            </w:pPr>
-            <w:r>
-              <w:rPr>
-                <w:rFonts w:ascii="Arial" w:cs="Arial" w:eastAsia="Arial" w:hAnsi="Arial"/>
-                <w:b/>
-                <w:bCs/>
-                <w:color w:val="1F3864"/>
-                <w:sz w:val="16"/>
-                <w:szCs w:val="16"/>
-              </w:rPr>
-              <w:t xml:space="preserve">📖 HTML:</w:t>
-            </w:r>
-          </w:p>
-          <w:p>
-            <w:pPr>
-              <w:spacing w:after="20" w:before="0"/>
-            </w:pPr>
-            <w:hyperlink w:history="1" r:id="rIdaa2vrdfe4e9uorakjtdbc">
-              <w:r>
-                <w:rPr>
-                  <w:rFonts w:ascii="Arial" w:cs="Arial" w:eastAsia="Arial" w:hAnsi="Arial"/>
-                  <w:color w:val="2E75B6"/>
-                  <w:sz w:val="16"/>
-                  <w:szCs w:val="16"/>
-                  <w:u w:val="single" w:color="2E75B6"/>
-                </w:rPr>
-                <w:t xml:space="preserve">Applications: Work and Force (Flexbook)</w:t>
-              </w:r>
-            </w:hyperlink>
-          </w:p>
-          <w:p>
-            <w:pPr>
-              <w:spacing w:after="10" w:before="0"/>
-              <w:ind w:left="120"/>
-            </w:pPr>
-            <w:r>
-              <w:rPr>
-                <w:rFonts w:ascii="Arial" w:cs="Arial" w:eastAsia="Arial" w:hAnsi="Arial"/>
-                <w:color w:val="595959"/>
-                <w:sz w:val="14"/>
-                <w:szCs w:val="14"/>
-              </w:rPr>
-              <w:t xml:space="preserve">Source: CK-12</w:t>
-            </w:r>
-          </w:p>
-          <w:p>
-            <w:pPr>
-              <w:spacing w:after="10" w:before="0"/>
-              <w:ind w:left="120"/>
-            </w:pPr>
-            <w:hyperlink w:history="1" r:id="rIdzgencn8_sblu0_ws2ywnh">
+            <w:hyperlink w:history="1" r:id="rIdet2zyofxtjs4ea1_pisng">
               <w:r>
                 <w:rPr>
                   <w:rFonts w:ascii="Arial" w:cs="Arial" w:eastAsia="Arial" w:hAnsi="Arial"/>
@@ -20127,7 +20084,84 @@
             <w:pPr>
               <w:spacing w:after="20" w:before="0"/>
             </w:pPr>
-            <w:hyperlink w:history="1" r:id="rIdfqfmf_26svmx1leyswu2p">
+            <w:r>
+              <w:rPr>
+                <w:rFonts w:ascii="Arial" w:cs="Arial" w:eastAsia="Arial" w:hAnsi="Arial"/>
+                <w:i/>
+                <w:iCs/>
+                <w:color w:val="595959"/>
+                <w:sz w:val="16"/>
+                <w:szCs w:val="16"/>
+              </w:rPr>
+              <w:t xml:space="preserve">No closely matching video in the ARES library for this activity.</w:t>
+            </w:r>
+          </w:p>
+          <w:p>
+            <w:pPr>
+              <w:spacing w:after="10" w:before="0"/>
+              <w:ind w:left="120"/>
+            </w:pPr>
+            <w:hyperlink w:history="1" r:id="rIdhmkww0ttygi0ieudpbcnv">
+              <w:r>
+                <w:rPr>
+                  <w:rFonts w:ascii="Arial" w:cs="Arial" w:eastAsia="Arial" w:hAnsi="Arial"/>
+                  <w:color w:val="595959"/>
+                  <w:sz w:val="14"/>
+                  <w:szCs w:val="14"/>
+                  <w:u w:val="single" w:color="595959"/>
+                </w:rPr>
+                <w:t xml:space="preserve">🔍 Search ARES for videos</w:t>
+              </w:r>
+            </w:hyperlink>
+          </w:p>
+          <w:p>
+            <w:pPr>
+              <w:spacing w:after="10" w:before="0"/>
+              <w:ind w:left="120"/>
+            </w:pPr>
+            <w:r>
+              <w:rPr>
+                <w:rFonts w:ascii="Arial" w:cs="Arial" w:eastAsia="Arial" w:hAnsi="Arial"/>
+                <w:color w:val="595959"/>
+                <w:sz w:val="14"/>
+                <w:szCs w:val="14"/>
+              </w:rPr>
+              <w:t xml:space="preserve">Search terms: moments equilibrium force principle</w:t>
+            </w:r>
+          </w:p>
+          <w:p>
+            <w:pPr>
+              <w:spacing w:after="40" w:before="0"/>
+            </w:pPr>
+            <w:r>
+              <w:rPr>
+                <w:sz w:val="14"/>
+                <w:szCs w:val="14"/>
+              </w:rPr>
+              <w:t xml:space="preserve"/>
+            </w:r>
+          </w:p>
+          <w:p>
+            <w:pPr>
+              <w:spacing w:after="20" w:before="0"/>
+            </w:pPr>
+            <w:r>
+              <w:rPr>
+                <w:rFonts w:ascii="Arial" w:cs="Arial" w:eastAsia="Arial" w:hAnsi="Arial"/>
+                <w:b/>
+                <w:bCs/>
+                <w:color w:val="1F3864"/>
+                <w:sz w:val="16"/>
+                <w:szCs w:val="16"/>
+              </w:rPr>
+              <w:t xml:space="preserve">📖 EXERCISE:</w:t>
+            </w:r>
+          </w:p>
+          <w:p>
+            <w:pPr>
+              <w:spacing w:after="20" w:before="0"/>
+            </w:pPr>
+            <w:hyperlink w:history="1" r:id="rIduqdzekdanj_fbryjalmek">
               <w:r>
                 <w:rPr>
                   <w:rFonts w:ascii="Arial" w:cs="Arial" w:eastAsia="Arial" w:hAnsi="Arial"/>
@@ -20136,7 +20170,7 @@
                   <w:szCs w:val="16"/>
                   <w:u w:val="single" w:color="2E75B6"/>
                 </w:rPr>
-                <w:t xml:space="preserve">Equation with the variable in the denominator</w:t>
+                <w:t xml:space="preserve">Moments and Centers of Mass, Work and Force, Fluid Forces Practice</w:t>
               </w:r>
             </w:hyperlink>
           </w:p>
@@ -20152,7 +20186,7 @@
                 <w:sz w:val="14"/>
                 <w:szCs w:val="14"/>
               </w:rPr>
-              <w:t xml:space="preserve">Source: Khan Academy (English - US curriculum)</w:t>
+              <w:t xml:space="preserve">Source: CK-12</w:t>
             </w:r>
           </w:p>
           <w:p>
@@ -20160,85 +20194,7 @@
               <w:spacing w:after="10" w:before="0"/>
               <w:ind w:left="120"/>
             </w:pPr>
-            <w:hyperlink w:history="1" r:id="rIduknicdkgtijcinl7rrqpz">
-              <w:r>
-                <w:rPr>
-                  <w:rFonts w:ascii="Arial" w:cs="Arial" w:eastAsia="Arial" w:hAnsi="Arial"/>
-                  <w:color w:val="595959"/>
-                  <w:sz w:val="14"/>
-                  <w:szCs w:val="14"/>
-                  <w:u w:val="single" w:color="595959"/>
-                </w:rPr>
-                <w:t xml:space="preserve">🔍 Search ARES for similar videos</w:t>
-              </w:r>
-            </w:hyperlink>
-          </w:p>
-          <w:p>
-            <w:pPr>
-              <w:spacing w:after="40" w:before="0"/>
-            </w:pPr>
-            <w:r>
-              <w:rPr>
-                <w:sz w:val="14"/>
-                <w:szCs w:val="14"/>
-              </w:rPr>
-              <w:t xml:space="preserve"/>
-            </w:r>
-          </w:p>
-          <w:p>
-            <w:pPr>
-              <w:spacing w:after="20" w:before="0"/>
-            </w:pPr>
-            <w:r>
-              <w:rPr>
-                <w:rFonts w:ascii="Arial" w:cs="Arial" w:eastAsia="Arial" w:hAnsi="Arial"/>
-                <w:b/>
-                <w:bCs/>
-                <w:color w:val="1F3864"/>
-                <w:sz w:val="16"/>
-                <w:szCs w:val="16"/>
-              </w:rPr>
-              <w:t xml:space="preserve">📖 HTML:</w:t>
-            </w:r>
-          </w:p>
-          <w:p>
-            <w:pPr>
-              <w:spacing w:after="20" w:before="0"/>
-            </w:pPr>
-            <w:hyperlink w:history="1" r:id="rIdeuv2gbpwwbc_tiqewytcu">
-              <w:r>
-                <w:rPr>
-                  <w:rFonts w:ascii="Arial" w:cs="Arial" w:eastAsia="Arial" w:hAnsi="Arial"/>
-                  <w:color w:val="2E75B6"/>
-                  <w:sz w:val="16"/>
-                  <w:szCs w:val="16"/>
-                  <w:u w:val="single" w:color="2E75B6"/>
-                </w:rPr>
-                <w:t xml:space="preserve">Applications: Work and Force (Flexbook)</w:t>
-              </w:r>
-            </w:hyperlink>
-          </w:p>
-          <w:p>
-            <w:pPr>
-              <w:spacing w:after="10" w:before="0"/>
-              <w:ind w:left="120"/>
-            </w:pPr>
-            <w:r>
-              <w:rPr>
-                <w:rFonts w:ascii="Arial" w:cs="Arial" w:eastAsia="Arial" w:hAnsi="Arial"/>
-                <w:color w:val="595959"/>
-                <w:sz w:val="14"/>
-                <w:szCs w:val="14"/>
-              </w:rPr>
-              <w:t xml:space="preserve">Source: CK-12</w:t>
-            </w:r>
-          </w:p>
-          <w:p>
-            <w:pPr>
-              <w:spacing w:after="10" w:before="0"/>
-              <w:ind w:left="120"/>
-            </w:pPr>
-            <w:hyperlink w:history="1" r:id="rId5ttn0lnlzkx90ka1yq9wj">
+            <w:hyperlink w:history="1" r:id="rIdg-xs70nx5uxbhzvjillnw">
               <w:r>
                 <w:rPr>
                   <w:rFonts w:ascii="Arial" w:cs="Arial" w:eastAsia="Arial" w:hAnsi="Arial"/>
@@ -20433,7 +20389,84 @@
             <w:pPr>
               <w:spacing w:after="20" w:before="0"/>
             </w:pPr>
-            <w:hyperlink w:history="1" r:id="rIdloyqywcrpm3jywcpg8cbu">
+            <w:r>
+              <w:rPr>
+                <w:rFonts w:ascii="Arial" w:cs="Arial" w:eastAsia="Arial" w:hAnsi="Arial"/>
+                <w:i/>
+                <w:iCs/>
+                <w:color w:val="595959"/>
+                <w:sz w:val="16"/>
+                <w:szCs w:val="16"/>
+              </w:rPr>
+              <w:t xml:space="preserve">No closely matching video in the ARES library for this activity.</w:t>
+            </w:r>
+          </w:p>
+          <w:p>
+            <w:pPr>
+              <w:spacing w:after="10" w:before="0"/>
+              <w:ind w:left="120"/>
+            </w:pPr>
+            <w:hyperlink w:history="1" r:id="rIdje28j9hocrhoid0q6vzuw">
+              <w:r>
+                <w:rPr>
+                  <w:rFonts w:ascii="Arial" w:cs="Arial" w:eastAsia="Arial" w:hAnsi="Arial"/>
+                  <w:color w:val="595959"/>
+                  <w:sz w:val="14"/>
+                  <w:szCs w:val="14"/>
+                  <w:u w:val="single" w:color="595959"/>
+                </w:rPr>
+                <w:t xml:space="preserve">🔍 Search ARES for videos</w:t>
+              </w:r>
+            </w:hyperlink>
+          </w:p>
+          <w:p>
+            <w:pPr>
+              <w:spacing w:after="10" w:before="0"/>
+              <w:ind w:left="120"/>
+            </w:pPr>
+            <w:r>
+              <w:rPr>
+                <w:rFonts w:ascii="Arial" w:cs="Arial" w:eastAsia="Arial" w:hAnsi="Arial"/>
+                <w:color w:val="595959"/>
+                <w:sz w:val="14"/>
+                <w:szCs w:val="14"/>
+              </w:rPr>
+              <w:t xml:space="preserve">Search terms: moments equilibrium force principle</w:t>
+            </w:r>
+          </w:p>
+          <w:p>
+            <w:pPr>
+              <w:spacing w:after="40" w:before="0"/>
+            </w:pPr>
+            <w:r>
+              <w:rPr>
+                <w:sz w:val="14"/>
+                <w:szCs w:val="14"/>
+              </w:rPr>
+              <w:t xml:space="preserve"/>
+            </w:r>
+          </w:p>
+          <w:p>
+            <w:pPr>
+              <w:spacing w:after="20" w:before="0"/>
+            </w:pPr>
+            <w:r>
+              <w:rPr>
+                <w:rFonts w:ascii="Arial" w:cs="Arial" w:eastAsia="Arial" w:hAnsi="Arial"/>
+                <w:b/>
+                <w:bCs/>
+                <w:color w:val="1F3864"/>
+                <w:sz w:val="16"/>
+                <w:szCs w:val="16"/>
+              </w:rPr>
+              <w:t xml:space="preserve">📖 EXERCISE:</w:t>
+            </w:r>
+          </w:p>
+          <w:p>
+            <w:pPr>
+              <w:spacing w:after="20" w:before="0"/>
+            </w:pPr>
+            <w:hyperlink w:history="1" r:id="rId8uyvdqecrrwusococdkxa">
               <w:r>
                 <w:rPr>
                   <w:rFonts w:ascii="Arial" w:cs="Arial" w:eastAsia="Arial" w:hAnsi="Arial"/>
@@ -20442,7 +20475,7 @@
                   <w:szCs w:val="16"/>
                   <w:u w:val="single" w:color="2E75B6"/>
                 </w:rPr>
-                <w:t xml:space="preserve">Equation with the variable in the denominator</w:t>
+                <w:t xml:space="preserve">Moments and Centers of Mass, Work and Force, Fluid Forces Practice</w:t>
               </w:r>
             </w:hyperlink>
           </w:p>
@@ -20458,7 +20491,7 @@
                 <w:sz w:val="14"/>
                 <w:szCs w:val="14"/>
               </w:rPr>
-              <w:t xml:space="preserve">Source: Khan Academy (English - US curriculum)</w:t>
+              <w:t xml:space="preserve">Source: CK-12</w:t>
             </w:r>
           </w:p>
           <w:p>
@@ -20466,85 +20499,7 @@
               <w:spacing w:after="10" w:before="0"/>
               <w:ind w:left="120"/>
             </w:pPr>
-            <w:hyperlink w:history="1" r:id="rId6o0mjxtgkpr6uytaxk7ns">
-              <w:r>
-                <w:rPr>
-                  <w:rFonts w:ascii="Arial" w:cs="Arial" w:eastAsia="Arial" w:hAnsi="Arial"/>
-                  <w:color w:val="595959"/>
-                  <w:sz w:val="14"/>
-                  <w:szCs w:val="14"/>
-                  <w:u w:val="single" w:color="595959"/>
-                </w:rPr>
-                <w:t xml:space="preserve">🔍 Search ARES for similar videos</w:t>
-              </w:r>
-            </w:hyperlink>
-          </w:p>
-          <w:p>
-            <w:pPr>
-              <w:spacing w:after="40" w:before="0"/>
-            </w:pPr>
-            <w:r>
-              <w:rPr>
-                <w:sz w:val="14"/>
-                <w:szCs w:val="14"/>
-              </w:rPr>
-              <w:t xml:space="preserve"/>
-            </w:r>
-          </w:p>
-          <w:p>
-            <w:pPr>
-              <w:spacing w:after="20" w:before="0"/>
-            </w:pPr>
-            <w:r>
-              <w:rPr>
-                <w:rFonts w:ascii="Arial" w:cs="Arial" w:eastAsia="Arial" w:hAnsi="Arial"/>
-                <w:b/>
-                <w:bCs/>
-                <w:color w:val="1F3864"/>
-                <w:sz w:val="16"/>
-                <w:szCs w:val="16"/>
-              </w:rPr>
-              <w:t xml:space="preserve">📖 HTML:</w:t>
-            </w:r>
-          </w:p>
-          <w:p>
-            <w:pPr>
-              <w:spacing w:after="20" w:before="0"/>
-            </w:pPr>
-            <w:hyperlink w:history="1" r:id="rIducuwrylgcjekvvomspfhq">
-              <w:r>
-                <w:rPr>
-                  <w:rFonts w:ascii="Arial" w:cs="Arial" w:eastAsia="Arial" w:hAnsi="Arial"/>
-                  <w:color w:val="2E75B6"/>
-                  <w:sz w:val="16"/>
-                  <w:szCs w:val="16"/>
-                  <w:u w:val="single" w:color="2E75B6"/>
-                </w:rPr>
-                <w:t xml:space="preserve">Applications: Work and Force (Flexbook)</w:t>
-              </w:r>
-            </w:hyperlink>
-          </w:p>
-          <w:p>
-            <w:pPr>
-              <w:spacing w:after="10" w:before="0"/>
-              <w:ind w:left="120"/>
-            </w:pPr>
-            <w:r>
-              <w:rPr>
-                <w:rFonts w:ascii="Arial" w:cs="Arial" w:eastAsia="Arial" w:hAnsi="Arial"/>
-                <w:color w:val="595959"/>
-                <w:sz w:val="14"/>
-                <w:szCs w:val="14"/>
-              </w:rPr>
-              <w:t xml:space="preserve">Source: CK-12</w:t>
-            </w:r>
-          </w:p>
-          <w:p>
-            <w:pPr>
-              <w:spacing w:after="10" w:before="0"/>
-              <w:ind w:left="120"/>
-            </w:pPr>
-            <w:hyperlink w:history="1" r:id="rIdvbjofs0ix1xambanewh9t">
+            <w:hyperlink w:history="1" r:id="rIdbxuqj_vlcvttyj4dnuyhc">
               <w:r>
                 <w:rPr>
                   <w:rFonts w:ascii="Arial" w:cs="Arial" w:eastAsia="Arial" w:hAnsi="Arial"/>

--- a/data/outputs/v2/Physics/SS1.5_Moments_of_Equilibrium/Physics_Moments_of_Equilibrium_CBE_LessonSequence.docx
+++ b/data/outputs/v2/Physics/SS1.5_Moments_of_Equilibrium/Physics_Moments_of_Equilibrium_CBE_LessonSequence.docx
@@ -3359,24 +3359,40 @@
             <w:pPr>
               <w:spacing w:after="20" w:before="0"/>
             </w:pPr>
-            <w:r>
-              <w:rPr>
-                <w:rFonts w:ascii="Arial" w:cs="Arial" w:eastAsia="Arial" w:hAnsi="Arial"/>
-                <w:i/>
-                <w:iCs/>
-                <w:color w:val="595959"/>
-                <w:sz w:val="16"/>
-                <w:szCs w:val="16"/>
-              </w:rPr>
-              <w:t xml:space="preserve">No closely matching video in the ARES library for this activity.</w:t>
-            </w:r>
+            <w:hyperlink w:history="1" r:id="rIdlxefkxhen7oxcd9irn5dz">
+              <w:r>
+                <w:rPr>
+                  <w:rFonts w:ascii="Arial" w:cs="Arial" w:eastAsia="Arial" w:hAnsi="Arial"/>
+                  <w:color w:val="2E75B6"/>
+                  <w:sz w:val="16"/>
+                  <w:szCs w:val="16"/>
+                  <w:u w:val="single" w:color="2E75B6"/>
+                </w:rPr>
+                <w:t xml:space="preserve">Finding torque for angled forces</w:t>
+              </w:r>
+            </w:hyperlink>
           </w:p>
           <w:p>
             <w:pPr>
               <w:spacing w:after="10" w:before="0"/>
               <w:ind w:left="120"/>
             </w:pPr>
-            <w:hyperlink w:history="1" r:id="rIdaw0mf9fcfod-sajjgbiki">
+            <w:r>
+              <w:rPr>
+                <w:rFonts w:ascii="Arial" w:cs="Arial" w:eastAsia="Arial" w:hAnsi="Arial"/>
+                <w:color w:val="595959"/>
+                <w:sz w:val="14"/>
+                <w:szCs w:val="14"/>
+              </w:rPr>
+              <w:t xml:space="preserve">Source: Khan Academy (English - US curriculum)</w:t>
+            </w:r>
+          </w:p>
+          <w:p>
+            <w:pPr>
+              <w:spacing w:after="10" w:before="0"/>
+              <w:ind w:left="120"/>
+            </w:pPr>
+            <w:hyperlink w:history="1" r:id="rIdeg6npfqsnahf9andqu_zv">
               <w:r>
                 <w:rPr>
                   <w:rFonts w:ascii="Arial" w:cs="Arial" w:eastAsia="Arial" w:hAnsi="Arial"/>
@@ -3385,24 +3401,9 @@
                   <w:szCs w:val="14"/>
                   <w:u w:val="single" w:color="595959"/>
                 </w:rPr>
-                <w:t xml:space="preserve">🔍 Search ARES for videos</w:t>
+                <w:t xml:space="preserve">🔍 Search ARES for similar videos</w:t>
               </w:r>
             </w:hyperlink>
-          </w:p>
-          <w:p>
-            <w:pPr>
-              <w:spacing w:after="10" w:before="0"/>
-              <w:ind w:left="120"/>
-            </w:pPr>
-            <w:r>
-              <w:rPr>
-                <w:rFonts w:ascii="Arial" w:cs="Arial" w:eastAsia="Arial" w:hAnsi="Arial"/>
-                <w:color w:val="595959"/>
-                <w:sz w:val="14"/>
-                <w:szCs w:val="14"/>
-              </w:rPr>
-              <w:t xml:space="preserve">Search terms: moments equilibrium force turning</w:t>
-            </w:r>
           </w:p>
           <w:p>
             <w:pPr>
@@ -3429,14 +3430,14 @@
                 <w:sz w:val="16"/>
                 <w:szCs w:val="16"/>
               </w:rPr>
-              <w:t xml:space="preserve">📖 EXERCISE:</w:t>
+              <w:t xml:space="preserve">📖 HTML:</w:t>
             </w:r>
           </w:p>
           <w:p>
             <w:pPr>
               <w:spacing w:after="20" w:before="0"/>
             </w:pPr>
-            <w:hyperlink w:history="1" r:id="rIda-cqmiks4bvso9umpcveh">
+            <w:hyperlink w:history="1" r:id="rId47wgd839gkxl_cvt26cvd">
               <w:r>
                 <w:rPr>
                   <w:rFonts w:ascii="Arial" w:cs="Arial" w:eastAsia="Arial" w:hAnsi="Arial"/>
@@ -3445,7 +3446,7 @@
                   <w:szCs w:val="16"/>
                   <w:u w:val="single" w:color="2E75B6"/>
                 </w:rPr>
-                <w:t xml:space="preserve">Moments and Centers of Mass, Work and Force, Fluid Forces Practice</w:t>
+                <w:t xml:space="preserve">Torque (Flexbook)</w:t>
               </w:r>
             </w:hyperlink>
           </w:p>
@@ -3469,7 +3470,7 @@
               <w:spacing w:after="10" w:before="0"/>
               <w:ind w:left="120"/>
             </w:pPr>
-            <w:hyperlink w:history="1" r:id="rId6w6ruacxhrvzuhm4-dx4x">
+            <w:hyperlink w:history="1" r:id="rIdm0xr_2qliwuy75oac9_om">
               <w:r>
                 <w:rPr>
                   <w:rFonts w:ascii="Arial" w:cs="Arial" w:eastAsia="Arial" w:hAnsi="Arial"/>
@@ -3818,24 +3819,40 @@
             <w:pPr>
               <w:spacing w:after="20" w:before="0"/>
             </w:pPr>
-            <w:r>
-              <w:rPr>
-                <w:rFonts w:ascii="Arial" w:cs="Arial" w:eastAsia="Arial" w:hAnsi="Arial"/>
-                <w:i/>
-                <w:iCs/>
-                <w:color w:val="595959"/>
-                <w:sz w:val="16"/>
-                <w:szCs w:val="16"/>
-              </w:rPr>
-              <w:t xml:space="preserve">No closely matching video in the ARES library for this activity.</w:t>
-            </w:r>
+            <w:hyperlink w:history="1" r:id="rId2ejftv1p2f85pao8zyrgo">
+              <w:r>
+                <w:rPr>
+                  <w:rFonts w:ascii="Arial" w:cs="Arial" w:eastAsia="Arial" w:hAnsi="Arial"/>
+                  <w:color w:val="2E75B6"/>
+                  <w:sz w:val="16"/>
+                  <w:szCs w:val="16"/>
+                  <w:u w:val="single" w:color="2E75B6"/>
+                </w:rPr>
+                <w:t xml:space="preserve">Finding torque for angled forces</w:t>
+              </w:r>
+            </w:hyperlink>
           </w:p>
           <w:p>
             <w:pPr>
               <w:spacing w:after="10" w:before="0"/>
               <w:ind w:left="120"/>
             </w:pPr>
-            <w:hyperlink w:history="1" r:id="rIdiv_xo8-jtj_nl1a6qozcg">
+            <w:r>
+              <w:rPr>
+                <w:rFonts w:ascii="Arial" w:cs="Arial" w:eastAsia="Arial" w:hAnsi="Arial"/>
+                <w:color w:val="595959"/>
+                <w:sz w:val="14"/>
+                <w:szCs w:val="14"/>
+              </w:rPr>
+              <w:t xml:space="preserve">Source: Khan Academy (English - US curriculum)</w:t>
+            </w:r>
+          </w:p>
+          <w:p>
+            <w:pPr>
+              <w:spacing w:after="10" w:before="0"/>
+              <w:ind w:left="120"/>
+            </w:pPr>
+            <w:hyperlink w:history="1" r:id="rIda_2oupriqqhkxfnibbskv">
               <w:r>
                 <w:rPr>
                   <w:rFonts w:ascii="Arial" w:cs="Arial" w:eastAsia="Arial" w:hAnsi="Arial"/>
@@ -3844,24 +3861,9 @@
                   <w:szCs w:val="14"/>
                   <w:u w:val="single" w:color="595959"/>
                 </w:rPr>
-                <w:t xml:space="preserve">🔍 Search ARES for videos</w:t>
+                <w:t xml:space="preserve">🔍 Search ARES for similar videos</w:t>
               </w:r>
             </w:hyperlink>
-          </w:p>
-          <w:p>
-            <w:pPr>
-              <w:spacing w:after="10" w:before="0"/>
-              <w:ind w:left="120"/>
-            </w:pPr>
-            <w:r>
-              <w:rPr>
-                <w:rFonts w:ascii="Arial" w:cs="Arial" w:eastAsia="Arial" w:hAnsi="Arial"/>
-                <w:color w:val="595959"/>
-                <w:sz w:val="14"/>
-                <w:szCs w:val="14"/>
-              </w:rPr>
-              <w:t xml:space="preserve">Search terms: moments equilibrium force turning</w:t>
-            </w:r>
           </w:p>
           <w:p>
             <w:pPr>
@@ -3895,7 +3897,7 @@
             <w:pPr>
               <w:spacing w:after="20" w:before="0"/>
             </w:pPr>
-            <w:hyperlink w:history="1" r:id="rIddgtgk9awnkiiqjort75bd">
+            <w:hyperlink w:history="1" r:id="rIdj5jctig-divto6lrowc6o">
               <w:r>
                 <w:rPr>
                   <w:rFonts w:ascii="Arial" w:cs="Arial" w:eastAsia="Arial" w:hAnsi="Arial"/>
@@ -3904,7 +3906,7 @@
                   <w:szCs w:val="16"/>
                   <w:u w:val="single" w:color="2E75B6"/>
                 </w:rPr>
-                <w:t xml:space="preserve">Moments and Centers of Mass, Work and Force, Fluid Forces Practice</w:t>
+                <w:t xml:space="preserve">Torque Practice</w:t>
               </w:r>
             </w:hyperlink>
           </w:p>
@@ -3928,7 +3930,7 @@
               <w:spacing w:after="10" w:before="0"/>
               <w:ind w:left="120"/>
             </w:pPr>
-            <w:hyperlink w:history="1" r:id="rIdq6vgsewwt0kvjnmnbihku">
+            <w:hyperlink w:history="1" r:id="rId1xoaoopknv8cb_f9xepmd">
               <w:r>
                 <w:rPr>
                   <w:rFonts w:ascii="Arial" w:cs="Arial" w:eastAsia="Arial" w:hAnsi="Arial"/>
@@ -4430,24 +4432,40 @@
             <w:pPr>
               <w:spacing w:after="20" w:before="0"/>
             </w:pPr>
-            <w:r>
-              <w:rPr>
-                <w:rFonts w:ascii="Arial" w:cs="Arial" w:eastAsia="Arial" w:hAnsi="Arial"/>
-                <w:i/>
-                <w:iCs/>
-                <w:color w:val="595959"/>
-                <w:sz w:val="16"/>
-                <w:szCs w:val="16"/>
-              </w:rPr>
-              <w:t xml:space="preserve">No closely matching video in the ARES library for this activity.</w:t>
-            </w:r>
+            <w:hyperlink w:history="1" r:id="rId3sz5nd9j41ns0h4ffuy6p">
+              <w:r>
+                <w:rPr>
+                  <w:rFonts w:ascii="Arial" w:cs="Arial" w:eastAsia="Arial" w:hAnsi="Arial"/>
+                  <w:color w:val="2E75B6"/>
+                  <w:sz w:val="16"/>
+                  <w:szCs w:val="16"/>
+                  <w:u w:val="single" w:color="2E75B6"/>
+                </w:rPr>
+                <w:t xml:space="preserve">Finding torque for angled forces</w:t>
+              </w:r>
+            </w:hyperlink>
           </w:p>
           <w:p>
             <w:pPr>
               <w:spacing w:after="10" w:before="0"/>
               <w:ind w:left="120"/>
             </w:pPr>
-            <w:hyperlink w:history="1" r:id="rIdtgnynsg1imdi1iamyh0j2">
+            <w:r>
+              <w:rPr>
+                <w:rFonts w:ascii="Arial" w:cs="Arial" w:eastAsia="Arial" w:hAnsi="Arial"/>
+                <w:color w:val="595959"/>
+                <w:sz w:val="14"/>
+                <w:szCs w:val="14"/>
+              </w:rPr>
+              <w:t xml:space="preserve">Source: Khan Academy (English - US curriculum)</w:t>
+            </w:r>
+          </w:p>
+          <w:p>
+            <w:pPr>
+              <w:spacing w:after="10" w:before="0"/>
+              <w:ind w:left="120"/>
+            </w:pPr>
+            <w:hyperlink w:history="1" r:id="rIdm-h3dahsj58mascam6n__">
               <w:r>
                 <w:rPr>
                   <w:rFonts w:ascii="Arial" w:cs="Arial" w:eastAsia="Arial" w:hAnsi="Arial"/>
@@ -4456,24 +4474,9 @@
                   <w:szCs w:val="14"/>
                   <w:u w:val="single" w:color="595959"/>
                 </w:rPr>
-                <w:t xml:space="preserve">🔍 Search ARES for videos</w:t>
+                <w:t xml:space="preserve">🔍 Search ARES for similar videos</w:t>
               </w:r>
             </w:hyperlink>
-          </w:p>
-          <w:p>
-            <w:pPr>
-              <w:spacing w:after="10" w:before="0"/>
-              <w:ind w:left="120"/>
-            </w:pPr>
-            <w:r>
-              <w:rPr>
-                <w:rFonts w:ascii="Arial" w:cs="Arial" w:eastAsia="Arial" w:hAnsi="Arial"/>
-                <w:color w:val="595959"/>
-                <w:sz w:val="14"/>
-                <w:szCs w:val="14"/>
-              </w:rPr>
-              <w:t xml:space="preserve">Search terms: moments equilibrium force turning</w:t>
-            </w:r>
           </w:p>
           <w:p>
             <w:pPr>
@@ -4500,14 +4503,14 @@
                 <w:sz w:val="16"/>
                 <w:szCs w:val="16"/>
               </w:rPr>
-              <w:t xml:space="preserve">📖 EXERCISE:</w:t>
+              <w:t xml:space="preserve">📖 HTML:</w:t>
             </w:r>
           </w:p>
           <w:p>
             <w:pPr>
               <w:spacing w:after="20" w:before="0"/>
             </w:pPr>
-            <w:hyperlink w:history="1" r:id="rIdlgyanmfw3nvhdakyj6fmp">
+            <w:hyperlink w:history="1" r:id="rId4ldr23g2vgjq--aj7nh3s">
               <w:r>
                 <w:rPr>
                   <w:rFonts w:ascii="Arial" w:cs="Arial" w:eastAsia="Arial" w:hAnsi="Arial"/>
@@ -4516,7 +4519,7 @@
                   <w:szCs w:val="16"/>
                   <w:u w:val="single" w:color="2E75B6"/>
                 </w:rPr>
-                <w:t xml:space="preserve">Moments and Centers of Mass, Work and Force, Fluid Forces Practice</w:t>
+                <w:t xml:space="preserve">Torque</w:t>
               </w:r>
             </w:hyperlink>
           </w:p>
@@ -4532,7 +4535,7 @@
                 <w:sz w:val="14"/>
                 <w:szCs w:val="14"/>
               </w:rPr>
-              <w:t xml:space="preserve">Source: CK-12</w:t>
+              <w:t xml:space="preserve">Source: PhET</w:t>
             </w:r>
           </w:p>
           <w:p>
@@ -4540,7 +4543,7 @@
               <w:spacing w:after="10" w:before="0"/>
               <w:ind w:left="120"/>
             </w:pPr>
-            <w:hyperlink w:history="1" r:id="rIdj6nudf_7dhxza3jxsjyee">
+            <w:hyperlink w:history="1" r:id="rId5hxtn3eqt8kpqwqggmwvo">
               <w:r>
                 <w:rPr>
                   <w:rFonts w:ascii="Arial" w:cs="Arial" w:eastAsia="Arial" w:hAnsi="Arial"/>
@@ -5138,24 +5141,40 @@
             <w:pPr>
               <w:spacing w:after="20" w:before="0"/>
             </w:pPr>
-            <w:r>
-              <w:rPr>
-                <w:rFonts w:ascii="Arial" w:cs="Arial" w:eastAsia="Arial" w:hAnsi="Arial"/>
-                <w:i/>
-                <w:iCs/>
-                <w:color w:val="595959"/>
-                <w:sz w:val="16"/>
-                <w:szCs w:val="16"/>
-              </w:rPr>
-              <w:t xml:space="preserve">No closely matching video in the ARES library for this activity.</w:t>
-            </w:r>
+            <w:hyperlink w:history="1" r:id="rIdsgl31d-9mryjxlwgftpx1">
+              <w:r>
+                <w:rPr>
+                  <w:rFonts w:ascii="Arial" w:cs="Arial" w:eastAsia="Arial" w:hAnsi="Arial"/>
+                  <w:color w:val="2E75B6"/>
+                  <w:sz w:val="16"/>
+                  <w:szCs w:val="16"/>
+                  <w:u w:val="single" w:color="2E75B6"/>
+                </w:rPr>
+                <w:t xml:space="preserve">Finding torque for angled forces</w:t>
+              </w:r>
+            </w:hyperlink>
           </w:p>
           <w:p>
             <w:pPr>
               <w:spacing w:after="10" w:before="0"/>
               <w:ind w:left="120"/>
             </w:pPr>
-            <w:hyperlink w:history="1" r:id="rIdhu2pkkrxcwvd30j1p2oq3">
+            <w:r>
+              <w:rPr>
+                <w:rFonts w:ascii="Arial" w:cs="Arial" w:eastAsia="Arial" w:hAnsi="Arial"/>
+                <w:color w:val="595959"/>
+                <w:sz w:val="14"/>
+                <w:szCs w:val="14"/>
+              </w:rPr>
+              <w:t xml:space="preserve">Source: Khan Academy (English - US curriculum)</w:t>
+            </w:r>
+          </w:p>
+          <w:p>
+            <w:pPr>
+              <w:spacing w:after="10" w:before="0"/>
+              <w:ind w:left="120"/>
+            </w:pPr>
+            <w:hyperlink w:history="1" r:id="rIdttansa87mkdyfj3o51tw_">
               <w:r>
                 <w:rPr>
                   <w:rFonts w:ascii="Arial" w:cs="Arial" w:eastAsia="Arial" w:hAnsi="Arial"/>
@@ -5164,24 +5183,9 @@
                   <w:szCs w:val="14"/>
                   <w:u w:val="single" w:color="595959"/>
                 </w:rPr>
-                <w:t xml:space="preserve">🔍 Search ARES for videos</w:t>
+                <w:t xml:space="preserve">🔍 Search ARES for similar videos</w:t>
               </w:r>
             </w:hyperlink>
-          </w:p>
-          <w:p>
-            <w:pPr>
-              <w:spacing w:after="10" w:before="0"/>
-              <w:ind w:left="120"/>
-            </w:pPr>
-            <w:r>
-              <w:rPr>
-                <w:rFonts w:ascii="Arial" w:cs="Arial" w:eastAsia="Arial" w:hAnsi="Arial"/>
-                <w:color w:val="595959"/>
-                <w:sz w:val="14"/>
-                <w:szCs w:val="14"/>
-              </w:rPr>
-              <w:t xml:space="preserve">Search terms: moments equilibrium force turning</w:t>
-            </w:r>
           </w:p>
           <w:p>
             <w:pPr>
@@ -5208,14 +5212,14 @@
                 <w:sz w:val="16"/>
                 <w:szCs w:val="16"/>
               </w:rPr>
-              <w:t xml:space="preserve">📖 EXERCISE:</w:t>
+              <w:t xml:space="preserve">📖 HTML:</w:t>
             </w:r>
           </w:p>
           <w:p>
             <w:pPr>
               <w:spacing w:after="20" w:before="0"/>
             </w:pPr>
-            <w:hyperlink w:history="1" r:id="rIds6xta1hvgt_t3oj5xzibs">
+            <w:hyperlink w:history="1" r:id="rIdgxgpusn2bddevjcxukn4o">
               <w:r>
                 <w:rPr>
                   <w:rFonts w:ascii="Arial" w:cs="Arial" w:eastAsia="Arial" w:hAnsi="Arial"/>
@@ -5224,7 +5228,7 @@
                   <w:szCs w:val="16"/>
                   <w:u w:val="single" w:color="2E75B6"/>
                 </w:rPr>
-                <w:t xml:space="preserve">Moments and Centers of Mass, Work and Force, Fluid Forces Practice</w:t>
+                <w:t xml:space="preserve">Torque (Flexbook)</w:t>
               </w:r>
             </w:hyperlink>
           </w:p>
@@ -5248,7 +5252,7 @@
               <w:spacing w:after="10" w:before="0"/>
               <w:ind w:left="120"/>
             </w:pPr>
-            <w:hyperlink w:history="1" r:id="rIdk1iajtmvr1yi-4jtjglxv">
+            <w:hyperlink w:history="1" r:id="rIduywllojkt3feaur3nrjvm">
               <w:r>
                 <w:rPr>
                   <w:rFonts w:ascii="Arial" w:cs="Arial" w:eastAsia="Arial" w:hAnsi="Arial"/>
@@ -5578,24 +5582,40 @@
             <w:pPr>
               <w:spacing w:after="20" w:before="0"/>
             </w:pPr>
-            <w:r>
-              <w:rPr>
-                <w:rFonts w:ascii="Arial" w:cs="Arial" w:eastAsia="Arial" w:hAnsi="Arial"/>
-                <w:i/>
-                <w:iCs/>
-                <w:color w:val="595959"/>
-                <w:sz w:val="16"/>
-                <w:szCs w:val="16"/>
-              </w:rPr>
-              <w:t xml:space="preserve">No closely matching video in the ARES library for this activity.</w:t>
-            </w:r>
+            <w:hyperlink w:history="1" r:id="rIdbm61blku7hrnm_vts1mzt">
+              <w:r>
+                <w:rPr>
+                  <w:rFonts w:ascii="Arial" w:cs="Arial" w:eastAsia="Arial" w:hAnsi="Arial"/>
+                  <w:color w:val="2E75B6"/>
+                  <w:sz w:val="16"/>
+                  <w:szCs w:val="16"/>
+                  <w:u w:val="single" w:color="2E75B6"/>
+                </w:rPr>
+                <w:t xml:space="preserve">Finding torque for angled forces</w:t>
+              </w:r>
+            </w:hyperlink>
           </w:p>
           <w:p>
             <w:pPr>
               <w:spacing w:after="10" w:before="0"/>
               <w:ind w:left="120"/>
             </w:pPr>
-            <w:hyperlink w:history="1" r:id="rIdrxc1xw1k7tzdrtmc6jirr">
+            <w:r>
+              <w:rPr>
+                <w:rFonts w:ascii="Arial" w:cs="Arial" w:eastAsia="Arial" w:hAnsi="Arial"/>
+                <w:color w:val="595959"/>
+                <w:sz w:val="14"/>
+                <w:szCs w:val="14"/>
+              </w:rPr>
+              <w:t xml:space="preserve">Source: Khan Academy (English - US curriculum)</w:t>
+            </w:r>
+          </w:p>
+          <w:p>
+            <w:pPr>
+              <w:spacing w:after="10" w:before="0"/>
+              <w:ind w:left="120"/>
+            </w:pPr>
+            <w:hyperlink w:history="1" r:id="rIdupyqqansihkzprwk-7vbi">
               <w:r>
                 <w:rPr>
                   <w:rFonts w:ascii="Arial" w:cs="Arial" w:eastAsia="Arial" w:hAnsi="Arial"/>
@@ -5604,24 +5624,9 @@
                   <w:szCs w:val="14"/>
                   <w:u w:val="single" w:color="595959"/>
                 </w:rPr>
-                <w:t xml:space="preserve">🔍 Search ARES for videos</w:t>
+                <w:t xml:space="preserve">🔍 Search ARES for similar videos</w:t>
               </w:r>
             </w:hyperlink>
-          </w:p>
-          <w:p>
-            <w:pPr>
-              <w:spacing w:after="10" w:before="0"/>
-              <w:ind w:left="120"/>
-            </w:pPr>
-            <w:r>
-              <w:rPr>
-                <w:rFonts w:ascii="Arial" w:cs="Arial" w:eastAsia="Arial" w:hAnsi="Arial"/>
-                <w:color w:val="595959"/>
-                <w:sz w:val="14"/>
-                <w:szCs w:val="14"/>
-              </w:rPr>
-              <w:t xml:space="preserve">Search terms: moments equilibrium force turning</w:t>
-            </w:r>
           </w:p>
           <w:p>
             <w:pPr>
@@ -5648,14 +5653,14 @@
                 <w:sz w:val="16"/>
                 <w:szCs w:val="16"/>
               </w:rPr>
-              <w:t xml:space="preserve">📖 EXERCISE:</w:t>
+              <w:t xml:space="preserve">📖 HTML:</w:t>
             </w:r>
           </w:p>
           <w:p>
             <w:pPr>
               <w:spacing w:after="20" w:before="0"/>
             </w:pPr>
-            <w:hyperlink w:history="1" r:id="rIdsqcf_kbuxxoesf2aeoino">
+            <w:hyperlink w:history="1" r:id="rIdu0_sepwawsnzr2tpvo43p">
               <w:r>
                 <w:rPr>
                   <w:rFonts w:ascii="Arial" w:cs="Arial" w:eastAsia="Arial" w:hAnsi="Arial"/>
@@ -5664,7 +5669,7 @@
                   <w:szCs w:val="16"/>
                   <w:u w:val="single" w:color="2E75B6"/>
                 </w:rPr>
-                <w:t xml:space="preserve">Moments and Centers of Mass, Work and Force, Fluid Forces Practice</w:t>
+                <w:t xml:space="preserve">Torque (Flexbook)</w:t>
               </w:r>
             </w:hyperlink>
           </w:p>
@@ -5688,7 +5693,7 @@
               <w:spacing w:after="10" w:before="0"/>
               <w:ind w:left="120"/>
             </w:pPr>
-            <w:hyperlink w:history="1" r:id="rId0ttkan95vtlk9wzakhxbq">
+            <w:hyperlink w:history="1" r:id="rIdpgc04gpvhqyix-9biwsfg">
               <w:r>
                 <w:rPr>
                   <w:rFonts w:ascii="Arial" w:cs="Arial" w:eastAsia="Arial" w:hAnsi="Arial"/>
@@ -7517,24 +7522,40 @@
             <w:pPr>
               <w:spacing w:after="20" w:before="0"/>
             </w:pPr>
-            <w:r>
-              <w:rPr>
-                <w:rFonts w:ascii="Arial" w:cs="Arial" w:eastAsia="Arial" w:hAnsi="Arial"/>
-                <w:i/>
-                <w:iCs/>
-                <w:color w:val="595959"/>
-                <w:sz w:val="16"/>
-                <w:szCs w:val="16"/>
-              </w:rPr>
-              <w:t xml:space="preserve">No closely matching video in the ARES library for this activity.</w:t>
-            </w:r>
+            <w:hyperlink w:history="1" r:id="rIdhovew42wokourffllzfjh">
+              <w:r>
+                <w:rPr>
+                  <w:rFonts w:ascii="Arial" w:cs="Arial" w:eastAsia="Arial" w:hAnsi="Arial"/>
+                  <w:color w:val="2E75B6"/>
+                  <w:sz w:val="16"/>
+                  <w:szCs w:val="16"/>
+                  <w:u w:val="single" w:color="2E75B6"/>
+                </w:rPr>
+                <w:t xml:space="preserve">Finding torque for angled forces</w:t>
+              </w:r>
+            </w:hyperlink>
           </w:p>
           <w:p>
             <w:pPr>
               <w:spacing w:after="10" w:before="0"/>
               <w:ind w:left="120"/>
             </w:pPr>
-            <w:hyperlink w:history="1" r:id="rIdkaevwhfqvwm242zsaih5z">
+            <w:r>
+              <w:rPr>
+                <w:rFonts w:ascii="Arial" w:cs="Arial" w:eastAsia="Arial" w:hAnsi="Arial"/>
+                <w:color w:val="595959"/>
+                <w:sz w:val="14"/>
+                <w:szCs w:val="14"/>
+              </w:rPr>
+              <w:t xml:space="preserve">Source: Khan Academy (English - US curriculum)</w:t>
+            </w:r>
+          </w:p>
+          <w:p>
+            <w:pPr>
+              <w:spacing w:after="10" w:before="0"/>
+              <w:ind w:left="120"/>
+            </w:pPr>
+            <w:hyperlink w:history="1" r:id="rIdulayypz4w94-vayi2txlb">
               <w:r>
                 <w:rPr>
                   <w:rFonts w:ascii="Arial" w:cs="Arial" w:eastAsia="Arial" w:hAnsi="Arial"/>
@@ -7543,24 +7564,9 @@
                   <w:szCs w:val="14"/>
                   <w:u w:val="single" w:color="595959"/>
                 </w:rPr>
-                <w:t xml:space="preserve">🔍 Search ARES for videos</w:t>
+                <w:t xml:space="preserve">🔍 Search ARES for similar videos</w:t>
               </w:r>
             </w:hyperlink>
-          </w:p>
-          <w:p>
-            <w:pPr>
-              <w:spacing w:after="10" w:before="0"/>
-              <w:ind w:left="120"/>
-            </w:pPr>
-            <w:r>
-              <w:rPr>
-                <w:rFonts w:ascii="Arial" w:cs="Arial" w:eastAsia="Arial" w:hAnsi="Arial"/>
-                <w:color w:val="595959"/>
-                <w:sz w:val="14"/>
-                <w:szCs w:val="14"/>
-              </w:rPr>
-              <w:t xml:space="preserve">Search terms: moments equilibrium force turning</w:t>
-            </w:r>
           </w:p>
           <w:p>
             <w:pPr>
@@ -7587,14 +7593,14 @@
                 <w:sz w:val="16"/>
                 <w:szCs w:val="16"/>
               </w:rPr>
-              <w:t xml:space="preserve">📖 EXERCISE:</w:t>
+              <w:t xml:space="preserve">📖 HTML:</w:t>
             </w:r>
           </w:p>
           <w:p>
             <w:pPr>
               <w:spacing w:after="20" w:before="0"/>
             </w:pPr>
-            <w:hyperlink w:history="1" r:id="rIdmn_w_7ddr8bxqjgwvh_c3">
+            <w:hyperlink w:history="1" r:id="rIdh52x8q-sfv92sifypc6xr">
               <w:r>
                 <w:rPr>
                   <w:rFonts w:ascii="Arial" w:cs="Arial" w:eastAsia="Arial" w:hAnsi="Arial"/>
@@ -7603,7 +7609,7 @@
                   <w:szCs w:val="16"/>
                   <w:u w:val="single" w:color="2E75B6"/>
                 </w:rPr>
-                <w:t xml:space="preserve">Moments and Centers of Mass, Work and Force, Fluid Forces Practice</w:t>
+                <w:t xml:space="preserve">Torque (Flexbook)</w:t>
               </w:r>
             </w:hyperlink>
           </w:p>
@@ -7627,7 +7633,7 @@
               <w:spacing w:after="10" w:before="0"/>
               <w:ind w:left="120"/>
             </w:pPr>
-            <w:hyperlink w:history="1" r:id="rIdxbrtsypxklzxlkhj_zx4c">
+            <w:hyperlink w:history="1" r:id="rIdkjealerhkvtlmk_bubas2">
               <w:r>
                 <w:rPr>
                   <w:rFonts w:ascii="Arial" w:cs="Arial" w:eastAsia="Arial" w:hAnsi="Arial"/>
@@ -7879,24 +7885,40 @@
             <w:pPr>
               <w:spacing w:after="20" w:before="0"/>
             </w:pPr>
-            <w:r>
-              <w:rPr>
-                <w:rFonts w:ascii="Arial" w:cs="Arial" w:eastAsia="Arial" w:hAnsi="Arial"/>
-                <w:i/>
-                <w:iCs/>
-                <w:color w:val="595959"/>
-                <w:sz w:val="16"/>
-                <w:szCs w:val="16"/>
-              </w:rPr>
-              <w:t xml:space="preserve">No closely matching video in the ARES library for this activity.</w:t>
-            </w:r>
+            <w:hyperlink w:history="1" r:id="rId16ikzuxam8v1jfa1miare">
+              <w:r>
+                <w:rPr>
+                  <w:rFonts w:ascii="Arial" w:cs="Arial" w:eastAsia="Arial" w:hAnsi="Arial"/>
+                  <w:color w:val="2E75B6"/>
+                  <w:sz w:val="16"/>
+                  <w:szCs w:val="16"/>
+                  <w:u w:val="single" w:color="2E75B6"/>
+                </w:rPr>
+                <w:t xml:space="preserve">Finding torque for angled forces</w:t>
+              </w:r>
+            </w:hyperlink>
           </w:p>
           <w:p>
             <w:pPr>
               <w:spacing w:after="10" w:before="0"/>
               <w:ind w:left="120"/>
             </w:pPr>
-            <w:hyperlink w:history="1" r:id="rIdvmadazd0c6eny69juacsp">
+            <w:r>
+              <w:rPr>
+                <w:rFonts w:ascii="Arial" w:cs="Arial" w:eastAsia="Arial" w:hAnsi="Arial"/>
+                <w:color w:val="595959"/>
+                <w:sz w:val="14"/>
+                <w:szCs w:val="14"/>
+              </w:rPr>
+              <w:t xml:space="preserve">Source: Khan Academy (English - US curriculum)</w:t>
+            </w:r>
+          </w:p>
+          <w:p>
+            <w:pPr>
+              <w:spacing w:after="10" w:before="0"/>
+              <w:ind w:left="120"/>
+            </w:pPr>
+            <w:hyperlink w:history="1" r:id="rIdqsbjrtttv-mk-dw7g02n9">
               <w:r>
                 <w:rPr>
                   <w:rFonts w:ascii="Arial" w:cs="Arial" w:eastAsia="Arial" w:hAnsi="Arial"/>
@@ -7905,24 +7927,9 @@
                   <w:szCs w:val="14"/>
                   <w:u w:val="single" w:color="595959"/>
                 </w:rPr>
-                <w:t xml:space="preserve">🔍 Search ARES for videos</w:t>
+                <w:t xml:space="preserve">🔍 Search ARES for similar videos</w:t>
               </w:r>
             </w:hyperlink>
-          </w:p>
-          <w:p>
-            <w:pPr>
-              <w:spacing w:after="10" w:before="0"/>
-              <w:ind w:left="120"/>
-            </w:pPr>
-            <w:r>
-              <w:rPr>
-                <w:rFonts w:ascii="Arial" w:cs="Arial" w:eastAsia="Arial" w:hAnsi="Arial"/>
-                <w:color w:val="595959"/>
-                <w:sz w:val="14"/>
-                <w:szCs w:val="14"/>
-              </w:rPr>
-              <w:t xml:space="preserve">Search terms: moments equilibrium force turning</w:t>
-            </w:r>
           </w:p>
           <w:p>
             <w:pPr>
@@ -7956,7 +7963,7 @@
             <w:pPr>
               <w:spacing w:after="20" w:before="0"/>
             </w:pPr>
-            <w:hyperlink w:history="1" r:id="rIddg-9aw6pdacw7ige2ppwp">
+            <w:hyperlink w:history="1" r:id="rIdiowqx1qgpypma1cggcnjo">
               <w:r>
                 <w:rPr>
                   <w:rFonts w:ascii="Arial" w:cs="Arial" w:eastAsia="Arial" w:hAnsi="Arial"/>
@@ -7965,7 +7972,7 @@
                   <w:szCs w:val="16"/>
                   <w:u w:val="single" w:color="2E75B6"/>
                 </w:rPr>
-                <w:t xml:space="preserve">Moments and Centers of Mass, Work and Force, Fluid Forces Practice</w:t>
+                <w:t xml:space="preserve">Torque Practice</w:t>
               </w:r>
             </w:hyperlink>
           </w:p>
@@ -7989,7 +7996,7 @@
               <w:spacing w:after="10" w:before="0"/>
               <w:ind w:left="120"/>
             </w:pPr>
-            <w:hyperlink w:history="1" r:id="rIduqy-eiznozhi2t9unvh7i">
+            <w:hyperlink w:history="1" r:id="rIdukz_8-br_pl8oca_ehsry">
               <w:r>
                 <w:rPr>
                   <w:rFonts w:ascii="Arial" w:cs="Arial" w:eastAsia="Arial" w:hAnsi="Arial"/>
@@ -8260,24 +8267,40 @@
             <w:pPr>
               <w:spacing w:after="20" w:before="0"/>
             </w:pPr>
-            <w:r>
-              <w:rPr>
-                <w:rFonts w:ascii="Arial" w:cs="Arial" w:eastAsia="Arial" w:hAnsi="Arial"/>
-                <w:i/>
-                <w:iCs/>
-                <w:color w:val="595959"/>
-                <w:sz w:val="16"/>
-                <w:szCs w:val="16"/>
-              </w:rPr>
-              <w:t xml:space="preserve">No closely matching video in the ARES library for this activity.</w:t>
-            </w:r>
+            <w:hyperlink w:history="1" r:id="rId_nfysbrirb02a5njxddqh">
+              <w:r>
+                <w:rPr>
+                  <w:rFonts w:ascii="Arial" w:cs="Arial" w:eastAsia="Arial" w:hAnsi="Arial"/>
+                  <w:color w:val="2E75B6"/>
+                  <w:sz w:val="16"/>
+                  <w:szCs w:val="16"/>
+                  <w:u w:val="single" w:color="2E75B6"/>
+                </w:rPr>
+                <w:t xml:space="preserve">Finding torque for angled forces</w:t>
+              </w:r>
+            </w:hyperlink>
           </w:p>
           <w:p>
             <w:pPr>
               <w:spacing w:after="10" w:before="0"/>
               <w:ind w:left="120"/>
             </w:pPr>
-            <w:hyperlink w:history="1" r:id="rIdzkztzvqt02ijzafn8l893">
+            <w:r>
+              <w:rPr>
+                <w:rFonts w:ascii="Arial" w:cs="Arial" w:eastAsia="Arial" w:hAnsi="Arial"/>
+                <w:color w:val="595959"/>
+                <w:sz w:val="14"/>
+                <w:szCs w:val="14"/>
+              </w:rPr>
+              <w:t xml:space="preserve">Source: Khan Academy (English - US curriculum)</w:t>
+            </w:r>
+          </w:p>
+          <w:p>
+            <w:pPr>
+              <w:spacing w:after="10" w:before="0"/>
+              <w:ind w:left="120"/>
+            </w:pPr>
+            <w:hyperlink w:history="1" r:id="rIddctoevshvkk0afx2jntyz">
               <w:r>
                 <w:rPr>
                   <w:rFonts w:ascii="Arial" w:cs="Arial" w:eastAsia="Arial" w:hAnsi="Arial"/>
@@ -8286,24 +8309,9 @@
                   <w:szCs w:val="14"/>
                   <w:u w:val="single" w:color="595959"/>
                 </w:rPr>
-                <w:t xml:space="preserve">🔍 Search ARES for videos</w:t>
+                <w:t xml:space="preserve">🔍 Search ARES for similar videos</w:t>
               </w:r>
             </w:hyperlink>
-          </w:p>
-          <w:p>
-            <w:pPr>
-              <w:spacing w:after="10" w:before="0"/>
-              <w:ind w:left="120"/>
-            </w:pPr>
-            <w:r>
-              <w:rPr>
-                <w:rFonts w:ascii="Arial" w:cs="Arial" w:eastAsia="Arial" w:hAnsi="Arial"/>
-                <w:color w:val="595959"/>
-                <w:sz w:val="14"/>
-                <w:szCs w:val="14"/>
-              </w:rPr>
-              <w:t xml:space="preserve">Search terms: moments equilibrium force turning</w:t>
-            </w:r>
           </w:p>
           <w:p>
             <w:pPr>
@@ -8330,14 +8338,14 @@
                 <w:sz w:val="16"/>
                 <w:szCs w:val="16"/>
               </w:rPr>
-              <w:t xml:space="preserve">📖 EXERCISE:</w:t>
+              <w:t xml:space="preserve">📖 HTML:</w:t>
             </w:r>
           </w:p>
           <w:p>
             <w:pPr>
               <w:spacing w:after="20" w:before="0"/>
             </w:pPr>
-            <w:hyperlink w:history="1" r:id="rIdaetnpjuzj-fv-bra8ygxs">
+            <w:hyperlink w:history="1" r:id="rIdn5pghk2vwlbxn13usc7xu">
               <w:r>
                 <w:rPr>
                   <w:rFonts w:ascii="Arial" w:cs="Arial" w:eastAsia="Arial" w:hAnsi="Arial"/>
@@ -8346,7 +8354,7 @@
                   <w:szCs w:val="16"/>
                   <w:u w:val="single" w:color="2E75B6"/>
                 </w:rPr>
-                <w:t xml:space="preserve">Moments and Centers of Mass, Work and Force, Fluid Forces Practice</w:t>
+                <w:t xml:space="preserve">Torque</w:t>
               </w:r>
             </w:hyperlink>
           </w:p>
@@ -8362,7 +8370,7 @@
                 <w:sz w:val="14"/>
                 <w:szCs w:val="14"/>
               </w:rPr>
-              <w:t xml:space="preserve">Source: CK-12</w:t>
+              <w:t xml:space="preserve">Source: PhET</w:t>
             </w:r>
           </w:p>
           <w:p>
@@ -8370,7 +8378,7 @@
               <w:spacing w:after="10" w:before="0"/>
               <w:ind w:left="120"/>
             </w:pPr>
-            <w:hyperlink w:history="1" r:id="rIdaffhuyrwqfswmp_2jw5yn">
+            <w:hyperlink w:history="1" r:id="rIdh9o9fb5t8jrr_tbkp79yw">
               <w:r>
                 <w:rPr>
                   <w:rFonts w:ascii="Arial" w:cs="Arial" w:eastAsia="Arial" w:hAnsi="Arial"/>
@@ -8679,24 +8687,40 @@
             <w:pPr>
               <w:spacing w:after="20" w:before="0"/>
             </w:pPr>
-            <w:r>
-              <w:rPr>
-                <w:rFonts w:ascii="Arial" w:cs="Arial" w:eastAsia="Arial" w:hAnsi="Arial"/>
-                <w:i/>
-                <w:iCs/>
-                <w:color w:val="595959"/>
-                <w:sz w:val="16"/>
-                <w:szCs w:val="16"/>
-              </w:rPr>
-              <w:t xml:space="preserve">No closely matching video in the ARES library for this activity.</w:t>
-            </w:r>
+            <w:hyperlink w:history="1" r:id="rIdcp22mmyojbkl4wn7rknkb">
+              <w:r>
+                <w:rPr>
+                  <w:rFonts w:ascii="Arial" w:cs="Arial" w:eastAsia="Arial" w:hAnsi="Arial"/>
+                  <w:color w:val="2E75B6"/>
+                  <w:sz w:val="16"/>
+                  <w:szCs w:val="16"/>
+                  <w:u w:val="single" w:color="2E75B6"/>
+                </w:rPr>
+                <w:t xml:space="preserve">Finding torque for angled forces</w:t>
+              </w:r>
+            </w:hyperlink>
           </w:p>
           <w:p>
             <w:pPr>
               <w:spacing w:after="10" w:before="0"/>
               <w:ind w:left="120"/>
             </w:pPr>
-            <w:hyperlink w:history="1" r:id="rId86e2auoju-toqcmatta9c">
+            <w:r>
+              <w:rPr>
+                <w:rFonts w:ascii="Arial" w:cs="Arial" w:eastAsia="Arial" w:hAnsi="Arial"/>
+                <w:color w:val="595959"/>
+                <w:sz w:val="14"/>
+                <w:szCs w:val="14"/>
+              </w:rPr>
+              <w:t xml:space="preserve">Source: Khan Academy (English - US curriculum)</w:t>
+            </w:r>
+          </w:p>
+          <w:p>
+            <w:pPr>
+              <w:spacing w:after="10" w:before="0"/>
+              <w:ind w:left="120"/>
+            </w:pPr>
+            <w:hyperlink w:history="1" r:id="rId9cginbfly060pjuxvhqsd">
               <w:r>
                 <w:rPr>
                   <w:rFonts w:ascii="Arial" w:cs="Arial" w:eastAsia="Arial" w:hAnsi="Arial"/>
@@ -8705,24 +8729,9 @@
                   <w:szCs w:val="14"/>
                   <w:u w:val="single" w:color="595959"/>
                 </w:rPr>
-                <w:t xml:space="preserve">🔍 Search ARES for videos</w:t>
+                <w:t xml:space="preserve">🔍 Search ARES for similar videos</w:t>
               </w:r>
             </w:hyperlink>
-          </w:p>
-          <w:p>
-            <w:pPr>
-              <w:spacing w:after="10" w:before="0"/>
-              <w:ind w:left="120"/>
-            </w:pPr>
-            <w:r>
-              <w:rPr>
-                <w:rFonts w:ascii="Arial" w:cs="Arial" w:eastAsia="Arial" w:hAnsi="Arial"/>
-                <w:color w:val="595959"/>
-                <w:sz w:val="14"/>
-                <w:szCs w:val="14"/>
-              </w:rPr>
-              <w:t xml:space="preserve">Search terms: moments equilibrium force turning</w:t>
-            </w:r>
           </w:p>
           <w:p>
             <w:pPr>
@@ -8749,14 +8758,14 @@
                 <w:sz w:val="16"/>
                 <w:szCs w:val="16"/>
               </w:rPr>
-              <w:t xml:space="preserve">📖 EXERCISE:</w:t>
+              <w:t xml:space="preserve">📖 HTML:</w:t>
             </w:r>
           </w:p>
           <w:p>
             <w:pPr>
               <w:spacing w:after="20" w:before="0"/>
             </w:pPr>
-            <w:hyperlink w:history="1" r:id="rIdtfhekoix17iesr9-4zvcs">
+            <w:hyperlink w:history="1" r:id="rIdi8y5ytm2snoskmvwrtro-">
               <w:r>
                 <w:rPr>
                   <w:rFonts w:ascii="Arial" w:cs="Arial" w:eastAsia="Arial" w:hAnsi="Arial"/>
@@ -8765,7 +8774,7 @@
                   <w:szCs w:val="16"/>
                   <w:u w:val="single" w:color="2E75B6"/>
                 </w:rPr>
-                <w:t xml:space="preserve">Moments and Centers of Mass, Work and Force, Fluid Forces Practice</w:t>
+                <w:t xml:space="preserve">Torque (Flexbook)</w:t>
               </w:r>
             </w:hyperlink>
           </w:p>
@@ -8789,7 +8798,7 @@
               <w:spacing w:after="10" w:before="0"/>
               <w:ind w:left="120"/>
             </w:pPr>
-            <w:hyperlink w:history="1" r:id="rId9n0zjshljld_np9bqs2o3">
+            <w:hyperlink w:history="1" r:id="rIdzskjfipntkk2ycb1lvegl">
               <w:r>
                 <w:rPr>
                   <w:rFonts w:ascii="Arial" w:cs="Arial" w:eastAsia="Arial" w:hAnsi="Arial"/>
@@ -9060,24 +9069,40 @@
             <w:pPr>
               <w:spacing w:after="20" w:before="0"/>
             </w:pPr>
-            <w:r>
-              <w:rPr>
-                <w:rFonts w:ascii="Arial" w:cs="Arial" w:eastAsia="Arial" w:hAnsi="Arial"/>
-                <w:i/>
-                <w:iCs/>
-                <w:color w:val="595959"/>
-                <w:sz w:val="16"/>
-                <w:szCs w:val="16"/>
-              </w:rPr>
-              <w:t xml:space="preserve">No closely matching video in the ARES library for this activity.</w:t>
-            </w:r>
+            <w:hyperlink w:history="1" r:id="rIdcelvbkedabyokwboyjxq_">
+              <w:r>
+                <w:rPr>
+                  <w:rFonts w:ascii="Arial" w:cs="Arial" w:eastAsia="Arial" w:hAnsi="Arial"/>
+                  <w:color w:val="2E75B6"/>
+                  <w:sz w:val="16"/>
+                  <w:szCs w:val="16"/>
+                  <w:u w:val="single" w:color="2E75B6"/>
+                </w:rPr>
+                <w:t xml:space="preserve">Finding torque for angled forces</w:t>
+              </w:r>
+            </w:hyperlink>
           </w:p>
           <w:p>
             <w:pPr>
               <w:spacing w:after="10" w:before="0"/>
               <w:ind w:left="120"/>
             </w:pPr>
-            <w:hyperlink w:history="1" r:id="rIdhcv2som0-9vgohb3v_scn">
+            <w:r>
+              <w:rPr>
+                <w:rFonts w:ascii="Arial" w:cs="Arial" w:eastAsia="Arial" w:hAnsi="Arial"/>
+                <w:color w:val="595959"/>
+                <w:sz w:val="14"/>
+                <w:szCs w:val="14"/>
+              </w:rPr>
+              <w:t xml:space="preserve">Source: Khan Academy (English - US curriculum)</w:t>
+            </w:r>
+          </w:p>
+          <w:p>
+            <w:pPr>
+              <w:spacing w:after="10" w:before="0"/>
+              <w:ind w:left="120"/>
+            </w:pPr>
+            <w:hyperlink w:history="1" r:id="rIdtbnfvhrxaqrljktjnidyh">
               <w:r>
                 <w:rPr>
                   <w:rFonts w:ascii="Arial" w:cs="Arial" w:eastAsia="Arial" w:hAnsi="Arial"/>
@@ -9086,24 +9111,9 @@
                   <w:szCs w:val="14"/>
                   <w:u w:val="single" w:color="595959"/>
                 </w:rPr>
-                <w:t xml:space="preserve">🔍 Search ARES for videos</w:t>
+                <w:t xml:space="preserve">🔍 Search ARES for similar videos</w:t>
               </w:r>
             </w:hyperlink>
-          </w:p>
-          <w:p>
-            <w:pPr>
-              <w:spacing w:after="10" w:before="0"/>
-              <w:ind w:left="120"/>
-            </w:pPr>
-            <w:r>
-              <w:rPr>
-                <w:rFonts w:ascii="Arial" w:cs="Arial" w:eastAsia="Arial" w:hAnsi="Arial"/>
-                <w:color w:val="595959"/>
-                <w:sz w:val="14"/>
-                <w:szCs w:val="14"/>
-              </w:rPr>
-              <w:t xml:space="preserve">Search terms: moments equilibrium force turning</w:t>
-            </w:r>
           </w:p>
           <w:p>
             <w:pPr>
@@ -9130,14 +9140,14 @@
                 <w:sz w:val="16"/>
                 <w:szCs w:val="16"/>
               </w:rPr>
-              <w:t xml:space="preserve">📖 EXERCISE:</w:t>
+              <w:t xml:space="preserve">📖 HTML:</w:t>
             </w:r>
           </w:p>
           <w:p>
             <w:pPr>
               <w:spacing w:after="20" w:before="0"/>
             </w:pPr>
-            <w:hyperlink w:history="1" r:id="rIdjahu6ocnaseiyoulj-qy7">
+            <w:hyperlink w:history="1" r:id="rIdph-kt95ksq6c0buuivitj">
               <w:r>
                 <w:rPr>
                   <w:rFonts w:ascii="Arial" w:cs="Arial" w:eastAsia="Arial" w:hAnsi="Arial"/>
@@ -9146,7 +9156,7 @@
                   <w:szCs w:val="16"/>
                   <w:u w:val="single" w:color="2E75B6"/>
                 </w:rPr>
-                <w:t xml:space="preserve">Moments and Centers of Mass, Work and Force, Fluid Forces Practice</w:t>
+                <w:t xml:space="preserve">Torque (Flexbook)</w:t>
               </w:r>
             </w:hyperlink>
           </w:p>
@@ -9170,7 +9180,7 @@
               <w:spacing w:after="10" w:before="0"/>
               <w:ind w:left="120"/>
             </w:pPr>
-            <w:hyperlink w:history="1" r:id="rId54zc2ccgudn5xjx4nd2y5">
+            <w:hyperlink w:history="1" r:id="rIdoqpsohkjata74f8at9cui">
               <w:r>
                 <w:rPr>
                   <w:rFonts w:ascii="Arial" w:cs="Arial" w:eastAsia="Arial" w:hAnsi="Arial"/>
@@ -10750,7 +10760,7 @@
               <w:spacing w:after="10" w:before="0"/>
               <w:ind w:left="120"/>
             </w:pPr>
-            <w:hyperlink w:history="1" r:id="rIdoikxl92gvbgjttrbn5qdq">
+            <w:hyperlink w:history="1" r:id="rIdyc2buowqjwihvhltp5ia5">
               <w:r>
                 <w:rPr>
                   <w:rFonts w:ascii="Arial" w:cs="Arial" w:eastAsia="Arial" w:hAnsi="Arial"/>
@@ -10827,7 +10837,7 @@
               <w:spacing w:after="10" w:before="0"/>
               <w:ind w:left="120"/>
             </w:pPr>
-            <w:hyperlink w:history="1" r:id="rIdir96b8rax__gw_rwllogg">
+            <w:hyperlink w:history="1" r:id="rIdetha7u_nh7-2kcj_y4w1f">
               <w:r>
                 <w:rPr>
                   <w:rFonts w:ascii="Arial" w:cs="Arial" w:eastAsia="Arial" w:hAnsi="Arial"/>
@@ -11054,7 +11064,7 @@
               <w:spacing w:after="10" w:before="0"/>
               <w:ind w:left="120"/>
             </w:pPr>
-            <w:hyperlink w:history="1" r:id="rIdsjtq7dcmwsiceucbowoee">
+            <w:hyperlink w:history="1" r:id="rIdcxejk2tkrxnoxfyhgyqpk">
               <w:r>
                 <w:rPr>
                   <w:rFonts w:ascii="Arial" w:cs="Arial" w:eastAsia="Arial" w:hAnsi="Arial"/>
@@ -11131,7 +11141,7 @@
               <w:spacing w:after="10" w:before="0"/>
               <w:ind w:left="120"/>
             </w:pPr>
-            <w:hyperlink w:history="1" r:id="rIdaoicxfv3vlw5xstle0mel">
+            <w:hyperlink w:history="1" r:id="rIdow7mffhvr0qzrnk-b2e8p">
               <w:r>
                 <w:rPr>
                   <w:rFonts w:ascii="Arial" w:cs="Arial" w:eastAsia="Arial" w:hAnsi="Arial"/>
@@ -11358,7 +11368,7 @@
               <w:spacing w:after="10" w:before="0"/>
               <w:ind w:left="120"/>
             </w:pPr>
-            <w:hyperlink w:history="1" r:id="rIdaqaolw-dgqsorgo3zpxvo">
+            <w:hyperlink w:history="1" r:id="rIdgiqcucoru8efxanypagyh">
               <w:r>
                 <w:rPr>
                   <w:rFonts w:ascii="Arial" w:cs="Arial" w:eastAsia="Arial" w:hAnsi="Arial"/>
@@ -11435,7 +11445,7 @@
               <w:spacing w:after="10" w:before="0"/>
               <w:ind w:left="120"/>
             </w:pPr>
-            <w:hyperlink w:history="1" r:id="rId7sdhgmctr5z2vqx12bhuv">
+            <w:hyperlink w:history="1" r:id="rId0-osymrf06wdivpm1riig">
               <w:r>
                 <w:rPr>
                   <w:rFonts w:ascii="Arial" w:cs="Arial" w:eastAsia="Arial" w:hAnsi="Arial"/>
@@ -11662,7 +11672,7 @@
               <w:spacing w:after="10" w:before="0"/>
               <w:ind w:left="120"/>
             </w:pPr>
-            <w:hyperlink w:history="1" r:id="rIddflo85c6nepql2b_ss53q">
+            <w:hyperlink w:history="1" r:id="rIdxayk1hqporjlerakbocaa">
               <w:r>
                 <w:rPr>
                   <w:rFonts w:ascii="Arial" w:cs="Arial" w:eastAsia="Arial" w:hAnsi="Arial"/>
@@ -11739,7 +11749,7 @@
               <w:spacing w:after="10" w:before="0"/>
               <w:ind w:left="120"/>
             </w:pPr>
-            <w:hyperlink w:history="1" r:id="rIddjhl2biqtn85lyt3gqe45">
+            <w:hyperlink w:history="1" r:id="rIdrffvn__om3rk8vxwfdcvk">
               <w:r>
                 <w:rPr>
                   <w:rFonts w:ascii="Arial" w:cs="Arial" w:eastAsia="Arial" w:hAnsi="Arial"/>
@@ -11966,7 +11976,7 @@
               <w:spacing w:after="10" w:before="0"/>
               <w:ind w:left="120"/>
             </w:pPr>
-            <w:hyperlink w:history="1" r:id="rIdt7ujafpse6mrvxsm_b4ig">
+            <w:hyperlink w:history="1" r:id="rIdr6nq3sphyww-gaz5uu24l">
               <w:r>
                 <w:rPr>
                   <w:rFonts w:ascii="Arial" w:cs="Arial" w:eastAsia="Arial" w:hAnsi="Arial"/>
@@ -12043,7 +12053,7 @@
               <w:spacing w:after="10" w:before="0"/>
               <w:ind w:left="120"/>
             </w:pPr>
-            <w:hyperlink w:history="1" r:id="rIdbk03vnrgzioywruwwibhd">
+            <w:hyperlink w:history="1" r:id="rIddofxe_oj6d0iy1cwuxpw_">
               <w:r>
                 <w:rPr>
                   <w:rFonts w:ascii="Arial" w:cs="Arial" w:eastAsia="Arial" w:hAnsi="Arial"/>
@@ -13562,7 +13572,7 @@
               <w:spacing w:after="10" w:before="0"/>
               <w:ind w:left="120"/>
             </w:pPr>
-            <w:hyperlink w:history="1" r:id="rIdfbk6rlifwehkh84di99wc">
+            <w:hyperlink w:history="1" r:id="rIdrmk3n9hxricqt2zgvw2f6">
               <w:r>
                 <w:rPr>
                   <w:rFonts w:ascii="Arial" w:cs="Arial" w:eastAsia="Arial" w:hAnsi="Arial"/>
@@ -13639,7 +13649,7 @@
               <w:spacing w:after="10" w:before="0"/>
               <w:ind w:left="120"/>
             </w:pPr>
-            <w:hyperlink w:history="1" r:id="rId80eslmpo75jlrqphoxiqe">
+            <w:hyperlink w:history="1" r:id="rIdhfhk_xb5mpmfrv3upxe4x">
               <w:r>
                 <w:rPr>
                   <w:rFonts w:ascii="Arial" w:cs="Arial" w:eastAsia="Arial" w:hAnsi="Arial"/>
@@ -13866,7 +13876,7 @@
               <w:spacing w:after="10" w:before="0"/>
               <w:ind w:left="120"/>
             </w:pPr>
-            <w:hyperlink w:history="1" r:id="rIdu0k7wl87dzrybmc1jobx9">
+            <w:hyperlink w:history="1" r:id="rIdrxdqxoeoziv3gtb4-hsnd">
               <w:r>
                 <w:rPr>
                   <w:rFonts w:ascii="Arial" w:cs="Arial" w:eastAsia="Arial" w:hAnsi="Arial"/>
@@ -13943,7 +13953,7 @@
               <w:spacing w:after="10" w:before="0"/>
               <w:ind w:left="120"/>
             </w:pPr>
-            <w:hyperlink w:history="1" r:id="rIdtjtccevqmhk8vmgdj7dyv">
+            <w:hyperlink w:history="1" r:id="rIdg-d4e746a91vr5yk14sa8">
               <w:r>
                 <w:rPr>
                   <w:rFonts w:ascii="Arial" w:cs="Arial" w:eastAsia="Arial" w:hAnsi="Arial"/>
@@ -14170,7 +14180,7 @@
               <w:spacing w:after="10" w:before="0"/>
               <w:ind w:left="120"/>
             </w:pPr>
-            <w:hyperlink w:history="1" r:id="rIdhv3hhhl8dv3pvrqgfkp1_">
+            <w:hyperlink w:history="1" r:id="rId-heuzx7b7u6zxzh__l7eh">
               <w:r>
                 <w:rPr>
                   <w:rFonts w:ascii="Arial" w:cs="Arial" w:eastAsia="Arial" w:hAnsi="Arial"/>
@@ -14247,7 +14257,7 @@
               <w:spacing w:after="10" w:before="0"/>
               <w:ind w:left="120"/>
             </w:pPr>
-            <w:hyperlink w:history="1" r:id="rIdbymgo0tj1ggikqnduf50u">
+            <w:hyperlink w:history="1" r:id="rIdiqu2e4pczctq0gbtfqnft">
               <w:r>
                 <w:rPr>
                   <w:rFonts w:ascii="Arial" w:cs="Arial" w:eastAsia="Arial" w:hAnsi="Arial"/>
@@ -14474,7 +14484,7 @@
               <w:spacing w:after="10" w:before="0"/>
               <w:ind w:left="120"/>
             </w:pPr>
-            <w:hyperlink w:history="1" r:id="rIdeendz8s7bb91pxtpe2jud">
+            <w:hyperlink w:history="1" r:id="rIduryzd7exp-iqf4t1clvsp">
               <w:r>
                 <w:rPr>
                   <w:rFonts w:ascii="Arial" w:cs="Arial" w:eastAsia="Arial" w:hAnsi="Arial"/>
@@ -14551,7 +14561,7 @@
               <w:spacing w:after="10" w:before="0"/>
               <w:ind w:left="120"/>
             </w:pPr>
-            <w:hyperlink w:history="1" r:id="rIdlthl244yydwav5soearzy">
+            <w:hyperlink w:history="1" r:id="rIdqhngq4-22v9qdccolnhy9">
               <w:r>
                 <w:rPr>
                   <w:rFonts w:ascii="Arial" w:cs="Arial" w:eastAsia="Arial" w:hAnsi="Arial"/>
@@ -14778,7 +14788,7 @@
               <w:spacing w:after="10" w:before="0"/>
               <w:ind w:left="120"/>
             </w:pPr>
-            <w:hyperlink w:history="1" r:id="rIdgorcxnfk3skzz_ice1r3f">
+            <w:hyperlink w:history="1" r:id="rIdywxftdikx32z_unruxn7a">
               <w:r>
                 <w:rPr>
                   <w:rFonts w:ascii="Arial" w:cs="Arial" w:eastAsia="Arial" w:hAnsi="Arial"/>
@@ -14855,7 +14865,7 @@
               <w:spacing w:after="10" w:before="0"/>
               <w:ind w:left="120"/>
             </w:pPr>
-            <w:hyperlink w:history="1" r:id="rIdq_uzfhrcez821vhpp1f0q">
+            <w:hyperlink w:history="1" r:id="rIdwwq1qazqgctc-da0y2har">
               <w:r>
                 <w:rPr>
                   <w:rFonts w:ascii="Arial" w:cs="Arial" w:eastAsia="Arial" w:hAnsi="Arial"/>
@@ -16374,7 +16384,7 @@
               <w:spacing w:after="10" w:before="0"/>
               <w:ind w:left="120"/>
             </w:pPr>
-            <w:hyperlink w:history="1" r:id="rIdgathedyw355ucw4m0w4f0">
+            <w:hyperlink w:history="1" r:id="rIdnzufgv_xjgzv0mde4sgwh">
               <w:r>
                 <w:rPr>
                   <w:rFonts w:ascii="Arial" w:cs="Arial" w:eastAsia="Arial" w:hAnsi="Arial"/>
@@ -16451,7 +16461,7 @@
               <w:spacing w:after="10" w:before="0"/>
               <w:ind w:left="120"/>
             </w:pPr>
-            <w:hyperlink w:history="1" r:id="rIdvqfvy4m-s6zr6xnn6govi">
+            <w:hyperlink w:history="1" r:id="rIdhxlr_9m7qekqvb0ps22xm">
               <w:r>
                 <w:rPr>
                   <w:rFonts w:ascii="Arial" w:cs="Arial" w:eastAsia="Arial" w:hAnsi="Arial"/>
@@ -16678,7 +16688,7 @@
               <w:spacing w:after="10" w:before="0"/>
               <w:ind w:left="120"/>
             </w:pPr>
-            <w:hyperlink w:history="1" r:id="rIdcivvfshqmgj-pcln4hjyz">
+            <w:hyperlink w:history="1" r:id="rIdn9mcijzzx7sio4prrf0sn">
               <w:r>
                 <w:rPr>
                   <w:rFonts w:ascii="Arial" w:cs="Arial" w:eastAsia="Arial" w:hAnsi="Arial"/>
@@ -16755,7 +16765,7 @@
               <w:spacing w:after="10" w:before="0"/>
               <w:ind w:left="120"/>
             </w:pPr>
-            <w:hyperlink w:history="1" r:id="rIdzihvk8caywbnremv53knu">
+            <w:hyperlink w:history="1" r:id="rIdj-ilgjoruzywx8pvbqihf">
               <w:r>
                 <w:rPr>
                   <w:rFonts w:ascii="Arial" w:cs="Arial" w:eastAsia="Arial" w:hAnsi="Arial"/>
@@ -16982,7 +16992,7 @@
               <w:spacing w:after="10" w:before="0"/>
               <w:ind w:left="120"/>
             </w:pPr>
-            <w:hyperlink w:history="1" r:id="rIdx5-0nocv5xgijw0fdbblf">
+            <w:hyperlink w:history="1" r:id="rIdnuenrjyjqb9upkrksjack">
               <w:r>
                 <w:rPr>
                   <w:rFonts w:ascii="Arial" w:cs="Arial" w:eastAsia="Arial" w:hAnsi="Arial"/>
@@ -17059,7 +17069,7 @@
               <w:spacing w:after="10" w:before="0"/>
               <w:ind w:left="120"/>
             </w:pPr>
-            <w:hyperlink w:history="1" r:id="rIddjbmf0vlifzfqpdctp1mp">
+            <w:hyperlink w:history="1" r:id="rId09yxzvfmuukk1w_rrt8yv">
               <w:r>
                 <w:rPr>
                   <w:rFonts w:ascii="Arial" w:cs="Arial" w:eastAsia="Arial" w:hAnsi="Arial"/>
@@ -17286,7 +17296,7 @@
               <w:spacing w:after="10" w:before="0"/>
               <w:ind w:left="120"/>
             </w:pPr>
-            <w:hyperlink w:history="1" r:id="rIdhxc0kp8ehdlysm6lyiq3_">
+            <w:hyperlink w:history="1" r:id="rIdr2ivfxfzos0hrfb5mae-3">
               <w:r>
                 <w:rPr>
                   <w:rFonts w:ascii="Arial" w:cs="Arial" w:eastAsia="Arial" w:hAnsi="Arial"/>
@@ -17363,7 +17373,7 @@
               <w:spacing w:after="10" w:before="0"/>
               <w:ind w:left="120"/>
             </w:pPr>
-            <w:hyperlink w:history="1" r:id="rId6n6c8slxnejnm4dfe44jh">
+            <w:hyperlink w:history="1" r:id="rIditywh0yz7l-sjxd4ggoji">
               <w:r>
                 <w:rPr>
                   <w:rFonts w:ascii="Arial" w:cs="Arial" w:eastAsia="Arial" w:hAnsi="Arial"/>
@@ -17590,7 +17600,7 @@
               <w:spacing w:after="10" w:before="0"/>
               <w:ind w:left="120"/>
             </w:pPr>
-            <w:hyperlink w:history="1" r:id="rIdwjfeeeobf7nzinnmwfwhv">
+            <w:hyperlink w:history="1" r:id="rIdc_ok4axwfj2xbjqbcprhw">
               <w:r>
                 <w:rPr>
                   <w:rFonts w:ascii="Arial" w:cs="Arial" w:eastAsia="Arial" w:hAnsi="Arial"/>
@@ -17667,7 +17677,7 @@
               <w:spacing w:after="10" w:before="0"/>
               <w:ind w:left="120"/>
             </w:pPr>
-            <w:hyperlink w:history="1" r:id="rIdzuo6uq8kcgbv1mh_btnpk">
+            <w:hyperlink w:history="1" r:id="rIduk3ztjotqtnit7weocw5n">
               <w:r>
                 <w:rPr>
                   <w:rFonts w:ascii="Arial" w:cs="Arial" w:eastAsia="Arial" w:hAnsi="Arial"/>
@@ -19169,24 +19179,40 @@
             <w:pPr>
               <w:spacing w:after="20" w:before="0"/>
             </w:pPr>
-            <w:r>
-              <w:rPr>
-                <w:rFonts w:ascii="Arial" w:cs="Arial" w:eastAsia="Arial" w:hAnsi="Arial"/>
-                <w:i/>
-                <w:iCs/>
-                <w:color w:val="595959"/>
-                <w:sz w:val="16"/>
-                <w:szCs w:val="16"/>
-              </w:rPr>
-              <w:t xml:space="preserve">No closely matching video in the ARES library for this activity.</w:t>
-            </w:r>
+            <w:hyperlink w:history="1" r:id="rIdiqvqpe1b0dn7qqzvv4jxp">
+              <w:r>
+                <w:rPr>
+                  <w:rFonts w:ascii="Arial" w:cs="Arial" w:eastAsia="Arial" w:hAnsi="Arial"/>
+                  <w:color w:val="2E75B6"/>
+                  <w:sz w:val="16"/>
+                  <w:szCs w:val="16"/>
+                  <w:u w:val="single" w:color="2E75B6"/>
+                </w:rPr>
+                <w:t xml:space="preserve">Finding torque for angled forces</w:t>
+              </w:r>
+            </w:hyperlink>
           </w:p>
           <w:p>
             <w:pPr>
               <w:spacing w:after="10" w:before="0"/>
               <w:ind w:left="120"/>
             </w:pPr>
-            <w:hyperlink w:history="1" r:id="rIdaoppro9pl640h7oy1arha">
+            <w:r>
+              <w:rPr>
+                <w:rFonts w:ascii="Arial" w:cs="Arial" w:eastAsia="Arial" w:hAnsi="Arial"/>
+                <w:color w:val="595959"/>
+                <w:sz w:val="14"/>
+                <w:szCs w:val="14"/>
+              </w:rPr>
+              <w:t xml:space="preserve">Source: Khan Academy (English - US curriculum)</w:t>
+            </w:r>
+          </w:p>
+          <w:p>
+            <w:pPr>
+              <w:spacing w:after="10" w:before="0"/>
+              <w:ind w:left="120"/>
+            </w:pPr>
+            <w:hyperlink w:history="1" r:id="rIddao9zhm23kp8qykyw6vbf">
               <w:r>
                 <w:rPr>
                   <w:rFonts w:ascii="Arial" w:cs="Arial" w:eastAsia="Arial" w:hAnsi="Arial"/>
@@ -19195,24 +19221,9 @@
                   <w:szCs w:val="14"/>
                   <w:u w:val="single" w:color="595959"/>
                 </w:rPr>
-                <w:t xml:space="preserve">🔍 Search ARES for videos</w:t>
+                <w:t xml:space="preserve">🔍 Search ARES for similar videos</w:t>
               </w:r>
             </w:hyperlink>
-          </w:p>
-          <w:p>
-            <w:pPr>
-              <w:spacing w:after="10" w:before="0"/>
-              <w:ind w:left="120"/>
-            </w:pPr>
-            <w:r>
-              <w:rPr>
-                <w:rFonts w:ascii="Arial" w:cs="Arial" w:eastAsia="Arial" w:hAnsi="Arial"/>
-                <w:color w:val="595959"/>
-                <w:sz w:val="14"/>
-                <w:szCs w:val="14"/>
-              </w:rPr>
-              <w:t xml:space="preserve">Search terms: moments equilibrium force principle</w:t>
-            </w:r>
           </w:p>
           <w:p>
             <w:pPr>
@@ -19239,14 +19250,14 @@
                 <w:sz w:val="16"/>
                 <w:szCs w:val="16"/>
               </w:rPr>
-              <w:t xml:space="preserve">📖 EXERCISE:</w:t>
+              <w:t xml:space="preserve">📖 HTML:</w:t>
             </w:r>
           </w:p>
           <w:p>
             <w:pPr>
               <w:spacing w:after="20" w:before="0"/>
             </w:pPr>
-            <w:hyperlink w:history="1" r:id="rIdwtauuup1nr9wdxxkkcciw">
+            <w:hyperlink w:history="1" r:id="rId9naugpbucw3acyghdl52p">
               <w:r>
                 <w:rPr>
                   <w:rFonts w:ascii="Arial" w:cs="Arial" w:eastAsia="Arial" w:hAnsi="Arial"/>
@@ -19255,7 +19266,7 @@
                   <w:szCs w:val="16"/>
                   <w:u w:val="single" w:color="2E75B6"/>
                 </w:rPr>
-                <w:t xml:space="preserve">Moments and Centers of Mass, Work and Force, Fluid Forces Practice</w:t>
+                <w:t xml:space="preserve">Torque (Flexbook)</w:t>
               </w:r>
             </w:hyperlink>
           </w:p>
@@ -19279,7 +19290,7 @@
               <w:spacing w:after="10" w:before="0"/>
               <w:ind w:left="120"/>
             </w:pPr>
-            <w:hyperlink w:history="1" r:id="rIdegtmenbpnkvdtysyky_4x">
+            <w:hyperlink w:history="1" r:id="rIdxpxhsbgwu8hieoh61unbw">
               <w:r>
                 <w:rPr>
                   <w:rFonts w:ascii="Arial" w:cs="Arial" w:eastAsia="Arial" w:hAnsi="Arial"/>
@@ -19474,24 +19485,40 @@
             <w:pPr>
               <w:spacing w:after="20" w:before="0"/>
             </w:pPr>
-            <w:r>
-              <w:rPr>
-                <w:rFonts w:ascii="Arial" w:cs="Arial" w:eastAsia="Arial" w:hAnsi="Arial"/>
-                <w:i/>
-                <w:iCs/>
-                <w:color w:val="595959"/>
-                <w:sz w:val="16"/>
-                <w:szCs w:val="16"/>
-              </w:rPr>
-              <w:t xml:space="preserve">No closely matching video in the ARES library for this activity.</w:t>
-            </w:r>
+            <w:hyperlink w:history="1" r:id="rIdngimycjca7qfaeog5euvf">
+              <w:r>
+                <w:rPr>
+                  <w:rFonts w:ascii="Arial" w:cs="Arial" w:eastAsia="Arial" w:hAnsi="Arial"/>
+                  <w:color w:val="2E75B6"/>
+                  <w:sz w:val="16"/>
+                  <w:szCs w:val="16"/>
+                  <w:u w:val="single" w:color="2E75B6"/>
+                </w:rPr>
+                <w:t xml:space="preserve">Finding torque for angled forces</w:t>
+              </w:r>
+            </w:hyperlink>
           </w:p>
           <w:p>
             <w:pPr>
               <w:spacing w:after="10" w:before="0"/>
               <w:ind w:left="120"/>
             </w:pPr>
-            <w:hyperlink w:history="1" r:id="rId-k1ygaaer8jzb8f9iukco">
+            <w:r>
+              <w:rPr>
+                <w:rFonts w:ascii="Arial" w:cs="Arial" w:eastAsia="Arial" w:hAnsi="Arial"/>
+                <w:color w:val="595959"/>
+                <w:sz w:val="14"/>
+                <w:szCs w:val="14"/>
+              </w:rPr>
+              <w:t xml:space="preserve">Source: Khan Academy (English - US curriculum)</w:t>
+            </w:r>
+          </w:p>
+          <w:p>
+            <w:pPr>
+              <w:spacing w:after="10" w:before="0"/>
+              <w:ind w:left="120"/>
+            </w:pPr>
+            <w:hyperlink w:history="1" r:id="rIdryl3lnhy1stvlviviyuvn">
               <w:r>
                 <w:rPr>
                   <w:rFonts w:ascii="Arial" w:cs="Arial" w:eastAsia="Arial" w:hAnsi="Arial"/>
@@ -19500,24 +19527,9 @@
                   <w:szCs w:val="14"/>
                   <w:u w:val="single" w:color="595959"/>
                 </w:rPr>
-                <w:t xml:space="preserve">🔍 Search ARES for videos</w:t>
+                <w:t xml:space="preserve">🔍 Search ARES for similar videos</w:t>
               </w:r>
             </w:hyperlink>
-          </w:p>
-          <w:p>
-            <w:pPr>
-              <w:spacing w:after="10" w:before="0"/>
-              <w:ind w:left="120"/>
-            </w:pPr>
-            <w:r>
-              <w:rPr>
-                <w:rFonts w:ascii="Arial" w:cs="Arial" w:eastAsia="Arial" w:hAnsi="Arial"/>
-                <w:color w:val="595959"/>
-                <w:sz w:val="14"/>
-                <w:szCs w:val="14"/>
-              </w:rPr>
-              <w:t xml:space="preserve">Search terms: moments equilibrium force principle</w:t>
-            </w:r>
           </w:p>
           <w:p>
             <w:pPr>
@@ -19551,7 +19563,7 @@
             <w:pPr>
               <w:spacing w:after="20" w:before="0"/>
             </w:pPr>
-            <w:hyperlink w:history="1" r:id="rIdvjtfh6qiuuq8lqsdc00dk">
+            <w:hyperlink w:history="1" r:id="rIdw0bk3mke_5fniin-bgrha">
               <w:r>
                 <w:rPr>
                   <w:rFonts w:ascii="Arial" w:cs="Arial" w:eastAsia="Arial" w:hAnsi="Arial"/>
@@ -19560,7 +19572,7 @@
                   <w:szCs w:val="16"/>
                   <w:u w:val="single" w:color="2E75B6"/>
                 </w:rPr>
-                <w:t xml:space="preserve">Moments and Centers of Mass, Work and Force, Fluid Forces Practice</w:t>
+                <w:t xml:space="preserve">Torque Practice</w:t>
               </w:r>
             </w:hyperlink>
           </w:p>
@@ -19584,7 +19596,7 @@
               <w:spacing w:after="10" w:before="0"/>
               <w:ind w:left="120"/>
             </w:pPr>
-            <w:hyperlink w:history="1" r:id="rId4xmiuzgi2uatcylc-dvct">
+            <w:hyperlink w:history="1" r:id="rIdoyjzvcds4b9txj2rbd66s">
               <w:r>
                 <w:rPr>
                   <w:rFonts w:ascii="Arial" w:cs="Arial" w:eastAsia="Arial" w:hAnsi="Arial"/>
@@ -19779,24 +19791,40 @@
             <w:pPr>
               <w:spacing w:after="20" w:before="0"/>
             </w:pPr>
-            <w:r>
-              <w:rPr>
-                <w:rFonts w:ascii="Arial" w:cs="Arial" w:eastAsia="Arial" w:hAnsi="Arial"/>
-                <w:i/>
-                <w:iCs/>
-                <w:color w:val="595959"/>
-                <w:sz w:val="16"/>
-                <w:szCs w:val="16"/>
-              </w:rPr>
-              <w:t xml:space="preserve">No closely matching video in the ARES library for this activity.</w:t>
-            </w:r>
+            <w:hyperlink w:history="1" r:id="rIdn4gps03yl9h8abyylxmle">
+              <w:r>
+                <w:rPr>
+                  <w:rFonts w:ascii="Arial" w:cs="Arial" w:eastAsia="Arial" w:hAnsi="Arial"/>
+                  <w:color w:val="2E75B6"/>
+                  <w:sz w:val="16"/>
+                  <w:szCs w:val="16"/>
+                  <w:u w:val="single" w:color="2E75B6"/>
+                </w:rPr>
+                <w:t xml:space="preserve">Finding torque for angled forces</w:t>
+              </w:r>
+            </w:hyperlink>
           </w:p>
           <w:p>
             <w:pPr>
               <w:spacing w:after="10" w:before="0"/>
               <w:ind w:left="120"/>
             </w:pPr>
-            <w:hyperlink w:history="1" r:id="rId9mhtwst2_l5i9ezn7azjp">
+            <w:r>
+              <w:rPr>
+                <w:rFonts w:ascii="Arial" w:cs="Arial" w:eastAsia="Arial" w:hAnsi="Arial"/>
+                <w:color w:val="595959"/>
+                <w:sz w:val="14"/>
+                <w:szCs w:val="14"/>
+              </w:rPr>
+              <w:t xml:space="preserve">Source: Khan Academy (English - US curriculum)</w:t>
+            </w:r>
+          </w:p>
+          <w:p>
+            <w:pPr>
+              <w:spacing w:after="10" w:before="0"/>
+              <w:ind w:left="120"/>
+            </w:pPr>
+            <w:hyperlink w:history="1" r:id="rIdli4bzerlwososfnmatzqy">
               <w:r>
                 <w:rPr>
                   <w:rFonts w:ascii="Arial" w:cs="Arial" w:eastAsia="Arial" w:hAnsi="Arial"/>
@@ -19805,24 +19833,9 @@
                   <w:szCs w:val="14"/>
                   <w:u w:val="single" w:color="595959"/>
                 </w:rPr>
-                <w:t xml:space="preserve">🔍 Search ARES for videos</w:t>
+                <w:t xml:space="preserve">🔍 Search ARES for similar videos</w:t>
               </w:r>
             </w:hyperlink>
-          </w:p>
-          <w:p>
-            <w:pPr>
-              <w:spacing w:after="10" w:before="0"/>
-              <w:ind w:left="120"/>
-            </w:pPr>
-            <w:r>
-              <w:rPr>
-                <w:rFonts w:ascii="Arial" w:cs="Arial" w:eastAsia="Arial" w:hAnsi="Arial"/>
-                <w:color w:val="595959"/>
-                <w:sz w:val="14"/>
-                <w:szCs w:val="14"/>
-              </w:rPr>
-              <w:t xml:space="preserve">Search terms: moments equilibrium force principle</w:t>
-            </w:r>
           </w:p>
           <w:p>
             <w:pPr>
@@ -19849,14 +19862,14 @@
                 <w:sz w:val="16"/>
                 <w:szCs w:val="16"/>
               </w:rPr>
-              <w:t xml:space="preserve">📖 EXERCISE:</w:t>
+              <w:t xml:space="preserve">📖 HTML:</w:t>
             </w:r>
           </w:p>
           <w:p>
             <w:pPr>
               <w:spacing w:after="20" w:before="0"/>
             </w:pPr>
-            <w:hyperlink w:history="1" r:id="rIdz73u-15cezsc_oqjub0-s">
+            <w:hyperlink w:history="1" r:id="rIdxnv9njodmydhwkm5zypgo">
               <w:r>
                 <w:rPr>
                   <w:rFonts w:ascii="Arial" w:cs="Arial" w:eastAsia="Arial" w:hAnsi="Arial"/>
@@ -19865,7 +19878,7 @@
                   <w:szCs w:val="16"/>
                   <w:u w:val="single" w:color="2E75B6"/>
                 </w:rPr>
-                <w:t xml:space="preserve">Moments and Centers of Mass, Work and Force, Fluid Forces Practice</w:t>
+                <w:t xml:space="preserve">Torque</w:t>
               </w:r>
             </w:hyperlink>
           </w:p>
@@ -19881,7 +19894,7 @@
                 <w:sz w:val="14"/>
                 <w:szCs w:val="14"/>
               </w:rPr>
-              <w:t xml:space="preserve">Source: CK-12</w:t>
+              <w:t xml:space="preserve">Source: PhET</w:t>
             </w:r>
           </w:p>
           <w:p>
@@ -19889,7 +19902,7 @@
               <w:spacing w:after="10" w:before="0"/>
               <w:ind w:left="120"/>
             </w:pPr>
-            <w:hyperlink w:history="1" r:id="rIdet2zyofxtjs4ea1_pisng">
+            <w:hyperlink w:history="1" r:id="rIdnyvyr-gg1hox5le3ktsiq">
               <w:r>
                 <w:rPr>
                   <w:rFonts w:ascii="Arial" w:cs="Arial" w:eastAsia="Arial" w:hAnsi="Arial"/>
@@ -20084,24 +20097,40 @@
             <w:pPr>
               <w:spacing w:after="20" w:before="0"/>
             </w:pPr>
-            <w:r>
-              <w:rPr>
-                <w:rFonts w:ascii="Arial" w:cs="Arial" w:eastAsia="Arial" w:hAnsi="Arial"/>
-                <w:i/>
-                <w:iCs/>
-                <w:color w:val="595959"/>
-                <w:sz w:val="16"/>
-                <w:szCs w:val="16"/>
-              </w:rPr>
-              <w:t xml:space="preserve">No closely matching video in the ARES library for this activity.</w:t>
-            </w:r>
+            <w:hyperlink w:history="1" r:id="rIdrwjwp9topccrtlzpb_a8x">
+              <w:r>
+                <w:rPr>
+                  <w:rFonts w:ascii="Arial" w:cs="Arial" w:eastAsia="Arial" w:hAnsi="Arial"/>
+                  <w:color w:val="2E75B6"/>
+                  <w:sz w:val="16"/>
+                  <w:szCs w:val="16"/>
+                  <w:u w:val="single" w:color="2E75B6"/>
+                </w:rPr>
+                <w:t xml:space="preserve">Finding torque for angled forces</w:t>
+              </w:r>
+            </w:hyperlink>
           </w:p>
           <w:p>
             <w:pPr>
               <w:spacing w:after="10" w:before="0"/>
               <w:ind w:left="120"/>
             </w:pPr>
-            <w:hyperlink w:history="1" r:id="rIdhmkww0ttygi0ieudpbcnv">
+            <w:r>
+              <w:rPr>
+                <w:rFonts w:ascii="Arial" w:cs="Arial" w:eastAsia="Arial" w:hAnsi="Arial"/>
+                <w:color w:val="595959"/>
+                <w:sz w:val="14"/>
+                <w:szCs w:val="14"/>
+              </w:rPr>
+              <w:t xml:space="preserve">Source: Khan Academy (English - US curriculum)</w:t>
+            </w:r>
+          </w:p>
+          <w:p>
+            <w:pPr>
+              <w:spacing w:after="10" w:before="0"/>
+              <w:ind w:left="120"/>
+            </w:pPr>
+            <w:hyperlink w:history="1" r:id="rIdizig2ndwprakv2zkmelaz">
               <w:r>
                 <w:rPr>
                   <w:rFonts w:ascii="Arial" w:cs="Arial" w:eastAsia="Arial" w:hAnsi="Arial"/>
@@ -20110,24 +20139,9 @@
                   <w:szCs w:val="14"/>
                   <w:u w:val="single" w:color="595959"/>
                 </w:rPr>
-                <w:t xml:space="preserve">🔍 Search ARES for videos</w:t>
+                <w:t xml:space="preserve">🔍 Search ARES for similar videos</w:t>
               </w:r>
             </w:hyperlink>
-          </w:p>
-          <w:p>
-            <w:pPr>
-              <w:spacing w:after="10" w:before="0"/>
-              <w:ind w:left="120"/>
-            </w:pPr>
-            <w:r>
-              <w:rPr>
-                <w:rFonts w:ascii="Arial" w:cs="Arial" w:eastAsia="Arial" w:hAnsi="Arial"/>
-                <w:color w:val="595959"/>
-                <w:sz w:val="14"/>
-                <w:szCs w:val="14"/>
-              </w:rPr>
-              <w:t xml:space="preserve">Search terms: moments equilibrium force principle</w:t>
-            </w:r>
           </w:p>
           <w:p>
             <w:pPr>
@@ -20154,14 +20168,14 @@
                 <w:sz w:val="16"/>
                 <w:szCs w:val="16"/>
               </w:rPr>
-              <w:t xml:space="preserve">📖 EXERCISE:</w:t>
+              <w:t xml:space="preserve">📖 HTML:</w:t>
             </w:r>
           </w:p>
           <w:p>
             <w:pPr>
               <w:spacing w:after="20" w:before="0"/>
             </w:pPr>
-            <w:hyperlink w:history="1" r:id="rIduqdzekdanj_fbryjalmek">
+            <w:hyperlink w:history="1" r:id="rId4vps6zmihdrepodrw5tre">
               <w:r>
                 <w:rPr>
                   <w:rFonts w:ascii="Arial" w:cs="Arial" w:eastAsia="Arial" w:hAnsi="Arial"/>
@@ -20170,7 +20184,7 @@
                   <w:szCs w:val="16"/>
                   <w:u w:val="single" w:color="2E75B6"/>
                 </w:rPr>
-                <w:t xml:space="preserve">Moments and Centers of Mass, Work and Force, Fluid Forces Practice</w:t>
+                <w:t xml:space="preserve">Torque (Flexbook)</w:t>
               </w:r>
             </w:hyperlink>
           </w:p>
@@ -20194,7 +20208,7 @@
               <w:spacing w:after="10" w:before="0"/>
               <w:ind w:left="120"/>
             </w:pPr>
-            <w:hyperlink w:history="1" r:id="rIdg-xs70nx5uxbhzvjillnw">
+            <w:hyperlink w:history="1" r:id="rIdqk23n9xyboy_hza3ywrgm">
               <w:r>
                 <w:rPr>
                   <w:rFonts w:ascii="Arial" w:cs="Arial" w:eastAsia="Arial" w:hAnsi="Arial"/>
@@ -20389,24 +20403,40 @@
             <w:pPr>
               <w:spacing w:after="20" w:before="0"/>
             </w:pPr>
-            <w:r>
-              <w:rPr>
-                <w:rFonts w:ascii="Arial" w:cs="Arial" w:eastAsia="Arial" w:hAnsi="Arial"/>
-                <w:i/>
-                <w:iCs/>
-                <w:color w:val="595959"/>
-                <w:sz w:val="16"/>
-                <w:szCs w:val="16"/>
-              </w:rPr>
-              <w:t xml:space="preserve">No closely matching video in the ARES library for this activity.</w:t>
-            </w:r>
+            <w:hyperlink w:history="1" r:id="rIdydcmjbi4vmu-vlxth2bx9">
+              <w:r>
+                <w:rPr>
+                  <w:rFonts w:ascii="Arial" w:cs="Arial" w:eastAsia="Arial" w:hAnsi="Arial"/>
+                  <w:color w:val="2E75B6"/>
+                  <w:sz w:val="16"/>
+                  <w:szCs w:val="16"/>
+                  <w:u w:val="single" w:color="2E75B6"/>
+                </w:rPr>
+                <w:t xml:space="preserve">Finding torque for angled forces</w:t>
+              </w:r>
+            </w:hyperlink>
           </w:p>
           <w:p>
             <w:pPr>
               <w:spacing w:after="10" w:before="0"/>
               <w:ind w:left="120"/>
             </w:pPr>
-            <w:hyperlink w:history="1" r:id="rIdje28j9hocrhoid0q6vzuw">
+            <w:r>
+              <w:rPr>
+                <w:rFonts w:ascii="Arial" w:cs="Arial" w:eastAsia="Arial" w:hAnsi="Arial"/>
+                <w:color w:val="595959"/>
+                <w:sz w:val="14"/>
+                <w:szCs w:val="14"/>
+              </w:rPr>
+              <w:t xml:space="preserve">Source: Khan Academy (English - US curriculum)</w:t>
+            </w:r>
+          </w:p>
+          <w:p>
+            <w:pPr>
+              <w:spacing w:after="10" w:before="0"/>
+              <w:ind w:left="120"/>
+            </w:pPr>
+            <w:hyperlink w:history="1" r:id="rIdj0zkhtngvnpghs8xr_kx2">
               <w:r>
                 <w:rPr>
                   <w:rFonts w:ascii="Arial" w:cs="Arial" w:eastAsia="Arial" w:hAnsi="Arial"/>
@@ -20415,24 +20445,9 @@
                   <w:szCs w:val="14"/>
                   <w:u w:val="single" w:color="595959"/>
                 </w:rPr>
-                <w:t xml:space="preserve">🔍 Search ARES for videos</w:t>
+                <w:t xml:space="preserve">🔍 Search ARES for similar videos</w:t>
               </w:r>
             </w:hyperlink>
-          </w:p>
-          <w:p>
-            <w:pPr>
-              <w:spacing w:after="10" w:before="0"/>
-              <w:ind w:left="120"/>
-            </w:pPr>
-            <w:r>
-              <w:rPr>
-                <w:rFonts w:ascii="Arial" w:cs="Arial" w:eastAsia="Arial" w:hAnsi="Arial"/>
-                <w:color w:val="595959"/>
-                <w:sz w:val="14"/>
-                <w:szCs w:val="14"/>
-              </w:rPr>
-              <w:t xml:space="preserve">Search terms: moments equilibrium force principle</w:t>
-            </w:r>
           </w:p>
           <w:p>
             <w:pPr>
@@ -20459,14 +20474,14 @@
                 <w:sz w:val="16"/>
                 <w:szCs w:val="16"/>
               </w:rPr>
-              <w:t xml:space="preserve">📖 EXERCISE:</w:t>
+              <w:t xml:space="preserve">📖 HTML:</w:t>
             </w:r>
           </w:p>
           <w:p>
             <w:pPr>
               <w:spacing w:after="20" w:before="0"/>
             </w:pPr>
-            <w:hyperlink w:history="1" r:id="rId8uyvdqecrrwusococdkxa">
+            <w:hyperlink w:history="1" r:id="rIdogv5ga1fbpfrqhzb3skbv">
               <w:r>
                 <w:rPr>
                   <w:rFonts w:ascii="Arial" w:cs="Arial" w:eastAsia="Arial" w:hAnsi="Arial"/>
@@ -20475,7 +20490,7 @@
                   <w:szCs w:val="16"/>
                   <w:u w:val="single" w:color="2E75B6"/>
                 </w:rPr>
-                <w:t xml:space="preserve">Moments and Centers of Mass, Work and Force, Fluid Forces Practice</w:t>
+                <w:t xml:space="preserve">Torque (Flexbook)</w:t>
               </w:r>
             </w:hyperlink>
           </w:p>
@@ -20499,7 +20514,7 @@
               <w:spacing w:after="10" w:before="0"/>
               <w:ind w:left="120"/>
             </w:pPr>
-            <w:hyperlink w:history="1" r:id="rIdbxuqj_vlcvttyj4dnuyhc">
+            <w:hyperlink w:history="1" r:id="rId45by9a_pxxqvhwoa74czl">
               <w:r>
                 <w:rPr>
                   <w:rFonts w:ascii="Arial" w:cs="Arial" w:eastAsia="Arial" w:hAnsi="Arial"/>

--- a/data/outputs/v2/Physics/SS1.5_Moments_of_Equilibrium/Physics_Moments_of_Equilibrium_CBE_LessonSequence.docx
+++ b/data/outputs/v2/Physics/SS1.5_Moments_of_Equilibrium/Physics_Moments_of_Equilibrium_CBE_LessonSequence.docx
@@ -42,6 +42,177 @@
     </w:p>
     <w:p>
       <w:pPr>
+        <w:spacing w:after="80" w:before="120"/>
+      </w:pPr>
+      <w:r>
+        <w:rPr>
+          <w:rFonts w:ascii="Arial" w:cs="Arial" w:eastAsia="Arial" w:hAnsi="Arial"/>
+          <w:b/>
+          <w:bCs/>
+          <w:color w:val="1F3864"/>
+          <w:sz w:val="20"/>
+          <w:szCs w:val="20"/>
+        </w:rPr>
+        <w:t xml:space="preserve">ATTRIBUTION AND LICENSING</w:t>
+      </w:r>
+    </w:p>
+    <w:p>
+      <w:pPr>
+        <w:spacing w:after="60" w:before="0"/>
+      </w:pPr>
+      <w:r>
+        <w:rPr>
+          <w:rFonts w:ascii="Arial" w:cs="Arial" w:eastAsia="Arial" w:hAnsi="Arial"/>
+          <w:b/>
+          <w:bCs/>
+          <w:sz w:val="17"/>
+          <w:szCs w:val="17"/>
+        </w:rPr>
+        <w:t xml:space="preserve">Curriculum Alignment: </w:t>
+      </w:r>
+      <w:r>
+        <w:rPr>
+          <w:rFonts w:ascii="Arial" w:cs="Arial" w:eastAsia="Arial" w:hAnsi="Arial"/>
+          <w:sz w:val="17"/>
+          <w:szCs w:val="17"/>
+        </w:rPr>
+        <w:t xml:space="preserve">Structured in pedagogical alignment with the competence-based curriculum format and learning outcomes established by the Kenya Institute of Curriculum Development (KICD). This material is independently developed and is not officially endorsed or published by KICD.</w:t>
+      </w:r>
+    </w:p>
+    <w:p>
+      <w:pPr>
+        <w:spacing w:after="60" w:before="0"/>
+      </w:pPr>
+      <w:r>
+        <w:rPr>
+          <w:rFonts w:ascii="Arial" w:cs="Arial" w:eastAsia="Arial" w:hAnsi="Arial"/>
+          <w:b/>
+          <w:bCs/>
+          <w:sz w:val="17"/>
+          <w:szCs w:val="17"/>
+        </w:rPr>
+        <w:t xml:space="preserve">Content &amp; Pedagogy: </w:t>
+      </w:r>
+      <w:r>
+        <w:rPr>
+          <w:rFonts w:ascii="Arial" w:cs="Arial" w:eastAsia="Arial" w:hAnsi="Arial"/>
+          <w:sz w:val="17"/>
+          <w:szCs w:val="17"/>
+        </w:rPr>
+        <w:t xml:space="preserve">Developed and adapted by the educator team at SeaVuria (registered 501(c)(3) in the United States and registered NGO in Kenya, No. 872-850A-BF11), who designed the pedagogical framework, lesson templates and exemplar lessons on which this material is based.</w:t>
+      </w:r>
+    </w:p>
+    <w:p>
+      <w:pPr>
+        <w:spacing w:after="60" w:before="0"/>
+      </w:pPr>
+      <w:r>
+        <w:rPr>
+          <w:rFonts w:ascii="Arial" w:cs="Arial" w:eastAsia="Arial" w:hAnsi="Arial"/>
+          <w:b/>
+          <w:bCs/>
+          <w:sz w:val="17"/>
+          <w:szCs w:val="17"/>
+        </w:rPr>
+        <w:t xml:space="preserve">Production &amp; Layout: </w:t>
+      </w:r>
+      <w:r>
+        <w:rPr>
+          <w:rFonts w:ascii="Arial" w:cs="Arial" w:eastAsia="Arial" w:hAnsi="Arial"/>
+          <w:sz w:val="17"/>
+          <w:szCs w:val="17"/>
+        </w:rPr>
+        <w:t xml:space="preserve">Educational design and curriculum sequencing by SeaVuria. Technical layout, structural formatting, and digital optimization/implementation executed in partnership with ARES Education (registered 501(c)(3) in the United States and Canada (as Afretech Aid) and registered NGO in Kenya), with lesson drafting and compilation assisted by AI (Claude, Anthropic).</w:t>
+      </w:r>
+    </w:p>
+    <w:p>
+      <w:pPr>
+        <w:pBdr>
+          <w:bottom w:val="single" w:color="1F3864" w:sz="6" w:space="6"/>
+        </w:pBdr>
+        <w:spacing w:after="60" w:before="0"/>
+      </w:pPr>
+      <w:r>
+        <w:rPr>
+          <w:rFonts w:ascii="Arial" w:cs="Arial" w:eastAsia="Arial" w:hAnsi="Arial"/>
+          <w:b/>
+          <w:bCs/>
+          <w:sz w:val="17"/>
+          <w:szCs w:val="17"/>
+        </w:rPr>
+        <w:t xml:space="preserve">Licensing &amp; Copyright: </w:t>
+      </w:r>
+      <w:r>
+        <w:rPr>
+          <w:rFonts w:ascii="Arial" w:cs="Arial" w:eastAsia="Arial" w:hAnsi="Arial"/>
+          <w:sz w:val="17"/>
+          <w:szCs w:val="17"/>
+        </w:rPr>
+        <w:t xml:space="preserve">© 2026 SeaVuria and ARES. This work is licensed under a </w:t>
+      </w:r>
+      <w:hyperlink w:history="1" r:id="rIdjnil5p81unlmq4uhpf-lf">
+        <w:r>
+          <w:rPr>
+            <w:rFonts w:ascii="Arial" w:cs="Arial" w:eastAsia="Arial" w:hAnsi="Arial"/>
+            <w:color w:val="1F6B75"/>
+            <w:sz w:val="17"/>
+            <w:szCs w:val="17"/>
+            <w:u w:val="single" w:color="1F6B75"/>
+          </w:rPr>
+          <w:t xml:space="preserve">Creative Commons Attribution-NonCommercial 4.0 International License</w:t>
+        </w:r>
+      </w:hyperlink>
+      <w:r>
+        <w:rPr>
+          <w:rFonts w:ascii="Arial" w:cs="Arial" w:eastAsia="Arial" w:hAnsi="Arial"/>
+          <w:sz w:val="17"/>
+          <w:szCs w:val="17"/>
+        </w:rPr>
+        <w:t xml:space="preserve"> (</w:t>
+      </w:r>
+      <w:hyperlink w:history="1" r:id="rIdrhat3jn1j9vga6wi3reuf">
+        <w:r>
+          <w:rPr>
+            <w:rFonts w:ascii="Arial" w:cs="Arial" w:eastAsia="Arial" w:hAnsi="Arial"/>
+            <w:color w:val="1F6B75"/>
+            <w:sz w:val="17"/>
+            <w:szCs w:val="17"/>
+            <w:u w:val="single" w:color="1F6B75"/>
+          </w:rPr>
+          <w:t xml:space="preserve">CC BY-NC 4.0</w:t>
+        </w:r>
+      </w:hyperlink>
+      <w:r>
+        <w:rPr>
+          <w:rFonts w:ascii="Arial" w:cs="Arial" w:eastAsia="Arial" w:hAnsi="Arial"/>
+          <w:sz w:val="17"/>
+          <w:szCs w:val="17"/>
+        </w:rPr>
+        <w:t xml:space="preserve">). To view a copy of this license, visit </w:t>
+      </w:r>
+      <w:hyperlink w:history="1" r:id="rId-_8tntqgdciurdvppqzba">
+        <w:r>
+          <w:rPr>
+            <w:rFonts w:ascii="Arial" w:cs="Arial" w:eastAsia="Arial" w:hAnsi="Arial"/>
+            <w:color w:val="1F6B75"/>
+            <w:sz w:val="17"/>
+            <w:szCs w:val="17"/>
+            <w:u w:val="single" w:color="1F6B75"/>
+          </w:rPr>
+          <w:t xml:space="preserve">https://creativecommons.org/licenses/by-nc/4.0/</w:t>
+        </w:r>
+      </w:hyperlink>
+      <w:r>
+        <w:rPr>
+          <w:rFonts w:ascii="Arial" w:cs="Arial" w:eastAsia="Arial" w:hAnsi="Arial"/>
+          <w:sz w:val="17"/>
+          <w:szCs w:val="17"/>
+        </w:rPr>
+        <w:t xml:space="preserve">. You are free to copy, redistribute, and adapt this material in any medium or format, provided appropriate credit is given and the material is not used for commercial purposes. KICD learning outcomes and curriculum designations reproduced here for alignment purposes remain the property of KICD and are not covered by this license. Linked external resources (e.g. CK-12, Khan Academy, PhET) are subject to their own licenses.</w:t>
+      </w:r>
+    </w:p>
+    <w:p>
+      <w:pPr>
         <w:spacing w:after="120"/>
       </w:pPr>
       <w:r>
@@ -3359,7 +3530,7 @@
             <w:pPr>
               <w:spacing w:after="20" w:before="0"/>
             </w:pPr>
-            <w:hyperlink w:history="1" r:id="rIdlxefkxhen7oxcd9irn5dz">
+            <w:hyperlink w:history="1" r:id="rIdwlcb2pcvwtrx81lphmrx-">
               <w:r>
                 <w:rPr>
                   <w:rFonts w:ascii="Arial" w:cs="Arial" w:eastAsia="Arial" w:hAnsi="Arial"/>
@@ -3392,7 +3563,7 @@
               <w:spacing w:after="10" w:before="0"/>
               <w:ind w:left="120"/>
             </w:pPr>
-            <w:hyperlink w:history="1" r:id="rIdeg6npfqsnahf9andqu_zv">
+            <w:hyperlink w:history="1" r:id="rId5r0ji10sxcf0nqv9wus6g">
               <w:r>
                 <w:rPr>
                   <w:rFonts w:ascii="Arial" w:cs="Arial" w:eastAsia="Arial" w:hAnsi="Arial"/>
@@ -3437,7 +3608,7 @@
             <w:pPr>
               <w:spacing w:after="20" w:before="0"/>
             </w:pPr>
-            <w:hyperlink w:history="1" r:id="rId47wgd839gkxl_cvt26cvd">
+            <w:hyperlink w:history="1" r:id="rIdrpngsi18apdmw2r7e-jil">
               <w:r>
                 <w:rPr>
                   <w:rFonts w:ascii="Arial" w:cs="Arial" w:eastAsia="Arial" w:hAnsi="Arial"/>
@@ -3470,7 +3641,7 @@
               <w:spacing w:after="10" w:before="0"/>
               <w:ind w:left="120"/>
             </w:pPr>
-            <w:hyperlink w:history="1" r:id="rIdm0xr_2qliwuy75oac9_om">
+            <w:hyperlink w:history="1" r:id="rIdalt9sptkev-jr9xgbhhgx">
               <w:r>
                 <w:rPr>
                   <w:rFonts w:ascii="Arial" w:cs="Arial" w:eastAsia="Arial" w:hAnsi="Arial"/>
@@ -3819,7 +3990,7 @@
             <w:pPr>
               <w:spacing w:after="20" w:before="0"/>
             </w:pPr>
-            <w:hyperlink w:history="1" r:id="rId2ejftv1p2f85pao8zyrgo">
+            <w:hyperlink w:history="1" r:id="rIdqnxocbwer_stilcmtlh8p">
               <w:r>
                 <w:rPr>
                   <w:rFonts w:ascii="Arial" w:cs="Arial" w:eastAsia="Arial" w:hAnsi="Arial"/>
@@ -3852,7 +4023,7 @@
               <w:spacing w:after="10" w:before="0"/>
               <w:ind w:left="120"/>
             </w:pPr>
-            <w:hyperlink w:history="1" r:id="rIda_2oupriqqhkxfnibbskv">
+            <w:hyperlink w:history="1" r:id="rIdz6sblo4iipng8bs1csk85">
               <w:r>
                 <w:rPr>
                   <w:rFonts w:ascii="Arial" w:cs="Arial" w:eastAsia="Arial" w:hAnsi="Arial"/>
@@ -3897,7 +4068,7 @@
             <w:pPr>
               <w:spacing w:after="20" w:before="0"/>
             </w:pPr>
-            <w:hyperlink w:history="1" r:id="rIdj5jctig-divto6lrowc6o">
+            <w:hyperlink w:history="1" r:id="rIdgmmjsv2payt8udgrvbv-k">
               <w:r>
                 <w:rPr>
                   <w:rFonts w:ascii="Arial" w:cs="Arial" w:eastAsia="Arial" w:hAnsi="Arial"/>
@@ -3930,7 +4101,7 @@
               <w:spacing w:after="10" w:before="0"/>
               <w:ind w:left="120"/>
             </w:pPr>
-            <w:hyperlink w:history="1" r:id="rId1xoaoopknv8cb_f9xepmd">
+            <w:hyperlink w:history="1" r:id="rIdytdpsmt1y6-ajbbvcz3ep">
               <w:r>
                 <w:rPr>
                   <w:rFonts w:ascii="Arial" w:cs="Arial" w:eastAsia="Arial" w:hAnsi="Arial"/>
@@ -4432,7 +4603,7 @@
             <w:pPr>
               <w:spacing w:after="20" w:before="0"/>
             </w:pPr>
-            <w:hyperlink w:history="1" r:id="rId3sz5nd9j41ns0h4ffuy6p">
+            <w:hyperlink w:history="1" r:id="rIdrenfjnlq_wd76nwtbwwrr">
               <w:r>
                 <w:rPr>
                   <w:rFonts w:ascii="Arial" w:cs="Arial" w:eastAsia="Arial" w:hAnsi="Arial"/>
@@ -4465,7 +4636,7 @@
               <w:spacing w:after="10" w:before="0"/>
               <w:ind w:left="120"/>
             </w:pPr>
-            <w:hyperlink w:history="1" r:id="rIdm-h3dahsj58mascam6n__">
+            <w:hyperlink w:history="1" r:id="rIdphzi-k1iq5dkjciml4nda">
               <w:r>
                 <w:rPr>
                   <w:rFonts w:ascii="Arial" w:cs="Arial" w:eastAsia="Arial" w:hAnsi="Arial"/>
@@ -4510,7 +4681,7 @@
             <w:pPr>
               <w:spacing w:after="20" w:before="0"/>
             </w:pPr>
-            <w:hyperlink w:history="1" r:id="rId4ldr23g2vgjq--aj7nh3s">
+            <w:hyperlink w:history="1" r:id="rIdmm409f4u1vhttofz30rv4">
               <w:r>
                 <w:rPr>
                   <w:rFonts w:ascii="Arial" w:cs="Arial" w:eastAsia="Arial" w:hAnsi="Arial"/>
@@ -4543,7 +4714,7 @@
               <w:spacing w:after="10" w:before="0"/>
               <w:ind w:left="120"/>
             </w:pPr>
-            <w:hyperlink w:history="1" r:id="rId5hxtn3eqt8kpqwqggmwvo">
+            <w:hyperlink w:history="1" r:id="rIdjvijtjqlxqabls1ow1puz">
               <w:r>
                 <w:rPr>
                   <w:rFonts w:ascii="Arial" w:cs="Arial" w:eastAsia="Arial" w:hAnsi="Arial"/>
@@ -5141,7 +5312,7 @@
             <w:pPr>
               <w:spacing w:after="20" w:before="0"/>
             </w:pPr>
-            <w:hyperlink w:history="1" r:id="rIdsgl31d-9mryjxlwgftpx1">
+            <w:hyperlink w:history="1" r:id="rIdy4ypqsh5ezzdt1j67ohj_">
               <w:r>
                 <w:rPr>
                   <w:rFonts w:ascii="Arial" w:cs="Arial" w:eastAsia="Arial" w:hAnsi="Arial"/>
@@ -5174,7 +5345,7 @@
               <w:spacing w:after="10" w:before="0"/>
               <w:ind w:left="120"/>
             </w:pPr>
-            <w:hyperlink w:history="1" r:id="rIdttansa87mkdyfj3o51tw_">
+            <w:hyperlink w:history="1" r:id="rIda93uhp7qk0m2ucqkluqe1">
               <w:r>
                 <w:rPr>
                   <w:rFonts w:ascii="Arial" w:cs="Arial" w:eastAsia="Arial" w:hAnsi="Arial"/>
@@ -5219,7 +5390,7 @@
             <w:pPr>
               <w:spacing w:after="20" w:before="0"/>
             </w:pPr>
-            <w:hyperlink w:history="1" r:id="rIdgxgpusn2bddevjcxukn4o">
+            <w:hyperlink w:history="1" r:id="rIdjgvd7rn85-wusv-p53wwy">
               <w:r>
                 <w:rPr>
                   <w:rFonts w:ascii="Arial" w:cs="Arial" w:eastAsia="Arial" w:hAnsi="Arial"/>
@@ -5252,7 +5423,7 @@
               <w:spacing w:after="10" w:before="0"/>
               <w:ind w:left="120"/>
             </w:pPr>
-            <w:hyperlink w:history="1" r:id="rIduywllojkt3feaur3nrjvm">
+            <w:hyperlink w:history="1" r:id="rId-wz4cq3i4-icob-2jvcnq">
               <w:r>
                 <w:rPr>
                   <w:rFonts w:ascii="Arial" w:cs="Arial" w:eastAsia="Arial" w:hAnsi="Arial"/>
@@ -5582,7 +5753,7 @@
             <w:pPr>
               <w:spacing w:after="20" w:before="0"/>
             </w:pPr>
-            <w:hyperlink w:history="1" r:id="rIdbm61blku7hrnm_vts1mzt">
+            <w:hyperlink w:history="1" r:id="rIdstkg1lrktblwtknqzwuol">
               <w:r>
                 <w:rPr>
                   <w:rFonts w:ascii="Arial" w:cs="Arial" w:eastAsia="Arial" w:hAnsi="Arial"/>
@@ -5615,7 +5786,7 @@
               <w:spacing w:after="10" w:before="0"/>
               <w:ind w:left="120"/>
             </w:pPr>
-            <w:hyperlink w:history="1" r:id="rIdupyqqansihkzprwk-7vbi">
+            <w:hyperlink w:history="1" r:id="rIdli_3sacw2ovpf5yfyrrpa">
               <w:r>
                 <w:rPr>
                   <w:rFonts w:ascii="Arial" w:cs="Arial" w:eastAsia="Arial" w:hAnsi="Arial"/>
@@ -5660,7 +5831,7 @@
             <w:pPr>
               <w:spacing w:after="20" w:before="0"/>
             </w:pPr>
-            <w:hyperlink w:history="1" r:id="rIdu0_sepwawsnzr2tpvo43p">
+            <w:hyperlink w:history="1" r:id="rId3vcsww6o0oidxicmi9c41">
               <w:r>
                 <w:rPr>
                   <w:rFonts w:ascii="Arial" w:cs="Arial" w:eastAsia="Arial" w:hAnsi="Arial"/>
@@ -5693,7 +5864,7 @@
               <w:spacing w:after="10" w:before="0"/>
               <w:ind w:left="120"/>
             </w:pPr>
-            <w:hyperlink w:history="1" r:id="rIdpgc04gpvhqyix-9biwsfg">
+            <w:hyperlink w:history="1" r:id="rIdbnhshkvujduitwnhtalvm">
               <w:r>
                 <w:rPr>
                   <w:rFonts w:ascii="Arial" w:cs="Arial" w:eastAsia="Arial" w:hAnsi="Arial"/>
@@ -6531,6 +6702,65 @@
         </w:tc>
       </w:tr>
     </w:tbl>
+    <w:p>
+      <w:pPr>
+        <w:pBdr>
+          <w:top w:val="single" w:color="BBBBBB" w:sz="4" w:space="4"/>
+        </w:pBdr>
+        <w:spacing w:after="0" w:before="160"/>
+      </w:pPr>
+      <w:r>
+        <w:rPr>
+          <w:rFonts w:ascii="Arial" w:cs="Arial" w:eastAsia="Arial" w:hAnsi="Arial"/>
+          <w:color w:val="666666"/>
+          <w:sz w:val="14"/>
+          <w:szCs w:val="14"/>
+        </w:rPr>
+        <w:t xml:space="preserve">© 2026 SeaVuria and ARES. Aligned with KICD objectives. Developed by SeaVuria; technical implementation by ARES (with AI assistance from Claude). Licensed under </w:t>
+      </w:r>
+      <w:hyperlink w:history="1" r:id="rIdwf_yi5dnieeihfzssemlh">
+        <w:r>
+          <w:rPr>
+            <w:rFonts w:ascii="Arial" w:cs="Arial" w:eastAsia="Arial" w:hAnsi="Arial"/>
+            <w:color w:val="1F6B75"/>
+            <w:sz w:val="14"/>
+            <w:szCs w:val="14"/>
+            <w:u w:val="single" w:color="1F6B75"/>
+          </w:rPr>
+          <w:t xml:space="preserve">CC BY-NC 4.0</w:t>
+        </w:r>
+      </w:hyperlink>
+      <w:r>
+        <w:rPr>
+          <w:rFonts w:ascii="Arial" w:cs="Arial" w:eastAsia="Arial" w:hAnsi="Arial"/>
+          <w:color w:val="666666"/>
+          <w:sz w:val="14"/>
+          <w:szCs w:val="14"/>
+        </w:rPr>
+        <w:t xml:space="preserve"> (</w:t>
+      </w:r>
+      <w:hyperlink w:history="1" r:id="rIdlxrtuazwzwg6lcfamewzf">
+        <w:r>
+          <w:rPr>
+            <w:rFonts w:ascii="Arial" w:cs="Arial" w:eastAsia="Arial" w:hAnsi="Arial"/>
+            <w:color w:val="1F6B75"/>
+            <w:sz w:val="14"/>
+            <w:szCs w:val="14"/>
+            <w:u w:val="single" w:color="1F6B75"/>
+          </w:rPr>
+          <w:t xml:space="preserve">https://creativecommons.org/licenses/by-nc/4.0/</w:t>
+        </w:r>
+      </w:hyperlink>
+      <w:r>
+        <w:rPr>
+          <w:rFonts w:ascii="Arial" w:cs="Arial" w:eastAsia="Arial" w:hAnsi="Arial"/>
+          <w:color w:val="666666"/>
+          <w:sz w:val="14"/>
+          <w:szCs w:val="14"/>
+        </w:rPr>
+        <w:t xml:space="preserve">).</w:t>
+      </w:r>
+    </w:p>
     <w:p>
       <w:r>
         <w:br w:type="page"/>
@@ -7522,7 +7752,7 @@
             <w:pPr>
               <w:spacing w:after="20" w:before="0"/>
             </w:pPr>
-            <w:hyperlink w:history="1" r:id="rIdhovew42wokourffllzfjh">
+            <w:hyperlink w:history="1" r:id="rIddfcjtbgozcqfrnrbuvphy">
               <w:r>
                 <w:rPr>
                   <w:rFonts w:ascii="Arial" w:cs="Arial" w:eastAsia="Arial" w:hAnsi="Arial"/>
@@ -7555,7 +7785,7 @@
               <w:spacing w:after="10" w:before="0"/>
               <w:ind w:left="120"/>
             </w:pPr>
-            <w:hyperlink w:history="1" r:id="rIdulayypz4w94-vayi2txlb">
+            <w:hyperlink w:history="1" r:id="rIdfubbhxufamfb3aczw8s7o">
               <w:r>
                 <w:rPr>
                   <w:rFonts w:ascii="Arial" w:cs="Arial" w:eastAsia="Arial" w:hAnsi="Arial"/>
@@ -7600,7 +7830,7 @@
             <w:pPr>
               <w:spacing w:after="20" w:before="0"/>
             </w:pPr>
-            <w:hyperlink w:history="1" r:id="rIdh52x8q-sfv92sifypc6xr">
+            <w:hyperlink w:history="1" r:id="rIdk0rzxlkoxgj2fkfpjwjgm">
               <w:r>
                 <w:rPr>
                   <w:rFonts w:ascii="Arial" w:cs="Arial" w:eastAsia="Arial" w:hAnsi="Arial"/>
@@ -7633,7 +7863,7 @@
               <w:spacing w:after="10" w:before="0"/>
               <w:ind w:left="120"/>
             </w:pPr>
-            <w:hyperlink w:history="1" r:id="rIdkjealerhkvtlmk_bubas2">
+            <w:hyperlink w:history="1" r:id="rIdb1vhgyyr3ri0heryvze0r">
               <w:r>
                 <w:rPr>
                   <w:rFonts w:ascii="Arial" w:cs="Arial" w:eastAsia="Arial" w:hAnsi="Arial"/>
@@ -7885,7 +8115,7 @@
             <w:pPr>
               <w:spacing w:after="20" w:before="0"/>
             </w:pPr>
-            <w:hyperlink w:history="1" r:id="rId16ikzuxam8v1jfa1miare">
+            <w:hyperlink w:history="1" r:id="rId4pg0vyfzb9-oqxbfwsnqq">
               <w:r>
                 <w:rPr>
                   <w:rFonts w:ascii="Arial" w:cs="Arial" w:eastAsia="Arial" w:hAnsi="Arial"/>
@@ -7918,7 +8148,7 @@
               <w:spacing w:after="10" w:before="0"/>
               <w:ind w:left="120"/>
             </w:pPr>
-            <w:hyperlink w:history="1" r:id="rIdqsbjrtttv-mk-dw7g02n9">
+            <w:hyperlink w:history="1" r:id="rIdpo6w9cqydzfknr7hv1dar">
               <w:r>
                 <w:rPr>
                   <w:rFonts w:ascii="Arial" w:cs="Arial" w:eastAsia="Arial" w:hAnsi="Arial"/>
@@ -7963,7 +8193,7 @@
             <w:pPr>
               <w:spacing w:after="20" w:before="0"/>
             </w:pPr>
-            <w:hyperlink w:history="1" r:id="rIdiowqx1qgpypma1cggcnjo">
+            <w:hyperlink w:history="1" r:id="rId5xhx_9narhvwvnr3rwbtq">
               <w:r>
                 <w:rPr>
                   <w:rFonts w:ascii="Arial" w:cs="Arial" w:eastAsia="Arial" w:hAnsi="Arial"/>
@@ -7996,7 +8226,7 @@
               <w:spacing w:after="10" w:before="0"/>
               <w:ind w:left="120"/>
             </w:pPr>
-            <w:hyperlink w:history="1" r:id="rIdukz_8-br_pl8oca_ehsry">
+            <w:hyperlink w:history="1" r:id="rIdlccc4njxvogc2kdmvjuxq">
               <w:r>
                 <w:rPr>
                   <w:rFonts w:ascii="Arial" w:cs="Arial" w:eastAsia="Arial" w:hAnsi="Arial"/>
@@ -8267,7 +8497,7 @@
             <w:pPr>
               <w:spacing w:after="20" w:before="0"/>
             </w:pPr>
-            <w:hyperlink w:history="1" r:id="rId_nfysbrirb02a5njxddqh">
+            <w:hyperlink w:history="1" r:id="rIdkn8z21sms61eshjagqlbu">
               <w:r>
                 <w:rPr>
                   <w:rFonts w:ascii="Arial" w:cs="Arial" w:eastAsia="Arial" w:hAnsi="Arial"/>
@@ -8300,7 +8530,7 @@
               <w:spacing w:after="10" w:before="0"/>
               <w:ind w:left="120"/>
             </w:pPr>
-            <w:hyperlink w:history="1" r:id="rIddctoevshvkk0afx2jntyz">
+            <w:hyperlink w:history="1" r:id="rIdidr5kqgjzpgilc8ejryxk">
               <w:r>
                 <w:rPr>
                   <w:rFonts w:ascii="Arial" w:cs="Arial" w:eastAsia="Arial" w:hAnsi="Arial"/>
@@ -8345,7 +8575,7 @@
             <w:pPr>
               <w:spacing w:after="20" w:before="0"/>
             </w:pPr>
-            <w:hyperlink w:history="1" r:id="rIdn5pghk2vwlbxn13usc7xu">
+            <w:hyperlink w:history="1" r:id="rIdz_smdwi9uevihgqempu9f">
               <w:r>
                 <w:rPr>
                   <w:rFonts w:ascii="Arial" w:cs="Arial" w:eastAsia="Arial" w:hAnsi="Arial"/>
@@ -8378,7 +8608,7 @@
               <w:spacing w:after="10" w:before="0"/>
               <w:ind w:left="120"/>
             </w:pPr>
-            <w:hyperlink w:history="1" r:id="rIdh9o9fb5t8jrr_tbkp79yw">
+            <w:hyperlink w:history="1" r:id="rIdkiue55gxmbu4pbtpwpws_">
               <w:r>
                 <w:rPr>
                   <w:rFonts w:ascii="Arial" w:cs="Arial" w:eastAsia="Arial" w:hAnsi="Arial"/>
@@ -8687,7 +8917,7 @@
             <w:pPr>
               <w:spacing w:after="20" w:before="0"/>
             </w:pPr>
-            <w:hyperlink w:history="1" r:id="rIdcp22mmyojbkl4wn7rknkb">
+            <w:hyperlink w:history="1" r:id="rIdebolcukwb4bd-gkjivqyy">
               <w:r>
                 <w:rPr>
                   <w:rFonts w:ascii="Arial" w:cs="Arial" w:eastAsia="Arial" w:hAnsi="Arial"/>
@@ -8720,7 +8950,7 @@
               <w:spacing w:after="10" w:before="0"/>
               <w:ind w:left="120"/>
             </w:pPr>
-            <w:hyperlink w:history="1" r:id="rId9cginbfly060pjuxvhqsd">
+            <w:hyperlink w:history="1" r:id="rIdljlhbea2eqckzqhns2hal">
               <w:r>
                 <w:rPr>
                   <w:rFonts w:ascii="Arial" w:cs="Arial" w:eastAsia="Arial" w:hAnsi="Arial"/>
@@ -8765,7 +8995,7 @@
             <w:pPr>
               <w:spacing w:after="20" w:before="0"/>
             </w:pPr>
-            <w:hyperlink w:history="1" r:id="rIdi8y5ytm2snoskmvwrtro-">
+            <w:hyperlink w:history="1" r:id="rId10iguynt4kwzeom2boede">
               <w:r>
                 <w:rPr>
                   <w:rFonts w:ascii="Arial" w:cs="Arial" w:eastAsia="Arial" w:hAnsi="Arial"/>
@@ -8798,7 +9028,7 @@
               <w:spacing w:after="10" w:before="0"/>
               <w:ind w:left="120"/>
             </w:pPr>
-            <w:hyperlink w:history="1" r:id="rIdzskjfipntkk2ycb1lvegl">
+            <w:hyperlink w:history="1" r:id="rIdsl8hjkbpkpy9b5lfmrped">
               <w:r>
                 <w:rPr>
                   <w:rFonts w:ascii="Arial" w:cs="Arial" w:eastAsia="Arial" w:hAnsi="Arial"/>
@@ -9069,7 +9299,7 @@
             <w:pPr>
               <w:spacing w:after="20" w:before="0"/>
             </w:pPr>
-            <w:hyperlink w:history="1" r:id="rIdcelvbkedabyokwboyjxq_">
+            <w:hyperlink w:history="1" r:id="rIdfs3uguzmkjcdayqpriufi">
               <w:r>
                 <w:rPr>
                   <w:rFonts w:ascii="Arial" w:cs="Arial" w:eastAsia="Arial" w:hAnsi="Arial"/>
@@ -9102,7 +9332,7 @@
               <w:spacing w:after="10" w:before="0"/>
               <w:ind w:left="120"/>
             </w:pPr>
-            <w:hyperlink w:history="1" r:id="rIdtbnfvhrxaqrljktjnidyh">
+            <w:hyperlink w:history="1" r:id="rIdmq3jsy7m-crnwbmp5--l9">
               <w:r>
                 <w:rPr>
                   <w:rFonts w:ascii="Arial" w:cs="Arial" w:eastAsia="Arial" w:hAnsi="Arial"/>
@@ -9147,7 +9377,7 @@
             <w:pPr>
               <w:spacing w:after="20" w:before="0"/>
             </w:pPr>
-            <w:hyperlink w:history="1" r:id="rIdph-kt95ksq6c0buuivitj">
+            <w:hyperlink w:history="1" r:id="rId0sapokyzqlthpaeah9jzd">
               <w:r>
                 <w:rPr>
                   <w:rFonts w:ascii="Arial" w:cs="Arial" w:eastAsia="Arial" w:hAnsi="Arial"/>
@@ -9180,7 +9410,7 @@
               <w:spacing w:after="10" w:before="0"/>
               <w:ind w:left="120"/>
             </w:pPr>
-            <w:hyperlink w:history="1" r:id="rIdoqpsohkjata74f8at9cui">
+            <w:hyperlink w:history="1" r:id="rIdmyal0dz-dqiijgmzs-uvb">
               <w:r>
                 <w:rPr>
                   <w:rFonts w:ascii="Arial" w:cs="Arial" w:eastAsia="Arial" w:hAnsi="Arial"/>
@@ -9752,6 +9982,65 @@
         </w:tc>
       </w:tr>
     </w:tbl>
+    <w:p>
+      <w:pPr>
+        <w:pBdr>
+          <w:top w:val="single" w:color="BBBBBB" w:sz="4" w:space="4"/>
+        </w:pBdr>
+        <w:spacing w:after="0" w:before="160"/>
+      </w:pPr>
+      <w:r>
+        <w:rPr>
+          <w:rFonts w:ascii="Arial" w:cs="Arial" w:eastAsia="Arial" w:hAnsi="Arial"/>
+          <w:color w:val="666666"/>
+          <w:sz w:val="14"/>
+          <w:szCs w:val="14"/>
+        </w:rPr>
+        <w:t xml:space="preserve">© 2026 SeaVuria and ARES. Aligned with KICD objectives. Developed by SeaVuria; technical implementation by ARES (with AI assistance from Claude). Licensed under </w:t>
+      </w:r>
+      <w:hyperlink w:history="1" r:id="rIdok7myg5nl_gvcx8mkpifd">
+        <w:r>
+          <w:rPr>
+            <w:rFonts w:ascii="Arial" w:cs="Arial" w:eastAsia="Arial" w:hAnsi="Arial"/>
+            <w:color w:val="1F6B75"/>
+            <w:sz w:val="14"/>
+            <w:szCs w:val="14"/>
+            <w:u w:val="single" w:color="1F6B75"/>
+          </w:rPr>
+          <w:t xml:space="preserve">CC BY-NC 4.0</w:t>
+        </w:r>
+      </w:hyperlink>
+      <w:r>
+        <w:rPr>
+          <w:rFonts w:ascii="Arial" w:cs="Arial" w:eastAsia="Arial" w:hAnsi="Arial"/>
+          <w:color w:val="666666"/>
+          <w:sz w:val="14"/>
+          <w:szCs w:val="14"/>
+        </w:rPr>
+        <w:t xml:space="preserve"> (</w:t>
+      </w:r>
+      <w:hyperlink w:history="1" r:id="rIdpt2vrgzgonwklfmekgjmt">
+        <w:r>
+          <w:rPr>
+            <w:rFonts w:ascii="Arial" w:cs="Arial" w:eastAsia="Arial" w:hAnsi="Arial"/>
+            <w:color w:val="1F6B75"/>
+            <w:sz w:val="14"/>
+            <w:szCs w:val="14"/>
+            <w:u w:val="single" w:color="1F6B75"/>
+          </w:rPr>
+          <w:t xml:space="preserve">https://creativecommons.org/licenses/by-nc/4.0/</w:t>
+        </w:r>
+      </w:hyperlink>
+      <w:r>
+        <w:rPr>
+          <w:rFonts w:ascii="Arial" w:cs="Arial" w:eastAsia="Arial" w:hAnsi="Arial"/>
+          <w:color w:val="666666"/>
+          <w:sz w:val="14"/>
+          <w:szCs w:val="14"/>
+        </w:rPr>
+        <w:t xml:space="preserve">).</w:t>
+      </w:r>
+    </w:p>
     <w:p>
       <w:r>
         <w:br w:type="page"/>
@@ -10760,7 +11049,7 @@
               <w:spacing w:after="10" w:before="0"/>
               <w:ind w:left="120"/>
             </w:pPr>
-            <w:hyperlink w:history="1" r:id="rIdyc2buowqjwihvhltp5ia5">
+            <w:hyperlink w:history="1" r:id="rIdb0vj03d6dz-0r2jan3eoa">
               <w:r>
                 <w:rPr>
                   <w:rFonts w:ascii="Arial" w:cs="Arial" w:eastAsia="Arial" w:hAnsi="Arial"/>
@@ -10837,7 +11126,7 @@
               <w:spacing w:after="10" w:before="0"/>
               <w:ind w:left="120"/>
             </w:pPr>
-            <w:hyperlink w:history="1" r:id="rIdetha7u_nh7-2kcj_y4w1f">
+            <w:hyperlink w:history="1" r:id="rId13qajpufong1ncbwoij4y">
               <w:r>
                 <w:rPr>
                   <w:rFonts w:ascii="Arial" w:cs="Arial" w:eastAsia="Arial" w:hAnsi="Arial"/>
@@ -11064,7 +11353,7 @@
               <w:spacing w:after="10" w:before="0"/>
               <w:ind w:left="120"/>
             </w:pPr>
-            <w:hyperlink w:history="1" r:id="rIdcxejk2tkrxnoxfyhgyqpk">
+            <w:hyperlink w:history="1" r:id="rIdj4yvy9blwrctna9-mowyi">
               <w:r>
                 <w:rPr>
                   <w:rFonts w:ascii="Arial" w:cs="Arial" w:eastAsia="Arial" w:hAnsi="Arial"/>
@@ -11141,7 +11430,7 @@
               <w:spacing w:after="10" w:before="0"/>
               <w:ind w:left="120"/>
             </w:pPr>
-            <w:hyperlink w:history="1" r:id="rIdow7mffhvr0qzrnk-b2e8p">
+            <w:hyperlink w:history="1" r:id="rIdhrmyfn-r3u4l5qq9ovpnt">
               <w:r>
                 <w:rPr>
                   <w:rFonts w:ascii="Arial" w:cs="Arial" w:eastAsia="Arial" w:hAnsi="Arial"/>
@@ -11368,7 +11657,7 @@
               <w:spacing w:after="10" w:before="0"/>
               <w:ind w:left="120"/>
             </w:pPr>
-            <w:hyperlink w:history="1" r:id="rIdgiqcucoru8efxanypagyh">
+            <w:hyperlink w:history="1" r:id="rId_tvae-7-c5etu2jupswyw">
               <w:r>
                 <w:rPr>
                   <w:rFonts w:ascii="Arial" w:cs="Arial" w:eastAsia="Arial" w:hAnsi="Arial"/>
@@ -11445,7 +11734,7 @@
               <w:spacing w:after="10" w:before="0"/>
               <w:ind w:left="120"/>
             </w:pPr>
-            <w:hyperlink w:history="1" r:id="rId0-osymrf06wdivpm1riig">
+            <w:hyperlink w:history="1" r:id="rId-c--yk5hqaewabt1pzif6">
               <w:r>
                 <w:rPr>
                   <w:rFonts w:ascii="Arial" w:cs="Arial" w:eastAsia="Arial" w:hAnsi="Arial"/>
@@ -11672,7 +11961,7 @@
               <w:spacing w:after="10" w:before="0"/>
               <w:ind w:left="120"/>
             </w:pPr>
-            <w:hyperlink w:history="1" r:id="rIdxayk1hqporjlerakbocaa">
+            <w:hyperlink w:history="1" r:id="rIde8klhuka2kxe5jnrg0sfk">
               <w:r>
                 <w:rPr>
                   <w:rFonts w:ascii="Arial" w:cs="Arial" w:eastAsia="Arial" w:hAnsi="Arial"/>
@@ -11749,7 +12038,7 @@
               <w:spacing w:after="10" w:before="0"/>
               <w:ind w:left="120"/>
             </w:pPr>
-            <w:hyperlink w:history="1" r:id="rIdrffvn__om3rk8vxwfdcvk">
+            <w:hyperlink w:history="1" r:id="rIdyym27cyi5nhmr5dlyrdsb">
               <w:r>
                 <w:rPr>
                   <w:rFonts w:ascii="Arial" w:cs="Arial" w:eastAsia="Arial" w:hAnsi="Arial"/>
@@ -11976,7 +12265,7 @@
               <w:spacing w:after="10" w:before="0"/>
               <w:ind w:left="120"/>
             </w:pPr>
-            <w:hyperlink w:history="1" r:id="rIdr6nq3sphyww-gaz5uu24l">
+            <w:hyperlink w:history="1" r:id="rId69laqjjeqlhtm6mronaqw">
               <w:r>
                 <w:rPr>
                   <w:rFonts w:ascii="Arial" w:cs="Arial" w:eastAsia="Arial" w:hAnsi="Arial"/>
@@ -12053,7 +12342,7 @@
               <w:spacing w:after="10" w:before="0"/>
               <w:ind w:left="120"/>
             </w:pPr>
-            <w:hyperlink w:history="1" r:id="rIddofxe_oj6d0iy1cwuxpw_">
+            <w:hyperlink w:history="1" r:id="rIdommghin2cxpxh4-0tsa8u">
               <w:r>
                 <w:rPr>
                   <w:rFonts w:ascii="Arial" w:cs="Arial" w:eastAsia="Arial" w:hAnsi="Arial"/>
@@ -12564,6 +12853,65 @@
         </w:tc>
       </w:tr>
     </w:tbl>
+    <w:p>
+      <w:pPr>
+        <w:pBdr>
+          <w:top w:val="single" w:color="BBBBBB" w:sz="4" w:space="4"/>
+        </w:pBdr>
+        <w:spacing w:after="0" w:before="160"/>
+      </w:pPr>
+      <w:r>
+        <w:rPr>
+          <w:rFonts w:ascii="Arial" w:cs="Arial" w:eastAsia="Arial" w:hAnsi="Arial"/>
+          <w:color w:val="666666"/>
+          <w:sz w:val="14"/>
+          <w:szCs w:val="14"/>
+        </w:rPr>
+        <w:t xml:space="preserve">© 2026 SeaVuria and ARES. Aligned with KICD objectives. Developed by SeaVuria; technical implementation by ARES (with AI assistance from Claude). Licensed under </w:t>
+      </w:r>
+      <w:hyperlink w:history="1" r:id="rIdm7f8fcngwfhe_ufpooxuh">
+        <w:r>
+          <w:rPr>
+            <w:rFonts w:ascii="Arial" w:cs="Arial" w:eastAsia="Arial" w:hAnsi="Arial"/>
+            <w:color w:val="1F6B75"/>
+            <w:sz w:val="14"/>
+            <w:szCs w:val="14"/>
+            <w:u w:val="single" w:color="1F6B75"/>
+          </w:rPr>
+          <w:t xml:space="preserve">CC BY-NC 4.0</w:t>
+        </w:r>
+      </w:hyperlink>
+      <w:r>
+        <w:rPr>
+          <w:rFonts w:ascii="Arial" w:cs="Arial" w:eastAsia="Arial" w:hAnsi="Arial"/>
+          <w:color w:val="666666"/>
+          <w:sz w:val="14"/>
+          <w:szCs w:val="14"/>
+        </w:rPr>
+        <w:t xml:space="preserve"> (</w:t>
+      </w:r>
+      <w:hyperlink w:history="1" r:id="rId7vjsxqzlz4iypgmzyr7ek">
+        <w:r>
+          <w:rPr>
+            <w:rFonts w:ascii="Arial" w:cs="Arial" w:eastAsia="Arial" w:hAnsi="Arial"/>
+            <w:color w:val="1F6B75"/>
+            <w:sz w:val="14"/>
+            <w:szCs w:val="14"/>
+            <w:u w:val="single" w:color="1F6B75"/>
+          </w:rPr>
+          <w:t xml:space="preserve">https://creativecommons.org/licenses/by-nc/4.0/</w:t>
+        </w:r>
+      </w:hyperlink>
+      <w:r>
+        <w:rPr>
+          <w:rFonts w:ascii="Arial" w:cs="Arial" w:eastAsia="Arial" w:hAnsi="Arial"/>
+          <w:color w:val="666666"/>
+          <w:sz w:val="14"/>
+          <w:szCs w:val="14"/>
+        </w:rPr>
+        <w:t xml:space="preserve">).</w:t>
+      </w:r>
+    </w:p>
     <w:p>
       <w:r>
         <w:br w:type="page"/>
@@ -13572,7 +13920,7 @@
               <w:spacing w:after="10" w:before="0"/>
               <w:ind w:left="120"/>
             </w:pPr>
-            <w:hyperlink w:history="1" r:id="rIdrmk3n9hxricqt2zgvw2f6">
+            <w:hyperlink w:history="1" r:id="rId9bc8vu-5vsfzqq0cyc-r3">
               <w:r>
                 <w:rPr>
                   <w:rFonts w:ascii="Arial" w:cs="Arial" w:eastAsia="Arial" w:hAnsi="Arial"/>
@@ -13649,7 +13997,7 @@
               <w:spacing w:after="10" w:before="0"/>
               <w:ind w:left="120"/>
             </w:pPr>
-            <w:hyperlink w:history="1" r:id="rIdhfhk_xb5mpmfrv3upxe4x">
+            <w:hyperlink w:history="1" r:id="rIdunp0olcfzssdtccnwys0f">
               <w:r>
                 <w:rPr>
                   <w:rFonts w:ascii="Arial" w:cs="Arial" w:eastAsia="Arial" w:hAnsi="Arial"/>
@@ -13876,7 +14224,7 @@
               <w:spacing w:after="10" w:before="0"/>
               <w:ind w:left="120"/>
             </w:pPr>
-            <w:hyperlink w:history="1" r:id="rIdrxdqxoeoziv3gtb4-hsnd">
+            <w:hyperlink w:history="1" r:id="rIdu5y4djvfrheltghfeiudx">
               <w:r>
                 <w:rPr>
                   <w:rFonts w:ascii="Arial" w:cs="Arial" w:eastAsia="Arial" w:hAnsi="Arial"/>
@@ -13953,7 +14301,7 @@
               <w:spacing w:after="10" w:before="0"/>
               <w:ind w:left="120"/>
             </w:pPr>
-            <w:hyperlink w:history="1" r:id="rIdg-d4e746a91vr5yk14sa8">
+            <w:hyperlink w:history="1" r:id="rIdk0vrehc4q9w99l_gymccm">
               <w:r>
                 <w:rPr>
                   <w:rFonts w:ascii="Arial" w:cs="Arial" w:eastAsia="Arial" w:hAnsi="Arial"/>
@@ -14180,7 +14528,7 @@
               <w:spacing w:after="10" w:before="0"/>
               <w:ind w:left="120"/>
             </w:pPr>
-            <w:hyperlink w:history="1" r:id="rId-heuzx7b7u6zxzh__l7eh">
+            <w:hyperlink w:history="1" r:id="rIduzd9zfuzeadgppevbzzds">
               <w:r>
                 <w:rPr>
                   <w:rFonts w:ascii="Arial" w:cs="Arial" w:eastAsia="Arial" w:hAnsi="Arial"/>
@@ -14257,7 +14605,7 @@
               <w:spacing w:after="10" w:before="0"/>
               <w:ind w:left="120"/>
             </w:pPr>
-            <w:hyperlink w:history="1" r:id="rIdiqu2e4pczctq0gbtfqnft">
+            <w:hyperlink w:history="1" r:id="rIdb29ihcyuqxecpash5t9gj">
               <w:r>
                 <w:rPr>
                   <w:rFonts w:ascii="Arial" w:cs="Arial" w:eastAsia="Arial" w:hAnsi="Arial"/>
@@ -14484,7 +14832,7 @@
               <w:spacing w:after="10" w:before="0"/>
               <w:ind w:left="120"/>
             </w:pPr>
-            <w:hyperlink w:history="1" r:id="rIduryzd7exp-iqf4t1clvsp">
+            <w:hyperlink w:history="1" r:id="rId8pct7dv3kyoa-70hzpp8r">
               <w:r>
                 <w:rPr>
                   <w:rFonts w:ascii="Arial" w:cs="Arial" w:eastAsia="Arial" w:hAnsi="Arial"/>
@@ -14561,7 +14909,7 @@
               <w:spacing w:after="10" w:before="0"/>
               <w:ind w:left="120"/>
             </w:pPr>
-            <w:hyperlink w:history="1" r:id="rIdqhngq4-22v9qdccolnhy9">
+            <w:hyperlink w:history="1" r:id="rIdkotxq1xrlp-na2sm8my6g">
               <w:r>
                 <w:rPr>
                   <w:rFonts w:ascii="Arial" w:cs="Arial" w:eastAsia="Arial" w:hAnsi="Arial"/>
@@ -14788,7 +15136,7 @@
               <w:spacing w:after="10" w:before="0"/>
               <w:ind w:left="120"/>
             </w:pPr>
-            <w:hyperlink w:history="1" r:id="rIdywxftdikx32z_unruxn7a">
+            <w:hyperlink w:history="1" r:id="rIdfks6rr0dxs8rnw7h2hi_7">
               <w:r>
                 <w:rPr>
                   <w:rFonts w:ascii="Arial" w:cs="Arial" w:eastAsia="Arial" w:hAnsi="Arial"/>
@@ -14865,7 +15213,7 @@
               <w:spacing w:after="10" w:before="0"/>
               <w:ind w:left="120"/>
             </w:pPr>
-            <w:hyperlink w:history="1" r:id="rIdwwq1qazqgctc-da0y2har">
+            <w:hyperlink w:history="1" r:id="rId8zjgjk1ec12pq3kiy5kjv">
               <w:r>
                 <w:rPr>
                   <w:rFonts w:ascii="Arial" w:cs="Arial" w:eastAsia="Arial" w:hAnsi="Arial"/>
@@ -15376,6 +15724,65 @@
         </w:tc>
       </w:tr>
     </w:tbl>
+    <w:p>
+      <w:pPr>
+        <w:pBdr>
+          <w:top w:val="single" w:color="BBBBBB" w:sz="4" w:space="4"/>
+        </w:pBdr>
+        <w:spacing w:after="0" w:before="160"/>
+      </w:pPr>
+      <w:r>
+        <w:rPr>
+          <w:rFonts w:ascii="Arial" w:cs="Arial" w:eastAsia="Arial" w:hAnsi="Arial"/>
+          <w:color w:val="666666"/>
+          <w:sz w:val="14"/>
+          <w:szCs w:val="14"/>
+        </w:rPr>
+        <w:t xml:space="preserve">© 2026 SeaVuria and ARES. Aligned with KICD objectives. Developed by SeaVuria; technical implementation by ARES (with AI assistance from Claude). Licensed under </w:t>
+      </w:r>
+      <w:hyperlink w:history="1" r:id="rIdgfsyawynf9wlsc3rpnifs">
+        <w:r>
+          <w:rPr>
+            <w:rFonts w:ascii="Arial" w:cs="Arial" w:eastAsia="Arial" w:hAnsi="Arial"/>
+            <w:color w:val="1F6B75"/>
+            <w:sz w:val="14"/>
+            <w:szCs w:val="14"/>
+            <w:u w:val="single" w:color="1F6B75"/>
+          </w:rPr>
+          <w:t xml:space="preserve">CC BY-NC 4.0</w:t>
+        </w:r>
+      </w:hyperlink>
+      <w:r>
+        <w:rPr>
+          <w:rFonts w:ascii="Arial" w:cs="Arial" w:eastAsia="Arial" w:hAnsi="Arial"/>
+          <w:color w:val="666666"/>
+          <w:sz w:val="14"/>
+          <w:szCs w:val="14"/>
+        </w:rPr>
+        <w:t xml:space="preserve"> (</w:t>
+      </w:r>
+      <w:hyperlink w:history="1" r:id="rId2fa5vnejyiewvenac_rau">
+        <w:r>
+          <w:rPr>
+            <w:rFonts w:ascii="Arial" w:cs="Arial" w:eastAsia="Arial" w:hAnsi="Arial"/>
+            <w:color w:val="1F6B75"/>
+            <w:sz w:val="14"/>
+            <w:szCs w:val="14"/>
+            <w:u w:val="single" w:color="1F6B75"/>
+          </w:rPr>
+          <w:t xml:space="preserve">https://creativecommons.org/licenses/by-nc/4.0/</w:t>
+        </w:r>
+      </w:hyperlink>
+      <w:r>
+        <w:rPr>
+          <w:rFonts w:ascii="Arial" w:cs="Arial" w:eastAsia="Arial" w:hAnsi="Arial"/>
+          <w:color w:val="666666"/>
+          <w:sz w:val="14"/>
+          <w:szCs w:val="14"/>
+        </w:rPr>
+        <w:t xml:space="preserve">).</w:t>
+      </w:r>
+    </w:p>
     <w:p>
       <w:r>
         <w:br w:type="page"/>
@@ -16384,7 +16791,7 @@
               <w:spacing w:after="10" w:before="0"/>
               <w:ind w:left="120"/>
             </w:pPr>
-            <w:hyperlink w:history="1" r:id="rIdnzufgv_xjgzv0mde4sgwh">
+            <w:hyperlink w:history="1" r:id="rIdxwt1eqyuzkmxhqd8nsrws">
               <w:r>
                 <w:rPr>
                   <w:rFonts w:ascii="Arial" w:cs="Arial" w:eastAsia="Arial" w:hAnsi="Arial"/>
@@ -16461,7 +16868,7 @@
               <w:spacing w:after="10" w:before="0"/>
               <w:ind w:left="120"/>
             </w:pPr>
-            <w:hyperlink w:history="1" r:id="rIdhxlr_9m7qekqvb0ps22xm">
+            <w:hyperlink w:history="1" r:id="rIdggmgggzym5jsjefx_rh6v">
               <w:r>
                 <w:rPr>
                   <w:rFonts w:ascii="Arial" w:cs="Arial" w:eastAsia="Arial" w:hAnsi="Arial"/>
@@ -16688,7 +17095,7 @@
               <w:spacing w:after="10" w:before="0"/>
               <w:ind w:left="120"/>
             </w:pPr>
-            <w:hyperlink w:history="1" r:id="rIdn9mcijzzx7sio4prrf0sn">
+            <w:hyperlink w:history="1" r:id="rIdqwtokbfmfs-rujnagjqv1">
               <w:r>
                 <w:rPr>
                   <w:rFonts w:ascii="Arial" w:cs="Arial" w:eastAsia="Arial" w:hAnsi="Arial"/>
@@ -16765,7 +17172,7 @@
               <w:spacing w:after="10" w:before="0"/>
               <w:ind w:left="120"/>
             </w:pPr>
-            <w:hyperlink w:history="1" r:id="rIdj-ilgjoruzywx8pvbqihf">
+            <w:hyperlink w:history="1" r:id="rId7yv7paashtf4d1r9bmpbd">
               <w:r>
                 <w:rPr>
                   <w:rFonts w:ascii="Arial" w:cs="Arial" w:eastAsia="Arial" w:hAnsi="Arial"/>
@@ -16992,7 +17399,7 @@
               <w:spacing w:after="10" w:before="0"/>
               <w:ind w:left="120"/>
             </w:pPr>
-            <w:hyperlink w:history="1" r:id="rIdnuenrjyjqb9upkrksjack">
+            <w:hyperlink w:history="1" r:id="rIdiwuq9rm2fxrf9zhnlwdoa">
               <w:r>
                 <w:rPr>
                   <w:rFonts w:ascii="Arial" w:cs="Arial" w:eastAsia="Arial" w:hAnsi="Arial"/>
@@ -17069,7 +17476,7 @@
               <w:spacing w:after="10" w:before="0"/>
               <w:ind w:left="120"/>
             </w:pPr>
-            <w:hyperlink w:history="1" r:id="rId09yxzvfmuukk1w_rrt8yv">
+            <w:hyperlink w:history="1" r:id="rIdt1-l8eoswu5xcanrhoigb">
               <w:r>
                 <w:rPr>
                   <w:rFonts w:ascii="Arial" w:cs="Arial" w:eastAsia="Arial" w:hAnsi="Arial"/>
@@ -17296,7 +17703,7 @@
               <w:spacing w:after="10" w:before="0"/>
               <w:ind w:left="120"/>
             </w:pPr>
-            <w:hyperlink w:history="1" r:id="rIdr2ivfxfzos0hrfb5mae-3">
+            <w:hyperlink w:history="1" r:id="rId-y0t6d-iuutwxt8g552px">
               <w:r>
                 <w:rPr>
                   <w:rFonts w:ascii="Arial" w:cs="Arial" w:eastAsia="Arial" w:hAnsi="Arial"/>
@@ -17373,7 +17780,7 @@
               <w:spacing w:after="10" w:before="0"/>
               <w:ind w:left="120"/>
             </w:pPr>
-            <w:hyperlink w:history="1" r:id="rIditywh0yz7l-sjxd4ggoji">
+            <w:hyperlink w:history="1" r:id="rIde46mwcdpumomrbak41wgj">
               <w:r>
                 <w:rPr>
                   <w:rFonts w:ascii="Arial" w:cs="Arial" w:eastAsia="Arial" w:hAnsi="Arial"/>
@@ -17600,7 +18007,7 @@
               <w:spacing w:after="10" w:before="0"/>
               <w:ind w:left="120"/>
             </w:pPr>
-            <w:hyperlink w:history="1" r:id="rIdc_ok4axwfj2xbjqbcprhw">
+            <w:hyperlink w:history="1" r:id="rIdoszk5kzfjchp34rsmauaw">
               <w:r>
                 <w:rPr>
                   <w:rFonts w:ascii="Arial" w:cs="Arial" w:eastAsia="Arial" w:hAnsi="Arial"/>
@@ -17677,7 +18084,7 @@
               <w:spacing w:after="10" w:before="0"/>
               <w:ind w:left="120"/>
             </w:pPr>
-            <w:hyperlink w:history="1" r:id="rIduk3ztjotqtnit7weocw5n">
+            <w:hyperlink w:history="1" r:id="rIdaaxs4-txjtpco6xfexdtr">
               <w:r>
                 <w:rPr>
                   <w:rFonts w:ascii="Arial" w:cs="Arial" w:eastAsia="Arial" w:hAnsi="Arial"/>
@@ -18188,6 +18595,65 @@
         </w:tc>
       </w:tr>
     </w:tbl>
+    <w:p>
+      <w:pPr>
+        <w:pBdr>
+          <w:top w:val="single" w:color="BBBBBB" w:sz="4" w:space="4"/>
+        </w:pBdr>
+        <w:spacing w:after="0" w:before="160"/>
+      </w:pPr>
+      <w:r>
+        <w:rPr>
+          <w:rFonts w:ascii="Arial" w:cs="Arial" w:eastAsia="Arial" w:hAnsi="Arial"/>
+          <w:color w:val="666666"/>
+          <w:sz w:val="14"/>
+          <w:szCs w:val="14"/>
+        </w:rPr>
+        <w:t xml:space="preserve">© 2026 SeaVuria and ARES. Aligned with KICD objectives. Developed by SeaVuria; technical implementation by ARES (with AI assistance from Claude). Licensed under </w:t>
+      </w:r>
+      <w:hyperlink w:history="1" r:id="rIdkdifzorjrp9j7nfqigp_v">
+        <w:r>
+          <w:rPr>
+            <w:rFonts w:ascii="Arial" w:cs="Arial" w:eastAsia="Arial" w:hAnsi="Arial"/>
+            <w:color w:val="1F6B75"/>
+            <w:sz w:val="14"/>
+            <w:szCs w:val="14"/>
+            <w:u w:val="single" w:color="1F6B75"/>
+          </w:rPr>
+          <w:t xml:space="preserve">CC BY-NC 4.0</w:t>
+        </w:r>
+      </w:hyperlink>
+      <w:r>
+        <w:rPr>
+          <w:rFonts w:ascii="Arial" w:cs="Arial" w:eastAsia="Arial" w:hAnsi="Arial"/>
+          <w:color w:val="666666"/>
+          <w:sz w:val="14"/>
+          <w:szCs w:val="14"/>
+        </w:rPr>
+        <w:t xml:space="preserve"> (</w:t>
+      </w:r>
+      <w:hyperlink w:history="1" r:id="rIdzeus-dg2svzier-fydkkr">
+        <w:r>
+          <w:rPr>
+            <w:rFonts w:ascii="Arial" w:cs="Arial" w:eastAsia="Arial" w:hAnsi="Arial"/>
+            <w:color w:val="1F6B75"/>
+            <w:sz w:val="14"/>
+            <w:szCs w:val="14"/>
+            <w:u w:val="single" w:color="1F6B75"/>
+          </w:rPr>
+          <w:t xml:space="preserve">https://creativecommons.org/licenses/by-nc/4.0/</w:t>
+        </w:r>
+      </w:hyperlink>
+      <w:r>
+        <w:rPr>
+          <w:rFonts w:ascii="Arial" w:cs="Arial" w:eastAsia="Arial" w:hAnsi="Arial"/>
+          <w:color w:val="666666"/>
+          <w:sz w:val="14"/>
+          <w:szCs w:val="14"/>
+        </w:rPr>
+        <w:t xml:space="preserve">).</w:t>
+      </w:r>
+    </w:p>
     <w:p>
       <w:r>
         <w:br w:type="page"/>
@@ -19179,7 +19645,7 @@
             <w:pPr>
               <w:spacing w:after="20" w:before="0"/>
             </w:pPr>
-            <w:hyperlink w:history="1" r:id="rIdiqvqpe1b0dn7qqzvv4jxp">
+            <w:hyperlink w:history="1" r:id="rIdx5f3ouzpckdt8yxvvl7vt">
               <w:r>
                 <w:rPr>
                   <w:rFonts w:ascii="Arial" w:cs="Arial" w:eastAsia="Arial" w:hAnsi="Arial"/>
@@ -19212,7 +19678,7 @@
               <w:spacing w:after="10" w:before="0"/>
               <w:ind w:left="120"/>
             </w:pPr>
-            <w:hyperlink w:history="1" r:id="rIddao9zhm23kp8qykyw6vbf">
+            <w:hyperlink w:history="1" r:id="rIdoghshbyucv-zsjqdu6ler">
               <w:r>
                 <w:rPr>
                   <w:rFonts w:ascii="Arial" w:cs="Arial" w:eastAsia="Arial" w:hAnsi="Arial"/>
@@ -19257,7 +19723,7 @@
             <w:pPr>
               <w:spacing w:after="20" w:before="0"/>
             </w:pPr>
-            <w:hyperlink w:history="1" r:id="rId9naugpbucw3acyghdl52p">
+            <w:hyperlink w:history="1" r:id="rIdcwnglbscwq6ffy-g3iepm">
               <w:r>
                 <w:rPr>
                   <w:rFonts w:ascii="Arial" w:cs="Arial" w:eastAsia="Arial" w:hAnsi="Arial"/>
@@ -19290,7 +19756,7 @@
               <w:spacing w:after="10" w:before="0"/>
               <w:ind w:left="120"/>
             </w:pPr>
-            <w:hyperlink w:history="1" r:id="rIdxpxhsbgwu8hieoh61unbw">
+            <w:hyperlink w:history="1" r:id="rId7f1l-sqktxnas9nrtmm7n">
               <w:r>
                 <w:rPr>
                   <w:rFonts w:ascii="Arial" w:cs="Arial" w:eastAsia="Arial" w:hAnsi="Arial"/>
@@ -19485,7 +19951,7 @@
             <w:pPr>
               <w:spacing w:after="20" w:before="0"/>
             </w:pPr>
-            <w:hyperlink w:history="1" r:id="rIdngimycjca7qfaeog5euvf">
+            <w:hyperlink w:history="1" r:id="rIdwffxh--bufxnrhypx05m9">
               <w:r>
                 <w:rPr>
                   <w:rFonts w:ascii="Arial" w:cs="Arial" w:eastAsia="Arial" w:hAnsi="Arial"/>
@@ -19518,7 +19984,7 @@
               <w:spacing w:after="10" w:before="0"/>
               <w:ind w:left="120"/>
             </w:pPr>
-            <w:hyperlink w:history="1" r:id="rIdryl3lnhy1stvlviviyuvn">
+            <w:hyperlink w:history="1" r:id="rIdvhj_drwznefqzwu3asksx">
               <w:r>
                 <w:rPr>
                   <w:rFonts w:ascii="Arial" w:cs="Arial" w:eastAsia="Arial" w:hAnsi="Arial"/>
@@ -19563,7 +20029,7 @@
             <w:pPr>
               <w:spacing w:after="20" w:before="0"/>
             </w:pPr>
-            <w:hyperlink w:history="1" r:id="rIdw0bk3mke_5fniin-bgrha">
+            <w:hyperlink w:history="1" r:id="rIdppnltlvfllx8kdxwsjfnb">
               <w:r>
                 <w:rPr>
                   <w:rFonts w:ascii="Arial" w:cs="Arial" w:eastAsia="Arial" w:hAnsi="Arial"/>
@@ -19596,7 +20062,7 @@
               <w:spacing w:after="10" w:before="0"/>
               <w:ind w:left="120"/>
             </w:pPr>
-            <w:hyperlink w:history="1" r:id="rIdoyjzvcds4b9txj2rbd66s">
+            <w:hyperlink w:history="1" r:id="rIdhhszhdeo0alnmexnoxabj">
               <w:r>
                 <w:rPr>
                   <w:rFonts w:ascii="Arial" w:cs="Arial" w:eastAsia="Arial" w:hAnsi="Arial"/>
@@ -19791,7 +20257,7 @@
             <w:pPr>
               <w:spacing w:after="20" w:before="0"/>
             </w:pPr>
-            <w:hyperlink w:history="1" r:id="rIdn4gps03yl9h8abyylxmle">
+            <w:hyperlink w:history="1" r:id="rIdc9yy7bff4on55ysrtsr0r">
               <w:r>
                 <w:rPr>
                   <w:rFonts w:ascii="Arial" w:cs="Arial" w:eastAsia="Arial" w:hAnsi="Arial"/>
@@ -19824,7 +20290,7 @@
               <w:spacing w:after="10" w:before="0"/>
               <w:ind w:left="120"/>
             </w:pPr>
-            <w:hyperlink w:history="1" r:id="rIdli4bzerlwososfnmatzqy">
+            <w:hyperlink w:history="1" r:id="rIdc5xgtknkuphq1jwxcawfr">
               <w:r>
                 <w:rPr>
                   <w:rFonts w:ascii="Arial" w:cs="Arial" w:eastAsia="Arial" w:hAnsi="Arial"/>
@@ -19869,7 +20335,7 @@
             <w:pPr>
               <w:spacing w:after="20" w:before="0"/>
             </w:pPr>
-            <w:hyperlink w:history="1" r:id="rIdxnv9njodmydhwkm5zypgo">
+            <w:hyperlink w:history="1" r:id="rIdud8ytiun7_iyis9mgszyy">
               <w:r>
                 <w:rPr>
                   <w:rFonts w:ascii="Arial" w:cs="Arial" w:eastAsia="Arial" w:hAnsi="Arial"/>
@@ -19902,7 +20368,7 @@
               <w:spacing w:after="10" w:before="0"/>
               <w:ind w:left="120"/>
             </w:pPr>
-            <w:hyperlink w:history="1" r:id="rIdnyvyr-gg1hox5le3ktsiq">
+            <w:hyperlink w:history="1" r:id="rIdrp35jvr0iohvao_3ihfx-">
               <w:r>
                 <w:rPr>
                   <w:rFonts w:ascii="Arial" w:cs="Arial" w:eastAsia="Arial" w:hAnsi="Arial"/>
@@ -20097,7 +20563,7 @@
             <w:pPr>
               <w:spacing w:after="20" w:before="0"/>
             </w:pPr>
-            <w:hyperlink w:history="1" r:id="rIdrwjwp9topccrtlzpb_a8x">
+            <w:hyperlink w:history="1" r:id="rIdby-7xe8s8hlv9gifb-yhg">
               <w:r>
                 <w:rPr>
                   <w:rFonts w:ascii="Arial" w:cs="Arial" w:eastAsia="Arial" w:hAnsi="Arial"/>
@@ -20130,7 +20596,7 @@
               <w:spacing w:after="10" w:before="0"/>
               <w:ind w:left="120"/>
             </w:pPr>
-            <w:hyperlink w:history="1" r:id="rIdizig2ndwprakv2zkmelaz">
+            <w:hyperlink w:history="1" r:id="rIdln75nrrohmbyz5olanymq">
               <w:r>
                 <w:rPr>
                   <w:rFonts w:ascii="Arial" w:cs="Arial" w:eastAsia="Arial" w:hAnsi="Arial"/>
@@ -20175,7 +20641,7 @@
             <w:pPr>
               <w:spacing w:after="20" w:before="0"/>
             </w:pPr>
-            <w:hyperlink w:history="1" r:id="rId4vps6zmihdrepodrw5tre">
+            <w:hyperlink w:history="1" r:id="rIdarxuk83kltsdzmuxfacba">
               <w:r>
                 <w:rPr>
                   <w:rFonts w:ascii="Arial" w:cs="Arial" w:eastAsia="Arial" w:hAnsi="Arial"/>
@@ -20208,7 +20674,7 @@
               <w:spacing w:after="10" w:before="0"/>
               <w:ind w:left="120"/>
             </w:pPr>
-            <w:hyperlink w:history="1" r:id="rIdqk23n9xyboy_hza3ywrgm">
+            <w:hyperlink w:history="1" r:id="rIdhxvjd_uef1ctisfskjcmt">
               <w:r>
                 <w:rPr>
                   <w:rFonts w:ascii="Arial" w:cs="Arial" w:eastAsia="Arial" w:hAnsi="Arial"/>
@@ -20403,7 +20869,7 @@
             <w:pPr>
               <w:spacing w:after="20" w:before="0"/>
             </w:pPr>
-            <w:hyperlink w:history="1" r:id="rIdydcmjbi4vmu-vlxth2bx9">
+            <w:hyperlink w:history="1" r:id="rId5h5q3tzu9wcgolamsrgpn">
               <w:r>
                 <w:rPr>
                   <w:rFonts w:ascii="Arial" w:cs="Arial" w:eastAsia="Arial" w:hAnsi="Arial"/>
@@ -20436,7 +20902,7 @@
               <w:spacing w:after="10" w:before="0"/>
               <w:ind w:left="120"/>
             </w:pPr>
-            <w:hyperlink w:history="1" r:id="rIdj0zkhtngvnpghs8xr_kx2">
+            <w:hyperlink w:history="1" r:id="rIdkb8b0gdmxce4dksxlhgfg">
               <w:r>
                 <w:rPr>
                   <w:rFonts w:ascii="Arial" w:cs="Arial" w:eastAsia="Arial" w:hAnsi="Arial"/>
@@ -20481,7 +20947,7 @@
             <w:pPr>
               <w:spacing w:after="20" w:before="0"/>
             </w:pPr>
-            <w:hyperlink w:history="1" r:id="rIdogv5ga1fbpfrqhzb3skbv">
+            <w:hyperlink w:history="1" r:id="rIdbvntggihn03f5vbxftm0p">
               <w:r>
                 <w:rPr>
                   <w:rFonts w:ascii="Arial" w:cs="Arial" w:eastAsia="Arial" w:hAnsi="Arial"/>
@@ -20514,7 +20980,7 @@
               <w:spacing w:after="10" w:before="0"/>
               <w:ind w:left="120"/>
             </w:pPr>
-            <w:hyperlink w:history="1" r:id="rId45by9a_pxxqvhwoa74czl">
+            <w:hyperlink w:history="1" r:id="rIdysekemord2v0f0-uxtt4q">
               <w:r>
                 <w:rPr>
                   <w:rFonts w:ascii="Arial" w:cs="Arial" w:eastAsia="Arial" w:hAnsi="Arial"/>
@@ -21010,6 +21476,65 @@
         </w:tc>
       </w:tr>
     </w:tbl>
+    <w:p>
+      <w:pPr>
+        <w:pBdr>
+          <w:top w:val="single" w:color="BBBBBB" w:sz="4" w:space="4"/>
+        </w:pBdr>
+        <w:spacing w:after="0" w:before="160"/>
+      </w:pPr>
+      <w:r>
+        <w:rPr>
+          <w:rFonts w:ascii="Arial" w:cs="Arial" w:eastAsia="Arial" w:hAnsi="Arial"/>
+          <w:color w:val="666666"/>
+          <w:sz w:val="14"/>
+          <w:szCs w:val="14"/>
+        </w:rPr>
+        <w:t xml:space="preserve">© 2026 SeaVuria and ARES. Aligned with KICD objectives. Developed by SeaVuria; technical implementation by ARES (with AI assistance from Claude). Licensed under </w:t>
+      </w:r>
+      <w:hyperlink w:history="1" r:id="rIdmqor8nyeabixktvfbfkm0">
+        <w:r>
+          <w:rPr>
+            <w:rFonts w:ascii="Arial" w:cs="Arial" w:eastAsia="Arial" w:hAnsi="Arial"/>
+            <w:color w:val="1F6B75"/>
+            <w:sz w:val="14"/>
+            <w:szCs w:val="14"/>
+            <w:u w:val="single" w:color="1F6B75"/>
+          </w:rPr>
+          <w:t xml:space="preserve">CC BY-NC 4.0</w:t>
+        </w:r>
+      </w:hyperlink>
+      <w:r>
+        <w:rPr>
+          <w:rFonts w:ascii="Arial" w:cs="Arial" w:eastAsia="Arial" w:hAnsi="Arial"/>
+          <w:color w:val="666666"/>
+          <w:sz w:val="14"/>
+          <w:szCs w:val="14"/>
+        </w:rPr>
+        <w:t xml:space="preserve"> (</w:t>
+      </w:r>
+      <w:hyperlink w:history="1" r:id="rIdkhjfaxtmhj6h1rb_qbynf">
+        <w:r>
+          <w:rPr>
+            <w:rFonts w:ascii="Arial" w:cs="Arial" w:eastAsia="Arial" w:hAnsi="Arial"/>
+            <w:color w:val="1F6B75"/>
+            <w:sz w:val="14"/>
+            <w:szCs w:val="14"/>
+            <w:u w:val="single" w:color="1F6B75"/>
+          </w:rPr>
+          <w:t xml:space="preserve">https://creativecommons.org/licenses/by-nc/4.0/</w:t>
+        </w:r>
+      </w:hyperlink>
+      <w:r>
+        <w:rPr>
+          <w:rFonts w:ascii="Arial" w:cs="Arial" w:eastAsia="Arial" w:hAnsi="Arial"/>
+          <w:color w:val="666666"/>
+          <w:sz w:val="14"/>
+          <w:szCs w:val="14"/>
+        </w:rPr>
+        <w:t xml:space="preserve">).</w:t>
+      </w:r>
+    </w:p>
     <w:p>
       <w:r>
         <w:br w:type="page"/>

--- a/data/outputs/v2/Physics/SS1.5_Moments_of_Equilibrium/Physics_Moments_of_Equilibrium_CBE_LessonSequence.docx
+++ b/data/outputs/v2/Physics/SS1.5_Moments_of_Equilibrium/Physics_Moments_of_Equilibrium_CBE_LessonSequence.docx
@@ -38,6 +38,2334 @@
           <w:szCs w:val="22"/>
         </w:rPr>
         <w:t xml:space="preserve">CBE Phenomenon-Driven Lesson Sequence — Sub-Strand 1.5 (6 Lessons)</w:t>
+      </w:r>
+    </w:p>
+    <w:p>
+      <w:pPr>
+        <w:spacing w:after="120"/>
+      </w:pPr>
+      <w:r>
+        <w:t xml:space="preserve"/>
+      </w:r>
+    </w:p>
+    <w:tbl>
+      <w:tblPr>
+        <w:tblW w:type="dxa" w:w="13680"/>
+        <w:tblBorders>
+          <w:top w:val="single" w:color="AAAAAA" w:sz="4"/>
+          <w:left w:val="single" w:color="AAAAAA" w:sz="4"/>
+          <w:bottom w:val="single" w:color="AAAAAA" w:sz="4"/>
+          <w:right w:val="single" w:color="AAAAAA" w:sz="4"/>
+          <w:insideH w:val="single" w:color="auto" w:sz="4"/>
+          <w:insideV w:val="single" w:color="auto" w:sz="4"/>
+        </w:tblBorders>
+        <w:tblLayout w:type="fixed"/>
+      </w:tblPr>
+      <w:tblGrid>
+        <w:gridCol w:w="3000"/>
+        <w:gridCol w:w="10680"/>
+      </w:tblGrid>
+      <w:tr>
+        <w:tc>
+          <w:tcPr>
+            <w:tcW w:type="dxa" w:w="13680"/>
+            <w:gridSpan w:val="2"/>
+            <w:shd w:fill="1F3864" w:color="auto" w:val="clear"/>
+            <w:tcMar>
+              <w:top w:type="dxa" w:w="60"/>
+              <w:left w:type="dxa" w:w="120"/>
+              <w:bottom w:type="dxa" w:w="60"/>
+              <w:right w:type="dxa" w:w="120"/>
+            </w:tcMar>
+            <w:vAlign w:val="top"/>
+          </w:tcPr>
+          <w:p>
+            <w:pPr>
+              <w:spacing w:after="40" w:before="0"/>
+              <w:jc w:val="center"/>
+            </w:pPr>
+            <w:r>
+              <w:rPr>
+                <w:rFonts w:ascii="Arial" w:cs="Arial" w:eastAsia="Arial" w:hAnsi="Arial"/>
+                <w:b/>
+                <w:bCs/>
+                <w:i w:val="false"/>
+                <w:iCs w:val="false"/>
+                <w:color w:val="FFFFFF"/>
+                <w:sz w:val="22"/>
+                <w:szCs w:val="22"/>
+              </w:rPr>
+              <w:t xml:space="preserve">SUB-STRAND OVERVIEW</w:t>
+            </w:r>
+          </w:p>
+        </w:tc>
+      </w:tr>
+      <w:tr>
+        <w:tc>
+          <w:tcPr>
+            <w:tcW w:type="dxa" w:w="3000"/>
+            <w:shd w:fill="D5E8F0" w:color="auto" w:val="clear"/>
+            <w:tcMar>
+              <w:top w:type="dxa" w:w="60"/>
+              <w:left w:type="dxa" w:w="120"/>
+              <w:bottom w:type="dxa" w:w="60"/>
+              <w:right w:type="dxa" w:w="120"/>
+            </w:tcMar>
+            <w:vAlign w:val="top"/>
+          </w:tcPr>
+          <w:p>
+            <w:pPr>
+              <w:spacing w:after="40" w:before="0"/>
+              <w:jc w:val="left"/>
+            </w:pPr>
+            <w:r>
+              <w:rPr>
+                <w:rFonts w:ascii="Arial" w:cs="Arial" w:eastAsia="Arial" w:hAnsi="Arial"/>
+                <w:b/>
+                <w:bCs/>
+                <w:i w:val="false"/>
+                <w:iCs w:val="false"/>
+                <w:color w:val="000000"/>
+                <w:sz w:val="18"/>
+                <w:szCs w:val="18"/>
+              </w:rPr>
+              <w:t xml:space="preserve">Grade Level</w:t>
+            </w:r>
+          </w:p>
+        </w:tc>
+        <w:tc>
+          <w:tcPr>
+            <w:tcW w:type="dxa" w:w="10680"/>
+            <w:shd w:fill="FFFFFF" w:color="auto" w:val="clear"/>
+            <w:tcMar>
+              <w:top w:type="dxa" w:w="60"/>
+              <w:left w:type="dxa" w:w="120"/>
+              <w:bottom w:type="dxa" w:w="60"/>
+              <w:right w:type="dxa" w:w="120"/>
+            </w:tcMar>
+            <w:vAlign w:val="top"/>
+          </w:tcPr>
+          <w:p>
+            <w:pPr>
+              <w:spacing w:after="40" w:before="0"/>
+              <w:jc w:val="left"/>
+            </w:pPr>
+            <w:r>
+              <w:rPr>
+                <w:rFonts w:ascii="Arial" w:cs="Arial" w:eastAsia="Arial" w:hAnsi="Arial"/>
+                <w:b w:val="false"/>
+                <w:bCs w:val="false"/>
+                <w:i w:val="false"/>
+                <w:iCs w:val="false"/>
+                <w:color w:val="000000"/>
+                <w:sz w:val="18"/>
+                <w:szCs w:val="18"/>
+              </w:rPr>
+              <w:t xml:space="preserve">10</w:t>
+            </w:r>
+          </w:p>
+        </w:tc>
+      </w:tr>
+      <w:tr>
+        <w:tc>
+          <w:tcPr>
+            <w:tcW w:type="dxa" w:w="3000"/>
+            <w:shd w:fill="D5E8F0" w:color="auto" w:val="clear"/>
+            <w:tcMar>
+              <w:top w:type="dxa" w:w="60"/>
+              <w:left w:type="dxa" w:w="120"/>
+              <w:bottom w:type="dxa" w:w="60"/>
+              <w:right w:type="dxa" w:w="120"/>
+            </w:tcMar>
+            <w:vAlign w:val="top"/>
+          </w:tcPr>
+          <w:p>
+            <w:pPr>
+              <w:spacing w:after="40" w:before="0"/>
+              <w:jc w:val="left"/>
+            </w:pPr>
+            <w:r>
+              <w:rPr>
+                <w:rFonts w:ascii="Arial" w:cs="Arial" w:eastAsia="Arial" w:hAnsi="Arial"/>
+                <w:b/>
+                <w:bCs/>
+                <w:i w:val="false"/>
+                <w:iCs w:val="false"/>
+                <w:color w:val="000000"/>
+                <w:sz w:val="18"/>
+                <w:szCs w:val="18"/>
+              </w:rPr>
+              <w:t xml:space="preserve">Subject</w:t>
+            </w:r>
+          </w:p>
+        </w:tc>
+        <w:tc>
+          <w:tcPr>
+            <w:tcW w:type="dxa" w:w="10680"/>
+            <w:shd w:fill="FFFFFF" w:color="auto" w:val="clear"/>
+            <w:tcMar>
+              <w:top w:type="dxa" w:w="60"/>
+              <w:left w:type="dxa" w:w="120"/>
+              <w:bottom w:type="dxa" w:w="60"/>
+              <w:right w:type="dxa" w:w="120"/>
+            </w:tcMar>
+            <w:vAlign w:val="top"/>
+          </w:tcPr>
+          <w:p>
+            <w:pPr>
+              <w:spacing w:after="40" w:before="0"/>
+              <w:jc w:val="left"/>
+            </w:pPr>
+            <w:r>
+              <w:rPr>
+                <w:rFonts w:ascii="Arial" w:cs="Arial" w:eastAsia="Arial" w:hAnsi="Arial"/>
+                <w:b w:val="false"/>
+                <w:bCs w:val="false"/>
+                <w:i w:val="false"/>
+                <w:iCs w:val="false"/>
+                <w:color w:val="000000"/>
+                <w:sz w:val="18"/>
+                <w:szCs w:val="18"/>
+              </w:rPr>
+              <w:t xml:space="preserve">Physics</w:t>
+            </w:r>
+          </w:p>
+        </w:tc>
+      </w:tr>
+      <w:tr>
+        <w:tc>
+          <w:tcPr>
+            <w:tcW w:type="dxa" w:w="3000"/>
+            <w:shd w:fill="D5E8F0" w:color="auto" w:val="clear"/>
+            <w:tcMar>
+              <w:top w:type="dxa" w:w="60"/>
+              <w:left w:type="dxa" w:w="120"/>
+              <w:bottom w:type="dxa" w:w="60"/>
+              <w:right w:type="dxa" w:w="120"/>
+            </w:tcMar>
+            <w:vAlign w:val="top"/>
+          </w:tcPr>
+          <w:p>
+            <w:pPr>
+              <w:spacing w:after="40" w:before="0"/>
+              <w:jc w:val="left"/>
+            </w:pPr>
+            <w:r>
+              <w:rPr>
+                <w:rFonts w:ascii="Arial" w:cs="Arial" w:eastAsia="Arial" w:hAnsi="Arial"/>
+                <w:b/>
+                <w:bCs/>
+                <w:i w:val="false"/>
+                <w:iCs w:val="false"/>
+                <w:color w:val="000000"/>
+                <w:sz w:val="18"/>
+                <w:szCs w:val="18"/>
+              </w:rPr>
+              <w:t xml:space="preserve">Strand</w:t>
+            </w:r>
+          </w:p>
+        </w:tc>
+        <w:tc>
+          <w:tcPr>
+            <w:tcW w:type="dxa" w:w="10680"/>
+            <w:shd w:fill="FFFFFF" w:color="auto" w:val="clear"/>
+            <w:tcMar>
+              <w:top w:type="dxa" w:w="60"/>
+              <w:left w:type="dxa" w:w="120"/>
+              <w:bottom w:type="dxa" w:w="60"/>
+              <w:right w:type="dxa" w:w="120"/>
+            </w:tcMar>
+            <w:vAlign w:val="top"/>
+          </w:tcPr>
+          <w:p>
+            <w:pPr>
+              <w:spacing w:after="40" w:before="0"/>
+              <w:jc w:val="left"/>
+            </w:pPr>
+            <w:r>
+              <w:rPr>
+                <w:rFonts w:ascii="Arial" w:cs="Arial" w:eastAsia="Arial" w:hAnsi="Arial"/>
+                <w:b w:val="false"/>
+                <w:bCs w:val="false"/>
+                <w:i w:val="false"/>
+                <w:iCs w:val="false"/>
+                <w:color w:val="000000"/>
+                <w:sz w:val="18"/>
+                <w:szCs w:val="18"/>
+              </w:rPr>
+              <w:t xml:space="preserve">Strand 1.0: Mechanics and Thermal Physics</w:t>
+            </w:r>
+          </w:p>
+        </w:tc>
+      </w:tr>
+      <w:tr>
+        <w:tc>
+          <w:tcPr>
+            <w:tcW w:type="dxa" w:w="3000"/>
+            <w:shd w:fill="D5E8F0" w:color="auto" w:val="clear"/>
+            <w:tcMar>
+              <w:top w:type="dxa" w:w="60"/>
+              <w:left w:type="dxa" w:w="120"/>
+              <w:bottom w:type="dxa" w:w="60"/>
+              <w:right w:type="dxa" w:w="120"/>
+            </w:tcMar>
+            <w:vAlign w:val="top"/>
+          </w:tcPr>
+          <w:p>
+            <w:pPr>
+              <w:spacing w:after="40" w:before="0"/>
+              <w:jc w:val="left"/>
+            </w:pPr>
+            <w:r>
+              <w:rPr>
+                <w:rFonts w:ascii="Arial" w:cs="Arial" w:eastAsia="Arial" w:hAnsi="Arial"/>
+                <w:b/>
+                <w:bCs/>
+                <w:i w:val="false"/>
+                <w:iCs w:val="false"/>
+                <w:color w:val="000000"/>
+                <w:sz w:val="18"/>
+                <w:szCs w:val="18"/>
+              </w:rPr>
+              <w:t xml:space="preserve">Sub-Strand</w:t>
+            </w:r>
+          </w:p>
+        </w:tc>
+        <w:tc>
+          <w:tcPr>
+            <w:tcW w:type="dxa" w:w="10680"/>
+            <w:shd w:fill="FFFFFF" w:color="auto" w:val="clear"/>
+            <w:tcMar>
+              <w:top w:type="dxa" w:w="60"/>
+              <w:left w:type="dxa" w:w="120"/>
+              <w:bottom w:type="dxa" w:w="60"/>
+              <w:right w:type="dxa" w:w="120"/>
+            </w:tcMar>
+            <w:vAlign w:val="top"/>
+          </w:tcPr>
+          <w:p>
+            <w:pPr>
+              <w:spacing w:after="40" w:before="0"/>
+              <w:jc w:val="left"/>
+            </w:pPr>
+            <w:r>
+              <w:rPr>
+                <w:rFonts w:ascii="Arial" w:cs="Arial" w:eastAsia="Arial" w:hAnsi="Arial"/>
+                <w:b w:val="false"/>
+                <w:bCs w:val="false"/>
+                <w:i w:val="false"/>
+                <w:iCs w:val="false"/>
+                <w:color w:val="000000"/>
+                <w:sz w:val="18"/>
+                <w:szCs w:val="18"/>
+              </w:rPr>
+              <w:t xml:space="preserve">Sub-Strand 1.5: Moments and Equilibrium</w:t>
+            </w:r>
+          </w:p>
+        </w:tc>
+      </w:tr>
+      <w:tr>
+        <w:tc>
+          <w:tcPr>
+            <w:tcW w:type="dxa" w:w="3000"/>
+            <w:shd w:fill="D5E8F0" w:color="auto" w:val="clear"/>
+            <w:tcMar>
+              <w:top w:type="dxa" w:w="60"/>
+              <w:left w:type="dxa" w:w="120"/>
+              <w:bottom w:type="dxa" w:w="60"/>
+              <w:right w:type="dxa" w:w="120"/>
+            </w:tcMar>
+            <w:vAlign w:val="top"/>
+          </w:tcPr>
+          <w:p>
+            <w:pPr>
+              <w:spacing w:after="40" w:before="0"/>
+              <w:jc w:val="left"/>
+            </w:pPr>
+            <w:r>
+              <w:rPr>
+                <w:rFonts w:ascii="Arial" w:cs="Arial" w:eastAsia="Arial" w:hAnsi="Arial"/>
+                <w:b/>
+                <w:bCs/>
+                <w:i w:val="false"/>
+                <w:iCs w:val="false"/>
+                <w:color w:val="000000"/>
+                <w:sz w:val="18"/>
+                <w:szCs w:val="18"/>
+              </w:rPr>
+              <w:t xml:space="preserve">Total Duration</w:t>
+            </w:r>
+          </w:p>
+        </w:tc>
+        <w:tc>
+          <w:tcPr>
+            <w:tcW w:type="dxa" w:w="10680"/>
+            <w:shd w:fill="FFFFFF" w:color="auto" w:val="clear"/>
+            <w:tcMar>
+              <w:top w:type="dxa" w:w="60"/>
+              <w:left w:type="dxa" w:w="120"/>
+              <w:bottom w:type="dxa" w:w="60"/>
+              <w:right w:type="dxa" w:w="120"/>
+            </w:tcMar>
+            <w:vAlign w:val="top"/>
+          </w:tcPr>
+          <w:p>
+            <w:pPr>
+              <w:spacing w:after="40" w:before="0"/>
+              <w:jc w:val="left"/>
+            </w:pPr>
+            <w:r>
+              <w:rPr>
+                <w:rFonts w:ascii="Arial" w:cs="Arial" w:eastAsia="Arial" w:hAnsi="Arial"/>
+                <w:b w:val="false"/>
+                <w:bCs w:val="false"/>
+                <w:i w:val="false"/>
+                <w:iCs w:val="false"/>
+                <w:color w:val="000000"/>
+                <w:sz w:val="18"/>
+                <w:szCs w:val="18"/>
+              </w:rPr>
+              <w:t xml:space="preserve">6 lessons × 40 minutes = 240 minutes total</w:t>
+            </w:r>
+          </w:p>
+        </w:tc>
+      </w:tr>
+      <w:tr>
+        <w:tc>
+          <w:tcPr>
+            <w:tcW w:type="dxa" w:w="3000"/>
+            <w:shd w:fill="D5E8F0" w:color="auto" w:val="clear"/>
+            <w:tcMar>
+              <w:top w:type="dxa" w:w="60"/>
+              <w:left w:type="dxa" w:w="120"/>
+              <w:bottom w:type="dxa" w:w="60"/>
+              <w:right w:type="dxa" w:w="120"/>
+            </w:tcMar>
+            <w:vAlign w:val="top"/>
+          </w:tcPr>
+          <w:p>
+            <w:pPr>
+              <w:spacing w:after="40" w:before="0"/>
+              <w:jc w:val="left"/>
+            </w:pPr>
+            <w:r>
+              <w:rPr>
+                <w:rFonts w:ascii="Arial" w:cs="Arial" w:eastAsia="Arial" w:hAnsi="Arial"/>
+                <w:b/>
+                <w:bCs/>
+                <w:i w:val="false"/>
+                <w:iCs w:val="false"/>
+                <w:color w:val="000000"/>
+                <w:sz w:val="18"/>
+                <w:szCs w:val="18"/>
+              </w:rPr>
+              <w:t xml:space="preserve">Sub-Strand Content</w:t>
+            </w:r>
+          </w:p>
+        </w:tc>
+        <w:tc>
+          <w:tcPr>
+            <w:tcW w:type="dxa" w:w="10680"/>
+            <w:shd w:fill="FFFFFF" w:color="auto" w:val="clear"/>
+            <w:tcMar>
+              <w:top w:type="dxa" w:w="60"/>
+              <w:left w:type="dxa" w:w="120"/>
+              <w:bottom w:type="dxa" w:w="60"/>
+              <w:right w:type="dxa" w:w="120"/>
+            </w:tcMar>
+            <w:vAlign w:val="top"/>
+          </w:tcPr>
+          <w:p>
+            <w:pPr>
+              <w:spacing w:after="30" w:before="0"/>
+              <w:ind w:left="360" w:hanging="180"/>
+              <w:jc w:val="left"/>
+            </w:pPr>
+            <w:r>
+              <w:rPr>
+                <w:rFonts w:ascii="Arial" w:cs="Arial" w:eastAsia="Arial" w:hAnsi="Arial"/>
+                <w:b w:val="false"/>
+                <w:bCs w:val="false"/>
+                <w:i w:val="false"/>
+                <w:iCs w:val="false"/>
+                <w:color w:val="000000"/>
+                <w:sz w:val="18"/>
+                <w:szCs w:val="18"/>
+              </w:rPr>
+              <w:t xml:space="preserve">–  Turning effect of a force (moment of a force)</w:t>
+            </w:r>
+          </w:p>
+          <w:p>
+            <w:pPr>
+              <w:spacing w:after="30" w:before="0"/>
+              <w:ind w:left="360" w:hanging="180"/>
+              <w:jc w:val="left"/>
+            </w:pPr>
+            <w:r>
+              <w:rPr>
+                <w:rFonts w:ascii="Arial" w:cs="Arial" w:eastAsia="Arial" w:hAnsi="Arial"/>
+                <w:b w:val="false"/>
+                <w:bCs w:val="false"/>
+                <w:i w:val="false"/>
+                <w:iCs w:val="false"/>
+                <w:color w:val="000000"/>
+                <w:sz w:val="18"/>
+                <w:szCs w:val="18"/>
+              </w:rPr>
+              <w:t xml:space="preserve">–  The Principle of Moments</w:t>
+            </w:r>
+          </w:p>
+          <w:p>
+            <w:pPr>
+              <w:spacing w:after="30" w:before="0"/>
+              <w:ind w:left="360" w:hanging="180"/>
+              <w:jc w:val="left"/>
+            </w:pPr>
+            <w:r>
+              <w:rPr>
+                <w:rFonts w:ascii="Arial" w:cs="Arial" w:eastAsia="Arial" w:hAnsi="Arial"/>
+                <w:b w:val="false"/>
+                <w:bCs w:val="false"/>
+                <w:i w:val="false"/>
+                <w:iCs w:val="false"/>
+                <w:color w:val="000000"/>
+                <w:sz w:val="18"/>
+                <w:szCs w:val="18"/>
+              </w:rPr>
+              <w:t xml:space="preserve">–  Conditions for equilibrium of a body under parallel forces</w:t>
+            </w:r>
+          </w:p>
+          <w:p>
+            <w:pPr>
+              <w:spacing w:after="30" w:before="0"/>
+              <w:ind w:left="360" w:hanging="180"/>
+              <w:jc w:val="left"/>
+            </w:pPr>
+            <w:r>
+              <w:rPr>
+                <w:rFonts w:ascii="Arial" w:cs="Arial" w:eastAsia="Arial" w:hAnsi="Arial"/>
+                <w:b w:val="false"/>
+                <w:bCs w:val="false"/>
+                <w:i w:val="false"/>
+                <w:iCs w:val="false"/>
+                <w:color w:val="000000"/>
+                <w:sz w:val="18"/>
+                <w:szCs w:val="18"/>
+              </w:rPr>
+              <w:t xml:space="preserve">–  Centre of gravity and its determination for regular and irregular objects</w:t>
+            </w:r>
+          </w:p>
+          <w:p>
+            <w:pPr>
+              <w:spacing w:after="30" w:before="0"/>
+              <w:ind w:left="360" w:hanging="180"/>
+              <w:jc w:val="left"/>
+            </w:pPr>
+            <w:r>
+              <w:rPr>
+                <w:rFonts w:ascii="Arial" w:cs="Arial" w:eastAsia="Arial" w:hAnsi="Arial"/>
+                <w:b w:val="false"/>
+                <w:bCs w:val="false"/>
+                <w:i w:val="false"/>
+                <w:iCs w:val="false"/>
+                <w:color w:val="000000"/>
+                <w:sz w:val="18"/>
+                <w:szCs w:val="18"/>
+              </w:rPr>
+              <w:t xml:space="preserve">–  Stability and states of equilibrium (stable, unstable, and neutral)</w:t>
+            </w:r>
+          </w:p>
+          <w:p>
+            <w:pPr>
+              <w:spacing w:after="30" w:before="0"/>
+              <w:ind w:left="360" w:hanging="180"/>
+              <w:jc w:val="left"/>
+            </w:pPr>
+            <w:r>
+              <w:rPr>
+                <w:rFonts w:ascii="Arial" w:cs="Arial" w:eastAsia="Arial" w:hAnsi="Arial"/>
+                <w:b w:val="false"/>
+                <w:bCs w:val="false"/>
+                <w:i w:val="false"/>
+                <w:iCs w:val="false"/>
+                <w:color w:val="000000"/>
+                <w:sz w:val="18"/>
+                <w:szCs w:val="18"/>
+              </w:rPr>
+              <w:t xml:space="preserve">–  Factors affecting stability: base area and position of centre of gravity</w:t>
+            </w:r>
+          </w:p>
+          <w:p>
+            <w:pPr>
+              <w:spacing w:after="30" w:before="0"/>
+              <w:ind w:left="360" w:hanging="180"/>
+              <w:jc w:val="left"/>
+            </w:pPr>
+            <w:r>
+              <w:rPr>
+                <w:rFonts w:ascii="Arial" w:cs="Arial" w:eastAsia="Arial" w:hAnsi="Arial"/>
+                <w:b w:val="false"/>
+                <w:bCs w:val="false"/>
+                <w:i w:val="false"/>
+                <w:iCs w:val="false"/>
+                <w:color w:val="000000"/>
+                <w:sz w:val="18"/>
+                <w:szCs w:val="18"/>
+              </w:rPr>
+              <w:t xml:space="preserve">–  Application of moments and equilibrium in everyday life (see-saws, cranes, human body posture, Maasai warriors carrying loads)</w:t>
+            </w:r>
+          </w:p>
+        </w:tc>
+      </w:tr>
+      <w:tr>
+        <w:tc>
+          <w:tcPr>
+            <w:tcW w:type="dxa" w:w="3000"/>
+            <w:shd w:fill="D5E8F0" w:color="auto" w:val="clear"/>
+            <w:tcMar>
+              <w:top w:type="dxa" w:w="60"/>
+              <w:left w:type="dxa" w:w="120"/>
+              <w:bottom w:type="dxa" w:w="60"/>
+              <w:right w:type="dxa" w:w="120"/>
+            </w:tcMar>
+            <w:vAlign w:val="top"/>
+          </w:tcPr>
+          <w:p>
+            <w:pPr>
+              <w:spacing w:after="40" w:before="0"/>
+              <w:jc w:val="left"/>
+            </w:pPr>
+            <w:r>
+              <w:rPr>
+                <w:rFonts w:ascii="Arial" w:cs="Arial" w:eastAsia="Arial" w:hAnsi="Arial"/>
+                <w:b/>
+                <w:bCs/>
+                <w:i w:val="false"/>
+                <w:iCs w:val="false"/>
+                <w:color w:val="000000"/>
+                <w:sz w:val="18"/>
+                <w:szCs w:val="18"/>
+              </w:rPr>
+              <w:t xml:space="preserve">Learning Outcomes</w:t>
+            </w:r>
+          </w:p>
+        </w:tc>
+        <w:tc>
+          <w:tcPr>
+            <w:tcW w:type="dxa" w:w="10680"/>
+            <w:shd w:fill="FFFFFF" w:color="auto" w:val="clear"/>
+            <w:tcMar>
+              <w:top w:type="dxa" w:w="60"/>
+              <w:left w:type="dxa" w:w="120"/>
+              <w:bottom w:type="dxa" w:w="60"/>
+              <w:right w:type="dxa" w:w="120"/>
+            </w:tcMar>
+            <w:vAlign w:val="top"/>
+          </w:tcPr>
+          <w:p>
+            <w:pPr>
+              <w:spacing w:after="40" w:before="0"/>
+              <w:jc w:val="left"/>
+            </w:pPr>
+            <w:r>
+              <w:rPr>
+                <w:rFonts w:ascii="Arial" w:cs="Arial" w:eastAsia="Arial" w:hAnsi="Arial"/>
+                <w:b w:val="false"/>
+                <w:bCs w:val="false"/>
+                <w:i w:val="false"/>
+                <w:iCs w:val="false"/>
+                <w:color w:val="000000"/>
+                <w:sz w:val="18"/>
+                <w:szCs w:val="18"/>
+              </w:rPr>
+              <w:t xml:space="preserve">By the end of the sub-strand, the learner should be able to:</w:t>
+            </w:r>
+          </w:p>
+          <w:p>
+            <w:pPr>
+              <w:spacing w:after="40" w:before="0"/>
+              <w:jc w:val="left"/>
+            </w:pPr>
+            <w:r>
+              <w:rPr>
+                <w:rFonts w:ascii="Arial" w:cs="Arial" w:eastAsia="Arial" w:hAnsi="Arial"/>
+                <w:b w:val="false"/>
+                <w:bCs w:val="false"/>
+                <w:i w:val="false"/>
+                <w:iCs w:val="false"/>
+                <w:color w:val="000000"/>
+                <w:sz w:val="18"/>
+                <w:szCs w:val="18"/>
+              </w:rPr>
+              <w:t xml:space="preserve">a) define the moment of a force and calculate moments in given situations,</w:t>
+            </w:r>
+          </w:p>
+          <w:p>
+            <w:pPr>
+              <w:spacing w:after="40" w:before="0"/>
+              <w:jc w:val="left"/>
+            </w:pPr>
+            <w:r>
+              <w:rPr>
+                <w:rFonts w:ascii="Arial" w:cs="Arial" w:eastAsia="Arial" w:hAnsi="Arial"/>
+                <w:b w:val="false"/>
+                <w:bCs w:val="false"/>
+                <w:i w:val="false"/>
+                <w:iCs w:val="false"/>
+                <w:color w:val="000000"/>
+                <w:sz w:val="18"/>
+                <w:szCs w:val="18"/>
+              </w:rPr>
+              <w:t xml:space="preserve">b) state and apply the Principle of Moments to solve problems involving balanced systems,</w:t>
+            </w:r>
+          </w:p>
+          <w:p>
+            <w:pPr>
+              <w:spacing w:after="40" w:before="0"/>
+              <w:jc w:val="left"/>
+            </w:pPr>
+            <w:r>
+              <w:rPr>
+                <w:rFonts w:ascii="Arial" w:cs="Arial" w:eastAsia="Arial" w:hAnsi="Arial"/>
+                <w:b w:val="false"/>
+                <w:bCs w:val="false"/>
+                <w:i w:val="false"/>
+                <w:iCs w:val="false"/>
+                <w:color w:val="000000"/>
+                <w:sz w:val="18"/>
+                <w:szCs w:val="18"/>
+              </w:rPr>
+              <w:t xml:space="preserve">c) state the conditions necessary for a body to be in equilibrium under the action of parallel forces,</w:t>
+            </w:r>
+          </w:p>
+          <w:p>
+            <w:pPr>
+              <w:spacing w:after="40" w:before="0"/>
+              <w:jc w:val="left"/>
+            </w:pPr>
+            <w:r>
+              <w:rPr>
+                <w:rFonts w:ascii="Arial" w:cs="Arial" w:eastAsia="Arial" w:hAnsi="Arial"/>
+                <w:b w:val="false"/>
+                <w:bCs w:val="false"/>
+                <w:i w:val="false"/>
+                <w:iCs w:val="false"/>
+                <w:color w:val="000000"/>
+                <w:sz w:val="18"/>
+                <w:szCs w:val="18"/>
+              </w:rPr>
+              <w:t xml:space="preserve">d) determine the centre of gravity of regular and irregular objects experimentally,</w:t>
+            </w:r>
+          </w:p>
+          <w:p>
+            <w:pPr>
+              <w:spacing w:after="40" w:before="0"/>
+              <w:jc w:val="left"/>
+            </w:pPr>
+            <w:r>
+              <w:rPr>
+                <w:rFonts w:ascii="Arial" w:cs="Arial" w:eastAsia="Arial" w:hAnsi="Arial"/>
+                <w:b w:val="false"/>
+                <w:bCs w:val="false"/>
+                <w:i w:val="false"/>
+                <w:iCs w:val="false"/>
+                <w:color w:val="000000"/>
+                <w:sz w:val="18"/>
+                <w:szCs w:val="18"/>
+              </w:rPr>
+              <w:t xml:space="preserve">e) explain the three states of equilibrium (stable, unstable, and neutral) with relevant examples,</w:t>
+            </w:r>
+          </w:p>
+          <w:p>
+            <w:pPr>
+              <w:spacing w:after="40" w:before="0"/>
+              <w:jc w:val="left"/>
+            </w:pPr>
+            <w:r>
+              <w:rPr>
+                <w:rFonts w:ascii="Arial" w:cs="Arial" w:eastAsia="Arial" w:hAnsi="Arial"/>
+                <w:b w:val="false"/>
+                <w:bCs w:val="false"/>
+                <w:i w:val="false"/>
+                <w:iCs w:val="false"/>
+                <w:color w:val="000000"/>
+                <w:sz w:val="18"/>
+                <w:szCs w:val="18"/>
+              </w:rPr>
+              <w:t xml:space="preserve">f) investigate how the base area and position of the centre of gravity affect the stability of objects,</w:t>
+            </w:r>
+          </w:p>
+          <w:p>
+            <w:pPr>
+              <w:spacing w:after="40" w:before="0"/>
+              <w:jc w:val="left"/>
+            </w:pPr>
+            <w:r>
+              <w:rPr>
+                <w:rFonts w:ascii="Arial" w:cs="Arial" w:eastAsia="Arial" w:hAnsi="Arial"/>
+                <w:b w:val="false"/>
+                <w:bCs w:val="false"/>
+                <w:i w:val="false"/>
+                <w:iCs w:val="false"/>
+                <w:color w:val="000000"/>
+                <w:sz w:val="18"/>
+                <w:szCs w:val="18"/>
+              </w:rPr>
+              <w:t xml:space="preserve">g) apply the concepts of moments and equilibrium to explain real-life situations such as the design of cranes, double-decker buses, and human body mechanics,</w:t>
+            </w:r>
+          </w:p>
+          <w:p>
+            <w:pPr>
+              <w:spacing w:after="40" w:before="0"/>
+              <w:jc w:val="left"/>
+            </w:pPr>
+            <w:r>
+              <w:rPr>
+                <w:rFonts w:ascii="Arial" w:cs="Arial" w:eastAsia="Arial" w:hAnsi="Arial"/>
+                <w:b w:val="false"/>
+                <w:bCs w:val="false"/>
+                <w:i w:val="false"/>
+                <w:iCs w:val="false"/>
+                <w:color w:val="000000"/>
+                <w:sz w:val="18"/>
+                <w:szCs w:val="18"/>
+              </w:rPr>
+              <w:t xml:space="preserve">h) appreciate the role of moments and equilibrium in the safe design of structures and everyday objects.</w:t>
+            </w:r>
+          </w:p>
+        </w:tc>
+      </w:tr>
+      <w:tr>
+        <w:tc>
+          <w:tcPr>
+            <w:tcW w:type="dxa" w:w="3000"/>
+            <w:shd w:fill="D5E8F0" w:color="auto" w:val="clear"/>
+            <w:tcMar>
+              <w:top w:type="dxa" w:w="60"/>
+              <w:left w:type="dxa" w:w="120"/>
+              <w:bottom w:type="dxa" w:w="60"/>
+              <w:right w:type="dxa" w:w="120"/>
+            </w:tcMar>
+            <w:vAlign w:val="top"/>
+          </w:tcPr>
+          <w:p>
+            <w:pPr>
+              <w:spacing w:after="40" w:before="0"/>
+              <w:jc w:val="left"/>
+            </w:pPr>
+            <w:r>
+              <w:rPr>
+                <w:rFonts w:ascii="Arial" w:cs="Arial" w:eastAsia="Arial" w:hAnsi="Arial"/>
+                <w:b/>
+                <w:bCs/>
+                <w:i w:val="false"/>
+                <w:iCs w:val="false"/>
+                <w:color w:val="000000"/>
+                <w:sz w:val="18"/>
+                <w:szCs w:val="18"/>
+              </w:rPr>
+              <w:t xml:space="preserve">Core Competencies</w:t>
+            </w:r>
+          </w:p>
+        </w:tc>
+        <w:tc>
+          <w:tcPr>
+            <w:tcW w:type="dxa" w:w="10680"/>
+            <w:shd w:fill="FFFFFF" w:color="auto" w:val="clear"/>
+            <w:tcMar>
+              <w:top w:type="dxa" w:w="60"/>
+              <w:left w:type="dxa" w:w="120"/>
+              <w:bottom w:type="dxa" w:w="60"/>
+              <w:right w:type="dxa" w:w="120"/>
+            </w:tcMar>
+            <w:vAlign w:val="top"/>
+          </w:tcPr>
+          <w:p>
+            <w:pPr>
+              <w:spacing w:after="30" w:before="0"/>
+              <w:ind w:left="360" w:hanging="180"/>
+              <w:jc w:val="left"/>
+            </w:pPr>
+            <w:r>
+              <w:rPr>
+                <w:rFonts w:ascii="Arial" w:cs="Arial" w:eastAsia="Arial" w:hAnsi="Arial"/>
+                <w:b w:val="false"/>
+                <w:bCs w:val="false"/>
+                <w:i w:val="false"/>
+                <w:iCs w:val="false"/>
+                <w:color w:val="000000"/>
+                <w:sz w:val="18"/>
+                <w:szCs w:val="18"/>
+              </w:rPr>
+              <w:t xml:space="preserve">–  Communication and Collaboration: the learner engages in group investigations (e.g., balancing metre rules, locating centre of gravity of cut-out shapes) and presents findings to the class, practising respectful scientific discourse and shared decision-making.</w:t>
+            </w:r>
+          </w:p>
+          <w:p>
+            <w:pPr>
+              <w:spacing w:after="30" w:before="0"/>
+              <w:ind w:left="360" w:hanging="180"/>
+              <w:jc w:val="left"/>
+            </w:pPr>
+            <w:r>
+              <w:rPr>
+                <w:rFonts w:ascii="Arial" w:cs="Arial" w:eastAsia="Arial" w:hAnsi="Arial"/>
+                <w:b w:val="false"/>
+                <w:bCs w:val="false"/>
+                <w:i w:val="false"/>
+                <w:iCs w:val="false"/>
+                <w:color w:val="000000"/>
+                <w:sz w:val="18"/>
+                <w:szCs w:val="18"/>
+              </w:rPr>
+              <w:t xml:space="preserve">–  Critical Thinking and Problem Solving: the learner analyses why the Nyayo Bus topples on a slope or why a Maasai warrior adjusts posture when carrying a load, constructing logical arguments linking centre of gravity, base area, and moment calculations.</w:t>
+            </w:r>
+          </w:p>
+          <w:p>
+            <w:pPr>
+              <w:spacing w:after="30" w:before="0"/>
+              <w:ind w:left="360" w:hanging="180"/>
+              <w:jc w:val="left"/>
+            </w:pPr>
+            <w:r>
+              <w:rPr>
+                <w:rFonts w:ascii="Arial" w:cs="Arial" w:eastAsia="Arial" w:hAnsi="Arial"/>
+                <w:b w:val="false"/>
+                <w:bCs w:val="false"/>
+                <w:i w:val="false"/>
+                <w:iCs w:val="false"/>
+                <w:color w:val="000000"/>
+                <w:sz w:val="18"/>
+                <w:szCs w:val="18"/>
+              </w:rPr>
+              <w:t xml:space="preserve">–  Learning to Learn: the learner reflects on predictions made before experiments (predict-observe-explain cycle) and revises mental models of balance and stability as new evidence emerges across all six lessons.</w:t>
+            </w:r>
+          </w:p>
+          <w:p>
+            <w:pPr>
+              <w:spacing w:after="30" w:before="0"/>
+              <w:ind w:left="360" w:hanging="180"/>
+              <w:jc w:val="left"/>
+            </w:pPr>
+            <w:r>
+              <w:rPr>
+                <w:rFonts w:ascii="Arial" w:cs="Arial" w:eastAsia="Arial" w:hAnsi="Arial"/>
+                <w:b w:val="false"/>
+                <w:bCs w:val="false"/>
+                <w:i w:val="false"/>
+                <w:iCs w:val="false"/>
+                <w:color w:val="000000"/>
+                <w:sz w:val="18"/>
+                <w:szCs w:val="18"/>
+              </w:rPr>
+              <w:t xml:space="preserve">–  Digital Literacy: the learner uses digital simulations or video clips (e.g., slow-motion footage of the Fundi balancing a heavy roof truss) to gather evidence that would be impractical to obtain in the classroom, interpreting digital data to support scientific explanations.</w:t>
+            </w:r>
+          </w:p>
+        </w:tc>
+      </w:tr>
+      <w:tr>
+        <w:tc>
+          <w:tcPr>
+            <w:tcW w:type="dxa" w:w="3000"/>
+            <w:shd w:fill="E2EFDA" w:color="auto" w:val="clear"/>
+            <w:tcMar>
+              <w:top w:type="dxa" w:w="60"/>
+              <w:left w:type="dxa" w:w="120"/>
+              <w:bottom w:type="dxa" w:w="60"/>
+              <w:right w:type="dxa" w:w="120"/>
+            </w:tcMar>
+            <w:vAlign w:val="top"/>
+          </w:tcPr>
+          <w:p>
+            <w:pPr>
+              <w:spacing w:after="40" w:before="0"/>
+              <w:jc w:val="left"/>
+            </w:pPr>
+            <w:r>
+              <w:rPr>
+                <w:rFonts w:ascii="Arial" w:cs="Arial" w:eastAsia="Arial" w:hAnsi="Arial"/>
+                <w:b/>
+                <w:bCs/>
+                <w:i w:val="false"/>
+                <w:iCs w:val="false"/>
+                <w:color w:val="000000"/>
+                <w:sz w:val="18"/>
+                <w:szCs w:val="18"/>
+              </w:rPr>
+              <w:t xml:space="preserve">Core Values</w:t>
+            </w:r>
+          </w:p>
+        </w:tc>
+        <w:tc>
+          <w:tcPr>
+            <w:tcW w:type="dxa" w:w="10680"/>
+            <w:shd w:fill="FFFFFF" w:color="auto" w:val="clear"/>
+            <w:tcMar>
+              <w:top w:type="dxa" w:w="60"/>
+              <w:left w:type="dxa" w:w="120"/>
+              <w:bottom w:type="dxa" w:w="60"/>
+              <w:right w:type="dxa" w:w="120"/>
+            </w:tcMar>
+            <w:vAlign w:val="top"/>
+          </w:tcPr>
+          <w:p>
+            <w:pPr>
+              <w:spacing w:after="30" w:before="0"/>
+              <w:ind w:left="360" w:hanging="180"/>
+              <w:jc w:val="left"/>
+            </w:pPr>
+            <w:r>
+              <w:rPr>
+                <w:rFonts w:ascii="Arial" w:cs="Arial" w:eastAsia="Arial" w:hAnsi="Arial"/>
+                <w:b w:val="false"/>
+                <w:bCs w:val="false"/>
+                <w:i w:val="false"/>
+                <w:iCs w:val="false"/>
+                <w:color w:val="000000"/>
+                <w:sz w:val="18"/>
+                <w:szCs w:val="18"/>
+              </w:rPr>
+              <w:t xml:space="preserve">–  Responsibility: the learner takes assigned roles during group experiments (measurer, recorder, spokesperson) and ensures equipment is handled safely and returned in good order, reflecting personal accountability.</w:t>
+            </w:r>
+          </w:p>
+          <w:p>
+            <w:pPr>
+              <w:spacing w:after="30" w:before="0"/>
+              <w:ind w:left="360" w:hanging="180"/>
+              <w:jc w:val="left"/>
+            </w:pPr>
+            <w:r>
+              <w:rPr>
+                <w:rFonts w:ascii="Arial" w:cs="Arial" w:eastAsia="Arial" w:hAnsi="Arial"/>
+                <w:b w:val="false"/>
+                <w:bCs w:val="false"/>
+                <w:i w:val="false"/>
+                <w:iCs w:val="false"/>
+                <w:color w:val="000000"/>
+                <w:sz w:val="18"/>
+                <w:szCs w:val="18"/>
+              </w:rPr>
+              <w:t xml:space="preserve">–  Integrity: the learner records experimental results honestly, including unexpected data, and does not alter readings to match predictions, upholding scientific honesty.</w:t>
+            </w:r>
+          </w:p>
+          <w:p>
+            <w:pPr>
+              <w:spacing w:after="30" w:before="0"/>
+              <w:ind w:left="360" w:hanging="180"/>
+              <w:jc w:val="left"/>
+            </w:pPr>
+            <w:r>
+              <w:rPr>
+                <w:rFonts w:ascii="Arial" w:cs="Arial" w:eastAsia="Arial" w:hAnsi="Arial"/>
+                <w:b w:val="false"/>
+                <w:bCs w:val="false"/>
+                <w:i w:val="false"/>
+                <w:iCs w:val="false"/>
+                <w:color w:val="000000"/>
+                <w:sz w:val="18"/>
+                <w:szCs w:val="18"/>
+              </w:rPr>
+              <w:t xml:space="preserve">–  Respect: the learner listens to and builds on the contributions of peers from different backgrounds during class discussions on how communities in Kenya (e.g., tea pickers in Kericho, matatu touts loading cargo) intuitively apply moments in daily work.</w:t>
+            </w:r>
+          </w:p>
+          <w:p>
+            <w:pPr>
+              <w:spacing w:after="30" w:before="0"/>
+              <w:ind w:left="360" w:hanging="180"/>
+              <w:jc w:val="left"/>
+            </w:pPr>
+            <w:r>
+              <w:rPr>
+                <w:rFonts w:ascii="Arial" w:cs="Arial" w:eastAsia="Arial" w:hAnsi="Arial"/>
+                <w:b w:val="false"/>
+                <w:bCs w:val="false"/>
+                <w:i w:val="false"/>
+                <w:iCs w:val="false"/>
+                <w:color w:val="000000"/>
+                <w:sz w:val="18"/>
+                <w:szCs w:val="18"/>
+              </w:rPr>
+              <w:t xml:space="preserve">–  Unity: the learner collaborates across gender and ability lines during practical activities, recognising that safe, balanced structures benefit the whole community.</w:t>
+            </w:r>
+          </w:p>
+        </w:tc>
+      </w:tr>
+      <w:tr>
+        <w:tc>
+          <w:tcPr>
+            <w:tcW w:type="dxa" w:w="3000"/>
+            <w:shd w:fill="D5E8F0" w:color="auto" w:val="clear"/>
+            <w:tcMar>
+              <w:top w:type="dxa" w:w="60"/>
+              <w:left w:type="dxa" w:w="120"/>
+              <w:bottom w:type="dxa" w:w="60"/>
+              <w:right w:type="dxa" w:w="120"/>
+            </w:tcMar>
+            <w:vAlign w:val="top"/>
+          </w:tcPr>
+          <w:p>
+            <w:pPr>
+              <w:spacing w:after="40" w:before="0"/>
+              <w:jc w:val="left"/>
+            </w:pPr>
+            <w:r>
+              <w:rPr>
+                <w:rFonts w:ascii="Arial" w:cs="Arial" w:eastAsia="Arial" w:hAnsi="Arial"/>
+                <w:b/>
+                <w:bCs/>
+                <w:i w:val="false"/>
+                <w:iCs w:val="false"/>
+                <w:color w:val="000000"/>
+                <w:sz w:val="18"/>
+                <w:szCs w:val="18"/>
+              </w:rPr>
+              <w:t xml:space="preserve">Science &amp; Engineering Practices</w:t>
+            </w:r>
+          </w:p>
+        </w:tc>
+        <w:tc>
+          <w:tcPr>
+            <w:tcW w:type="dxa" w:w="10680"/>
+            <w:shd w:fill="FFFFFF" w:color="auto" w:val="clear"/>
+            <w:tcMar>
+              <w:top w:type="dxa" w:w="60"/>
+              <w:left w:type="dxa" w:w="120"/>
+              <w:bottom w:type="dxa" w:w="60"/>
+              <w:right w:type="dxa" w:w="120"/>
+            </w:tcMar>
+            <w:vAlign w:val="top"/>
+          </w:tcPr>
+          <w:p>
+            <w:pPr>
+              <w:spacing w:after="30" w:before="0"/>
+              <w:ind w:left="360" w:hanging="180"/>
+              <w:jc w:val="left"/>
+            </w:pPr>
+            <w:r>
+              <w:rPr>
+                <w:rFonts w:ascii="Arial" w:cs="Arial" w:eastAsia="Arial" w:hAnsi="Arial"/>
+                <w:b w:val="false"/>
+                <w:bCs w:val="false"/>
+                <w:i w:val="false"/>
+                <w:iCs w:val="false"/>
+                <w:color w:val="000000"/>
+                <w:sz w:val="18"/>
+                <w:szCs w:val="18"/>
+              </w:rPr>
+              <w:t xml:space="preserve">–  SEP 1 – Asking Questions and Defining Problems: students generate and post questions on the Driving Question Board after observing the anchoring phenomenon (a Jiko stool toppling vs. standing), framing what they need to investigate about forces, balance, and stability.</w:t>
+            </w:r>
+          </w:p>
+          <w:p>
+            <w:pPr>
+              <w:spacing w:after="30" w:before="0"/>
+              <w:ind w:left="360" w:hanging="180"/>
+              <w:jc w:val="left"/>
+            </w:pPr>
+            <w:r>
+              <w:rPr>
+                <w:rFonts w:ascii="Arial" w:cs="Arial" w:eastAsia="Arial" w:hAnsi="Arial"/>
+                <w:b w:val="false"/>
+                <w:bCs w:val="false"/>
+                <w:i w:val="false"/>
+                <w:iCs w:val="false"/>
+                <w:color w:val="000000"/>
+                <w:sz w:val="18"/>
+                <w:szCs w:val="18"/>
+              </w:rPr>
+              <w:t xml:space="preserve">–  SEP 2 – Developing and Using Models: students build and iteratively revise a diagrammatic model (free-body / moment-arm diagram) across all six lessons, adding centre-of-gravity markers, moment arrows, and stability annotations as understanding deepens.</w:t>
+            </w:r>
+          </w:p>
+          <w:p>
+            <w:pPr>
+              <w:spacing w:after="30" w:before="0"/>
+              <w:ind w:left="360" w:hanging="180"/>
+              <w:jc w:val="left"/>
+            </w:pPr>
+            <w:r>
+              <w:rPr>
+                <w:rFonts w:ascii="Arial" w:cs="Arial" w:eastAsia="Arial" w:hAnsi="Arial"/>
+                <w:b w:val="false"/>
+                <w:bCs w:val="false"/>
+                <w:i w:val="false"/>
+                <w:iCs w:val="false"/>
+                <w:color w:val="000000"/>
+                <w:sz w:val="18"/>
+                <w:szCs w:val="18"/>
+              </w:rPr>
+              <w:t xml:space="preserve">–  SEP 3 – Planning and Carrying Out Investigations: students design the procedure for locating the centre of gravity of irregular cardboard cut-outs and for verifying the Principle of Moments using a metre rule, masses, and a pivot — deciding variables, controls, and data-collection methods.</w:t>
+            </w:r>
+          </w:p>
+          <w:p>
+            <w:pPr>
+              <w:spacing w:after="30" w:before="0"/>
+              <w:ind w:left="360" w:hanging="180"/>
+              <w:jc w:val="left"/>
+            </w:pPr>
+            <w:r>
+              <w:rPr>
+                <w:rFonts w:ascii="Arial" w:cs="Arial" w:eastAsia="Arial" w:hAnsi="Arial"/>
+                <w:b w:val="false"/>
+                <w:bCs w:val="false"/>
+                <w:i w:val="false"/>
+                <w:iCs w:val="false"/>
+                <w:color w:val="000000"/>
+                <w:sz w:val="18"/>
+                <w:szCs w:val="18"/>
+              </w:rPr>
+              <w:t xml:space="preserve">–  SEP 4 – Analysing and Interpreting Data: students calculate clockwise and anti-clockwise moments from tabulated experimental data, identify patterns, and evaluate whether their results support or contradict the Principle of Moments.</w:t>
+            </w:r>
+          </w:p>
+          <w:p>
+            <w:pPr>
+              <w:spacing w:after="30" w:before="0"/>
+              <w:ind w:left="360" w:hanging="180"/>
+              <w:jc w:val="left"/>
+            </w:pPr>
+            <w:r>
+              <w:rPr>
+                <w:rFonts w:ascii="Arial" w:cs="Arial" w:eastAsia="Arial" w:hAnsi="Arial"/>
+                <w:b w:val="false"/>
+                <w:bCs w:val="false"/>
+                <w:i w:val="false"/>
+                <w:iCs w:val="false"/>
+                <w:color w:val="000000"/>
+                <w:sz w:val="18"/>
+                <w:szCs w:val="18"/>
+              </w:rPr>
+              <w:t xml:space="preserve">–  SEP 6 – Constructing Explanations: students use moment calculations and centre-of-gravity diagrams to explain why a loaded mkokoteni (handcart) tips over when the load is placed too far forward, connecting mathematical evidence to real-world observations.</w:t>
+            </w:r>
+          </w:p>
+          <w:p>
+            <w:pPr>
+              <w:spacing w:after="30" w:before="0"/>
+              <w:ind w:left="360" w:hanging="180"/>
+              <w:jc w:val="left"/>
+            </w:pPr>
+            <w:r>
+              <w:rPr>
+                <w:rFonts w:ascii="Arial" w:cs="Arial" w:eastAsia="Arial" w:hAnsi="Arial"/>
+                <w:b w:val="false"/>
+                <w:bCs w:val="false"/>
+                <w:i w:val="false"/>
+                <w:iCs w:val="false"/>
+                <w:color w:val="000000"/>
+                <w:sz w:val="18"/>
+                <w:szCs w:val="18"/>
+              </w:rPr>
+              <w:t xml:space="preserve">–  SEP 8 – Obtaining, Evaluating, and Communicating Information: students read case-study cards on crane design and tower-crane accidents in Nairobi construction sites, evaluate the reliability of the sources, and communicate findings through annotated diagrams and oral presentations.</w:t>
+            </w:r>
+          </w:p>
+        </w:tc>
+      </w:tr>
+      <w:tr>
+        <w:tc>
+          <w:tcPr>
+            <w:tcW w:type="dxa" w:w="3000"/>
+            <w:shd w:fill="FCE4D6" w:color="auto" w:val="clear"/>
+            <w:tcMar>
+              <w:top w:type="dxa" w:w="60"/>
+              <w:left w:type="dxa" w:w="120"/>
+              <w:bottom w:type="dxa" w:w="60"/>
+              <w:right w:type="dxa" w:w="120"/>
+            </w:tcMar>
+            <w:vAlign w:val="top"/>
+          </w:tcPr>
+          <w:p>
+            <w:pPr>
+              <w:spacing w:after="40" w:before="0"/>
+              <w:jc w:val="left"/>
+            </w:pPr>
+            <w:r>
+              <w:rPr>
+                <w:rFonts w:ascii="Arial" w:cs="Arial" w:eastAsia="Arial" w:hAnsi="Arial"/>
+                <w:b/>
+                <w:bCs/>
+                <w:i w:val="false"/>
+                <w:iCs w:val="false"/>
+                <w:color w:val="000000"/>
+                <w:sz w:val="18"/>
+                <w:szCs w:val="18"/>
+              </w:rPr>
+              <w:t xml:space="preserve">Pertinent &amp; Contemporary Issues (PCIs)</w:t>
+            </w:r>
+          </w:p>
+        </w:tc>
+        <w:tc>
+          <w:tcPr>
+            <w:tcW w:type="dxa" w:w="10680"/>
+            <w:shd w:fill="FFFFFF" w:color="auto" w:val="clear"/>
+            <w:tcMar>
+              <w:top w:type="dxa" w:w="60"/>
+              <w:left w:type="dxa" w:w="120"/>
+              <w:bottom w:type="dxa" w:w="60"/>
+              <w:right w:type="dxa" w:w="120"/>
+            </w:tcMar>
+            <w:vAlign w:val="top"/>
+          </w:tcPr>
+          <w:p>
+            <w:pPr>
+              <w:spacing w:after="30" w:before="0"/>
+              <w:ind w:left="360" w:hanging="180"/>
+              <w:jc w:val="left"/>
+            </w:pPr>
+            <w:r>
+              <w:rPr>
+                <w:rFonts w:ascii="Arial" w:cs="Arial" w:eastAsia="Arial" w:hAnsi="Arial"/>
+                <w:b w:val="false"/>
+                <w:bCs w:val="false"/>
+                <w:i w:val="false"/>
+                <w:iCs w:val="false"/>
+                <w:color w:val="000000"/>
+                <w:sz w:val="18"/>
+                <w:szCs w:val="18"/>
+              </w:rPr>
+              <w:t xml:space="preserve">–  Safety and Accident Prevention: learners connect the Principle of Moments to vehicle safety — exploring why overloaded matatus and top-heavy lorries on Kenyan highways are prone to rolling, reinforcing road-safety consciousness.</w:t>
+            </w:r>
+          </w:p>
+          <w:p>
+            <w:pPr>
+              <w:spacing w:after="30" w:before="0"/>
+              <w:ind w:left="360" w:hanging="180"/>
+              <w:jc w:val="left"/>
+            </w:pPr>
+            <w:r>
+              <w:rPr>
+                <w:rFonts w:ascii="Arial" w:cs="Arial" w:eastAsia="Arial" w:hAnsi="Arial"/>
+                <w:b w:val="false"/>
+                <w:bCs w:val="false"/>
+                <w:i w:val="false"/>
+                <w:iCs w:val="false"/>
+                <w:color w:val="000000"/>
+                <w:sz w:val="18"/>
+                <w:szCs w:val="18"/>
+              </w:rPr>
+              <w:t xml:space="preserve">–  Environmental Education: learners examine how improper loading of fishing boats on Lake Victoria shifts the centre of gravity dangerously, linking physics to the real environmental and human cost of capsizing accidents.</w:t>
+            </w:r>
+          </w:p>
+          <w:p>
+            <w:pPr>
+              <w:spacing w:after="30" w:before="0"/>
+              <w:ind w:left="360" w:hanging="180"/>
+              <w:jc w:val="left"/>
+            </w:pPr>
+            <w:r>
+              <w:rPr>
+                <w:rFonts w:ascii="Arial" w:cs="Arial" w:eastAsia="Arial" w:hAnsi="Arial"/>
+                <w:b w:val="false"/>
+                <w:bCs w:val="false"/>
+                <w:i w:val="false"/>
+                <w:iCs w:val="false"/>
+                <w:color w:val="000000"/>
+                <w:sz w:val="18"/>
+                <w:szCs w:val="18"/>
+              </w:rPr>
+              <w:t xml:space="preserve">–  Gender Disparity: learners challenge stereotypes by studying contributions of women engineers and physicists (e.g., women working in Nairobi's construction and design sector) who apply moment principles daily, broadening perceptions of who does physics.</w:t>
+            </w:r>
+          </w:p>
+          <w:p>
+            <w:pPr>
+              <w:spacing w:after="30" w:before="0"/>
+              <w:ind w:left="360" w:hanging="180"/>
+              <w:jc w:val="left"/>
+            </w:pPr>
+            <w:r>
+              <w:rPr>
+                <w:rFonts w:ascii="Arial" w:cs="Arial" w:eastAsia="Arial" w:hAnsi="Arial"/>
+                <w:b w:val="false"/>
+                <w:bCs w:val="false"/>
+                <w:i w:val="false"/>
+                <w:iCs w:val="false"/>
+                <w:color w:val="000000"/>
+                <w:sz w:val="18"/>
+                <w:szCs w:val="18"/>
+              </w:rPr>
+              <w:t xml:space="preserve">–  Life Skills — Critical Thinking and Problem Solving: learners evaluate everyday scenarios (carrying water jerricans, stacking sacks of maize) and propose physics-informed improvements, practising decision-making skills transferable beyond the classroom.</w:t>
+            </w:r>
+          </w:p>
+        </w:tc>
+      </w:tr>
+      <w:tr>
+        <w:tc>
+          <w:tcPr>
+            <w:tcW w:type="dxa" w:w="3000"/>
+            <w:shd w:fill="D9EEF1" w:color="auto" w:val="clear"/>
+            <w:tcMar>
+              <w:top w:type="dxa" w:w="60"/>
+              <w:left w:type="dxa" w:w="120"/>
+              <w:bottom w:type="dxa" w:w="60"/>
+              <w:right w:type="dxa" w:w="120"/>
+            </w:tcMar>
+            <w:vAlign w:val="top"/>
+          </w:tcPr>
+          <w:p>
+            <w:pPr>
+              <w:spacing w:after="40" w:before="0"/>
+              <w:jc w:val="left"/>
+            </w:pPr>
+            <w:r>
+              <w:rPr>
+                <w:rFonts w:ascii="Arial" w:cs="Arial" w:eastAsia="Arial" w:hAnsi="Arial"/>
+                <w:b/>
+                <w:bCs/>
+                <w:i w:val="false"/>
+                <w:iCs w:val="false"/>
+                <w:color w:val="000000"/>
+                <w:sz w:val="18"/>
+                <w:szCs w:val="18"/>
+              </w:rPr>
+              <w:t xml:space="preserve">Career Connections</w:t>
+            </w:r>
+          </w:p>
+        </w:tc>
+        <w:tc>
+          <w:tcPr>
+            <w:tcW w:type="dxa" w:w="10680"/>
+            <w:shd w:fill="FFFFFF" w:color="auto" w:val="clear"/>
+            <w:tcMar>
+              <w:top w:type="dxa" w:w="60"/>
+              <w:left w:type="dxa" w:w="120"/>
+              <w:bottom w:type="dxa" w:w="60"/>
+              <w:right w:type="dxa" w:w="120"/>
+            </w:tcMar>
+            <w:vAlign w:val="top"/>
+          </w:tcPr>
+          <w:p>
+            <w:pPr>
+              <w:spacing w:after="30" w:before="0"/>
+              <w:ind w:left="360" w:hanging="180"/>
+              <w:jc w:val="left"/>
+            </w:pPr>
+            <w:r>
+              <w:rPr>
+                <w:rFonts w:ascii="Arial" w:cs="Arial" w:eastAsia="Arial" w:hAnsi="Arial"/>
+                <w:b w:val="false"/>
+                <w:bCs w:val="false"/>
+                <w:i w:val="false"/>
+                <w:iCs w:val="false"/>
+                <w:color w:val="000000"/>
+                <w:sz w:val="18"/>
+                <w:szCs w:val="18"/>
+              </w:rPr>
+              <w:t xml:space="preserve">–  Civil and Structural Engineer: uses moment calculations to design safe beams, bridges (e.g., the Thika Superhighway interchange), and building foundations that remain in equilibrium under load.</w:t>
+            </w:r>
+          </w:p>
+          <w:p>
+            <w:pPr>
+              <w:spacing w:after="30" w:before="0"/>
+              <w:ind w:left="360" w:hanging="180"/>
+              <w:jc w:val="left"/>
+            </w:pPr>
+            <w:r>
+              <w:rPr>
+                <w:rFonts w:ascii="Arial" w:cs="Arial" w:eastAsia="Arial" w:hAnsi="Arial"/>
+                <w:b w:val="false"/>
+                <w:bCs w:val="false"/>
+                <w:i w:val="false"/>
+                <w:iCs w:val="false"/>
+                <w:color w:val="000000"/>
+                <w:sz w:val="18"/>
+                <w:szCs w:val="18"/>
+              </w:rPr>
+              <w:t xml:space="preserve">–  Mechanical Engineer / Crane Operator: applies the Principle of Moments to determine safe lifting loads and boom angles for tower cranes used on Nairobi high-rise construction sites.</w:t>
+            </w:r>
+          </w:p>
+          <w:p>
+            <w:pPr>
+              <w:spacing w:after="30" w:before="0"/>
+              <w:ind w:left="360" w:hanging="180"/>
+              <w:jc w:val="left"/>
+            </w:pPr>
+            <w:r>
+              <w:rPr>
+                <w:rFonts w:ascii="Arial" w:cs="Arial" w:eastAsia="Arial" w:hAnsi="Arial"/>
+                <w:b w:val="false"/>
+                <w:bCs w:val="false"/>
+                <w:i w:val="false"/>
+                <w:iCs w:val="false"/>
+                <w:color w:val="000000"/>
+                <w:sz w:val="18"/>
+                <w:szCs w:val="18"/>
+              </w:rPr>
+              <w:t xml:space="preserve">–  Orthopaedic Physiotherapist / Sports Scientist: analyses how the human body's centre of gravity shifts during running (relevant to Kenyan elite marathon athletes) or injury rehabilitation, using moment principles to design corrective exercises.</w:t>
+            </w:r>
+          </w:p>
+          <w:p>
+            <w:pPr>
+              <w:spacing w:after="30" w:before="0"/>
+              <w:ind w:left="360" w:hanging="180"/>
+              <w:jc w:val="left"/>
+            </w:pPr>
+            <w:r>
+              <w:rPr>
+                <w:rFonts w:ascii="Arial" w:cs="Arial" w:eastAsia="Arial" w:hAnsi="Arial"/>
+                <w:b w:val="false"/>
+                <w:bCs w:val="false"/>
+                <w:i w:val="false"/>
+                <w:iCs w:val="false"/>
+                <w:color w:val="000000"/>
+                <w:sz w:val="18"/>
+                <w:szCs w:val="18"/>
+              </w:rPr>
+              <w:t xml:space="preserve">–  Automotive / Transport Engineer: designs vehicle suspension and load-distribution systems to keep centre of gravity low and prevent rollover — directly relevant to matatu and bus safety standards in Kenya.</w:t>
+            </w:r>
+          </w:p>
+          <w:p>
+            <w:pPr>
+              <w:spacing w:after="30" w:before="0"/>
+              <w:ind w:left="360" w:hanging="180"/>
+              <w:jc w:val="left"/>
+            </w:pPr>
+            <w:r>
+              <w:rPr>
+                <w:rFonts w:ascii="Arial" w:cs="Arial" w:eastAsia="Arial" w:hAnsi="Arial"/>
+                <w:b w:val="false"/>
+                <w:bCs w:val="false"/>
+                <w:i w:val="false"/>
+                <w:iCs w:val="false"/>
+                <w:color w:val="000000"/>
+                <w:sz w:val="18"/>
+                <w:szCs w:val="18"/>
+              </w:rPr>
+              <w:t xml:space="preserve">–  Aviation Technician / Pilot: applies equilibrium and moment principles to aircraft weight-and-balance calculations, a safety-critical skill for pilots operating from Wilson Airport, Nairobi.</w:t>
+            </w:r>
+          </w:p>
+          <w:p>
+            <w:pPr>
+              <w:spacing w:after="30" w:before="0"/>
+              <w:ind w:left="360" w:hanging="180"/>
+              <w:jc w:val="left"/>
+            </w:pPr>
+            <w:r>
+              <w:rPr>
+                <w:rFonts w:ascii="Arial" w:cs="Arial" w:eastAsia="Arial" w:hAnsi="Arial"/>
+                <w:b w:val="false"/>
+                <w:bCs w:val="false"/>
+                <w:i w:val="false"/>
+                <w:iCs w:val="false"/>
+                <w:color w:val="000000"/>
+                <w:sz w:val="18"/>
+                <w:szCs w:val="18"/>
+              </w:rPr>
+              <w:t xml:space="preserve">–  Industrial / Ergonomics Designer: optimises the design of tools, furniture, and farm equipment (e.g., ox-plough balance) to reduce worker strain by aligning forces with comfortable moment arms.</w:t>
+            </w:r>
+          </w:p>
+        </w:tc>
+      </w:tr>
+      <w:tr>
+        <w:tc>
+          <w:tcPr>
+            <w:tcW w:type="dxa" w:w="3000"/>
+            <w:shd w:fill="D5E8F0" w:color="auto" w:val="clear"/>
+            <w:tcMar>
+              <w:top w:type="dxa" w:w="60"/>
+              <w:left w:type="dxa" w:w="120"/>
+              <w:bottom w:type="dxa" w:w="60"/>
+              <w:right w:type="dxa" w:w="120"/>
+            </w:tcMar>
+            <w:vAlign w:val="top"/>
+          </w:tcPr>
+          <w:p>
+            <w:pPr>
+              <w:spacing w:after="40" w:before="0"/>
+              <w:jc w:val="left"/>
+            </w:pPr>
+            <w:r>
+              <w:rPr>
+                <w:rFonts w:ascii="Arial" w:cs="Arial" w:eastAsia="Arial" w:hAnsi="Arial"/>
+                <w:b/>
+                <w:bCs/>
+                <w:i w:val="false"/>
+                <w:iCs w:val="false"/>
+                <w:color w:val="000000"/>
+                <w:sz w:val="18"/>
+                <w:szCs w:val="18"/>
+              </w:rPr>
+              <w:t xml:space="preserve">Focus for Lessons</w:t>
+            </w:r>
+          </w:p>
+        </w:tc>
+        <w:tc>
+          <w:tcPr>
+            <w:tcW w:type="dxa" w:w="10680"/>
+            <w:shd w:fill="FFFFFF" w:color="auto" w:val="clear"/>
+            <w:tcMar>
+              <w:top w:type="dxa" w:w="60"/>
+              <w:left w:type="dxa" w:w="120"/>
+              <w:bottom w:type="dxa" w:w="60"/>
+              <w:right w:type="dxa" w:w="120"/>
+            </w:tcMar>
+            <w:vAlign w:val="top"/>
+          </w:tcPr>
+          <w:p>
+            <w:pPr>
+              <w:spacing w:after="40" w:before="0"/>
+              <w:jc w:val="left"/>
+            </w:pPr>
+            <w:r>
+              <w:rPr>
+                <w:rFonts w:ascii="Arial" w:cs="Arial" w:eastAsia="Arial" w:hAnsi="Arial"/>
+                <w:b w:val="false"/>
+                <w:bCs w:val="false"/>
+                <w:i w:val="false"/>
+                <w:iCs w:val="false"/>
+                <w:color w:val="000000"/>
+                <w:sz w:val="18"/>
+                <w:szCs w:val="18"/>
+              </w:rPr>
+              <w:t xml:space="preserve">This unit investigates how and why objects balance, tip, or remain stable — anchored in the everyday Kenyan experience of objects toppling or staying upright. Students build understanding progressively: from the turning effect of a single force, through the Principle of Moments and conditions for equilibrium, to the role of centre of gravity in determining stability states. A phenomena-driven, investigation-centred approach is used throughout, with students revising a cumulative diagrammatic model in every lesson so that mathematical concepts (moment = F × d) are always connected to visible, meaningful physical behaviour.</w:t>
+            </w:r>
+          </w:p>
+        </w:tc>
+      </w:tr>
+      <w:tr>
+        <w:tc>
+          <w:tcPr>
+            <w:tcW w:type="dxa" w:w="3000"/>
+            <w:shd w:fill="EAD1F5" w:color="auto" w:val="clear"/>
+            <w:tcMar>
+              <w:top w:type="dxa" w:w="60"/>
+              <w:left w:type="dxa" w:w="120"/>
+              <w:bottom w:type="dxa" w:w="60"/>
+              <w:right w:type="dxa" w:w="120"/>
+            </w:tcMar>
+            <w:vAlign w:val="top"/>
+          </w:tcPr>
+          <w:p>
+            <w:pPr>
+              <w:spacing w:after="40" w:before="0"/>
+              <w:jc w:val="left"/>
+            </w:pPr>
+            <w:r>
+              <w:rPr>
+                <w:rFonts w:ascii="Arial" w:cs="Arial" w:eastAsia="Arial" w:hAnsi="Arial"/>
+                <w:b/>
+                <w:bCs/>
+                <w:i w:val="false"/>
+                <w:iCs w:val="false"/>
+                <w:color w:val="000000"/>
+                <w:sz w:val="18"/>
+                <w:szCs w:val="18"/>
+              </w:rPr>
+              <w:t xml:space="preserve">Driving Question / Key Inquiry Questions</w:t>
+            </w:r>
+          </w:p>
+        </w:tc>
+        <w:tc>
+          <w:tcPr>
+            <w:tcW w:type="dxa" w:w="10680"/>
+            <w:shd w:fill="FFFFFF" w:color="auto" w:val="clear"/>
+            <w:tcMar>
+              <w:top w:type="dxa" w:w="60"/>
+              <w:left w:type="dxa" w:w="120"/>
+              <w:bottom w:type="dxa" w:w="60"/>
+              <w:right w:type="dxa" w:w="120"/>
+            </w:tcMar>
+            <w:vAlign w:val="top"/>
+          </w:tcPr>
+          <w:p>
+            <w:pPr>
+              <w:spacing w:after="40" w:before="0"/>
+              <w:jc w:val="left"/>
+            </w:pPr>
+            <w:r>
+              <w:rPr>
+                <w:rFonts w:ascii="Arial" w:cs="Arial" w:eastAsia="Arial" w:hAnsi="Arial"/>
+                <w:b w:val="false"/>
+                <w:bCs w:val="false"/>
+                <w:i w:val="false"/>
+                <w:iCs w:val="false"/>
+                <w:color w:val="000000"/>
+                <w:sz w:val="18"/>
+                <w:szCs w:val="18"/>
+              </w:rPr>
+              <w:t xml:space="preserve">DRIVING QUESTION: Why do some objects stay balanced while others topple — and how can we use the physics of turning forces to predict and control whether an object will be stable or fall?</w:t>
+            </w:r>
+          </w:p>
+          <w:p>
+            <w:pPr>
+              <w:spacing w:after="40" w:before="0"/>
+              <w:jc w:val="left"/>
+            </w:pPr>
+            <w:r>
+              <w:rPr>
+                <w:rFonts w:ascii="Arial" w:cs="Arial" w:eastAsia="Arial" w:hAnsi="Arial"/>
+                <w:b w:val="false"/>
+                <w:bCs w:val="false"/>
+                <w:i w:val="false"/>
+                <w:iCs w:val="false"/>
+                <w:color w:val="000000"/>
+                <w:sz w:val="18"/>
+                <w:szCs w:val="18"/>
+              </w:rPr>
+              <w:t xml:space="preserve"/>
+            </w:r>
+          </w:p>
+          <w:p>
+            <w:pPr>
+              <w:spacing w:after="40" w:before="0"/>
+              <w:jc w:val="left"/>
+            </w:pPr>
+            <w:r>
+              <w:rPr>
+                <w:rFonts w:ascii="Arial" w:cs="Arial" w:eastAsia="Arial" w:hAnsi="Arial"/>
+                <w:b w:val="false"/>
+                <w:bCs w:val="false"/>
+                <w:i w:val="false"/>
+                <w:iCs w:val="false"/>
+                <w:color w:val="000000"/>
+                <w:sz w:val="18"/>
+                <w:szCs w:val="18"/>
+              </w:rPr>
+              <w:t xml:space="preserve">KICD KEY INQUIRY QUESTIONS:</w:t>
+            </w:r>
+          </w:p>
+          <w:p>
+            <w:pPr>
+              <w:spacing w:after="40" w:before="0"/>
+              <w:jc w:val="left"/>
+            </w:pPr>
+            <w:r>
+              <w:rPr>
+                <w:rFonts w:ascii="Arial" w:cs="Arial" w:eastAsia="Arial" w:hAnsi="Arial"/>
+                <w:b w:val="false"/>
+                <w:bCs w:val="false"/>
+                <w:i w:val="false"/>
+                <w:iCs w:val="false"/>
+                <w:color w:val="000000"/>
+                <w:sz w:val="18"/>
+                <w:szCs w:val="18"/>
+              </w:rPr>
+              <w:t xml:space="preserve">1. How is Physics relevant in day-to-day life?</w:t>
+            </w:r>
+          </w:p>
+          <w:p>
+            <w:pPr>
+              <w:spacing w:after="40" w:before="0"/>
+              <w:jc w:val="left"/>
+            </w:pPr>
+            <w:r>
+              <w:rPr>
+                <w:rFonts w:ascii="Arial" w:cs="Arial" w:eastAsia="Arial" w:hAnsi="Arial"/>
+                <w:b w:val="false"/>
+                <w:bCs w:val="false"/>
+                <w:i w:val="false"/>
+                <w:iCs w:val="false"/>
+                <w:color w:val="000000"/>
+                <w:sz w:val="18"/>
+                <w:szCs w:val="18"/>
+              </w:rPr>
+              <w:t xml:space="preserve">2. How do forces determine the stability and equilibrium of objects we encounter every day?</w:t>
+            </w:r>
+          </w:p>
+        </w:tc>
+      </w:tr>
+      <w:tr>
+        <w:tc>
+          <w:tcPr>
+            <w:tcW w:type="dxa" w:w="3000"/>
+            <w:shd w:fill="EAD1F5" w:color="auto" w:val="clear"/>
+            <w:tcMar>
+              <w:top w:type="dxa" w:w="60"/>
+              <w:left w:type="dxa" w:w="120"/>
+              <w:bottom w:type="dxa" w:w="60"/>
+              <w:right w:type="dxa" w:w="120"/>
+            </w:tcMar>
+            <w:vAlign w:val="top"/>
+          </w:tcPr>
+          <w:p>
+            <w:pPr>
+              <w:spacing w:after="40" w:before="0"/>
+              <w:jc w:val="left"/>
+            </w:pPr>
+            <w:r>
+              <w:rPr>
+                <w:rFonts w:ascii="Arial" w:cs="Arial" w:eastAsia="Arial" w:hAnsi="Arial"/>
+                <w:b/>
+                <w:bCs/>
+                <w:i w:val="false"/>
+                <w:iCs w:val="false"/>
+                <w:color w:val="000000"/>
+                <w:sz w:val="18"/>
+                <w:szCs w:val="18"/>
+              </w:rPr>
+              <w:t xml:space="preserve">Anchoring Phenomenon</w:t>
+            </w:r>
+          </w:p>
+        </w:tc>
+        <w:tc>
+          <w:tcPr>
+            <w:tcW w:type="dxa" w:w="10680"/>
+            <w:shd w:fill="FFFFFF" w:color="auto" w:val="clear"/>
+            <w:tcMar>
+              <w:top w:type="dxa" w:w="60"/>
+              <w:left w:type="dxa" w:w="120"/>
+              <w:bottom w:type="dxa" w:w="60"/>
+              <w:right w:type="dxa" w:w="120"/>
+            </w:tcMar>
+            <w:vAlign w:val="top"/>
+          </w:tcPr>
+          <w:p>
+            <w:pPr>
+              <w:spacing w:after="40" w:before="0"/>
+              <w:jc w:val="left"/>
+            </w:pPr>
+            <w:r>
+              <w:rPr>
+                <w:rFonts w:ascii="Arial" w:cs="Arial" w:eastAsia="Arial" w:hAnsi="Arial"/>
+                <w:b w:val="false"/>
+                <w:bCs w:val="false"/>
+                <w:i w:val="false"/>
+                <w:iCs w:val="false"/>
+                <w:color w:val="000000"/>
+                <w:sz w:val="18"/>
+                <w:szCs w:val="18"/>
+              </w:rPr>
+              <w:t xml:space="preserve">ANCHORING PHENOMENON — "The Toppling Jiko Stool"</w:t>
+            </w:r>
+          </w:p>
+          <w:p>
+            <w:pPr>
+              <w:spacing w:after="40" w:before="0"/>
+              <w:jc w:val="left"/>
+            </w:pPr>
+            <w:r>
+              <w:rPr>
+                <w:rFonts w:ascii="Arial" w:cs="Arial" w:eastAsia="Arial" w:hAnsi="Arial"/>
+                <w:b w:val="false"/>
+                <w:bCs w:val="false"/>
+                <w:i w:val="false"/>
+                <w:iCs w:val="false"/>
+                <w:color w:val="000000"/>
+                <w:sz w:val="18"/>
+                <w:szCs w:val="18"/>
+              </w:rPr>
+              <w:t xml:space="preserve"/>
+            </w:r>
+          </w:p>
+          <w:p>
+            <w:pPr>
+              <w:spacing w:after="40" w:before="0"/>
+              <w:jc w:val="left"/>
+            </w:pPr>
+            <w:r>
+              <w:rPr>
+                <w:rFonts w:ascii="Arial" w:cs="Arial" w:eastAsia="Arial" w:hAnsi="Arial"/>
+                <w:b w:val="false"/>
+                <w:bCs w:val="false"/>
+                <w:i w:val="false"/>
+                <w:iCs w:val="false"/>
+                <w:color w:val="000000"/>
+                <w:sz w:val="18"/>
+                <w:szCs w:val="18"/>
+              </w:rPr>
+              <w:t xml:space="preserve">A three-legged wooden Jiko stool (commonly found in Kenyan homes and market stalls) stands perfectly steady on a flat floor even when a heavy sufuria of ugali is placed near its centre. Yet when a student places a full 20-litre jerrycan of water on one corner of the stool and gently nudges it, the stool topples dramatically. Strikingly, a wider, lower four-legged stool with the same jerrycan placed at the same corner barely tilts — it simply rocks and returns to its upright position. Students observe that the height of the load, the width of the base, and where the load sits all seem to matter — but they cannot yet explain WHY in precise physical terms. This is puzzling because the same force (the weight of the jerrycan) causes toppling in one case and stability in another, suggesting that something about the geometry of the object — not just the force — controls whether it falls. The phenomenon hooks students into wanting to understand turning effects of forces, centre of gravity, and the conditions for equilibrium.</w:t>
+            </w:r>
+          </w:p>
+        </w:tc>
+      </w:tr>
+      <w:tr>
+        <w:tc>
+          <w:tcPr>
+            <w:tcW w:type="dxa" w:w="3000"/>
+            <w:shd w:fill="D9EEF1" w:color="auto" w:val="clear"/>
+            <w:tcMar>
+              <w:top w:type="dxa" w:w="60"/>
+              <w:left w:type="dxa" w:w="120"/>
+              <w:bottom w:type="dxa" w:w="60"/>
+              <w:right w:type="dxa" w:w="120"/>
+            </w:tcMar>
+            <w:vAlign w:val="top"/>
+          </w:tcPr>
+          <w:p>
+            <w:pPr>
+              <w:spacing w:after="40" w:before="0"/>
+              <w:jc w:val="left"/>
+            </w:pPr>
+            <w:r>
+              <w:rPr>
+                <w:rFonts w:ascii="Arial" w:cs="Arial" w:eastAsia="Arial" w:hAnsi="Arial"/>
+                <w:b/>
+                <w:bCs/>
+                <w:i w:val="false"/>
+                <w:iCs w:val="false"/>
+                <w:color w:val="000000"/>
+                <w:sz w:val="18"/>
+                <w:szCs w:val="18"/>
+              </w:rPr>
+              <w:t xml:space="preserve">Storyline Thread</w:t>
+            </w:r>
+          </w:p>
+        </w:tc>
+        <w:tc>
+          <w:tcPr>
+            <w:tcW w:type="dxa" w:w="10680"/>
+            <w:shd w:fill="FFFFFF" w:color="auto" w:val="clear"/>
+            <w:tcMar>
+              <w:top w:type="dxa" w:w="60"/>
+              <w:left w:type="dxa" w:w="120"/>
+              <w:bottom w:type="dxa" w:w="60"/>
+              <w:right w:type="dxa" w:w="120"/>
+            </w:tcMar>
+            <w:vAlign w:val="top"/>
+          </w:tcPr>
+          <w:p>
+            <w:pPr>
+              <w:spacing w:after="40" w:before="0"/>
+              <w:jc w:val="left"/>
+            </w:pPr>
+            <w:r>
+              <w:rPr>
+                <w:rFonts w:ascii="Arial" w:cs="Arial" w:eastAsia="Arial" w:hAnsi="Arial"/>
+                <w:b w:val="false"/>
+                <w:bCs w:val="false"/>
+                <w:i w:val="false"/>
+                <w:iCs w:val="false"/>
+                <w:color w:val="000000"/>
+                <w:sz w:val="18"/>
+                <w:szCs w:val="18"/>
+              </w:rPr>
+              <w:t xml:space="preserve">Lesson 1 — "Why Did the Stool Fall?" (Moment of a Force)</w:t>
+            </w:r>
+          </w:p>
+          <w:p>
+            <w:pPr>
+              <w:spacing w:after="40" w:before="0"/>
+              <w:jc w:val="left"/>
+            </w:pPr>
+            <w:r>
+              <w:rPr>
+                <w:rFonts w:ascii="Arial" w:cs="Arial" w:eastAsia="Arial" w:hAnsi="Arial"/>
+                <w:b w:val="false"/>
+                <w:bCs w:val="false"/>
+                <w:i w:val="false"/>
+                <w:iCs w:val="false"/>
+                <w:color w:val="000000"/>
+                <w:sz w:val="18"/>
+                <w:szCs w:val="18"/>
+              </w:rPr>
+              <w:t xml:space="preserve">Students observe the anchoring phenomenon (Jiko stool toppling vs. staying upright) and record initial predictions. They are introduced to the concept of the turning effect of a force — the moment — and derive the formula Moment = Force × Perpendicular Distance. They calculate moments for simple scenarios (e.g., pushing open a school gate at different distances from the hinge) and post their first "I notice / I wonder" questions on the Driving Question Board. The cumulative model begins: a diagram of the stool with force arrows.</w:t>
+            </w:r>
+          </w:p>
+          <w:p>
+            <w:pPr>
+              <w:spacing w:after="40" w:before="0"/>
+              <w:jc w:val="left"/>
+            </w:pPr>
+            <w:r>
+              <w:rPr>
+                <w:rFonts w:ascii="Arial" w:cs="Arial" w:eastAsia="Arial" w:hAnsi="Arial"/>
+                <w:b w:val="false"/>
+                <w:bCs w:val="false"/>
+                <w:i w:val="false"/>
+                <w:iCs w:val="false"/>
+                <w:color w:val="000000"/>
+                <w:sz w:val="18"/>
+                <w:szCs w:val="18"/>
+              </w:rPr>
+              <w:t xml:space="preserve"/>
+            </w:r>
+          </w:p>
+          <w:p>
+            <w:pPr>
+              <w:spacing w:after="40" w:before="0"/>
+              <w:jc w:val="left"/>
+            </w:pPr>
+            <w:r>
+              <w:rPr>
+                <w:rFonts w:ascii="Arial" w:cs="Arial" w:eastAsia="Arial" w:hAnsi="Arial"/>
+                <w:b w:val="false"/>
+                <w:bCs w:val="false"/>
+                <w:i w:val="false"/>
+                <w:iCs w:val="false"/>
+                <w:color w:val="000000"/>
+                <w:sz w:val="18"/>
+                <w:szCs w:val="18"/>
+              </w:rPr>
+              <w:t xml:space="preserve">Lesson 2 — "What Makes a See-Saw Balance?" (Principle of Moments)</w:t>
+            </w:r>
+          </w:p>
+          <w:p>
+            <w:pPr>
+              <w:spacing w:after="40" w:before="0"/>
+              <w:jc w:val="left"/>
+            </w:pPr>
+            <w:r>
+              <w:rPr>
+                <w:rFonts w:ascii="Arial" w:cs="Arial" w:eastAsia="Arial" w:hAnsi="Arial"/>
+                <w:b w:val="false"/>
+                <w:bCs w:val="false"/>
+                <w:i w:val="false"/>
+                <w:iCs w:val="false"/>
+                <w:color w:val="000000"/>
+                <w:sz w:val="18"/>
+                <w:szCs w:val="18"/>
+              </w:rPr>
+              <w:t xml:space="preserve">Students investigate the Principle of Moments experimentally using a metre rule, a pencil pivot, and improvised masses (bags of beans, coins). They tabulate clockwise and anti-clockwise moments, identify the pattern, and state the Principle. They apply it to solve quantitative problems including a traditional Kenyan see-saw (bao plank across a log). The cumulative model gains moment-arm annotations and a balance condition label.</w:t>
+            </w:r>
+          </w:p>
+          <w:p>
+            <w:pPr>
+              <w:spacing w:after="40" w:before="0"/>
+              <w:jc w:val="left"/>
+            </w:pPr>
+            <w:r>
+              <w:rPr>
+                <w:rFonts w:ascii="Arial" w:cs="Arial" w:eastAsia="Arial" w:hAnsi="Arial"/>
+                <w:b w:val="false"/>
+                <w:bCs w:val="false"/>
+                <w:i w:val="false"/>
+                <w:iCs w:val="false"/>
+                <w:color w:val="000000"/>
+                <w:sz w:val="18"/>
+                <w:szCs w:val="18"/>
+              </w:rPr>
+              <w:t xml:space="preserve"/>
+            </w:r>
+          </w:p>
+          <w:p>
+            <w:pPr>
+              <w:spacing w:after="40" w:before="0"/>
+              <w:jc w:val="left"/>
+            </w:pPr>
+            <w:r>
+              <w:rPr>
+                <w:rFonts w:ascii="Arial" w:cs="Arial" w:eastAsia="Arial" w:hAnsi="Arial"/>
+                <w:b w:val="false"/>
+                <w:bCs w:val="false"/>
+                <w:i w:val="false"/>
+                <w:iCs w:val="false"/>
+                <w:color w:val="000000"/>
+                <w:sz w:val="18"/>
+                <w:szCs w:val="18"/>
+              </w:rPr>
+              <w:t xml:space="preserve">Lesson 3 — "Where Is the 'Balance Point' Hiding?" (Centre of Gravity — Regular and Irregular Objects)</w:t>
+            </w:r>
+          </w:p>
+          <w:p>
+            <w:pPr>
+              <w:spacing w:after="40" w:before="0"/>
+              <w:jc w:val="left"/>
+            </w:pPr>
+            <w:r>
+              <w:rPr>
+                <w:rFonts w:ascii="Arial" w:cs="Arial" w:eastAsia="Arial" w:hAnsi="Arial"/>
+                <w:b w:val="false"/>
+                <w:bCs w:val="false"/>
+                <w:i w:val="false"/>
+                <w:iCs w:val="false"/>
+                <w:color w:val="000000"/>
+                <w:sz w:val="18"/>
+                <w:szCs w:val="18"/>
+              </w:rPr>
+              <w:t xml:space="preserve">Students determine the centre of gravity of regular shapes (ruler, rectangular cardboard) by calculation and of irregular shapes (cut-out map of Kenya, oddly shaped plywood) by the plumb-line suspension method. They link the position of centre of gravity to the balance-point concept established in Lesson 2. The cumulative model gains a centre-of-gravity marker (×) on the stool diagram.</w:t>
+            </w:r>
+          </w:p>
+          <w:p>
+            <w:pPr>
+              <w:spacing w:after="40" w:before="0"/>
+              <w:jc w:val="left"/>
+            </w:pPr>
+            <w:r>
+              <w:rPr>
+                <w:rFonts w:ascii="Arial" w:cs="Arial" w:eastAsia="Arial" w:hAnsi="Arial"/>
+                <w:b w:val="false"/>
+                <w:bCs w:val="false"/>
+                <w:i w:val="false"/>
+                <w:iCs w:val="false"/>
+                <w:color w:val="000000"/>
+                <w:sz w:val="18"/>
+                <w:szCs w:val="18"/>
+              </w:rPr>
+              <w:t xml:space="preserve"/>
+            </w:r>
+          </w:p>
+          <w:p>
+            <w:pPr>
+              <w:spacing w:after="40" w:before="0"/>
+              <w:jc w:val="left"/>
+            </w:pPr>
+            <w:r>
+              <w:rPr>
+                <w:rFonts w:ascii="Arial" w:cs="Arial" w:eastAsia="Arial" w:hAnsi="Arial"/>
+                <w:b w:val="false"/>
+                <w:bCs w:val="false"/>
+                <w:i w:val="false"/>
+                <w:iCs w:val="false"/>
+                <w:color w:val="000000"/>
+                <w:sz w:val="18"/>
+                <w:szCs w:val="18"/>
+              </w:rPr>
+              <w:t xml:space="preserve">Lesson 4 — "Stable, Unstable, or Neutral — How Do We Decide?" (States of Equilibrium)</w:t>
+            </w:r>
+          </w:p>
+          <w:p>
+            <w:pPr>
+              <w:spacing w:after="40" w:before="0"/>
+              <w:jc w:val="left"/>
+            </w:pPr>
+            <w:r>
+              <w:rPr>
+                <w:rFonts w:ascii="Arial" w:cs="Arial" w:eastAsia="Arial" w:hAnsi="Arial"/>
+                <w:b w:val="false"/>
+                <w:bCs w:val="false"/>
+                <w:i w:val="false"/>
+                <w:iCs w:val="false"/>
+                <w:color w:val="000000"/>
+                <w:sz w:val="18"/>
+                <w:szCs w:val="18"/>
+              </w:rPr>
+              <w:t xml:space="preserve">Students test objects of different shapes and base widths (a tall thin bottle, a wide flat tin, a ball, a cone) by tilting them to small angles and observing whether they return, continue to fall, or stay tilted. They classify each as stable, unstable, or neutral and construct explanations linking each state to the vertical line through the centre of gravity and the base of support. The anchoring phenomenon is revisited: students now explain the stool's behaviour in these terms. The cumulative model gains stability-state annotations.</w:t>
+            </w:r>
+          </w:p>
+          <w:p>
+            <w:pPr>
+              <w:spacing w:after="40" w:before="0"/>
+              <w:jc w:val="left"/>
+            </w:pPr>
+            <w:r>
+              <w:rPr>
+                <w:rFonts w:ascii="Arial" w:cs="Arial" w:eastAsia="Arial" w:hAnsi="Arial"/>
+                <w:b w:val="false"/>
+                <w:bCs w:val="false"/>
+                <w:i w:val="false"/>
+                <w:iCs w:val="false"/>
+                <w:color w:val="000000"/>
+                <w:sz w:val="18"/>
+                <w:szCs w:val="18"/>
+              </w:rPr>
+              <w:t xml:space="preserve"/>
+            </w:r>
+          </w:p>
+          <w:p>
+            <w:pPr>
+              <w:spacing w:after="40" w:before="0"/>
+              <w:jc w:val="left"/>
+            </w:pPr>
+            <w:r>
+              <w:rPr>
+                <w:rFonts w:ascii="Arial" w:cs="Arial" w:eastAsia="Arial" w:hAnsi="Arial"/>
+                <w:b w:val="false"/>
+                <w:bCs w:val="false"/>
+                <w:i w:val="false"/>
+                <w:iCs w:val="false"/>
+                <w:color w:val="000000"/>
+                <w:sz w:val="18"/>
+                <w:szCs w:val="18"/>
+              </w:rPr>
+              <w:t xml:space="preserve">Lesson 5 — "How Do Engineers Keep Things From Falling?" (Factors Affecting Stability and Real-Life Applications)</w:t>
+            </w:r>
+          </w:p>
+          <w:p>
+            <w:pPr>
+              <w:spacing w:after="40" w:before="0"/>
+              <w:jc w:val="left"/>
+            </w:pPr>
+            <w:r>
+              <w:rPr>
+                <w:rFonts w:ascii="Arial" w:cs="Arial" w:eastAsia="Arial" w:hAnsi="Arial"/>
+                <w:b w:val="false"/>
+                <w:bCs w:val="false"/>
+                <w:i w:val="false"/>
+                <w:iCs w:val="false"/>
+                <w:color w:val="000000"/>
+                <w:sz w:val="18"/>
+                <w:szCs w:val="18"/>
+              </w:rPr>
+              <w:t xml:space="preserve">Students investigate how lowering the centre of gravity (adding clay to the base of a tall cardboard box) and widening the base (adjusting cardboard flaps) each independently increase stability. They connect findings to real engineering contexts: crane design, double-decker bus geometry, and why maize sacks are stacked in an interlocking pattern. A case-study card on a Nairobi construction-site crane accident is analysed using moment and stability principles. The cumulative model is updated with stability-factor labels and an engineering example inset.</w:t>
+            </w:r>
+          </w:p>
+          <w:p>
+            <w:pPr>
+              <w:spacing w:after="40" w:before="0"/>
+              <w:jc w:val="left"/>
+            </w:pPr>
+            <w:r>
+              <w:rPr>
+                <w:rFonts w:ascii="Arial" w:cs="Arial" w:eastAsia="Arial" w:hAnsi="Arial"/>
+                <w:b w:val="false"/>
+                <w:bCs w:val="false"/>
+                <w:i w:val="false"/>
+                <w:iCs w:val="false"/>
+                <w:color w:val="000000"/>
+                <w:sz w:val="18"/>
+                <w:szCs w:val="18"/>
+              </w:rPr>
+              <w:t xml:space="preserve"/>
+            </w:r>
+          </w:p>
+          <w:p>
+            <w:pPr>
+              <w:spacing w:after="40" w:before="0"/>
+              <w:jc w:val="left"/>
+            </w:pPr>
+            <w:r>
+              <w:rPr>
+                <w:rFonts w:ascii="Arial" w:cs="Arial" w:eastAsia="Arial" w:hAnsi="Arial"/>
+                <w:b w:val="false"/>
+                <w:bCs w:val="false"/>
+                <w:i w:val="false"/>
+                <w:iCs w:val="false"/>
+                <w:color w:val="000000"/>
+                <w:sz w:val="18"/>
+                <w:szCs w:val="18"/>
+              </w:rPr>
+              <w:t xml:space="preserve">Lesson 6 — "Can We Explain and Predict Toppling?" (Consolidation, Model Finalisation, and DQB Review)</w:t>
+            </w:r>
+          </w:p>
+          <w:p>
+            <w:pPr>
+              <w:spacing w:after="40" w:before="0"/>
+              <w:jc w:val="left"/>
+            </w:pPr>
+            <w:r>
+              <w:rPr>
+                <w:rFonts w:ascii="Arial" w:cs="Arial" w:eastAsia="Arial" w:hAnsi="Arial"/>
+                <w:b w:val="false"/>
+                <w:bCs w:val="false"/>
+                <w:i w:val="false"/>
+                <w:iCs w:val="false"/>
+                <w:color w:val="000000"/>
+                <w:sz w:val="18"/>
+                <w:szCs w:val="18"/>
+              </w:rPr>
+              <w:t xml:space="preserve">Students return to the full anchoring phenomenon and all supporting phenomena, using their completed cumulative model to write a full scientific explanation of when and why objects topple or remain stable. The Driving Question Board is reviewed: each posted question is answered with evidence from the unit. Students present their models in groups, peer-assess using a co-constructed rubric, and reflect on career connections. A summative problem set (including a jerrycan-on-stool moment calculation) is completed individually to assess mastery of learning outcomes.</w:t>
+            </w:r>
+          </w:p>
+        </w:tc>
+      </w:tr>
+      <w:tr>
+        <w:tc>
+          <w:tcPr>
+            <w:tcW w:type="dxa" w:w="3000"/>
+            <w:shd w:fill="EAD1F5" w:color="auto" w:val="clear"/>
+            <w:tcMar>
+              <w:top w:type="dxa" w:w="60"/>
+              <w:left w:type="dxa" w:w="120"/>
+              <w:bottom w:type="dxa" w:w="60"/>
+              <w:right w:type="dxa" w:w="120"/>
+            </w:tcMar>
+            <w:vAlign w:val="top"/>
+          </w:tcPr>
+          <w:p>
+            <w:pPr>
+              <w:spacing w:after="40" w:before="0"/>
+              <w:jc w:val="left"/>
+            </w:pPr>
+            <w:r>
+              <w:rPr>
+                <w:rFonts w:ascii="Arial" w:cs="Arial" w:eastAsia="Arial" w:hAnsi="Arial"/>
+                <w:b/>
+                <w:bCs/>
+                <w:i w:val="false"/>
+                <w:iCs w:val="false"/>
+                <w:color w:val="000000"/>
+                <w:sz w:val="18"/>
+                <w:szCs w:val="18"/>
+              </w:rPr>
+              <w:t xml:space="preserve">Supporting Phenomena</w:t>
+            </w:r>
+          </w:p>
+        </w:tc>
+        <w:tc>
+          <w:tcPr>
+            <w:tcW w:type="dxa" w:w="10680"/>
+            <w:shd w:fill="FFFFFF" w:color="auto" w:val="clear"/>
+            <w:tcMar>
+              <w:top w:type="dxa" w:w="60"/>
+              <w:left w:type="dxa" w:w="120"/>
+              <w:bottom w:type="dxa" w:w="60"/>
+              <w:right w:type="dxa" w:w="120"/>
+            </w:tcMar>
+            <w:vAlign w:val="top"/>
+          </w:tcPr>
+          <w:p>
+            <w:pPr>
+              <w:spacing w:after="30" w:before="0"/>
+              <w:ind w:left="360" w:hanging="180"/>
+              <w:jc w:val="left"/>
+            </w:pPr>
+            <w:r>
+              <w:rPr>
+                <w:rFonts w:ascii="Arial" w:cs="Arial" w:eastAsia="Arial" w:hAnsi="Arial"/>
+                <w:b w:val="false"/>
+                <w:bCs w:val="false"/>
+                <w:i w:val="false"/>
+                <w:iCs w:val="false"/>
+                <w:color w:val="000000"/>
+                <w:sz w:val="18"/>
+                <w:szCs w:val="18"/>
+              </w:rPr>
+              <w:t xml:space="preserve">–  The Leaning Sugarcane Stack: At a Kisumu market, tall bundles of sugarcane leaning at a steep angle suddenly crash over while shorter, wider bundles remain stable — prompting questions about how the height of the centre of gravity relative to the base governs toppling.</w:t>
+            </w:r>
+          </w:p>
+          <w:p>
+            <w:pPr>
+              <w:spacing w:after="30" w:before="0"/>
+              <w:ind w:left="360" w:hanging="180"/>
+              <w:jc w:val="left"/>
+            </w:pPr>
+            <w:r>
+              <w:rPr>
+                <w:rFonts w:ascii="Arial" w:cs="Arial" w:eastAsia="Arial" w:hAnsi="Arial"/>
+                <w:b w:val="false"/>
+                <w:bCs w:val="false"/>
+                <w:i w:val="false"/>
+                <w:iCs w:val="false"/>
+                <w:color w:val="000000"/>
+                <w:sz w:val="18"/>
+                <w:szCs w:val="18"/>
+              </w:rPr>
+              <w:t xml:space="preserve">–  The Balanced Metre Rule: A uniform metre rule balanced on a pencil pivot shifts dramatically when a 50 g mass (a small stone) is moved just 5 cm further from the pivot — a precise, classroom-observable event that makes the idea of a "turning effect depending on distance" concrete and measurable.</w:t>
+            </w:r>
+          </w:p>
+          <w:p>
+            <w:pPr>
+              <w:spacing w:after="30" w:before="0"/>
+              <w:ind w:left="360" w:hanging="180"/>
+              <w:jc w:val="left"/>
+            </w:pPr>
+            <w:r>
+              <w:rPr>
+                <w:rFonts w:ascii="Arial" w:cs="Arial" w:eastAsia="Arial" w:hAnsi="Arial"/>
+                <w:b w:val="false"/>
+                <w:bCs w:val="false"/>
+                <w:i w:val="false"/>
+                <w:iCs w:val="false"/>
+                <w:color w:val="000000"/>
+                <w:sz w:val="18"/>
+                <w:szCs w:val="18"/>
+              </w:rPr>
+              <w:t xml:space="preserve">–  The Swaying Double-Decker Bus: A KBS double-decker bus navigating a sharp roundabout in Nairobi visibly leans outward; students observe (via video clip) that it does not tip — raising questions about how engineers keep the centre of gravity low enough for the bus to remain in equilibrium through the turn.</w:t>
+            </w:r>
+          </w:p>
+          <w:p>
+            <w:pPr>
+              <w:spacing w:after="30" w:before="0"/>
+              <w:ind w:left="360" w:hanging="180"/>
+              <w:jc w:val="left"/>
+            </w:pPr>
+            <w:r>
+              <w:rPr>
+                <w:rFonts w:ascii="Arial" w:cs="Arial" w:eastAsia="Arial" w:hAnsi="Arial"/>
+                <w:b w:val="false"/>
+                <w:bCs w:val="false"/>
+                <w:i w:val="false"/>
+                <w:iCs w:val="false"/>
+                <w:color w:val="000000"/>
+                <w:sz w:val="18"/>
+                <w:szCs w:val="18"/>
+              </w:rPr>
+              <w:t xml:space="preserve">–  The Tightrope Acrobat's Pole: A circus acrobat at a Nairobi cultural festival carries a long, heavy pole held low and horizontal while walking a wire — counterintuitively, the pole makes balance easier, not harder, linking to the idea of deliberately lowering and widening the effective centre-of-gravity system to increase stability.</w:t>
+            </w:r>
+          </w:p>
+        </w:tc>
+      </w:tr>
+    </w:tbl>
+    <w:p>
+      <w:pPr>
+        <w:spacing w:after="120"/>
+      </w:pPr>
+      <w:r>
+        <w:t xml:space="preserve"/>
       </w:r>
     </w:p>
     <w:p>
@@ -150,7 +2478,7 @@
         </w:rPr>
         <w:t xml:space="preserve">© 2026 SeaVuria and ARES. This work is licensed under a </w:t>
       </w:r>
-      <w:hyperlink w:history="1" r:id="rIdjnil5p81unlmq4uhpf-lf">
+      <w:hyperlink w:history="1" r:id="rId7ry2qityxa-uidk3omcbq">
         <w:r>
           <w:rPr>
             <w:rFonts w:ascii="Arial" w:cs="Arial" w:eastAsia="Arial" w:hAnsi="Arial"/>
@@ -170,7 +2498,7 @@
         </w:rPr>
         <w:t xml:space="preserve"> (</w:t>
       </w:r>
-      <w:hyperlink w:history="1" r:id="rIdrhat3jn1j9vga6wi3reuf">
+      <w:hyperlink w:history="1" r:id="rIdt49l7etbonrloosulczum">
         <w:r>
           <w:rPr>
             <w:rFonts w:ascii="Arial" w:cs="Arial" w:eastAsia="Arial" w:hAnsi="Arial"/>
@@ -190,7 +2518,7 @@
         </w:rPr>
         <w:t xml:space="preserve">). To view a copy of this license, visit </w:t>
       </w:r>
-      <w:hyperlink w:history="1" r:id="rId-_8tntqgdciurdvppqzba">
+      <w:hyperlink w:history="1" r:id="rIdi-tyeybxssvcd4ur_wecq">
         <w:r>
           <w:rPr>
             <w:rFonts w:ascii="Arial" w:cs="Arial" w:eastAsia="Arial" w:hAnsi="Arial"/>
@@ -209,2334 +2537,6 @@
           <w:szCs w:val="17"/>
         </w:rPr>
         <w:t xml:space="preserve">. You are free to copy, redistribute, and adapt this material in any medium or format, provided appropriate credit is given and the material is not used for commercial purposes. KICD learning outcomes and curriculum designations reproduced here for alignment purposes remain the property of KICD and are not covered by this license. Linked external resources (e.g. CK-12, Khan Academy, PhET) are subject to their own licenses.</w:t>
-      </w:r>
-    </w:p>
-    <w:p>
-      <w:pPr>
-        <w:spacing w:after="120"/>
-      </w:pPr>
-      <w:r>
-        <w:t xml:space="preserve"/>
-      </w:r>
-    </w:p>
-    <w:tbl>
-      <w:tblPr>
-        <w:tblW w:type="dxa" w:w="13680"/>
-        <w:tblBorders>
-          <w:top w:val="single" w:color="AAAAAA" w:sz="4"/>
-          <w:left w:val="single" w:color="AAAAAA" w:sz="4"/>
-          <w:bottom w:val="single" w:color="AAAAAA" w:sz="4"/>
-          <w:right w:val="single" w:color="AAAAAA" w:sz="4"/>
-          <w:insideH w:val="single" w:color="auto" w:sz="4"/>
-          <w:insideV w:val="single" w:color="auto" w:sz="4"/>
-        </w:tblBorders>
-        <w:tblLayout w:type="fixed"/>
-      </w:tblPr>
-      <w:tblGrid>
-        <w:gridCol w:w="3000"/>
-        <w:gridCol w:w="10680"/>
-      </w:tblGrid>
-      <w:tr>
-        <w:tc>
-          <w:tcPr>
-            <w:tcW w:type="dxa" w:w="13680"/>
-            <w:gridSpan w:val="2"/>
-            <w:shd w:fill="1F3864" w:color="auto" w:val="clear"/>
-            <w:tcMar>
-              <w:top w:type="dxa" w:w="60"/>
-              <w:left w:type="dxa" w:w="120"/>
-              <w:bottom w:type="dxa" w:w="60"/>
-              <w:right w:type="dxa" w:w="120"/>
-            </w:tcMar>
-            <w:vAlign w:val="top"/>
-          </w:tcPr>
-          <w:p>
-            <w:pPr>
-              <w:spacing w:after="40" w:before="0"/>
-              <w:jc w:val="center"/>
-            </w:pPr>
-            <w:r>
-              <w:rPr>
-                <w:rFonts w:ascii="Arial" w:cs="Arial" w:eastAsia="Arial" w:hAnsi="Arial"/>
-                <w:b/>
-                <w:bCs/>
-                <w:i w:val="false"/>
-                <w:iCs w:val="false"/>
-                <w:color w:val="FFFFFF"/>
-                <w:sz w:val="22"/>
-                <w:szCs w:val="22"/>
-              </w:rPr>
-              <w:t xml:space="preserve">SUB-STRAND OVERVIEW</w:t>
-            </w:r>
-          </w:p>
-        </w:tc>
-      </w:tr>
-      <w:tr>
-        <w:tc>
-          <w:tcPr>
-            <w:tcW w:type="dxa" w:w="3000"/>
-            <w:shd w:fill="D5E8F0" w:color="auto" w:val="clear"/>
-            <w:tcMar>
-              <w:top w:type="dxa" w:w="60"/>
-              <w:left w:type="dxa" w:w="120"/>
-              <w:bottom w:type="dxa" w:w="60"/>
-              <w:right w:type="dxa" w:w="120"/>
-            </w:tcMar>
-            <w:vAlign w:val="top"/>
-          </w:tcPr>
-          <w:p>
-            <w:pPr>
-              <w:spacing w:after="40" w:before="0"/>
-              <w:jc w:val="left"/>
-            </w:pPr>
-            <w:r>
-              <w:rPr>
-                <w:rFonts w:ascii="Arial" w:cs="Arial" w:eastAsia="Arial" w:hAnsi="Arial"/>
-                <w:b/>
-                <w:bCs/>
-                <w:i w:val="false"/>
-                <w:iCs w:val="false"/>
-                <w:color w:val="000000"/>
-                <w:sz w:val="18"/>
-                <w:szCs w:val="18"/>
-              </w:rPr>
-              <w:t xml:space="preserve">Grade Level</w:t>
-            </w:r>
-          </w:p>
-        </w:tc>
-        <w:tc>
-          <w:tcPr>
-            <w:tcW w:type="dxa" w:w="10680"/>
-            <w:shd w:fill="FFFFFF" w:color="auto" w:val="clear"/>
-            <w:tcMar>
-              <w:top w:type="dxa" w:w="60"/>
-              <w:left w:type="dxa" w:w="120"/>
-              <w:bottom w:type="dxa" w:w="60"/>
-              <w:right w:type="dxa" w:w="120"/>
-            </w:tcMar>
-            <w:vAlign w:val="top"/>
-          </w:tcPr>
-          <w:p>
-            <w:pPr>
-              <w:spacing w:after="40" w:before="0"/>
-              <w:jc w:val="left"/>
-            </w:pPr>
-            <w:r>
-              <w:rPr>
-                <w:rFonts w:ascii="Arial" w:cs="Arial" w:eastAsia="Arial" w:hAnsi="Arial"/>
-                <w:b w:val="false"/>
-                <w:bCs w:val="false"/>
-                <w:i w:val="false"/>
-                <w:iCs w:val="false"/>
-                <w:color w:val="000000"/>
-                <w:sz w:val="18"/>
-                <w:szCs w:val="18"/>
-              </w:rPr>
-              <w:t xml:space="preserve">10</w:t>
-            </w:r>
-          </w:p>
-        </w:tc>
-      </w:tr>
-      <w:tr>
-        <w:tc>
-          <w:tcPr>
-            <w:tcW w:type="dxa" w:w="3000"/>
-            <w:shd w:fill="D5E8F0" w:color="auto" w:val="clear"/>
-            <w:tcMar>
-              <w:top w:type="dxa" w:w="60"/>
-              <w:left w:type="dxa" w:w="120"/>
-              <w:bottom w:type="dxa" w:w="60"/>
-              <w:right w:type="dxa" w:w="120"/>
-            </w:tcMar>
-            <w:vAlign w:val="top"/>
-          </w:tcPr>
-          <w:p>
-            <w:pPr>
-              <w:spacing w:after="40" w:before="0"/>
-              <w:jc w:val="left"/>
-            </w:pPr>
-            <w:r>
-              <w:rPr>
-                <w:rFonts w:ascii="Arial" w:cs="Arial" w:eastAsia="Arial" w:hAnsi="Arial"/>
-                <w:b/>
-                <w:bCs/>
-                <w:i w:val="false"/>
-                <w:iCs w:val="false"/>
-                <w:color w:val="000000"/>
-                <w:sz w:val="18"/>
-                <w:szCs w:val="18"/>
-              </w:rPr>
-              <w:t xml:space="preserve">Subject</w:t>
-            </w:r>
-          </w:p>
-        </w:tc>
-        <w:tc>
-          <w:tcPr>
-            <w:tcW w:type="dxa" w:w="10680"/>
-            <w:shd w:fill="FFFFFF" w:color="auto" w:val="clear"/>
-            <w:tcMar>
-              <w:top w:type="dxa" w:w="60"/>
-              <w:left w:type="dxa" w:w="120"/>
-              <w:bottom w:type="dxa" w:w="60"/>
-              <w:right w:type="dxa" w:w="120"/>
-            </w:tcMar>
-            <w:vAlign w:val="top"/>
-          </w:tcPr>
-          <w:p>
-            <w:pPr>
-              <w:spacing w:after="40" w:before="0"/>
-              <w:jc w:val="left"/>
-            </w:pPr>
-            <w:r>
-              <w:rPr>
-                <w:rFonts w:ascii="Arial" w:cs="Arial" w:eastAsia="Arial" w:hAnsi="Arial"/>
-                <w:b w:val="false"/>
-                <w:bCs w:val="false"/>
-                <w:i w:val="false"/>
-                <w:iCs w:val="false"/>
-                <w:color w:val="000000"/>
-                <w:sz w:val="18"/>
-                <w:szCs w:val="18"/>
-              </w:rPr>
-              <w:t xml:space="preserve">Physics</w:t>
-            </w:r>
-          </w:p>
-        </w:tc>
-      </w:tr>
-      <w:tr>
-        <w:tc>
-          <w:tcPr>
-            <w:tcW w:type="dxa" w:w="3000"/>
-            <w:shd w:fill="D5E8F0" w:color="auto" w:val="clear"/>
-            <w:tcMar>
-              <w:top w:type="dxa" w:w="60"/>
-              <w:left w:type="dxa" w:w="120"/>
-              <w:bottom w:type="dxa" w:w="60"/>
-              <w:right w:type="dxa" w:w="120"/>
-            </w:tcMar>
-            <w:vAlign w:val="top"/>
-          </w:tcPr>
-          <w:p>
-            <w:pPr>
-              <w:spacing w:after="40" w:before="0"/>
-              <w:jc w:val="left"/>
-            </w:pPr>
-            <w:r>
-              <w:rPr>
-                <w:rFonts w:ascii="Arial" w:cs="Arial" w:eastAsia="Arial" w:hAnsi="Arial"/>
-                <w:b/>
-                <w:bCs/>
-                <w:i w:val="false"/>
-                <w:iCs w:val="false"/>
-                <w:color w:val="000000"/>
-                <w:sz w:val="18"/>
-                <w:szCs w:val="18"/>
-              </w:rPr>
-              <w:t xml:space="preserve">Strand</w:t>
-            </w:r>
-          </w:p>
-        </w:tc>
-        <w:tc>
-          <w:tcPr>
-            <w:tcW w:type="dxa" w:w="10680"/>
-            <w:shd w:fill="FFFFFF" w:color="auto" w:val="clear"/>
-            <w:tcMar>
-              <w:top w:type="dxa" w:w="60"/>
-              <w:left w:type="dxa" w:w="120"/>
-              <w:bottom w:type="dxa" w:w="60"/>
-              <w:right w:type="dxa" w:w="120"/>
-            </w:tcMar>
-            <w:vAlign w:val="top"/>
-          </w:tcPr>
-          <w:p>
-            <w:pPr>
-              <w:spacing w:after="40" w:before="0"/>
-              <w:jc w:val="left"/>
-            </w:pPr>
-            <w:r>
-              <w:rPr>
-                <w:rFonts w:ascii="Arial" w:cs="Arial" w:eastAsia="Arial" w:hAnsi="Arial"/>
-                <w:b w:val="false"/>
-                <w:bCs w:val="false"/>
-                <w:i w:val="false"/>
-                <w:iCs w:val="false"/>
-                <w:color w:val="000000"/>
-                <w:sz w:val="18"/>
-                <w:szCs w:val="18"/>
-              </w:rPr>
-              <w:t xml:space="preserve">Strand 1.0: Mechanics and Thermal Physics</w:t>
-            </w:r>
-          </w:p>
-        </w:tc>
-      </w:tr>
-      <w:tr>
-        <w:tc>
-          <w:tcPr>
-            <w:tcW w:type="dxa" w:w="3000"/>
-            <w:shd w:fill="D5E8F0" w:color="auto" w:val="clear"/>
-            <w:tcMar>
-              <w:top w:type="dxa" w:w="60"/>
-              <w:left w:type="dxa" w:w="120"/>
-              <w:bottom w:type="dxa" w:w="60"/>
-              <w:right w:type="dxa" w:w="120"/>
-            </w:tcMar>
-            <w:vAlign w:val="top"/>
-          </w:tcPr>
-          <w:p>
-            <w:pPr>
-              <w:spacing w:after="40" w:before="0"/>
-              <w:jc w:val="left"/>
-            </w:pPr>
-            <w:r>
-              <w:rPr>
-                <w:rFonts w:ascii="Arial" w:cs="Arial" w:eastAsia="Arial" w:hAnsi="Arial"/>
-                <w:b/>
-                <w:bCs/>
-                <w:i w:val="false"/>
-                <w:iCs w:val="false"/>
-                <w:color w:val="000000"/>
-                <w:sz w:val="18"/>
-                <w:szCs w:val="18"/>
-              </w:rPr>
-              <w:t xml:space="preserve">Sub-Strand</w:t>
-            </w:r>
-          </w:p>
-        </w:tc>
-        <w:tc>
-          <w:tcPr>
-            <w:tcW w:type="dxa" w:w="10680"/>
-            <w:shd w:fill="FFFFFF" w:color="auto" w:val="clear"/>
-            <w:tcMar>
-              <w:top w:type="dxa" w:w="60"/>
-              <w:left w:type="dxa" w:w="120"/>
-              <w:bottom w:type="dxa" w:w="60"/>
-              <w:right w:type="dxa" w:w="120"/>
-            </w:tcMar>
-            <w:vAlign w:val="top"/>
-          </w:tcPr>
-          <w:p>
-            <w:pPr>
-              <w:spacing w:after="40" w:before="0"/>
-              <w:jc w:val="left"/>
-            </w:pPr>
-            <w:r>
-              <w:rPr>
-                <w:rFonts w:ascii="Arial" w:cs="Arial" w:eastAsia="Arial" w:hAnsi="Arial"/>
-                <w:b w:val="false"/>
-                <w:bCs w:val="false"/>
-                <w:i w:val="false"/>
-                <w:iCs w:val="false"/>
-                <w:color w:val="000000"/>
-                <w:sz w:val="18"/>
-                <w:szCs w:val="18"/>
-              </w:rPr>
-              <w:t xml:space="preserve">Sub-Strand 1.5: Moments and Equilibrium</w:t>
-            </w:r>
-          </w:p>
-        </w:tc>
-      </w:tr>
-      <w:tr>
-        <w:tc>
-          <w:tcPr>
-            <w:tcW w:type="dxa" w:w="3000"/>
-            <w:shd w:fill="D5E8F0" w:color="auto" w:val="clear"/>
-            <w:tcMar>
-              <w:top w:type="dxa" w:w="60"/>
-              <w:left w:type="dxa" w:w="120"/>
-              <w:bottom w:type="dxa" w:w="60"/>
-              <w:right w:type="dxa" w:w="120"/>
-            </w:tcMar>
-            <w:vAlign w:val="top"/>
-          </w:tcPr>
-          <w:p>
-            <w:pPr>
-              <w:spacing w:after="40" w:before="0"/>
-              <w:jc w:val="left"/>
-            </w:pPr>
-            <w:r>
-              <w:rPr>
-                <w:rFonts w:ascii="Arial" w:cs="Arial" w:eastAsia="Arial" w:hAnsi="Arial"/>
-                <w:b/>
-                <w:bCs/>
-                <w:i w:val="false"/>
-                <w:iCs w:val="false"/>
-                <w:color w:val="000000"/>
-                <w:sz w:val="18"/>
-                <w:szCs w:val="18"/>
-              </w:rPr>
-              <w:t xml:space="preserve">Total Duration</w:t>
-            </w:r>
-          </w:p>
-        </w:tc>
-        <w:tc>
-          <w:tcPr>
-            <w:tcW w:type="dxa" w:w="10680"/>
-            <w:shd w:fill="FFFFFF" w:color="auto" w:val="clear"/>
-            <w:tcMar>
-              <w:top w:type="dxa" w:w="60"/>
-              <w:left w:type="dxa" w:w="120"/>
-              <w:bottom w:type="dxa" w:w="60"/>
-              <w:right w:type="dxa" w:w="120"/>
-            </w:tcMar>
-            <w:vAlign w:val="top"/>
-          </w:tcPr>
-          <w:p>
-            <w:pPr>
-              <w:spacing w:after="40" w:before="0"/>
-              <w:jc w:val="left"/>
-            </w:pPr>
-            <w:r>
-              <w:rPr>
-                <w:rFonts w:ascii="Arial" w:cs="Arial" w:eastAsia="Arial" w:hAnsi="Arial"/>
-                <w:b w:val="false"/>
-                <w:bCs w:val="false"/>
-                <w:i w:val="false"/>
-                <w:iCs w:val="false"/>
-                <w:color w:val="000000"/>
-                <w:sz w:val="18"/>
-                <w:szCs w:val="18"/>
-              </w:rPr>
-              <w:t xml:space="preserve">6 lessons × 40 minutes = 240 minutes total</w:t>
-            </w:r>
-          </w:p>
-        </w:tc>
-      </w:tr>
-      <w:tr>
-        <w:tc>
-          <w:tcPr>
-            <w:tcW w:type="dxa" w:w="3000"/>
-            <w:shd w:fill="D5E8F0" w:color="auto" w:val="clear"/>
-            <w:tcMar>
-              <w:top w:type="dxa" w:w="60"/>
-              <w:left w:type="dxa" w:w="120"/>
-              <w:bottom w:type="dxa" w:w="60"/>
-              <w:right w:type="dxa" w:w="120"/>
-            </w:tcMar>
-            <w:vAlign w:val="top"/>
-          </w:tcPr>
-          <w:p>
-            <w:pPr>
-              <w:spacing w:after="40" w:before="0"/>
-              <w:jc w:val="left"/>
-            </w:pPr>
-            <w:r>
-              <w:rPr>
-                <w:rFonts w:ascii="Arial" w:cs="Arial" w:eastAsia="Arial" w:hAnsi="Arial"/>
-                <w:b/>
-                <w:bCs/>
-                <w:i w:val="false"/>
-                <w:iCs w:val="false"/>
-                <w:color w:val="000000"/>
-                <w:sz w:val="18"/>
-                <w:szCs w:val="18"/>
-              </w:rPr>
-              <w:t xml:space="preserve">Sub-Strand Content</w:t>
-            </w:r>
-          </w:p>
-        </w:tc>
-        <w:tc>
-          <w:tcPr>
-            <w:tcW w:type="dxa" w:w="10680"/>
-            <w:shd w:fill="FFFFFF" w:color="auto" w:val="clear"/>
-            <w:tcMar>
-              <w:top w:type="dxa" w:w="60"/>
-              <w:left w:type="dxa" w:w="120"/>
-              <w:bottom w:type="dxa" w:w="60"/>
-              <w:right w:type="dxa" w:w="120"/>
-            </w:tcMar>
-            <w:vAlign w:val="top"/>
-          </w:tcPr>
-          <w:p>
-            <w:pPr>
-              <w:spacing w:after="30" w:before="0"/>
-              <w:ind w:left="360" w:hanging="180"/>
-              <w:jc w:val="left"/>
-            </w:pPr>
-            <w:r>
-              <w:rPr>
-                <w:rFonts w:ascii="Arial" w:cs="Arial" w:eastAsia="Arial" w:hAnsi="Arial"/>
-                <w:b w:val="false"/>
-                <w:bCs w:val="false"/>
-                <w:i w:val="false"/>
-                <w:iCs w:val="false"/>
-                <w:color w:val="000000"/>
-                <w:sz w:val="18"/>
-                <w:szCs w:val="18"/>
-              </w:rPr>
-              <w:t xml:space="preserve">–  Turning effect of a force (moment of a force)</w:t>
-            </w:r>
-          </w:p>
-          <w:p>
-            <w:pPr>
-              <w:spacing w:after="30" w:before="0"/>
-              <w:ind w:left="360" w:hanging="180"/>
-              <w:jc w:val="left"/>
-            </w:pPr>
-            <w:r>
-              <w:rPr>
-                <w:rFonts w:ascii="Arial" w:cs="Arial" w:eastAsia="Arial" w:hAnsi="Arial"/>
-                <w:b w:val="false"/>
-                <w:bCs w:val="false"/>
-                <w:i w:val="false"/>
-                <w:iCs w:val="false"/>
-                <w:color w:val="000000"/>
-                <w:sz w:val="18"/>
-                <w:szCs w:val="18"/>
-              </w:rPr>
-              <w:t xml:space="preserve">–  The Principle of Moments</w:t>
-            </w:r>
-          </w:p>
-          <w:p>
-            <w:pPr>
-              <w:spacing w:after="30" w:before="0"/>
-              <w:ind w:left="360" w:hanging="180"/>
-              <w:jc w:val="left"/>
-            </w:pPr>
-            <w:r>
-              <w:rPr>
-                <w:rFonts w:ascii="Arial" w:cs="Arial" w:eastAsia="Arial" w:hAnsi="Arial"/>
-                <w:b w:val="false"/>
-                <w:bCs w:val="false"/>
-                <w:i w:val="false"/>
-                <w:iCs w:val="false"/>
-                <w:color w:val="000000"/>
-                <w:sz w:val="18"/>
-                <w:szCs w:val="18"/>
-              </w:rPr>
-              <w:t xml:space="preserve">–  Conditions for equilibrium of a body under parallel forces</w:t>
-            </w:r>
-          </w:p>
-          <w:p>
-            <w:pPr>
-              <w:spacing w:after="30" w:before="0"/>
-              <w:ind w:left="360" w:hanging="180"/>
-              <w:jc w:val="left"/>
-            </w:pPr>
-            <w:r>
-              <w:rPr>
-                <w:rFonts w:ascii="Arial" w:cs="Arial" w:eastAsia="Arial" w:hAnsi="Arial"/>
-                <w:b w:val="false"/>
-                <w:bCs w:val="false"/>
-                <w:i w:val="false"/>
-                <w:iCs w:val="false"/>
-                <w:color w:val="000000"/>
-                <w:sz w:val="18"/>
-                <w:szCs w:val="18"/>
-              </w:rPr>
-              <w:t xml:space="preserve">–  Centre of gravity and its determination for regular and irregular objects</w:t>
-            </w:r>
-          </w:p>
-          <w:p>
-            <w:pPr>
-              <w:spacing w:after="30" w:before="0"/>
-              <w:ind w:left="360" w:hanging="180"/>
-              <w:jc w:val="left"/>
-            </w:pPr>
-            <w:r>
-              <w:rPr>
-                <w:rFonts w:ascii="Arial" w:cs="Arial" w:eastAsia="Arial" w:hAnsi="Arial"/>
-                <w:b w:val="false"/>
-                <w:bCs w:val="false"/>
-                <w:i w:val="false"/>
-                <w:iCs w:val="false"/>
-                <w:color w:val="000000"/>
-                <w:sz w:val="18"/>
-                <w:szCs w:val="18"/>
-              </w:rPr>
-              <w:t xml:space="preserve">–  Stability and states of equilibrium (stable, unstable, and neutral)</w:t>
-            </w:r>
-          </w:p>
-          <w:p>
-            <w:pPr>
-              <w:spacing w:after="30" w:before="0"/>
-              <w:ind w:left="360" w:hanging="180"/>
-              <w:jc w:val="left"/>
-            </w:pPr>
-            <w:r>
-              <w:rPr>
-                <w:rFonts w:ascii="Arial" w:cs="Arial" w:eastAsia="Arial" w:hAnsi="Arial"/>
-                <w:b w:val="false"/>
-                <w:bCs w:val="false"/>
-                <w:i w:val="false"/>
-                <w:iCs w:val="false"/>
-                <w:color w:val="000000"/>
-                <w:sz w:val="18"/>
-                <w:szCs w:val="18"/>
-              </w:rPr>
-              <w:t xml:space="preserve">–  Factors affecting stability: base area and position of centre of gravity</w:t>
-            </w:r>
-          </w:p>
-          <w:p>
-            <w:pPr>
-              <w:spacing w:after="30" w:before="0"/>
-              <w:ind w:left="360" w:hanging="180"/>
-              <w:jc w:val="left"/>
-            </w:pPr>
-            <w:r>
-              <w:rPr>
-                <w:rFonts w:ascii="Arial" w:cs="Arial" w:eastAsia="Arial" w:hAnsi="Arial"/>
-                <w:b w:val="false"/>
-                <w:bCs w:val="false"/>
-                <w:i w:val="false"/>
-                <w:iCs w:val="false"/>
-                <w:color w:val="000000"/>
-                <w:sz w:val="18"/>
-                <w:szCs w:val="18"/>
-              </w:rPr>
-              <w:t xml:space="preserve">–  Application of moments and equilibrium in everyday life (see-saws, cranes, human body posture, Maasai warriors carrying loads)</w:t>
-            </w:r>
-          </w:p>
-        </w:tc>
-      </w:tr>
-      <w:tr>
-        <w:tc>
-          <w:tcPr>
-            <w:tcW w:type="dxa" w:w="3000"/>
-            <w:shd w:fill="D5E8F0" w:color="auto" w:val="clear"/>
-            <w:tcMar>
-              <w:top w:type="dxa" w:w="60"/>
-              <w:left w:type="dxa" w:w="120"/>
-              <w:bottom w:type="dxa" w:w="60"/>
-              <w:right w:type="dxa" w:w="120"/>
-            </w:tcMar>
-            <w:vAlign w:val="top"/>
-          </w:tcPr>
-          <w:p>
-            <w:pPr>
-              <w:spacing w:after="40" w:before="0"/>
-              <w:jc w:val="left"/>
-            </w:pPr>
-            <w:r>
-              <w:rPr>
-                <w:rFonts w:ascii="Arial" w:cs="Arial" w:eastAsia="Arial" w:hAnsi="Arial"/>
-                <w:b/>
-                <w:bCs/>
-                <w:i w:val="false"/>
-                <w:iCs w:val="false"/>
-                <w:color w:val="000000"/>
-                <w:sz w:val="18"/>
-                <w:szCs w:val="18"/>
-              </w:rPr>
-              <w:t xml:space="preserve">Learning Outcomes</w:t>
-            </w:r>
-          </w:p>
-        </w:tc>
-        <w:tc>
-          <w:tcPr>
-            <w:tcW w:type="dxa" w:w="10680"/>
-            <w:shd w:fill="FFFFFF" w:color="auto" w:val="clear"/>
-            <w:tcMar>
-              <w:top w:type="dxa" w:w="60"/>
-              <w:left w:type="dxa" w:w="120"/>
-              <w:bottom w:type="dxa" w:w="60"/>
-              <w:right w:type="dxa" w:w="120"/>
-            </w:tcMar>
-            <w:vAlign w:val="top"/>
-          </w:tcPr>
-          <w:p>
-            <w:pPr>
-              <w:spacing w:after="40" w:before="0"/>
-              <w:jc w:val="left"/>
-            </w:pPr>
-            <w:r>
-              <w:rPr>
-                <w:rFonts w:ascii="Arial" w:cs="Arial" w:eastAsia="Arial" w:hAnsi="Arial"/>
-                <w:b w:val="false"/>
-                <w:bCs w:val="false"/>
-                <w:i w:val="false"/>
-                <w:iCs w:val="false"/>
-                <w:color w:val="000000"/>
-                <w:sz w:val="18"/>
-                <w:szCs w:val="18"/>
-              </w:rPr>
-              <w:t xml:space="preserve">By the end of the sub-strand, the learner should be able to:</w:t>
-            </w:r>
-          </w:p>
-          <w:p>
-            <w:pPr>
-              <w:spacing w:after="40" w:before="0"/>
-              <w:jc w:val="left"/>
-            </w:pPr>
-            <w:r>
-              <w:rPr>
-                <w:rFonts w:ascii="Arial" w:cs="Arial" w:eastAsia="Arial" w:hAnsi="Arial"/>
-                <w:b w:val="false"/>
-                <w:bCs w:val="false"/>
-                <w:i w:val="false"/>
-                <w:iCs w:val="false"/>
-                <w:color w:val="000000"/>
-                <w:sz w:val="18"/>
-                <w:szCs w:val="18"/>
-              </w:rPr>
-              <w:t xml:space="preserve">a) define the moment of a force and calculate moments in given situations,</w:t>
-            </w:r>
-          </w:p>
-          <w:p>
-            <w:pPr>
-              <w:spacing w:after="40" w:before="0"/>
-              <w:jc w:val="left"/>
-            </w:pPr>
-            <w:r>
-              <w:rPr>
-                <w:rFonts w:ascii="Arial" w:cs="Arial" w:eastAsia="Arial" w:hAnsi="Arial"/>
-                <w:b w:val="false"/>
-                <w:bCs w:val="false"/>
-                <w:i w:val="false"/>
-                <w:iCs w:val="false"/>
-                <w:color w:val="000000"/>
-                <w:sz w:val="18"/>
-                <w:szCs w:val="18"/>
-              </w:rPr>
-              <w:t xml:space="preserve">b) state and apply the Principle of Moments to solve problems involving balanced systems,</w:t>
-            </w:r>
-          </w:p>
-          <w:p>
-            <w:pPr>
-              <w:spacing w:after="40" w:before="0"/>
-              <w:jc w:val="left"/>
-            </w:pPr>
-            <w:r>
-              <w:rPr>
-                <w:rFonts w:ascii="Arial" w:cs="Arial" w:eastAsia="Arial" w:hAnsi="Arial"/>
-                <w:b w:val="false"/>
-                <w:bCs w:val="false"/>
-                <w:i w:val="false"/>
-                <w:iCs w:val="false"/>
-                <w:color w:val="000000"/>
-                <w:sz w:val="18"/>
-                <w:szCs w:val="18"/>
-              </w:rPr>
-              <w:t xml:space="preserve">c) state the conditions necessary for a body to be in equilibrium under the action of parallel forces,</w:t>
-            </w:r>
-          </w:p>
-          <w:p>
-            <w:pPr>
-              <w:spacing w:after="40" w:before="0"/>
-              <w:jc w:val="left"/>
-            </w:pPr>
-            <w:r>
-              <w:rPr>
-                <w:rFonts w:ascii="Arial" w:cs="Arial" w:eastAsia="Arial" w:hAnsi="Arial"/>
-                <w:b w:val="false"/>
-                <w:bCs w:val="false"/>
-                <w:i w:val="false"/>
-                <w:iCs w:val="false"/>
-                <w:color w:val="000000"/>
-                <w:sz w:val="18"/>
-                <w:szCs w:val="18"/>
-              </w:rPr>
-              <w:t xml:space="preserve">d) determine the centre of gravity of regular and irregular objects experimentally,</w:t>
-            </w:r>
-          </w:p>
-          <w:p>
-            <w:pPr>
-              <w:spacing w:after="40" w:before="0"/>
-              <w:jc w:val="left"/>
-            </w:pPr>
-            <w:r>
-              <w:rPr>
-                <w:rFonts w:ascii="Arial" w:cs="Arial" w:eastAsia="Arial" w:hAnsi="Arial"/>
-                <w:b w:val="false"/>
-                <w:bCs w:val="false"/>
-                <w:i w:val="false"/>
-                <w:iCs w:val="false"/>
-                <w:color w:val="000000"/>
-                <w:sz w:val="18"/>
-                <w:szCs w:val="18"/>
-              </w:rPr>
-              <w:t xml:space="preserve">e) explain the three states of equilibrium (stable, unstable, and neutral) with relevant examples,</w:t>
-            </w:r>
-          </w:p>
-          <w:p>
-            <w:pPr>
-              <w:spacing w:after="40" w:before="0"/>
-              <w:jc w:val="left"/>
-            </w:pPr>
-            <w:r>
-              <w:rPr>
-                <w:rFonts w:ascii="Arial" w:cs="Arial" w:eastAsia="Arial" w:hAnsi="Arial"/>
-                <w:b w:val="false"/>
-                <w:bCs w:val="false"/>
-                <w:i w:val="false"/>
-                <w:iCs w:val="false"/>
-                <w:color w:val="000000"/>
-                <w:sz w:val="18"/>
-                <w:szCs w:val="18"/>
-              </w:rPr>
-              <w:t xml:space="preserve">f) investigate how the base area and position of the centre of gravity affect the stability of objects,</w:t>
-            </w:r>
-          </w:p>
-          <w:p>
-            <w:pPr>
-              <w:spacing w:after="40" w:before="0"/>
-              <w:jc w:val="left"/>
-            </w:pPr>
-            <w:r>
-              <w:rPr>
-                <w:rFonts w:ascii="Arial" w:cs="Arial" w:eastAsia="Arial" w:hAnsi="Arial"/>
-                <w:b w:val="false"/>
-                <w:bCs w:val="false"/>
-                <w:i w:val="false"/>
-                <w:iCs w:val="false"/>
-                <w:color w:val="000000"/>
-                <w:sz w:val="18"/>
-                <w:szCs w:val="18"/>
-              </w:rPr>
-              <w:t xml:space="preserve">g) apply the concepts of moments and equilibrium to explain real-life situations such as the design of cranes, double-decker buses, and human body mechanics,</w:t>
-            </w:r>
-          </w:p>
-          <w:p>
-            <w:pPr>
-              <w:spacing w:after="40" w:before="0"/>
-              <w:jc w:val="left"/>
-            </w:pPr>
-            <w:r>
-              <w:rPr>
-                <w:rFonts w:ascii="Arial" w:cs="Arial" w:eastAsia="Arial" w:hAnsi="Arial"/>
-                <w:b w:val="false"/>
-                <w:bCs w:val="false"/>
-                <w:i w:val="false"/>
-                <w:iCs w:val="false"/>
-                <w:color w:val="000000"/>
-                <w:sz w:val="18"/>
-                <w:szCs w:val="18"/>
-              </w:rPr>
-              <w:t xml:space="preserve">h) appreciate the role of moments and equilibrium in the safe design of structures and everyday objects.</w:t>
-            </w:r>
-          </w:p>
-        </w:tc>
-      </w:tr>
-      <w:tr>
-        <w:tc>
-          <w:tcPr>
-            <w:tcW w:type="dxa" w:w="3000"/>
-            <w:shd w:fill="D5E8F0" w:color="auto" w:val="clear"/>
-            <w:tcMar>
-              <w:top w:type="dxa" w:w="60"/>
-              <w:left w:type="dxa" w:w="120"/>
-              <w:bottom w:type="dxa" w:w="60"/>
-              <w:right w:type="dxa" w:w="120"/>
-            </w:tcMar>
-            <w:vAlign w:val="top"/>
-          </w:tcPr>
-          <w:p>
-            <w:pPr>
-              <w:spacing w:after="40" w:before="0"/>
-              <w:jc w:val="left"/>
-            </w:pPr>
-            <w:r>
-              <w:rPr>
-                <w:rFonts w:ascii="Arial" w:cs="Arial" w:eastAsia="Arial" w:hAnsi="Arial"/>
-                <w:b/>
-                <w:bCs/>
-                <w:i w:val="false"/>
-                <w:iCs w:val="false"/>
-                <w:color w:val="000000"/>
-                <w:sz w:val="18"/>
-                <w:szCs w:val="18"/>
-              </w:rPr>
-              <w:t xml:space="preserve">Core Competencies</w:t>
-            </w:r>
-          </w:p>
-        </w:tc>
-        <w:tc>
-          <w:tcPr>
-            <w:tcW w:type="dxa" w:w="10680"/>
-            <w:shd w:fill="FFFFFF" w:color="auto" w:val="clear"/>
-            <w:tcMar>
-              <w:top w:type="dxa" w:w="60"/>
-              <w:left w:type="dxa" w:w="120"/>
-              <w:bottom w:type="dxa" w:w="60"/>
-              <w:right w:type="dxa" w:w="120"/>
-            </w:tcMar>
-            <w:vAlign w:val="top"/>
-          </w:tcPr>
-          <w:p>
-            <w:pPr>
-              <w:spacing w:after="30" w:before="0"/>
-              <w:ind w:left="360" w:hanging="180"/>
-              <w:jc w:val="left"/>
-            </w:pPr>
-            <w:r>
-              <w:rPr>
-                <w:rFonts w:ascii="Arial" w:cs="Arial" w:eastAsia="Arial" w:hAnsi="Arial"/>
-                <w:b w:val="false"/>
-                <w:bCs w:val="false"/>
-                <w:i w:val="false"/>
-                <w:iCs w:val="false"/>
-                <w:color w:val="000000"/>
-                <w:sz w:val="18"/>
-                <w:szCs w:val="18"/>
-              </w:rPr>
-              <w:t xml:space="preserve">–  Communication and Collaboration: the learner engages in group investigations (e.g., balancing metre rules, locating centre of gravity of cut-out shapes) and presents findings to the class, practising respectful scientific discourse and shared decision-making.</w:t>
-            </w:r>
-          </w:p>
-          <w:p>
-            <w:pPr>
-              <w:spacing w:after="30" w:before="0"/>
-              <w:ind w:left="360" w:hanging="180"/>
-              <w:jc w:val="left"/>
-            </w:pPr>
-            <w:r>
-              <w:rPr>
-                <w:rFonts w:ascii="Arial" w:cs="Arial" w:eastAsia="Arial" w:hAnsi="Arial"/>
-                <w:b w:val="false"/>
-                <w:bCs w:val="false"/>
-                <w:i w:val="false"/>
-                <w:iCs w:val="false"/>
-                <w:color w:val="000000"/>
-                <w:sz w:val="18"/>
-                <w:szCs w:val="18"/>
-              </w:rPr>
-              <w:t xml:space="preserve">–  Critical Thinking and Problem Solving: the learner analyses why the Nyayo Bus topples on a slope or why a Maasai warrior adjusts posture when carrying a load, constructing logical arguments linking centre of gravity, base area, and moment calculations.</w:t>
-            </w:r>
-          </w:p>
-          <w:p>
-            <w:pPr>
-              <w:spacing w:after="30" w:before="0"/>
-              <w:ind w:left="360" w:hanging="180"/>
-              <w:jc w:val="left"/>
-            </w:pPr>
-            <w:r>
-              <w:rPr>
-                <w:rFonts w:ascii="Arial" w:cs="Arial" w:eastAsia="Arial" w:hAnsi="Arial"/>
-                <w:b w:val="false"/>
-                <w:bCs w:val="false"/>
-                <w:i w:val="false"/>
-                <w:iCs w:val="false"/>
-                <w:color w:val="000000"/>
-                <w:sz w:val="18"/>
-                <w:szCs w:val="18"/>
-              </w:rPr>
-              <w:t xml:space="preserve">–  Learning to Learn: the learner reflects on predictions made before experiments (predict-observe-explain cycle) and revises mental models of balance and stability as new evidence emerges across all six lessons.</w:t>
-            </w:r>
-          </w:p>
-          <w:p>
-            <w:pPr>
-              <w:spacing w:after="30" w:before="0"/>
-              <w:ind w:left="360" w:hanging="180"/>
-              <w:jc w:val="left"/>
-            </w:pPr>
-            <w:r>
-              <w:rPr>
-                <w:rFonts w:ascii="Arial" w:cs="Arial" w:eastAsia="Arial" w:hAnsi="Arial"/>
-                <w:b w:val="false"/>
-                <w:bCs w:val="false"/>
-                <w:i w:val="false"/>
-                <w:iCs w:val="false"/>
-                <w:color w:val="000000"/>
-                <w:sz w:val="18"/>
-                <w:szCs w:val="18"/>
-              </w:rPr>
-              <w:t xml:space="preserve">–  Digital Literacy: the learner uses digital simulations or video clips (e.g., slow-motion footage of the Fundi balancing a heavy roof truss) to gather evidence that would be impractical to obtain in the classroom, interpreting digital data to support scientific explanations.</w:t>
-            </w:r>
-          </w:p>
-        </w:tc>
-      </w:tr>
-      <w:tr>
-        <w:tc>
-          <w:tcPr>
-            <w:tcW w:type="dxa" w:w="3000"/>
-            <w:shd w:fill="E2EFDA" w:color="auto" w:val="clear"/>
-            <w:tcMar>
-              <w:top w:type="dxa" w:w="60"/>
-              <w:left w:type="dxa" w:w="120"/>
-              <w:bottom w:type="dxa" w:w="60"/>
-              <w:right w:type="dxa" w:w="120"/>
-            </w:tcMar>
-            <w:vAlign w:val="top"/>
-          </w:tcPr>
-          <w:p>
-            <w:pPr>
-              <w:spacing w:after="40" w:before="0"/>
-              <w:jc w:val="left"/>
-            </w:pPr>
-            <w:r>
-              <w:rPr>
-                <w:rFonts w:ascii="Arial" w:cs="Arial" w:eastAsia="Arial" w:hAnsi="Arial"/>
-                <w:b/>
-                <w:bCs/>
-                <w:i w:val="false"/>
-                <w:iCs w:val="false"/>
-                <w:color w:val="000000"/>
-                <w:sz w:val="18"/>
-                <w:szCs w:val="18"/>
-              </w:rPr>
-              <w:t xml:space="preserve">Core Values</w:t>
-            </w:r>
-          </w:p>
-        </w:tc>
-        <w:tc>
-          <w:tcPr>
-            <w:tcW w:type="dxa" w:w="10680"/>
-            <w:shd w:fill="FFFFFF" w:color="auto" w:val="clear"/>
-            <w:tcMar>
-              <w:top w:type="dxa" w:w="60"/>
-              <w:left w:type="dxa" w:w="120"/>
-              <w:bottom w:type="dxa" w:w="60"/>
-              <w:right w:type="dxa" w:w="120"/>
-            </w:tcMar>
-            <w:vAlign w:val="top"/>
-          </w:tcPr>
-          <w:p>
-            <w:pPr>
-              <w:spacing w:after="30" w:before="0"/>
-              <w:ind w:left="360" w:hanging="180"/>
-              <w:jc w:val="left"/>
-            </w:pPr>
-            <w:r>
-              <w:rPr>
-                <w:rFonts w:ascii="Arial" w:cs="Arial" w:eastAsia="Arial" w:hAnsi="Arial"/>
-                <w:b w:val="false"/>
-                <w:bCs w:val="false"/>
-                <w:i w:val="false"/>
-                <w:iCs w:val="false"/>
-                <w:color w:val="000000"/>
-                <w:sz w:val="18"/>
-                <w:szCs w:val="18"/>
-              </w:rPr>
-              <w:t xml:space="preserve">–  Responsibility: the learner takes assigned roles during group experiments (measurer, recorder, spokesperson) and ensures equipment is handled safely and returned in good order, reflecting personal accountability.</w:t>
-            </w:r>
-          </w:p>
-          <w:p>
-            <w:pPr>
-              <w:spacing w:after="30" w:before="0"/>
-              <w:ind w:left="360" w:hanging="180"/>
-              <w:jc w:val="left"/>
-            </w:pPr>
-            <w:r>
-              <w:rPr>
-                <w:rFonts w:ascii="Arial" w:cs="Arial" w:eastAsia="Arial" w:hAnsi="Arial"/>
-                <w:b w:val="false"/>
-                <w:bCs w:val="false"/>
-                <w:i w:val="false"/>
-                <w:iCs w:val="false"/>
-                <w:color w:val="000000"/>
-                <w:sz w:val="18"/>
-                <w:szCs w:val="18"/>
-              </w:rPr>
-              <w:t xml:space="preserve">–  Integrity: the learner records experimental results honestly, including unexpected data, and does not alter readings to match predictions, upholding scientific honesty.</w:t>
-            </w:r>
-          </w:p>
-          <w:p>
-            <w:pPr>
-              <w:spacing w:after="30" w:before="0"/>
-              <w:ind w:left="360" w:hanging="180"/>
-              <w:jc w:val="left"/>
-            </w:pPr>
-            <w:r>
-              <w:rPr>
-                <w:rFonts w:ascii="Arial" w:cs="Arial" w:eastAsia="Arial" w:hAnsi="Arial"/>
-                <w:b w:val="false"/>
-                <w:bCs w:val="false"/>
-                <w:i w:val="false"/>
-                <w:iCs w:val="false"/>
-                <w:color w:val="000000"/>
-                <w:sz w:val="18"/>
-                <w:szCs w:val="18"/>
-              </w:rPr>
-              <w:t xml:space="preserve">–  Respect: the learner listens to and builds on the contributions of peers from different backgrounds during class discussions on how communities in Kenya (e.g., tea pickers in Kericho, matatu touts loading cargo) intuitively apply moments in daily work.</w:t>
-            </w:r>
-          </w:p>
-          <w:p>
-            <w:pPr>
-              <w:spacing w:after="30" w:before="0"/>
-              <w:ind w:left="360" w:hanging="180"/>
-              <w:jc w:val="left"/>
-            </w:pPr>
-            <w:r>
-              <w:rPr>
-                <w:rFonts w:ascii="Arial" w:cs="Arial" w:eastAsia="Arial" w:hAnsi="Arial"/>
-                <w:b w:val="false"/>
-                <w:bCs w:val="false"/>
-                <w:i w:val="false"/>
-                <w:iCs w:val="false"/>
-                <w:color w:val="000000"/>
-                <w:sz w:val="18"/>
-                <w:szCs w:val="18"/>
-              </w:rPr>
-              <w:t xml:space="preserve">–  Unity: the learner collaborates across gender and ability lines during practical activities, recognising that safe, balanced structures benefit the whole community.</w:t>
-            </w:r>
-          </w:p>
-        </w:tc>
-      </w:tr>
-      <w:tr>
-        <w:tc>
-          <w:tcPr>
-            <w:tcW w:type="dxa" w:w="3000"/>
-            <w:shd w:fill="D5E8F0" w:color="auto" w:val="clear"/>
-            <w:tcMar>
-              <w:top w:type="dxa" w:w="60"/>
-              <w:left w:type="dxa" w:w="120"/>
-              <w:bottom w:type="dxa" w:w="60"/>
-              <w:right w:type="dxa" w:w="120"/>
-            </w:tcMar>
-            <w:vAlign w:val="top"/>
-          </w:tcPr>
-          <w:p>
-            <w:pPr>
-              <w:spacing w:after="40" w:before="0"/>
-              <w:jc w:val="left"/>
-            </w:pPr>
-            <w:r>
-              <w:rPr>
-                <w:rFonts w:ascii="Arial" w:cs="Arial" w:eastAsia="Arial" w:hAnsi="Arial"/>
-                <w:b/>
-                <w:bCs/>
-                <w:i w:val="false"/>
-                <w:iCs w:val="false"/>
-                <w:color w:val="000000"/>
-                <w:sz w:val="18"/>
-                <w:szCs w:val="18"/>
-              </w:rPr>
-              <w:t xml:space="preserve">Science &amp; Engineering Practices</w:t>
-            </w:r>
-          </w:p>
-        </w:tc>
-        <w:tc>
-          <w:tcPr>
-            <w:tcW w:type="dxa" w:w="10680"/>
-            <w:shd w:fill="FFFFFF" w:color="auto" w:val="clear"/>
-            <w:tcMar>
-              <w:top w:type="dxa" w:w="60"/>
-              <w:left w:type="dxa" w:w="120"/>
-              <w:bottom w:type="dxa" w:w="60"/>
-              <w:right w:type="dxa" w:w="120"/>
-            </w:tcMar>
-            <w:vAlign w:val="top"/>
-          </w:tcPr>
-          <w:p>
-            <w:pPr>
-              <w:spacing w:after="30" w:before="0"/>
-              <w:ind w:left="360" w:hanging="180"/>
-              <w:jc w:val="left"/>
-            </w:pPr>
-            <w:r>
-              <w:rPr>
-                <w:rFonts w:ascii="Arial" w:cs="Arial" w:eastAsia="Arial" w:hAnsi="Arial"/>
-                <w:b w:val="false"/>
-                <w:bCs w:val="false"/>
-                <w:i w:val="false"/>
-                <w:iCs w:val="false"/>
-                <w:color w:val="000000"/>
-                <w:sz w:val="18"/>
-                <w:szCs w:val="18"/>
-              </w:rPr>
-              <w:t xml:space="preserve">–  SEP 1 – Asking Questions and Defining Problems: students generate and post questions on the Driving Question Board after observing the anchoring phenomenon (a Jiko stool toppling vs. standing), framing what they need to investigate about forces, balance, and stability.</w:t>
-            </w:r>
-          </w:p>
-          <w:p>
-            <w:pPr>
-              <w:spacing w:after="30" w:before="0"/>
-              <w:ind w:left="360" w:hanging="180"/>
-              <w:jc w:val="left"/>
-            </w:pPr>
-            <w:r>
-              <w:rPr>
-                <w:rFonts w:ascii="Arial" w:cs="Arial" w:eastAsia="Arial" w:hAnsi="Arial"/>
-                <w:b w:val="false"/>
-                <w:bCs w:val="false"/>
-                <w:i w:val="false"/>
-                <w:iCs w:val="false"/>
-                <w:color w:val="000000"/>
-                <w:sz w:val="18"/>
-                <w:szCs w:val="18"/>
-              </w:rPr>
-              <w:t xml:space="preserve">–  SEP 2 – Developing and Using Models: students build and iteratively revise a diagrammatic model (free-body / moment-arm diagram) across all six lessons, adding centre-of-gravity markers, moment arrows, and stability annotations as understanding deepens.</w:t>
-            </w:r>
-          </w:p>
-          <w:p>
-            <w:pPr>
-              <w:spacing w:after="30" w:before="0"/>
-              <w:ind w:left="360" w:hanging="180"/>
-              <w:jc w:val="left"/>
-            </w:pPr>
-            <w:r>
-              <w:rPr>
-                <w:rFonts w:ascii="Arial" w:cs="Arial" w:eastAsia="Arial" w:hAnsi="Arial"/>
-                <w:b w:val="false"/>
-                <w:bCs w:val="false"/>
-                <w:i w:val="false"/>
-                <w:iCs w:val="false"/>
-                <w:color w:val="000000"/>
-                <w:sz w:val="18"/>
-                <w:szCs w:val="18"/>
-              </w:rPr>
-              <w:t xml:space="preserve">–  SEP 3 – Planning and Carrying Out Investigations: students design the procedure for locating the centre of gravity of irregular cardboard cut-outs and for verifying the Principle of Moments using a metre rule, masses, and a pivot — deciding variables, controls, and data-collection methods.</w:t>
-            </w:r>
-          </w:p>
-          <w:p>
-            <w:pPr>
-              <w:spacing w:after="30" w:before="0"/>
-              <w:ind w:left="360" w:hanging="180"/>
-              <w:jc w:val="left"/>
-            </w:pPr>
-            <w:r>
-              <w:rPr>
-                <w:rFonts w:ascii="Arial" w:cs="Arial" w:eastAsia="Arial" w:hAnsi="Arial"/>
-                <w:b w:val="false"/>
-                <w:bCs w:val="false"/>
-                <w:i w:val="false"/>
-                <w:iCs w:val="false"/>
-                <w:color w:val="000000"/>
-                <w:sz w:val="18"/>
-                <w:szCs w:val="18"/>
-              </w:rPr>
-              <w:t xml:space="preserve">–  SEP 4 – Analysing and Interpreting Data: students calculate clockwise and anti-clockwise moments from tabulated experimental data, identify patterns, and evaluate whether their results support or contradict the Principle of Moments.</w:t>
-            </w:r>
-          </w:p>
-          <w:p>
-            <w:pPr>
-              <w:spacing w:after="30" w:before="0"/>
-              <w:ind w:left="360" w:hanging="180"/>
-              <w:jc w:val="left"/>
-            </w:pPr>
-            <w:r>
-              <w:rPr>
-                <w:rFonts w:ascii="Arial" w:cs="Arial" w:eastAsia="Arial" w:hAnsi="Arial"/>
-                <w:b w:val="false"/>
-                <w:bCs w:val="false"/>
-                <w:i w:val="false"/>
-                <w:iCs w:val="false"/>
-                <w:color w:val="000000"/>
-                <w:sz w:val="18"/>
-                <w:szCs w:val="18"/>
-              </w:rPr>
-              <w:t xml:space="preserve">–  SEP 6 – Constructing Explanations: students use moment calculations and centre-of-gravity diagrams to explain why a loaded mkokoteni (handcart) tips over when the load is placed too far forward, connecting mathematical evidence to real-world observations.</w:t>
-            </w:r>
-          </w:p>
-          <w:p>
-            <w:pPr>
-              <w:spacing w:after="30" w:before="0"/>
-              <w:ind w:left="360" w:hanging="180"/>
-              <w:jc w:val="left"/>
-            </w:pPr>
-            <w:r>
-              <w:rPr>
-                <w:rFonts w:ascii="Arial" w:cs="Arial" w:eastAsia="Arial" w:hAnsi="Arial"/>
-                <w:b w:val="false"/>
-                <w:bCs w:val="false"/>
-                <w:i w:val="false"/>
-                <w:iCs w:val="false"/>
-                <w:color w:val="000000"/>
-                <w:sz w:val="18"/>
-                <w:szCs w:val="18"/>
-              </w:rPr>
-              <w:t xml:space="preserve">–  SEP 8 – Obtaining, Evaluating, and Communicating Information: students read case-study cards on crane design and tower-crane accidents in Nairobi construction sites, evaluate the reliability of the sources, and communicate findings through annotated diagrams and oral presentations.</w:t>
-            </w:r>
-          </w:p>
-        </w:tc>
-      </w:tr>
-      <w:tr>
-        <w:tc>
-          <w:tcPr>
-            <w:tcW w:type="dxa" w:w="3000"/>
-            <w:shd w:fill="FCE4D6" w:color="auto" w:val="clear"/>
-            <w:tcMar>
-              <w:top w:type="dxa" w:w="60"/>
-              <w:left w:type="dxa" w:w="120"/>
-              <w:bottom w:type="dxa" w:w="60"/>
-              <w:right w:type="dxa" w:w="120"/>
-            </w:tcMar>
-            <w:vAlign w:val="top"/>
-          </w:tcPr>
-          <w:p>
-            <w:pPr>
-              <w:spacing w:after="40" w:before="0"/>
-              <w:jc w:val="left"/>
-            </w:pPr>
-            <w:r>
-              <w:rPr>
-                <w:rFonts w:ascii="Arial" w:cs="Arial" w:eastAsia="Arial" w:hAnsi="Arial"/>
-                <w:b/>
-                <w:bCs/>
-                <w:i w:val="false"/>
-                <w:iCs w:val="false"/>
-                <w:color w:val="000000"/>
-                <w:sz w:val="18"/>
-                <w:szCs w:val="18"/>
-              </w:rPr>
-              <w:t xml:space="preserve">Pertinent &amp; Contemporary Issues (PCIs)</w:t>
-            </w:r>
-          </w:p>
-        </w:tc>
-        <w:tc>
-          <w:tcPr>
-            <w:tcW w:type="dxa" w:w="10680"/>
-            <w:shd w:fill="FFFFFF" w:color="auto" w:val="clear"/>
-            <w:tcMar>
-              <w:top w:type="dxa" w:w="60"/>
-              <w:left w:type="dxa" w:w="120"/>
-              <w:bottom w:type="dxa" w:w="60"/>
-              <w:right w:type="dxa" w:w="120"/>
-            </w:tcMar>
-            <w:vAlign w:val="top"/>
-          </w:tcPr>
-          <w:p>
-            <w:pPr>
-              <w:spacing w:after="30" w:before="0"/>
-              <w:ind w:left="360" w:hanging="180"/>
-              <w:jc w:val="left"/>
-            </w:pPr>
-            <w:r>
-              <w:rPr>
-                <w:rFonts w:ascii="Arial" w:cs="Arial" w:eastAsia="Arial" w:hAnsi="Arial"/>
-                <w:b w:val="false"/>
-                <w:bCs w:val="false"/>
-                <w:i w:val="false"/>
-                <w:iCs w:val="false"/>
-                <w:color w:val="000000"/>
-                <w:sz w:val="18"/>
-                <w:szCs w:val="18"/>
-              </w:rPr>
-              <w:t xml:space="preserve">–  Safety and Accident Prevention: learners connect the Principle of Moments to vehicle safety — exploring why overloaded matatus and top-heavy lorries on Kenyan highways are prone to rolling, reinforcing road-safety consciousness.</w:t>
-            </w:r>
-          </w:p>
-          <w:p>
-            <w:pPr>
-              <w:spacing w:after="30" w:before="0"/>
-              <w:ind w:left="360" w:hanging="180"/>
-              <w:jc w:val="left"/>
-            </w:pPr>
-            <w:r>
-              <w:rPr>
-                <w:rFonts w:ascii="Arial" w:cs="Arial" w:eastAsia="Arial" w:hAnsi="Arial"/>
-                <w:b w:val="false"/>
-                <w:bCs w:val="false"/>
-                <w:i w:val="false"/>
-                <w:iCs w:val="false"/>
-                <w:color w:val="000000"/>
-                <w:sz w:val="18"/>
-                <w:szCs w:val="18"/>
-              </w:rPr>
-              <w:t xml:space="preserve">–  Environmental Education: learners examine how improper loading of fishing boats on Lake Victoria shifts the centre of gravity dangerously, linking physics to the real environmental and human cost of capsizing accidents.</w:t>
-            </w:r>
-          </w:p>
-          <w:p>
-            <w:pPr>
-              <w:spacing w:after="30" w:before="0"/>
-              <w:ind w:left="360" w:hanging="180"/>
-              <w:jc w:val="left"/>
-            </w:pPr>
-            <w:r>
-              <w:rPr>
-                <w:rFonts w:ascii="Arial" w:cs="Arial" w:eastAsia="Arial" w:hAnsi="Arial"/>
-                <w:b w:val="false"/>
-                <w:bCs w:val="false"/>
-                <w:i w:val="false"/>
-                <w:iCs w:val="false"/>
-                <w:color w:val="000000"/>
-                <w:sz w:val="18"/>
-                <w:szCs w:val="18"/>
-              </w:rPr>
-              <w:t xml:space="preserve">–  Gender Disparity: learners challenge stereotypes by studying contributions of women engineers and physicists (e.g., women working in Nairobi's construction and design sector) who apply moment principles daily, broadening perceptions of who does physics.</w:t>
-            </w:r>
-          </w:p>
-          <w:p>
-            <w:pPr>
-              <w:spacing w:after="30" w:before="0"/>
-              <w:ind w:left="360" w:hanging="180"/>
-              <w:jc w:val="left"/>
-            </w:pPr>
-            <w:r>
-              <w:rPr>
-                <w:rFonts w:ascii="Arial" w:cs="Arial" w:eastAsia="Arial" w:hAnsi="Arial"/>
-                <w:b w:val="false"/>
-                <w:bCs w:val="false"/>
-                <w:i w:val="false"/>
-                <w:iCs w:val="false"/>
-                <w:color w:val="000000"/>
-                <w:sz w:val="18"/>
-                <w:szCs w:val="18"/>
-              </w:rPr>
-              <w:t xml:space="preserve">–  Life Skills — Critical Thinking and Problem Solving: learners evaluate everyday scenarios (carrying water jerricans, stacking sacks of maize) and propose physics-informed improvements, practising decision-making skills transferable beyond the classroom.</w:t>
-            </w:r>
-          </w:p>
-        </w:tc>
-      </w:tr>
-      <w:tr>
-        <w:tc>
-          <w:tcPr>
-            <w:tcW w:type="dxa" w:w="3000"/>
-            <w:shd w:fill="D9EEF1" w:color="auto" w:val="clear"/>
-            <w:tcMar>
-              <w:top w:type="dxa" w:w="60"/>
-              <w:left w:type="dxa" w:w="120"/>
-              <w:bottom w:type="dxa" w:w="60"/>
-              <w:right w:type="dxa" w:w="120"/>
-            </w:tcMar>
-            <w:vAlign w:val="top"/>
-          </w:tcPr>
-          <w:p>
-            <w:pPr>
-              <w:spacing w:after="40" w:before="0"/>
-              <w:jc w:val="left"/>
-            </w:pPr>
-            <w:r>
-              <w:rPr>
-                <w:rFonts w:ascii="Arial" w:cs="Arial" w:eastAsia="Arial" w:hAnsi="Arial"/>
-                <w:b/>
-                <w:bCs/>
-                <w:i w:val="false"/>
-                <w:iCs w:val="false"/>
-                <w:color w:val="000000"/>
-                <w:sz w:val="18"/>
-                <w:szCs w:val="18"/>
-              </w:rPr>
-              <w:t xml:space="preserve">Career Connections</w:t>
-            </w:r>
-          </w:p>
-        </w:tc>
-        <w:tc>
-          <w:tcPr>
-            <w:tcW w:type="dxa" w:w="10680"/>
-            <w:shd w:fill="FFFFFF" w:color="auto" w:val="clear"/>
-            <w:tcMar>
-              <w:top w:type="dxa" w:w="60"/>
-              <w:left w:type="dxa" w:w="120"/>
-              <w:bottom w:type="dxa" w:w="60"/>
-              <w:right w:type="dxa" w:w="120"/>
-            </w:tcMar>
-            <w:vAlign w:val="top"/>
-          </w:tcPr>
-          <w:p>
-            <w:pPr>
-              <w:spacing w:after="30" w:before="0"/>
-              <w:ind w:left="360" w:hanging="180"/>
-              <w:jc w:val="left"/>
-            </w:pPr>
-            <w:r>
-              <w:rPr>
-                <w:rFonts w:ascii="Arial" w:cs="Arial" w:eastAsia="Arial" w:hAnsi="Arial"/>
-                <w:b w:val="false"/>
-                <w:bCs w:val="false"/>
-                <w:i w:val="false"/>
-                <w:iCs w:val="false"/>
-                <w:color w:val="000000"/>
-                <w:sz w:val="18"/>
-                <w:szCs w:val="18"/>
-              </w:rPr>
-              <w:t xml:space="preserve">–  Civil and Structural Engineer: uses moment calculations to design safe beams, bridges (e.g., the Thika Superhighway interchange), and building foundations that remain in equilibrium under load.</w:t>
-            </w:r>
-          </w:p>
-          <w:p>
-            <w:pPr>
-              <w:spacing w:after="30" w:before="0"/>
-              <w:ind w:left="360" w:hanging="180"/>
-              <w:jc w:val="left"/>
-            </w:pPr>
-            <w:r>
-              <w:rPr>
-                <w:rFonts w:ascii="Arial" w:cs="Arial" w:eastAsia="Arial" w:hAnsi="Arial"/>
-                <w:b w:val="false"/>
-                <w:bCs w:val="false"/>
-                <w:i w:val="false"/>
-                <w:iCs w:val="false"/>
-                <w:color w:val="000000"/>
-                <w:sz w:val="18"/>
-                <w:szCs w:val="18"/>
-              </w:rPr>
-              <w:t xml:space="preserve">–  Mechanical Engineer / Crane Operator: applies the Principle of Moments to determine safe lifting loads and boom angles for tower cranes used on Nairobi high-rise construction sites.</w:t>
-            </w:r>
-          </w:p>
-          <w:p>
-            <w:pPr>
-              <w:spacing w:after="30" w:before="0"/>
-              <w:ind w:left="360" w:hanging="180"/>
-              <w:jc w:val="left"/>
-            </w:pPr>
-            <w:r>
-              <w:rPr>
-                <w:rFonts w:ascii="Arial" w:cs="Arial" w:eastAsia="Arial" w:hAnsi="Arial"/>
-                <w:b w:val="false"/>
-                <w:bCs w:val="false"/>
-                <w:i w:val="false"/>
-                <w:iCs w:val="false"/>
-                <w:color w:val="000000"/>
-                <w:sz w:val="18"/>
-                <w:szCs w:val="18"/>
-              </w:rPr>
-              <w:t xml:space="preserve">–  Orthopaedic Physiotherapist / Sports Scientist: analyses how the human body's centre of gravity shifts during running (relevant to Kenyan elite marathon athletes) or injury rehabilitation, using moment principles to design corrective exercises.</w:t>
-            </w:r>
-          </w:p>
-          <w:p>
-            <w:pPr>
-              <w:spacing w:after="30" w:before="0"/>
-              <w:ind w:left="360" w:hanging="180"/>
-              <w:jc w:val="left"/>
-            </w:pPr>
-            <w:r>
-              <w:rPr>
-                <w:rFonts w:ascii="Arial" w:cs="Arial" w:eastAsia="Arial" w:hAnsi="Arial"/>
-                <w:b w:val="false"/>
-                <w:bCs w:val="false"/>
-                <w:i w:val="false"/>
-                <w:iCs w:val="false"/>
-                <w:color w:val="000000"/>
-                <w:sz w:val="18"/>
-                <w:szCs w:val="18"/>
-              </w:rPr>
-              <w:t xml:space="preserve">–  Automotive / Transport Engineer: designs vehicle suspension and load-distribution systems to keep centre of gravity low and prevent rollover — directly relevant to matatu and bus safety standards in Kenya.</w:t>
-            </w:r>
-          </w:p>
-          <w:p>
-            <w:pPr>
-              <w:spacing w:after="30" w:before="0"/>
-              <w:ind w:left="360" w:hanging="180"/>
-              <w:jc w:val="left"/>
-            </w:pPr>
-            <w:r>
-              <w:rPr>
-                <w:rFonts w:ascii="Arial" w:cs="Arial" w:eastAsia="Arial" w:hAnsi="Arial"/>
-                <w:b w:val="false"/>
-                <w:bCs w:val="false"/>
-                <w:i w:val="false"/>
-                <w:iCs w:val="false"/>
-                <w:color w:val="000000"/>
-                <w:sz w:val="18"/>
-                <w:szCs w:val="18"/>
-              </w:rPr>
-              <w:t xml:space="preserve">–  Aviation Technician / Pilot: applies equilibrium and moment principles to aircraft weight-and-balance calculations, a safety-critical skill for pilots operating from Wilson Airport, Nairobi.</w:t>
-            </w:r>
-          </w:p>
-          <w:p>
-            <w:pPr>
-              <w:spacing w:after="30" w:before="0"/>
-              <w:ind w:left="360" w:hanging="180"/>
-              <w:jc w:val="left"/>
-            </w:pPr>
-            <w:r>
-              <w:rPr>
-                <w:rFonts w:ascii="Arial" w:cs="Arial" w:eastAsia="Arial" w:hAnsi="Arial"/>
-                <w:b w:val="false"/>
-                <w:bCs w:val="false"/>
-                <w:i w:val="false"/>
-                <w:iCs w:val="false"/>
-                <w:color w:val="000000"/>
-                <w:sz w:val="18"/>
-                <w:szCs w:val="18"/>
-              </w:rPr>
-              <w:t xml:space="preserve">–  Industrial / Ergonomics Designer: optimises the design of tools, furniture, and farm equipment (e.g., ox-plough balance) to reduce worker strain by aligning forces with comfortable moment arms.</w:t>
-            </w:r>
-          </w:p>
-        </w:tc>
-      </w:tr>
-      <w:tr>
-        <w:tc>
-          <w:tcPr>
-            <w:tcW w:type="dxa" w:w="3000"/>
-            <w:shd w:fill="D5E8F0" w:color="auto" w:val="clear"/>
-            <w:tcMar>
-              <w:top w:type="dxa" w:w="60"/>
-              <w:left w:type="dxa" w:w="120"/>
-              <w:bottom w:type="dxa" w:w="60"/>
-              <w:right w:type="dxa" w:w="120"/>
-            </w:tcMar>
-            <w:vAlign w:val="top"/>
-          </w:tcPr>
-          <w:p>
-            <w:pPr>
-              <w:spacing w:after="40" w:before="0"/>
-              <w:jc w:val="left"/>
-            </w:pPr>
-            <w:r>
-              <w:rPr>
-                <w:rFonts w:ascii="Arial" w:cs="Arial" w:eastAsia="Arial" w:hAnsi="Arial"/>
-                <w:b/>
-                <w:bCs/>
-                <w:i w:val="false"/>
-                <w:iCs w:val="false"/>
-                <w:color w:val="000000"/>
-                <w:sz w:val="18"/>
-                <w:szCs w:val="18"/>
-              </w:rPr>
-              <w:t xml:space="preserve">Focus for Lessons</w:t>
-            </w:r>
-          </w:p>
-        </w:tc>
-        <w:tc>
-          <w:tcPr>
-            <w:tcW w:type="dxa" w:w="10680"/>
-            <w:shd w:fill="FFFFFF" w:color="auto" w:val="clear"/>
-            <w:tcMar>
-              <w:top w:type="dxa" w:w="60"/>
-              <w:left w:type="dxa" w:w="120"/>
-              <w:bottom w:type="dxa" w:w="60"/>
-              <w:right w:type="dxa" w:w="120"/>
-            </w:tcMar>
-            <w:vAlign w:val="top"/>
-          </w:tcPr>
-          <w:p>
-            <w:pPr>
-              <w:spacing w:after="40" w:before="0"/>
-              <w:jc w:val="left"/>
-            </w:pPr>
-            <w:r>
-              <w:rPr>
-                <w:rFonts w:ascii="Arial" w:cs="Arial" w:eastAsia="Arial" w:hAnsi="Arial"/>
-                <w:b w:val="false"/>
-                <w:bCs w:val="false"/>
-                <w:i w:val="false"/>
-                <w:iCs w:val="false"/>
-                <w:color w:val="000000"/>
-                <w:sz w:val="18"/>
-                <w:szCs w:val="18"/>
-              </w:rPr>
-              <w:t xml:space="preserve">This unit investigates how and why objects balance, tip, or remain stable — anchored in the everyday Kenyan experience of objects toppling or staying upright. Students build understanding progressively: from the turning effect of a single force, through the Principle of Moments and conditions for equilibrium, to the role of centre of gravity in determining stability states. A phenomena-driven, investigation-centred approach is used throughout, with students revising a cumulative diagrammatic model in every lesson so that mathematical concepts (moment = F × d) are always connected to visible, meaningful physical behaviour.</w:t>
-            </w:r>
-          </w:p>
-        </w:tc>
-      </w:tr>
-      <w:tr>
-        <w:tc>
-          <w:tcPr>
-            <w:tcW w:type="dxa" w:w="3000"/>
-            <w:shd w:fill="EAD1F5" w:color="auto" w:val="clear"/>
-            <w:tcMar>
-              <w:top w:type="dxa" w:w="60"/>
-              <w:left w:type="dxa" w:w="120"/>
-              <w:bottom w:type="dxa" w:w="60"/>
-              <w:right w:type="dxa" w:w="120"/>
-            </w:tcMar>
-            <w:vAlign w:val="top"/>
-          </w:tcPr>
-          <w:p>
-            <w:pPr>
-              <w:spacing w:after="40" w:before="0"/>
-              <w:jc w:val="left"/>
-            </w:pPr>
-            <w:r>
-              <w:rPr>
-                <w:rFonts w:ascii="Arial" w:cs="Arial" w:eastAsia="Arial" w:hAnsi="Arial"/>
-                <w:b/>
-                <w:bCs/>
-                <w:i w:val="false"/>
-                <w:iCs w:val="false"/>
-                <w:color w:val="000000"/>
-                <w:sz w:val="18"/>
-                <w:szCs w:val="18"/>
-              </w:rPr>
-              <w:t xml:space="preserve">Driving Question / Key Inquiry Questions</w:t>
-            </w:r>
-          </w:p>
-        </w:tc>
-        <w:tc>
-          <w:tcPr>
-            <w:tcW w:type="dxa" w:w="10680"/>
-            <w:shd w:fill="FFFFFF" w:color="auto" w:val="clear"/>
-            <w:tcMar>
-              <w:top w:type="dxa" w:w="60"/>
-              <w:left w:type="dxa" w:w="120"/>
-              <w:bottom w:type="dxa" w:w="60"/>
-              <w:right w:type="dxa" w:w="120"/>
-            </w:tcMar>
-            <w:vAlign w:val="top"/>
-          </w:tcPr>
-          <w:p>
-            <w:pPr>
-              <w:spacing w:after="40" w:before="0"/>
-              <w:jc w:val="left"/>
-            </w:pPr>
-            <w:r>
-              <w:rPr>
-                <w:rFonts w:ascii="Arial" w:cs="Arial" w:eastAsia="Arial" w:hAnsi="Arial"/>
-                <w:b w:val="false"/>
-                <w:bCs w:val="false"/>
-                <w:i w:val="false"/>
-                <w:iCs w:val="false"/>
-                <w:color w:val="000000"/>
-                <w:sz w:val="18"/>
-                <w:szCs w:val="18"/>
-              </w:rPr>
-              <w:t xml:space="preserve">DRIVING QUESTION: Why do some objects stay balanced while others topple — and how can we use the physics of turning forces to predict and control whether an object will be stable or fall?</w:t>
-            </w:r>
-          </w:p>
-          <w:p>
-            <w:pPr>
-              <w:spacing w:after="40" w:before="0"/>
-              <w:jc w:val="left"/>
-            </w:pPr>
-            <w:r>
-              <w:rPr>
-                <w:rFonts w:ascii="Arial" w:cs="Arial" w:eastAsia="Arial" w:hAnsi="Arial"/>
-                <w:b w:val="false"/>
-                <w:bCs w:val="false"/>
-                <w:i w:val="false"/>
-                <w:iCs w:val="false"/>
-                <w:color w:val="000000"/>
-                <w:sz w:val="18"/>
-                <w:szCs w:val="18"/>
-              </w:rPr>
-              <w:t xml:space="preserve"/>
-            </w:r>
-          </w:p>
-          <w:p>
-            <w:pPr>
-              <w:spacing w:after="40" w:before="0"/>
-              <w:jc w:val="left"/>
-            </w:pPr>
-            <w:r>
-              <w:rPr>
-                <w:rFonts w:ascii="Arial" w:cs="Arial" w:eastAsia="Arial" w:hAnsi="Arial"/>
-                <w:b w:val="false"/>
-                <w:bCs w:val="false"/>
-                <w:i w:val="false"/>
-                <w:iCs w:val="false"/>
-                <w:color w:val="000000"/>
-                <w:sz w:val="18"/>
-                <w:szCs w:val="18"/>
-              </w:rPr>
-              <w:t xml:space="preserve">KICD KEY INQUIRY QUESTIONS:</w:t>
-            </w:r>
-          </w:p>
-          <w:p>
-            <w:pPr>
-              <w:spacing w:after="40" w:before="0"/>
-              <w:jc w:val="left"/>
-            </w:pPr>
-            <w:r>
-              <w:rPr>
-                <w:rFonts w:ascii="Arial" w:cs="Arial" w:eastAsia="Arial" w:hAnsi="Arial"/>
-                <w:b w:val="false"/>
-                <w:bCs w:val="false"/>
-                <w:i w:val="false"/>
-                <w:iCs w:val="false"/>
-                <w:color w:val="000000"/>
-                <w:sz w:val="18"/>
-                <w:szCs w:val="18"/>
-              </w:rPr>
-              <w:t xml:space="preserve">1. How is Physics relevant in day-to-day life?</w:t>
-            </w:r>
-          </w:p>
-          <w:p>
-            <w:pPr>
-              <w:spacing w:after="40" w:before="0"/>
-              <w:jc w:val="left"/>
-            </w:pPr>
-            <w:r>
-              <w:rPr>
-                <w:rFonts w:ascii="Arial" w:cs="Arial" w:eastAsia="Arial" w:hAnsi="Arial"/>
-                <w:b w:val="false"/>
-                <w:bCs w:val="false"/>
-                <w:i w:val="false"/>
-                <w:iCs w:val="false"/>
-                <w:color w:val="000000"/>
-                <w:sz w:val="18"/>
-                <w:szCs w:val="18"/>
-              </w:rPr>
-              <w:t xml:space="preserve">2. How do forces determine the stability and equilibrium of objects we encounter every day?</w:t>
-            </w:r>
-          </w:p>
-        </w:tc>
-      </w:tr>
-      <w:tr>
-        <w:tc>
-          <w:tcPr>
-            <w:tcW w:type="dxa" w:w="3000"/>
-            <w:shd w:fill="EAD1F5" w:color="auto" w:val="clear"/>
-            <w:tcMar>
-              <w:top w:type="dxa" w:w="60"/>
-              <w:left w:type="dxa" w:w="120"/>
-              <w:bottom w:type="dxa" w:w="60"/>
-              <w:right w:type="dxa" w:w="120"/>
-            </w:tcMar>
-            <w:vAlign w:val="top"/>
-          </w:tcPr>
-          <w:p>
-            <w:pPr>
-              <w:spacing w:after="40" w:before="0"/>
-              <w:jc w:val="left"/>
-            </w:pPr>
-            <w:r>
-              <w:rPr>
-                <w:rFonts w:ascii="Arial" w:cs="Arial" w:eastAsia="Arial" w:hAnsi="Arial"/>
-                <w:b/>
-                <w:bCs/>
-                <w:i w:val="false"/>
-                <w:iCs w:val="false"/>
-                <w:color w:val="000000"/>
-                <w:sz w:val="18"/>
-                <w:szCs w:val="18"/>
-              </w:rPr>
-              <w:t xml:space="preserve">Anchoring Phenomenon</w:t>
-            </w:r>
-          </w:p>
-        </w:tc>
-        <w:tc>
-          <w:tcPr>
-            <w:tcW w:type="dxa" w:w="10680"/>
-            <w:shd w:fill="FFFFFF" w:color="auto" w:val="clear"/>
-            <w:tcMar>
-              <w:top w:type="dxa" w:w="60"/>
-              <w:left w:type="dxa" w:w="120"/>
-              <w:bottom w:type="dxa" w:w="60"/>
-              <w:right w:type="dxa" w:w="120"/>
-            </w:tcMar>
-            <w:vAlign w:val="top"/>
-          </w:tcPr>
-          <w:p>
-            <w:pPr>
-              <w:spacing w:after="40" w:before="0"/>
-              <w:jc w:val="left"/>
-            </w:pPr>
-            <w:r>
-              <w:rPr>
-                <w:rFonts w:ascii="Arial" w:cs="Arial" w:eastAsia="Arial" w:hAnsi="Arial"/>
-                <w:b w:val="false"/>
-                <w:bCs w:val="false"/>
-                <w:i w:val="false"/>
-                <w:iCs w:val="false"/>
-                <w:color w:val="000000"/>
-                <w:sz w:val="18"/>
-                <w:szCs w:val="18"/>
-              </w:rPr>
-              <w:t xml:space="preserve">ANCHORING PHENOMENON — "The Toppling Jiko Stool"</w:t>
-            </w:r>
-          </w:p>
-          <w:p>
-            <w:pPr>
-              <w:spacing w:after="40" w:before="0"/>
-              <w:jc w:val="left"/>
-            </w:pPr>
-            <w:r>
-              <w:rPr>
-                <w:rFonts w:ascii="Arial" w:cs="Arial" w:eastAsia="Arial" w:hAnsi="Arial"/>
-                <w:b w:val="false"/>
-                <w:bCs w:val="false"/>
-                <w:i w:val="false"/>
-                <w:iCs w:val="false"/>
-                <w:color w:val="000000"/>
-                <w:sz w:val="18"/>
-                <w:szCs w:val="18"/>
-              </w:rPr>
-              <w:t xml:space="preserve"/>
-            </w:r>
-          </w:p>
-          <w:p>
-            <w:pPr>
-              <w:spacing w:after="40" w:before="0"/>
-              <w:jc w:val="left"/>
-            </w:pPr>
-            <w:r>
-              <w:rPr>
-                <w:rFonts w:ascii="Arial" w:cs="Arial" w:eastAsia="Arial" w:hAnsi="Arial"/>
-                <w:b w:val="false"/>
-                <w:bCs w:val="false"/>
-                <w:i w:val="false"/>
-                <w:iCs w:val="false"/>
-                <w:color w:val="000000"/>
-                <w:sz w:val="18"/>
-                <w:szCs w:val="18"/>
-              </w:rPr>
-              <w:t xml:space="preserve">A three-legged wooden Jiko stool (commonly found in Kenyan homes and market stalls) stands perfectly steady on a flat floor even when a heavy sufuria of ugali is placed near its centre. Yet when a student places a full 20-litre jerrycan of water on one corner of the stool and gently nudges it, the stool topples dramatically. Strikingly, a wider, lower four-legged stool with the same jerrycan placed at the same corner barely tilts — it simply rocks and returns to its upright position. Students observe that the height of the load, the width of the base, and where the load sits all seem to matter — but they cannot yet explain WHY in precise physical terms. This is puzzling because the same force (the weight of the jerrycan) causes toppling in one case and stability in another, suggesting that something about the geometry of the object — not just the force — controls whether it falls. The phenomenon hooks students into wanting to understand turning effects of forces, centre of gravity, and the conditions for equilibrium.</w:t>
-            </w:r>
-          </w:p>
-        </w:tc>
-      </w:tr>
-      <w:tr>
-        <w:tc>
-          <w:tcPr>
-            <w:tcW w:type="dxa" w:w="3000"/>
-            <w:shd w:fill="D9EEF1" w:color="auto" w:val="clear"/>
-            <w:tcMar>
-              <w:top w:type="dxa" w:w="60"/>
-              <w:left w:type="dxa" w:w="120"/>
-              <w:bottom w:type="dxa" w:w="60"/>
-              <w:right w:type="dxa" w:w="120"/>
-            </w:tcMar>
-            <w:vAlign w:val="top"/>
-          </w:tcPr>
-          <w:p>
-            <w:pPr>
-              <w:spacing w:after="40" w:before="0"/>
-              <w:jc w:val="left"/>
-            </w:pPr>
-            <w:r>
-              <w:rPr>
-                <w:rFonts w:ascii="Arial" w:cs="Arial" w:eastAsia="Arial" w:hAnsi="Arial"/>
-                <w:b/>
-                <w:bCs/>
-                <w:i w:val="false"/>
-                <w:iCs w:val="false"/>
-                <w:color w:val="000000"/>
-                <w:sz w:val="18"/>
-                <w:szCs w:val="18"/>
-              </w:rPr>
-              <w:t xml:space="preserve">Storyline Thread</w:t>
-            </w:r>
-          </w:p>
-        </w:tc>
-        <w:tc>
-          <w:tcPr>
-            <w:tcW w:type="dxa" w:w="10680"/>
-            <w:shd w:fill="FFFFFF" w:color="auto" w:val="clear"/>
-            <w:tcMar>
-              <w:top w:type="dxa" w:w="60"/>
-              <w:left w:type="dxa" w:w="120"/>
-              <w:bottom w:type="dxa" w:w="60"/>
-              <w:right w:type="dxa" w:w="120"/>
-            </w:tcMar>
-            <w:vAlign w:val="top"/>
-          </w:tcPr>
-          <w:p>
-            <w:pPr>
-              <w:spacing w:after="40" w:before="0"/>
-              <w:jc w:val="left"/>
-            </w:pPr>
-            <w:r>
-              <w:rPr>
-                <w:rFonts w:ascii="Arial" w:cs="Arial" w:eastAsia="Arial" w:hAnsi="Arial"/>
-                <w:b w:val="false"/>
-                <w:bCs w:val="false"/>
-                <w:i w:val="false"/>
-                <w:iCs w:val="false"/>
-                <w:color w:val="000000"/>
-                <w:sz w:val="18"/>
-                <w:szCs w:val="18"/>
-              </w:rPr>
-              <w:t xml:space="preserve">Lesson 1 — "Why Did the Stool Fall?" (Moment of a Force)</w:t>
-            </w:r>
-          </w:p>
-          <w:p>
-            <w:pPr>
-              <w:spacing w:after="40" w:before="0"/>
-              <w:jc w:val="left"/>
-            </w:pPr>
-            <w:r>
-              <w:rPr>
-                <w:rFonts w:ascii="Arial" w:cs="Arial" w:eastAsia="Arial" w:hAnsi="Arial"/>
-                <w:b w:val="false"/>
-                <w:bCs w:val="false"/>
-                <w:i w:val="false"/>
-                <w:iCs w:val="false"/>
-                <w:color w:val="000000"/>
-                <w:sz w:val="18"/>
-                <w:szCs w:val="18"/>
-              </w:rPr>
-              <w:t xml:space="preserve">Students observe the anchoring phenomenon (Jiko stool toppling vs. staying upright) and record initial predictions. They are introduced to the concept of the turning effect of a force — the moment — and derive the formula Moment = Force × Perpendicular Distance. They calculate moments for simple scenarios (e.g., pushing open a school gate at different distances from the hinge) and post their first "I notice / I wonder" questions on the Driving Question Board. The cumulative model begins: a diagram of the stool with force arrows.</w:t>
-            </w:r>
-          </w:p>
-          <w:p>
-            <w:pPr>
-              <w:spacing w:after="40" w:before="0"/>
-              <w:jc w:val="left"/>
-            </w:pPr>
-            <w:r>
-              <w:rPr>
-                <w:rFonts w:ascii="Arial" w:cs="Arial" w:eastAsia="Arial" w:hAnsi="Arial"/>
-                <w:b w:val="false"/>
-                <w:bCs w:val="false"/>
-                <w:i w:val="false"/>
-                <w:iCs w:val="false"/>
-                <w:color w:val="000000"/>
-                <w:sz w:val="18"/>
-                <w:szCs w:val="18"/>
-              </w:rPr>
-              <w:t xml:space="preserve"/>
-            </w:r>
-          </w:p>
-          <w:p>
-            <w:pPr>
-              <w:spacing w:after="40" w:before="0"/>
-              <w:jc w:val="left"/>
-            </w:pPr>
-            <w:r>
-              <w:rPr>
-                <w:rFonts w:ascii="Arial" w:cs="Arial" w:eastAsia="Arial" w:hAnsi="Arial"/>
-                <w:b w:val="false"/>
-                <w:bCs w:val="false"/>
-                <w:i w:val="false"/>
-                <w:iCs w:val="false"/>
-                <w:color w:val="000000"/>
-                <w:sz w:val="18"/>
-                <w:szCs w:val="18"/>
-              </w:rPr>
-              <w:t xml:space="preserve">Lesson 2 — "What Makes a See-Saw Balance?" (Principle of Moments)</w:t>
-            </w:r>
-          </w:p>
-          <w:p>
-            <w:pPr>
-              <w:spacing w:after="40" w:before="0"/>
-              <w:jc w:val="left"/>
-            </w:pPr>
-            <w:r>
-              <w:rPr>
-                <w:rFonts w:ascii="Arial" w:cs="Arial" w:eastAsia="Arial" w:hAnsi="Arial"/>
-                <w:b w:val="false"/>
-                <w:bCs w:val="false"/>
-                <w:i w:val="false"/>
-                <w:iCs w:val="false"/>
-                <w:color w:val="000000"/>
-                <w:sz w:val="18"/>
-                <w:szCs w:val="18"/>
-              </w:rPr>
-              <w:t xml:space="preserve">Students investigate the Principle of Moments experimentally using a metre rule, a pencil pivot, and improvised masses (bags of beans, coins). They tabulate clockwise and anti-clockwise moments, identify the pattern, and state the Principle. They apply it to solve quantitative problems including a traditional Kenyan see-saw (bao plank across a log). The cumulative model gains moment-arm annotations and a balance condition label.</w:t>
-            </w:r>
-          </w:p>
-          <w:p>
-            <w:pPr>
-              <w:spacing w:after="40" w:before="0"/>
-              <w:jc w:val="left"/>
-            </w:pPr>
-            <w:r>
-              <w:rPr>
-                <w:rFonts w:ascii="Arial" w:cs="Arial" w:eastAsia="Arial" w:hAnsi="Arial"/>
-                <w:b w:val="false"/>
-                <w:bCs w:val="false"/>
-                <w:i w:val="false"/>
-                <w:iCs w:val="false"/>
-                <w:color w:val="000000"/>
-                <w:sz w:val="18"/>
-                <w:szCs w:val="18"/>
-              </w:rPr>
-              <w:t xml:space="preserve"/>
-            </w:r>
-          </w:p>
-          <w:p>
-            <w:pPr>
-              <w:spacing w:after="40" w:before="0"/>
-              <w:jc w:val="left"/>
-            </w:pPr>
-            <w:r>
-              <w:rPr>
-                <w:rFonts w:ascii="Arial" w:cs="Arial" w:eastAsia="Arial" w:hAnsi="Arial"/>
-                <w:b w:val="false"/>
-                <w:bCs w:val="false"/>
-                <w:i w:val="false"/>
-                <w:iCs w:val="false"/>
-                <w:color w:val="000000"/>
-                <w:sz w:val="18"/>
-                <w:szCs w:val="18"/>
-              </w:rPr>
-              <w:t xml:space="preserve">Lesson 3 — "Where Is the 'Balance Point' Hiding?" (Centre of Gravity — Regular and Irregular Objects)</w:t>
-            </w:r>
-          </w:p>
-          <w:p>
-            <w:pPr>
-              <w:spacing w:after="40" w:before="0"/>
-              <w:jc w:val="left"/>
-            </w:pPr>
-            <w:r>
-              <w:rPr>
-                <w:rFonts w:ascii="Arial" w:cs="Arial" w:eastAsia="Arial" w:hAnsi="Arial"/>
-                <w:b w:val="false"/>
-                <w:bCs w:val="false"/>
-                <w:i w:val="false"/>
-                <w:iCs w:val="false"/>
-                <w:color w:val="000000"/>
-                <w:sz w:val="18"/>
-                <w:szCs w:val="18"/>
-              </w:rPr>
-              <w:t xml:space="preserve">Students determine the centre of gravity of regular shapes (ruler, rectangular cardboard) by calculation and of irregular shapes (cut-out map of Kenya, oddly shaped plywood) by the plumb-line suspension method. They link the position of centre of gravity to the balance-point concept established in Lesson 2. The cumulative model gains a centre-of-gravity marker (×) on the stool diagram.</w:t>
-            </w:r>
-          </w:p>
-          <w:p>
-            <w:pPr>
-              <w:spacing w:after="40" w:before="0"/>
-              <w:jc w:val="left"/>
-            </w:pPr>
-            <w:r>
-              <w:rPr>
-                <w:rFonts w:ascii="Arial" w:cs="Arial" w:eastAsia="Arial" w:hAnsi="Arial"/>
-                <w:b w:val="false"/>
-                <w:bCs w:val="false"/>
-                <w:i w:val="false"/>
-                <w:iCs w:val="false"/>
-                <w:color w:val="000000"/>
-                <w:sz w:val="18"/>
-                <w:szCs w:val="18"/>
-              </w:rPr>
-              <w:t xml:space="preserve"/>
-            </w:r>
-          </w:p>
-          <w:p>
-            <w:pPr>
-              <w:spacing w:after="40" w:before="0"/>
-              <w:jc w:val="left"/>
-            </w:pPr>
-            <w:r>
-              <w:rPr>
-                <w:rFonts w:ascii="Arial" w:cs="Arial" w:eastAsia="Arial" w:hAnsi="Arial"/>
-                <w:b w:val="false"/>
-                <w:bCs w:val="false"/>
-                <w:i w:val="false"/>
-                <w:iCs w:val="false"/>
-                <w:color w:val="000000"/>
-                <w:sz w:val="18"/>
-                <w:szCs w:val="18"/>
-              </w:rPr>
-              <w:t xml:space="preserve">Lesson 4 — "Stable, Unstable, or Neutral — How Do We Decide?" (States of Equilibrium)</w:t>
-            </w:r>
-          </w:p>
-          <w:p>
-            <w:pPr>
-              <w:spacing w:after="40" w:before="0"/>
-              <w:jc w:val="left"/>
-            </w:pPr>
-            <w:r>
-              <w:rPr>
-                <w:rFonts w:ascii="Arial" w:cs="Arial" w:eastAsia="Arial" w:hAnsi="Arial"/>
-                <w:b w:val="false"/>
-                <w:bCs w:val="false"/>
-                <w:i w:val="false"/>
-                <w:iCs w:val="false"/>
-                <w:color w:val="000000"/>
-                <w:sz w:val="18"/>
-                <w:szCs w:val="18"/>
-              </w:rPr>
-              <w:t xml:space="preserve">Students test objects of different shapes and base widths (a tall thin bottle, a wide flat tin, a ball, a cone) by tilting them to small angles and observing whether they return, continue to fall, or stay tilted. They classify each as stable, unstable, or neutral and construct explanations linking each state to the vertical line through the centre of gravity and the base of support. The anchoring phenomenon is revisited: students now explain the stool's behaviour in these terms. The cumulative model gains stability-state annotations.</w:t>
-            </w:r>
-          </w:p>
-          <w:p>
-            <w:pPr>
-              <w:spacing w:after="40" w:before="0"/>
-              <w:jc w:val="left"/>
-            </w:pPr>
-            <w:r>
-              <w:rPr>
-                <w:rFonts w:ascii="Arial" w:cs="Arial" w:eastAsia="Arial" w:hAnsi="Arial"/>
-                <w:b w:val="false"/>
-                <w:bCs w:val="false"/>
-                <w:i w:val="false"/>
-                <w:iCs w:val="false"/>
-                <w:color w:val="000000"/>
-                <w:sz w:val="18"/>
-                <w:szCs w:val="18"/>
-              </w:rPr>
-              <w:t xml:space="preserve"/>
-            </w:r>
-          </w:p>
-          <w:p>
-            <w:pPr>
-              <w:spacing w:after="40" w:before="0"/>
-              <w:jc w:val="left"/>
-            </w:pPr>
-            <w:r>
-              <w:rPr>
-                <w:rFonts w:ascii="Arial" w:cs="Arial" w:eastAsia="Arial" w:hAnsi="Arial"/>
-                <w:b w:val="false"/>
-                <w:bCs w:val="false"/>
-                <w:i w:val="false"/>
-                <w:iCs w:val="false"/>
-                <w:color w:val="000000"/>
-                <w:sz w:val="18"/>
-                <w:szCs w:val="18"/>
-              </w:rPr>
-              <w:t xml:space="preserve">Lesson 5 — "How Do Engineers Keep Things From Falling?" (Factors Affecting Stability and Real-Life Applications)</w:t>
-            </w:r>
-          </w:p>
-          <w:p>
-            <w:pPr>
-              <w:spacing w:after="40" w:before="0"/>
-              <w:jc w:val="left"/>
-            </w:pPr>
-            <w:r>
-              <w:rPr>
-                <w:rFonts w:ascii="Arial" w:cs="Arial" w:eastAsia="Arial" w:hAnsi="Arial"/>
-                <w:b w:val="false"/>
-                <w:bCs w:val="false"/>
-                <w:i w:val="false"/>
-                <w:iCs w:val="false"/>
-                <w:color w:val="000000"/>
-                <w:sz w:val="18"/>
-                <w:szCs w:val="18"/>
-              </w:rPr>
-              <w:t xml:space="preserve">Students investigate how lowering the centre of gravity (adding clay to the base of a tall cardboard box) and widening the base (adjusting cardboard flaps) each independently increase stability. They connect findings to real engineering contexts: crane design, double-decker bus geometry, and why maize sacks are stacked in an interlocking pattern. A case-study card on a Nairobi construction-site crane accident is analysed using moment and stability principles. The cumulative model is updated with stability-factor labels and an engineering example inset.</w:t>
-            </w:r>
-          </w:p>
-          <w:p>
-            <w:pPr>
-              <w:spacing w:after="40" w:before="0"/>
-              <w:jc w:val="left"/>
-            </w:pPr>
-            <w:r>
-              <w:rPr>
-                <w:rFonts w:ascii="Arial" w:cs="Arial" w:eastAsia="Arial" w:hAnsi="Arial"/>
-                <w:b w:val="false"/>
-                <w:bCs w:val="false"/>
-                <w:i w:val="false"/>
-                <w:iCs w:val="false"/>
-                <w:color w:val="000000"/>
-                <w:sz w:val="18"/>
-                <w:szCs w:val="18"/>
-              </w:rPr>
-              <w:t xml:space="preserve"/>
-            </w:r>
-          </w:p>
-          <w:p>
-            <w:pPr>
-              <w:spacing w:after="40" w:before="0"/>
-              <w:jc w:val="left"/>
-            </w:pPr>
-            <w:r>
-              <w:rPr>
-                <w:rFonts w:ascii="Arial" w:cs="Arial" w:eastAsia="Arial" w:hAnsi="Arial"/>
-                <w:b w:val="false"/>
-                <w:bCs w:val="false"/>
-                <w:i w:val="false"/>
-                <w:iCs w:val="false"/>
-                <w:color w:val="000000"/>
-                <w:sz w:val="18"/>
-                <w:szCs w:val="18"/>
-              </w:rPr>
-              <w:t xml:space="preserve">Lesson 6 — "Can We Explain and Predict Toppling?" (Consolidation, Model Finalisation, and DQB Review)</w:t>
-            </w:r>
-          </w:p>
-          <w:p>
-            <w:pPr>
-              <w:spacing w:after="40" w:before="0"/>
-              <w:jc w:val="left"/>
-            </w:pPr>
-            <w:r>
-              <w:rPr>
-                <w:rFonts w:ascii="Arial" w:cs="Arial" w:eastAsia="Arial" w:hAnsi="Arial"/>
-                <w:b w:val="false"/>
-                <w:bCs w:val="false"/>
-                <w:i w:val="false"/>
-                <w:iCs w:val="false"/>
-                <w:color w:val="000000"/>
-                <w:sz w:val="18"/>
-                <w:szCs w:val="18"/>
-              </w:rPr>
-              <w:t xml:space="preserve">Students return to the full anchoring phenomenon and all supporting phenomena, using their completed cumulative model to write a full scientific explanation of when and why objects topple or remain stable. The Driving Question Board is reviewed: each posted question is answered with evidence from the unit. Students present their models in groups, peer-assess using a co-constructed rubric, and reflect on career connections. A summative problem set (including a jerrycan-on-stool moment calculation) is completed individually to assess mastery of learning outcomes.</w:t>
-            </w:r>
-          </w:p>
-        </w:tc>
-      </w:tr>
-      <w:tr>
-        <w:tc>
-          <w:tcPr>
-            <w:tcW w:type="dxa" w:w="3000"/>
-            <w:shd w:fill="EAD1F5" w:color="auto" w:val="clear"/>
-            <w:tcMar>
-              <w:top w:type="dxa" w:w="60"/>
-              <w:left w:type="dxa" w:w="120"/>
-              <w:bottom w:type="dxa" w:w="60"/>
-              <w:right w:type="dxa" w:w="120"/>
-            </w:tcMar>
-            <w:vAlign w:val="top"/>
-          </w:tcPr>
-          <w:p>
-            <w:pPr>
-              <w:spacing w:after="40" w:before="0"/>
-              <w:jc w:val="left"/>
-            </w:pPr>
-            <w:r>
-              <w:rPr>
-                <w:rFonts w:ascii="Arial" w:cs="Arial" w:eastAsia="Arial" w:hAnsi="Arial"/>
-                <w:b/>
-                <w:bCs/>
-                <w:i w:val="false"/>
-                <w:iCs w:val="false"/>
-                <w:color w:val="000000"/>
-                <w:sz w:val="18"/>
-                <w:szCs w:val="18"/>
-              </w:rPr>
-              <w:t xml:space="preserve">Supporting Phenomena</w:t>
-            </w:r>
-          </w:p>
-        </w:tc>
-        <w:tc>
-          <w:tcPr>
-            <w:tcW w:type="dxa" w:w="10680"/>
-            <w:shd w:fill="FFFFFF" w:color="auto" w:val="clear"/>
-            <w:tcMar>
-              <w:top w:type="dxa" w:w="60"/>
-              <w:left w:type="dxa" w:w="120"/>
-              <w:bottom w:type="dxa" w:w="60"/>
-              <w:right w:type="dxa" w:w="120"/>
-            </w:tcMar>
-            <w:vAlign w:val="top"/>
-          </w:tcPr>
-          <w:p>
-            <w:pPr>
-              <w:spacing w:after="30" w:before="0"/>
-              <w:ind w:left="360" w:hanging="180"/>
-              <w:jc w:val="left"/>
-            </w:pPr>
-            <w:r>
-              <w:rPr>
-                <w:rFonts w:ascii="Arial" w:cs="Arial" w:eastAsia="Arial" w:hAnsi="Arial"/>
-                <w:b w:val="false"/>
-                <w:bCs w:val="false"/>
-                <w:i w:val="false"/>
-                <w:iCs w:val="false"/>
-                <w:color w:val="000000"/>
-                <w:sz w:val="18"/>
-                <w:szCs w:val="18"/>
-              </w:rPr>
-              <w:t xml:space="preserve">–  The Leaning Sugarcane Stack: At a Kisumu market, tall bundles of sugarcane leaning at a steep angle suddenly crash over while shorter, wider bundles remain stable — prompting questions about how the height of the centre of gravity relative to the base governs toppling.</w:t>
-            </w:r>
-          </w:p>
-          <w:p>
-            <w:pPr>
-              <w:spacing w:after="30" w:before="0"/>
-              <w:ind w:left="360" w:hanging="180"/>
-              <w:jc w:val="left"/>
-            </w:pPr>
-            <w:r>
-              <w:rPr>
-                <w:rFonts w:ascii="Arial" w:cs="Arial" w:eastAsia="Arial" w:hAnsi="Arial"/>
-                <w:b w:val="false"/>
-                <w:bCs w:val="false"/>
-                <w:i w:val="false"/>
-                <w:iCs w:val="false"/>
-                <w:color w:val="000000"/>
-                <w:sz w:val="18"/>
-                <w:szCs w:val="18"/>
-              </w:rPr>
-              <w:t xml:space="preserve">–  The Balanced Metre Rule: A uniform metre rule balanced on a pencil pivot shifts dramatically when a 50 g mass (a small stone) is moved just 5 cm further from the pivot — a precise, classroom-observable event that makes the idea of a "turning effect depending on distance" concrete and measurable.</w:t>
-            </w:r>
-          </w:p>
-          <w:p>
-            <w:pPr>
-              <w:spacing w:after="30" w:before="0"/>
-              <w:ind w:left="360" w:hanging="180"/>
-              <w:jc w:val="left"/>
-            </w:pPr>
-            <w:r>
-              <w:rPr>
-                <w:rFonts w:ascii="Arial" w:cs="Arial" w:eastAsia="Arial" w:hAnsi="Arial"/>
-                <w:b w:val="false"/>
-                <w:bCs w:val="false"/>
-                <w:i w:val="false"/>
-                <w:iCs w:val="false"/>
-                <w:color w:val="000000"/>
-                <w:sz w:val="18"/>
-                <w:szCs w:val="18"/>
-              </w:rPr>
-              <w:t xml:space="preserve">–  The Swaying Double-Decker Bus: A KBS double-decker bus navigating a sharp roundabout in Nairobi visibly leans outward; students observe (via video clip) that it does not tip — raising questions about how engineers keep the centre of gravity low enough for the bus to remain in equilibrium through the turn.</w:t>
-            </w:r>
-          </w:p>
-          <w:p>
-            <w:pPr>
-              <w:spacing w:after="30" w:before="0"/>
-              <w:ind w:left="360" w:hanging="180"/>
-              <w:jc w:val="left"/>
-            </w:pPr>
-            <w:r>
-              <w:rPr>
-                <w:rFonts w:ascii="Arial" w:cs="Arial" w:eastAsia="Arial" w:hAnsi="Arial"/>
-                <w:b w:val="false"/>
-                <w:bCs w:val="false"/>
-                <w:i w:val="false"/>
-                <w:iCs w:val="false"/>
-                <w:color w:val="000000"/>
-                <w:sz w:val="18"/>
-                <w:szCs w:val="18"/>
-              </w:rPr>
-              <w:t xml:space="preserve">–  The Tightrope Acrobat's Pole: A circus acrobat at a Nairobi cultural festival carries a long, heavy pole held low and horizontal while walking a wire — counterintuitively, the pole makes balance easier, not harder, linking to the idea of deliberately lowering and widening the effective centre-of-gravity system to increase stability.</w:t>
-            </w:r>
-          </w:p>
-        </w:tc>
-      </w:tr>
-    </w:tbl>
-    <w:p>
-      <w:pPr>
-        <w:spacing w:after="120"/>
-      </w:pPr>
-      <w:r>
-        <w:t xml:space="preserve"/>
       </w:r>
     </w:p>
     <w:p>
@@ -3530,7 +3530,7 @@
             <w:pPr>
               <w:spacing w:after="20" w:before="0"/>
             </w:pPr>
-            <w:hyperlink w:history="1" r:id="rIdwlcb2pcvwtrx81lphmrx-">
+            <w:hyperlink w:history="1" r:id="rId0hypy1bx8dp5o-hvcoc7u">
               <w:r>
                 <w:rPr>
                   <w:rFonts w:ascii="Arial" w:cs="Arial" w:eastAsia="Arial" w:hAnsi="Arial"/>
@@ -3563,7 +3563,7 @@
               <w:spacing w:after="10" w:before="0"/>
               <w:ind w:left="120"/>
             </w:pPr>
-            <w:hyperlink w:history="1" r:id="rId5r0ji10sxcf0nqv9wus6g">
+            <w:hyperlink w:history="1" r:id="rIdesenfrmcarz5ahjykneuy">
               <w:r>
                 <w:rPr>
                   <w:rFonts w:ascii="Arial" w:cs="Arial" w:eastAsia="Arial" w:hAnsi="Arial"/>
@@ -3608,7 +3608,7 @@
             <w:pPr>
               <w:spacing w:after="20" w:before="0"/>
             </w:pPr>
-            <w:hyperlink w:history="1" r:id="rIdrpngsi18apdmw2r7e-jil">
+            <w:hyperlink w:history="1" r:id="rIdzgcme8hyqzicdum9rnfb4">
               <w:r>
                 <w:rPr>
                   <w:rFonts w:ascii="Arial" w:cs="Arial" w:eastAsia="Arial" w:hAnsi="Arial"/>
@@ -3641,7 +3641,7 @@
               <w:spacing w:after="10" w:before="0"/>
               <w:ind w:left="120"/>
             </w:pPr>
-            <w:hyperlink w:history="1" r:id="rIdalt9sptkev-jr9xgbhhgx">
+            <w:hyperlink w:history="1" r:id="rIdaj-3j6dldytsqhqttti8o">
               <w:r>
                 <w:rPr>
                   <w:rFonts w:ascii="Arial" w:cs="Arial" w:eastAsia="Arial" w:hAnsi="Arial"/>
@@ -3990,7 +3990,7 @@
             <w:pPr>
               <w:spacing w:after="20" w:before="0"/>
             </w:pPr>
-            <w:hyperlink w:history="1" r:id="rIdqnxocbwer_stilcmtlh8p">
+            <w:hyperlink w:history="1" r:id="rId9ef4pcxfxoubgd_4sx7nk">
               <w:r>
                 <w:rPr>
                   <w:rFonts w:ascii="Arial" w:cs="Arial" w:eastAsia="Arial" w:hAnsi="Arial"/>
@@ -4023,7 +4023,7 @@
               <w:spacing w:after="10" w:before="0"/>
               <w:ind w:left="120"/>
             </w:pPr>
-            <w:hyperlink w:history="1" r:id="rIdz6sblo4iipng8bs1csk85">
+            <w:hyperlink w:history="1" r:id="rIdv3xuk0cxhkuzuowmfslw0">
               <w:r>
                 <w:rPr>
                   <w:rFonts w:ascii="Arial" w:cs="Arial" w:eastAsia="Arial" w:hAnsi="Arial"/>
@@ -4068,7 +4068,7 @@
             <w:pPr>
               <w:spacing w:after="20" w:before="0"/>
             </w:pPr>
-            <w:hyperlink w:history="1" r:id="rIdgmmjsv2payt8udgrvbv-k">
+            <w:hyperlink w:history="1" r:id="rId0ubpisdkyu4-a70pwz7hw">
               <w:r>
                 <w:rPr>
                   <w:rFonts w:ascii="Arial" w:cs="Arial" w:eastAsia="Arial" w:hAnsi="Arial"/>
@@ -4101,7 +4101,7 @@
               <w:spacing w:after="10" w:before="0"/>
               <w:ind w:left="120"/>
             </w:pPr>
-            <w:hyperlink w:history="1" r:id="rIdytdpsmt1y6-ajbbvcz3ep">
+            <w:hyperlink w:history="1" r:id="rIdi5mlzpvovyeatimnyxbrw">
               <w:r>
                 <w:rPr>
                   <w:rFonts w:ascii="Arial" w:cs="Arial" w:eastAsia="Arial" w:hAnsi="Arial"/>
@@ -4603,7 +4603,7 @@
             <w:pPr>
               <w:spacing w:after="20" w:before="0"/>
             </w:pPr>
-            <w:hyperlink w:history="1" r:id="rIdrenfjnlq_wd76nwtbwwrr">
+            <w:hyperlink w:history="1" r:id="rId6dbq4xrvionap16o5bake">
               <w:r>
                 <w:rPr>
                   <w:rFonts w:ascii="Arial" w:cs="Arial" w:eastAsia="Arial" w:hAnsi="Arial"/>
@@ -4636,7 +4636,7 @@
               <w:spacing w:after="10" w:before="0"/>
               <w:ind w:left="120"/>
             </w:pPr>
-            <w:hyperlink w:history="1" r:id="rIdphzi-k1iq5dkjciml4nda">
+            <w:hyperlink w:history="1" r:id="rIdavqwjt6vp4mpucewa7xjh">
               <w:r>
                 <w:rPr>
                   <w:rFonts w:ascii="Arial" w:cs="Arial" w:eastAsia="Arial" w:hAnsi="Arial"/>
@@ -4681,7 +4681,7 @@
             <w:pPr>
               <w:spacing w:after="20" w:before="0"/>
             </w:pPr>
-            <w:hyperlink w:history="1" r:id="rIdmm409f4u1vhttofz30rv4">
+            <w:hyperlink w:history="1" r:id="rIdov6hpup6ocsxef-uqv8b4">
               <w:r>
                 <w:rPr>
                   <w:rFonts w:ascii="Arial" w:cs="Arial" w:eastAsia="Arial" w:hAnsi="Arial"/>
@@ -4714,7 +4714,7 @@
               <w:spacing w:after="10" w:before="0"/>
               <w:ind w:left="120"/>
             </w:pPr>
-            <w:hyperlink w:history="1" r:id="rIdjvijtjqlxqabls1ow1puz">
+            <w:hyperlink w:history="1" r:id="rId5-rk5l1dongej2eztrznt">
               <w:r>
                 <w:rPr>
                   <w:rFonts w:ascii="Arial" w:cs="Arial" w:eastAsia="Arial" w:hAnsi="Arial"/>
@@ -5312,7 +5312,7 @@
             <w:pPr>
               <w:spacing w:after="20" w:before="0"/>
             </w:pPr>
-            <w:hyperlink w:history="1" r:id="rIdy4ypqsh5ezzdt1j67ohj_">
+            <w:hyperlink w:history="1" r:id="rIdzztdnci8ygb_kzgikon4-">
               <w:r>
                 <w:rPr>
                   <w:rFonts w:ascii="Arial" w:cs="Arial" w:eastAsia="Arial" w:hAnsi="Arial"/>
@@ -5345,7 +5345,7 @@
               <w:spacing w:after="10" w:before="0"/>
               <w:ind w:left="120"/>
             </w:pPr>
-            <w:hyperlink w:history="1" r:id="rIda93uhp7qk0m2ucqkluqe1">
+            <w:hyperlink w:history="1" r:id="rIdd62ruphlnx0wghlvfsioq">
               <w:r>
                 <w:rPr>
                   <w:rFonts w:ascii="Arial" w:cs="Arial" w:eastAsia="Arial" w:hAnsi="Arial"/>
@@ -5390,7 +5390,7 @@
             <w:pPr>
               <w:spacing w:after="20" w:before="0"/>
             </w:pPr>
-            <w:hyperlink w:history="1" r:id="rIdjgvd7rn85-wusv-p53wwy">
+            <w:hyperlink w:history="1" r:id="rId46lztpo7pxiv8bqya56p2">
               <w:r>
                 <w:rPr>
                   <w:rFonts w:ascii="Arial" w:cs="Arial" w:eastAsia="Arial" w:hAnsi="Arial"/>
@@ -5423,7 +5423,7 @@
               <w:spacing w:after="10" w:before="0"/>
               <w:ind w:left="120"/>
             </w:pPr>
-            <w:hyperlink w:history="1" r:id="rId-wz4cq3i4-icob-2jvcnq">
+            <w:hyperlink w:history="1" r:id="rIdk_9bijnyo_jqtvrs9bnfb">
               <w:r>
                 <w:rPr>
                   <w:rFonts w:ascii="Arial" w:cs="Arial" w:eastAsia="Arial" w:hAnsi="Arial"/>
@@ -5753,7 +5753,7 @@
             <w:pPr>
               <w:spacing w:after="20" w:before="0"/>
             </w:pPr>
-            <w:hyperlink w:history="1" r:id="rIdstkg1lrktblwtknqzwuol">
+            <w:hyperlink w:history="1" r:id="rIdryleu9-q_hiuaelmtjx65">
               <w:r>
                 <w:rPr>
                   <w:rFonts w:ascii="Arial" w:cs="Arial" w:eastAsia="Arial" w:hAnsi="Arial"/>
@@ -5786,7 +5786,7 @@
               <w:spacing w:after="10" w:before="0"/>
               <w:ind w:left="120"/>
             </w:pPr>
-            <w:hyperlink w:history="1" r:id="rIdli_3sacw2ovpf5yfyrrpa">
+            <w:hyperlink w:history="1" r:id="rIdieeqzt_o81mwp6dfhqxh7">
               <w:r>
                 <w:rPr>
                   <w:rFonts w:ascii="Arial" w:cs="Arial" w:eastAsia="Arial" w:hAnsi="Arial"/>
@@ -5831,7 +5831,7 @@
             <w:pPr>
               <w:spacing w:after="20" w:before="0"/>
             </w:pPr>
-            <w:hyperlink w:history="1" r:id="rId3vcsww6o0oidxicmi9c41">
+            <w:hyperlink w:history="1" r:id="rIdzq58vc_putyibbpplvhw6">
               <w:r>
                 <w:rPr>
                   <w:rFonts w:ascii="Arial" w:cs="Arial" w:eastAsia="Arial" w:hAnsi="Arial"/>
@@ -5864,7 +5864,7 @@
               <w:spacing w:after="10" w:before="0"/>
               <w:ind w:left="120"/>
             </w:pPr>
-            <w:hyperlink w:history="1" r:id="rIdbnhshkvujduitwnhtalvm">
+            <w:hyperlink w:history="1" r:id="rIdb1lrfzqt5lekisp28l0gq">
               <w:r>
                 <w:rPr>
                   <w:rFonts w:ascii="Arial" w:cs="Arial" w:eastAsia="Arial" w:hAnsi="Arial"/>
@@ -6718,7 +6718,7 @@
         </w:rPr>
         <w:t xml:space="preserve">© 2026 SeaVuria and ARES. Aligned with KICD objectives. Developed by SeaVuria; technical implementation by ARES (with AI assistance from Claude). Licensed under </w:t>
       </w:r>
-      <w:hyperlink w:history="1" r:id="rIdwf_yi5dnieeihfzssemlh">
+      <w:hyperlink w:history="1" r:id="rId5wj0hruqehg8bi20zamg1">
         <w:r>
           <w:rPr>
             <w:rFonts w:ascii="Arial" w:cs="Arial" w:eastAsia="Arial" w:hAnsi="Arial"/>
@@ -6739,7 +6739,7 @@
         </w:rPr>
         <w:t xml:space="preserve"> (</w:t>
       </w:r>
-      <w:hyperlink w:history="1" r:id="rIdlxrtuazwzwg6lcfamewzf">
+      <w:hyperlink w:history="1" r:id="rIddvp7rkli9tq42jh1ws4io">
         <w:r>
           <w:rPr>
             <w:rFonts w:ascii="Arial" w:cs="Arial" w:eastAsia="Arial" w:hAnsi="Arial"/>
@@ -7752,7 +7752,7 @@
             <w:pPr>
               <w:spacing w:after="20" w:before="0"/>
             </w:pPr>
-            <w:hyperlink w:history="1" r:id="rIddfcjtbgozcqfrnrbuvphy">
+            <w:hyperlink w:history="1" r:id="rIdpvrbnu4vjffxywivm_288">
               <w:r>
                 <w:rPr>
                   <w:rFonts w:ascii="Arial" w:cs="Arial" w:eastAsia="Arial" w:hAnsi="Arial"/>
@@ -7785,7 +7785,7 @@
               <w:spacing w:after="10" w:before="0"/>
               <w:ind w:left="120"/>
             </w:pPr>
-            <w:hyperlink w:history="1" r:id="rIdfubbhxufamfb3aczw8s7o">
+            <w:hyperlink w:history="1" r:id="rIdbxgioehtqwamg6xc6f4r5">
               <w:r>
                 <w:rPr>
                   <w:rFonts w:ascii="Arial" w:cs="Arial" w:eastAsia="Arial" w:hAnsi="Arial"/>
@@ -7830,7 +7830,7 @@
             <w:pPr>
               <w:spacing w:after="20" w:before="0"/>
             </w:pPr>
-            <w:hyperlink w:history="1" r:id="rIdk0rzxlkoxgj2fkfpjwjgm">
+            <w:hyperlink w:history="1" r:id="rIde67e3-ux-cylkfmmjndl8">
               <w:r>
                 <w:rPr>
                   <w:rFonts w:ascii="Arial" w:cs="Arial" w:eastAsia="Arial" w:hAnsi="Arial"/>
@@ -7863,7 +7863,7 @@
               <w:spacing w:after="10" w:before="0"/>
               <w:ind w:left="120"/>
             </w:pPr>
-            <w:hyperlink w:history="1" r:id="rIdb1vhgyyr3ri0heryvze0r">
+            <w:hyperlink w:history="1" r:id="rIdlahogtregewn7nvr52lpb">
               <w:r>
                 <w:rPr>
                   <w:rFonts w:ascii="Arial" w:cs="Arial" w:eastAsia="Arial" w:hAnsi="Arial"/>
@@ -8115,7 +8115,7 @@
             <w:pPr>
               <w:spacing w:after="20" w:before="0"/>
             </w:pPr>
-            <w:hyperlink w:history="1" r:id="rId4pg0vyfzb9-oqxbfwsnqq">
+            <w:hyperlink w:history="1" r:id="rIdjgbdzuc6u1tel6zjzspts">
               <w:r>
                 <w:rPr>
                   <w:rFonts w:ascii="Arial" w:cs="Arial" w:eastAsia="Arial" w:hAnsi="Arial"/>
@@ -8148,7 +8148,7 @@
               <w:spacing w:after="10" w:before="0"/>
               <w:ind w:left="120"/>
             </w:pPr>
-            <w:hyperlink w:history="1" r:id="rIdpo6w9cqydzfknr7hv1dar">
+            <w:hyperlink w:history="1" r:id="rIdmee5pgi3fjjf5jatxs5qp">
               <w:r>
                 <w:rPr>
                   <w:rFonts w:ascii="Arial" w:cs="Arial" w:eastAsia="Arial" w:hAnsi="Arial"/>
@@ -8193,7 +8193,7 @@
             <w:pPr>
               <w:spacing w:after="20" w:before="0"/>
             </w:pPr>
-            <w:hyperlink w:history="1" r:id="rId5xhx_9narhvwvnr3rwbtq">
+            <w:hyperlink w:history="1" r:id="rIdtw-oxcgwfrpdnyndgsd32">
               <w:r>
                 <w:rPr>
                   <w:rFonts w:ascii="Arial" w:cs="Arial" w:eastAsia="Arial" w:hAnsi="Arial"/>
@@ -8226,7 +8226,7 @@
               <w:spacing w:after="10" w:before="0"/>
               <w:ind w:left="120"/>
             </w:pPr>
-            <w:hyperlink w:history="1" r:id="rIdlccc4njxvogc2kdmvjuxq">
+            <w:hyperlink w:history="1" r:id="rIdyezgh6hrua_gld0sdwzit">
               <w:r>
                 <w:rPr>
                   <w:rFonts w:ascii="Arial" w:cs="Arial" w:eastAsia="Arial" w:hAnsi="Arial"/>
@@ -8497,7 +8497,7 @@
             <w:pPr>
               <w:spacing w:after="20" w:before="0"/>
             </w:pPr>
-            <w:hyperlink w:history="1" r:id="rIdkn8z21sms61eshjagqlbu">
+            <w:hyperlink w:history="1" r:id="rIdxyc_6zofgj2yqjikqcvg6">
               <w:r>
                 <w:rPr>
                   <w:rFonts w:ascii="Arial" w:cs="Arial" w:eastAsia="Arial" w:hAnsi="Arial"/>
@@ -8530,7 +8530,7 @@
               <w:spacing w:after="10" w:before="0"/>
               <w:ind w:left="120"/>
             </w:pPr>
-            <w:hyperlink w:history="1" r:id="rIdidr5kqgjzpgilc8ejryxk">
+            <w:hyperlink w:history="1" r:id="rIdiw8ticeygusgqnbimjq2w">
               <w:r>
                 <w:rPr>
                   <w:rFonts w:ascii="Arial" w:cs="Arial" w:eastAsia="Arial" w:hAnsi="Arial"/>
@@ -8575,7 +8575,7 @@
             <w:pPr>
               <w:spacing w:after="20" w:before="0"/>
             </w:pPr>
-            <w:hyperlink w:history="1" r:id="rIdz_smdwi9uevihgqempu9f">
+            <w:hyperlink w:history="1" r:id="rIdheoswfk48h8bajyu_2kcv">
               <w:r>
                 <w:rPr>
                   <w:rFonts w:ascii="Arial" w:cs="Arial" w:eastAsia="Arial" w:hAnsi="Arial"/>
@@ -8608,7 +8608,7 @@
               <w:spacing w:after="10" w:before="0"/>
               <w:ind w:left="120"/>
             </w:pPr>
-            <w:hyperlink w:history="1" r:id="rIdkiue55gxmbu4pbtpwpws_">
+            <w:hyperlink w:history="1" r:id="rIdc2yvpmiq4flnqqb3c0aaf">
               <w:r>
                 <w:rPr>
                   <w:rFonts w:ascii="Arial" w:cs="Arial" w:eastAsia="Arial" w:hAnsi="Arial"/>
@@ -8917,7 +8917,7 @@
             <w:pPr>
               <w:spacing w:after="20" w:before="0"/>
             </w:pPr>
-            <w:hyperlink w:history="1" r:id="rIdebolcukwb4bd-gkjivqyy">
+            <w:hyperlink w:history="1" r:id="rIdh6chim3x2pln06g6ycfqi">
               <w:r>
                 <w:rPr>
                   <w:rFonts w:ascii="Arial" w:cs="Arial" w:eastAsia="Arial" w:hAnsi="Arial"/>
@@ -8950,7 +8950,7 @@
               <w:spacing w:after="10" w:before="0"/>
               <w:ind w:left="120"/>
             </w:pPr>
-            <w:hyperlink w:history="1" r:id="rIdljlhbea2eqckzqhns2hal">
+            <w:hyperlink w:history="1" r:id="rIdc7bzqujxzr9wljdtmccbk">
               <w:r>
                 <w:rPr>
                   <w:rFonts w:ascii="Arial" w:cs="Arial" w:eastAsia="Arial" w:hAnsi="Arial"/>
@@ -8995,7 +8995,7 @@
             <w:pPr>
               <w:spacing w:after="20" w:before="0"/>
             </w:pPr>
-            <w:hyperlink w:history="1" r:id="rId10iguynt4kwzeom2boede">
+            <w:hyperlink w:history="1" r:id="rIdt-4mkohhare6ordbpijno">
               <w:r>
                 <w:rPr>
                   <w:rFonts w:ascii="Arial" w:cs="Arial" w:eastAsia="Arial" w:hAnsi="Arial"/>
@@ -9028,7 +9028,7 @@
               <w:spacing w:after="10" w:before="0"/>
               <w:ind w:left="120"/>
             </w:pPr>
-            <w:hyperlink w:history="1" r:id="rIdsl8hjkbpkpy9b5lfmrped">
+            <w:hyperlink w:history="1" r:id="rIdbsufdocg-5bolqtwzznri">
               <w:r>
                 <w:rPr>
                   <w:rFonts w:ascii="Arial" w:cs="Arial" w:eastAsia="Arial" w:hAnsi="Arial"/>
@@ -9299,7 +9299,7 @@
             <w:pPr>
               <w:spacing w:after="20" w:before="0"/>
             </w:pPr>
-            <w:hyperlink w:history="1" r:id="rIdfs3uguzmkjcdayqpriufi">
+            <w:hyperlink w:history="1" r:id="rIdjb4bbd9pezopq6ahohbag">
               <w:r>
                 <w:rPr>
                   <w:rFonts w:ascii="Arial" w:cs="Arial" w:eastAsia="Arial" w:hAnsi="Arial"/>
@@ -9332,7 +9332,7 @@
               <w:spacing w:after="10" w:before="0"/>
               <w:ind w:left="120"/>
             </w:pPr>
-            <w:hyperlink w:history="1" r:id="rIdmq3jsy7m-crnwbmp5--l9">
+            <w:hyperlink w:history="1" r:id="rIduvf4r-7o61wzzleexhvkl">
               <w:r>
                 <w:rPr>
                   <w:rFonts w:ascii="Arial" w:cs="Arial" w:eastAsia="Arial" w:hAnsi="Arial"/>
@@ -9377,7 +9377,7 @@
             <w:pPr>
               <w:spacing w:after="20" w:before="0"/>
             </w:pPr>
-            <w:hyperlink w:history="1" r:id="rId0sapokyzqlthpaeah9jzd">
+            <w:hyperlink w:history="1" r:id="rId8bv7bvcnlgzpl6xztawjt">
               <w:r>
                 <w:rPr>
                   <w:rFonts w:ascii="Arial" w:cs="Arial" w:eastAsia="Arial" w:hAnsi="Arial"/>
@@ -9410,7 +9410,7 @@
               <w:spacing w:after="10" w:before="0"/>
               <w:ind w:left="120"/>
             </w:pPr>
-            <w:hyperlink w:history="1" r:id="rIdmyal0dz-dqiijgmzs-uvb">
+            <w:hyperlink w:history="1" r:id="rIdpul2lvk6knjhls0joe3in">
               <w:r>
                 <w:rPr>
                   <w:rFonts w:ascii="Arial" w:cs="Arial" w:eastAsia="Arial" w:hAnsi="Arial"/>
@@ -9998,7 +9998,7 @@
         </w:rPr>
         <w:t xml:space="preserve">© 2026 SeaVuria and ARES. Aligned with KICD objectives. Developed by SeaVuria; technical implementation by ARES (with AI assistance from Claude). Licensed under </w:t>
       </w:r>
-      <w:hyperlink w:history="1" r:id="rIdok7myg5nl_gvcx8mkpifd">
+      <w:hyperlink w:history="1" r:id="rIdal6qh-lxisvp8j4yynqrs">
         <w:r>
           <w:rPr>
             <w:rFonts w:ascii="Arial" w:cs="Arial" w:eastAsia="Arial" w:hAnsi="Arial"/>
@@ -10019,7 +10019,7 @@
         </w:rPr>
         <w:t xml:space="preserve"> (</w:t>
       </w:r>
-      <w:hyperlink w:history="1" r:id="rIdpt2vrgzgonwklfmekgjmt">
+      <w:hyperlink w:history="1" r:id="rIdelxiiyghxjc2uvfdxca6q">
         <w:r>
           <w:rPr>
             <w:rFonts w:ascii="Arial" w:cs="Arial" w:eastAsia="Arial" w:hAnsi="Arial"/>
@@ -11049,7 +11049,7 @@
               <w:spacing w:after="10" w:before="0"/>
               <w:ind w:left="120"/>
             </w:pPr>
-            <w:hyperlink w:history="1" r:id="rIdb0vj03d6dz-0r2jan3eoa">
+            <w:hyperlink w:history="1" r:id="rId89itvmjm895u3kjzpciwo">
               <w:r>
                 <w:rPr>
                   <w:rFonts w:ascii="Arial" w:cs="Arial" w:eastAsia="Arial" w:hAnsi="Arial"/>
@@ -11126,7 +11126,7 @@
               <w:spacing w:after="10" w:before="0"/>
               <w:ind w:left="120"/>
             </w:pPr>
-            <w:hyperlink w:history="1" r:id="rId13qajpufong1ncbwoij4y">
+            <w:hyperlink w:history="1" r:id="rIdykdmuteblkivs4q7wobe5">
               <w:r>
                 <w:rPr>
                   <w:rFonts w:ascii="Arial" w:cs="Arial" w:eastAsia="Arial" w:hAnsi="Arial"/>
@@ -11353,7 +11353,7 @@
               <w:spacing w:after="10" w:before="0"/>
               <w:ind w:left="120"/>
             </w:pPr>
-            <w:hyperlink w:history="1" r:id="rIdj4yvy9blwrctna9-mowyi">
+            <w:hyperlink w:history="1" r:id="rIdbrkvvff8izpgrevmiwdql">
               <w:r>
                 <w:rPr>
                   <w:rFonts w:ascii="Arial" w:cs="Arial" w:eastAsia="Arial" w:hAnsi="Arial"/>
@@ -11430,7 +11430,7 @@
               <w:spacing w:after="10" w:before="0"/>
               <w:ind w:left="120"/>
             </w:pPr>
-            <w:hyperlink w:history="1" r:id="rIdhrmyfn-r3u4l5qq9ovpnt">
+            <w:hyperlink w:history="1" r:id="rIdgb2edaf7hxex_ig9w4goo">
               <w:r>
                 <w:rPr>
                   <w:rFonts w:ascii="Arial" w:cs="Arial" w:eastAsia="Arial" w:hAnsi="Arial"/>
@@ -11657,7 +11657,7 @@
               <w:spacing w:after="10" w:before="0"/>
               <w:ind w:left="120"/>
             </w:pPr>
-            <w:hyperlink w:history="1" r:id="rId_tvae-7-c5etu2jupswyw">
+            <w:hyperlink w:history="1" r:id="rIdze7cteeflye5jef9lhubc">
               <w:r>
                 <w:rPr>
                   <w:rFonts w:ascii="Arial" w:cs="Arial" w:eastAsia="Arial" w:hAnsi="Arial"/>
@@ -11734,7 +11734,7 @@
               <w:spacing w:after="10" w:before="0"/>
               <w:ind w:left="120"/>
             </w:pPr>
-            <w:hyperlink w:history="1" r:id="rId-c--yk5hqaewabt1pzif6">
+            <w:hyperlink w:history="1" r:id="rIdqk5dtnzxydys6zimxkmbw">
               <w:r>
                 <w:rPr>
                   <w:rFonts w:ascii="Arial" w:cs="Arial" w:eastAsia="Arial" w:hAnsi="Arial"/>
@@ -11961,7 +11961,7 @@
               <w:spacing w:after="10" w:before="0"/>
               <w:ind w:left="120"/>
             </w:pPr>
-            <w:hyperlink w:history="1" r:id="rIde8klhuka2kxe5jnrg0sfk">
+            <w:hyperlink w:history="1" r:id="rIdmird06osu6veeocbu-ip3">
               <w:r>
                 <w:rPr>
                   <w:rFonts w:ascii="Arial" w:cs="Arial" w:eastAsia="Arial" w:hAnsi="Arial"/>
@@ -12038,7 +12038,7 @@
               <w:spacing w:after="10" w:before="0"/>
               <w:ind w:left="120"/>
             </w:pPr>
-            <w:hyperlink w:history="1" r:id="rIdyym27cyi5nhmr5dlyrdsb">
+            <w:hyperlink w:history="1" r:id="rIdf74k0e7-ruvt6pvew2abl">
               <w:r>
                 <w:rPr>
                   <w:rFonts w:ascii="Arial" w:cs="Arial" w:eastAsia="Arial" w:hAnsi="Arial"/>
@@ -12265,7 +12265,7 @@
               <w:spacing w:after="10" w:before="0"/>
               <w:ind w:left="120"/>
             </w:pPr>
-            <w:hyperlink w:history="1" r:id="rId69laqjjeqlhtm6mronaqw">
+            <w:hyperlink w:history="1" r:id="rIdg7ujqur0uc4hncbmrrkdx">
               <w:r>
                 <w:rPr>
                   <w:rFonts w:ascii="Arial" w:cs="Arial" w:eastAsia="Arial" w:hAnsi="Arial"/>
@@ -12342,7 +12342,7 @@
               <w:spacing w:after="10" w:before="0"/>
               <w:ind w:left="120"/>
             </w:pPr>
-            <w:hyperlink w:history="1" r:id="rIdommghin2cxpxh4-0tsa8u">
+            <w:hyperlink w:history="1" r:id="rIdkwodzjmyua2hazhf7i8uz">
               <w:r>
                 <w:rPr>
                   <w:rFonts w:ascii="Arial" w:cs="Arial" w:eastAsia="Arial" w:hAnsi="Arial"/>
@@ -12869,7 +12869,7 @@
         </w:rPr>
         <w:t xml:space="preserve">© 2026 SeaVuria and ARES. Aligned with KICD objectives. Developed by SeaVuria; technical implementation by ARES (with AI assistance from Claude). Licensed under </w:t>
       </w:r>
-      <w:hyperlink w:history="1" r:id="rIdm7f8fcngwfhe_ufpooxuh">
+      <w:hyperlink w:history="1" r:id="rIdzgmfx09fcgftn2oifiufo">
         <w:r>
           <w:rPr>
             <w:rFonts w:ascii="Arial" w:cs="Arial" w:eastAsia="Arial" w:hAnsi="Arial"/>
@@ -12890,7 +12890,7 @@
         </w:rPr>
         <w:t xml:space="preserve"> (</w:t>
       </w:r>
-      <w:hyperlink w:history="1" r:id="rId7vjsxqzlz4iypgmzyr7ek">
+      <w:hyperlink w:history="1" r:id="rIdxbydy6bvc2yd1aj7espas">
         <w:r>
           <w:rPr>
             <w:rFonts w:ascii="Arial" w:cs="Arial" w:eastAsia="Arial" w:hAnsi="Arial"/>
@@ -13920,7 +13920,7 @@
               <w:spacing w:after="10" w:before="0"/>
               <w:ind w:left="120"/>
             </w:pPr>
-            <w:hyperlink w:history="1" r:id="rId9bc8vu-5vsfzqq0cyc-r3">
+            <w:hyperlink w:history="1" r:id="rIdjnavigjdo6duftjznmkdz">
               <w:r>
                 <w:rPr>
                   <w:rFonts w:ascii="Arial" w:cs="Arial" w:eastAsia="Arial" w:hAnsi="Arial"/>
@@ -13997,7 +13997,7 @@
               <w:spacing w:after="10" w:before="0"/>
               <w:ind w:left="120"/>
             </w:pPr>
-            <w:hyperlink w:history="1" r:id="rIdunp0olcfzssdtccnwys0f">
+            <w:hyperlink w:history="1" r:id="rIdi3cbsmd-kjh48bh-79qad">
               <w:r>
                 <w:rPr>
                   <w:rFonts w:ascii="Arial" w:cs="Arial" w:eastAsia="Arial" w:hAnsi="Arial"/>
@@ -14224,7 +14224,7 @@
               <w:spacing w:after="10" w:before="0"/>
               <w:ind w:left="120"/>
             </w:pPr>
-            <w:hyperlink w:history="1" r:id="rIdu5y4djvfrheltghfeiudx">
+            <w:hyperlink w:history="1" r:id="rId4nkcscg1uwsk6gfjw3jf-">
               <w:r>
                 <w:rPr>
                   <w:rFonts w:ascii="Arial" w:cs="Arial" w:eastAsia="Arial" w:hAnsi="Arial"/>
@@ -14301,7 +14301,7 @@
               <w:spacing w:after="10" w:before="0"/>
               <w:ind w:left="120"/>
             </w:pPr>
-            <w:hyperlink w:history="1" r:id="rIdk0vrehc4q9w99l_gymccm">
+            <w:hyperlink w:history="1" r:id="rIdg7mtubsdgrntzbwtve1h6">
               <w:r>
                 <w:rPr>
                   <w:rFonts w:ascii="Arial" w:cs="Arial" w:eastAsia="Arial" w:hAnsi="Arial"/>
@@ -14528,7 +14528,7 @@
               <w:spacing w:after="10" w:before="0"/>
               <w:ind w:left="120"/>
             </w:pPr>
-            <w:hyperlink w:history="1" r:id="rIduzd9zfuzeadgppevbzzds">
+            <w:hyperlink w:history="1" r:id="rIdm3nml5s1xlbvbssgntowg">
               <w:r>
                 <w:rPr>
                   <w:rFonts w:ascii="Arial" w:cs="Arial" w:eastAsia="Arial" w:hAnsi="Arial"/>
@@ -14605,7 +14605,7 @@
               <w:spacing w:after="10" w:before="0"/>
               <w:ind w:left="120"/>
             </w:pPr>
-            <w:hyperlink w:history="1" r:id="rIdb29ihcyuqxecpash5t9gj">
+            <w:hyperlink w:history="1" r:id="rIdu9xvj1zz7s3nlfong3ps-">
               <w:r>
                 <w:rPr>
                   <w:rFonts w:ascii="Arial" w:cs="Arial" w:eastAsia="Arial" w:hAnsi="Arial"/>
@@ -14832,7 +14832,7 @@
               <w:spacing w:after="10" w:before="0"/>
               <w:ind w:left="120"/>
             </w:pPr>
-            <w:hyperlink w:history="1" r:id="rId8pct7dv3kyoa-70hzpp8r">
+            <w:hyperlink w:history="1" r:id="rIdhkkyya_vzyizcqxfvr5ae">
               <w:r>
                 <w:rPr>
                   <w:rFonts w:ascii="Arial" w:cs="Arial" w:eastAsia="Arial" w:hAnsi="Arial"/>
@@ -14909,7 +14909,7 @@
               <w:spacing w:after="10" w:before="0"/>
               <w:ind w:left="120"/>
             </w:pPr>
-            <w:hyperlink w:history="1" r:id="rIdkotxq1xrlp-na2sm8my6g">
+            <w:hyperlink w:history="1" r:id="rIdf8ust_cawxarowtnxeoqn">
               <w:r>
                 <w:rPr>
                   <w:rFonts w:ascii="Arial" w:cs="Arial" w:eastAsia="Arial" w:hAnsi="Arial"/>
@@ -15136,7 +15136,7 @@
               <w:spacing w:after="10" w:before="0"/>
               <w:ind w:left="120"/>
             </w:pPr>
-            <w:hyperlink w:history="1" r:id="rIdfks6rr0dxs8rnw7h2hi_7">
+            <w:hyperlink w:history="1" r:id="rIdv5lfbaa0c6bdyiuuascq0">
               <w:r>
                 <w:rPr>
                   <w:rFonts w:ascii="Arial" w:cs="Arial" w:eastAsia="Arial" w:hAnsi="Arial"/>
@@ -15213,7 +15213,7 @@
               <w:spacing w:after="10" w:before="0"/>
               <w:ind w:left="120"/>
             </w:pPr>
-            <w:hyperlink w:history="1" r:id="rId8zjgjk1ec12pq3kiy5kjv">
+            <w:hyperlink w:history="1" r:id="rIdflypxhndqekjxzfvihhfy">
               <w:r>
                 <w:rPr>
                   <w:rFonts w:ascii="Arial" w:cs="Arial" w:eastAsia="Arial" w:hAnsi="Arial"/>
@@ -15740,7 +15740,7 @@
         </w:rPr>
         <w:t xml:space="preserve">© 2026 SeaVuria and ARES. Aligned with KICD objectives. Developed by SeaVuria; technical implementation by ARES (with AI assistance from Claude). Licensed under </w:t>
       </w:r>
-      <w:hyperlink w:history="1" r:id="rIdgfsyawynf9wlsc3rpnifs">
+      <w:hyperlink w:history="1" r:id="rIddjtyrz2b365-aecputorq">
         <w:r>
           <w:rPr>
             <w:rFonts w:ascii="Arial" w:cs="Arial" w:eastAsia="Arial" w:hAnsi="Arial"/>
@@ -15761,7 +15761,7 @@
         </w:rPr>
         <w:t xml:space="preserve"> (</w:t>
       </w:r>
-      <w:hyperlink w:history="1" r:id="rId2fa5vnejyiewvenac_rau">
+      <w:hyperlink w:history="1" r:id="rIdo-mmfzj3hbbgunuri9cpy">
         <w:r>
           <w:rPr>
             <w:rFonts w:ascii="Arial" w:cs="Arial" w:eastAsia="Arial" w:hAnsi="Arial"/>
@@ -16791,7 +16791,7 @@
               <w:spacing w:after="10" w:before="0"/>
               <w:ind w:left="120"/>
             </w:pPr>
-            <w:hyperlink w:history="1" r:id="rIdxwt1eqyuzkmxhqd8nsrws">
+            <w:hyperlink w:history="1" r:id="rIdnckeibwv5-pc5gbmqmbat">
               <w:r>
                 <w:rPr>
                   <w:rFonts w:ascii="Arial" w:cs="Arial" w:eastAsia="Arial" w:hAnsi="Arial"/>
@@ -16868,7 +16868,7 @@
               <w:spacing w:after="10" w:before="0"/>
               <w:ind w:left="120"/>
             </w:pPr>
-            <w:hyperlink w:history="1" r:id="rIdggmgggzym5jsjefx_rh6v">
+            <w:hyperlink w:history="1" r:id="rIdyj_vpwijmaclw1jq94gnj">
               <w:r>
                 <w:rPr>
                   <w:rFonts w:ascii="Arial" w:cs="Arial" w:eastAsia="Arial" w:hAnsi="Arial"/>
@@ -17095,7 +17095,7 @@
               <w:spacing w:after="10" w:before="0"/>
               <w:ind w:left="120"/>
             </w:pPr>
-            <w:hyperlink w:history="1" r:id="rIdqwtokbfmfs-rujnagjqv1">
+            <w:hyperlink w:history="1" r:id="rIdl0m7yfmilxoy_ll-j9f4w">
               <w:r>
                 <w:rPr>
                   <w:rFonts w:ascii="Arial" w:cs="Arial" w:eastAsia="Arial" w:hAnsi="Arial"/>
@@ -17172,7 +17172,7 @@
               <w:spacing w:after="10" w:before="0"/>
               <w:ind w:left="120"/>
             </w:pPr>
-            <w:hyperlink w:history="1" r:id="rId7yv7paashtf4d1r9bmpbd">
+            <w:hyperlink w:history="1" r:id="rId2fmzcxzophv8yajas7ptk">
               <w:r>
                 <w:rPr>
                   <w:rFonts w:ascii="Arial" w:cs="Arial" w:eastAsia="Arial" w:hAnsi="Arial"/>
@@ -17399,7 +17399,7 @@
               <w:spacing w:after="10" w:before="0"/>
               <w:ind w:left="120"/>
             </w:pPr>
-            <w:hyperlink w:history="1" r:id="rIdiwuq9rm2fxrf9zhnlwdoa">
+            <w:hyperlink w:history="1" r:id="rIdbc3f8mvqoqzmd_yhfibai">
               <w:r>
                 <w:rPr>
                   <w:rFonts w:ascii="Arial" w:cs="Arial" w:eastAsia="Arial" w:hAnsi="Arial"/>
@@ -17476,7 +17476,7 @@
               <w:spacing w:after="10" w:before="0"/>
               <w:ind w:left="120"/>
             </w:pPr>
-            <w:hyperlink w:history="1" r:id="rIdt1-l8eoswu5xcanrhoigb">
+            <w:hyperlink w:history="1" r:id="rIdws8lqyfxa8sts20msirzx">
               <w:r>
                 <w:rPr>
                   <w:rFonts w:ascii="Arial" w:cs="Arial" w:eastAsia="Arial" w:hAnsi="Arial"/>
@@ -17703,7 +17703,7 @@
               <w:spacing w:after="10" w:before="0"/>
               <w:ind w:left="120"/>
             </w:pPr>
-            <w:hyperlink w:history="1" r:id="rId-y0t6d-iuutwxt8g552px">
+            <w:hyperlink w:history="1" r:id="rIdddjuadp2opxia2va-u_xu">
               <w:r>
                 <w:rPr>
                   <w:rFonts w:ascii="Arial" w:cs="Arial" w:eastAsia="Arial" w:hAnsi="Arial"/>
@@ -17780,7 +17780,7 @@
               <w:spacing w:after="10" w:before="0"/>
               <w:ind w:left="120"/>
             </w:pPr>
-            <w:hyperlink w:history="1" r:id="rIde46mwcdpumomrbak41wgj">
+            <w:hyperlink w:history="1" r:id="rIdw1n7iaiwvo3z-meewcnsu">
               <w:r>
                 <w:rPr>
                   <w:rFonts w:ascii="Arial" w:cs="Arial" w:eastAsia="Arial" w:hAnsi="Arial"/>
@@ -18007,7 +18007,7 @@
               <w:spacing w:after="10" w:before="0"/>
               <w:ind w:left="120"/>
             </w:pPr>
-            <w:hyperlink w:history="1" r:id="rIdoszk5kzfjchp34rsmauaw">
+            <w:hyperlink w:history="1" r:id="rIdjvc7hvfnheohr2hk7u5vw">
               <w:r>
                 <w:rPr>
                   <w:rFonts w:ascii="Arial" w:cs="Arial" w:eastAsia="Arial" w:hAnsi="Arial"/>
@@ -18084,7 +18084,7 @@
               <w:spacing w:after="10" w:before="0"/>
               <w:ind w:left="120"/>
             </w:pPr>
-            <w:hyperlink w:history="1" r:id="rIdaaxs4-txjtpco6xfexdtr">
+            <w:hyperlink w:history="1" r:id="rIdautsckwyl2hija3dgmrvl">
               <w:r>
                 <w:rPr>
                   <w:rFonts w:ascii="Arial" w:cs="Arial" w:eastAsia="Arial" w:hAnsi="Arial"/>
@@ -18611,7 +18611,7 @@
         </w:rPr>
         <w:t xml:space="preserve">© 2026 SeaVuria and ARES. Aligned with KICD objectives. Developed by SeaVuria; technical implementation by ARES (with AI assistance from Claude). Licensed under </w:t>
       </w:r>
-      <w:hyperlink w:history="1" r:id="rIdkdifzorjrp9j7nfqigp_v">
+      <w:hyperlink w:history="1" r:id="rIdk5tmkbggecn_yriwyzngc">
         <w:r>
           <w:rPr>
             <w:rFonts w:ascii="Arial" w:cs="Arial" w:eastAsia="Arial" w:hAnsi="Arial"/>
@@ -18632,7 +18632,7 @@
         </w:rPr>
         <w:t xml:space="preserve"> (</w:t>
       </w:r>
-      <w:hyperlink w:history="1" r:id="rIdzeus-dg2svzier-fydkkr">
+      <w:hyperlink w:history="1" r:id="rIdimybfjj1vbjsk0a7gbspx">
         <w:r>
           <w:rPr>
             <w:rFonts w:ascii="Arial" w:cs="Arial" w:eastAsia="Arial" w:hAnsi="Arial"/>
@@ -19645,7 +19645,7 @@
             <w:pPr>
               <w:spacing w:after="20" w:before="0"/>
             </w:pPr>
-            <w:hyperlink w:history="1" r:id="rIdx5f3ouzpckdt8yxvvl7vt">
+            <w:hyperlink w:history="1" r:id="rIdeqmksdxl9muxvrdpuqhtg">
               <w:r>
                 <w:rPr>
                   <w:rFonts w:ascii="Arial" w:cs="Arial" w:eastAsia="Arial" w:hAnsi="Arial"/>
@@ -19678,7 +19678,7 @@
               <w:spacing w:after="10" w:before="0"/>
               <w:ind w:left="120"/>
             </w:pPr>
-            <w:hyperlink w:history="1" r:id="rIdoghshbyucv-zsjqdu6ler">
+            <w:hyperlink w:history="1" r:id="rIdhhph5trwfydf9xexvoqdo">
               <w:r>
                 <w:rPr>
                   <w:rFonts w:ascii="Arial" w:cs="Arial" w:eastAsia="Arial" w:hAnsi="Arial"/>
@@ -19723,7 +19723,7 @@
             <w:pPr>
               <w:spacing w:after="20" w:before="0"/>
             </w:pPr>
-            <w:hyperlink w:history="1" r:id="rIdcwnglbscwq6ffy-g3iepm">
+            <w:hyperlink w:history="1" r:id="rIdoi-slljt5bvevrkk32hmy">
               <w:r>
                 <w:rPr>
                   <w:rFonts w:ascii="Arial" w:cs="Arial" w:eastAsia="Arial" w:hAnsi="Arial"/>
@@ -19756,7 +19756,7 @@
               <w:spacing w:after="10" w:before="0"/>
               <w:ind w:left="120"/>
             </w:pPr>
-            <w:hyperlink w:history="1" r:id="rId7f1l-sqktxnas9nrtmm7n">
+            <w:hyperlink w:history="1" r:id="rIduvtz5x1magcqfmsg4q9v8">
               <w:r>
                 <w:rPr>
                   <w:rFonts w:ascii="Arial" w:cs="Arial" w:eastAsia="Arial" w:hAnsi="Arial"/>
@@ -19951,7 +19951,7 @@
             <w:pPr>
               <w:spacing w:after="20" w:before="0"/>
             </w:pPr>
-            <w:hyperlink w:history="1" r:id="rIdwffxh--bufxnrhypx05m9">
+            <w:hyperlink w:history="1" r:id="rIdo0f1-_2jgmczhr_csjuf7">
               <w:r>
                 <w:rPr>
                   <w:rFonts w:ascii="Arial" w:cs="Arial" w:eastAsia="Arial" w:hAnsi="Arial"/>
@@ -19984,7 +19984,7 @@
               <w:spacing w:after="10" w:before="0"/>
               <w:ind w:left="120"/>
             </w:pPr>
-            <w:hyperlink w:history="1" r:id="rIdvhj_drwznefqzwu3asksx">
+            <w:hyperlink w:history="1" r:id="rIdoy4fhldei-klwcms56lf4">
               <w:r>
                 <w:rPr>
                   <w:rFonts w:ascii="Arial" w:cs="Arial" w:eastAsia="Arial" w:hAnsi="Arial"/>
@@ -20029,7 +20029,7 @@
             <w:pPr>
               <w:spacing w:after="20" w:before="0"/>
             </w:pPr>
-            <w:hyperlink w:history="1" r:id="rIdppnltlvfllx8kdxwsjfnb">
+            <w:hyperlink w:history="1" r:id="rId9zw286squbpfb_hgvcmhm">
               <w:r>
                 <w:rPr>
                   <w:rFonts w:ascii="Arial" w:cs="Arial" w:eastAsia="Arial" w:hAnsi="Arial"/>
@@ -20062,7 +20062,7 @@
               <w:spacing w:after="10" w:before="0"/>
               <w:ind w:left="120"/>
             </w:pPr>
-            <w:hyperlink w:history="1" r:id="rIdhhszhdeo0alnmexnoxabj">
+            <w:hyperlink w:history="1" r:id="rIdbqwp3uvzb6xbpqc5wio7s">
               <w:r>
                 <w:rPr>
                   <w:rFonts w:ascii="Arial" w:cs="Arial" w:eastAsia="Arial" w:hAnsi="Arial"/>
@@ -20257,7 +20257,7 @@
             <w:pPr>
               <w:spacing w:after="20" w:before="0"/>
             </w:pPr>
-            <w:hyperlink w:history="1" r:id="rIdc9yy7bff4on55ysrtsr0r">
+            <w:hyperlink w:history="1" r:id="rIdftqespl5m-mvtjop8blyj">
               <w:r>
                 <w:rPr>
                   <w:rFonts w:ascii="Arial" w:cs="Arial" w:eastAsia="Arial" w:hAnsi="Arial"/>
@@ -20290,7 +20290,7 @@
               <w:spacing w:after="10" w:before="0"/>
               <w:ind w:left="120"/>
             </w:pPr>
-            <w:hyperlink w:history="1" r:id="rIdc5xgtknkuphq1jwxcawfr">
+            <w:hyperlink w:history="1" r:id="rIdc4qwxrgc8v-cmjn8wd73b">
               <w:r>
                 <w:rPr>
                   <w:rFonts w:ascii="Arial" w:cs="Arial" w:eastAsia="Arial" w:hAnsi="Arial"/>
@@ -20335,7 +20335,7 @@
             <w:pPr>
               <w:spacing w:after="20" w:before="0"/>
             </w:pPr>
-            <w:hyperlink w:history="1" r:id="rIdud8ytiun7_iyis9mgszyy">
+            <w:hyperlink w:history="1" r:id="rIdjztnmhpkz76hhccwtkr2q">
               <w:r>
                 <w:rPr>
                   <w:rFonts w:ascii="Arial" w:cs="Arial" w:eastAsia="Arial" w:hAnsi="Arial"/>
@@ -20368,7 +20368,7 @@
               <w:spacing w:after="10" w:before="0"/>
               <w:ind w:left="120"/>
             </w:pPr>
-            <w:hyperlink w:history="1" r:id="rIdrp35jvr0iohvao_3ihfx-">
+            <w:hyperlink w:history="1" r:id="rId6_heebuiqf5lrf3lk4p-l">
               <w:r>
                 <w:rPr>
                   <w:rFonts w:ascii="Arial" w:cs="Arial" w:eastAsia="Arial" w:hAnsi="Arial"/>
@@ -20563,7 +20563,7 @@
             <w:pPr>
               <w:spacing w:after="20" w:before="0"/>
             </w:pPr>
-            <w:hyperlink w:history="1" r:id="rIdby-7xe8s8hlv9gifb-yhg">
+            <w:hyperlink w:history="1" r:id="rIdfznkmgsyitd2dk6xvzcc3">
               <w:r>
                 <w:rPr>
                   <w:rFonts w:ascii="Arial" w:cs="Arial" w:eastAsia="Arial" w:hAnsi="Arial"/>
@@ -20596,7 +20596,7 @@
               <w:spacing w:after="10" w:before="0"/>
               <w:ind w:left="120"/>
             </w:pPr>
-            <w:hyperlink w:history="1" r:id="rIdln75nrrohmbyz5olanymq">
+            <w:hyperlink w:history="1" r:id="rId7pv6vwwqgxro2qi1ky4va">
               <w:r>
                 <w:rPr>
                   <w:rFonts w:ascii="Arial" w:cs="Arial" w:eastAsia="Arial" w:hAnsi="Arial"/>
@@ -20641,7 +20641,7 @@
             <w:pPr>
               <w:spacing w:after="20" w:before="0"/>
             </w:pPr>
-            <w:hyperlink w:history="1" r:id="rIdarxuk83kltsdzmuxfacba">
+            <w:hyperlink w:history="1" r:id="rIdp3ivi5lhflrl6evmzmclj">
               <w:r>
                 <w:rPr>
                   <w:rFonts w:ascii="Arial" w:cs="Arial" w:eastAsia="Arial" w:hAnsi="Arial"/>
@@ -20674,7 +20674,7 @@
               <w:spacing w:after="10" w:before="0"/>
               <w:ind w:left="120"/>
             </w:pPr>
-            <w:hyperlink w:history="1" r:id="rIdhxvjd_uef1ctisfskjcmt">
+            <w:hyperlink w:history="1" r:id="rIddhrfanciynilknazhpjnx">
               <w:r>
                 <w:rPr>
                   <w:rFonts w:ascii="Arial" w:cs="Arial" w:eastAsia="Arial" w:hAnsi="Arial"/>
@@ -20869,7 +20869,7 @@
             <w:pPr>
               <w:spacing w:after="20" w:before="0"/>
             </w:pPr>
-            <w:hyperlink w:history="1" r:id="rId5h5q3tzu9wcgolamsrgpn">
+            <w:hyperlink w:history="1" r:id="rIdwzbub-cfcde8zxibu95cw">
               <w:r>
                 <w:rPr>
                   <w:rFonts w:ascii="Arial" w:cs="Arial" w:eastAsia="Arial" w:hAnsi="Arial"/>
@@ -20902,7 +20902,7 @@
               <w:spacing w:after="10" w:before="0"/>
               <w:ind w:left="120"/>
             </w:pPr>
-            <w:hyperlink w:history="1" r:id="rIdkb8b0gdmxce4dksxlhgfg">
+            <w:hyperlink w:history="1" r:id="rIdl7klacwzgmjaegqyas63b">
               <w:r>
                 <w:rPr>
                   <w:rFonts w:ascii="Arial" w:cs="Arial" w:eastAsia="Arial" w:hAnsi="Arial"/>
@@ -20947,7 +20947,7 @@
             <w:pPr>
               <w:spacing w:after="20" w:before="0"/>
             </w:pPr>
-            <w:hyperlink w:history="1" r:id="rIdbvntggihn03f5vbxftm0p">
+            <w:hyperlink w:history="1" r:id="rIdvkaw531jg9hbutxnnsbkz">
               <w:r>
                 <w:rPr>
                   <w:rFonts w:ascii="Arial" w:cs="Arial" w:eastAsia="Arial" w:hAnsi="Arial"/>
@@ -20980,7 +20980,7 @@
               <w:spacing w:after="10" w:before="0"/>
               <w:ind w:left="120"/>
             </w:pPr>
-            <w:hyperlink w:history="1" r:id="rIdysekemord2v0f0-uxtt4q">
+            <w:hyperlink w:history="1" r:id="rIdf4giepfgctfhbjhlwb9bz">
               <w:r>
                 <w:rPr>
                   <w:rFonts w:ascii="Arial" w:cs="Arial" w:eastAsia="Arial" w:hAnsi="Arial"/>
@@ -21492,7 +21492,7 @@
         </w:rPr>
         <w:t xml:space="preserve">© 2026 SeaVuria and ARES. Aligned with KICD objectives. Developed by SeaVuria; technical implementation by ARES (with AI assistance from Claude). Licensed under </w:t>
       </w:r>
-      <w:hyperlink w:history="1" r:id="rIdmqor8nyeabixktvfbfkm0">
+      <w:hyperlink w:history="1" r:id="rIdejth_y7ljmwgsrkd_aw7u">
         <w:r>
           <w:rPr>
             <w:rFonts w:ascii="Arial" w:cs="Arial" w:eastAsia="Arial" w:hAnsi="Arial"/>
@@ -21513,7 +21513,7 @@
         </w:rPr>
         <w:t xml:space="preserve"> (</w:t>
       </w:r>
-      <w:hyperlink w:history="1" r:id="rIdkhjfaxtmhj6h1rb_qbynf">
+      <w:hyperlink w:history="1" r:id="rIdfboi3rlxgzrjiqcgcyeq3">
         <w:r>
           <w:rPr>
             <w:rFonts w:ascii="Arial" w:cs="Arial" w:eastAsia="Arial" w:hAnsi="Arial"/>

--- a/data/outputs/v2/Physics/SS1.5_Moments_of_Equilibrium/Physics_Moments_of_Equilibrium_CBE_LessonSequence.docx
+++ b/data/outputs/v2/Physics/SS1.5_Moments_of_Equilibrium/Physics_Moments_of_Equilibrium_CBE_LessonSequence.docx
@@ -2478,7 +2478,7 @@
         </w:rPr>
         <w:t xml:space="preserve">© 2026 SeaVuria and ARES. This work is licensed under a </w:t>
       </w:r>
-      <w:hyperlink w:history="1" r:id="rId7ry2qityxa-uidk3omcbq">
+      <w:hyperlink w:history="1" r:id="rIduyumqubmx1edr5ckysfya">
         <w:r>
           <w:rPr>
             <w:rFonts w:ascii="Arial" w:cs="Arial" w:eastAsia="Arial" w:hAnsi="Arial"/>
@@ -2498,7 +2498,7 @@
         </w:rPr>
         <w:t xml:space="preserve"> (</w:t>
       </w:r>
-      <w:hyperlink w:history="1" r:id="rIdt49l7etbonrloosulczum">
+      <w:hyperlink w:history="1" r:id="rIdwl-mmevcaqzs-mk_vekq-">
         <w:r>
           <w:rPr>
             <w:rFonts w:ascii="Arial" w:cs="Arial" w:eastAsia="Arial" w:hAnsi="Arial"/>
@@ -2518,7 +2518,7 @@
         </w:rPr>
         <w:t xml:space="preserve">). To view a copy of this license, visit </w:t>
       </w:r>
-      <w:hyperlink w:history="1" r:id="rIdi-tyeybxssvcd4ur_wecq">
+      <w:hyperlink w:history="1" r:id="rId_akgmv7hpqbvvhyrpg2q3">
         <w:r>
           <w:rPr>
             <w:rFonts w:ascii="Arial" w:cs="Arial" w:eastAsia="Arial" w:hAnsi="Arial"/>
@@ -3530,7 +3530,2230 @@
             <w:pPr>
               <w:spacing w:after="20" w:before="0"/>
             </w:pPr>
-            <w:hyperlink w:history="1" r:id="rId0hypy1bx8dp5o-hvcoc7u">
+            <w:hyperlink w:history="1" r:id="rIdf7fidzw3qbng5aw94zxna">
+              <w:r>
+                <w:rPr>
+                  <w:rFonts w:ascii="Arial" w:cs="Arial" w:eastAsia="Arial" w:hAnsi="Arial"/>
+                  <w:color w:val="2E75B6"/>
+                  <w:sz w:val="16"/>
+                  <w:szCs w:val="16"/>
+                  <w:u w:val="single" w:color="2E75B6"/>
+                </w:rPr>
+                <w:t xml:space="preserve">Introduction to torque</w:t>
+              </w:r>
+            </w:hyperlink>
+          </w:p>
+          <w:p>
+            <w:pPr>
+              <w:spacing w:after="10" w:before="0"/>
+              <w:ind w:left="120"/>
+            </w:pPr>
+            <w:r>
+              <w:rPr>
+                <w:rFonts w:ascii="Arial" w:cs="Arial" w:eastAsia="Arial" w:hAnsi="Arial"/>
+                <w:color w:val="595959"/>
+                <w:sz w:val="14"/>
+                <w:szCs w:val="14"/>
+              </w:rPr>
+              <w:t xml:space="preserve">Source: Khan Academy (English - US curriculum)</w:t>
+            </w:r>
+          </w:p>
+          <w:p>
+            <w:pPr>
+              <w:spacing w:after="10" w:before="0"/>
+              <w:ind w:left="120"/>
+            </w:pPr>
+            <w:hyperlink w:history="1" r:id="rId8n61zkdqlpa780h7cs3u2">
+              <w:r>
+                <w:rPr>
+                  <w:rFonts w:ascii="Arial" w:cs="Arial" w:eastAsia="Arial" w:hAnsi="Arial"/>
+                  <w:color w:val="595959"/>
+                  <w:sz w:val="14"/>
+                  <w:szCs w:val="14"/>
+                  <w:u w:val="single" w:color="595959"/>
+                </w:rPr>
+                <w:t xml:space="preserve">🔍 Search ARES for similar videos</w:t>
+              </w:r>
+            </w:hyperlink>
+          </w:p>
+          <w:p>
+            <w:pPr>
+              <w:spacing w:after="40" w:before="0"/>
+            </w:pPr>
+            <w:r>
+              <w:rPr>
+                <w:sz w:val="14"/>
+                <w:szCs w:val="14"/>
+              </w:rPr>
+              <w:t xml:space="preserve"/>
+            </w:r>
+          </w:p>
+          <w:p>
+            <w:pPr>
+              <w:spacing w:after="20" w:before="0"/>
+            </w:pPr>
+            <w:r>
+              <w:rPr>
+                <w:rFonts w:ascii="Arial" w:cs="Arial" w:eastAsia="Arial" w:hAnsi="Arial"/>
+                <w:b/>
+                <w:bCs/>
+                <w:color w:val="1F3864"/>
+                <w:sz w:val="16"/>
+                <w:szCs w:val="16"/>
+              </w:rPr>
+              <w:t xml:space="preserve">📖 HTML:</w:t>
+            </w:r>
+          </w:p>
+          <w:p>
+            <w:pPr>
+              <w:spacing w:after="20" w:before="0"/>
+            </w:pPr>
+            <w:hyperlink w:history="1" r:id="rId2de1vyajiivjq0eal_9jo">
+              <w:r>
+                <w:rPr>
+                  <w:rFonts w:ascii="Arial" w:cs="Arial" w:eastAsia="Arial" w:hAnsi="Arial"/>
+                  <w:color w:val="2E75B6"/>
+                  <w:sz w:val="16"/>
+                  <w:szCs w:val="16"/>
+                  <w:u w:val="single" w:color="2E75B6"/>
+                </w:rPr>
+                <w:t xml:space="preserve">Torque (Flexbook)</w:t>
+              </w:r>
+            </w:hyperlink>
+          </w:p>
+          <w:p>
+            <w:pPr>
+              <w:spacing w:after="10" w:before="0"/>
+              <w:ind w:left="120"/>
+            </w:pPr>
+            <w:r>
+              <w:rPr>
+                <w:rFonts w:ascii="Arial" w:cs="Arial" w:eastAsia="Arial" w:hAnsi="Arial"/>
+                <w:color w:val="595959"/>
+                <w:sz w:val="14"/>
+                <w:szCs w:val="14"/>
+              </w:rPr>
+              <w:t xml:space="preserve">Source: CK-12</w:t>
+            </w:r>
+          </w:p>
+          <w:p>
+            <w:pPr>
+              <w:spacing w:after="10" w:before="0"/>
+              <w:ind w:left="120"/>
+            </w:pPr>
+            <w:hyperlink w:history="1" r:id="rIdocwkch5uocntgc_c3f7sc">
+              <w:r>
+                <w:rPr>
+                  <w:rFonts w:ascii="Arial" w:cs="Arial" w:eastAsia="Arial" w:hAnsi="Arial"/>
+                  <w:color w:val="595959"/>
+                  <w:sz w:val="14"/>
+                  <w:szCs w:val="14"/>
+                  <w:u w:val="single" w:color="595959"/>
+                </w:rPr>
+                <w:t xml:space="preserve">🔍 Search ARES for similar readings</w:t>
+              </w:r>
+            </w:hyperlink>
+          </w:p>
+        </w:tc>
+        <w:tc>
+          <w:tcPr>
+            <w:tcW w:type="dxa" w:w="3040"/>
+            <w:shd w:fill="FFFFFF" w:color="auto" w:val="clear"/>
+            <w:tcMar>
+              <w:top w:type="dxa" w:w="60"/>
+              <w:left w:type="dxa" w:w="120"/>
+              <w:bottom w:type="dxa" w:w="60"/>
+              <w:right w:type="dxa" w:w="120"/>
+            </w:tcMar>
+            <w:vAlign w:val="top"/>
+          </w:tcPr>
+          <w:p>
+            <w:pPr>
+              <w:spacing w:after="40" w:before="0"/>
+              <w:jc w:val="left"/>
+            </w:pPr>
+            <w:r>
+              <w:rPr>
+                <w:rFonts w:ascii="Arial" w:cs="Arial" w:eastAsia="Arial" w:hAnsi="Arial"/>
+                <w:b w:val="false"/>
+                <w:bCs w:val="false"/>
+                <w:i w:val="false"/>
+                <w:iCs w:val="false"/>
+                <w:color w:val="000000"/>
+                <w:sz w:val="18"/>
+                <w:szCs w:val="18"/>
+              </w:rPr>
+              <w:t xml:space="preserve">Students enter to find a three-legged Jiko stool placed at the front of the room with a sufuria (empty) resting near its centre. Without any introduction, they are handed a half-page 'Prediction Slip' and asked to silently read two scenario cards:</w:t>
+            </w:r>
+          </w:p>
+          <w:p>
+            <w:pPr>
+              <w:spacing w:after="30" w:before="0"/>
+              <w:ind w:left="360" w:hanging="180"/>
+              <w:jc w:val="left"/>
+            </w:pPr>
+            <w:r>
+              <w:rPr>
+                <w:rFonts w:ascii="Arial" w:cs="Arial" w:eastAsia="Arial" w:hAnsi="Arial"/>
+                <w:b w:val="false"/>
+                <w:bCs w:val="false"/>
+                <w:i w:val="false"/>
+                <w:iCs w:val="false"/>
+                <w:color w:val="000000"/>
+                <w:sz w:val="18"/>
+                <w:szCs w:val="18"/>
+              </w:rPr>
+              <w:t xml:space="preserve">–  CARD A: 'A full sufuria of ugali (3 kg) is placed at the centre of the stool. Does it topple?'</w:t>
+            </w:r>
+          </w:p>
+          <w:p>
+            <w:pPr>
+              <w:spacing w:after="30" w:before="0"/>
+              <w:ind w:left="360" w:hanging="180"/>
+              <w:jc w:val="left"/>
+            </w:pPr>
+            <w:r>
+              <w:rPr>
+                <w:rFonts w:ascii="Arial" w:cs="Arial" w:eastAsia="Arial" w:hAnsi="Arial"/>
+                <w:b w:val="false"/>
+                <w:bCs w:val="false"/>
+                <w:i w:val="false"/>
+                <w:iCs w:val="false"/>
+                <w:color w:val="000000"/>
+                <w:sz w:val="18"/>
+                <w:szCs w:val="18"/>
+              </w:rPr>
+              <w:t xml:space="preserve">–  CARD B: 'A full 20-litre jerrycan (20 kg) is placed on one corner of the same stool. A student gives it a gentle sideways nudge. Does it topple?'</w:t>
+            </w:r>
+          </w:p>
+          <w:p>
+            <w:pPr>
+              <w:spacing w:after="40" w:before="0"/>
+              <w:jc w:val="left"/>
+            </w:pPr>
+            <w:r>
+              <w:rPr>
+                <w:rFonts w:ascii="Arial" w:cs="Arial" w:eastAsia="Arial" w:hAnsi="Arial"/>
+                <w:b w:val="false"/>
+                <w:bCs w:val="false"/>
+                <w:i w:val="false"/>
+                <w:iCs w:val="false"/>
+                <w:color w:val="000000"/>
+                <w:sz w:val="18"/>
+                <w:szCs w:val="18"/>
+              </w:rPr>
+              <w:t xml:space="preserve">Students write their prediction (YES / NO / MAYBE), draw a quick force-arrow sketch on the stool diagram provided, and write ONE reason for their prediction. They then share predictions with a shoulder partner (Think-Pair) before three pairs share aloud to the class.</w:t>
+            </w:r>
+          </w:p>
+        </w:tc>
+        <w:tc>
+          <w:tcPr>
+            <w:tcW w:type="dxa" w:w="3040"/>
+            <w:shd w:fill="F2F2F2" w:color="auto" w:val="clear"/>
+            <w:tcMar>
+              <w:top w:type="dxa" w:w="60"/>
+              <w:left w:type="dxa" w:w="120"/>
+              <w:bottom w:type="dxa" w:w="60"/>
+              <w:right w:type="dxa" w:w="120"/>
+            </w:tcMar>
+            <w:vAlign w:val="top"/>
+          </w:tcPr>
+          <w:p>
+            <w:pPr>
+              <w:spacing w:after="40" w:before="0"/>
+              <w:jc w:val="left"/>
+            </w:pPr>
+            <w:r>
+              <w:rPr>
+                <w:rFonts w:ascii="Arial" w:cs="Arial" w:eastAsia="Arial" w:hAnsi="Arial"/>
+                <w:b w:val="false"/>
+                <w:bCs w:val="false"/>
+                <w:i w:val="false"/>
+                <w:iCs w:val="false"/>
+                <w:color w:val="000000"/>
+                <w:sz w:val="18"/>
+                <w:szCs w:val="18"/>
+              </w:rPr>
+              <w:t xml:space="preserve">1. Before class: set up the Jiko stool at the front. Place the empty sufuria on it. Write on the board: 'PHENOMENON: Why did the stool fall?' Do NOT explain anything yet.</w:t>
+            </w:r>
+          </w:p>
+          <w:p>
+            <w:pPr>
+              <w:spacing w:after="40" w:before="0"/>
+              <w:jc w:val="left"/>
+            </w:pPr>
+            <w:r>
+              <w:rPr>
+                <w:rFonts w:ascii="Arial" w:cs="Arial" w:eastAsia="Arial" w:hAnsi="Arial"/>
+                <w:b w:val="false"/>
+                <w:bCs w:val="false"/>
+                <w:i w:val="false"/>
+                <w:iCs w:val="false"/>
+                <w:color w:val="000000"/>
+                <w:sz w:val="18"/>
+                <w:szCs w:val="18"/>
+              </w:rPr>
+              <w:t xml:space="preserve">2. Distribute Prediction Slips as students enter. Say verbatim: 'Do not talk yet — read both cards and write your prediction silently. You have 3 minutes.'</w:t>
+            </w:r>
+          </w:p>
+          <w:p>
+            <w:pPr>
+              <w:spacing w:after="40" w:before="0"/>
+              <w:jc w:val="left"/>
+            </w:pPr>
+            <w:r>
+              <w:rPr>
+                <w:rFonts w:ascii="Arial" w:cs="Arial" w:eastAsia="Arial" w:hAnsi="Arial"/>
+                <w:b w:val="false"/>
+                <w:bCs w:val="false"/>
+                <w:i w:val="false"/>
+                <w:iCs w:val="false"/>
+                <w:color w:val="000000"/>
+                <w:sz w:val="18"/>
+                <w:szCs w:val="18"/>
+              </w:rPr>
+              <w:t xml:space="preserve">3. After 3 minutes, say: 'Now turn to your shoulder partner — you have 2 minutes. Share your prediction and your reason. Try to agree or find where you disagree.'</w:t>
+            </w:r>
+          </w:p>
+          <w:p>
+            <w:pPr>
+              <w:spacing w:after="40" w:before="0"/>
+              <w:jc w:val="left"/>
+            </w:pPr>
+            <w:r>
+              <w:rPr>
+                <w:rFonts w:ascii="Arial" w:cs="Arial" w:eastAsia="Arial" w:hAnsi="Arial"/>
+                <w:b w:val="false"/>
+                <w:bCs w:val="false"/>
+                <w:i w:val="false"/>
+                <w:iCs w:val="false"/>
+                <w:color w:val="000000"/>
+                <w:sz w:val="18"/>
+                <w:szCs w:val="18"/>
+              </w:rPr>
+              <w:t xml:space="preserve">4. After pair discussion, cold-call exactly 3 pairs using a random name stick. For each pair ask: 'What did you predict — and what was your reason?' [WAIT TIME: 10 seconds after each question before accepting an answer.]</w:t>
+            </w:r>
+          </w:p>
+          <w:p>
+            <w:pPr>
+              <w:spacing w:after="40" w:before="0"/>
+              <w:jc w:val="left"/>
+            </w:pPr>
+            <w:r>
+              <w:rPr>
+                <w:rFonts w:ascii="Arial" w:cs="Arial" w:eastAsia="Arial" w:hAnsi="Arial"/>
+                <w:b w:val="false"/>
+                <w:bCs w:val="false"/>
+                <w:i w:val="false"/>
+                <w:iCs w:val="false"/>
+                <w:color w:val="000000"/>
+                <w:sz w:val="18"/>
+                <w:szCs w:val="18"/>
+              </w:rPr>
+              <w:t xml:space="preserve">5. Record the three predictions on the board in a T-chart labelled 'TOPPLES / DOES NOT TOPPLE'. Do NOT affirm or correct any prediction. Say: 'Hold these ideas — we will come back to test them very soon.'</w:t>
+            </w:r>
+          </w:p>
+          <w:p>
+            <w:pPr>
+              <w:spacing w:after="40" w:before="0"/>
+              <w:jc w:val="left"/>
+            </w:pPr>
+            <w:r>
+              <w:rPr>
+                <w:rFonts w:ascii="Arial" w:cs="Arial" w:eastAsia="Arial" w:hAnsi="Arial"/>
+                <w:b w:val="false"/>
+                <w:bCs w:val="false"/>
+                <w:i w:val="false"/>
+                <w:iCs w:val="false"/>
+                <w:color w:val="000000"/>
+                <w:sz w:val="18"/>
+                <w:szCs w:val="18"/>
+              </w:rPr>
+              <w:t xml:space="preserve">6. Ask the whole class: 'What would you NEED to know or measure to be sure of your prediction?' Cold-call 2 students. [WAIT TIME: 12 seconds.] Write their responses under the T-chart as 'We need to find out…'</w:t>
+            </w:r>
+          </w:p>
+        </w:tc>
+        <w:tc>
+          <w:tcPr>
+            <w:tcW w:type="dxa" w:w="3040"/>
+            <w:shd w:fill="FFFFFF" w:color="auto" w:val="clear"/>
+            <w:tcMar>
+              <w:top w:type="dxa" w:w="60"/>
+              <w:left w:type="dxa" w:w="120"/>
+              <w:bottom w:type="dxa" w:w="60"/>
+              <w:right w:type="dxa" w:w="120"/>
+            </w:tcMar>
+            <w:vAlign w:val="top"/>
+          </w:tcPr>
+          <w:p>
+            <w:pPr>
+              <w:spacing w:after="40" w:before="0"/>
+              <w:jc w:val="left"/>
+            </w:pPr>
+            <w:r>
+              <w:rPr>
+                <w:rFonts w:ascii="Arial" w:cs="Arial" w:eastAsia="Arial" w:hAnsi="Arial"/>
+                <w:b w:val="false"/>
+                <w:bCs w:val="false"/>
+                <w:i w:val="false"/>
+                <w:iCs w:val="false"/>
+                <w:color w:val="000000"/>
+                <w:sz w:val="18"/>
+                <w:szCs w:val="18"/>
+              </w:rPr>
+              <w:t xml:space="preserve">Think-Pair-Share with Prediction Slip — this strategy activates prior knowledge about forces and balance (from Grade 8 science), reveals existing misconceptions (e.g. 'heavier objects always topple'), and creates cognitive dissonance that motivates the rest of the lesson. Recording predictions publicly ensures accountability and allows the teacher to track conceptual change across the lesson.</w:t>
+            </w:r>
+          </w:p>
+        </w:tc>
+        <w:tc>
+          <w:tcPr>
+            <w:tcW w:type="dxa" w:w="3040"/>
+            <w:shd w:fill="F2F2F2" w:color="auto" w:val="clear"/>
+            <w:tcMar>
+              <w:top w:type="dxa" w:w="60"/>
+              <w:left w:type="dxa" w:w="120"/>
+              <w:bottom w:type="dxa" w:w="60"/>
+              <w:right w:type="dxa" w:w="120"/>
+            </w:tcMar>
+            <w:vAlign w:val="top"/>
+          </w:tcPr>
+          <w:p>
+            <w:pPr>
+              <w:spacing w:after="40" w:before="0"/>
+              <w:jc w:val="left"/>
+            </w:pPr>
+            <w:r>
+              <w:rPr>
+                <w:rFonts w:ascii="Arial" w:cs="Arial" w:eastAsia="Arial" w:hAnsi="Arial"/>
+                <w:b w:val="false"/>
+                <w:bCs w:val="false"/>
+                <w:i w:val="false"/>
+                <w:iCs w:val="false"/>
+                <w:color w:val="000000"/>
+                <w:sz w:val="18"/>
+                <w:szCs w:val="18"/>
+              </w:rPr>
+              <w:t xml:space="preserve">Collect Prediction Slips at the end of the phase. Observable indicators: (a) student has drawn at least one force arrow on the stool diagram; (b) student has given a reason that references either the weight, the position of the load, or the shape of the stool — even if imprecise. Flag slips where the student has given no reason or written only 'I don't know' for targeted scaffolding during Phase 3.</w:t>
+            </w:r>
+          </w:p>
+        </w:tc>
+      </w:tr>
+      <w:tr>
+        <w:tc>
+          <w:tcPr>
+            <w:tcW w:type="dxa" w:w="1520"/>
+            <w:shd w:fill="D9EEF1" w:color="auto" w:val="clear"/>
+            <w:tcMar>
+              <w:top w:type="dxa" w:w="60"/>
+              <w:left w:type="dxa" w:w="120"/>
+              <w:bottom w:type="dxa" w:w="60"/>
+              <w:right w:type="dxa" w:w="120"/>
+            </w:tcMar>
+            <w:vAlign w:val="top"/>
+          </w:tcPr>
+          <w:p>
+            <w:pPr>
+              <w:spacing w:after="40" w:before="0"/>
+              <w:jc w:val="left"/>
+            </w:pPr>
+            <w:r>
+              <w:rPr>
+                <w:rFonts w:ascii="Arial" w:cs="Arial" w:eastAsia="Arial" w:hAnsi="Arial"/>
+                <w:b/>
+                <w:bCs/>
+                <w:i w:val="false"/>
+                <w:iCs w:val="false"/>
+                <w:color w:val="000000"/>
+                <w:sz w:val="18"/>
+                <w:szCs w:val="18"/>
+              </w:rPr>
+              <w:t xml:space="preserve">Observe Phase</w:t>
+            </w:r>
+          </w:p>
+          <w:p>
+            <w:pPr>
+              <w:spacing w:after="20" w:before="0"/>
+            </w:pPr>
+            <w:r>
+              <w:rPr>
+                <w:rFonts w:ascii="Arial" w:cs="Arial" w:eastAsia="Arial" w:hAnsi="Arial"/>
+                <w:b/>
+                <w:bCs/>
+                <w:color w:val="1F3864"/>
+                <w:sz w:val="16"/>
+                <w:szCs w:val="16"/>
+              </w:rPr>
+              <w:t xml:space="preserve">📹 VIDEO:</w:t>
+            </w:r>
+          </w:p>
+          <w:p>
+            <w:pPr>
+              <w:spacing w:after="20" w:before="0"/>
+            </w:pPr>
+            <w:hyperlink w:history="1" r:id="rId4yms668wdrrxytlpo21cq">
+              <w:r>
+                <w:rPr>
+                  <w:rFonts w:ascii="Arial" w:cs="Arial" w:eastAsia="Arial" w:hAnsi="Arial"/>
+                  <w:color w:val="2E75B6"/>
+                  <w:sz w:val="16"/>
+                  <w:szCs w:val="16"/>
+                  <w:u w:val="single" w:color="2E75B6"/>
+                </w:rPr>
+                <w:t xml:space="preserve">Introduction to torque -dubbed(KY)</w:t>
+              </w:r>
+            </w:hyperlink>
+          </w:p>
+          <w:p>
+            <w:pPr>
+              <w:spacing w:after="10" w:before="0"/>
+              <w:ind w:left="120"/>
+            </w:pPr>
+            <w:r>
+              <w:rPr>
+                <w:rFonts w:ascii="Arial" w:cs="Arial" w:eastAsia="Arial" w:hAnsi="Arial"/>
+                <w:color w:val="595959"/>
+                <w:sz w:val="14"/>
+                <w:szCs w:val="14"/>
+              </w:rPr>
+              <w:t xml:space="preserve">Source: Khan Academy (Kiswahili)</w:t>
+            </w:r>
+          </w:p>
+          <w:p>
+            <w:pPr>
+              <w:spacing w:after="10" w:before="0"/>
+              <w:ind w:left="120"/>
+            </w:pPr>
+            <w:hyperlink w:history="1" r:id="rIdydbffsod5dmclr96yi2ez">
+              <w:r>
+                <w:rPr>
+                  <w:rFonts w:ascii="Arial" w:cs="Arial" w:eastAsia="Arial" w:hAnsi="Arial"/>
+                  <w:color w:val="595959"/>
+                  <w:sz w:val="14"/>
+                  <w:szCs w:val="14"/>
+                  <w:u w:val="single" w:color="595959"/>
+                </w:rPr>
+                <w:t xml:space="preserve">🔍 Search ARES for similar videos</w:t>
+              </w:r>
+            </w:hyperlink>
+          </w:p>
+          <w:p>
+            <w:pPr>
+              <w:spacing w:after="40" w:before="0"/>
+            </w:pPr>
+            <w:r>
+              <w:rPr>
+                <w:sz w:val="14"/>
+                <w:szCs w:val="14"/>
+              </w:rPr>
+              <w:t xml:space="preserve"/>
+            </w:r>
+          </w:p>
+          <w:p>
+            <w:pPr>
+              <w:spacing w:after="20" w:before="0"/>
+            </w:pPr>
+            <w:r>
+              <w:rPr>
+                <w:rFonts w:ascii="Arial" w:cs="Arial" w:eastAsia="Arial" w:hAnsi="Arial"/>
+                <w:b/>
+                <w:bCs/>
+                <w:color w:val="1F3864"/>
+                <w:sz w:val="16"/>
+                <w:szCs w:val="16"/>
+              </w:rPr>
+              <w:t xml:space="preserve">📖 HTML:</w:t>
+            </w:r>
+          </w:p>
+          <w:p>
+            <w:pPr>
+              <w:spacing w:after="20" w:before="0"/>
+            </w:pPr>
+            <w:hyperlink w:history="1" r:id="rIdqwbmngej9pizom0umbaoy">
+              <w:r>
+                <w:rPr>
+                  <w:rFonts w:ascii="Arial" w:cs="Arial" w:eastAsia="Arial" w:hAnsi="Arial"/>
+                  <w:color w:val="2E75B6"/>
+                  <w:sz w:val="16"/>
+                  <w:szCs w:val="16"/>
+                  <w:u w:val="single" w:color="2E75B6"/>
+                </w:rPr>
+                <w:t xml:space="preserve">Torque</w:t>
+              </w:r>
+            </w:hyperlink>
+          </w:p>
+          <w:p>
+            <w:pPr>
+              <w:spacing w:after="10" w:before="0"/>
+              <w:ind w:left="120"/>
+            </w:pPr>
+            <w:r>
+              <w:rPr>
+                <w:rFonts w:ascii="Arial" w:cs="Arial" w:eastAsia="Arial" w:hAnsi="Arial"/>
+                <w:color w:val="595959"/>
+                <w:sz w:val="14"/>
+                <w:szCs w:val="14"/>
+              </w:rPr>
+              <w:t xml:space="preserve">Source: PhET</w:t>
+            </w:r>
+          </w:p>
+          <w:p>
+            <w:pPr>
+              <w:spacing w:after="10" w:before="0"/>
+              <w:ind w:left="120"/>
+            </w:pPr>
+            <w:hyperlink w:history="1" r:id="rIdnour8pmy2m4eadhchmixq">
+              <w:r>
+                <w:rPr>
+                  <w:rFonts w:ascii="Arial" w:cs="Arial" w:eastAsia="Arial" w:hAnsi="Arial"/>
+                  <w:color w:val="595959"/>
+                  <w:sz w:val="14"/>
+                  <w:szCs w:val="14"/>
+                  <w:u w:val="single" w:color="595959"/>
+                </w:rPr>
+                <w:t xml:space="preserve">🔍 Search ARES for similar readings</w:t>
+              </w:r>
+            </w:hyperlink>
+          </w:p>
+        </w:tc>
+        <w:tc>
+          <w:tcPr>
+            <w:tcW w:type="dxa" w:w="3040"/>
+            <w:shd w:fill="FFFFFF" w:color="auto" w:val="clear"/>
+            <w:tcMar>
+              <w:top w:type="dxa" w:w="60"/>
+              <w:left w:type="dxa" w:w="120"/>
+              <w:bottom w:type="dxa" w:w="60"/>
+              <w:right w:type="dxa" w:w="120"/>
+            </w:tcMar>
+            <w:vAlign w:val="top"/>
+          </w:tcPr>
+          <w:p>
+            <w:pPr>
+              <w:spacing w:after="40" w:before="0"/>
+              <w:jc w:val="left"/>
+            </w:pPr>
+            <w:r>
+              <w:rPr>
+                <w:rFonts w:ascii="Arial" w:cs="Arial" w:eastAsia="Arial" w:hAnsi="Arial"/>
+                <w:b w:val="false"/>
+                <w:bCs w:val="false"/>
+                <w:i w:val="false"/>
+                <w:iCs w:val="false"/>
+                <w:color w:val="000000"/>
+                <w:sz w:val="18"/>
+                <w:szCs w:val="18"/>
+              </w:rPr>
+              <w:t xml:space="preserve">PART A — Live Demonstration (10 min): The teacher performs a two-part live demonstration at the front.</w:t>
+            </w:r>
+          </w:p>
+          <w:p>
+            <w:pPr>
+              <w:spacing w:after="30" w:before="0"/>
+              <w:ind w:left="360" w:hanging="180"/>
+              <w:jc w:val="left"/>
+            </w:pPr>
+            <w:r>
+              <w:rPr>
+                <w:rFonts w:ascii="Arial" w:cs="Arial" w:eastAsia="Arial" w:hAnsi="Arial"/>
+                <w:b w:val="false"/>
+                <w:bCs w:val="false"/>
+                <w:i w:val="false"/>
+                <w:iCs w:val="false"/>
+                <w:color w:val="000000"/>
+                <w:sz w:val="18"/>
+                <w:szCs w:val="18"/>
+              </w:rPr>
+              <w:t xml:space="preserve">–  Demo 1: Places the empty sufuria at the centre of the Jiko stool — stool stays upright. Places it near one edge — stool leans but does not fall.</w:t>
+            </w:r>
+          </w:p>
+          <w:p>
+            <w:pPr>
+              <w:spacing w:after="30" w:before="0"/>
+              <w:ind w:left="360" w:hanging="180"/>
+              <w:jc w:val="left"/>
+            </w:pPr>
+            <w:r>
+              <w:rPr>
+                <w:rFonts w:ascii="Arial" w:cs="Arial" w:eastAsia="Arial" w:hAnsi="Arial"/>
+                <w:b w:val="false"/>
+                <w:bCs w:val="false"/>
+                <w:i w:val="false"/>
+                <w:iCs w:val="false"/>
+                <w:color w:val="000000"/>
+                <w:sz w:val="18"/>
+                <w:szCs w:val="18"/>
+              </w:rPr>
+              <w:t xml:space="preserve">–  Demo 2: Replaces the sufuria with a filled 20-litre jerrycan placed on one corner of the stool, then gives the stool a gentle nudge — the stool topples dramatically.</w:t>
+            </w:r>
+          </w:p>
+          <w:p>
+            <w:pPr>
+              <w:spacing w:after="30" w:before="0"/>
+              <w:ind w:left="360" w:hanging="180"/>
+              <w:jc w:val="left"/>
+            </w:pPr>
+            <w:r>
+              <w:rPr>
+                <w:rFonts w:ascii="Arial" w:cs="Arial" w:eastAsia="Arial" w:hAnsi="Arial"/>
+                <w:b w:val="false"/>
+                <w:bCs w:val="false"/>
+                <w:i w:val="false"/>
+                <w:iCs w:val="false"/>
+                <w:color w:val="000000"/>
+                <w:sz w:val="18"/>
+                <w:szCs w:val="18"/>
+              </w:rPr>
+              <w:t xml:space="preserve">–  Demo 3: Moves the jerrycan to the wider, lower four-legged stool. Nudges it — the stool rocks and self-rights.</w:t>
+            </w:r>
+          </w:p>
+          <w:p>
+            <w:pPr>
+              <w:spacing w:after="40" w:before="0"/>
+              <w:jc w:val="left"/>
+            </w:pPr>
+            <w:r>
+              <w:rPr>
+                <w:rFonts w:ascii="Arial" w:cs="Arial" w:eastAsia="Arial" w:hAnsi="Arial"/>
+                <w:b w:val="false"/>
+                <w:bCs w:val="false"/>
+                <w:i w:val="false"/>
+                <w:iCs w:val="false"/>
+                <w:color w:val="000000"/>
+                <w:sz w:val="18"/>
+                <w:szCs w:val="18"/>
+              </w:rPr>
+              <w:t xml:space="preserve">Students complete an Observation Table in their notebooks with columns: OBJECT | WHERE LOAD IS PLACED | HEIGHT OF STOOL | NUMBER OF LEGS | RESULT (topple / stable).</w:t>
+            </w:r>
+          </w:p>
+          <w:p>
+            <w:pPr>
+              <w:spacing w:after="40" w:before="0"/>
+              <w:jc w:val="left"/>
+            </w:pPr>
+            <w:r>
+              <w:rPr>
+                <w:rFonts w:ascii="Arial" w:cs="Arial" w:eastAsia="Arial" w:hAnsi="Arial"/>
+                <w:b w:val="false"/>
+                <w:bCs w:val="false"/>
+                <w:i w:val="false"/>
+                <w:iCs w:val="false"/>
+                <w:color w:val="000000"/>
+                <w:sz w:val="18"/>
+                <w:szCs w:val="18"/>
+              </w:rPr>
+              <w:t xml:space="preserve"/>
+            </w:r>
+          </w:p>
+          <w:p>
+            <w:pPr>
+              <w:spacing w:after="40" w:before="0"/>
+              <w:jc w:val="left"/>
+            </w:pPr>
+            <w:r>
+              <w:rPr>
+                <w:rFonts w:ascii="Arial" w:cs="Arial" w:eastAsia="Arial" w:hAnsi="Arial"/>
+                <w:b w:val="false"/>
+                <w:bCs w:val="false"/>
+                <w:i w:val="false"/>
+                <w:iCs w:val="false"/>
+                <w:color w:val="000000"/>
+                <w:sz w:val="18"/>
+                <w:szCs w:val="18"/>
+              </w:rPr>
+              <w:t xml:space="preserve">PART B — Beam-Balance Turning Activity (10 min): Each group of 4 receives: 1 × 30 cm wooden ruler balanced on a pencil (acting as a pivot at the centre), 3 × 50g masses, 1 × metre rule for measuring distances.</w:t>
+            </w:r>
+          </w:p>
+          <w:p>
+            <w:pPr>
+              <w:spacing w:after="40" w:before="0"/>
+              <w:jc w:val="left"/>
+            </w:pPr>
+            <w:r>
+              <w:rPr>
+                <w:rFonts w:ascii="Arial" w:cs="Arial" w:eastAsia="Arial" w:hAnsi="Arial"/>
+                <w:b w:val="false"/>
+                <w:bCs w:val="false"/>
+                <w:i w:val="false"/>
+                <w:iCs w:val="false"/>
+                <w:color w:val="000000"/>
+                <w:sz w:val="18"/>
+                <w:szCs w:val="18"/>
+              </w:rPr>
+              <w:t xml:space="preserve">Task: Place one 50g mass at 5 cm from the pivot on the LEFT side. Observe. Now place a second 50g mass at 10 cm from the pivot on the RIGHT side. Observe. Record what happens in each case. Groups then try to find a position for a single 50g mass on the right that balances a 100g mass placed 6 cm to the left. Record distances and masses used.</w:t>
+            </w:r>
+          </w:p>
+        </w:tc>
+        <w:tc>
+          <w:tcPr>
+            <w:tcW w:type="dxa" w:w="3040"/>
+            <w:shd w:fill="F2F2F2" w:color="auto" w:val="clear"/>
+            <w:tcMar>
+              <w:top w:type="dxa" w:w="60"/>
+              <w:left w:type="dxa" w:w="120"/>
+              <w:bottom w:type="dxa" w:w="60"/>
+              <w:right w:type="dxa" w:w="120"/>
+            </w:tcMar>
+            <w:vAlign w:val="top"/>
+          </w:tcPr>
+          <w:p>
+            <w:pPr>
+              <w:spacing w:after="40" w:before="0"/>
+              <w:jc w:val="left"/>
+            </w:pPr>
+            <w:r>
+              <w:rPr>
+                <w:rFonts w:ascii="Arial" w:cs="Arial" w:eastAsia="Arial" w:hAnsi="Arial"/>
+                <w:b w:val="false"/>
+                <w:bCs w:val="false"/>
+                <w:i w:val="false"/>
+                <w:iCs w:val="false"/>
+                <w:color w:val="000000"/>
+                <w:sz w:val="18"/>
+                <w:szCs w:val="18"/>
+              </w:rPr>
+              <w:t xml:space="preserve">PART A:</w:t>
+            </w:r>
+          </w:p>
+          <w:p>
+            <w:pPr>
+              <w:spacing w:after="40" w:before="0"/>
+              <w:jc w:val="left"/>
+            </w:pPr>
+            <w:r>
+              <w:rPr>
+                <w:rFonts w:ascii="Arial" w:cs="Arial" w:eastAsia="Arial" w:hAnsi="Arial"/>
+                <w:b w:val="false"/>
+                <w:bCs w:val="false"/>
+                <w:i w:val="false"/>
+                <w:iCs w:val="false"/>
+                <w:color w:val="000000"/>
+                <w:sz w:val="18"/>
+                <w:szCs w:val="18"/>
+              </w:rPr>
+              <w:t xml:space="preserve">1. Before Demo 2, say verbatim: 'Watch carefully — I want you to notice exactly WHEN the stool starts to move and WHERE the jerrycan is sitting.' [Place jerrycan, step back, give a single gentle push.]</w:t>
+            </w:r>
+          </w:p>
+          <w:p>
+            <w:pPr>
+              <w:spacing w:after="40" w:before="0"/>
+              <w:jc w:val="left"/>
+            </w:pPr>
+            <w:r>
+              <w:rPr>
+                <w:rFonts w:ascii="Arial" w:cs="Arial" w:eastAsia="Arial" w:hAnsi="Arial"/>
+                <w:b w:val="false"/>
+                <w:bCs w:val="false"/>
+                <w:i w:val="false"/>
+                <w:iCs w:val="false"/>
+                <w:color w:val="000000"/>
+                <w:sz w:val="18"/>
+                <w:szCs w:val="18"/>
+              </w:rPr>
+              <w:t xml:space="preserve">2. After the stool topples, say: 'Turn to your table group — 60 seconds — tell each other: what EXACTLY caused it to fall? Was it just the weight? Or was something else involved?' [WAIT TIME: allow full 60 seconds of group talk.]</w:t>
+            </w:r>
+          </w:p>
+          <w:p>
+            <w:pPr>
+              <w:spacing w:after="40" w:before="0"/>
+              <w:jc w:val="left"/>
+            </w:pPr>
+            <w:r>
+              <w:rPr>
+                <w:rFonts w:ascii="Arial" w:cs="Arial" w:eastAsia="Arial" w:hAnsi="Arial"/>
+                <w:b w:val="false"/>
+                <w:bCs w:val="false"/>
+                <w:i w:val="false"/>
+                <w:iCs w:val="false"/>
+                <w:color w:val="000000"/>
+                <w:sz w:val="18"/>
+                <w:szCs w:val="18"/>
+              </w:rPr>
+              <w:t xml:space="preserve">3. Cold-call 2 groups for their observation (NOT explanation yet). [WAIT TIME: 10 seconds.]</w:t>
+            </w:r>
+          </w:p>
+          <w:p>
+            <w:pPr>
+              <w:spacing w:after="40" w:before="0"/>
+              <w:jc w:val="left"/>
+            </w:pPr>
+            <w:r>
+              <w:rPr>
+                <w:rFonts w:ascii="Arial" w:cs="Arial" w:eastAsia="Arial" w:hAnsi="Arial"/>
+                <w:b w:val="false"/>
+                <w:bCs w:val="false"/>
+                <w:i w:val="false"/>
+                <w:iCs w:val="false"/>
+                <w:color w:val="000000"/>
+                <w:sz w:val="18"/>
+                <w:szCs w:val="18"/>
+              </w:rPr>
+              <w:t xml:space="preserve">4. Say: 'Write your observations in your table — not your explanation yet. Observations only.'</w:t>
+            </w:r>
+          </w:p>
+          <w:p>
+            <w:pPr>
+              <w:spacing w:after="40" w:before="0"/>
+              <w:jc w:val="left"/>
+            </w:pPr>
+            <w:r>
+              <w:rPr>
+                <w:rFonts w:ascii="Arial" w:cs="Arial" w:eastAsia="Arial" w:hAnsi="Arial"/>
+                <w:b w:val="false"/>
+                <w:bCs w:val="false"/>
+                <w:i w:val="false"/>
+                <w:iCs w:val="false"/>
+                <w:color w:val="000000"/>
+                <w:sz w:val="18"/>
+                <w:szCs w:val="18"/>
+              </w:rPr>
+              <w:t xml:space="preserve"/>
+            </w:r>
+          </w:p>
+          <w:p>
+            <w:pPr>
+              <w:spacing w:after="40" w:before="0"/>
+              <w:jc w:val="left"/>
+            </w:pPr>
+            <w:r>
+              <w:rPr>
+                <w:rFonts w:ascii="Arial" w:cs="Arial" w:eastAsia="Arial" w:hAnsi="Arial"/>
+                <w:b w:val="false"/>
+                <w:bCs w:val="false"/>
+                <w:i w:val="false"/>
+                <w:iCs w:val="false"/>
+                <w:color w:val="000000"/>
+                <w:sz w:val="18"/>
+                <w:szCs w:val="18"/>
+              </w:rPr>
+              <w:t xml:space="preserve">PART B:</w:t>
+            </w:r>
+          </w:p>
+          <w:p>
+            <w:pPr>
+              <w:spacing w:after="40" w:before="0"/>
+              <w:jc w:val="left"/>
+            </w:pPr>
+            <w:r>
+              <w:rPr>
+                <w:rFonts w:ascii="Arial" w:cs="Arial" w:eastAsia="Arial" w:hAnsi="Arial"/>
+                <w:b w:val="false"/>
+                <w:bCs w:val="false"/>
+                <w:i w:val="false"/>
+                <w:iCs w:val="false"/>
+                <w:color w:val="000000"/>
+                <w:sz w:val="18"/>
+                <w:szCs w:val="18"/>
+              </w:rPr>
+              <w:t xml:space="preserve">1. Circulate to each group during the beam-balance activity. At each group, ask: 'Which side is turning? What TWO things are you changing when you move the mass further out?' [WAIT TIME: 10 seconds at each group.]</w:t>
+            </w:r>
+          </w:p>
+          <w:p>
+            <w:pPr>
+              <w:spacing w:after="40" w:before="0"/>
+              <w:jc w:val="left"/>
+            </w:pPr>
+            <w:r>
+              <w:rPr>
+                <w:rFonts w:ascii="Arial" w:cs="Arial" w:eastAsia="Arial" w:hAnsi="Arial"/>
+                <w:b w:val="false"/>
+                <w:bCs w:val="false"/>
+                <w:i w:val="false"/>
+                <w:iCs w:val="false"/>
+                <w:color w:val="000000"/>
+                <w:sz w:val="18"/>
+                <w:szCs w:val="18"/>
+              </w:rPr>
+              <w:t xml:space="preserve">2. If a group finds a balance position, ask: 'Can you see any pattern between the numbers on each side? Multiply the mass by the distance — what do you get on each side?' [Do NOT give the formula — let groups discover it.]</w:t>
+            </w:r>
+          </w:p>
+          <w:p>
+            <w:pPr>
+              <w:spacing w:after="40" w:before="0"/>
+              <w:jc w:val="left"/>
+            </w:pPr>
+            <w:r>
+              <w:rPr>
+                <w:rFonts w:ascii="Arial" w:cs="Arial" w:eastAsia="Arial" w:hAnsi="Arial"/>
+                <w:b w:val="false"/>
+                <w:bCs w:val="false"/>
+                <w:i w:val="false"/>
+                <w:iCs w:val="false"/>
+                <w:color w:val="000000"/>
+                <w:sz w:val="18"/>
+                <w:szCs w:val="18"/>
+              </w:rPr>
+              <w:t xml:space="preserve">3. With 2 minutes remaining, say: 'Freeze. Write down in one sentence what you think the TURNING EFFECT depends on.'</w:t>
+            </w:r>
+          </w:p>
+        </w:tc>
+        <w:tc>
+          <w:tcPr>
+            <w:tcW w:type="dxa" w:w="3040"/>
+            <w:shd w:fill="FFFFFF" w:color="auto" w:val="clear"/>
+            <w:tcMar>
+              <w:top w:type="dxa" w:w="60"/>
+              <w:left w:type="dxa" w:w="120"/>
+              <w:bottom w:type="dxa" w:w="60"/>
+              <w:right w:type="dxa" w:w="120"/>
+            </w:tcMar>
+            <w:vAlign w:val="top"/>
+          </w:tcPr>
+          <w:p>
+            <w:pPr>
+              <w:spacing w:after="40" w:before="0"/>
+              <w:jc w:val="left"/>
+            </w:pPr>
+            <w:r>
+              <w:rPr>
+                <w:rFonts w:ascii="Arial" w:cs="Arial" w:eastAsia="Arial" w:hAnsi="Arial"/>
+                <w:b w:val="false"/>
+                <w:bCs w:val="false"/>
+                <w:i w:val="false"/>
+                <w:iCs w:val="false"/>
+                <w:color w:val="000000"/>
+                <w:sz w:val="18"/>
+                <w:szCs w:val="18"/>
+              </w:rPr>
+              <w:t xml:space="preserve">Structured Observation Table + Hands-On Discovery — the two-part observe phase separates macroscopic phenomenon observation (stool demonstration) from quantitative pattern-finding (beam-balance). This dual-encoding approach ensures students connect the dramatic visual phenomenon to measurable variables before any formula is introduced. The beam-balance activity embeds NGSS Science &amp; Engineering Practice 3 (Planning and Carrying Out Investigations) and Practice 4 (Analysing and Interpreting Data).</w:t>
+            </w:r>
+          </w:p>
+        </w:tc>
+        <w:tc>
+          <w:tcPr>
+            <w:tcW w:type="dxa" w:w="3040"/>
+            <w:shd w:fill="F2F2F2" w:color="auto" w:val="clear"/>
+            <w:tcMar>
+              <w:top w:type="dxa" w:w="60"/>
+              <w:left w:type="dxa" w:w="120"/>
+              <w:bottom w:type="dxa" w:w="60"/>
+              <w:right w:type="dxa" w:w="120"/>
+            </w:tcMar>
+            <w:vAlign w:val="top"/>
+          </w:tcPr>
+          <w:p>
+            <w:pPr>
+              <w:spacing w:after="40" w:before="0"/>
+              <w:jc w:val="left"/>
+            </w:pPr>
+            <w:r>
+              <w:rPr>
+                <w:rFonts w:ascii="Arial" w:cs="Arial" w:eastAsia="Arial" w:hAnsi="Arial"/>
+                <w:b w:val="false"/>
+                <w:bCs w:val="false"/>
+                <w:i w:val="false"/>
+                <w:iCs w:val="false"/>
+                <w:color w:val="000000"/>
+                <w:sz w:val="18"/>
+                <w:szCs w:val="18"/>
+              </w:rPr>
+              <w:t xml:space="preserve">Circulate and check Observation Tables during Part A. Observable indicators: (a) student correctly records at least 3 rows in the observation table; (b) student distinguishes between 'where the load is placed' and 'how heavy the load is' as separate variables. During Part B, listen for groups saying words like 'the further out, the more turning' — this indicates readiness for the moment formula in Phase 3. Flag groups that only record 'it balanced' without recording the distances.</w:t>
+            </w:r>
+          </w:p>
+        </w:tc>
+      </w:tr>
+      <w:tr>
+        <w:tc>
+          <w:tcPr>
+            <w:tcW w:type="dxa" w:w="1520"/>
+            <w:shd w:fill="E2EFDA" w:color="auto" w:val="clear"/>
+            <w:tcMar>
+              <w:top w:type="dxa" w:w="60"/>
+              <w:left w:type="dxa" w:w="120"/>
+              <w:bottom w:type="dxa" w:w="60"/>
+              <w:right w:type="dxa" w:w="120"/>
+            </w:tcMar>
+            <w:vAlign w:val="top"/>
+          </w:tcPr>
+          <w:p>
+            <w:pPr>
+              <w:spacing w:after="40" w:before="0"/>
+              <w:jc w:val="left"/>
+            </w:pPr>
+            <w:r>
+              <w:rPr>
+                <w:rFonts w:ascii="Arial" w:cs="Arial" w:eastAsia="Arial" w:hAnsi="Arial"/>
+                <w:b/>
+                <w:bCs/>
+                <w:i w:val="false"/>
+                <w:iCs w:val="false"/>
+                <w:color w:val="000000"/>
+                <w:sz w:val="18"/>
+                <w:szCs w:val="18"/>
+              </w:rPr>
+              <w:t xml:space="preserve">Explain Phase</w:t>
+            </w:r>
+          </w:p>
+          <w:p>
+            <w:pPr>
+              <w:spacing w:after="20" w:before="0"/>
+            </w:pPr>
+            <w:r>
+              <w:rPr>
+                <w:rFonts w:ascii="Arial" w:cs="Arial" w:eastAsia="Arial" w:hAnsi="Arial"/>
+                <w:b/>
+                <w:bCs/>
+                <w:color w:val="1F3864"/>
+                <w:sz w:val="16"/>
+                <w:szCs w:val="16"/>
+              </w:rPr>
+              <w:t xml:space="preserve">📹 VIDEO:</w:t>
+            </w:r>
+          </w:p>
+          <w:p>
+            <w:pPr>
+              <w:spacing w:after="20" w:before="0"/>
+            </w:pPr>
+            <w:hyperlink w:history="1" r:id="rId-0jtsw2sqyfyz-m3ikabi">
+              <w:r>
+                <w:rPr>
+                  <w:rFonts w:ascii="Arial" w:cs="Arial" w:eastAsia="Arial" w:hAnsi="Arial"/>
+                  <w:color w:val="2E75B6"/>
+                  <w:sz w:val="16"/>
+                  <w:szCs w:val="16"/>
+                  <w:u w:val="single" w:color="2E75B6"/>
+                </w:rPr>
+                <w:t xml:space="preserve">Introduction to torque</w:t>
+              </w:r>
+            </w:hyperlink>
+          </w:p>
+          <w:p>
+            <w:pPr>
+              <w:spacing w:after="10" w:before="0"/>
+              <w:ind w:left="120"/>
+            </w:pPr>
+            <w:r>
+              <w:rPr>
+                <w:rFonts w:ascii="Arial" w:cs="Arial" w:eastAsia="Arial" w:hAnsi="Arial"/>
+                <w:color w:val="595959"/>
+                <w:sz w:val="14"/>
+                <w:szCs w:val="14"/>
+              </w:rPr>
+              <w:t xml:space="preserve">Source: Khan Academy (English - US curriculum)</w:t>
+            </w:r>
+          </w:p>
+          <w:p>
+            <w:pPr>
+              <w:spacing w:after="10" w:before="0"/>
+              <w:ind w:left="120"/>
+            </w:pPr>
+            <w:hyperlink w:history="1" r:id="rIdzri2_xm5jpcthlwlh43vt">
+              <w:r>
+                <w:rPr>
+                  <w:rFonts w:ascii="Arial" w:cs="Arial" w:eastAsia="Arial" w:hAnsi="Arial"/>
+                  <w:color w:val="595959"/>
+                  <w:sz w:val="14"/>
+                  <w:szCs w:val="14"/>
+                  <w:u w:val="single" w:color="595959"/>
+                </w:rPr>
+                <w:t xml:space="preserve">🔍 Search ARES for similar videos</w:t>
+              </w:r>
+            </w:hyperlink>
+          </w:p>
+          <w:p>
+            <w:pPr>
+              <w:spacing w:after="40" w:before="0"/>
+            </w:pPr>
+            <w:r>
+              <w:rPr>
+                <w:sz w:val="14"/>
+                <w:szCs w:val="14"/>
+              </w:rPr>
+              <w:t xml:space="preserve"/>
+            </w:r>
+          </w:p>
+          <w:p>
+            <w:pPr>
+              <w:spacing w:after="20" w:before="0"/>
+            </w:pPr>
+            <w:r>
+              <w:rPr>
+                <w:rFonts w:ascii="Arial" w:cs="Arial" w:eastAsia="Arial" w:hAnsi="Arial"/>
+                <w:b/>
+                <w:bCs/>
+                <w:color w:val="1F3864"/>
+                <w:sz w:val="16"/>
+                <w:szCs w:val="16"/>
+              </w:rPr>
+              <w:t xml:space="preserve">📖 HTML:</w:t>
+            </w:r>
+          </w:p>
+          <w:p>
+            <w:pPr>
+              <w:spacing w:after="20" w:before="0"/>
+            </w:pPr>
+            <w:hyperlink w:history="1" r:id="rIdd0cgnpqw1vleo9exes6of">
+              <w:r>
+                <w:rPr>
+                  <w:rFonts w:ascii="Arial" w:cs="Arial" w:eastAsia="Arial" w:hAnsi="Arial"/>
+                  <w:color w:val="2E75B6"/>
+                  <w:sz w:val="16"/>
+                  <w:szCs w:val="16"/>
+                  <w:u w:val="single" w:color="2E75B6"/>
+                </w:rPr>
+                <w:t xml:space="preserve">Torque (Flexbook)</w:t>
+              </w:r>
+            </w:hyperlink>
+          </w:p>
+          <w:p>
+            <w:pPr>
+              <w:spacing w:after="10" w:before="0"/>
+              <w:ind w:left="120"/>
+            </w:pPr>
+            <w:r>
+              <w:rPr>
+                <w:rFonts w:ascii="Arial" w:cs="Arial" w:eastAsia="Arial" w:hAnsi="Arial"/>
+                <w:color w:val="595959"/>
+                <w:sz w:val="14"/>
+                <w:szCs w:val="14"/>
+              </w:rPr>
+              <w:t xml:space="preserve">Source: CK-12</w:t>
+            </w:r>
+          </w:p>
+          <w:p>
+            <w:pPr>
+              <w:spacing w:after="10" w:before="0"/>
+              <w:ind w:left="120"/>
+            </w:pPr>
+            <w:hyperlink w:history="1" r:id="rId2hozrt2q0krqg0dqh54tw">
+              <w:r>
+                <w:rPr>
+                  <w:rFonts w:ascii="Arial" w:cs="Arial" w:eastAsia="Arial" w:hAnsi="Arial"/>
+                  <w:color w:val="595959"/>
+                  <w:sz w:val="14"/>
+                  <w:szCs w:val="14"/>
+                  <w:u w:val="single" w:color="595959"/>
+                </w:rPr>
+                <w:t xml:space="preserve">🔍 Search ARES for similar readings</w:t>
+              </w:r>
+            </w:hyperlink>
+          </w:p>
+        </w:tc>
+        <w:tc>
+          <w:tcPr>
+            <w:tcW w:type="dxa" w:w="3040"/>
+            <w:shd w:fill="FFFFFF" w:color="auto" w:val="clear"/>
+            <w:tcMar>
+              <w:top w:type="dxa" w:w="60"/>
+              <w:left w:type="dxa" w:w="120"/>
+              <w:bottom w:type="dxa" w:w="60"/>
+              <w:right w:type="dxa" w:w="120"/>
+            </w:tcMar>
+            <w:vAlign w:val="top"/>
+          </w:tcPr>
+          <w:p>
+            <w:pPr>
+              <w:spacing w:after="40" w:before="0"/>
+              <w:jc w:val="left"/>
+            </w:pPr>
+            <w:r>
+              <w:rPr>
+                <w:rFonts w:ascii="Arial" w:cs="Arial" w:eastAsia="Arial" w:hAnsi="Arial"/>
+                <w:b w:val="false"/>
+                <w:bCs w:val="false"/>
+                <w:i w:val="false"/>
+                <w:iCs w:val="false"/>
+                <w:color w:val="000000"/>
+                <w:sz w:val="18"/>
+                <w:szCs w:val="18"/>
+              </w:rPr>
+              <w:t xml:space="preserve">PART A — Concept Introduction via Guided Notes (8 min): Students open their ARES platform Guided Notes page for Lesson 1. The teacher leads a structured explanation:</w:t>
+            </w:r>
+          </w:p>
+          <w:p>
+            <w:pPr>
+              <w:spacing w:after="30" w:before="0"/>
+              <w:ind w:left="360" w:hanging="180"/>
+              <w:jc w:val="left"/>
+            </w:pPr>
+            <w:r>
+              <w:rPr>
+                <w:rFonts w:ascii="Arial" w:cs="Arial" w:eastAsia="Arial" w:hAnsi="Arial"/>
+                <w:b w:val="false"/>
+                <w:bCs w:val="false"/>
+                <w:i w:val="false"/>
+                <w:iCs w:val="false"/>
+                <w:color w:val="000000"/>
+                <w:sz w:val="18"/>
+                <w:szCs w:val="18"/>
+              </w:rPr>
+              <w:t xml:space="preserve">–  Define MOMENT OF A FORCE: 'A moment is the turning effect of a force about a pivot point.'</w:t>
+            </w:r>
+          </w:p>
+          <w:p>
+            <w:pPr>
+              <w:spacing w:after="30" w:before="0"/>
+              <w:ind w:left="360" w:hanging="180"/>
+              <w:jc w:val="left"/>
+            </w:pPr>
+            <w:r>
+              <w:rPr>
+                <w:rFonts w:ascii="Arial" w:cs="Arial" w:eastAsia="Arial" w:hAnsi="Arial"/>
+                <w:b w:val="false"/>
+                <w:bCs w:val="false"/>
+                <w:i w:val="false"/>
+                <w:iCs w:val="false"/>
+                <w:color w:val="000000"/>
+                <w:sz w:val="18"/>
+                <w:szCs w:val="18"/>
+              </w:rPr>
+              <w:t xml:space="preserve">–  Formula: Moment (M) = Force (F) × Perpendicular distance from pivot (d) → M = F × d</w:t>
+            </w:r>
+          </w:p>
+          <w:p>
+            <w:pPr>
+              <w:spacing w:after="30" w:before="0"/>
+              <w:ind w:left="360" w:hanging="180"/>
+              <w:jc w:val="left"/>
+            </w:pPr>
+            <w:r>
+              <w:rPr>
+                <w:rFonts w:ascii="Arial" w:cs="Arial" w:eastAsia="Arial" w:hAnsi="Arial"/>
+                <w:b w:val="false"/>
+                <w:bCs w:val="false"/>
+                <w:i w:val="false"/>
+                <w:iCs w:val="false"/>
+                <w:color w:val="000000"/>
+                <w:sz w:val="18"/>
+                <w:szCs w:val="18"/>
+              </w:rPr>
+              <w:t xml:space="preserve">–  Unit: Newton-metre (N·m)</w:t>
+            </w:r>
+          </w:p>
+          <w:p>
+            <w:pPr>
+              <w:spacing w:after="30" w:before="0"/>
+              <w:ind w:left="360" w:hanging="180"/>
+              <w:jc w:val="left"/>
+            </w:pPr>
+            <w:r>
+              <w:rPr>
+                <w:rFonts w:ascii="Arial" w:cs="Arial" w:eastAsia="Arial" w:hAnsi="Arial"/>
+                <w:b w:val="false"/>
+                <w:bCs w:val="false"/>
+                <w:i w:val="false"/>
+                <w:iCs w:val="false"/>
+                <w:color w:val="000000"/>
+                <w:sz w:val="18"/>
+                <w:szCs w:val="18"/>
+              </w:rPr>
+              <w:t xml:space="preserve">–  Students label a diagram showing: the pivot, the line of action of force, and the perpendicular distance — using the Jiko stool as the diagram context.</w:t>
+            </w:r>
+          </w:p>
+          <w:p>
+            <w:pPr>
+              <w:spacing w:after="40" w:before="0"/>
+              <w:jc w:val="left"/>
+            </w:pPr>
+            <w:r>
+              <w:rPr>
+                <w:rFonts w:ascii="Arial" w:cs="Arial" w:eastAsia="Arial" w:hAnsi="Arial"/>
+                <w:b w:val="false"/>
+                <w:bCs w:val="false"/>
+                <w:i w:val="false"/>
+                <w:iCs w:val="false"/>
+                <w:color w:val="000000"/>
+                <w:sz w:val="18"/>
+                <w:szCs w:val="18"/>
+              </w:rPr>
+              <w:t xml:space="preserve"/>
+            </w:r>
+          </w:p>
+          <w:p>
+            <w:pPr>
+              <w:spacing w:after="40" w:before="0"/>
+              <w:jc w:val="left"/>
+            </w:pPr>
+            <w:r>
+              <w:rPr>
+                <w:rFonts w:ascii="Arial" w:cs="Arial" w:eastAsia="Arial" w:hAnsi="Arial"/>
+                <w:b w:val="false"/>
+                <w:bCs w:val="false"/>
+                <w:i w:val="false"/>
+                <w:iCs w:val="false"/>
+                <w:color w:val="000000"/>
+                <w:sz w:val="18"/>
+                <w:szCs w:val="18"/>
+              </w:rPr>
+              <w:t xml:space="preserve">PART B — Worked Example with Kenyan Context (5 min): Teacher works through: 'A sufuria containing 3 kg of ugali (weight = 30 N) is placed 0.2 m from the leg of a Jiko stool acting as the pivot. Calculate the moment of the force about that leg.'</w:t>
+            </w:r>
+          </w:p>
+          <w:p>
+            <w:pPr>
+              <w:spacing w:after="40" w:before="0"/>
+              <w:jc w:val="left"/>
+            </w:pPr>
+            <w:r>
+              <w:rPr>
+                <w:rFonts w:ascii="Arial" w:cs="Arial" w:eastAsia="Arial" w:hAnsi="Arial"/>
+                <w:b w:val="false"/>
+                <w:bCs w:val="false"/>
+                <w:i w:val="false"/>
+                <w:iCs w:val="false"/>
+                <w:color w:val="000000"/>
+                <w:sz w:val="18"/>
+                <w:szCs w:val="18"/>
+              </w:rPr>
+              <w:t xml:space="preserve">M = F × d = 30 N × 0.2 m = 6 N·m</w:t>
+            </w:r>
+          </w:p>
+          <w:p>
+            <w:pPr>
+              <w:spacing w:after="40" w:before="0"/>
+              <w:jc w:val="left"/>
+            </w:pPr>
+            <w:r>
+              <w:rPr>
+                <w:rFonts w:ascii="Arial" w:cs="Arial" w:eastAsia="Arial" w:hAnsi="Arial"/>
+                <w:b w:val="false"/>
+                <w:bCs w:val="false"/>
+                <w:i w:val="false"/>
+                <w:iCs w:val="false"/>
+                <w:color w:val="000000"/>
+                <w:sz w:val="18"/>
+                <w:szCs w:val="18"/>
+              </w:rPr>
+              <w:t xml:space="preserve"/>
+            </w:r>
+          </w:p>
+          <w:p>
+            <w:pPr>
+              <w:spacing w:after="40" w:before="0"/>
+              <w:jc w:val="left"/>
+            </w:pPr>
+            <w:r>
+              <w:rPr>
+                <w:rFonts w:ascii="Arial" w:cs="Arial" w:eastAsia="Arial" w:hAnsi="Arial"/>
+                <w:b w:val="false"/>
+                <w:bCs w:val="false"/>
+                <w:i w:val="false"/>
+                <w:iCs w:val="false"/>
+                <w:color w:val="000000"/>
+                <w:sz w:val="18"/>
+                <w:szCs w:val="18"/>
+              </w:rPr>
+              <w:t xml:space="preserve">PART C — Apply: Return to Beam-Balance Data (7 min): Groups retrieve their beam-balance data from Phase 2. They now calculate the moment on each side using M = F × d (using weight = mass × 10 N/kg). They check: when balanced, are the moments equal on both sides? Students write a one-sentence conclusion in their notebooks.</w:t>
+            </w:r>
+          </w:p>
+        </w:tc>
+        <w:tc>
+          <w:tcPr>
+            <w:tcW w:type="dxa" w:w="3040"/>
+            <w:shd w:fill="F2F2F2" w:color="auto" w:val="clear"/>
+            <w:tcMar>
+              <w:top w:type="dxa" w:w="60"/>
+              <w:left w:type="dxa" w:w="120"/>
+              <w:bottom w:type="dxa" w:w="60"/>
+              <w:right w:type="dxa" w:w="120"/>
+            </w:tcMar>
+            <w:vAlign w:val="top"/>
+          </w:tcPr>
+          <w:p>
+            <w:pPr>
+              <w:spacing w:after="40" w:before="0"/>
+              <w:jc w:val="left"/>
+            </w:pPr>
+            <w:r>
+              <w:rPr>
+                <w:rFonts w:ascii="Arial" w:cs="Arial" w:eastAsia="Arial" w:hAnsi="Arial"/>
+                <w:b w:val="false"/>
+                <w:bCs w:val="false"/>
+                <w:i w:val="false"/>
+                <w:iCs w:val="false"/>
+                <w:color w:val="000000"/>
+                <w:sz w:val="18"/>
+                <w:szCs w:val="18"/>
+              </w:rPr>
+              <w:t xml:space="preserve">PART A:</w:t>
+            </w:r>
+          </w:p>
+          <w:p>
+            <w:pPr>
+              <w:spacing w:after="40" w:before="0"/>
+              <w:jc w:val="left"/>
+            </w:pPr>
+            <w:r>
+              <w:rPr>
+                <w:rFonts w:ascii="Arial" w:cs="Arial" w:eastAsia="Arial" w:hAnsi="Arial"/>
+                <w:b w:val="false"/>
+                <w:bCs w:val="false"/>
+                <w:i w:val="false"/>
+                <w:iCs w:val="false"/>
+                <w:color w:val="000000"/>
+                <w:sz w:val="18"/>
+                <w:szCs w:val="18"/>
+              </w:rPr>
+              <w:t xml:space="preserve">1. Write 'MOMENT = TURNING EFFECT' in large letters on the board BEFORE defining it formally. Say: 'You have all just observed moments — you just did not have the name for it yet.'</w:t>
+            </w:r>
+          </w:p>
+          <w:p>
+            <w:pPr>
+              <w:spacing w:after="40" w:before="0"/>
+              <w:jc w:val="left"/>
+            </w:pPr>
+            <w:r>
+              <w:rPr>
+                <w:rFonts w:ascii="Arial" w:cs="Arial" w:eastAsia="Arial" w:hAnsi="Arial"/>
+                <w:b w:val="false"/>
+                <w:bCs w:val="false"/>
+                <w:i w:val="false"/>
+                <w:iCs w:val="false"/>
+                <w:color w:val="000000"/>
+                <w:sz w:val="18"/>
+                <w:szCs w:val="18"/>
+              </w:rPr>
+              <w:t xml:space="preserve">2. Write the formula slowly: M = F × d. Say verbatim: 'The moment is NOT just about how heavy the object is — it also depends on HOW FAR from the pivot the force acts. This is why the jerrycan caused toppling even though the stool could hold the sufuria.'</w:t>
+            </w:r>
+          </w:p>
+          <w:p>
+            <w:pPr>
+              <w:spacing w:after="40" w:before="0"/>
+              <w:jc w:val="left"/>
+            </w:pPr>
+            <w:r>
+              <w:rPr>
+                <w:rFonts w:ascii="Arial" w:cs="Arial" w:eastAsia="Arial" w:hAnsi="Arial"/>
+                <w:b w:val="false"/>
+                <w:bCs w:val="false"/>
+                <w:i w:val="false"/>
+                <w:iCs w:val="false"/>
+                <w:color w:val="000000"/>
+                <w:sz w:val="18"/>
+                <w:szCs w:val="18"/>
+              </w:rPr>
+              <w:t xml:space="preserve">3. Point back to the stool at the front: 'Where was the pivot in our demonstration?' Cold-call 1 student. [WAIT TIME: 10 seconds.] Confirm: the contact legs of the stool act as the pivot line.</w:t>
+            </w:r>
+          </w:p>
+          <w:p>
+            <w:pPr>
+              <w:spacing w:after="40" w:before="0"/>
+              <w:jc w:val="left"/>
+            </w:pPr>
+            <w:r>
+              <w:rPr>
+                <w:rFonts w:ascii="Arial" w:cs="Arial" w:eastAsia="Arial" w:hAnsi="Arial"/>
+                <w:b w:val="false"/>
+                <w:bCs w:val="false"/>
+                <w:i w:val="false"/>
+                <w:iCs w:val="false"/>
+                <w:color w:val="000000"/>
+                <w:sz w:val="18"/>
+                <w:szCs w:val="18"/>
+              </w:rPr>
+              <w:t xml:space="preserve"/>
+            </w:r>
+          </w:p>
+          <w:p>
+            <w:pPr>
+              <w:spacing w:after="40" w:before="0"/>
+              <w:jc w:val="left"/>
+            </w:pPr>
+            <w:r>
+              <w:rPr>
+                <w:rFonts w:ascii="Arial" w:cs="Arial" w:eastAsia="Arial" w:hAnsi="Arial"/>
+                <w:b w:val="false"/>
+                <w:bCs w:val="false"/>
+                <w:i w:val="false"/>
+                <w:iCs w:val="false"/>
+                <w:color w:val="000000"/>
+                <w:sz w:val="18"/>
+                <w:szCs w:val="18"/>
+              </w:rPr>
+              <w:t xml:space="preserve">PART B:</w:t>
+            </w:r>
+          </w:p>
+          <w:p>
+            <w:pPr>
+              <w:spacing w:after="40" w:before="0"/>
+              <w:jc w:val="left"/>
+            </w:pPr>
+            <w:r>
+              <w:rPr>
+                <w:rFonts w:ascii="Arial" w:cs="Arial" w:eastAsia="Arial" w:hAnsi="Arial"/>
+                <w:b w:val="false"/>
+                <w:bCs w:val="false"/>
+                <w:i w:val="false"/>
+                <w:iCs w:val="false"/>
+                <w:color w:val="000000"/>
+                <w:sz w:val="18"/>
+                <w:szCs w:val="18"/>
+              </w:rPr>
+              <w:t xml:space="preserve">1. Write the worked example on the board step by step. After writing M = 30 × 0.2, pause and say: 'Before I multiply — tell your partner: will this moment be bigger or smaller if I move the sufuria to 0.4 m from the pivot? Discuss — 30 seconds.' Cold-call 1 student. [WAIT TIME: 10 seconds.]</w:t>
+            </w:r>
+          </w:p>
+          <w:p>
+            <w:pPr>
+              <w:spacing w:after="40" w:before="0"/>
+              <w:jc w:val="left"/>
+            </w:pPr>
+            <w:r>
+              <w:rPr>
+                <w:rFonts w:ascii="Arial" w:cs="Arial" w:eastAsia="Arial" w:hAnsi="Arial"/>
+                <w:b w:val="false"/>
+                <w:bCs w:val="false"/>
+                <w:i w:val="false"/>
+                <w:iCs w:val="false"/>
+                <w:color w:val="000000"/>
+                <w:sz w:val="18"/>
+                <w:szCs w:val="18"/>
+              </w:rPr>
+              <w:t xml:space="preserve">2. Complete the calculation. Say: '6 Newton-metres. Write that unit carefully — it is NOT Newtons alone, and it is NOT metres alone. It is BOTH together.'</w:t>
+            </w:r>
+          </w:p>
+          <w:p>
+            <w:pPr>
+              <w:spacing w:after="40" w:before="0"/>
+              <w:jc w:val="left"/>
+            </w:pPr>
+            <w:r>
+              <w:rPr>
+                <w:rFonts w:ascii="Arial" w:cs="Arial" w:eastAsia="Arial" w:hAnsi="Arial"/>
+                <w:b w:val="false"/>
+                <w:bCs w:val="false"/>
+                <w:i w:val="false"/>
+                <w:iCs w:val="false"/>
+                <w:color w:val="000000"/>
+                <w:sz w:val="18"/>
+                <w:szCs w:val="18"/>
+              </w:rPr>
+              <w:t xml:space="preserve"/>
+            </w:r>
+          </w:p>
+          <w:p>
+            <w:pPr>
+              <w:spacing w:after="40" w:before="0"/>
+              <w:jc w:val="left"/>
+            </w:pPr>
+            <w:r>
+              <w:rPr>
+                <w:rFonts w:ascii="Arial" w:cs="Arial" w:eastAsia="Arial" w:hAnsi="Arial"/>
+                <w:b w:val="false"/>
+                <w:bCs w:val="false"/>
+                <w:i w:val="false"/>
+                <w:iCs w:val="false"/>
+                <w:color w:val="000000"/>
+                <w:sz w:val="18"/>
+                <w:szCs w:val="18"/>
+              </w:rPr>
+              <w:t xml:space="preserve">PART C:</w:t>
+            </w:r>
+          </w:p>
+          <w:p>
+            <w:pPr>
+              <w:spacing w:after="40" w:before="0"/>
+              <w:jc w:val="left"/>
+            </w:pPr>
+            <w:r>
+              <w:rPr>
+                <w:rFonts w:ascii="Arial" w:cs="Arial" w:eastAsia="Arial" w:hAnsi="Arial"/>
+                <w:b w:val="false"/>
+                <w:bCs w:val="false"/>
+                <w:i w:val="false"/>
+                <w:iCs w:val="false"/>
+                <w:color w:val="000000"/>
+                <w:sz w:val="18"/>
+                <w:szCs w:val="18"/>
+              </w:rPr>
+              <w:t xml:space="preserve">1. Say: 'Go back to your beam-balance data. You now have the tool to check whether the moments balanced. Do the calculation — 5 minutes.'</w:t>
+            </w:r>
+          </w:p>
+          <w:p>
+            <w:pPr>
+              <w:spacing w:after="40" w:before="0"/>
+              <w:jc w:val="left"/>
+            </w:pPr>
+            <w:r>
+              <w:rPr>
+                <w:rFonts w:ascii="Arial" w:cs="Arial" w:eastAsia="Arial" w:hAnsi="Arial"/>
+                <w:b w:val="false"/>
+                <w:bCs w:val="false"/>
+                <w:i w:val="false"/>
+                <w:iCs w:val="false"/>
+                <w:color w:val="000000"/>
+                <w:sz w:val="18"/>
+                <w:szCs w:val="18"/>
+              </w:rPr>
+              <w:t xml:space="preserve">2. Circulate. If a group's moments do not match (due to measurement error), say: 'Good — science includes measurement uncertainty. What could have caused the difference?' [WAIT TIME: 10 seconds.]</w:t>
+            </w:r>
+          </w:p>
+          <w:p>
+            <w:pPr>
+              <w:spacing w:after="40" w:before="0"/>
+              <w:jc w:val="left"/>
+            </w:pPr>
+            <w:r>
+              <w:rPr>
+                <w:rFonts w:ascii="Arial" w:cs="Arial" w:eastAsia="Arial" w:hAnsi="Arial"/>
+                <w:b w:val="false"/>
+                <w:bCs w:val="false"/>
+                <w:i w:val="false"/>
+                <w:iCs w:val="false"/>
+                <w:color w:val="000000"/>
+                <w:sz w:val="18"/>
+                <w:szCs w:val="18"/>
+              </w:rPr>
+              <w:t xml:space="preserve">3. Cold-call 2 groups to share their conclusions. Ask: 'Does your conclusion explain why the stool toppled? What was the larger moment in the stool demonstration?'</w:t>
+            </w:r>
+          </w:p>
+        </w:tc>
+        <w:tc>
+          <w:tcPr>
+            <w:tcW w:type="dxa" w:w="3040"/>
+            <w:shd w:fill="FFFFFF" w:color="auto" w:val="clear"/>
+            <w:tcMar>
+              <w:top w:type="dxa" w:w="60"/>
+              <w:left w:type="dxa" w:w="120"/>
+              <w:bottom w:type="dxa" w:w="60"/>
+              <w:right w:type="dxa" w:w="120"/>
+            </w:tcMar>
+            <w:vAlign w:val="top"/>
+          </w:tcPr>
+          <w:p>
+            <w:pPr>
+              <w:spacing w:after="40" w:before="0"/>
+              <w:jc w:val="left"/>
+            </w:pPr>
+            <w:r>
+              <w:rPr>
+                <w:rFonts w:ascii="Arial" w:cs="Arial" w:eastAsia="Arial" w:hAnsi="Arial"/>
+                <w:b w:val="false"/>
+                <w:bCs w:val="false"/>
+                <w:i w:val="false"/>
+                <w:iCs w:val="false"/>
+                <w:color w:val="000000"/>
+                <w:sz w:val="18"/>
+                <w:szCs w:val="18"/>
+              </w:rPr>
+              <w:t xml:space="preserve">Concept-Before-Formula anchoring with Phenomenon Callback — by naming the concept ('turning effect') before writing the formula, and immediately connecting the formula back to the stool demonstration, students encode M = F × d as a physical meaning rather than an abstract equation. The apply step (Part C) uses NGSS Practice 5 (Using Mathematics and Computational Thinking) to consolidate understanding through their own data.</w:t>
+            </w:r>
+          </w:p>
+        </w:tc>
+        <w:tc>
+          <w:tcPr>
+            <w:tcW w:type="dxa" w:w="3040"/>
+            <w:shd w:fill="F2F2F2" w:color="auto" w:val="clear"/>
+            <w:tcMar>
+              <w:top w:type="dxa" w:w="60"/>
+              <w:left w:type="dxa" w:w="120"/>
+              <w:bottom w:type="dxa" w:w="60"/>
+              <w:right w:type="dxa" w:w="120"/>
+            </w:tcMar>
+            <w:vAlign w:val="top"/>
+          </w:tcPr>
+          <w:p>
+            <w:pPr>
+              <w:spacing w:after="40" w:before="0"/>
+              <w:jc w:val="left"/>
+            </w:pPr>
+            <w:r>
+              <w:rPr>
+                <w:rFonts w:ascii="Arial" w:cs="Arial" w:eastAsia="Arial" w:hAnsi="Arial"/>
+                <w:b w:val="false"/>
+                <w:bCs w:val="false"/>
+                <w:i w:val="false"/>
+                <w:iCs w:val="false"/>
+                <w:color w:val="000000"/>
+                <w:sz w:val="18"/>
+                <w:szCs w:val="18"/>
+              </w:rPr>
+              <w:t xml:space="preserve">Collect notebooks at the end of Part C (or photograph group work on ARES). Observable indicators: (a) student correctly applies M = F × d with correct units in the worked example; (b) student's beam-balance calculation shows moments within ±1 N·m on both sides for the balanced case; (c) student's one-sentence conclusion references both force AND distance. Students who calculate only force OR only distance without multiplying need immediate re-teaching of the formula meaning.</w:t>
+            </w:r>
+          </w:p>
+        </w:tc>
+      </w:tr>
+      <w:tr>
+        <w:tc>
+          <w:tcPr>
+            <w:tcW w:type="dxa" w:w="1520"/>
+            <w:shd w:fill="FCE4D6" w:color="auto" w:val="clear"/>
+            <w:tcMar>
+              <w:top w:type="dxa" w:w="60"/>
+              <w:left w:type="dxa" w:w="120"/>
+              <w:bottom w:type="dxa" w:w="60"/>
+              <w:right w:type="dxa" w:w="120"/>
+            </w:tcMar>
+            <w:vAlign w:val="top"/>
+          </w:tcPr>
+          <w:p>
+            <w:pPr>
+              <w:spacing w:after="40" w:before="0"/>
+              <w:jc w:val="left"/>
+            </w:pPr>
+            <w:r>
+              <w:rPr>
+                <w:rFonts w:ascii="Arial" w:cs="Arial" w:eastAsia="Arial" w:hAnsi="Arial"/>
+                <w:b/>
+                <w:bCs/>
+                <w:i w:val="false"/>
+                <w:iCs w:val="false"/>
+                <w:color w:val="000000"/>
+                <w:sz w:val="18"/>
+                <w:szCs w:val="18"/>
+              </w:rPr>
+              <w:t xml:space="preserve">Driving Question Board (DQB) Creation</w:t>
+            </w:r>
+          </w:p>
+          <w:p>
+            <w:pPr>
+              <w:spacing w:after="20" w:before="0"/>
+            </w:pPr>
+            <w:r>
+              <w:rPr>
+                <w:rFonts w:ascii="Arial" w:cs="Arial" w:eastAsia="Arial" w:hAnsi="Arial"/>
+                <w:b/>
+                <w:bCs/>
+                <w:color w:val="1F3864"/>
+                <w:sz w:val="16"/>
+                <w:szCs w:val="16"/>
+              </w:rPr>
+              <w:t xml:space="preserve">📹 VIDEO:</w:t>
+            </w:r>
+          </w:p>
+          <w:p>
+            <w:pPr>
+              <w:spacing w:after="20" w:before="0"/>
+            </w:pPr>
+            <w:hyperlink w:history="1" r:id="rIdw7le46lyeuulgunaahkdl">
+              <w:r>
+                <w:rPr>
+                  <w:rFonts w:ascii="Arial" w:cs="Arial" w:eastAsia="Arial" w:hAnsi="Arial"/>
+                  <w:color w:val="2E75B6"/>
+                  <w:sz w:val="16"/>
+                  <w:szCs w:val="16"/>
+                  <w:u w:val="single" w:color="2E75B6"/>
+                </w:rPr>
+                <w:t xml:space="preserve">Introduction to torque -dubbed(KY)</w:t>
+              </w:r>
+            </w:hyperlink>
+          </w:p>
+          <w:p>
+            <w:pPr>
+              <w:spacing w:after="10" w:before="0"/>
+              <w:ind w:left="120"/>
+            </w:pPr>
+            <w:r>
+              <w:rPr>
+                <w:rFonts w:ascii="Arial" w:cs="Arial" w:eastAsia="Arial" w:hAnsi="Arial"/>
+                <w:color w:val="595959"/>
+                <w:sz w:val="14"/>
+                <w:szCs w:val="14"/>
+              </w:rPr>
+              <w:t xml:space="preserve">Source: Khan Academy (Kiswahili)</w:t>
+            </w:r>
+          </w:p>
+          <w:p>
+            <w:pPr>
+              <w:spacing w:after="10" w:before="0"/>
+              <w:ind w:left="120"/>
+            </w:pPr>
+            <w:hyperlink w:history="1" r:id="rIdsnptu0y8aiqbj3o501qzw">
+              <w:r>
+                <w:rPr>
+                  <w:rFonts w:ascii="Arial" w:cs="Arial" w:eastAsia="Arial" w:hAnsi="Arial"/>
+                  <w:color w:val="595959"/>
+                  <w:sz w:val="14"/>
+                  <w:szCs w:val="14"/>
+                  <w:u w:val="single" w:color="595959"/>
+                </w:rPr>
+                <w:t xml:space="preserve">🔍 Search ARES for similar videos</w:t>
+              </w:r>
+            </w:hyperlink>
+          </w:p>
+          <w:p>
+            <w:pPr>
+              <w:spacing w:after="40" w:before="0"/>
+            </w:pPr>
+            <w:r>
+              <w:rPr>
+                <w:sz w:val="14"/>
+                <w:szCs w:val="14"/>
+              </w:rPr>
+              <w:t xml:space="preserve"/>
+            </w:r>
+          </w:p>
+          <w:p>
+            <w:pPr>
+              <w:spacing w:after="20" w:before="0"/>
+            </w:pPr>
+            <w:r>
+              <w:rPr>
+                <w:rFonts w:ascii="Arial" w:cs="Arial" w:eastAsia="Arial" w:hAnsi="Arial"/>
+                <w:b/>
+                <w:bCs/>
+                <w:color w:val="1F3864"/>
+                <w:sz w:val="16"/>
+                <w:szCs w:val="16"/>
+              </w:rPr>
+              <w:t xml:space="preserve">📖 HTML:</w:t>
+            </w:r>
+          </w:p>
+          <w:p>
+            <w:pPr>
+              <w:spacing w:after="20" w:before="0"/>
+            </w:pPr>
+            <w:hyperlink w:history="1" r:id="rIdi62t_cef6lxmxdclgkenu">
+              <w:r>
+                <w:rPr>
+                  <w:rFonts w:ascii="Arial" w:cs="Arial" w:eastAsia="Arial" w:hAnsi="Arial"/>
+                  <w:color w:val="2E75B6"/>
+                  <w:sz w:val="16"/>
+                  <w:szCs w:val="16"/>
+                  <w:u w:val="single" w:color="2E75B6"/>
+                </w:rPr>
+                <w:t xml:space="preserve">Torque</w:t>
+              </w:r>
+            </w:hyperlink>
+          </w:p>
+          <w:p>
+            <w:pPr>
+              <w:spacing w:after="10" w:before="0"/>
+              <w:ind w:left="120"/>
+            </w:pPr>
+            <w:r>
+              <w:rPr>
+                <w:rFonts w:ascii="Arial" w:cs="Arial" w:eastAsia="Arial" w:hAnsi="Arial"/>
+                <w:color w:val="595959"/>
+                <w:sz w:val="14"/>
+                <w:szCs w:val="14"/>
+              </w:rPr>
+              <w:t xml:space="preserve">Source: PhET</w:t>
+            </w:r>
+          </w:p>
+          <w:p>
+            <w:pPr>
+              <w:spacing w:after="10" w:before="0"/>
+              <w:ind w:left="120"/>
+            </w:pPr>
+            <w:hyperlink w:history="1" r:id="rIdltfa4sma3greo2ut6dnqo">
+              <w:r>
+                <w:rPr>
+                  <w:rFonts w:ascii="Arial" w:cs="Arial" w:eastAsia="Arial" w:hAnsi="Arial"/>
+                  <w:color w:val="595959"/>
+                  <w:sz w:val="14"/>
+                  <w:szCs w:val="14"/>
+                  <w:u w:val="single" w:color="595959"/>
+                </w:rPr>
+                <w:t xml:space="preserve">🔍 Search ARES for similar readings</w:t>
+              </w:r>
+            </w:hyperlink>
+          </w:p>
+        </w:tc>
+        <w:tc>
+          <w:tcPr>
+            <w:tcW w:type="dxa" w:w="3040"/>
+            <w:shd w:fill="FFFFFF" w:color="auto" w:val="clear"/>
+            <w:tcMar>
+              <w:top w:type="dxa" w:w="60"/>
+              <w:left w:type="dxa" w:w="120"/>
+              <w:bottom w:type="dxa" w:w="60"/>
+              <w:right w:type="dxa" w:w="120"/>
+            </w:tcMar>
+            <w:vAlign w:val="top"/>
+          </w:tcPr>
+          <w:p>
+            <w:pPr>
+              <w:spacing w:after="40" w:before="0"/>
+              <w:jc w:val="left"/>
+            </w:pPr>
+            <w:r>
+              <w:rPr>
+                <w:rFonts w:ascii="Arial" w:cs="Arial" w:eastAsia="Arial" w:hAnsi="Arial"/>
+                <w:b w:val="false"/>
+                <w:bCs w:val="false"/>
+                <w:i w:val="false"/>
+                <w:iCs w:val="false"/>
+                <w:color w:val="000000"/>
+                <w:sz w:val="18"/>
+                <w:szCs w:val="18"/>
+              </w:rPr>
+              <w:t xml:space="preserve">Each student receives two sticky notes (different colours — e.g. yellow for 'I wonder…' questions, pink for 'I now understand…' statements). Students independently write:</w:t>
+            </w:r>
+          </w:p>
+          <w:p>
+            <w:pPr>
+              <w:spacing w:after="30" w:before="0"/>
+              <w:ind w:left="360" w:hanging="180"/>
+              <w:jc w:val="left"/>
+            </w:pPr>
+            <w:r>
+              <w:rPr>
+                <w:rFonts w:ascii="Arial" w:cs="Arial" w:eastAsia="Arial" w:hAnsi="Arial"/>
+                <w:b w:val="false"/>
+                <w:bCs w:val="false"/>
+                <w:i w:val="false"/>
+                <w:iCs w:val="false"/>
+                <w:color w:val="000000"/>
+                <w:sz w:val="18"/>
+                <w:szCs w:val="18"/>
+              </w:rPr>
+              <w:t xml:space="preserve">–  YELLOW sticky: One question they still have about the stool phenomenon OR about moments/stability (e.g. 'Why does a wider base make it harder to topple?', 'Does the height of the jerrycan matter?', 'What is centre of gravity?').</w:t>
+            </w:r>
+          </w:p>
+          <w:p>
+            <w:pPr>
+              <w:spacing w:after="30" w:before="0"/>
+              <w:ind w:left="360" w:hanging="180"/>
+              <w:jc w:val="left"/>
+            </w:pPr>
+            <w:r>
+              <w:rPr>
+                <w:rFonts w:ascii="Arial" w:cs="Arial" w:eastAsia="Arial" w:hAnsi="Arial"/>
+                <w:b w:val="false"/>
+                <w:bCs w:val="false"/>
+                <w:i w:val="false"/>
+                <w:iCs w:val="false"/>
+                <w:color w:val="000000"/>
+                <w:sz w:val="18"/>
+                <w:szCs w:val="18"/>
+              </w:rPr>
+              <w:t xml:space="preserve">–  PINK sticky: One thing they now understand that they did NOT understand at the start of the lesson.</w:t>
+            </w:r>
+          </w:p>
+          <w:p>
+            <w:pPr>
+              <w:spacing w:after="40" w:before="0"/>
+              <w:jc w:val="left"/>
+            </w:pPr>
+            <w:r>
+              <w:rPr>
+                <w:rFonts w:ascii="Arial" w:cs="Arial" w:eastAsia="Arial" w:hAnsi="Arial"/>
+                <w:b w:val="false"/>
+                <w:bCs w:val="false"/>
+                <w:i w:val="false"/>
+                <w:iCs w:val="false"/>
+                <w:color w:val="000000"/>
+                <w:sz w:val="18"/>
+                <w:szCs w:val="18"/>
+              </w:rPr>
+              <w:t xml:space="preserve">Students walk to the classroom DQB (a large sheet of paper or whiteboard section) and place their stickies. The teacher facilitates a 3-minute gallery reading — students silently read the board. The teacher then clusters the yellow questions into 3–4 theme groups in front of the class and labels each cluster (e.g. 'Cluster 1: Where is the balance point?', 'Cluster 2: How does height matter?', 'Cluster 3: What makes something stable?'). These clusters will be revisited at the start of every subsequent lesson.</w:t>
+            </w:r>
+          </w:p>
+        </w:tc>
+        <w:tc>
+          <w:tcPr>
+            <w:tcW w:type="dxa" w:w="3040"/>
+            <w:shd w:fill="F2F2F2" w:color="auto" w:val="clear"/>
+            <w:tcMar>
+              <w:top w:type="dxa" w:w="60"/>
+              <w:left w:type="dxa" w:w="120"/>
+              <w:bottom w:type="dxa" w:w="60"/>
+              <w:right w:type="dxa" w:w="120"/>
+            </w:tcMar>
+            <w:vAlign w:val="top"/>
+          </w:tcPr>
+          <w:p>
+            <w:pPr>
+              <w:spacing w:after="40" w:before="0"/>
+              <w:jc w:val="left"/>
+            </w:pPr>
+            <w:r>
+              <w:rPr>
+                <w:rFonts w:ascii="Arial" w:cs="Arial" w:eastAsia="Arial" w:hAnsi="Arial"/>
+                <w:b w:val="false"/>
+                <w:bCs w:val="false"/>
+                <w:i w:val="false"/>
+                <w:iCs w:val="false"/>
+                <w:color w:val="000000"/>
+                <w:sz w:val="18"/>
+                <w:szCs w:val="18"/>
+              </w:rPr>
+              <w:t xml:space="preserve">1. Distribute sticky notes. Say verbatim: 'The yellow note is for questions you STILL HAVE — things the stool phenomenon has made you wonder about. The pink note is one thing you now understand. You have 3 minutes — write independently, not with your partner.'</w:t>
+            </w:r>
+          </w:p>
+          <w:p>
+            <w:pPr>
+              <w:spacing w:after="40" w:before="0"/>
+              <w:jc w:val="left"/>
+            </w:pPr>
+            <w:r>
+              <w:rPr>
+                <w:rFonts w:ascii="Arial" w:cs="Arial" w:eastAsia="Arial" w:hAnsi="Arial"/>
+                <w:b w:val="false"/>
+                <w:bCs w:val="false"/>
+                <w:i w:val="false"/>
+                <w:iCs w:val="false"/>
+                <w:color w:val="000000"/>
+                <w:sz w:val="18"/>
+                <w:szCs w:val="18"/>
+              </w:rPr>
+              <w:t xml:space="preserve">2. Invite students to the DQB one row at a time. Say: 'Place your stickies anywhere on the board — we will organise them together.'</w:t>
+            </w:r>
+          </w:p>
+          <w:p>
+            <w:pPr>
+              <w:spacing w:after="40" w:before="0"/>
+              <w:jc w:val="left"/>
+            </w:pPr>
+            <w:r>
+              <w:rPr>
+                <w:rFonts w:ascii="Arial" w:cs="Arial" w:eastAsia="Arial" w:hAnsi="Arial"/>
+                <w:b w:val="false"/>
+                <w:bCs w:val="false"/>
+                <w:i w:val="false"/>
+                <w:iCs w:val="false"/>
+                <w:color w:val="000000"/>
+                <w:sz w:val="18"/>
+                <w:szCs w:val="18"/>
+              </w:rPr>
+              <w:t xml:space="preserve">3. After gallery walk, say: 'I can see some of your questions are about the same big ideas. Watch as I group them.' Physically move stickies into clusters in front of students, narrating: 'These three questions all seem to be about WHERE forces act — I'll call this cluster 'Location of Force.' These are about something called centre of gravity — we will get there in Lesson 3.'</w:t>
+            </w:r>
+          </w:p>
+          <w:p>
+            <w:pPr>
+              <w:spacing w:after="40" w:before="0"/>
+              <w:jc w:val="left"/>
+            </w:pPr>
+            <w:r>
+              <w:rPr>
+                <w:rFonts w:ascii="Arial" w:cs="Arial" w:eastAsia="Arial" w:hAnsi="Arial"/>
+                <w:b w:val="false"/>
+                <w:bCs w:val="false"/>
+                <w:i w:val="false"/>
+                <w:iCs w:val="false"/>
+                <w:color w:val="000000"/>
+                <w:sz w:val="18"/>
+                <w:szCs w:val="18"/>
+              </w:rPr>
+              <w:t xml:space="preserve">4. Point to the clusters and say: 'This board is our science story. By the time we finish Sub-Strand 1.5, every cluster on this board should have an answer. Your job — and my job — is to fill this board with understanding, not just facts.'</w:t>
+            </w:r>
+          </w:p>
+          <w:p>
+            <w:pPr>
+              <w:spacing w:after="40" w:before="0"/>
+              <w:jc w:val="left"/>
+            </w:pPr>
+            <w:r>
+              <w:rPr>
+                <w:rFonts w:ascii="Arial" w:cs="Arial" w:eastAsia="Arial" w:hAnsi="Arial"/>
+                <w:b w:val="false"/>
+                <w:bCs w:val="false"/>
+                <w:i w:val="false"/>
+                <w:iCs w:val="false"/>
+                <w:color w:val="000000"/>
+                <w:sz w:val="18"/>
+                <w:szCs w:val="18"/>
+              </w:rPr>
+              <w:t xml:space="preserve">5. Photograph the DQB for the ARES platform record. Cold-call 1 student: 'Which cluster do you most want to answer first — and why?' [WAIT TIME: 12 seconds.]</w:t>
+            </w:r>
+          </w:p>
+        </w:tc>
+        <w:tc>
+          <w:tcPr>
+            <w:tcW w:type="dxa" w:w="3040"/>
+            <w:shd w:fill="FFFFFF" w:color="auto" w:val="clear"/>
+            <w:tcMar>
+              <w:top w:type="dxa" w:w="60"/>
+              <w:left w:type="dxa" w:w="120"/>
+              <w:bottom w:type="dxa" w:w="60"/>
+              <w:right w:type="dxa" w:w="120"/>
+            </w:tcMar>
+            <w:vAlign w:val="top"/>
+          </w:tcPr>
+          <w:p>
+            <w:pPr>
+              <w:spacing w:after="40" w:before="0"/>
+              <w:jc w:val="left"/>
+            </w:pPr>
+            <w:r>
+              <w:rPr>
+                <w:rFonts w:ascii="Arial" w:cs="Arial" w:eastAsia="Arial" w:hAnsi="Arial"/>
+                <w:b w:val="false"/>
+                <w:bCs w:val="false"/>
+                <w:i w:val="false"/>
+                <w:iCs w:val="false"/>
+                <w:color w:val="000000"/>
+                <w:sz w:val="18"/>
+                <w:szCs w:val="18"/>
+              </w:rPr>
+              <w:t xml:space="preserve">Driving Question Board (DQB) with Question Clustering — the DQB is a metacognitive tool (NGSS Practice 8: Obtaining, Evaluating, and Communicating Information) that externalises student thinking, tracks conceptual growth across the unit, and gives students ownership of the inquiry storyline. Clustering questions publicly shows students that science is organised around big ideas, not isolated facts.</w:t>
+            </w:r>
+          </w:p>
+        </w:tc>
+        <w:tc>
+          <w:tcPr>
+            <w:tcW w:type="dxa" w:w="3040"/>
+            <w:shd w:fill="F2F2F2" w:color="auto" w:val="clear"/>
+            <w:tcMar>
+              <w:top w:type="dxa" w:w="60"/>
+              <w:left w:type="dxa" w:w="120"/>
+              <w:bottom w:type="dxa" w:w="60"/>
+              <w:right w:type="dxa" w:w="120"/>
+            </w:tcMar>
+            <w:vAlign w:val="top"/>
+          </w:tcPr>
+          <w:p>
+            <w:pPr>
+              <w:spacing w:after="40" w:before="0"/>
+              <w:jc w:val="left"/>
+            </w:pPr>
+            <w:r>
+              <w:rPr>
+                <w:rFonts w:ascii="Arial" w:cs="Arial" w:eastAsia="Arial" w:hAnsi="Arial"/>
+                <w:b w:val="false"/>
+                <w:bCs w:val="false"/>
+                <w:i w:val="false"/>
+                <w:iCs w:val="false"/>
+                <w:color w:val="000000"/>
+                <w:sz w:val="18"/>
+                <w:szCs w:val="18"/>
+              </w:rPr>
+              <w:t xml:space="preserve">Review all yellow sticky notes after class. Observable indicators: (a) at least 70% of students have written a genuine science question (not 'Will we do an experiment?'); (b) questions referencing 'centre of gravity', 'base width', 'height of load', or 'balance point' signal that Phase 2 successfully surfaced the key variables; (c) pink notes where students write 'I now understand moments = force × distance' confirm Phase 3 success. Collect photos of DQB as a class-level formative artefact.</w:t>
+            </w:r>
+          </w:p>
+        </w:tc>
+      </w:tr>
+      <w:tr>
+        <w:tc>
+          <w:tcPr>
+            <w:tcW w:type="dxa" w:w="1520"/>
+            <w:shd w:fill="D5E8F0" w:color="auto" w:val="clear"/>
+            <w:tcMar>
+              <w:top w:type="dxa" w:w="60"/>
+              <w:left w:type="dxa" w:w="120"/>
+              <w:bottom w:type="dxa" w:w="60"/>
+              <w:right w:type="dxa" w:w="120"/>
+            </w:tcMar>
+            <w:vAlign w:val="top"/>
+          </w:tcPr>
+          <w:p>
+            <w:pPr>
+              <w:spacing w:after="40" w:before="0"/>
+              <w:jc w:val="left"/>
+            </w:pPr>
+            <w:r>
+              <w:rPr>
+                <w:rFonts w:ascii="Arial" w:cs="Arial" w:eastAsia="Arial" w:hAnsi="Arial"/>
+                <w:b/>
+                <w:bCs/>
+                <w:i w:val="false"/>
+                <w:iCs w:val="false"/>
+                <w:color w:val="000000"/>
+                <w:sz w:val="18"/>
+                <w:szCs w:val="18"/>
+              </w:rPr>
+              <w:t xml:space="preserve">Model Building Phase</w:t>
+            </w:r>
+          </w:p>
+          <w:p>
+            <w:pPr>
+              <w:spacing w:after="20" w:before="0"/>
+            </w:pPr>
+            <w:r>
+              <w:rPr>
+                <w:rFonts w:ascii="Arial" w:cs="Arial" w:eastAsia="Arial" w:hAnsi="Arial"/>
+                <w:b/>
+                <w:bCs/>
+                <w:color w:val="1F3864"/>
+                <w:sz w:val="16"/>
+                <w:szCs w:val="16"/>
+              </w:rPr>
+              <w:t xml:space="preserve">📹 VIDEO:</w:t>
+            </w:r>
+          </w:p>
+          <w:p>
+            <w:pPr>
+              <w:spacing w:after="20" w:before="0"/>
+            </w:pPr>
+            <w:hyperlink w:history="1" r:id="rIdobiqzetc18u4qbqbhnoyu">
               <w:r>
                 <w:rPr>
                   <w:rFonts w:ascii="Arial" w:cs="Arial" w:eastAsia="Arial" w:hAnsi="Arial"/>
@@ -3545,6 +5768,22 @@
           </w:p>
           <w:p>
             <w:pPr>
+              <w:spacing w:after="20" w:before="0"/>
+            </w:pPr>
+            <w:r>
+              <w:rPr>
+                <w:rFonts w:ascii="Arial" w:cs="Arial" w:eastAsia="Arial" w:hAnsi="Arial"/>
+                <w:i/>
+                <w:iCs/>
+                <w:color w:val="595959"/>
+                <w:sz w:val="16"/>
+                <w:szCs w:val="16"/>
+              </w:rPr>
+              <w:t xml:space="preserve">Related topic: not an exact match for this lesson.</w:t>
+            </w:r>
+          </w:p>
+          <w:p>
+            <w:pPr>
               <w:spacing w:after="10" w:before="0"/>
               <w:ind w:left="120"/>
             </w:pPr>
@@ -3563,7 +5802,7 @@
               <w:spacing w:after="10" w:before="0"/>
               <w:ind w:left="120"/>
             </w:pPr>
-            <w:hyperlink w:history="1" r:id="rIdesenfrmcarz5ahjykneuy">
+            <w:hyperlink w:history="1" r:id="rIdi6-i6s1cd36wdenwnmqp-">
               <w:r>
                 <w:rPr>
                   <w:rFonts w:ascii="Arial" w:cs="Arial" w:eastAsia="Arial" w:hAnsi="Arial"/>
@@ -3601,474 +5840,14 @@
                 <w:sz w:val="16"/>
                 <w:szCs w:val="16"/>
               </w:rPr>
-              <w:t xml:space="preserve">📖 HTML:</w:t>
+              <w:t xml:space="preserve">📖 EXERCISE:</w:t>
             </w:r>
           </w:p>
           <w:p>
             <w:pPr>
               <w:spacing w:after="20" w:before="0"/>
             </w:pPr>
-            <w:hyperlink w:history="1" r:id="rIdzgcme8hyqzicdum9rnfb4">
-              <w:r>
-                <w:rPr>
-                  <w:rFonts w:ascii="Arial" w:cs="Arial" w:eastAsia="Arial" w:hAnsi="Arial"/>
-                  <w:color w:val="2E75B6"/>
-                  <w:sz w:val="16"/>
-                  <w:szCs w:val="16"/>
-                  <w:u w:val="single" w:color="2E75B6"/>
-                </w:rPr>
-                <w:t xml:space="preserve">Torque (Flexbook)</w:t>
-              </w:r>
-            </w:hyperlink>
-          </w:p>
-          <w:p>
-            <w:pPr>
-              <w:spacing w:after="10" w:before="0"/>
-              <w:ind w:left="120"/>
-            </w:pPr>
-            <w:r>
-              <w:rPr>
-                <w:rFonts w:ascii="Arial" w:cs="Arial" w:eastAsia="Arial" w:hAnsi="Arial"/>
-                <w:color w:val="595959"/>
-                <w:sz w:val="14"/>
-                <w:szCs w:val="14"/>
-              </w:rPr>
-              <w:t xml:space="preserve">Source: CK-12</w:t>
-            </w:r>
-          </w:p>
-          <w:p>
-            <w:pPr>
-              <w:spacing w:after="10" w:before="0"/>
-              <w:ind w:left="120"/>
-            </w:pPr>
-            <w:hyperlink w:history="1" r:id="rIdaj-3j6dldytsqhqttti8o">
-              <w:r>
-                <w:rPr>
-                  <w:rFonts w:ascii="Arial" w:cs="Arial" w:eastAsia="Arial" w:hAnsi="Arial"/>
-                  <w:color w:val="595959"/>
-                  <w:sz w:val="14"/>
-                  <w:szCs w:val="14"/>
-                  <w:u w:val="single" w:color="595959"/>
-                </w:rPr>
-                <w:t xml:space="preserve">🔍 Search ARES for similar readings</w:t>
-              </w:r>
-            </w:hyperlink>
-          </w:p>
-        </w:tc>
-        <w:tc>
-          <w:tcPr>
-            <w:tcW w:type="dxa" w:w="3040"/>
-            <w:shd w:fill="FFFFFF" w:color="auto" w:val="clear"/>
-            <w:tcMar>
-              <w:top w:type="dxa" w:w="60"/>
-              <w:left w:type="dxa" w:w="120"/>
-              <w:bottom w:type="dxa" w:w="60"/>
-              <w:right w:type="dxa" w:w="120"/>
-            </w:tcMar>
-            <w:vAlign w:val="top"/>
-          </w:tcPr>
-          <w:p>
-            <w:pPr>
-              <w:spacing w:after="40" w:before="0"/>
-              <w:jc w:val="left"/>
-            </w:pPr>
-            <w:r>
-              <w:rPr>
-                <w:rFonts w:ascii="Arial" w:cs="Arial" w:eastAsia="Arial" w:hAnsi="Arial"/>
-                <w:b w:val="false"/>
-                <w:bCs w:val="false"/>
-                <w:i w:val="false"/>
-                <w:iCs w:val="false"/>
-                <w:color w:val="000000"/>
-                <w:sz w:val="18"/>
-                <w:szCs w:val="18"/>
-              </w:rPr>
-              <w:t xml:space="preserve">Students enter to find a three-legged Jiko stool placed at the front of the room with a sufuria (empty) resting near its centre. Without any introduction, they are handed a half-page 'Prediction Slip' and asked to silently read two scenario cards:</w:t>
-            </w:r>
-          </w:p>
-          <w:p>
-            <w:pPr>
-              <w:spacing w:after="30" w:before="0"/>
-              <w:ind w:left="360" w:hanging="180"/>
-              <w:jc w:val="left"/>
-            </w:pPr>
-            <w:r>
-              <w:rPr>
-                <w:rFonts w:ascii="Arial" w:cs="Arial" w:eastAsia="Arial" w:hAnsi="Arial"/>
-                <w:b w:val="false"/>
-                <w:bCs w:val="false"/>
-                <w:i w:val="false"/>
-                <w:iCs w:val="false"/>
-                <w:color w:val="000000"/>
-                <w:sz w:val="18"/>
-                <w:szCs w:val="18"/>
-              </w:rPr>
-              <w:t xml:space="preserve">–  CARD A: 'A full sufuria of ugali (3 kg) is placed at the centre of the stool. Does it topple?'</w:t>
-            </w:r>
-          </w:p>
-          <w:p>
-            <w:pPr>
-              <w:spacing w:after="30" w:before="0"/>
-              <w:ind w:left="360" w:hanging="180"/>
-              <w:jc w:val="left"/>
-            </w:pPr>
-            <w:r>
-              <w:rPr>
-                <w:rFonts w:ascii="Arial" w:cs="Arial" w:eastAsia="Arial" w:hAnsi="Arial"/>
-                <w:b w:val="false"/>
-                <w:bCs w:val="false"/>
-                <w:i w:val="false"/>
-                <w:iCs w:val="false"/>
-                <w:color w:val="000000"/>
-                <w:sz w:val="18"/>
-                <w:szCs w:val="18"/>
-              </w:rPr>
-              <w:t xml:space="preserve">–  CARD B: 'A full 20-litre jerrycan (20 kg) is placed on one corner of the same stool. A student gives it a gentle sideways nudge. Does it topple?'</w:t>
-            </w:r>
-          </w:p>
-          <w:p>
-            <w:pPr>
-              <w:spacing w:after="40" w:before="0"/>
-              <w:jc w:val="left"/>
-            </w:pPr>
-            <w:r>
-              <w:rPr>
-                <w:rFonts w:ascii="Arial" w:cs="Arial" w:eastAsia="Arial" w:hAnsi="Arial"/>
-                <w:b w:val="false"/>
-                <w:bCs w:val="false"/>
-                <w:i w:val="false"/>
-                <w:iCs w:val="false"/>
-                <w:color w:val="000000"/>
-                <w:sz w:val="18"/>
-                <w:szCs w:val="18"/>
-              </w:rPr>
-              <w:t xml:space="preserve">Students write their prediction (YES / NO / MAYBE), draw a quick force-arrow sketch on the stool diagram provided, and write ONE reason for their prediction. They then share predictions with a shoulder partner (Think-Pair) before three pairs share aloud to the class.</w:t>
-            </w:r>
-          </w:p>
-        </w:tc>
-        <w:tc>
-          <w:tcPr>
-            <w:tcW w:type="dxa" w:w="3040"/>
-            <w:shd w:fill="F2F2F2" w:color="auto" w:val="clear"/>
-            <w:tcMar>
-              <w:top w:type="dxa" w:w="60"/>
-              <w:left w:type="dxa" w:w="120"/>
-              <w:bottom w:type="dxa" w:w="60"/>
-              <w:right w:type="dxa" w:w="120"/>
-            </w:tcMar>
-            <w:vAlign w:val="top"/>
-          </w:tcPr>
-          <w:p>
-            <w:pPr>
-              <w:spacing w:after="40" w:before="0"/>
-              <w:jc w:val="left"/>
-            </w:pPr>
-            <w:r>
-              <w:rPr>
-                <w:rFonts w:ascii="Arial" w:cs="Arial" w:eastAsia="Arial" w:hAnsi="Arial"/>
-                <w:b w:val="false"/>
-                <w:bCs w:val="false"/>
-                <w:i w:val="false"/>
-                <w:iCs w:val="false"/>
-                <w:color w:val="000000"/>
-                <w:sz w:val="18"/>
-                <w:szCs w:val="18"/>
-              </w:rPr>
-              <w:t xml:space="preserve">1. Before class: set up the Jiko stool at the front. Place the empty sufuria on it. Write on the board: 'PHENOMENON: Why did the stool fall?' Do NOT explain anything yet.</w:t>
-            </w:r>
-          </w:p>
-          <w:p>
-            <w:pPr>
-              <w:spacing w:after="40" w:before="0"/>
-              <w:jc w:val="left"/>
-            </w:pPr>
-            <w:r>
-              <w:rPr>
-                <w:rFonts w:ascii="Arial" w:cs="Arial" w:eastAsia="Arial" w:hAnsi="Arial"/>
-                <w:b w:val="false"/>
-                <w:bCs w:val="false"/>
-                <w:i w:val="false"/>
-                <w:iCs w:val="false"/>
-                <w:color w:val="000000"/>
-                <w:sz w:val="18"/>
-                <w:szCs w:val="18"/>
-              </w:rPr>
-              <w:t xml:space="preserve">2. Distribute Prediction Slips as students enter. Say verbatim: 'Do not talk yet — read both cards and write your prediction silently. You have 3 minutes.'</w:t>
-            </w:r>
-          </w:p>
-          <w:p>
-            <w:pPr>
-              <w:spacing w:after="40" w:before="0"/>
-              <w:jc w:val="left"/>
-            </w:pPr>
-            <w:r>
-              <w:rPr>
-                <w:rFonts w:ascii="Arial" w:cs="Arial" w:eastAsia="Arial" w:hAnsi="Arial"/>
-                <w:b w:val="false"/>
-                <w:bCs w:val="false"/>
-                <w:i w:val="false"/>
-                <w:iCs w:val="false"/>
-                <w:color w:val="000000"/>
-                <w:sz w:val="18"/>
-                <w:szCs w:val="18"/>
-              </w:rPr>
-              <w:t xml:space="preserve">3. After 3 minutes, say: 'Now turn to your shoulder partner — you have 2 minutes. Share your prediction and your reason. Try to agree or find where you disagree.'</w:t>
-            </w:r>
-          </w:p>
-          <w:p>
-            <w:pPr>
-              <w:spacing w:after="40" w:before="0"/>
-              <w:jc w:val="left"/>
-            </w:pPr>
-            <w:r>
-              <w:rPr>
-                <w:rFonts w:ascii="Arial" w:cs="Arial" w:eastAsia="Arial" w:hAnsi="Arial"/>
-                <w:b w:val="false"/>
-                <w:bCs w:val="false"/>
-                <w:i w:val="false"/>
-                <w:iCs w:val="false"/>
-                <w:color w:val="000000"/>
-                <w:sz w:val="18"/>
-                <w:szCs w:val="18"/>
-              </w:rPr>
-              <w:t xml:space="preserve">4. After pair discussion, cold-call exactly 3 pairs using a random name stick. For each pair ask: 'What did you predict — and what was your reason?' [WAIT TIME: 10 seconds after each question before accepting an answer.]</w:t>
-            </w:r>
-          </w:p>
-          <w:p>
-            <w:pPr>
-              <w:spacing w:after="40" w:before="0"/>
-              <w:jc w:val="left"/>
-            </w:pPr>
-            <w:r>
-              <w:rPr>
-                <w:rFonts w:ascii="Arial" w:cs="Arial" w:eastAsia="Arial" w:hAnsi="Arial"/>
-                <w:b w:val="false"/>
-                <w:bCs w:val="false"/>
-                <w:i w:val="false"/>
-                <w:iCs w:val="false"/>
-                <w:color w:val="000000"/>
-                <w:sz w:val="18"/>
-                <w:szCs w:val="18"/>
-              </w:rPr>
-              <w:t xml:space="preserve">5. Record the three predictions on the board in a T-chart labelled 'TOPPLES / DOES NOT TOPPLE'. Do NOT affirm or correct any prediction. Say: 'Hold these ideas — we will come back to test them very soon.'</w:t>
-            </w:r>
-          </w:p>
-          <w:p>
-            <w:pPr>
-              <w:spacing w:after="40" w:before="0"/>
-              <w:jc w:val="left"/>
-            </w:pPr>
-            <w:r>
-              <w:rPr>
-                <w:rFonts w:ascii="Arial" w:cs="Arial" w:eastAsia="Arial" w:hAnsi="Arial"/>
-                <w:b w:val="false"/>
-                <w:bCs w:val="false"/>
-                <w:i w:val="false"/>
-                <w:iCs w:val="false"/>
-                <w:color w:val="000000"/>
-                <w:sz w:val="18"/>
-                <w:szCs w:val="18"/>
-              </w:rPr>
-              <w:t xml:space="preserve">6. Ask the whole class: 'What would you NEED to know or measure to be sure of your prediction?' Cold-call 2 students. [WAIT TIME: 12 seconds.] Write their responses under the T-chart as 'We need to find out…'</w:t>
-            </w:r>
-          </w:p>
-        </w:tc>
-        <w:tc>
-          <w:tcPr>
-            <w:tcW w:type="dxa" w:w="3040"/>
-            <w:shd w:fill="FFFFFF" w:color="auto" w:val="clear"/>
-            <w:tcMar>
-              <w:top w:type="dxa" w:w="60"/>
-              <w:left w:type="dxa" w:w="120"/>
-              <w:bottom w:type="dxa" w:w="60"/>
-              <w:right w:type="dxa" w:w="120"/>
-            </w:tcMar>
-            <w:vAlign w:val="top"/>
-          </w:tcPr>
-          <w:p>
-            <w:pPr>
-              <w:spacing w:after="40" w:before="0"/>
-              <w:jc w:val="left"/>
-            </w:pPr>
-            <w:r>
-              <w:rPr>
-                <w:rFonts w:ascii="Arial" w:cs="Arial" w:eastAsia="Arial" w:hAnsi="Arial"/>
-                <w:b w:val="false"/>
-                <w:bCs w:val="false"/>
-                <w:i w:val="false"/>
-                <w:iCs w:val="false"/>
-                <w:color w:val="000000"/>
-                <w:sz w:val="18"/>
-                <w:szCs w:val="18"/>
-              </w:rPr>
-              <w:t xml:space="preserve">Think-Pair-Share with Prediction Slip — this strategy activates prior knowledge about forces and balance (from Grade 8 science), reveals existing misconceptions (e.g. 'heavier objects always topple'), and creates cognitive dissonance that motivates the rest of the lesson. Recording predictions publicly ensures accountability and allows the teacher to track conceptual change across the lesson.</w:t>
-            </w:r>
-          </w:p>
-        </w:tc>
-        <w:tc>
-          <w:tcPr>
-            <w:tcW w:type="dxa" w:w="3040"/>
-            <w:shd w:fill="F2F2F2" w:color="auto" w:val="clear"/>
-            <w:tcMar>
-              <w:top w:type="dxa" w:w="60"/>
-              <w:left w:type="dxa" w:w="120"/>
-              <w:bottom w:type="dxa" w:w="60"/>
-              <w:right w:type="dxa" w:w="120"/>
-            </w:tcMar>
-            <w:vAlign w:val="top"/>
-          </w:tcPr>
-          <w:p>
-            <w:pPr>
-              <w:spacing w:after="40" w:before="0"/>
-              <w:jc w:val="left"/>
-            </w:pPr>
-            <w:r>
-              <w:rPr>
-                <w:rFonts w:ascii="Arial" w:cs="Arial" w:eastAsia="Arial" w:hAnsi="Arial"/>
-                <w:b w:val="false"/>
-                <w:bCs w:val="false"/>
-                <w:i w:val="false"/>
-                <w:iCs w:val="false"/>
-                <w:color w:val="000000"/>
-                <w:sz w:val="18"/>
-                <w:szCs w:val="18"/>
-              </w:rPr>
-              <w:t xml:space="preserve">Collect Prediction Slips at the end of the phase. Observable indicators: (a) student has drawn at least one force arrow on the stool diagram; (b) student has given a reason that references either the weight, the position of the load, or the shape of the stool — even if imprecise. Flag slips where the student has given no reason or written only 'I don't know' for targeted scaffolding during Phase 3.</w:t>
-            </w:r>
-          </w:p>
-        </w:tc>
-      </w:tr>
-      <w:tr>
-        <w:tc>
-          <w:tcPr>
-            <w:tcW w:type="dxa" w:w="1520"/>
-            <w:shd w:fill="D9EEF1" w:color="auto" w:val="clear"/>
-            <w:tcMar>
-              <w:top w:type="dxa" w:w="60"/>
-              <w:left w:type="dxa" w:w="120"/>
-              <w:bottom w:type="dxa" w:w="60"/>
-              <w:right w:type="dxa" w:w="120"/>
-            </w:tcMar>
-            <w:vAlign w:val="top"/>
-          </w:tcPr>
-          <w:p>
-            <w:pPr>
-              <w:spacing w:after="40" w:before="0"/>
-              <w:jc w:val="left"/>
-            </w:pPr>
-            <w:r>
-              <w:rPr>
-                <w:rFonts w:ascii="Arial" w:cs="Arial" w:eastAsia="Arial" w:hAnsi="Arial"/>
-                <w:b/>
-                <w:bCs/>
-                <w:i w:val="false"/>
-                <w:iCs w:val="false"/>
-                <w:color w:val="000000"/>
-                <w:sz w:val="18"/>
-                <w:szCs w:val="18"/>
-              </w:rPr>
-              <w:t xml:space="preserve">Observe Phase</w:t>
-            </w:r>
-          </w:p>
-          <w:p>
-            <w:pPr>
-              <w:spacing w:after="20" w:before="0"/>
-            </w:pPr>
-            <w:r>
-              <w:rPr>
-                <w:rFonts w:ascii="Arial" w:cs="Arial" w:eastAsia="Arial" w:hAnsi="Arial"/>
-                <w:b/>
-                <w:bCs/>
-                <w:color w:val="1F3864"/>
-                <w:sz w:val="16"/>
-                <w:szCs w:val="16"/>
-              </w:rPr>
-              <w:t xml:space="preserve">📹 VIDEO:</w:t>
-            </w:r>
-          </w:p>
-          <w:p>
-            <w:pPr>
-              <w:spacing w:after="20" w:before="0"/>
-            </w:pPr>
-            <w:hyperlink w:history="1" r:id="rId9ef4pcxfxoubgd_4sx7nk">
-              <w:r>
-                <w:rPr>
-                  <w:rFonts w:ascii="Arial" w:cs="Arial" w:eastAsia="Arial" w:hAnsi="Arial"/>
-                  <w:color w:val="2E75B6"/>
-                  <w:sz w:val="16"/>
-                  <w:szCs w:val="16"/>
-                  <w:u w:val="single" w:color="2E75B6"/>
-                </w:rPr>
-                <w:t xml:space="preserve">Finding torque for angled forces</w:t>
-              </w:r>
-            </w:hyperlink>
-          </w:p>
-          <w:p>
-            <w:pPr>
-              <w:spacing w:after="10" w:before="0"/>
-              <w:ind w:left="120"/>
-            </w:pPr>
-            <w:r>
-              <w:rPr>
-                <w:rFonts w:ascii="Arial" w:cs="Arial" w:eastAsia="Arial" w:hAnsi="Arial"/>
-                <w:color w:val="595959"/>
-                <w:sz w:val="14"/>
-                <w:szCs w:val="14"/>
-              </w:rPr>
-              <w:t xml:space="preserve">Source: Khan Academy (English - US curriculum)</w:t>
-            </w:r>
-          </w:p>
-          <w:p>
-            <w:pPr>
-              <w:spacing w:after="10" w:before="0"/>
-              <w:ind w:left="120"/>
-            </w:pPr>
-            <w:hyperlink w:history="1" r:id="rIdv3xuk0cxhkuzuowmfslw0">
-              <w:r>
-                <w:rPr>
-                  <w:rFonts w:ascii="Arial" w:cs="Arial" w:eastAsia="Arial" w:hAnsi="Arial"/>
-                  <w:color w:val="595959"/>
-                  <w:sz w:val="14"/>
-                  <w:szCs w:val="14"/>
-                  <w:u w:val="single" w:color="595959"/>
-                </w:rPr>
-                <w:t xml:space="preserve">🔍 Search ARES for similar videos</w:t>
-              </w:r>
-            </w:hyperlink>
-          </w:p>
-          <w:p>
-            <w:pPr>
-              <w:spacing w:after="40" w:before="0"/>
-            </w:pPr>
-            <w:r>
-              <w:rPr>
-                <w:sz w:val="14"/>
-                <w:szCs w:val="14"/>
-              </w:rPr>
-              <w:t xml:space="preserve"/>
-            </w:r>
-          </w:p>
-          <w:p>
-            <w:pPr>
-              <w:spacing w:after="20" w:before="0"/>
-            </w:pPr>
-            <w:r>
-              <w:rPr>
-                <w:rFonts w:ascii="Arial" w:cs="Arial" w:eastAsia="Arial" w:hAnsi="Arial"/>
-                <w:b/>
-                <w:bCs/>
-                <w:color w:val="1F3864"/>
-                <w:sz w:val="16"/>
-                <w:szCs w:val="16"/>
-              </w:rPr>
-              <w:t xml:space="preserve">📖 EXERCISE:</w:t>
-            </w:r>
-          </w:p>
-          <w:p>
-            <w:pPr>
-              <w:spacing w:after="20" w:before="0"/>
-            </w:pPr>
-            <w:hyperlink w:history="1" r:id="rId0ubpisdkyu4-a70pwz7hw">
+            <w:hyperlink w:history="1" r:id="rIdhajzfs51gfvesajxteizz">
               <w:r>
                 <w:rPr>
                   <w:rFonts w:ascii="Arial" w:cs="Arial" w:eastAsia="Arial" w:hAnsi="Arial"/>
@@ -4083,6 +5862,22 @@
           </w:p>
           <w:p>
             <w:pPr>
+              <w:spacing w:after="20" w:before="0"/>
+            </w:pPr>
+            <w:r>
+              <w:rPr>
+                <w:rFonts w:ascii="Arial" w:cs="Arial" w:eastAsia="Arial" w:hAnsi="Arial"/>
+                <w:i/>
+                <w:iCs/>
+                <w:color w:val="595959"/>
+                <w:sz w:val="16"/>
+                <w:szCs w:val="16"/>
+              </w:rPr>
+              <w:t xml:space="preserve">Related topic: not an exact match for this lesson.</w:t>
+            </w:r>
+          </w:p>
+          <w:p>
+            <w:pPr>
               <w:spacing w:after="10" w:before="0"/>
               <w:ind w:left="120"/>
             </w:pPr>
@@ -4101,1770 +5896,7 @@
               <w:spacing w:after="10" w:before="0"/>
               <w:ind w:left="120"/>
             </w:pPr>
-            <w:hyperlink w:history="1" r:id="rIdi5mlzpvovyeatimnyxbrw">
-              <w:r>
-                <w:rPr>
-                  <w:rFonts w:ascii="Arial" w:cs="Arial" w:eastAsia="Arial" w:hAnsi="Arial"/>
-                  <w:color w:val="595959"/>
-                  <w:sz w:val="14"/>
-                  <w:szCs w:val="14"/>
-                  <w:u w:val="single" w:color="595959"/>
-                </w:rPr>
-                <w:t xml:space="preserve">🔍 Search ARES for similar readings</w:t>
-              </w:r>
-            </w:hyperlink>
-          </w:p>
-        </w:tc>
-        <w:tc>
-          <w:tcPr>
-            <w:tcW w:type="dxa" w:w="3040"/>
-            <w:shd w:fill="FFFFFF" w:color="auto" w:val="clear"/>
-            <w:tcMar>
-              <w:top w:type="dxa" w:w="60"/>
-              <w:left w:type="dxa" w:w="120"/>
-              <w:bottom w:type="dxa" w:w="60"/>
-              <w:right w:type="dxa" w:w="120"/>
-            </w:tcMar>
-            <w:vAlign w:val="top"/>
-          </w:tcPr>
-          <w:p>
-            <w:pPr>
-              <w:spacing w:after="40" w:before="0"/>
-              <w:jc w:val="left"/>
-            </w:pPr>
-            <w:r>
-              <w:rPr>
-                <w:rFonts w:ascii="Arial" w:cs="Arial" w:eastAsia="Arial" w:hAnsi="Arial"/>
-                <w:b w:val="false"/>
-                <w:bCs w:val="false"/>
-                <w:i w:val="false"/>
-                <w:iCs w:val="false"/>
-                <w:color w:val="000000"/>
-                <w:sz w:val="18"/>
-                <w:szCs w:val="18"/>
-              </w:rPr>
-              <w:t xml:space="preserve">PART A — Live Demonstration (10 min): The teacher performs a two-part live demonstration at the front.</w:t>
-            </w:r>
-          </w:p>
-          <w:p>
-            <w:pPr>
-              <w:spacing w:after="30" w:before="0"/>
-              <w:ind w:left="360" w:hanging="180"/>
-              <w:jc w:val="left"/>
-            </w:pPr>
-            <w:r>
-              <w:rPr>
-                <w:rFonts w:ascii="Arial" w:cs="Arial" w:eastAsia="Arial" w:hAnsi="Arial"/>
-                <w:b w:val="false"/>
-                <w:bCs w:val="false"/>
-                <w:i w:val="false"/>
-                <w:iCs w:val="false"/>
-                <w:color w:val="000000"/>
-                <w:sz w:val="18"/>
-                <w:szCs w:val="18"/>
-              </w:rPr>
-              <w:t xml:space="preserve">–  Demo 1: Places the empty sufuria at the centre of the Jiko stool — stool stays upright. Places it near one edge — stool leans but does not fall.</w:t>
-            </w:r>
-          </w:p>
-          <w:p>
-            <w:pPr>
-              <w:spacing w:after="30" w:before="0"/>
-              <w:ind w:left="360" w:hanging="180"/>
-              <w:jc w:val="left"/>
-            </w:pPr>
-            <w:r>
-              <w:rPr>
-                <w:rFonts w:ascii="Arial" w:cs="Arial" w:eastAsia="Arial" w:hAnsi="Arial"/>
-                <w:b w:val="false"/>
-                <w:bCs w:val="false"/>
-                <w:i w:val="false"/>
-                <w:iCs w:val="false"/>
-                <w:color w:val="000000"/>
-                <w:sz w:val="18"/>
-                <w:szCs w:val="18"/>
-              </w:rPr>
-              <w:t xml:space="preserve">–  Demo 2: Replaces the sufuria with a filled 20-litre jerrycan placed on one corner of the stool, then gives the stool a gentle nudge — the stool topples dramatically.</w:t>
-            </w:r>
-          </w:p>
-          <w:p>
-            <w:pPr>
-              <w:spacing w:after="30" w:before="0"/>
-              <w:ind w:left="360" w:hanging="180"/>
-              <w:jc w:val="left"/>
-            </w:pPr>
-            <w:r>
-              <w:rPr>
-                <w:rFonts w:ascii="Arial" w:cs="Arial" w:eastAsia="Arial" w:hAnsi="Arial"/>
-                <w:b w:val="false"/>
-                <w:bCs w:val="false"/>
-                <w:i w:val="false"/>
-                <w:iCs w:val="false"/>
-                <w:color w:val="000000"/>
-                <w:sz w:val="18"/>
-                <w:szCs w:val="18"/>
-              </w:rPr>
-              <w:t xml:space="preserve">–  Demo 3: Moves the jerrycan to the wider, lower four-legged stool. Nudges it — the stool rocks and self-rights.</w:t>
-            </w:r>
-          </w:p>
-          <w:p>
-            <w:pPr>
-              <w:spacing w:after="40" w:before="0"/>
-              <w:jc w:val="left"/>
-            </w:pPr>
-            <w:r>
-              <w:rPr>
-                <w:rFonts w:ascii="Arial" w:cs="Arial" w:eastAsia="Arial" w:hAnsi="Arial"/>
-                <w:b w:val="false"/>
-                <w:bCs w:val="false"/>
-                <w:i w:val="false"/>
-                <w:iCs w:val="false"/>
-                <w:color w:val="000000"/>
-                <w:sz w:val="18"/>
-                <w:szCs w:val="18"/>
-              </w:rPr>
-              <w:t xml:space="preserve">Students complete an Observation Table in their notebooks with columns: OBJECT | WHERE LOAD IS PLACED | HEIGHT OF STOOL | NUMBER OF LEGS | RESULT (topple / stable).</w:t>
-            </w:r>
-          </w:p>
-          <w:p>
-            <w:pPr>
-              <w:spacing w:after="40" w:before="0"/>
-              <w:jc w:val="left"/>
-            </w:pPr>
-            <w:r>
-              <w:rPr>
-                <w:rFonts w:ascii="Arial" w:cs="Arial" w:eastAsia="Arial" w:hAnsi="Arial"/>
-                <w:b w:val="false"/>
-                <w:bCs w:val="false"/>
-                <w:i w:val="false"/>
-                <w:iCs w:val="false"/>
-                <w:color w:val="000000"/>
-                <w:sz w:val="18"/>
-                <w:szCs w:val="18"/>
-              </w:rPr>
-              <w:t xml:space="preserve"/>
-            </w:r>
-          </w:p>
-          <w:p>
-            <w:pPr>
-              <w:spacing w:after="40" w:before="0"/>
-              <w:jc w:val="left"/>
-            </w:pPr>
-            <w:r>
-              <w:rPr>
-                <w:rFonts w:ascii="Arial" w:cs="Arial" w:eastAsia="Arial" w:hAnsi="Arial"/>
-                <w:b w:val="false"/>
-                <w:bCs w:val="false"/>
-                <w:i w:val="false"/>
-                <w:iCs w:val="false"/>
-                <w:color w:val="000000"/>
-                <w:sz w:val="18"/>
-                <w:szCs w:val="18"/>
-              </w:rPr>
-              <w:t xml:space="preserve">PART B — Beam-Balance Turning Activity (10 min): Each group of 4 receives: 1 × 30 cm wooden ruler balanced on a pencil (acting as a pivot at the centre), 3 × 50g masses, 1 × metre rule for measuring distances.</w:t>
-            </w:r>
-          </w:p>
-          <w:p>
-            <w:pPr>
-              <w:spacing w:after="40" w:before="0"/>
-              <w:jc w:val="left"/>
-            </w:pPr>
-            <w:r>
-              <w:rPr>
-                <w:rFonts w:ascii="Arial" w:cs="Arial" w:eastAsia="Arial" w:hAnsi="Arial"/>
-                <w:b w:val="false"/>
-                <w:bCs w:val="false"/>
-                <w:i w:val="false"/>
-                <w:iCs w:val="false"/>
-                <w:color w:val="000000"/>
-                <w:sz w:val="18"/>
-                <w:szCs w:val="18"/>
-              </w:rPr>
-              <w:t xml:space="preserve">Task: Place one 50g mass at 5 cm from the pivot on the LEFT side. Observe. Now place a second 50g mass at 10 cm from the pivot on the RIGHT side. Observe. Record what happens in each case. Groups then try to find a position for a single 50g mass on the right that balances a 100g mass placed 6 cm to the left. Record distances and masses used.</w:t>
-            </w:r>
-          </w:p>
-        </w:tc>
-        <w:tc>
-          <w:tcPr>
-            <w:tcW w:type="dxa" w:w="3040"/>
-            <w:shd w:fill="F2F2F2" w:color="auto" w:val="clear"/>
-            <w:tcMar>
-              <w:top w:type="dxa" w:w="60"/>
-              <w:left w:type="dxa" w:w="120"/>
-              <w:bottom w:type="dxa" w:w="60"/>
-              <w:right w:type="dxa" w:w="120"/>
-            </w:tcMar>
-            <w:vAlign w:val="top"/>
-          </w:tcPr>
-          <w:p>
-            <w:pPr>
-              <w:spacing w:after="40" w:before="0"/>
-              <w:jc w:val="left"/>
-            </w:pPr>
-            <w:r>
-              <w:rPr>
-                <w:rFonts w:ascii="Arial" w:cs="Arial" w:eastAsia="Arial" w:hAnsi="Arial"/>
-                <w:b w:val="false"/>
-                <w:bCs w:val="false"/>
-                <w:i w:val="false"/>
-                <w:iCs w:val="false"/>
-                <w:color w:val="000000"/>
-                <w:sz w:val="18"/>
-                <w:szCs w:val="18"/>
-              </w:rPr>
-              <w:t xml:space="preserve">PART A:</w:t>
-            </w:r>
-          </w:p>
-          <w:p>
-            <w:pPr>
-              <w:spacing w:after="40" w:before="0"/>
-              <w:jc w:val="left"/>
-            </w:pPr>
-            <w:r>
-              <w:rPr>
-                <w:rFonts w:ascii="Arial" w:cs="Arial" w:eastAsia="Arial" w:hAnsi="Arial"/>
-                <w:b w:val="false"/>
-                <w:bCs w:val="false"/>
-                <w:i w:val="false"/>
-                <w:iCs w:val="false"/>
-                <w:color w:val="000000"/>
-                <w:sz w:val="18"/>
-                <w:szCs w:val="18"/>
-              </w:rPr>
-              <w:t xml:space="preserve">1. Before Demo 2, say verbatim: 'Watch carefully — I want you to notice exactly WHEN the stool starts to move and WHERE the jerrycan is sitting.' [Place jerrycan, step back, give a single gentle push.]</w:t>
-            </w:r>
-          </w:p>
-          <w:p>
-            <w:pPr>
-              <w:spacing w:after="40" w:before="0"/>
-              <w:jc w:val="left"/>
-            </w:pPr>
-            <w:r>
-              <w:rPr>
-                <w:rFonts w:ascii="Arial" w:cs="Arial" w:eastAsia="Arial" w:hAnsi="Arial"/>
-                <w:b w:val="false"/>
-                <w:bCs w:val="false"/>
-                <w:i w:val="false"/>
-                <w:iCs w:val="false"/>
-                <w:color w:val="000000"/>
-                <w:sz w:val="18"/>
-                <w:szCs w:val="18"/>
-              </w:rPr>
-              <w:t xml:space="preserve">2. After the stool topples, say: 'Turn to your table group — 60 seconds — tell each other: what EXACTLY caused it to fall? Was it just the weight? Or was something else involved?' [WAIT TIME: allow full 60 seconds of group talk.]</w:t>
-            </w:r>
-          </w:p>
-          <w:p>
-            <w:pPr>
-              <w:spacing w:after="40" w:before="0"/>
-              <w:jc w:val="left"/>
-            </w:pPr>
-            <w:r>
-              <w:rPr>
-                <w:rFonts w:ascii="Arial" w:cs="Arial" w:eastAsia="Arial" w:hAnsi="Arial"/>
-                <w:b w:val="false"/>
-                <w:bCs w:val="false"/>
-                <w:i w:val="false"/>
-                <w:iCs w:val="false"/>
-                <w:color w:val="000000"/>
-                <w:sz w:val="18"/>
-                <w:szCs w:val="18"/>
-              </w:rPr>
-              <w:t xml:space="preserve">3. Cold-call 2 groups for their observation (NOT explanation yet). [WAIT TIME: 10 seconds.]</w:t>
-            </w:r>
-          </w:p>
-          <w:p>
-            <w:pPr>
-              <w:spacing w:after="40" w:before="0"/>
-              <w:jc w:val="left"/>
-            </w:pPr>
-            <w:r>
-              <w:rPr>
-                <w:rFonts w:ascii="Arial" w:cs="Arial" w:eastAsia="Arial" w:hAnsi="Arial"/>
-                <w:b w:val="false"/>
-                <w:bCs w:val="false"/>
-                <w:i w:val="false"/>
-                <w:iCs w:val="false"/>
-                <w:color w:val="000000"/>
-                <w:sz w:val="18"/>
-                <w:szCs w:val="18"/>
-              </w:rPr>
-              <w:t xml:space="preserve">4. Say: 'Write your observations in your table — not your explanation yet. Observations only.'</w:t>
-            </w:r>
-          </w:p>
-          <w:p>
-            <w:pPr>
-              <w:spacing w:after="40" w:before="0"/>
-              <w:jc w:val="left"/>
-            </w:pPr>
-            <w:r>
-              <w:rPr>
-                <w:rFonts w:ascii="Arial" w:cs="Arial" w:eastAsia="Arial" w:hAnsi="Arial"/>
-                <w:b w:val="false"/>
-                <w:bCs w:val="false"/>
-                <w:i w:val="false"/>
-                <w:iCs w:val="false"/>
-                <w:color w:val="000000"/>
-                <w:sz w:val="18"/>
-                <w:szCs w:val="18"/>
-              </w:rPr>
-              <w:t xml:space="preserve"/>
-            </w:r>
-          </w:p>
-          <w:p>
-            <w:pPr>
-              <w:spacing w:after="40" w:before="0"/>
-              <w:jc w:val="left"/>
-            </w:pPr>
-            <w:r>
-              <w:rPr>
-                <w:rFonts w:ascii="Arial" w:cs="Arial" w:eastAsia="Arial" w:hAnsi="Arial"/>
-                <w:b w:val="false"/>
-                <w:bCs w:val="false"/>
-                <w:i w:val="false"/>
-                <w:iCs w:val="false"/>
-                <w:color w:val="000000"/>
-                <w:sz w:val="18"/>
-                <w:szCs w:val="18"/>
-              </w:rPr>
-              <w:t xml:space="preserve">PART B:</w:t>
-            </w:r>
-          </w:p>
-          <w:p>
-            <w:pPr>
-              <w:spacing w:after="40" w:before="0"/>
-              <w:jc w:val="left"/>
-            </w:pPr>
-            <w:r>
-              <w:rPr>
-                <w:rFonts w:ascii="Arial" w:cs="Arial" w:eastAsia="Arial" w:hAnsi="Arial"/>
-                <w:b w:val="false"/>
-                <w:bCs w:val="false"/>
-                <w:i w:val="false"/>
-                <w:iCs w:val="false"/>
-                <w:color w:val="000000"/>
-                <w:sz w:val="18"/>
-                <w:szCs w:val="18"/>
-              </w:rPr>
-              <w:t xml:space="preserve">1. Circulate to each group during the beam-balance activity. At each group, ask: 'Which side is turning? What TWO things are you changing when you move the mass further out?' [WAIT TIME: 10 seconds at each group.]</w:t>
-            </w:r>
-          </w:p>
-          <w:p>
-            <w:pPr>
-              <w:spacing w:after="40" w:before="0"/>
-              <w:jc w:val="left"/>
-            </w:pPr>
-            <w:r>
-              <w:rPr>
-                <w:rFonts w:ascii="Arial" w:cs="Arial" w:eastAsia="Arial" w:hAnsi="Arial"/>
-                <w:b w:val="false"/>
-                <w:bCs w:val="false"/>
-                <w:i w:val="false"/>
-                <w:iCs w:val="false"/>
-                <w:color w:val="000000"/>
-                <w:sz w:val="18"/>
-                <w:szCs w:val="18"/>
-              </w:rPr>
-              <w:t xml:space="preserve">2. If a group finds a balance position, ask: 'Can you see any pattern between the numbers on each side? Multiply the mass by the distance — what do you get on each side?' [Do NOT give the formula — let groups discover it.]</w:t>
-            </w:r>
-          </w:p>
-          <w:p>
-            <w:pPr>
-              <w:spacing w:after="40" w:before="0"/>
-              <w:jc w:val="left"/>
-            </w:pPr>
-            <w:r>
-              <w:rPr>
-                <w:rFonts w:ascii="Arial" w:cs="Arial" w:eastAsia="Arial" w:hAnsi="Arial"/>
-                <w:b w:val="false"/>
-                <w:bCs w:val="false"/>
-                <w:i w:val="false"/>
-                <w:iCs w:val="false"/>
-                <w:color w:val="000000"/>
-                <w:sz w:val="18"/>
-                <w:szCs w:val="18"/>
-              </w:rPr>
-              <w:t xml:space="preserve">3. With 2 minutes remaining, say: 'Freeze. Write down in one sentence what you think the TURNING EFFECT depends on.'</w:t>
-            </w:r>
-          </w:p>
-        </w:tc>
-        <w:tc>
-          <w:tcPr>
-            <w:tcW w:type="dxa" w:w="3040"/>
-            <w:shd w:fill="FFFFFF" w:color="auto" w:val="clear"/>
-            <w:tcMar>
-              <w:top w:type="dxa" w:w="60"/>
-              <w:left w:type="dxa" w:w="120"/>
-              <w:bottom w:type="dxa" w:w="60"/>
-              <w:right w:type="dxa" w:w="120"/>
-            </w:tcMar>
-            <w:vAlign w:val="top"/>
-          </w:tcPr>
-          <w:p>
-            <w:pPr>
-              <w:spacing w:after="40" w:before="0"/>
-              <w:jc w:val="left"/>
-            </w:pPr>
-            <w:r>
-              <w:rPr>
-                <w:rFonts w:ascii="Arial" w:cs="Arial" w:eastAsia="Arial" w:hAnsi="Arial"/>
-                <w:b w:val="false"/>
-                <w:bCs w:val="false"/>
-                <w:i w:val="false"/>
-                <w:iCs w:val="false"/>
-                <w:color w:val="000000"/>
-                <w:sz w:val="18"/>
-                <w:szCs w:val="18"/>
-              </w:rPr>
-              <w:t xml:space="preserve">Structured Observation Table + Hands-On Discovery — the two-part observe phase separates macroscopic phenomenon observation (stool demonstration) from quantitative pattern-finding (beam-balance). This dual-encoding approach ensures students connect the dramatic visual phenomenon to measurable variables before any formula is introduced. The beam-balance activity embeds NGSS Science &amp; Engineering Practice 3 (Planning and Carrying Out Investigations) and Practice 4 (Analysing and Interpreting Data).</w:t>
-            </w:r>
-          </w:p>
-        </w:tc>
-        <w:tc>
-          <w:tcPr>
-            <w:tcW w:type="dxa" w:w="3040"/>
-            <w:shd w:fill="F2F2F2" w:color="auto" w:val="clear"/>
-            <w:tcMar>
-              <w:top w:type="dxa" w:w="60"/>
-              <w:left w:type="dxa" w:w="120"/>
-              <w:bottom w:type="dxa" w:w="60"/>
-              <w:right w:type="dxa" w:w="120"/>
-            </w:tcMar>
-            <w:vAlign w:val="top"/>
-          </w:tcPr>
-          <w:p>
-            <w:pPr>
-              <w:spacing w:after="40" w:before="0"/>
-              <w:jc w:val="left"/>
-            </w:pPr>
-            <w:r>
-              <w:rPr>
-                <w:rFonts w:ascii="Arial" w:cs="Arial" w:eastAsia="Arial" w:hAnsi="Arial"/>
-                <w:b w:val="false"/>
-                <w:bCs w:val="false"/>
-                <w:i w:val="false"/>
-                <w:iCs w:val="false"/>
-                <w:color w:val="000000"/>
-                <w:sz w:val="18"/>
-                <w:szCs w:val="18"/>
-              </w:rPr>
-              <w:t xml:space="preserve">Circulate and check Observation Tables during Part A. Observable indicators: (a) student correctly records at least 3 rows in the observation table; (b) student distinguishes between 'where the load is placed' and 'how heavy the load is' as separate variables. During Part B, listen for groups saying words like 'the further out, the more turning' — this indicates readiness for the moment formula in Phase 3. Flag groups that only record 'it balanced' without recording the distances.</w:t>
-            </w:r>
-          </w:p>
-        </w:tc>
-      </w:tr>
-      <w:tr>
-        <w:tc>
-          <w:tcPr>
-            <w:tcW w:type="dxa" w:w="1520"/>
-            <w:shd w:fill="E2EFDA" w:color="auto" w:val="clear"/>
-            <w:tcMar>
-              <w:top w:type="dxa" w:w="60"/>
-              <w:left w:type="dxa" w:w="120"/>
-              <w:bottom w:type="dxa" w:w="60"/>
-              <w:right w:type="dxa" w:w="120"/>
-            </w:tcMar>
-            <w:vAlign w:val="top"/>
-          </w:tcPr>
-          <w:p>
-            <w:pPr>
-              <w:spacing w:after="40" w:before="0"/>
-              <w:jc w:val="left"/>
-            </w:pPr>
-            <w:r>
-              <w:rPr>
-                <w:rFonts w:ascii="Arial" w:cs="Arial" w:eastAsia="Arial" w:hAnsi="Arial"/>
-                <w:b/>
-                <w:bCs/>
-                <w:i w:val="false"/>
-                <w:iCs w:val="false"/>
-                <w:color w:val="000000"/>
-                <w:sz w:val="18"/>
-                <w:szCs w:val="18"/>
-              </w:rPr>
-              <w:t xml:space="preserve">Explain Phase</w:t>
-            </w:r>
-          </w:p>
-          <w:p>
-            <w:pPr>
-              <w:spacing w:after="20" w:before="0"/>
-            </w:pPr>
-            <w:r>
-              <w:rPr>
-                <w:rFonts w:ascii="Arial" w:cs="Arial" w:eastAsia="Arial" w:hAnsi="Arial"/>
-                <w:b/>
-                <w:bCs/>
-                <w:color w:val="1F3864"/>
-                <w:sz w:val="16"/>
-                <w:szCs w:val="16"/>
-              </w:rPr>
-              <w:t xml:space="preserve">📹 VIDEO:</w:t>
-            </w:r>
-          </w:p>
-          <w:p>
-            <w:pPr>
-              <w:spacing w:after="20" w:before="0"/>
-            </w:pPr>
-            <w:hyperlink w:history="1" r:id="rId6dbq4xrvionap16o5bake">
-              <w:r>
-                <w:rPr>
-                  <w:rFonts w:ascii="Arial" w:cs="Arial" w:eastAsia="Arial" w:hAnsi="Arial"/>
-                  <w:color w:val="2E75B6"/>
-                  <w:sz w:val="16"/>
-                  <w:szCs w:val="16"/>
-                  <w:u w:val="single" w:color="2E75B6"/>
-                </w:rPr>
-                <w:t xml:space="preserve">Finding torque for angled forces</w:t>
-              </w:r>
-            </w:hyperlink>
-          </w:p>
-          <w:p>
-            <w:pPr>
-              <w:spacing w:after="10" w:before="0"/>
-              <w:ind w:left="120"/>
-            </w:pPr>
-            <w:r>
-              <w:rPr>
-                <w:rFonts w:ascii="Arial" w:cs="Arial" w:eastAsia="Arial" w:hAnsi="Arial"/>
-                <w:color w:val="595959"/>
-                <w:sz w:val="14"/>
-                <w:szCs w:val="14"/>
-              </w:rPr>
-              <w:t xml:space="preserve">Source: Khan Academy (English - US curriculum)</w:t>
-            </w:r>
-          </w:p>
-          <w:p>
-            <w:pPr>
-              <w:spacing w:after="10" w:before="0"/>
-              <w:ind w:left="120"/>
-            </w:pPr>
-            <w:hyperlink w:history="1" r:id="rIdavqwjt6vp4mpucewa7xjh">
-              <w:r>
-                <w:rPr>
-                  <w:rFonts w:ascii="Arial" w:cs="Arial" w:eastAsia="Arial" w:hAnsi="Arial"/>
-                  <w:color w:val="595959"/>
-                  <w:sz w:val="14"/>
-                  <w:szCs w:val="14"/>
-                  <w:u w:val="single" w:color="595959"/>
-                </w:rPr>
-                <w:t xml:space="preserve">🔍 Search ARES for similar videos</w:t>
-              </w:r>
-            </w:hyperlink>
-          </w:p>
-          <w:p>
-            <w:pPr>
-              <w:spacing w:after="40" w:before="0"/>
-            </w:pPr>
-            <w:r>
-              <w:rPr>
-                <w:sz w:val="14"/>
-                <w:szCs w:val="14"/>
-              </w:rPr>
-              <w:t xml:space="preserve"/>
-            </w:r>
-          </w:p>
-          <w:p>
-            <w:pPr>
-              <w:spacing w:after="20" w:before="0"/>
-            </w:pPr>
-            <w:r>
-              <w:rPr>
-                <w:rFonts w:ascii="Arial" w:cs="Arial" w:eastAsia="Arial" w:hAnsi="Arial"/>
-                <w:b/>
-                <w:bCs/>
-                <w:color w:val="1F3864"/>
-                <w:sz w:val="16"/>
-                <w:szCs w:val="16"/>
-              </w:rPr>
-              <w:t xml:space="preserve">📖 HTML:</w:t>
-            </w:r>
-          </w:p>
-          <w:p>
-            <w:pPr>
-              <w:spacing w:after="20" w:before="0"/>
-            </w:pPr>
-            <w:hyperlink w:history="1" r:id="rIdov6hpup6ocsxef-uqv8b4">
-              <w:r>
-                <w:rPr>
-                  <w:rFonts w:ascii="Arial" w:cs="Arial" w:eastAsia="Arial" w:hAnsi="Arial"/>
-                  <w:color w:val="2E75B6"/>
-                  <w:sz w:val="16"/>
-                  <w:szCs w:val="16"/>
-                  <w:u w:val="single" w:color="2E75B6"/>
-                </w:rPr>
-                <w:t xml:space="preserve">Torque</w:t>
-              </w:r>
-            </w:hyperlink>
-          </w:p>
-          <w:p>
-            <w:pPr>
-              <w:spacing w:after="10" w:before="0"/>
-              <w:ind w:left="120"/>
-            </w:pPr>
-            <w:r>
-              <w:rPr>
-                <w:rFonts w:ascii="Arial" w:cs="Arial" w:eastAsia="Arial" w:hAnsi="Arial"/>
-                <w:color w:val="595959"/>
-                <w:sz w:val="14"/>
-                <w:szCs w:val="14"/>
-              </w:rPr>
-              <w:t xml:space="preserve">Source: PhET</w:t>
-            </w:r>
-          </w:p>
-          <w:p>
-            <w:pPr>
-              <w:spacing w:after="10" w:before="0"/>
-              <w:ind w:left="120"/>
-            </w:pPr>
-            <w:hyperlink w:history="1" r:id="rId5-rk5l1dongej2eztrznt">
-              <w:r>
-                <w:rPr>
-                  <w:rFonts w:ascii="Arial" w:cs="Arial" w:eastAsia="Arial" w:hAnsi="Arial"/>
-                  <w:color w:val="595959"/>
-                  <w:sz w:val="14"/>
-                  <w:szCs w:val="14"/>
-                  <w:u w:val="single" w:color="595959"/>
-                </w:rPr>
-                <w:t xml:space="preserve">🔍 Search ARES for similar readings</w:t>
-              </w:r>
-            </w:hyperlink>
-          </w:p>
-        </w:tc>
-        <w:tc>
-          <w:tcPr>
-            <w:tcW w:type="dxa" w:w="3040"/>
-            <w:shd w:fill="FFFFFF" w:color="auto" w:val="clear"/>
-            <w:tcMar>
-              <w:top w:type="dxa" w:w="60"/>
-              <w:left w:type="dxa" w:w="120"/>
-              <w:bottom w:type="dxa" w:w="60"/>
-              <w:right w:type="dxa" w:w="120"/>
-            </w:tcMar>
-            <w:vAlign w:val="top"/>
-          </w:tcPr>
-          <w:p>
-            <w:pPr>
-              <w:spacing w:after="40" w:before="0"/>
-              <w:jc w:val="left"/>
-            </w:pPr>
-            <w:r>
-              <w:rPr>
-                <w:rFonts w:ascii="Arial" w:cs="Arial" w:eastAsia="Arial" w:hAnsi="Arial"/>
-                <w:b w:val="false"/>
-                <w:bCs w:val="false"/>
-                <w:i w:val="false"/>
-                <w:iCs w:val="false"/>
-                <w:color w:val="000000"/>
-                <w:sz w:val="18"/>
-                <w:szCs w:val="18"/>
-              </w:rPr>
-              <w:t xml:space="preserve">PART A — Concept Introduction via Guided Notes (8 min): Students open their ARES platform Guided Notes page for Lesson 1. The teacher leads a structured explanation:</w:t>
-            </w:r>
-          </w:p>
-          <w:p>
-            <w:pPr>
-              <w:spacing w:after="30" w:before="0"/>
-              <w:ind w:left="360" w:hanging="180"/>
-              <w:jc w:val="left"/>
-            </w:pPr>
-            <w:r>
-              <w:rPr>
-                <w:rFonts w:ascii="Arial" w:cs="Arial" w:eastAsia="Arial" w:hAnsi="Arial"/>
-                <w:b w:val="false"/>
-                <w:bCs w:val="false"/>
-                <w:i w:val="false"/>
-                <w:iCs w:val="false"/>
-                <w:color w:val="000000"/>
-                <w:sz w:val="18"/>
-                <w:szCs w:val="18"/>
-              </w:rPr>
-              <w:t xml:space="preserve">–  Define MOMENT OF A FORCE: 'A moment is the turning effect of a force about a pivot point.'</w:t>
-            </w:r>
-          </w:p>
-          <w:p>
-            <w:pPr>
-              <w:spacing w:after="30" w:before="0"/>
-              <w:ind w:left="360" w:hanging="180"/>
-              <w:jc w:val="left"/>
-            </w:pPr>
-            <w:r>
-              <w:rPr>
-                <w:rFonts w:ascii="Arial" w:cs="Arial" w:eastAsia="Arial" w:hAnsi="Arial"/>
-                <w:b w:val="false"/>
-                <w:bCs w:val="false"/>
-                <w:i w:val="false"/>
-                <w:iCs w:val="false"/>
-                <w:color w:val="000000"/>
-                <w:sz w:val="18"/>
-                <w:szCs w:val="18"/>
-              </w:rPr>
-              <w:t xml:space="preserve">–  Formula: Moment (M) = Force (F) × Perpendicular distance from pivot (d) → M = F × d</w:t>
-            </w:r>
-          </w:p>
-          <w:p>
-            <w:pPr>
-              <w:spacing w:after="30" w:before="0"/>
-              <w:ind w:left="360" w:hanging="180"/>
-              <w:jc w:val="left"/>
-            </w:pPr>
-            <w:r>
-              <w:rPr>
-                <w:rFonts w:ascii="Arial" w:cs="Arial" w:eastAsia="Arial" w:hAnsi="Arial"/>
-                <w:b w:val="false"/>
-                <w:bCs w:val="false"/>
-                <w:i w:val="false"/>
-                <w:iCs w:val="false"/>
-                <w:color w:val="000000"/>
-                <w:sz w:val="18"/>
-                <w:szCs w:val="18"/>
-              </w:rPr>
-              <w:t xml:space="preserve">–  Unit: Newton-metre (N·m)</w:t>
-            </w:r>
-          </w:p>
-          <w:p>
-            <w:pPr>
-              <w:spacing w:after="30" w:before="0"/>
-              <w:ind w:left="360" w:hanging="180"/>
-              <w:jc w:val="left"/>
-            </w:pPr>
-            <w:r>
-              <w:rPr>
-                <w:rFonts w:ascii="Arial" w:cs="Arial" w:eastAsia="Arial" w:hAnsi="Arial"/>
-                <w:b w:val="false"/>
-                <w:bCs w:val="false"/>
-                <w:i w:val="false"/>
-                <w:iCs w:val="false"/>
-                <w:color w:val="000000"/>
-                <w:sz w:val="18"/>
-                <w:szCs w:val="18"/>
-              </w:rPr>
-              <w:t xml:space="preserve">–  Students label a diagram showing: the pivot, the line of action of force, and the perpendicular distance — using the Jiko stool as the diagram context.</w:t>
-            </w:r>
-          </w:p>
-          <w:p>
-            <w:pPr>
-              <w:spacing w:after="40" w:before="0"/>
-              <w:jc w:val="left"/>
-            </w:pPr>
-            <w:r>
-              <w:rPr>
-                <w:rFonts w:ascii="Arial" w:cs="Arial" w:eastAsia="Arial" w:hAnsi="Arial"/>
-                <w:b w:val="false"/>
-                <w:bCs w:val="false"/>
-                <w:i w:val="false"/>
-                <w:iCs w:val="false"/>
-                <w:color w:val="000000"/>
-                <w:sz w:val="18"/>
-                <w:szCs w:val="18"/>
-              </w:rPr>
-              <w:t xml:space="preserve"/>
-            </w:r>
-          </w:p>
-          <w:p>
-            <w:pPr>
-              <w:spacing w:after="40" w:before="0"/>
-              <w:jc w:val="left"/>
-            </w:pPr>
-            <w:r>
-              <w:rPr>
-                <w:rFonts w:ascii="Arial" w:cs="Arial" w:eastAsia="Arial" w:hAnsi="Arial"/>
-                <w:b w:val="false"/>
-                <w:bCs w:val="false"/>
-                <w:i w:val="false"/>
-                <w:iCs w:val="false"/>
-                <w:color w:val="000000"/>
-                <w:sz w:val="18"/>
-                <w:szCs w:val="18"/>
-              </w:rPr>
-              <w:t xml:space="preserve">PART B — Worked Example with Kenyan Context (5 min): Teacher works through: 'A sufuria containing 3 kg of ugali (weight = 30 N) is placed 0.2 m from the leg of a Jiko stool acting as the pivot. Calculate the moment of the force about that leg.'</w:t>
-            </w:r>
-          </w:p>
-          <w:p>
-            <w:pPr>
-              <w:spacing w:after="40" w:before="0"/>
-              <w:jc w:val="left"/>
-            </w:pPr>
-            <w:r>
-              <w:rPr>
-                <w:rFonts w:ascii="Arial" w:cs="Arial" w:eastAsia="Arial" w:hAnsi="Arial"/>
-                <w:b w:val="false"/>
-                <w:bCs w:val="false"/>
-                <w:i w:val="false"/>
-                <w:iCs w:val="false"/>
-                <w:color w:val="000000"/>
-                <w:sz w:val="18"/>
-                <w:szCs w:val="18"/>
-              </w:rPr>
-              <w:t xml:space="preserve">M = F × d = 30 N × 0.2 m = 6 N·m</w:t>
-            </w:r>
-          </w:p>
-          <w:p>
-            <w:pPr>
-              <w:spacing w:after="40" w:before="0"/>
-              <w:jc w:val="left"/>
-            </w:pPr>
-            <w:r>
-              <w:rPr>
-                <w:rFonts w:ascii="Arial" w:cs="Arial" w:eastAsia="Arial" w:hAnsi="Arial"/>
-                <w:b w:val="false"/>
-                <w:bCs w:val="false"/>
-                <w:i w:val="false"/>
-                <w:iCs w:val="false"/>
-                <w:color w:val="000000"/>
-                <w:sz w:val="18"/>
-                <w:szCs w:val="18"/>
-              </w:rPr>
-              <w:t xml:space="preserve"/>
-            </w:r>
-          </w:p>
-          <w:p>
-            <w:pPr>
-              <w:spacing w:after="40" w:before="0"/>
-              <w:jc w:val="left"/>
-            </w:pPr>
-            <w:r>
-              <w:rPr>
-                <w:rFonts w:ascii="Arial" w:cs="Arial" w:eastAsia="Arial" w:hAnsi="Arial"/>
-                <w:b w:val="false"/>
-                <w:bCs w:val="false"/>
-                <w:i w:val="false"/>
-                <w:iCs w:val="false"/>
-                <w:color w:val="000000"/>
-                <w:sz w:val="18"/>
-                <w:szCs w:val="18"/>
-              </w:rPr>
-              <w:t xml:space="preserve">PART C — Apply: Return to Beam-Balance Data (7 min): Groups retrieve their beam-balance data from Phase 2. They now calculate the moment on each side using M = F × d (using weight = mass × 10 N/kg). They check: when balanced, are the moments equal on both sides? Students write a one-sentence conclusion in their notebooks.</w:t>
-            </w:r>
-          </w:p>
-        </w:tc>
-        <w:tc>
-          <w:tcPr>
-            <w:tcW w:type="dxa" w:w="3040"/>
-            <w:shd w:fill="F2F2F2" w:color="auto" w:val="clear"/>
-            <w:tcMar>
-              <w:top w:type="dxa" w:w="60"/>
-              <w:left w:type="dxa" w:w="120"/>
-              <w:bottom w:type="dxa" w:w="60"/>
-              <w:right w:type="dxa" w:w="120"/>
-            </w:tcMar>
-            <w:vAlign w:val="top"/>
-          </w:tcPr>
-          <w:p>
-            <w:pPr>
-              <w:spacing w:after="40" w:before="0"/>
-              <w:jc w:val="left"/>
-            </w:pPr>
-            <w:r>
-              <w:rPr>
-                <w:rFonts w:ascii="Arial" w:cs="Arial" w:eastAsia="Arial" w:hAnsi="Arial"/>
-                <w:b w:val="false"/>
-                <w:bCs w:val="false"/>
-                <w:i w:val="false"/>
-                <w:iCs w:val="false"/>
-                <w:color w:val="000000"/>
-                <w:sz w:val="18"/>
-                <w:szCs w:val="18"/>
-              </w:rPr>
-              <w:t xml:space="preserve">PART A:</w:t>
-            </w:r>
-          </w:p>
-          <w:p>
-            <w:pPr>
-              <w:spacing w:after="40" w:before="0"/>
-              <w:jc w:val="left"/>
-            </w:pPr>
-            <w:r>
-              <w:rPr>
-                <w:rFonts w:ascii="Arial" w:cs="Arial" w:eastAsia="Arial" w:hAnsi="Arial"/>
-                <w:b w:val="false"/>
-                <w:bCs w:val="false"/>
-                <w:i w:val="false"/>
-                <w:iCs w:val="false"/>
-                <w:color w:val="000000"/>
-                <w:sz w:val="18"/>
-                <w:szCs w:val="18"/>
-              </w:rPr>
-              <w:t xml:space="preserve">1. Write 'MOMENT = TURNING EFFECT' in large letters on the board BEFORE defining it formally. Say: 'You have all just observed moments — you just did not have the name for it yet.'</w:t>
-            </w:r>
-          </w:p>
-          <w:p>
-            <w:pPr>
-              <w:spacing w:after="40" w:before="0"/>
-              <w:jc w:val="left"/>
-            </w:pPr>
-            <w:r>
-              <w:rPr>
-                <w:rFonts w:ascii="Arial" w:cs="Arial" w:eastAsia="Arial" w:hAnsi="Arial"/>
-                <w:b w:val="false"/>
-                <w:bCs w:val="false"/>
-                <w:i w:val="false"/>
-                <w:iCs w:val="false"/>
-                <w:color w:val="000000"/>
-                <w:sz w:val="18"/>
-                <w:szCs w:val="18"/>
-              </w:rPr>
-              <w:t xml:space="preserve">2. Write the formula slowly: M = F × d. Say verbatim: 'The moment is NOT just about how heavy the object is — it also depends on HOW FAR from the pivot the force acts. This is why the jerrycan caused toppling even though the stool could hold the sufuria.'</w:t>
-            </w:r>
-          </w:p>
-          <w:p>
-            <w:pPr>
-              <w:spacing w:after="40" w:before="0"/>
-              <w:jc w:val="left"/>
-            </w:pPr>
-            <w:r>
-              <w:rPr>
-                <w:rFonts w:ascii="Arial" w:cs="Arial" w:eastAsia="Arial" w:hAnsi="Arial"/>
-                <w:b w:val="false"/>
-                <w:bCs w:val="false"/>
-                <w:i w:val="false"/>
-                <w:iCs w:val="false"/>
-                <w:color w:val="000000"/>
-                <w:sz w:val="18"/>
-                <w:szCs w:val="18"/>
-              </w:rPr>
-              <w:t xml:space="preserve">3. Point back to the stool at the front: 'Where was the pivot in our demonstration?' Cold-call 1 student. [WAIT TIME: 10 seconds.] Confirm: the contact legs of the stool act as the pivot line.</w:t>
-            </w:r>
-          </w:p>
-          <w:p>
-            <w:pPr>
-              <w:spacing w:after="40" w:before="0"/>
-              <w:jc w:val="left"/>
-            </w:pPr>
-            <w:r>
-              <w:rPr>
-                <w:rFonts w:ascii="Arial" w:cs="Arial" w:eastAsia="Arial" w:hAnsi="Arial"/>
-                <w:b w:val="false"/>
-                <w:bCs w:val="false"/>
-                <w:i w:val="false"/>
-                <w:iCs w:val="false"/>
-                <w:color w:val="000000"/>
-                <w:sz w:val="18"/>
-                <w:szCs w:val="18"/>
-              </w:rPr>
-              <w:t xml:space="preserve"/>
-            </w:r>
-          </w:p>
-          <w:p>
-            <w:pPr>
-              <w:spacing w:after="40" w:before="0"/>
-              <w:jc w:val="left"/>
-            </w:pPr>
-            <w:r>
-              <w:rPr>
-                <w:rFonts w:ascii="Arial" w:cs="Arial" w:eastAsia="Arial" w:hAnsi="Arial"/>
-                <w:b w:val="false"/>
-                <w:bCs w:val="false"/>
-                <w:i w:val="false"/>
-                <w:iCs w:val="false"/>
-                <w:color w:val="000000"/>
-                <w:sz w:val="18"/>
-                <w:szCs w:val="18"/>
-              </w:rPr>
-              <w:t xml:space="preserve">PART B:</w:t>
-            </w:r>
-          </w:p>
-          <w:p>
-            <w:pPr>
-              <w:spacing w:after="40" w:before="0"/>
-              <w:jc w:val="left"/>
-            </w:pPr>
-            <w:r>
-              <w:rPr>
-                <w:rFonts w:ascii="Arial" w:cs="Arial" w:eastAsia="Arial" w:hAnsi="Arial"/>
-                <w:b w:val="false"/>
-                <w:bCs w:val="false"/>
-                <w:i w:val="false"/>
-                <w:iCs w:val="false"/>
-                <w:color w:val="000000"/>
-                <w:sz w:val="18"/>
-                <w:szCs w:val="18"/>
-              </w:rPr>
-              <w:t xml:space="preserve">1. Write the worked example on the board step by step. After writing M = 30 × 0.2, pause and say: 'Before I multiply — tell your partner: will this moment be bigger or smaller if I move the sufuria to 0.4 m from the pivot? Discuss — 30 seconds.' Cold-call 1 student. [WAIT TIME: 10 seconds.]</w:t>
-            </w:r>
-          </w:p>
-          <w:p>
-            <w:pPr>
-              <w:spacing w:after="40" w:before="0"/>
-              <w:jc w:val="left"/>
-            </w:pPr>
-            <w:r>
-              <w:rPr>
-                <w:rFonts w:ascii="Arial" w:cs="Arial" w:eastAsia="Arial" w:hAnsi="Arial"/>
-                <w:b w:val="false"/>
-                <w:bCs w:val="false"/>
-                <w:i w:val="false"/>
-                <w:iCs w:val="false"/>
-                <w:color w:val="000000"/>
-                <w:sz w:val="18"/>
-                <w:szCs w:val="18"/>
-              </w:rPr>
-              <w:t xml:space="preserve">2. Complete the calculation. Say: '6 Newton-metres. Write that unit carefully — it is NOT Newtons alone, and it is NOT metres alone. It is BOTH together.'</w:t>
-            </w:r>
-          </w:p>
-          <w:p>
-            <w:pPr>
-              <w:spacing w:after="40" w:before="0"/>
-              <w:jc w:val="left"/>
-            </w:pPr>
-            <w:r>
-              <w:rPr>
-                <w:rFonts w:ascii="Arial" w:cs="Arial" w:eastAsia="Arial" w:hAnsi="Arial"/>
-                <w:b w:val="false"/>
-                <w:bCs w:val="false"/>
-                <w:i w:val="false"/>
-                <w:iCs w:val="false"/>
-                <w:color w:val="000000"/>
-                <w:sz w:val="18"/>
-                <w:szCs w:val="18"/>
-              </w:rPr>
-              <w:t xml:space="preserve"/>
-            </w:r>
-          </w:p>
-          <w:p>
-            <w:pPr>
-              <w:spacing w:after="40" w:before="0"/>
-              <w:jc w:val="left"/>
-            </w:pPr>
-            <w:r>
-              <w:rPr>
-                <w:rFonts w:ascii="Arial" w:cs="Arial" w:eastAsia="Arial" w:hAnsi="Arial"/>
-                <w:b w:val="false"/>
-                <w:bCs w:val="false"/>
-                <w:i w:val="false"/>
-                <w:iCs w:val="false"/>
-                <w:color w:val="000000"/>
-                <w:sz w:val="18"/>
-                <w:szCs w:val="18"/>
-              </w:rPr>
-              <w:t xml:space="preserve">PART C:</w:t>
-            </w:r>
-          </w:p>
-          <w:p>
-            <w:pPr>
-              <w:spacing w:after="40" w:before="0"/>
-              <w:jc w:val="left"/>
-            </w:pPr>
-            <w:r>
-              <w:rPr>
-                <w:rFonts w:ascii="Arial" w:cs="Arial" w:eastAsia="Arial" w:hAnsi="Arial"/>
-                <w:b w:val="false"/>
-                <w:bCs w:val="false"/>
-                <w:i w:val="false"/>
-                <w:iCs w:val="false"/>
-                <w:color w:val="000000"/>
-                <w:sz w:val="18"/>
-                <w:szCs w:val="18"/>
-              </w:rPr>
-              <w:t xml:space="preserve">1. Say: 'Go back to your beam-balance data. You now have the tool to check whether the moments balanced. Do the calculation — 5 minutes.'</w:t>
-            </w:r>
-          </w:p>
-          <w:p>
-            <w:pPr>
-              <w:spacing w:after="40" w:before="0"/>
-              <w:jc w:val="left"/>
-            </w:pPr>
-            <w:r>
-              <w:rPr>
-                <w:rFonts w:ascii="Arial" w:cs="Arial" w:eastAsia="Arial" w:hAnsi="Arial"/>
-                <w:b w:val="false"/>
-                <w:bCs w:val="false"/>
-                <w:i w:val="false"/>
-                <w:iCs w:val="false"/>
-                <w:color w:val="000000"/>
-                <w:sz w:val="18"/>
-                <w:szCs w:val="18"/>
-              </w:rPr>
-              <w:t xml:space="preserve">2. Circulate. If a group's moments do not match (due to measurement error), say: 'Good — science includes measurement uncertainty. What could have caused the difference?' [WAIT TIME: 10 seconds.]</w:t>
-            </w:r>
-          </w:p>
-          <w:p>
-            <w:pPr>
-              <w:spacing w:after="40" w:before="0"/>
-              <w:jc w:val="left"/>
-            </w:pPr>
-            <w:r>
-              <w:rPr>
-                <w:rFonts w:ascii="Arial" w:cs="Arial" w:eastAsia="Arial" w:hAnsi="Arial"/>
-                <w:b w:val="false"/>
-                <w:bCs w:val="false"/>
-                <w:i w:val="false"/>
-                <w:iCs w:val="false"/>
-                <w:color w:val="000000"/>
-                <w:sz w:val="18"/>
-                <w:szCs w:val="18"/>
-              </w:rPr>
-              <w:t xml:space="preserve">3. Cold-call 2 groups to share their conclusions. Ask: 'Does your conclusion explain why the stool toppled? What was the larger moment in the stool demonstration?'</w:t>
-            </w:r>
-          </w:p>
-        </w:tc>
-        <w:tc>
-          <w:tcPr>
-            <w:tcW w:type="dxa" w:w="3040"/>
-            <w:shd w:fill="FFFFFF" w:color="auto" w:val="clear"/>
-            <w:tcMar>
-              <w:top w:type="dxa" w:w="60"/>
-              <w:left w:type="dxa" w:w="120"/>
-              <w:bottom w:type="dxa" w:w="60"/>
-              <w:right w:type="dxa" w:w="120"/>
-            </w:tcMar>
-            <w:vAlign w:val="top"/>
-          </w:tcPr>
-          <w:p>
-            <w:pPr>
-              <w:spacing w:after="40" w:before="0"/>
-              <w:jc w:val="left"/>
-            </w:pPr>
-            <w:r>
-              <w:rPr>
-                <w:rFonts w:ascii="Arial" w:cs="Arial" w:eastAsia="Arial" w:hAnsi="Arial"/>
-                <w:b w:val="false"/>
-                <w:bCs w:val="false"/>
-                <w:i w:val="false"/>
-                <w:iCs w:val="false"/>
-                <w:color w:val="000000"/>
-                <w:sz w:val="18"/>
-                <w:szCs w:val="18"/>
-              </w:rPr>
-              <w:t xml:space="preserve">Concept-Before-Formula anchoring with Phenomenon Callback — by naming the concept ('turning effect') before writing the formula, and immediately connecting the formula back to the stool demonstration, students encode M = F × d as a physical meaning rather than an abstract equation. The apply step (Part C) uses NGSS Practice 5 (Using Mathematics and Computational Thinking) to consolidate understanding through their own data.</w:t>
-            </w:r>
-          </w:p>
-        </w:tc>
-        <w:tc>
-          <w:tcPr>
-            <w:tcW w:type="dxa" w:w="3040"/>
-            <w:shd w:fill="F2F2F2" w:color="auto" w:val="clear"/>
-            <w:tcMar>
-              <w:top w:type="dxa" w:w="60"/>
-              <w:left w:type="dxa" w:w="120"/>
-              <w:bottom w:type="dxa" w:w="60"/>
-              <w:right w:type="dxa" w:w="120"/>
-            </w:tcMar>
-            <w:vAlign w:val="top"/>
-          </w:tcPr>
-          <w:p>
-            <w:pPr>
-              <w:spacing w:after="40" w:before="0"/>
-              <w:jc w:val="left"/>
-            </w:pPr>
-            <w:r>
-              <w:rPr>
-                <w:rFonts w:ascii="Arial" w:cs="Arial" w:eastAsia="Arial" w:hAnsi="Arial"/>
-                <w:b w:val="false"/>
-                <w:bCs w:val="false"/>
-                <w:i w:val="false"/>
-                <w:iCs w:val="false"/>
-                <w:color w:val="000000"/>
-                <w:sz w:val="18"/>
-                <w:szCs w:val="18"/>
-              </w:rPr>
-              <w:t xml:space="preserve">Collect notebooks at the end of Part C (or photograph group work on ARES). Observable indicators: (a) student correctly applies M = F × d with correct units in the worked example; (b) student's beam-balance calculation shows moments within ±1 N·m on both sides for the balanced case; (c) student's one-sentence conclusion references both force AND distance. Students who calculate only force OR only distance without multiplying need immediate re-teaching of the formula meaning.</w:t>
-            </w:r>
-          </w:p>
-        </w:tc>
-      </w:tr>
-      <w:tr>
-        <w:tc>
-          <w:tcPr>
-            <w:tcW w:type="dxa" w:w="1520"/>
-            <w:shd w:fill="FCE4D6" w:color="auto" w:val="clear"/>
-            <w:tcMar>
-              <w:top w:type="dxa" w:w="60"/>
-              <w:left w:type="dxa" w:w="120"/>
-              <w:bottom w:type="dxa" w:w="60"/>
-              <w:right w:type="dxa" w:w="120"/>
-            </w:tcMar>
-            <w:vAlign w:val="top"/>
-          </w:tcPr>
-          <w:p>
-            <w:pPr>
-              <w:spacing w:after="40" w:before="0"/>
-              <w:jc w:val="left"/>
-            </w:pPr>
-            <w:r>
-              <w:rPr>
-                <w:rFonts w:ascii="Arial" w:cs="Arial" w:eastAsia="Arial" w:hAnsi="Arial"/>
-                <w:b/>
-                <w:bCs/>
-                <w:i w:val="false"/>
-                <w:iCs w:val="false"/>
-                <w:color w:val="000000"/>
-                <w:sz w:val="18"/>
-                <w:szCs w:val="18"/>
-              </w:rPr>
-              <w:t xml:space="preserve">Driving Question Board (DQB) Creation</w:t>
-            </w:r>
-          </w:p>
-          <w:p>
-            <w:pPr>
-              <w:spacing w:after="20" w:before="0"/>
-            </w:pPr>
-            <w:r>
-              <w:rPr>
-                <w:rFonts w:ascii="Arial" w:cs="Arial" w:eastAsia="Arial" w:hAnsi="Arial"/>
-                <w:b/>
-                <w:bCs/>
-                <w:color w:val="1F3864"/>
-                <w:sz w:val="16"/>
-                <w:szCs w:val="16"/>
-              </w:rPr>
-              <w:t xml:space="preserve">📹 VIDEO:</w:t>
-            </w:r>
-          </w:p>
-          <w:p>
-            <w:pPr>
-              <w:spacing w:after="20" w:before="0"/>
-            </w:pPr>
-            <w:hyperlink w:history="1" r:id="rIdzztdnci8ygb_kzgikon4-">
-              <w:r>
-                <w:rPr>
-                  <w:rFonts w:ascii="Arial" w:cs="Arial" w:eastAsia="Arial" w:hAnsi="Arial"/>
-                  <w:color w:val="2E75B6"/>
-                  <w:sz w:val="16"/>
-                  <w:szCs w:val="16"/>
-                  <w:u w:val="single" w:color="2E75B6"/>
-                </w:rPr>
-                <w:t xml:space="preserve">Finding torque for angled forces</w:t>
-              </w:r>
-            </w:hyperlink>
-          </w:p>
-          <w:p>
-            <w:pPr>
-              <w:spacing w:after="10" w:before="0"/>
-              <w:ind w:left="120"/>
-            </w:pPr>
-            <w:r>
-              <w:rPr>
-                <w:rFonts w:ascii="Arial" w:cs="Arial" w:eastAsia="Arial" w:hAnsi="Arial"/>
-                <w:color w:val="595959"/>
-                <w:sz w:val="14"/>
-                <w:szCs w:val="14"/>
-              </w:rPr>
-              <w:t xml:space="preserve">Source: Khan Academy (English - US curriculum)</w:t>
-            </w:r>
-          </w:p>
-          <w:p>
-            <w:pPr>
-              <w:spacing w:after="10" w:before="0"/>
-              <w:ind w:left="120"/>
-            </w:pPr>
-            <w:hyperlink w:history="1" r:id="rIdd62ruphlnx0wghlvfsioq">
-              <w:r>
-                <w:rPr>
-                  <w:rFonts w:ascii="Arial" w:cs="Arial" w:eastAsia="Arial" w:hAnsi="Arial"/>
-                  <w:color w:val="595959"/>
-                  <w:sz w:val="14"/>
-                  <w:szCs w:val="14"/>
-                  <w:u w:val="single" w:color="595959"/>
-                </w:rPr>
-                <w:t xml:space="preserve">🔍 Search ARES for similar videos</w:t>
-              </w:r>
-            </w:hyperlink>
-          </w:p>
-          <w:p>
-            <w:pPr>
-              <w:spacing w:after="40" w:before="0"/>
-            </w:pPr>
-            <w:r>
-              <w:rPr>
-                <w:sz w:val="14"/>
-                <w:szCs w:val="14"/>
-              </w:rPr>
-              <w:t xml:space="preserve"/>
-            </w:r>
-          </w:p>
-          <w:p>
-            <w:pPr>
-              <w:spacing w:after="20" w:before="0"/>
-            </w:pPr>
-            <w:r>
-              <w:rPr>
-                <w:rFonts w:ascii="Arial" w:cs="Arial" w:eastAsia="Arial" w:hAnsi="Arial"/>
-                <w:b/>
-                <w:bCs/>
-                <w:color w:val="1F3864"/>
-                <w:sz w:val="16"/>
-                <w:szCs w:val="16"/>
-              </w:rPr>
-              <w:t xml:space="preserve">📖 HTML:</w:t>
-            </w:r>
-          </w:p>
-          <w:p>
-            <w:pPr>
-              <w:spacing w:after="20" w:before="0"/>
-            </w:pPr>
-            <w:hyperlink w:history="1" r:id="rId46lztpo7pxiv8bqya56p2">
-              <w:r>
-                <w:rPr>
-                  <w:rFonts w:ascii="Arial" w:cs="Arial" w:eastAsia="Arial" w:hAnsi="Arial"/>
-                  <w:color w:val="2E75B6"/>
-                  <w:sz w:val="16"/>
-                  <w:szCs w:val="16"/>
-                  <w:u w:val="single" w:color="2E75B6"/>
-                </w:rPr>
-                <w:t xml:space="preserve">Torque (Flexbook)</w:t>
-              </w:r>
-            </w:hyperlink>
-          </w:p>
-          <w:p>
-            <w:pPr>
-              <w:spacing w:after="10" w:before="0"/>
-              <w:ind w:left="120"/>
-            </w:pPr>
-            <w:r>
-              <w:rPr>
-                <w:rFonts w:ascii="Arial" w:cs="Arial" w:eastAsia="Arial" w:hAnsi="Arial"/>
-                <w:color w:val="595959"/>
-                <w:sz w:val="14"/>
-                <w:szCs w:val="14"/>
-              </w:rPr>
-              <w:t xml:space="preserve">Source: CK-12</w:t>
-            </w:r>
-          </w:p>
-          <w:p>
-            <w:pPr>
-              <w:spacing w:after="10" w:before="0"/>
-              <w:ind w:left="120"/>
-            </w:pPr>
-            <w:hyperlink w:history="1" r:id="rIdk_9bijnyo_jqtvrs9bnfb">
-              <w:r>
-                <w:rPr>
-                  <w:rFonts w:ascii="Arial" w:cs="Arial" w:eastAsia="Arial" w:hAnsi="Arial"/>
-                  <w:color w:val="595959"/>
-                  <w:sz w:val="14"/>
-                  <w:szCs w:val="14"/>
-                  <w:u w:val="single" w:color="595959"/>
-                </w:rPr>
-                <w:t xml:space="preserve">🔍 Search ARES for similar readings</w:t>
-              </w:r>
-            </w:hyperlink>
-          </w:p>
-        </w:tc>
-        <w:tc>
-          <w:tcPr>
-            <w:tcW w:type="dxa" w:w="3040"/>
-            <w:shd w:fill="FFFFFF" w:color="auto" w:val="clear"/>
-            <w:tcMar>
-              <w:top w:type="dxa" w:w="60"/>
-              <w:left w:type="dxa" w:w="120"/>
-              <w:bottom w:type="dxa" w:w="60"/>
-              <w:right w:type="dxa" w:w="120"/>
-            </w:tcMar>
-            <w:vAlign w:val="top"/>
-          </w:tcPr>
-          <w:p>
-            <w:pPr>
-              <w:spacing w:after="40" w:before="0"/>
-              <w:jc w:val="left"/>
-            </w:pPr>
-            <w:r>
-              <w:rPr>
-                <w:rFonts w:ascii="Arial" w:cs="Arial" w:eastAsia="Arial" w:hAnsi="Arial"/>
-                <w:b w:val="false"/>
-                <w:bCs w:val="false"/>
-                <w:i w:val="false"/>
-                <w:iCs w:val="false"/>
-                <w:color w:val="000000"/>
-                <w:sz w:val="18"/>
-                <w:szCs w:val="18"/>
-              </w:rPr>
-              <w:t xml:space="preserve">Each student receives two sticky notes (different colours — e.g. yellow for 'I wonder…' questions, pink for 'I now understand…' statements). Students independently write:</w:t>
-            </w:r>
-          </w:p>
-          <w:p>
-            <w:pPr>
-              <w:spacing w:after="30" w:before="0"/>
-              <w:ind w:left="360" w:hanging="180"/>
-              <w:jc w:val="left"/>
-            </w:pPr>
-            <w:r>
-              <w:rPr>
-                <w:rFonts w:ascii="Arial" w:cs="Arial" w:eastAsia="Arial" w:hAnsi="Arial"/>
-                <w:b w:val="false"/>
-                <w:bCs w:val="false"/>
-                <w:i w:val="false"/>
-                <w:iCs w:val="false"/>
-                <w:color w:val="000000"/>
-                <w:sz w:val="18"/>
-                <w:szCs w:val="18"/>
-              </w:rPr>
-              <w:t xml:space="preserve">–  YELLOW sticky: One question they still have about the stool phenomenon OR about moments/stability (e.g. 'Why does a wider base make it harder to topple?', 'Does the height of the jerrycan matter?', 'What is centre of gravity?').</w:t>
-            </w:r>
-          </w:p>
-          <w:p>
-            <w:pPr>
-              <w:spacing w:after="30" w:before="0"/>
-              <w:ind w:left="360" w:hanging="180"/>
-              <w:jc w:val="left"/>
-            </w:pPr>
-            <w:r>
-              <w:rPr>
-                <w:rFonts w:ascii="Arial" w:cs="Arial" w:eastAsia="Arial" w:hAnsi="Arial"/>
-                <w:b w:val="false"/>
-                <w:bCs w:val="false"/>
-                <w:i w:val="false"/>
-                <w:iCs w:val="false"/>
-                <w:color w:val="000000"/>
-                <w:sz w:val="18"/>
-                <w:szCs w:val="18"/>
-              </w:rPr>
-              <w:t xml:space="preserve">–  PINK sticky: One thing they now understand that they did NOT understand at the start of the lesson.</w:t>
-            </w:r>
-          </w:p>
-          <w:p>
-            <w:pPr>
-              <w:spacing w:after="40" w:before="0"/>
-              <w:jc w:val="left"/>
-            </w:pPr>
-            <w:r>
-              <w:rPr>
-                <w:rFonts w:ascii="Arial" w:cs="Arial" w:eastAsia="Arial" w:hAnsi="Arial"/>
-                <w:b w:val="false"/>
-                <w:bCs w:val="false"/>
-                <w:i w:val="false"/>
-                <w:iCs w:val="false"/>
-                <w:color w:val="000000"/>
-                <w:sz w:val="18"/>
-                <w:szCs w:val="18"/>
-              </w:rPr>
-              <w:t xml:space="preserve">Students walk to the classroom DQB (a large sheet of paper or whiteboard section) and place their stickies. The teacher facilitates a 3-minute gallery reading — students silently read the board. The teacher then clusters the yellow questions into 3–4 theme groups in front of the class and labels each cluster (e.g. 'Cluster 1: Where is the balance point?', 'Cluster 2: How does height matter?', 'Cluster 3: What makes something stable?'). These clusters will be revisited at the start of every subsequent lesson.</w:t>
-            </w:r>
-          </w:p>
-        </w:tc>
-        <w:tc>
-          <w:tcPr>
-            <w:tcW w:type="dxa" w:w="3040"/>
-            <w:shd w:fill="F2F2F2" w:color="auto" w:val="clear"/>
-            <w:tcMar>
-              <w:top w:type="dxa" w:w="60"/>
-              <w:left w:type="dxa" w:w="120"/>
-              <w:bottom w:type="dxa" w:w="60"/>
-              <w:right w:type="dxa" w:w="120"/>
-            </w:tcMar>
-            <w:vAlign w:val="top"/>
-          </w:tcPr>
-          <w:p>
-            <w:pPr>
-              <w:spacing w:after="40" w:before="0"/>
-              <w:jc w:val="left"/>
-            </w:pPr>
-            <w:r>
-              <w:rPr>
-                <w:rFonts w:ascii="Arial" w:cs="Arial" w:eastAsia="Arial" w:hAnsi="Arial"/>
-                <w:b w:val="false"/>
-                <w:bCs w:val="false"/>
-                <w:i w:val="false"/>
-                <w:iCs w:val="false"/>
-                <w:color w:val="000000"/>
-                <w:sz w:val="18"/>
-                <w:szCs w:val="18"/>
-              </w:rPr>
-              <w:t xml:space="preserve">1. Distribute sticky notes. Say verbatim: 'The yellow note is for questions you STILL HAVE — things the stool phenomenon has made you wonder about. The pink note is one thing you now understand. You have 3 minutes — write independently, not with your partner.'</w:t>
-            </w:r>
-          </w:p>
-          <w:p>
-            <w:pPr>
-              <w:spacing w:after="40" w:before="0"/>
-              <w:jc w:val="left"/>
-            </w:pPr>
-            <w:r>
-              <w:rPr>
-                <w:rFonts w:ascii="Arial" w:cs="Arial" w:eastAsia="Arial" w:hAnsi="Arial"/>
-                <w:b w:val="false"/>
-                <w:bCs w:val="false"/>
-                <w:i w:val="false"/>
-                <w:iCs w:val="false"/>
-                <w:color w:val="000000"/>
-                <w:sz w:val="18"/>
-                <w:szCs w:val="18"/>
-              </w:rPr>
-              <w:t xml:space="preserve">2. Invite students to the DQB one row at a time. Say: 'Place your stickies anywhere on the board — we will organise them together.'</w:t>
-            </w:r>
-          </w:p>
-          <w:p>
-            <w:pPr>
-              <w:spacing w:after="40" w:before="0"/>
-              <w:jc w:val="left"/>
-            </w:pPr>
-            <w:r>
-              <w:rPr>
-                <w:rFonts w:ascii="Arial" w:cs="Arial" w:eastAsia="Arial" w:hAnsi="Arial"/>
-                <w:b w:val="false"/>
-                <w:bCs w:val="false"/>
-                <w:i w:val="false"/>
-                <w:iCs w:val="false"/>
-                <w:color w:val="000000"/>
-                <w:sz w:val="18"/>
-                <w:szCs w:val="18"/>
-              </w:rPr>
-              <w:t xml:space="preserve">3. After gallery walk, say: 'I can see some of your questions are about the same big ideas. Watch as I group them.' Physically move stickies into clusters in front of students, narrating: 'These three questions all seem to be about WHERE forces act — I'll call this cluster 'Location of Force.' These are about something called centre of gravity — we will get there in Lesson 3.'</w:t>
-            </w:r>
-          </w:p>
-          <w:p>
-            <w:pPr>
-              <w:spacing w:after="40" w:before="0"/>
-              <w:jc w:val="left"/>
-            </w:pPr>
-            <w:r>
-              <w:rPr>
-                <w:rFonts w:ascii="Arial" w:cs="Arial" w:eastAsia="Arial" w:hAnsi="Arial"/>
-                <w:b w:val="false"/>
-                <w:bCs w:val="false"/>
-                <w:i w:val="false"/>
-                <w:iCs w:val="false"/>
-                <w:color w:val="000000"/>
-                <w:sz w:val="18"/>
-                <w:szCs w:val="18"/>
-              </w:rPr>
-              <w:t xml:space="preserve">4. Point to the clusters and say: 'This board is our science story. By the time we finish Sub-Strand 1.5, every cluster on this board should have an answer. Your job — and my job — is to fill this board with understanding, not just facts.'</w:t>
-            </w:r>
-          </w:p>
-          <w:p>
-            <w:pPr>
-              <w:spacing w:after="40" w:before="0"/>
-              <w:jc w:val="left"/>
-            </w:pPr>
-            <w:r>
-              <w:rPr>
-                <w:rFonts w:ascii="Arial" w:cs="Arial" w:eastAsia="Arial" w:hAnsi="Arial"/>
-                <w:b w:val="false"/>
-                <w:bCs w:val="false"/>
-                <w:i w:val="false"/>
-                <w:iCs w:val="false"/>
-                <w:color w:val="000000"/>
-                <w:sz w:val="18"/>
-                <w:szCs w:val="18"/>
-              </w:rPr>
-              <w:t xml:space="preserve">5. Photograph the DQB for the ARES platform record. Cold-call 1 student: 'Which cluster do you most want to answer first — and why?' [WAIT TIME: 12 seconds.]</w:t>
-            </w:r>
-          </w:p>
-        </w:tc>
-        <w:tc>
-          <w:tcPr>
-            <w:tcW w:type="dxa" w:w="3040"/>
-            <w:shd w:fill="FFFFFF" w:color="auto" w:val="clear"/>
-            <w:tcMar>
-              <w:top w:type="dxa" w:w="60"/>
-              <w:left w:type="dxa" w:w="120"/>
-              <w:bottom w:type="dxa" w:w="60"/>
-              <w:right w:type="dxa" w:w="120"/>
-            </w:tcMar>
-            <w:vAlign w:val="top"/>
-          </w:tcPr>
-          <w:p>
-            <w:pPr>
-              <w:spacing w:after="40" w:before="0"/>
-              <w:jc w:val="left"/>
-            </w:pPr>
-            <w:r>
-              <w:rPr>
-                <w:rFonts w:ascii="Arial" w:cs="Arial" w:eastAsia="Arial" w:hAnsi="Arial"/>
-                <w:b w:val="false"/>
-                <w:bCs w:val="false"/>
-                <w:i w:val="false"/>
-                <w:iCs w:val="false"/>
-                <w:color w:val="000000"/>
-                <w:sz w:val="18"/>
-                <w:szCs w:val="18"/>
-              </w:rPr>
-              <w:t xml:space="preserve">Driving Question Board (DQB) with Question Clustering — the DQB is a metacognitive tool (NGSS Practice 8: Obtaining, Evaluating, and Communicating Information) that externalises student thinking, tracks conceptual growth across the unit, and gives students ownership of the inquiry storyline. Clustering questions publicly shows students that science is organised around big ideas, not isolated facts.</w:t>
-            </w:r>
-          </w:p>
-        </w:tc>
-        <w:tc>
-          <w:tcPr>
-            <w:tcW w:type="dxa" w:w="3040"/>
-            <w:shd w:fill="F2F2F2" w:color="auto" w:val="clear"/>
-            <w:tcMar>
-              <w:top w:type="dxa" w:w="60"/>
-              <w:left w:type="dxa" w:w="120"/>
-              <w:bottom w:type="dxa" w:w="60"/>
-              <w:right w:type="dxa" w:w="120"/>
-            </w:tcMar>
-            <w:vAlign w:val="top"/>
-          </w:tcPr>
-          <w:p>
-            <w:pPr>
-              <w:spacing w:after="40" w:before="0"/>
-              <w:jc w:val="left"/>
-            </w:pPr>
-            <w:r>
-              <w:rPr>
-                <w:rFonts w:ascii="Arial" w:cs="Arial" w:eastAsia="Arial" w:hAnsi="Arial"/>
-                <w:b w:val="false"/>
-                <w:bCs w:val="false"/>
-                <w:i w:val="false"/>
-                <w:iCs w:val="false"/>
-                <w:color w:val="000000"/>
-                <w:sz w:val="18"/>
-                <w:szCs w:val="18"/>
-              </w:rPr>
-              <w:t xml:space="preserve">Review all yellow sticky notes after class. Observable indicators: (a) at least 70% of students have written a genuine science question (not 'Will we do an experiment?'); (b) questions referencing 'centre of gravity', 'base width', 'height of load', or 'balance point' signal that Phase 2 successfully surfaced the key variables; (c) pink notes where students write 'I now understand moments = force × distance' confirm Phase 3 success. Collect photos of DQB as a class-level formative artefact.</w:t>
-            </w:r>
-          </w:p>
-        </w:tc>
-      </w:tr>
-      <w:tr>
-        <w:tc>
-          <w:tcPr>
-            <w:tcW w:type="dxa" w:w="1520"/>
-            <w:shd w:fill="D5E8F0" w:color="auto" w:val="clear"/>
-            <w:tcMar>
-              <w:top w:type="dxa" w:w="60"/>
-              <w:left w:type="dxa" w:w="120"/>
-              <w:bottom w:type="dxa" w:w="60"/>
-              <w:right w:type="dxa" w:w="120"/>
-            </w:tcMar>
-            <w:vAlign w:val="top"/>
-          </w:tcPr>
-          <w:p>
-            <w:pPr>
-              <w:spacing w:after="40" w:before="0"/>
-              <w:jc w:val="left"/>
-            </w:pPr>
-            <w:r>
-              <w:rPr>
-                <w:rFonts w:ascii="Arial" w:cs="Arial" w:eastAsia="Arial" w:hAnsi="Arial"/>
-                <w:b/>
-                <w:bCs/>
-                <w:i w:val="false"/>
-                <w:iCs w:val="false"/>
-                <w:color w:val="000000"/>
-                <w:sz w:val="18"/>
-                <w:szCs w:val="18"/>
-              </w:rPr>
-              <w:t xml:space="preserve">Model Building Phase</w:t>
-            </w:r>
-          </w:p>
-          <w:p>
-            <w:pPr>
-              <w:spacing w:after="20" w:before="0"/>
-            </w:pPr>
-            <w:r>
-              <w:rPr>
-                <w:rFonts w:ascii="Arial" w:cs="Arial" w:eastAsia="Arial" w:hAnsi="Arial"/>
-                <w:b/>
-                <w:bCs/>
-                <w:color w:val="1F3864"/>
-                <w:sz w:val="16"/>
-                <w:szCs w:val="16"/>
-              </w:rPr>
-              <w:t xml:space="preserve">📹 VIDEO:</w:t>
-            </w:r>
-          </w:p>
-          <w:p>
-            <w:pPr>
-              <w:spacing w:after="20" w:before="0"/>
-            </w:pPr>
-            <w:hyperlink w:history="1" r:id="rIdryleu9-q_hiuaelmtjx65">
-              <w:r>
-                <w:rPr>
-                  <w:rFonts w:ascii="Arial" w:cs="Arial" w:eastAsia="Arial" w:hAnsi="Arial"/>
-                  <w:color w:val="2E75B6"/>
-                  <w:sz w:val="16"/>
-                  <w:szCs w:val="16"/>
-                  <w:u w:val="single" w:color="2E75B6"/>
-                </w:rPr>
-                <w:t xml:space="preserve">Finding torque for angled forces</w:t>
-              </w:r>
-            </w:hyperlink>
-          </w:p>
-          <w:p>
-            <w:pPr>
-              <w:spacing w:after="10" w:before="0"/>
-              <w:ind w:left="120"/>
-            </w:pPr>
-            <w:r>
-              <w:rPr>
-                <w:rFonts w:ascii="Arial" w:cs="Arial" w:eastAsia="Arial" w:hAnsi="Arial"/>
-                <w:color w:val="595959"/>
-                <w:sz w:val="14"/>
-                <w:szCs w:val="14"/>
-              </w:rPr>
-              <w:t xml:space="preserve">Source: Khan Academy (English - US curriculum)</w:t>
-            </w:r>
-          </w:p>
-          <w:p>
-            <w:pPr>
-              <w:spacing w:after="10" w:before="0"/>
-              <w:ind w:left="120"/>
-            </w:pPr>
-            <w:hyperlink w:history="1" r:id="rIdieeqzt_o81mwp6dfhqxh7">
-              <w:r>
-                <w:rPr>
-                  <w:rFonts w:ascii="Arial" w:cs="Arial" w:eastAsia="Arial" w:hAnsi="Arial"/>
-                  <w:color w:val="595959"/>
-                  <w:sz w:val="14"/>
-                  <w:szCs w:val="14"/>
-                  <w:u w:val="single" w:color="595959"/>
-                </w:rPr>
-                <w:t xml:space="preserve">🔍 Search ARES for similar videos</w:t>
-              </w:r>
-            </w:hyperlink>
-          </w:p>
-          <w:p>
-            <w:pPr>
-              <w:spacing w:after="40" w:before="0"/>
-            </w:pPr>
-            <w:r>
-              <w:rPr>
-                <w:sz w:val="14"/>
-                <w:szCs w:val="14"/>
-              </w:rPr>
-              <w:t xml:space="preserve"/>
-            </w:r>
-          </w:p>
-          <w:p>
-            <w:pPr>
-              <w:spacing w:after="20" w:before="0"/>
-            </w:pPr>
-            <w:r>
-              <w:rPr>
-                <w:rFonts w:ascii="Arial" w:cs="Arial" w:eastAsia="Arial" w:hAnsi="Arial"/>
-                <w:b/>
-                <w:bCs/>
-                <w:color w:val="1F3864"/>
-                <w:sz w:val="16"/>
-                <w:szCs w:val="16"/>
-              </w:rPr>
-              <w:t xml:space="preserve">📖 HTML:</w:t>
-            </w:r>
-          </w:p>
-          <w:p>
-            <w:pPr>
-              <w:spacing w:after="20" w:before="0"/>
-            </w:pPr>
-            <w:hyperlink w:history="1" r:id="rIdzq58vc_putyibbpplvhw6">
-              <w:r>
-                <w:rPr>
-                  <w:rFonts w:ascii="Arial" w:cs="Arial" w:eastAsia="Arial" w:hAnsi="Arial"/>
-                  <w:color w:val="2E75B6"/>
-                  <w:sz w:val="16"/>
-                  <w:szCs w:val="16"/>
-                  <w:u w:val="single" w:color="2E75B6"/>
-                </w:rPr>
-                <w:t xml:space="preserve">Torque (Flexbook)</w:t>
-              </w:r>
-            </w:hyperlink>
-          </w:p>
-          <w:p>
-            <w:pPr>
-              <w:spacing w:after="10" w:before="0"/>
-              <w:ind w:left="120"/>
-            </w:pPr>
-            <w:r>
-              <w:rPr>
-                <w:rFonts w:ascii="Arial" w:cs="Arial" w:eastAsia="Arial" w:hAnsi="Arial"/>
-                <w:color w:val="595959"/>
-                <w:sz w:val="14"/>
-                <w:szCs w:val="14"/>
-              </w:rPr>
-              <w:t xml:space="preserve">Source: CK-12</w:t>
-            </w:r>
-          </w:p>
-          <w:p>
-            <w:pPr>
-              <w:spacing w:after="10" w:before="0"/>
-              <w:ind w:left="120"/>
-            </w:pPr>
-            <w:hyperlink w:history="1" r:id="rIdb1lrfzqt5lekisp28l0gq">
+            <w:hyperlink w:history="1" r:id="rIddx9i0iajqholzp308siwh">
               <w:r>
                 <w:rPr>
                   <w:rFonts w:ascii="Arial" w:cs="Arial" w:eastAsia="Arial" w:hAnsi="Arial"/>
@@ -6718,7 +6750,7 @@
         </w:rPr>
         <w:t xml:space="preserve">© 2026 SeaVuria and ARES. Aligned with KICD objectives. Developed by SeaVuria; technical implementation by ARES (with AI assistance from Claude). Licensed under </w:t>
       </w:r>
-      <w:hyperlink w:history="1" r:id="rId5wj0hruqehg8bi20zamg1">
+      <w:hyperlink w:history="1" r:id="rIdxedl488gap03ucn5gy_ut">
         <w:r>
           <w:rPr>
             <w:rFonts w:ascii="Arial" w:cs="Arial" w:eastAsia="Arial" w:hAnsi="Arial"/>
@@ -6739,7 +6771,7 @@
         </w:rPr>
         <w:t xml:space="preserve"> (</w:t>
       </w:r>
-      <w:hyperlink w:history="1" r:id="rIddvp7rkli9tq42jh1ws4io">
+      <w:hyperlink w:history="1" r:id="rId7j5txuaczm8g0b3vtjgq9">
         <w:r>
           <w:rPr>
             <w:rFonts w:ascii="Arial" w:cs="Arial" w:eastAsia="Arial" w:hAnsi="Arial"/>
@@ -7752,7 +7784,1554 @@
             <w:pPr>
               <w:spacing w:after="20" w:before="0"/>
             </w:pPr>
-            <w:hyperlink w:history="1" r:id="rIdpvrbnu4vjffxywivm_288">
+            <w:hyperlink w:history="1" r:id="rIdtmk9dmufknelktrel0psw">
+              <w:r>
+                <w:rPr>
+                  <w:rFonts w:ascii="Arial" w:cs="Arial" w:eastAsia="Arial" w:hAnsi="Arial"/>
+                  <w:color w:val="2E75B6"/>
+                  <w:sz w:val="16"/>
+                  <w:szCs w:val="16"/>
+                  <w:u w:val="single" w:color="2E75B6"/>
+                </w:rPr>
+                <w:t xml:space="preserve">Introduction to torque</w:t>
+              </w:r>
+            </w:hyperlink>
+          </w:p>
+          <w:p>
+            <w:pPr>
+              <w:spacing w:after="10" w:before="0"/>
+              <w:ind w:left="120"/>
+            </w:pPr>
+            <w:r>
+              <w:rPr>
+                <w:rFonts w:ascii="Arial" w:cs="Arial" w:eastAsia="Arial" w:hAnsi="Arial"/>
+                <w:color w:val="595959"/>
+                <w:sz w:val="14"/>
+                <w:szCs w:val="14"/>
+              </w:rPr>
+              <w:t xml:space="preserve">Source: Khan Academy (English - US curriculum)</w:t>
+            </w:r>
+          </w:p>
+          <w:p>
+            <w:pPr>
+              <w:spacing w:after="10" w:before="0"/>
+              <w:ind w:left="120"/>
+            </w:pPr>
+            <w:hyperlink w:history="1" r:id="rIdazfbryh6zcxnj-avph_wi">
+              <w:r>
+                <w:rPr>
+                  <w:rFonts w:ascii="Arial" w:cs="Arial" w:eastAsia="Arial" w:hAnsi="Arial"/>
+                  <w:color w:val="595959"/>
+                  <w:sz w:val="14"/>
+                  <w:szCs w:val="14"/>
+                  <w:u w:val="single" w:color="595959"/>
+                </w:rPr>
+                <w:t xml:space="preserve">🔍 Search ARES for similar videos</w:t>
+              </w:r>
+            </w:hyperlink>
+          </w:p>
+          <w:p>
+            <w:pPr>
+              <w:spacing w:after="40" w:before="0"/>
+            </w:pPr>
+            <w:r>
+              <w:rPr>
+                <w:sz w:val="14"/>
+                <w:szCs w:val="14"/>
+              </w:rPr>
+              <w:t xml:space="preserve"/>
+            </w:r>
+          </w:p>
+          <w:p>
+            <w:pPr>
+              <w:spacing w:after="20" w:before="0"/>
+            </w:pPr>
+            <w:r>
+              <w:rPr>
+                <w:rFonts w:ascii="Arial" w:cs="Arial" w:eastAsia="Arial" w:hAnsi="Arial"/>
+                <w:b/>
+                <w:bCs/>
+                <w:color w:val="1F3864"/>
+                <w:sz w:val="16"/>
+                <w:szCs w:val="16"/>
+              </w:rPr>
+              <w:t xml:space="preserve">📖 HTML:</w:t>
+            </w:r>
+          </w:p>
+          <w:p>
+            <w:pPr>
+              <w:spacing w:after="20" w:before="0"/>
+            </w:pPr>
+            <w:hyperlink w:history="1" r:id="rIdjmw7g4n8cxdc5rshhxh9p">
+              <w:r>
+                <w:rPr>
+                  <w:rFonts w:ascii="Arial" w:cs="Arial" w:eastAsia="Arial" w:hAnsi="Arial"/>
+                  <w:color w:val="2E75B6"/>
+                  <w:sz w:val="16"/>
+                  <w:szCs w:val="16"/>
+                  <w:u w:val="single" w:color="2E75B6"/>
+                </w:rPr>
+                <w:t xml:space="preserve">Torque (Flexbook)</w:t>
+              </w:r>
+            </w:hyperlink>
+          </w:p>
+          <w:p>
+            <w:pPr>
+              <w:spacing w:after="10" w:before="0"/>
+              <w:ind w:left="120"/>
+            </w:pPr>
+            <w:r>
+              <w:rPr>
+                <w:rFonts w:ascii="Arial" w:cs="Arial" w:eastAsia="Arial" w:hAnsi="Arial"/>
+                <w:color w:val="595959"/>
+                <w:sz w:val="14"/>
+                <w:szCs w:val="14"/>
+              </w:rPr>
+              <w:t xml:space="preserve">Source: CK-12</w:t>
+            </w:r>
+          </w:p>
+          <w:p>
+            <w:pPr>
+              <w:spacing w:after="10" w:before="0"/>
+              <w:ind w:left="120"/>
+            </w:pPr>
+            <w:hyperlink w:history="1" r:id="rId34o5gc5yzjwxpovrugecl">
+              <w:r>
+                <w:rPr>
+                  <w:rFonts w:ascii="Arial" w:cs="Arial" w:eastAsia="Arial" w:hAnsi="Arial"/>
+                  <w:color w:val="595959"/>
+                  <w:sz w:val="14"/>
+                  <w:szCs w:val="14"/>
+                  <w:u w:val="single" w:color="595959"/>
+                </w:rPr>
+                <w:t xml:space="preserve">🔍 Search ARES for similar readings</w:t>
+              </w:r>
+            </w:hyperlink>
+          </w:p>
+        </w:tc>
+        <w:tc>
+          <w:tcPr>
+            <w:tcW w:type="dxa" w:w="3040"/>
+            <w:shd w:fill="FFFFFF" w:color="auto" w:val="clear"/>
+            <w:tcMar>
+              <w:top w:type="dxa" w:w="60"/>
+              <w:left w:type="dxa" w:w="120"/>
+              <w:bottom w:type="dxa" w:w="60"/>
+              <w:right w:type="dxa" w:w="120"/>
+            </w:tcMar>
+            <w:vAlign w:val="top"/>
+          </w:tcPr>
+          <w:p>
+            <w:pPr>
+              <w:spacing w:after="40" w:before="0"/>
+              <w:jc w:val="left"/>
+            </w:pPr>
+            <w:r>
+              <w:rPr>
+                <w:rFonts w:ascii="Arial" w:cs="Arial" w:eastAsia="Arial" w:hAnsi="Arial"/>
+                <w:b w:val="false"/>
+                <w:bCs w:val="false"/>
+                <w:i w:val="false"/>
+                <w:iCs w:val="false"/>
+                <w:color w:val="000000"/>
+                <w:sz w:val="18"/>
+                <w:szCs w:val="18"/>
+              </w:rPr>
+              <w:t xml:space="preserve">Students open their exercise books to their Lesson 1 prediction diagrams (the Jiko stool with the jerrycan at the corner vs. the centre). In pairs, they discuss: 'Your Lesson 1 prediction said the stool topples because of [their reason]. Today we are going to test that idea. Revise or defend your prediction: does the POSITION of the jerrycan change how hard the stool is to topple, and WHY?' Each student individually writes a revised prediction in one sentence, then shares with their partner. Four cold-called pairs share aloud. The teacher records key prediction vocabulary on the board in two columns: FORCE-BASED reasons (e.g., 'the jerrycan is heavy') vs. POSITION-BASED reasons (e.g., 'it is placed too far from the middle'). Students are told: 'By the end of today you will be able to say exactly HOW position changes the toppling effect — using a number and a formula.'</w:t>
+            </w:r>
+          </w:p>
+        </w:tc>
+        <w:tc>
+          <w:tcPr>
+            <w:tcW w:type="dxa" w:w="3040"/>
+            <w:shd w:fill="F2F2F2" w:color="auto" w:val="clear"/>
+            <w:tcMar>
+              <w:top w:type="dxa" w:w="60"/>
+              <w:left w:type="dxa" w:w="120"/>
+              <w:bottom w:type="dxa" w:w="60"/>
+              <w:right w:type="dxa" w:w="120"/>
+            </w:tcMar>
+            <w:vAlign w:val="top"/>
+          </w:tcPr>
+          <w:p>
+            <w:pPr>
+              <w:spacing w:after="40" w:before="0"/>
+              <w:jc w:val="left"/>
+            </w:pPr>
+            <w:r>
+              <w:rPr>
+                <w:rFonts w:ascii="Arial" w:cs="Arial" w:eastAsia="Arial" w:hAnsi="Arial"/>
+                <w:b w:val="false"/>
+                <w:bCs w:val="false"/>
+                <w:i w:val="false"/>
+                <w:iCs w:val="false"/>
+                <w:color w:val="000000"/>
+                <w:sz w:val="18"/>
+                <w:szCs w:val="18"/>
+              </w:rPr>
+              <w:t xml:space="preserve">1. Display the Lesson 1 phenomenon image (or re-place the stool and jerrycan prop on the demonstration bench). Say verbatim: 'Cast your minds back to our Jiko stool. Last lesson you predicted WHY it topples. I want you to revisit that prediction now — silently, in your book — for 90 seconds.' [WAIT 90 seconds — circulate, do NOT prompt.]</w:t>
+            </w:r>
+          </w:p>
+          <w:p>
+            <w:pPr>
+              <w:spacing w:after="40" w:before="0"/>
+              <w:jc w:val="left"/>
+            </w:pPr>
+            <w:r>
+              <w:rPr>
+                <w:rFonts w:ascii="Arial" w:cs="Arial" w:eastAsia="Arial" w:hAnsi="Arial"/>
+                <w:b w:val="false"/>
+                <w:bCs w:val="false"/>
+                <w:i w:val="false"/>
+                <w:iCs w:val="false"/>
+                <w:color w:val="000000"/>
+                <w:sz w:val="18"/>
+                <w:szCs w:val="18"/>
+              </w:rPr>
+              <w:t xml:space="preserve">2. Say: 'Now discuss with your partner: does WHERE the jerrycan sits on the stool change the toppling effect? Give a reason.' [WAIT 2 minutes for pair talk.]</w:t>
+            </w:r>
+          </w:p>
+          <w:p>
+            <w:pPr>
+              <w:spacing w:after="40" w:before="0"/>
+              <w:jc w:val="left"/>
+            </w:pPr>
+            <w:r>
+              <w:rPr>
+                <w:rFonts w:ascii="Arial" w:cs="Arial" w:eastAsia="Arial" w:hAnsi="Arial"/>
+                <w:b w:val="false"/>
+                <w:bCs w:val="false"/>
+                <w:i w:val="false"/>
+                <w:iCs w:val="false"/>
+                <w:color w:val="000000"/>
+                <w:sz w:val="18"/>
+                <w:szCs w:val="18"/>
+              </w:rPr>
+              <w:t xml:space="preserve">3. Cold-call exactly 4 pairs (choose 1 force-based, 1 position-based, 1 mixed, 1 uncertain). After each: 'Thank you. Class, do you agree or disagree? Thumbs up or down.' [WAIT 10 seconds for thumbs.]</w:t>
+            </w:r>
+          </w:p>
+          <w:p>
+            <w:pPr>
+              <w:spacing w:after="40" w:before="0"/>
+              <w:jc w:val="left"/>
+            </w:pPr>
+            <w:r>
+              <w:rPr>
+                <w:rFonts w:ascii="Arial" w:cs="Arial" w:eastAsia="Arial" w:hAnsi="Arial"/>
+                <w:b w:val="false"/>
+                <w:bCs w:val="false"/>
+                <w:i w:val="false"/>
+                <w:iCs w:val="false"/>
+                <w:color w:val="000000"/>
+                <w:sz w:val="18"/>
+                <w:szCs w:val="18"/>
+              </w:rPr>
+              <w:t xml:space="preserve">4. Annotate the board columns. Say verbatim: 'Notice we have two types of ideas — force-based and position-based. Today we will find out which one Physics says is the key to the toppling puzzle — or whether it is BOTH.'</w:t>
+            </w:r>
+          </w:p>
+        </w:tc>
+        <w:tc>
+          <w:tcPr>
+            <w:tcW w:type="dxa" w:w="3040"/>
+            <w:shd w:fill="FFFFFF" w:color="auto" w:val="clear"/>
+            <w:tcMar>
+              <w:top w:type="dxa" w:w="60"/>
+              <w:left w:type="dxa" w:w="120"/>
+              <w:bottom w:type="dxa" w:w="60"/>
+              <w:right w:type="dxa" w:w="120"/>
+            </w:tcMar>
+            <w:vAlign w:val="top"/>
+          </w:tcPr>
+          <w:p>
+            <w:pPr>
+              <w:spacing w:after="40" w:before="0"/>
+              <w:jc w:val="left"/>
+            </w:pPr>
+            <w:r>
+              <w:rPr>
+                <w:rFonts w:ascii="Arial" w:cs="Arial" w:eastAsia="Arial" w:hAnsi="Arial"/>
+                <w:b w:val="false"/>
+                <w:bCs w:val="false"/>
+                <w:i w:val="false"/>
+                <w:iCs w:val="false"/>
+                <w:color w:val="000000"/>
+                <w:sz w:val="18"/>
+                <w:szCs w:val="18"/>
+              </w:rPr>
+              <w:t xml:space="preserve">Strategy: PREDICTION REVISION (Elicit-Confront-Resolve). Students surface their prior mental models before instruction. Sorting predictions into 'force-based' vs. 'position-based' columns creates a visible cognitive conflict — students see that their class has two competing explanations. This tension motivates the evidence-gathering activity that follows and gives the teacher diagnostic insight into which misconceptions (e.g., 'it topples just because the jerrycan is heavy') need to be directly addressed.</w:t>
+            </w:r>
+          </w:p>
+        </w:tc>
+        <w:tc>
+          <w:tcPr>
+            <w:tcW w:type="dxa" w:w="3040"/>
+            <w:shd w:fill="F2F2F2" w:color="auto" w:val="clear"/>
+            <w:tcMar>
+              <w:top w:type="dxa" w:w="60"/>
+              <w:left w:type="dxa" w:w="120"/>
+              <w:bottom w:type="dxa" w:w="60"/>
+              <w:right w:type="dxa" w:w="120"/>
+            </w:tcMar>
+            <w:vAlign w:val="top"/>
+          </w:tcPr>
+          <w:p>
+            <w:pPr>
+              <w:spacing w:after="40" w:before="0"/>
+              <w:jc w:val="left"/>
+            </w:pPr>
+            <w:r>
+              <w:rPr>
+                <w:rFonts w:ascii="Arial" w:cs="Arial" w:eastAsia="Arial" w:hAnsi="Arial"/>
+                <w:b w:val="false"/>
+                <w:bCs w:val="false"/>
+                <w:i w:val="false"/>
+                <w:iCs w:val="false"/>
+                <w:color w:val="000000"/>
+                <w:sz w:val="18"/>
+                <w:szCs w:val="18"/>
+              </w:rPr>
+              <w:t xml:space="preserve">OBSERVABLE INDICATOR: After the 4 cold-calls, at least 60% of students should be able to state that BOTH the magnitude of the force AND its position relative to the pivot seem to matter (thumbs up for position-based explanations). If fewer than half agree, the teacher pauses and restates: 'Look at the stool — if I put the same jerrycan right in the CENTRE, does it topple? [No.] But at the corner? [Yes.] Same weight — different position. Write that in your book as a KEY OBSERVATION.' This is a critical gate before advancing to Phase 2.</w:t>
+            </w:r>
+          </w:p>
+        </w:tc>
+      </w:tr>
+      <w:tr>
+        <w:tc>
+          <w:tcPr>
+            <w:tcW w:type="dxa" w:w="1520"/>
+            <w:shd w:fill="D9EEF1" w:color="auto" w:val="clear"/>
+            <w:tcMar>
+              <w:top w:type="dxa" w:w="60"/>
+              <w:left w:type="dxa" w:w="120"/>
+              <w:bottom w:type="dxa" w:w="60"/>
+              <w:right w:type="dxa" w:w="120"/>
+            </w:tcMar>
+            <w:vAlign w:val="top"/>
+          </w:tcPr>
+          <w:p>
+            <w:pPr>
+              <w:spacing w:after="40" w:before="0"/>
+              <w:jc w:val="left"/>
+            </w:pPr>
+            <w:r>
+              <w:rPr>
+                <w:rFonts w:ascii="Arial" w:cs="Arial" w:eastAsia="Arial" w:hAnsi="Arial"/>
+                <w:b/>
+                <w:bCs/>
+                <w:i w:val="false"/>
+                <w:iCs w:val="false"/>
+                <w:color w:val="000000"/>
+                <w:sz w:val="18"/>
+                <w:szCs w:val="18"/>
+              </w:rPr>
+              <w:t xml:space="preserve">Observe Phase</w:t>
+            </w:r>
+          </w:p>
+          <w:p>
+            <w:pPr>
+              <w:spacing w:after="20" w:before="0"/>
+            </w:pPr>
+            <w:r>
+              <w:rPr>
+                <w:rFonts w:ascii="Arial" w:cs="Arial" w:eastAsia="Arial" w:hAnsi="Arial"/>
+                <w:b/>
+                <w:bCs/>
+                <w:color w:val="1F3864"/>
+                <w:sz w:val="16"/>
+                <w:szCs w:val="16"/>
+              </w:rPr>
+              <w:t xml:space="preserve">📹 VIDEO:</w:t>
+            </w:r>
+          </w:p>
+          <w:p>
+            <w:pPr>
+              <w:spacing w:after="20" w:before="0"/>
+            </w:pPr>
+            <w:hyperlink w:history="1" r:id="rIduyxnnfyunq87aijn-hrgw">
+              <w:r>
+                <w:rPr>
+                  <w:rFonts w:ascii="Arial" w:cs="Arial" w:eastAsia="Arial" w:hAnsi="Arial"/>
+                  <w:color w:val="2E75B6"/>
+                  <w:sz w:val="16"/>
+                  <w:szCs w:val="16"/>
+                  <w:u w:val="single" w:color="2E75B6"/>
+                </w:rPr>
+                <w:t xml:space="preserve">Introduction to torque -dubbed(KY)</w:t>
+              </w:r>
+            </w:hyperlink>
+          </w:p>
+          <w:p>
+            <w:pPr>
+              <w:spacing w:after="10" w:before="0"/>
+              <w:ind w:left="120"/>
+            </w:pPr>
+            <w:r>
+              <w:rPr>
+                <w:rFonts w:ascii="Arial" w:cs="Arial" w:eastAsia="Arial" w:hAnsi="Arial"/>
+                <w:color w:val="595959"/>
+                <w:sz w:val="14"/>
+                <w:szCs w:val="14"/>
+              </w:rPr>
+              <w:t xml:space="preserve">Source: Khan Academy (Kiswahili)</w:t>
+            </w:r>
+          </w:p>
+          <w:p>
+            <w:pPr>
+              <w:spacing w:after="10" w:before="0"/>
+              <w:ind w:left="120"/>
+            </w:pPr>
+            <w:hyperlink w:history="1" r:id="rIdgzgiedeyhvys1z013p7as">
+              <w:r>
+                <w:rPr>
+                  <w:rFonts w:ascii="Arial" w:cs="Arial" w:eastAsia="Arial" w:hAnsi="Arial"/>
+                  <w:color w:val="595959"/>
+                  <w:sz w:val="14"/>
+                  <w:szCs w:val="14"/>
+                  <w:u w:val="single" w:color="595959"/>
+                </w:rPr>
+                <w:t xml:space="preserve">🔍 Search ARES for similar videos</w:t>
+              </w:r>
+            </w:hyperlink>
+          </w:p>
+          <w:p>
+            <w:pPr>
+              <w:spacing w:after="40" w:before="0"/>
+            </w:pPr>
+            <w:r>
+              <w:rPr>
+                <w:sz w:val="14"/>
+                <w:szCs w:val="14"/>
+              </w:rPr>
+              <w:t xml:space="preserve"/>
+            </w:r>
+          </w:p>
+          <w:p>
+            <w:pPr>
+              <w:spacing w:after="20" w:before="0"/>
+            </w:pPr>
+            <w:r>
+              <w:rPr>
+                <w:rFonts w:ascii="Arial" w:cs="Arial" w:eastAsia="Arial" w:hAnsi="Arial"/>
+                <w:b/>
+                <w:bCs/>
+                <w:color w:val="1F3864"/>
+                <w:sz w:val="16"/>
+                <w:szCs w:val="16"/>
+              </w:rPr>
+              <w:t xml:space="preserve">📖 EXERCISE:</w:t>
+            </w:r>
+          </w:p>
+          <w:p>
+            <w:pPr>
+              <w:spacing w:after="20" w:before="0"/>
+            </w:pPr>
+            <w:hyperlink w:history="1" r:id="rIdxdzsdfcbbmbn0sb4wbd_-">
+              <w:r>
+                <w:rPr>
+                  <w:rFonts w:ascii="Arial" w:cs="Arial" w:eastAsia="Arial" w:hAnsi="Arial"/>
+                  <w:color w:val="2E75B6"/>
+                  <w:sz w:val="16"/>
+                  <w:szCs w:val="16"/>
+                  <w:u w:val="single" w:color="2E75B6"/>
+                </w:rPr>
+                <w:t xml:space="preserve">Torque Practice</w:t>
+              </w:r>
+            </w:hyperlink>
+          </w:p>
+          <w:p>
+            <w:pPr>
+              <w:spacing w:after="10" w:before="0"/>
+              <w:ind w:left="120"/>
+            </w:pPr>
+            <w:r>
+              <w:rPr>
+                <w:rFonts w:ascii="Arial" w:cs="Arial" w:eastAsia="Arial" w:hAnsi="Arial"/>
+                <w:color w:val="595959"/>
+                <w:sz w:val="14"/>
+                <w:szCs w:val="14"/>
+              </w:rPr>
+              <w:t xml:space="preserve">Source: CK-12</w:t>
+            </w:r>
+          </w:p>
+          <w:p>
+            <w:pPr>
+              <w:spacing w:after="10" w:before="0"/>
+              <w:ind w:left="120"/>
+            </w:pPr>
+            <w:hyperlink w:history="1" r:id="rIdojoxm_bw-rx-_02kmg14w">
+              <w:r>
+                <w:rPr>
+                  <w:rFonts w:ascii="Arial" w:cs="Arial" w:eastAsia="Arial" w:hAnsi="Arial"/>
+                  <w:color w:val="595959"/>
+                  <w:sz w:val="14"/>
+                  <w:szCs w:val="14"/>
+                  <w:u w:val="single" w:color="595959"/>
+                </w:rPr>
+                <w:t xml:space="preserve">🔍 Search ARES for similar readings</w:t>
+              </w:r>
+            </w:hyperlink>
+          </w:p>
+        </w:tc>
+        <w:tc>
+          <w:tcPr>
+            <w:tcW w:type="dxa" w:w="3040"/>
+            <w:shd w:fill="FFFFFF" w:color="auto" w:val="clear"/>
+            <w:tcMar>
+              <w:top w:type="dxa" w:w="60"/>
+              <w:left w:type="dxa" w:w="120"/>
+              <w:bottom w:type="dxa" w:w="60"/>
+              <w:right w:type="dxa" w:w="120"/>
+            </w:tcMar>
+            <w:vAlign w:val="top"/>
+          </w:tcPr>
+          <w:p>
+            <w:pPr>
+              <w:spacing w:after="40" w:before="0"/>
+              <w:jc w:val="left"/>
+            </w:pPr>
+            <w:r>
+              <w:rPr>
+                <w:rFonts w:ascii="Arial" w:cs="Arial" w:eastAsia="Arial" w:hAnsi="Arial"/>
+                <w:b w:val="false"/>
+                <w:bCs w:val="false"/>
+                <w:i w:val="false"/>
+                <w:iCs w:val="false"/>
+                <w:color w:val="000000"/>
+                <w:sz w:val="18"/>
+                <w:szCs w:val="18"/>
+              </w:rPr>
+              <w:t xml:space="preserve">Groups of 3–4 students receive: one metre rule, one pencil (acts as the pivot/fulcrum placed at the 50 cm mark), one 500 g mass, and a printed data table. Task: Place the 500 g mass at 10 cm from the pivot, then 20 cm, 30 cm, 40 cm, and 50 cm from the pivot. At each position, students observe whether the rule tips and record in the table: (a) the distance from pivot in cm, (b) a qualitative observation (balanced / tips slightly / tips strongly), and (c) a sketch showing the mass position and the direction the rule tips. After completing the table, each group answers on a sticky note: 'What pattern do you notice between distance and tipping?' Groups stick their sticky notes on the class 'Evidence Wall.' The teacher then performs a brief dramatic demonstration: pushing open the school's gate (or a classroom door) near the hinge vs. near the outer edge, asking 'Which feels HARDER? Why?'</w:t>
+            </w:r>
+          </w:p>
+        </w:tc>
+        <w:tc>
+          <w:tcPr>
+            <w:tcW w:type="dxa" w:w="3040"/>
+            <w:shd w:fill="F2F2F2" w:color="auto" w:val="clear"/>
+            <w:tcMar>
+              <w:top w:type="dxa" w:w="60"/>
+              <w:left w:type="dxa" w:w="120"/>
+              <w:bottom w:type="dxa" w:w="60"/>
+              <w:right w:type="dxa" w:w="120"/>
+            </w:tcMar>
+            <w:vAlign w:val="top"/>
+          </w:tcPr>
+          <w:p>
+            <w:pPr>
+              <w:spacing w:after="40" w:before="0"/>
+              <w:jc w:val="left"/>
+            </w:pPr>
+            <w:r>
+              <w:rPr>
+                <w:rFonts w:ascii="Arial" w:cs="Arial" w:eastAsia="Arial" w:hAnsi="Arial"/>
+                <w:b w:val="false"/>
+                <w:bCs w:val="false"/>
+                <w:i w:val="false"/>
+                <w:iCs w:val="false"/>
+                <w:color w:val="000000"/>
+                <w:sz w:val="18"/>
+                <w:szCs w:val="18"/>
+              </w:rPr>
+              <w:t xml:space="preserve">1. Distribute equipment. Say verbatim: 'You have 12 minutes. Your job is NOT to explain yet — just observe and record carefully. What changes as you move the mass further from the pivot? Fill in the table. Silence for the first 2 minutes so everyone makes their own first observation.' [WAIT 2 minutes — silent individual observation.]</w:t>
+            </w:r>
+          </w:p>
+          <w:p>
+            <w:pPr>
+              <w:spacing w:after="40" w:before="0"/>
+              <w:jc w:val="left"/>
+            </w:pPr>
+            <w:r>
+              <w:rPr>
+                <w:rFonts w:ascii="Arial" w:cs="Arial" w:eastAsia="Arial" w:hAnsi="Arial"/>
+                <w:b w:val="false"/>
+                <w:bCs w:val="false"/>
+                <w:i w:val="false"/>
+                <w:iCs w:val="false"/>
+                <w:color w:val="000000"/>
+                <w:sz w:val="18"/>
+                <w:szCs w:val="18"/>
+              </w:rPr>
+              <w:t xml:space="preserve">2. After 2 minutes: 'You may now discuss quietly in your group as you continue the experiment.'</w:t>
+            </w:r>
+          </w:p>
+          <w:p>
+            <w:pPr>
+              <w:spacing w:after="40" w:before="0"/>
+              <w:jc w:val="left"/>
+            </w:pPr>
+            <w:r>
+              <w:rPr>
+                <w:rFonts w:ascii="Arial" w:cs="Arial" w:eastAsia="Arial" w:hAnsi="Arial"/>
+                <w:b w:val="false"/>
+                <w:bCs w:val="false"/>
+                <w:i w:val="false"/>
+                <w:iCs w:val="false"/>
+                <w:color w:val="000000"/>
+                <w:sz w:val="18"/>
+                <w:szCs w:val="18"/>
+              </w:rPr>
+              <w:t xml:space="preserve">3. At 10 minutes: 'Two minutes left — write your pattern statement on your sticky note and post it on the Evidence Wall.'</w:t>
+            </w:r>
+          </w:p>
+          <w:p>
+            <w:pPr>
+              <w:spacing w:after="40" w:before="0"/>
+              <w:jc w:val="left"/>
+            </w:pPr>
+            <w:r>
+              <w:rPr>
+                <w:rFonts w:ascii="Arial" w:cs="Arial" w:eastAsia="Arial" w:hAnsi="Arial"/>
+                <w:b w:val="false"/>
+                <w:bCs w:val="false"/>
+                <w:i w:val="false"/>
+                <w:iCs w:val="false"/>
+                <w:color w:val="000000"/>
+                <w:sz w:val="18"/>
+                <w:szCs w:val="18"/>
+              </w:rPr>
+              <w:t xml:space="preserve">4. Perform the door/gate demonstration. Ask: 'Raise your hand if it felt harder to push near the hinge.' [WAIT 10 seconds.] Cold-call one student: 'Kwame, describe in your own words WHY you think it felt harder near the hinge.'</w:t>
+            </w:r>
+          </w:p>
+          <w:p>
+            <w:pPr>
+              <w:spacing w:after="40" w:before="0"/>
+              <w:jc w:val="left"/>
+            </w:pPr>
+            <w:r>
+              <w:rPr>
+                <w:rFonts w:ascii="Arial" w:cs="Arial" w:eastAsia="Arial" w:hAnsi="Arial"/>
+                <w:b w:val="false"/>
+                <w:bCs w:val="false"/>
+                <w:i w:val="false"/>
+                <w:iCs w:val="false"/>
+                <w:color w:val="000000"/>
+                <w:sz w:val="18"/>
+                <w:szCs w:val="18"/>
+              </w:rPr>
+              <w:t xml:space="preserve">5. Say verbatim: 'This is the SAME idea as our metre rule experiment — and the SAME idea as our Jiko stool. The turning effect of a force changes with distance from the pivot. Physicists give this turning effect a name. Any guesses?' [WAIT 15 seconds — accept all guesses without affirming yet.]</w:t>
+            </w:r>
+          </w:p>
+        </w:tc>
+        <w:tc>
+          <w:tcPr>
+            <w:tcW w:type="dxa" w:w="3040"/>
+            <w:shd w:fill="FFFFFF" w:color="auto" w:val="clear"/>
+            <w:tcMar>
+              <w:top w:type="dxa" w:w="60"/>
+              <w:left w:type="dxa" w:w="120"/>
+              <w:bottom w:type="dxa" w:w="60"/>
+              <w:right w:type="dxa" w:w="120"/>
+            </w:tcMar>
+            <w:vAlign w:val="top"/>
+          </w:tcPr>
+          <w:p>
+            <w:pPr>
+              <w:spacing w:after="40" w:before="0"/>
+              <w:jc w:val="left"/>
+            </w:pPr>
+            <w:r>
+              <w:rPr>
+                <w:rFonts w:ascii="Arial" w:cs="Arial" w:eastAsia="Arial" w:hAnsi="Arial"/>
+                <w:b w:val="false"/>
+                <w:bCs w:val="false"/>
+                <w:i w:val="false"/>
+                <w:iCs w:val="false"/>
+                <w:color w:val="000000"/>
+                <w:sz w:val="18"/>
+                <w:szCs w:val="18"/>
+              </w:rPr>
+              <w:t xml:space="preserve">Strategy: STRUCTURED OBSERVATION WITH PATTERN DETECTION. Students generate empirical data (qualitative observations across 5 distance positions) before any formula is introduced. The sticky-note Evidence Wall makes all groups' patterns visible simultaneously, allowing students to see convergent findings across different groups — building confidence that the pattern is real and repeatable. The door demonstration bridges the abstract metre-rule result to a lived Kenyan school experience, reinforcing that this is not a textbook abstraction.</w:t>
+            </w:r>
+          </w:p>
+        </w:tc>
+        <w:tc>
+          <w:tcPr>
+            <w:tcW w:type="dxa" w:w="3040"/>
+            <w:shd w:fill="F2F2F2" w:color="auto" w:val="clear"/>
+            <w:tcMar>
+              <w:top w:type="dxa" w:w="60"/>
+              <w:left w:type="dxa" w:w="120"/>
+              <w:bottom w:type="dxa" w:w="60"/>
+              <w:right w:type="dxa" w:w="120"/>
+            </w:tcMar>
+            <w:vAlign w:val="top"/>
+          </w:tcPr>
+          <w:p>
+            <w:pPr>
+              <w:spacing w:after="40" w:before="0"/>
+              <w:jc w:val="left"/>
+            </w:pPr>
+            <w:r>
+              <w:rPr>
+                <w:rFonts w:ascii="Arial" w:cs="Arial" w:eastAsia="Arial" w:hAnsi="Arial"/>
+                <w:b w:val="false"/>
+                <w:bCs w:val="false"/>
+                <w:i w:val="false"/>
+                <w:iCs w:val="false"/>
+                <w:color w:val="000000"/>
+                <w:sz w:val="18"/>
+                <w:szCs w:val="18"/>
+              </w:rPr>
+              <w:t xml:space="preserve">OBSERVABLE INDICATOR: Check the sticky notes on the Evidence Wall. Every group should state a pattern equivalent to: 'The further the mass from the pivot, the stronger the tipping effect.' If any group states only 'the mass made it tip' (ignoring distance), the teacher directs them: 'Look at your table — at 10 cm vs. 50 cm, does the mass change? No. What changes?' This is done publicly so all groups benefit. An additional formative check: ask all students to hold up their data tables — scan for complete entries across all 5 distance positions. Incomplete tables indicate a procedural gap that must be closed before Phase 3.</w:t>
+            </w:r>
+          </w:p>
+        </w:tc>
+      </w:tr>
+      <w:tr>
+        <w:tc>
+          <w:tcPr>
+            <w:tcW w:type="dxa" w:w="1520"/>
+            <w:shd w:fill="E2EFDA" w:color="auto" w:val="clear"/>
+            <w:tcMar>
+              <w:top w:type="dxa" w:w="60"/>
+              <w:left w:type="dxa" w:w="120"/>
+              <w:bottom w:type="dxa" w:w="60"/>
+              <w:right w:type="dxa" w:w="120"/>
+            </w:tcMar>
+            <w:vAlign w:val="top"/>
+          </w:tcPr>
+          <w:p>
+            <w:pPr>
+              <w:spacing w:after="40" w:before="0"/>
+              <w:jc w:val="left"/>
+            </w:pPr>
+            <w:r>
+              <w:rPr>
+                <w:rFonts w:ascii="Arial" w:cs="Arial" w:eastAsia="Arial" w:hAnsi="Arial"/>
+                <w:b/>
+                <w:bCs/>
+                <w:i w:val="false"/>
+                <w:iCs w:val="false"/>
+                <w:color w:val="000000"/>
+                <w:sz w:val="18"/>
+                <w:szCs w:val="18"/>
+              </w:rPr>
+              <w:t xml:space="preserve">Explain Phase</w:t>
+            </w:r>
+          </w:p>
+          <w:p>
+            <w:pPr>
+              <w:spacing w:after="20" w:before="0"/>
+            </w:pPr>
+            <w:r>
+              <w:rPr>
+                <w:rFonts w:ascii="Arial" w:cs="Arial" w:eastAsia="Arial" w:hAnsi="Arial"/>
+                <w:b/>
+                <w:bCs/>
+                <w:color w:val="1F3864"/>
+                <w:sz w:val="16"/>
+                <w:szCs w:val="16"/>
+              </w:rPr>
+              <w:t xml:space="preserve">📹 VIDEO:</w:t>
+            </w:r>
+          </w:p>
+          <w:p>
+            <w:pPr>
+              <w:spacing w:after="20" w:before="0"/>
+            </w:pPr>
+            <w:hyperlink w:history="1" r:id="rIdzlgahrqixf91ce7d0oiym">
+              <w:r>
+                <w:rPr>
+                  <w:rFonts w:ascii="Arial" w:cs="Arial" w:eastAsia="Arial" w:hAnsi="Arial"/>
+                  <w:color w:val="2E75B6"/>
+                  <w:sz w:val="16"/>
+                  <w:szCs w:val="16"/>
+                  <w:u w:val="single" w:color="2E75B6"/>
+                </w:rPr>
+                <w:t xml:space="preserve">Introduction to torque</w:t>
+              </w:r>
+            </w:hyperlink>
+          </w:p>
+          <w:p>
+            <w:pPr>
+              <w:spacing w:after="10" w:before="0"/>
+              <w:ind w:left="120"/>
+            </w:pPr>
+            <w:r>
+              <w:rPr>
+                <w:rFonts w:ascii="Arial" w:cs="Arial" w:eastAsia="Arial" w:hAnsi="Arial"/>
+                <w:color w:val="595959"/>
+                <w:sz w:val="14"/>
+                <w:szCs w:val="14"/>
+              </w:rPr>
+              <w:t xml:space="preserve">Source: Khan Academy (English - US curriculum)</w:t>
+            </w:r>
+          </w:p>
+          <w:p>
+            <w:pPr>
+              <w:spacing w:after="10" w:before="0"/>
+              <w:ind w:left="120"/>
+            </w:pPr>
+            <w:hyperlink w:history="1" r:id="rIdyt_de7ebmisa_1v7nhm4x">
+              <w:r>
+                <w:rPr>
+                  <w:rFonts w:ascii="Arial" w:cs="Arial" w:eastAsia="Arial" w:hAnsi="Arial"/>
+                  <w:color w:val="595959"/>
+                  <w:sz w:val="14"/>
+                  <w:szCs w:val="14"/>
+                  <w:u w:val="single" w:color="595959"/>
+                </w:rPr>
+                <w:t xml:space="preserve">🔍 Search ARES for similar videos</w:t>
+              </w:r>
+            </w:hyperlink>
+          </w:p>
+          <w:p>
+            <w:pPr>
+              <w:spacing w:after="40" w:before="0"/>
+            </w:pPr>
+            <w:r>
+              <w:rPr>
+                <w:sz w:val="14"/>
+                <w:szCs w:val="14"/>
+              </w:rPr>
+              <w:t xml:space="preserve"/>
+            </w:r>
+          </w:p>
+          <w:p>
+            <w:pPr>
+              <w:spacing w:after="20" w:before="0"/>
+            </w:pPr>
+            <w:r>
+              <w:rPr>
+                <w:rFonts w:ascii="Arial" w:cs="Arial" w:eastAsia="Arial" w:hAnsi="Arial"/>
+                <w:b/>
+                <w:bCs/>
+                <w:color w:val="1F3864"/>
+                <w:sz w:val="16"/>
+                <w:szCs w:val="16"/>
+              </w:rPr>
+              <w:t xml:space="preserve">📖 HTML:</w:t>
+            </w:r>
+          </w:p>
+          <w:p>
+            <w:pPr>
+              <w:spacing w:after="20" w:before="0"/>
+            </w:pPr>
+            <w:hyperlink w:history="1" r:id="rIdurqqqcpa8zkaedhe1sbyg">
+              <w:r>
+                <w:rPr>
+                  <w:rFonts w:ascii="Arial" w:cs="Arial" w:eastAsia="Arial" w:hAnsi="Arial"/>
+                  <w:color w:val="2E75B6"/>
+                  <w:sz w:val="16"/>
+                  <w:szCs w:val="16"/>
+                  <w:u w:val="single" w:color="2E75B6"/>
+                </w:rPr>
+                <w:t xml:space="preserve">Torque (Flexbook)</w:t>
+              </w:r>
+            </w:hyperlink>
+          </w:p>
+          <w:p>
+            <w:pPr>
+              <w:spacing w:after="10" w:before="0"/>
+              <w:ind w:left="120"/>
+            </w:pPr>
+            <w:r>
+              <w:rPr>
+                <w:rFonts w:ascii="Arial" w:cs="Arial" w:eastAsia="Arial" w:hAnsi="Arial"/>
+                <w:color w:val="595959"/>
+                <w:sz w:val="14"/>
+                <w:szCs w:val="14"/>
+              </w:rPr>
+              <w:t xml:space="preserve">Source: CK-12</w:t>
+            </w:r>
+          </w:p>
+          <w:p>
+            <w:pPr>
+              <w:spacing w:after="10" w:before="0"/>
+              <w:ind w:left="120"/>
+            </w:pPr>
+            <w:hyperlink w:history="1" r:id="rId3njmr8doxq6osfxhtxpuv">
+              <w:r>
+                <w:rPr>
+                  <w:rFonts w:ascii="Arial" w:cs="Arial" w:eastAsia="Arial" w:hAnsi="Arial"/>
+                  <w:color w:val="595959"/>
+                  <w:sz w:val="14"/>
+                  <w:szCs w:val="14"/>
+                  <w:u w:val="single" w:color="595959"/>
+                </w:rPr>
+                <w:t xml:space="preserve">🔍 Search ARES for similar readings</w:t>
+              </w:r>
+            </w:hyperlink>
+          </w:p>
+        </w:tc>
+        <w:tc>
+          <w:tcPr>
+            <w:tcW w:type="dxa" w:w="3040"/>
+            <w:shd w:fill="FFFFFF" w:color="auto" w:val="clear"/>
+            <w:tcMar>
+              <w:top w:type="dxa" w:w="60"/>
+              <w:left w:type="dxa" w:w="120"/>
+              <w:bottom w:type="dxa" w:w="60"/>
+              <w:right w:type="dxa" w:w="120"/>
+            </w:tcMar>
+            <w:vAlign w:val="top"/>
+          </w:tcPr>
+          <w:p>
+            <w:pPr>
+              <w:spacing w:after="40" w:before="0"/>
+              <w:jc w:val="left"/>
+            </w:pPr>
+            <w:r>
+              <w:rPr>
+                <w:rFonts w:ascii="Arial" w:cs="Arial" w:eastAsia="Arial" w:hAnsi="Arial"/>
+                <w:b w:val="false"/>
+                <w:bCs w:val="false"/>
+                <w:i w:val="false"/>
+                <w:iCs w:val="false"/>
+                <w:color w:val="000000"/>
+                <w:sz w:val="18"/>
+                <w:szCs w:val="18"/>
+              </w:rPr>
+              <w:t xml:space="preserve">The teacher leads a whole-class derivation of the moment formula, anchored in the metre rule data. Students follow along in their books, filling in a guided notes frame (printed or dictated). Step 1 — Naming: Students learn the term 'moment of a force' (or 'torque') and its definition: the turning effect produced by a force about a pivot. Step 2 — Formula derivation: using the metre rule data, students observe that doubling the distance doubled the tipping effect → the relationship is proportional → Moment = Force × Perpendicular Distance, or M = F × d. Step 3 — Units: Force in Newtons, distance in metres → moment in Newton-metres (N·m). Step 4 — Worked examples: (a) A mama applies a 40 N force to push a mkokoteni cart handle 0.8 m from the wheel axle pivot — calculate the moment. (b) A student pushes a school gate with 25 N at 1.2 m from the hinge — calculate the moment. (c) The same student pushes with 25 N at only 0.3 m from the hinge — compare the moments and explain which is easier. Step 5 — Phenomenon reconnection: students look at their Jiko stool diagram and annotate: 'When the jerrycan is at the corner, d is LARGE → moment is LARGE → large turning effect → stool topples.'</w:t>
+            </w:r>
+          </w:p>
+        </w:tc>
+        <w:tc>
+          <w:tcPr>
+            <w:tcW w:type="dxa" w:w="3040"/>
+            <w:shd w:fill="F2F2F2" w:color="auto" w:val="clear"/>
+            <w:tcMar>
+              <w:top w:type="dxa" w:w="60"/>
+              <w:left w:type="dxa" w:w="120"/>
+              <w:bottom w:type="dxa" w:w="60"/>
+              <w:right w:type="dxa" w:w="120"/>
+            </w:tcMar>
+            <w:vAlign w:val="top"/>
+          </w:tcPr>
+          <w:p>
+            <w:pPr>
+              <w:spacing w:after="40" w:before="0"/>
+              <w:jc w:val="left"/>
+            </w:pPr>
+            <w:r>
+              <w:rPr>
+                <w:rFonts w:ascii="Arial" w:cs="Arial" w:eastAsia="Arial" w:hAnsi="Arial"/>
+                <w:b w:val="false"/>
+                <w:bCs w:val="false"/>
+                <w:i w:val="false"/>
+                <w:iCs w:val="false"/>
+                <w:color w:val="000000"/>
+                <w:sz w:val="18"/>
+                <w:szCs w:val="18"/>
+              </w:rPr>
+              <w:t xml:space="preserve">1. Write on the board: 'MOMENT OF A FORCE' in large letters. Say verbatim: 'This is the Physics name for the turning effect you just discovered. Write this definition word for word: The moment of a force is the product of the force and the perpendicular distance of its line of action from the pivot.'</w:t>
+            </w:r>
+          </w:p>
+          <w:p>
+            <w:pPr>
+              <w:spacing w:after="40" w:before="0"/>
+              <w:jc w:val="left"/>
+            </w:pPr>
+            <w:r>
+              <w:rPr>
+                <w:rFonts w:ascii="Arial" w:cs="Arial" w:eastAsia="Arial" w:hAnsi="Arial"/>
+                <w:b w:val="false"/>
+                <w:bCs w:val="false"/>
+                <w:i w:val="false"/>
+                <w:iCs w:val="false"/>
+                <w:color w:val="000000"/>
+                <w:sz w:val="18"/>
+                <w:szCs w:val="18"/>
+              </w:rPr>
+              <w:t xml:space="preserve">2. Say: 'From your experiment — when you doubled the distance from 10 cm to 20 cm, what happened to the tipping effect?' [WAIT 10 seconds.] Cold-call 2 students.</w:t>
+            </w:r>
+          </w:p>
+          <w:p>
+            <w:pPr>
+              <w:spacing w:after="40" w:before="0"/>
+              <w:jc w:val="left"/>
+            </w:pPr>
+            <w:r>
+              <w:rPr>
+                <w:rFonts w:ascii="Arial" w:cs="Arial" w:eastAsia="Arial" w:hAnsi="Arial"/>
+                <w:b w:val="false"/>
+                <w:bCs w:val="false"/>
+                <w:i w:val="false"/>
+                <w:iCs w:val="false"/>
+                <w:color w:val="000000"/>
+                <w:sz w:val="18"/>
+                <w:szCs w:val="18"/>
+              </w:rPr>
+              <w:t xml:space="preserve">3. Write on board: M = F × d. Walk through the derivation verbally: 'Moment equals Force times perpendicular distance. This is our formula for today.'</w:t>
+            </w:r>
+          </w:p>
+          <w:p>
+            <w:pPr>
+              <w:spacing w:after="40" w:before="0"/>
+              <w:jc w:val="left"/>
+            </w:pPr>
+            <w:r>
+              <w:rPr>
+                <w:rFonts w:ascii="Arial" w:cs="Arial" w:eastAsia="Arial" w:hAnsi="Arial"/>
+                <w:b w:val="false"/>
+                <w:bCs w:val="false"/>
+                <w:i w:val="false"/>
+                <w:iCs w:val="false"/>
+                <w:color w:val="000000"/>
+                <w:sz w:val="18"/>
+                <w:szCs w:val="18"/>
+              </w:rPr>
+              <w:t xml:space="preserve">4. Work Example (a) aloud on the board. Then say: 'Now YOU do Example (b) — solo — 3 minutes. No talking.' [WAIT 3 minutes.] Then: 'Compare your answer with your partner — 1 minute.' Cold-call one pair to share. Correct on board if needed.</w:t>
+            </w:r>
+          </w:p>
+          <w:p>
+            <w:pPr>
+              <w:spacing w:after="40" w:before="0"/>
+              <w:jc w:val="left"/>
+            </w:pPr>
+            <w:r>
+              <w:rPr>
+                <w:rFonts w:ascii="Arial" w:cs="Arial" w:eastAsia="Arial" w:hAnsi="Arial"/>
+                <w:b w:val="false"/>
+                <w:bCs w:val="false"/>
+                <w:i w:val="false"/>
+                <w:iCs w:val="false"/>
+                <w:color w:val="000000"/>
+                <w:sz w:val="18"/>
+                <w:szCs w:val="18"/>
+              </w:rPr>
+              <w:t xml:space="preserve">5. Say: 'Now look at your Jiko stool diagram from Lesson 1. Where is the jerrycan placed when the stool topples? Use a ruler — estimate the distance from the nearest leg. Write the moment calculation — estimate the force as 200 N (20 kg jerrycan). What moment do you get?' [WAIT 3 minutes individual work.]</w:t>
+            </w:r>
+          </w:p>
+          <w:p>
+            <w:pPr>
+              <w:spacing w:after="40" w:before="0"/>
+              <w:jc w:val="left"/>
+            </w:pPr>
+            <w:r>
+              <w:rPr>
+                <w:rFonts w:ascii="Arial" w:cs="Arial" w:eastAsia="Arial" w:hAnsi="Arial"/>
+                <w:b w:val="false"/>
+                <w:bCs w:val="false"/>
+                <w:i w:val="false"/>
+                <w:iCs w:val="false"/>
+                <w:color w:val="000000"/>
+                <w:sz w:val="18"/>
+                <w:szCs w:val="18"/>
+              </w:rPr>
+              <w:t xml:space="preserve">6. Verbatim closing statement: 'So the stool does not topple just because the jerrycan is heavy. It topples because the jerrycan is FAR from the pivot — the supporting leg — so the moment is LARGE. This is our first answer to the driving question. Write it in your book as EVIDENCE STATEMENT 1.'</w:t>
+            </w:r>
+          </w:p>
+        </w:tc>
+        <w:tc>
+          <w:tcPr>
+            <w:tcW w:type="dxa" w:w="3040"/>
+            <w:shd w:fill="FFFFFF" w:color="auto" w:val="clear"/>
+            <w:tcMar>
+              <w:top w:type="dxa" w:w="60"/>
+              <w:left w:type="dxa" w:w="120"/>
+              <w:bottom w:type="dxa" w:w="60"/>
+              <w:right w:type="dxa" w:w="120"/>
+            </w:tcMar>
+            <w:vAlign w:val="top"/>
+          </w:tcPr>
+          <w:p>
+            <w:pPr>
+              <w:spacing w:after="40" w:before="0"/>
+              <w:jc w:val="left"/>
+            </w:pPr>
+            <w:r>
+              <w:rPr>
+                <w:rFonts w:ascii="Arial" w:cs="Arial" w:eastAsia="Arial" w:hAnsi="Arial"/>
+                <w:b w:val="false"/>
+                <w:bCs w:val="false"/>
+                <w:i w:val="false"/>
+                <w:iCs w:val="false"/>
+                <w:color w:val="000000"/>
+                <w:sz w:val="18"/>
+                <w:szCs w:val="18"/>
+              </w:rPr>
+              <w:t xml:space="preserve">Strategy: GUIDED DERIVATION WITH PHENOMENON ANCHORING. Rather than presenting M = F × d as a received formula, the teacher constructs it from the students' own experimental data, making the formula feel discovered rather than imposed. Each worked example uses a Kenyan context (mkokoteni cart, school gate) so the formula immediately feels applicable rather than abstract. The explicit 'EVIDENCE STATEMENT 1' step creates a written knowledge artifact that students will build on in each subsequent lesson — directly connecting new knowledge to the anchoring phenomenon.</w:t>
+            </w:r>
+          </w:p>
+        </w:tc>
+        <w:tc>
+          <w:tcPr>
+            <w:tcW w:type="dxa" w:w="3040"/>
+            <w:shd w:fill="F2F2F2" w:color="auto" w:val="clear"/>
+            <w:tcMar>
+              <w:top w:type="dxa" w:w="60"/>
+              <w:left w:type="dxa" w:w="120"/>
+              <w:bottom w:type="dxa" w:w="60"/>
+              <w:right w:type="dxa" w:w="120"/>
+            </w:tcMar>
+            <w:vAlign w:val="top"/>
+          </w:tcPr>
+          <w:p>
+            <w:pPr>
+              <w:spacing w:after="40" w:before="0"/>
+              <w:jc w:val="left"/>
+            </w:pPr>
+            <w:r>
+              <w:rPr>
+                <w:rFonts w:ascii="Arial" w:cs="Arial" w:eastAsia="Arial" w:hAnsi="Arial"/>
+                <w:b w:val="false"/>
+                <w:bCs w:val="false"/>
+                <w:i w:val="false"/>
+                <w:iCs w:val="false"/>
+                <w:color w:val="000000"/>
+                <w:sz w:val="18"/>
+                <w:szCs w:val="18"/>
+              </w:rPr>
+              <w:t xml:space="preserve">OBSERVABLE INDICATOR 1: During solo work on Example (b), circulate and check that students are (i) converting cm to m, (ii) multiplying F × d (not adding), and (iii) writing the unit N·m. A common error is using cm instead of m — address this publicly: 'I am seeing some books with units of N·cm. Is that correct? What is the SI unit of distance?' [WAIT 10 seconds.]</w:t>
+            </w:r>
+          </w:p>
+          <w:p>
+            <w:pPr>
+              <w:spacing w:after="40" w:before="0"/>
+              <w:jc w:val="left"/>
+            </w:pPr>
+            <w:r>
+              <w:rPr>
+                <w:rFonts w:ascii="Arial" w:cs="Arial" w:eastAsia="Arial" w:hAnsi="Arial"/>
+                <w:b w:val="false"/>
+                <w:bCs w:val="false"/>
+                <w:i w:val="false"/>
+                <w:iCs w:val="false"/>
+                <w:color w:val="000000"/>
+                <w:sz w:val="18"/>
+                <w:szCs w:val="18"/>
+              </w:rPr>
+              <w:t xml:space="preserve">OBSERVABLE INDICATOR 2: The Jiko stool moment calculation should yield approximately 200 N × 0.35 m ≈ 70 N·m (depending on student estimates). Accept any reasonable estimate — the key formative check is whether students correctly identify 'd' as the distance from the jerrycan to the nearest supporting leg (the pivot), not the distance to the centre of the stool. If students use the wrong distance, prompt: 'Where does the stool pivot when it begins to topple? Which leg acts as the fulcrum?'</w:t>
+            </w:r>
+          </w:p>
+        </w:tc>
+      </w:tr>
+      <w:tr>
+        <w:tc>
+          <w:tcPr>
+            <w:tcW w:type="dxa" w:w="1520"/>
+            <w:shd w:fill="FCE4D6" w:color="auto" w:val="clear"/>
+            <w:tcMar>
+              <w:top w:type="dxa" w:w="60"/>
+              <w:left w:type="dxa" w:w="120"/>
+              <w:bottom w:type="dxa" w:w="60"/>
+              <w:right w:type="dxa" w:w="120"/>
+            </w:tcMar>
+            <w:vAlign w:val="top"/>
+          </w:tcPr>
+          <w:p>
+            <w:pPr>
+              <w:spacing w:after="40" w:before="0"/>
+              <w:jc w:val="left"/>
+            </w:pPr>
+            <w:r>
+              <w:rPr>
+                <w:rFonts w:ascii="Arial" w:cs="Arial" w:eastAsia="Arial" w:hAnsi="Arial"/>
+                <w:b/>
+                <w:bCs/>
+                <w:i w:val="false"/>
+                <w:iCs w:val="false"/>
+                <w:color w:val="000000"/>
+                <w:sz w:val="18"/>
+                <w:szCs w:val="18"/>
+              </w:rPr>
+              <w:t xml:space="preserve">Driving Question Board (DQB) Creation</w:t>
+            </w:r>
+          </w:p>
+          <w:p>
+            <w:pPr>
+              <w:spacing w:after="20" w:before="0"/>
+            </w:pPr>
+            <w:r>
+              <w:rPr>
+                <w:rFonts w:ascii="Arial" w:cs="Arial" w:eastAsia="Arial" w:hAnsi="Arial"/>
+                <w:b/>
+                <w:bCs/>
+                <w:color w:val="1F3864"/>
+                <w:sz w:val="16"/>
+                <w:szCs w:val="16"/>
+              </w:rPr>
+              <w:t xml:space="preserve">📹 VIDEO:</w:t>
+            </w:r>
+          </w:p>
+          <w:p>
+            <w:pPr>
+              <w:spacing w:after="20" w:before="0"/>
+            </w:pPr>
+            <w:hyperlink w:history="1" r:id="rIdzykuqyus-95mohdvm5xxt">
+              <w:r>
+                <w:rPr>
+                  <w:rFonts w:ascii="Arial" w:cs="Arial" w:eastAsia="Arial" w:hAnsi="Arial"/>
+                  <w:color w:val="2E75B6"/>
+                  <w:sz w:val="16"/>
+                  <w:szCs w:val="16"/>
+                  <w:u w:val="single" w:color="2E75B6"/>
+                </w:rPr>
+                <w:t xml:space="preserve">Introduction to torque -dubbed(KY)</w:t>
+              </w:r>
+            </w:hyperlink>
+          </w:p>
+          <w:p>
+            <w:pPr>
+              <w:spacing w:after="10" w:before="0"/>
+              <w:ind w:left="120"/>
+            </w:pPr>
+            <w:r>
+              <w:rPr>
+                <w:rFonts w:ascii="Arial" w:cs="Arial" w:eastAsia="Arial" w:hAnsi="Arial"/>
+                <w:color w:val="595959"/>
+                <w:sz w:val="14"/>
+                <w:szCs w:val="14"/>
+              </w:rPr>
+              <w:t xml:space="preserve">Source: Khan Academy (Kiswahili)</w:t>
+            </w:r>
+          </w:p>
+          <w:p>
+            <w:pPr>
+              <w:spacing w:after="10" w:before="0"/>
+              <w:ind w:left="120"/>
+            </w:pPr>
+            <w:hyperlink w:history="1" r:id="rIdkgw2lwfdgqiyq4jft8n3c">
+              <w:r>
+                <w:rPr>
+                  <w:rFonts w:ascii="Arial" w:cs="Arial" w:eastAsia="Arial" w:hAnsi="Arial"/>
+                  <w:color w:val="595959"/>
+                  <w:sz w:val="14"/>
+                  <w:szCs w:val="14"/>
+                  <w:u w:val="single" w:color="595959"/>
+                </w:rPr>
+                <w:t xml:space="preserve">🔍 Search ARES for similar videos</w:t>
+              </w:r>
+            </w:hyperlink>
+          </w:p>
+          <w:p>
+            <w:pPr>
+              <w:spacing w:after="40" w:before="0"/>
+            </w:pPr>
+            <w:r>
+              <w:rPr>
+                <w:sz w:val="14"/>
+                <w:szCs w:val="14"/>
+              </w:rPr>
+              <w:t xml:space="preserve"/>
+            </w:r>
+          </w:p>
+          <w:p>
+            <w:pPr>
+              <w:spacing w:after="20" w:before="0"/>
+            </w:pPr>
+            <w:r>
+              <w:rPr>
+                <w:rFonts w:ascii="Arial" w:cs="Arial" w:eastAsia="Arial" w:hAnsi="Arial"/>
+                <w:b/>
+                <w:bCs/>
+                <w:color w:val="1F3864"/>
+                <w:sz w:val="16"/>
+                <w:szCs w:val="16"/>
+              </w:rPr>
+              <w:t xml:space="preserve">📖 EXERCISE:</w:t>
+            </w:r>
+          </w:p>
+          <w:p>
+            <w:pPr>
+              <w:spacing w:after="20" w:before="0"/>
+            </w:pPr>
+            <w:hyperlink w:history="1" r:id="rIdu961s3exhnffpoearah-u">
+              <w:r>
+                <w:rPr>
+                  <w:rFonts w:ascii="Arial" w:cs="Arial" w:eastAsia="Arial" w:hAnsi="Arial"/>
+                  <w:color w:val="2E75B6"/>
+                  <w:sz w:val="16"/>
+                  <w:szCs w:val="16"/>
+                  <w:u w:val="single" w:color="2E75B6"/>
+                </w:rPr>
+                <w:t xml:space="preserve">Torque Practice</w:t>
+              </w:r>
+            </w:hyperlink>
+          </w:p>
+          <w:p>
+            <w:pPr>
+              <w:spacing w:after="10" w:before="0"/>
+              <w:ind w:left="120"/>
+            </w:pPr>
+            <w:r>
+              <w:rPr>
+                <w:rFonts w:ascii="Arial" w:cs="Arial" w:eastAsia="Arial" w:hAnsi="Arial"/>
+                <w:color w:val="595959"/>
+                <w:sz w:val="14"/>
+                <w:szCs w:val="14"/>
+              </w:rPr>
+              <w:t xml:space="preserve">Source: CK-12</w:t>
+            </w:r>
+          </w:p>
+          <w:p>
+            <w:pPr>
+              <w:spacing w:after="10" w:before="0"/>
+              <w:ind w:left="120"/>
+            </w:pPr>
+            <w:hyperlink w:history="1" r:id="rId8gsji9itjsngrtbgqr38l">
+              <w:r>
+                <w:rPr>
+                  <w:rFonts w:ascii="Arial" w:cs="Arial" w:eastAsia="Arial" w:hAnsi="Arial"/>
+                  <w:color w:val="595959"/>
+                  <w:sz w:val="14"/>
+                  <w:szCs w:val="14"/>
+                  <w:u w:val="single" w:color="595959"/>
+                </w:rPr>
+                <w:t xml:space="preserve">🔍 Search ARES for similar readings</w:t>
+              </w:r>
+            </w:hyperlink>
+          </w:p>
+        </w:tc>
+        <w:tc>
+          <w:tcPr>
+            <w:tcW w:type="dxa" w:w="3040"/>
+            <w:shd w:fill="FFFFFF" w:color="auto" w:val="clear"/>
+            <w:tcMar>
+              <w:top w:type="dxa" w:w="60"/>
+              <w:left w:type="dxa" w:w="120"/>
+              <w:bottom w:type="dxa" w:w="60"/>
+              <w:right w:type="dxa" w:w="120"/>
+            </w:tcMar>
+            <w:vAlign w:val="top"/>
+          </w:tcPr>
+          <w:p>
+            <w:pPr>
+              <w:spacing w:after="40" w:before="0"/>
+              <w:jc w:val="left"/>
+            </w:pPr>
+            <w:r>
+              <w:rPr>
+                <w:rFonts w:ascii="Arial" w:cs="Arial" w:eastAsia="Arial" w:hAnsi="Arial"/>
+                <w:b w:val="false"/>
+                <w:bCs w:val="false"/>
+                <w:i w:val="false"/>
+                <w:iCs w:val="false"/>
+                <w:color w:val="000000"/>
+                <w:sz w:val="18"/>
+                <w:szCs w:val="18"/>
+              </w:rPr>
+              <w:t xml:space="preserve">Each student individually writes TWO sticky notes: one 'I NOTICE…' and one 'I WONDER…' based on today's lesson AND the anchoring phenomenon. They then read their partner's sticky notes, agree on the best one from each category, and post them on the class DQB under the columns: 'WHAT WE NOW KNOW' and 'QUESTIONS WE STILL HAVE.' The teacher reads aloud 4–5 posted wonders, clusters similar questions, and explicitly labels emerging sub-questions (e.g., 'Several of you are asking: what happens when there are TWO forces turning in OPPOSITE directions? That is what we will investigate in Lesson 3.'). The teacher also reviews any sticky notes from Lesson 1 that today's lesson has now answered, moving them from 'Questions We Have' to 'What We Now Know,' modelling that the DQB is a living record of growing understanding.</w:t>
+            </w:r>
+          </w:p>
+        </w:tc>
+        <w:tc>
+          <w:tcPr>
+            <w:tcW w:type="dxa" w:w="3040"/>
+            <w:shd w:fill="F2F2F2" w:color="auto" w:val="clear"/>
+            <w:tcMar>
+              <w:top w:type="dxa" w:w="60"/>
+              <w:left w:type="dxa" w:w="120"/>
+              <w:bottom w:type="dxa" w:w="60"/>
+              <w:right w:type="dxa" w:w="120"/>
+            </w:tcMar>
+            <w:vAlign w:val="top"/>
+          </w:tcPr>
+          <w:p>
+            <w:pPr>
+              <w:spacing w:after="40" w:before="0"/>
+              <w:jc w:val="left"/>
+            </w:pPr>
+            <w:r>
+              <w:rPr>
+                <w:rFonts w:ascii="Arial" w:cs="Arial" w:eastAsia="Arial" w:hAnsi="Arial"/>
+                <w:b w:val="false"/>
+                <w:bCs w:val="false"/>
+                <w:i w:val="false"/>
+                <w:iCs w:val="false"/>
+                <w:color w:val="000000"/>
+                <w:sz w:val="18"/>
+                <w:szCs w:val="18"/>
+              </w:rPr>
+              <w:t xml:space="preserve">1. Distribute two sticky notes per student. Say verbatim: 'You have 3 minutes — solo — to write one I NOTICE and one I WONDER. Your I NOTICE must use the word MOMENT. Your I WONDER must be a question you genuinely cannot yet answer.' [WAIT 3 minutes — no talking.]</w:t>
+            </w:r>
+          </w:p>
+          <w:p>
+            <w:pPr>
+              <w:spacing w:after="40" w:before="0"/>
+              <w:jc w:val="left"/>
+            </w:pPr>
+            <w:r>
+              <w:rPr>
+                <w:rFonts w:ascii="Arial" w:cs="Arial" w:eastAsia="Arial" w:hAnsi="Arial"/>
+                <w:b w:val="false"/>
+                <w:bCs w:val="false"/>
+                <w:i w:val="false"/>
+                <w:iCs w:val="false"/>
+                <w:color w:val="000000"/>
+                <w:sz w:val="18"/>
+                <w:szCs w:val="18"/>
+              </w:rPr>
+              <w:t xml:space="preserve">2. 'Share with your partner — choose the best one from each category — 1 minute.' [WAIT 1 minute.]</w:t>
+            </w:r>
+          </w:p>
+          <w:p>
+            <w:pPr>
+              <w:spacing w:after="40" w:before="0"/>
+              <w:jc w:val="left"/>
+            </w:pPr>
+            <w:r>
+              <w:rPr>
+                <w:rFonts w:ascii="Arial" w:cs="Arial" w:eastAsia="Arial" w:hAnsi="Arial"/>
+                <w:b w:val="false"/>
+                <w:bCs w:val="false"/>
+                <w:i w:val="false"/>
+                <w:iCs w:val="false"/>
+                <w:color w:val="000000"/>
+                <w:sz w:val="18"/>
+                <w:szCs w:val="18"/>
+              </w:rPr>
+              <w:t xml:space="preserve">3. 'Come post your chosen sticky notes.' [Allow 2 minutes for posting.]</w:t>
+            </w:r>
+          </w:p>
+          <w:p>
+            <w:pPr>
+              <w:spacing w:after="40" w:before="0"/>
+              <w:jc w:val="left"/>
+            </w:pPr>
+            <w:r>
+              <w:rPr>
+                <w:rFonts w:ascii="Arial" w:cs="Arial" w:eastAsia="Arial" w:hAnsi="Arial"/>
+                <w:b w:val="false"/>
+                <w:bCs w:val="false"/>
+                <w:i w:val="false"/>
+                <w:iCs w:val="false"/>
+                <w:color w:val="000000"/>
+                <w:sz w:val="18"/>
+                <w:szCs w:val="18"/>
+              </w:rPr>
+              <w:t xml:space="preserve">4. Read 4–5 wonders aloud. Say: 'I am seeing a cluster here — three groups are asking about what happens when forces pull in OPPOSITE directions. Excellent — that is exactly where we are heading.' Write the cluster label on the DQB.</w:t>
+            </w:r>
+          </w:p>
+          <w:p>
+            <w:pPr>
+              <w:spacing w:after="40" w:before="0"/>
+              <w:jc w:val="left"/>
+            </w:pPr>
+            <w:r>
+              <w:rPr>
+                <w:rFonts w:ascii="Arial" w:cs="Arial" w:eastAsia="Arial" w:hAnsi="Arial"/>
+                <w:b w:val="false"/>
+                <w:bCs w:val="false"/>
+                <w:i w:val="false"/>
+                <w:iCs w:val="false"/>
+                <w:color w:val="000000"/>
+                <w:sz w:val="18"/>
+                <w:szCs w:val="18"/>
+              </w:rPr>
+              <w:t xml:space="preserve">5. Move at least one Lesson 1 sticky note to 'What We Now Know.' Say verbatim: 'In Lesson 1, Aisha asked: does WHERE you place the weight matter? Today's formula gives us our answer — yes, and we can now CALCULATE exactly how much it matters. That question is answered. It moves here.'</w:t>
+            </w:r>
+          </w:p>
+        </w:tc>
+        <w:tc>
+          <w:tcPr>
+            <w:tcW w:type="dxa" w:w="3040"/>
+            <w:shd w:fill="FFFFFF" w:color="auto" w:val="clear"/>
+            <w:tcMar>
+              <w:top w:type="dxa" w:w="60"/>
+              <w:left w:type="dxa" w:w="120"/>
+              <w:bottom w:type="dxa" w:w="60"/>
+              <w:right w:type="dxa" w:w="120"/>
+            </w:tcMar>
+            <w:vAlign w:val="top"/>
+          </w:tcPr>
+          <w:p>
+            <w:pPr>
+              <w:spacing w:after="40" w:before="0"/>
+              <w:jc w:val="left"/>
+            </w:pPr>
+            <w:r>
+              <w:rPr>
+                <w:rFonts w:ascii="Arial" w:cs="Arial" w:eastAsia="Arial" w:hAnsi="Arial"/>
+                <w:b w:val="false"/>
+                <w:bCs w:val="false"/>
+                <w:i w:val="false"/>
+                <w:iCs w:val="false"/>
+                <w:color w:val="000000"/>
+                <w:sz w:val="18"/>
+                <w:szCs w:val="18"/>
+              </w:rPr>
+              <w:t xml:space="preserve">Strategy: DRIVING QUESTION BOARD CURATION. The DQB is not a decoration — it is a publicly visible epistemological record. By explicitly moving answered questions and labelling new clusters, the teacher models scientific knowledge-building as cumulative and self-correcting. Students see their own questions becoming the roadmap for future lessons, which increases ownership and motivation. The constraint ('Your I NOTICE must use the word MOMENT') ensures students encode the lesson's key term in their own language rather than copying a definition.</w:t>
+            </w:r>
+          </w:p>
+        </w:tc>
+        <w:tc>
+          <w:tcPr>
+            <w:tcW w:type="dxa" w:w="3040"/>
+            <w:shd w:fill="F2F2F2" w:color="auto" w:val="clear"/>
+            <w:tcMar>
+              <w:top w:type="dxa" w:w="60"/>
+              <w:left w:type="dxa" w:w="120"/>
+              <w:bottom w:type="dxa" w:w="60"/>
+              <w:right w:type="dxa" w:w="120"/>
+            </w:tcMar>
+            <w:vAlign w:val="top"/>
+          </w:tcPr>
+          <w:p>
+            <w:pPr>
+              <w:spacing w:after="40" w:before="0"/>
+              <w:jc w:val="left"/>
+            </w:pPr>
+            <w:r>
+              <w:rPr>
+                <w:rFonts w:ascii="Arial" w:cs="Arial" w:eastAsia="Arial" w:hAnsi="Arial"/>
+                <w:b w:val="false"/>
+                <w:bCs w:val="false"/>
+                <w:i w:val="false"/>
+                <w:iCs w:val="false"/>
+                <w:color w:val="000000"/>
+                <w:sz w:val="18"/>
+                <w:szCs w:val="18"/>
+              </w:rPr>
+              <w:t xml:space="preserve">OBSERVABLE INDICATOR: Scan all posted 'I NOTICE' sticky notes before clustering. Every note should reference 'moment' and 'distance' or 'pivot.' Notes that say only 'forces cause turning' (without the distance relationship) indicate that the M = F × d derivation did not fully land. The teacher makes a mental note of the authors of vague notices and will target them in the opening retrieval activity of Lesson 3. 'I WONDER' notes that ask 'what if two forces act at the same time?' or 'what if forces act in opposite directions?' signal readiness for the principle of moments (Lesson 3) — celebrate these publicly as 'great scientific questions.'</w:t>
+            </w:r>
+          </w:p>
+        </w:tc>
+      </w:tr>
+      <w:tr>
+        <w:tc>
+          <w:tcPr>
+            <w:tcW w:type="dxa" w:w="1520"/>
+            <w:shd w:fill="D5E8F0" w:color="auto" w:val="clear"/>
+            <w:tcMar>
+              <w:top w:type="dxa" w:w="60"/>
+              <w:left w:type="dxa" w:w="120"/>
+              <w:bottom w:type="dxa" w:w="60"/>
+              <w:right w:type="dxa" w:w="120"/>
+            </w:tcMar>
+            <w:vAlign w:val="top"/>
+          </w:tcPr>
+          <w:p>
+            <w:pPr>
+              <w:spacing w:after="40" w:before="0"/>
+              <w:jc w:val="left"/>
+            </w:pPr>
+            <w:r>
+              <w:rPr>
+                <w:rFonts w:ascii="Arial" w:cs="Arial" w:eastAsia="Arial" w:hAnsi="Arial"/>
+                <w:b/>
+                <w:bCs/>
+                <w:i w:val="false"/>
+                <w:iCs w:val="false"/>
+                <w:color w:val="000000"/>
+                <w:sz w:val="18"/>
+                <w:szCs w:val="18"/>
+              </w:rPr>
+              <w:t xml:space="preserve">Model Building Phase</w:t>
+            </w:r>
+          </w:p>
+          <w:p>
+            <w:pPr>
+              <w:spacing w:after="20" w:before="0"/>
+            </w:pPr>
+            <w:r>
+              <w:rPr>
+                <w:rFonts w:ascii="Arial" w:cs="Arial" w:eastAsia="Arial" w:hAnsi="Arial"/>
+                <w:b/>
+                <w:bCs/>
+                <w:color w:val="1F3864"/>
+                <w:sz w:val="16"/>
+                <w:szCs w:val="16"/>
+              </w:rPr>
+              <w:t xml:space="preserve">📹 VIDEO:</w:t>
+            </w:r>
+          </w:p>
+          <w:p>
+            <w:pPr>
+              <w:spacing w:after="20" w:before="0"/>
+            </w:pPr>
+            <w:hyperlink w:history="1" r:id="rId21oa7kwbepg2fftpmao0i">
               <w:r>
                 <w:rPr>
                   <w:rFonts w:ascii="Arial" w:cs="Arial" w:eastAsia="Arial" w:hAnsi="Arial"/>
@@ -7767,6 +9346,22 @@
           </w:p>
           <w:p>
             <w:pPr>
+              <w:spacing w:after="20" w:before="0"/>
+            </w:pPr>
+            <w:r>
+              <w:rPr>
+                <w:rFonts w:ascii="Arial" w:cs="Arial" w:eastAsia="Arial" w:hAnsi="Arial"/>
+                <w:i/>
+                <w:iCs/>
+                <w:color w:val="595959"/>
+                <w:sz w:val="16"/>
+                <w:szCs w:val="16"/>
+              </w:rPr>
+              <w:t xml:space="preserve">Related topic: not an exact match for this lesson.</w:t>
+            </w:r>
+          </w:p>
+          <w:p>
+            <w:pPr>
               <w:spacing w:after="10" w:before="0"/>
               <w:ind w:left="120"/>
             </w:pPr>
@@ -7785,7 +9380,7 @@
               <w:spacing w:after="10" w:before="0"/>
               <w:ind w:left="120"/>
             </w:pPr>
-            <w:hyperlink w:history="1" r:id="rIdbxgioehtqwamg6xc6f4r5">
+            <w:hyperlink w:history="1" r:id="rIdu5szwqy7ot9shv0v_4h_4">
               <w:r>
                 <w:rPr>
                   <w:rFonts w:ascii="Arial" w:cs="Arial" w:eastAsia="Arial" w:hAnsi="Arial"/>
@@ -7830,752 +9425,7 @@
             <w:pPr>
               <w:spacing w:after="20" w:before="0"/>
             </w:pPr>
-            <w:hyperlink w:history="1" r:id="rIde67e3-ux-cylkfmmjndl8">
-              <w:r>
-                <w:rPr>
-                  <w:rFonts w:ascii="Arial" w:cs="Arial" w:eastAsia="Arial" w:hAnsi="Arial"/>
-                  <w:color w:val="2E75B6"/>
-                  <w:sz w:val="16"/>
-                  <w:szCs w:val="16"/>
-                  <w:u w:val="single" w:color="2E75B6"/>
-                </w:rPr>
-                <w:t xml:space="preserve">Torque (Flexbook)</w:t>
-              </w:r>
-            </w:hyperlink>
-          </w:p>
-          <w:p>
-            <w:pPr>
-              <w:spacing w:after="10" w:before="0"/>
-              <w:ind w:left="120"/>
-            </w:pPr>
-            <w:r>
-              <w:rPr>
-                <w:rFonts w:ascii="Arial" w:cs="Arial" w:eastAsia="Arial" w:hAnsi="Arial"/>
-                <w:color w:val="595959"/>
-                <w:sz w:val="14"/>
-                <w:szCs w:val="14"/>
-              </w:rPr>
-              <w:t xml:space="preserve">Source: CK-12</w:t>
-            </w:r>
-          </w:p>
-          <w:p>
-            <w:pPr>
-              <w:spacing w:after="10" w:before="0"/>
-              <w:ind w:left="120"/>
-            </w:pPr>
-            <w:hyperlink w:history="1" r:id="rIdlahogtregewn7nvr52lpb">
-              <w:r>
-                <w:rPr>
-                  <w:rFonts w:ascii="Arial" w:cs="Arial" w:eastAsia="Arial" w:hAnsi="Arial"/>
-                  <w:color w:val="595959"/>
-                  <w:sz w:val="14"/>
-                  <w:szCs w:val="14"/>
-                  <w:u w:val="single" w:color="595959"/>
-                </w:rPr>
-                <w:t xml:space="preserve">🔍 Search ARES for similar readings</w:t>
-              </w:r>
-            </w:hyperlink>
-          </w:p>
-        </w:tc>
-        <w:tc>
-          <w:tcPr>
-            <w:tcW w:type="dxa" w:w="3040"/>
-            <w:shd w:fill="FFFFFF" w:color="auto" w:val="clear"/>
-            <w:tcMar>
-              <w:top w:type="dxa" w:w="60"/>
-              <w:left w:type="dxa" w:w="120"/>
-              <w:bottom w:type="dxa" w:w="60"/>
-              <w:right w:type="dxa" w:w="120"/>
-            </w:tcMar>
-            <w:vAlign w:val="top"/>
-          </w:tcPr>
-          <w:p>
-            <w:pPr>
-              <w:spacing w:after="40" w:before="0"/>
-              <w:jc w:val="left"/>
-            </w:pPr>
-            <w:r>
-              <w:rPr>
-                <w:rFonts w:ascii="Arial" w:cs="Arial" w:eastAsia="Arial" w:hAnsi="Arial"/>
-                <w:b w:val="false"/>
-                <w:bCs w:val="false"/>
-                <w:i w:val="false"/>
-                <w:iCs w:val="false"/>
-                <w:color w:val="000000"/>
-                <w:sz w:val="18"/>
-                <w:szCs w:val="18"/>
-              </w:rPr>
-              <w:t xml:space="preserve">Students open their exercise books to their Lesson 1 prediction diagrams (the Jiko stool with the jerrycan at the corner vs. the centre). In pairs, they discuss: 'Your Lesson 1 prediction said the stool topples because of [their reason]. Today we are going to test that idea. Revise or defend your prediction: does the POSITION of the jerrycan change how hard the stool is to topple, and WHY?' Each student individually writes a revised prediction in one sentence, then shares with their partner. Four cold-called pairs share aloud. The teacher records key prediction vocabulary on the board in two columns: FORCE-BASED reasons (e.g., 'the jerrycan is heavy') vs. POSITION-BASED reasons (e.g., 'it is placed too far from the middle'). Students are told: 'By the end of today you will be able to say exactly HOW position changes the toppling effect — using a number and a formula.'</w:t>
-            </w:r>
-          </w:p>
-        </w:tc>
-        <w:tc>
-          <w:tcPr>
-            <w:tcW w:type="dxa" w:w="3040"/>
-            <w:shd w:fill="F2F2F2" w:color="auto" w:val="clear"/>
-            <w:tcMar>
-              <w:top w:type="dxa" w:w="60"/>
-              <w:left w:type="dxa" w:w="120"/>
-              <w:bottom w:type="dxa" w:w="60"/>
-              <w:right w:type="dxa" w:w="120"/>
-            </w:tcMar>
-            <w:vAlign w:val="top"/>
-          </w:tcPr>
-          <w:p>
-            <w:pPr>
-              <w:spacing w:after="40" w:before="0"/>
-              <w:jc w:val="left"/>
-            </w:pPr>
-            <w:r>
-              <w:rPr>
-                <w:rFonts w:ascii="Arial" w:cs="Arial" w:eastAsia="Arial" w:hAnsi="Arial"/>
-                <w:b w:val="false"/>
-                <w:bCs w:val="false"/>
-                <w:i w:val="false"/>
-                <w:iCs w:val="false"/>
-                <w:color w:val="000000"/>
-                <w:sz w:val="18"/>
-                <w:szCs w:val="18"/>
-              </w:rPr>
-              <w:t xml:space="preserve">1. Display the Lesson 1 phenomenon image (or re-place the stool and jerrycan prop on the demonstration bench). Say verbatim: 'Cast your minds back to our Jiko stool. Last lesson you predicted WHY it topples. I want you to revisit that prediction now — silently, in your book — for 90 seconds.' [WAIT 90 seconds — circulate, do NOT prompt.]</w:t>
-            </w:r>
-          </w:p>
-          <w:p>
-            <w:pPr>
-              <w:spacing w:after="40" w:before="0"/>
-              <w:jc w:val="left"/>
-            </w:pPr>
-            <w:r>
-              <w:rPr>
-                <w:rFonts w:ascii="Arial" w:cs="Arial" w:eastAsia="Arial" w:hAnsi="Arial"/>
-                <w:b w:val="false"/>
-                <w:bCs w:val="false"/>
-                <w:i w:val="false"/>
-                <w:iCs w:val="false"/>
-                <w:color w:val="000000"/>
-                <w:sz w:val="18"/>
-                <w:szCs w:val="18"/>
-              </w:rPr>
-              <w:t xml:space="preserve">2. Say: 'Now discuss with your partner: does WHERE the jerrycan sits on the stool change the toppling effect? Give a reason.' [WAIT 2 minutes for pair talk.]</w:t>
-            </w:r>
-          </w:p>
-          <w:p>
-            <w:pPr>
-              <w:spacing w:after="40" w:before="0"/>
-              <w:jc w:val="left"/>
-            </w:pPr>
-            <w:r>
-              <w:rPr>
-                <w:rFonts w:ascii="Arial" w:cs="Arial" w:eastAsia="Arial" w:hAnsi="Arial"/>
-                <w:b w:val="false"/>
-                <w:bCs w:val="false"/>
-                <w:i w:val="false"/>
-                <w:iCs w:val="false"/>
-                <w:color w:val="000000"/>
-                <w:sz w:val="18"/>
-                <w:szCs w:val="18"/>
-              </w:rPr>
-              <w:t xml:space="preserve">3. Cold-call exactly 4 pairs (choose 1 force-based, 1 position-based, 1 mixed, 1 uncertain). After each: 'Thank you. Class, do you agree or disagree? Thumbs up or down.' [WAIT 10 seconds for thumbs.]</w:t>
-            </w:r>
-          </w:p>
-          <w:p>
-            <w:pPr>
-              <w:spacing w:after="40" w:before="0"/>
-              <w:jc w:val="left"/>
-            </w:pPr>
-            <w:r>
-              <w:rPr>
-                <w:rFonts w:ascii="Arial" w:cs="Arial" w:eastAsia="Arial" w:hAnsi="Arial"/>
-                <w:b w:val="false"/>
-                <w:bCs w:val="false"/>
-                <w:i w:val="false"/>
-                <w:iCs w:val="false"/>
-                <w:color w:val="000000"/>
-                <w:sz w:val="18"/>
-                <w:szCs w:val="18"/>
-              </w:rPr>
-              <w:t xml:space="preserve">4. Annotate the board columns. Say verbatim: 'Notice we have two types of ideas — force-based and position-based. Today we will find out which one Physics says is the key to the toppling puzzle — or whether it is BOTH.'</w:t>
-            </w:r>
-          </w:p>
-        </w:tc>
-        <w:tc>
-          <w:tcPr>
-            <w:tcW w:type="dxa" w:w="3040"/>
-            <w:shd w:fill="FFFFFF" w:color="auto" w:val="clear"/>
-            <w:tcMar>
-              <w:top w:type="dxa" w:w="60"/>
-              <w:left w:type="dxa" w:w="120"/>
-              <w:bottom w:type="dxa" w:w="60"/>
-              <w:right w:type="dxa" w:w="120"/>
-            </w:tcMar>
-            <w:vAlign w:val="top"/>
-          </w:tcPr>
-          <w:p>
-            <w:pPr>
-              <w:spacing w:after="40" w:before="0"/>
-              <w:jc w:val="left"/>
-            </w:pPr>
-            <w:r>
-              <w:rPr>
-                <w:rFonts w:ascii="Arial" w:cs="Arial" w:eastAsia="Arial" w:hAnsi="Arial"/>
-                <w:b w:val="false"/>
-                <w:bCs w:val="false"/>
-                <w:i w:val="false"/>
-                <w:iCs w:val="false"/>
-                <w:color w:val="000000"/>
-                <w:sz w:val="18"/>
-                <w:szCs w:val="18"/>
-              </w:rPr>
-              <w:t xml:space="preserve">Strategy: PREDICTION REVISION (Elicit-Confront-Resolve). Students surface their prior mental models before instruction. Sorting predictions into 'force-based' vs. 'position-based' columns creates a visible cognitive conflict — students see that their class has two competing explanations. This tension motivates the evidence-gathering activity that follows and gives the teacher diagnostic insight into which misconceptions (e.g., 'it topples just because the jerrycan is heavy') need to be directly addressed.</w:t>
-            </w:r>
-          </w:p>
-        </w:tc>
-        <w:tc>
-          <w:tcPr>
-            <w:tcW w:type="dxa" w:w="3040"/>
-            <w:shd w:fill="F2F2F2" w:color="auto" w:val="clear"/>
-            <w:tcMar>
-              <w:top w:type="dxa" w:w="60"/>
-              <w:left w:type="dxa" w:w="120"/>
-              <w:bottom w:type="dxa" w:w="60"/>
-              <w:right w:type="dxa" w:w="120"/>
-            </w:tcMar>
-            <w:vAlign w:val="top"/>
-          </w:tcPr>
-          <w:p>
-            <w:pPr>
-              <w:spacing w:after="40" w:before="0"/>
-              <w:jc w:val="left"/>
-            </w:pPr>
-            <w:r>
-              <w:rPr>
-                <w:rFonts w:ascii="Arial" w:cs="Arial" w:eastAsia="Arial" w:hAnsi="Arial"/>
-                <w:b w:val="false"/>
-                <w:bCs w:val="false"/>
-                <w:i w:val="false"/>
-                <w:iCs w:val="false"/>
-                <w:color w:val="000000"/>
-                <w:sz w:val="18"/>
-                <w:szCs w:val="18"/>
-              </w:rPr>
-              <w:t xml:space="preserve">OBSERVABLE INDICATOR: After the 4 cold-calls, at least 60% of students should be able to state that BOTH the magnitude of the force AND its position relative to the pivot seem to matter (thumbs up for position-based explanations). If fewer than half agree, the teacher pauses and restates: 'Look at the stool — if I put the same jerrycan right in the CENTRE, does it topple? [No.] But at the corner? [Yes.] Same weight — different position. Write that in your book as a KEY OBSERVATION.' This is a critical gate before advancing to Phase 2.</w:t>
-            </w:r>
-          </w:p>
-        </w:tc>
-      </w:tr>
-      <w:tr>
-        <w:tc>
-          <w:tcPr>
-            <w:tcW w:type="dxa" w:w="1520"/>
-            <w:shd w:fill="D9EEF1" w:color="auto" w:val="clear"/>
-            <w:tcMar>
-              <w:top w:type="dxa" w:w="60"/>
-              <w:left w:type="dxa" w:w="120"/>
-              <w:bottom w:type="dxa" w:w="60"/>
-              <w:right w:type="dxa" w:w="120"/>
-            </w:tcMar>
-            <w:vAlign w:val="top"/>
-          </w:tcPr>
-          <w:p>
-            <w:pPr>
-              <w:spacing w:after="40" w:before="0"/>
-              <w:jc w:val="left"/>
-            </w:pPr>
-            <w:r>
-              <w:rPr>
-                <w:rFonts w:ascii="Arial" w:cs="Arial" w:eastAsia="Arial" w:hAnsi="Arial"/>
-                <w:b/>
-                <w:bCs/>
-                <w:i w:val="false"/>
-                <w:iCs w:val="false"/>
-                <w:color w:val="000000"/>
-                <w:sz w:val="18"/>
-                <w:szCs w:val="18"/>
-              </w:rPr>
-              <w:t xml:space="preserve">Observe Phase</w:t>
-            </w:r>
-          </w:p>
-          <w:p>
-            <w:pPr>
-              <w:spacing w:after="20" w:before="0"/>
-            </w:pPr>
-            <w:r>
-              <w:rPr>
-                <w:rFonts w:ascii="Arial" w:cs="Arial" w:eastAsia="Arial" w:hAnsi="Arial"/>
-                <w:b/>
-                <w:bCs/>
-                <w:color w:val="1F3864"/>
-                <w:sz w:val="16"/>
-                <w:szCs w:val="16"/>
-              </w:rPr>
-              <w:t xml:space="preserve">📹 VIDEO:</w:t>
-            </w:r>
-          </w:p>
-          <w:p>
-            <w:pPr>
-              <w:spacing w:after="20" w:before="0"/>
-            </w:pPr>
-            <w:hyperlink w:history="1" r:id="rIdjgbdzuc6u1tel6zjzspts">
-              <w:r>
-                <w:rPr>
-                  <w:rFonts w:ascii="Arial" w:cs="Arial" w:eastAsia="Arial" w:hAnsi="Arial"/>
-                  <w:color w:val="2E75B6"/>
-                  <w:sz w:val="16"/>
-                  <w:szCs w:val="16"/>
-                  <w:u w:val="single" w:color="2E75B6"/>
-                </w:rPr>
-                <w:t xml:space="preserve">Finding torque for angled forces</w:t>
-              </w:r>
-            </w:hyperlink>
-          </w:p>
-          <w:p>
-            <w:pPr>
-              <w:spacing w:after="10" w:before="0"/>
-              <w:ind w:left="120"/>
-            </w:pPr>
-            <w:r>
-              <w:rPr>
-                <w:rFonts w:ascii="Arial" w:cs="Arial" w:eastAsia="Arial" w:hAnsi="Arial"/>
-                <w:color w:val="595959"/>
-                <w:sz w:val="14"/>
-                <w:szCs w:val="14"/>
-              </w:rPr>
-              <w:t xml:space="preserve">Source: Khan Academy (English - US curriculum)</w:t>
-            </w:r>
-          </w:p>
-          <w:p>
-            <w:pPr>
-              <w:spacing w:after="10" w:before="0"/>
-              <w:ind w:left="120"/>
-            </w:pPr>
-            <w:hyperlink w:history="1" r:id="rIdmee5pgi3fjjf5jatxs5qp">
-              <w:r>
-                <w:rPr>
-                  <w:rFonts w:ascii="Arial" w:cs="Arial" w:eastAsia="Arial" w:hAnsi="Arial"/>
-                  <w:color w:val="595959"/>
-                  <w:sz w:val="14"/>
-                  <w:szCs w:val="14"/>
-                  <w:u w:val="single" w:color="595959"/>
-                </w:rPr>
-                <w:t xml:space="preserve">🔍 Search ARES for similar videos</w:t>
-              </w:r>
-            </w:hyperlink>
-          </w:p>
-          <w:p>
-            <w:pPr>
-              <w:spacing w:after="40" w:before="0"/>
-            </w:pPr>
-            <w:r>
-              <w:rPr>
-                <w:sz w:val="14"/>
-                <w:szCs w:val="14"/>
-              </w:rPr>
-              <w:t xml:space="preserve"/>
-            </w:r>
-          </w:p>
-          <w:p>
-            <w:pPr>
-              <w:spacing w:after="20" w:before="0"/>
-            </w:pPr>
-            <w:r>
-              <w:rPr>
-                <w:rFonts w:ascii="Arial" w:cs="Arial" w:eastAsia="Arial" w:hAnsi="Arial"/>
-                <w:b/>
-                <w:bCs/>
-                <w:color w:val="1F3864"/>
-                <w:sz w:val="16"/>
-                <w:szCs w:val="16"/>
-              </w:rPr>
-              <w:t xml:space="preserve">📖 EXERCISE:</w:t>
-            </w:r>
-          </w:p>
-          <w:p>
-            <w:pPr>
-              <w:spacing w:after="20" w:before="0"/>
-            </w:pPr>
-            <w:hyperlink w:history="1" r:id="rIdtw-oxcgwfrpdnyndgsd32">
-              <w:r>
-                <w:rPr>
-                  <w:rFonts w:ascii="Arial" w:cs="Arial" w:eastAsia="Arial" w:hAnsi="Arial"/>
-                  <w:color w:val="2E75B6"/>
-                  <w:sz w:val="16"/>
-                  <w:szCs w:val="16"/>
-                  <w:u w:val="single" w:color="2E75B6"/>
-                </w:rPr>
-                <w:t xml:space="preserve">Torque Practice</w:t>
-              </w:r>
-            </w:hyperlink>
-          </w:p>
-          <w:p>
-            <w:pPr>
-              <w:spacing w:after="10" w:before="0"/>
-              <w:ind w:left="120"/>
-            </w:pPr>
-            <w:r>
-              <w:rPr>
-                <w:rFonts w:ascii="Arial" w:cs="Arial" w:eastAsia="Arial" w:hAnsi="Arial"/>
-                <w:color w:val="595959"/>
-                <w:sz w:val="14"/>
-                <w:szCs w:val="14"/>
-              </w:rPr>
-              <w:t xml:space="preserve">Source: CK-12</w:t>
-            </w:r>
-          </w:p>
-          <w:p>
-            <w:pPr>
-              <w:spacing w:after="10" w:before="0"/>
-              <w:ind w:left="120"/>
-            </w:pPr>
-            <w:hyperlink w:history="1" r:id="rIdyezgh6hrua_gld0sdwzit">
-              <w:r>
-                <w:rPr>
-                  <w:rFonts w:ascii="Arial" w:cs="Arial" w:eastAsia="Arial" w:hAnsi="Arial"/>
-                  <w:color w:val="595959"/>
-                  <w:sz w:val="14"/>
-                  <w:szCs w:val="14"/>
-                  <w:u w:val="single" w:color="595959"/>
-                </w:rPr>
-                <w:t xml:space="preserve">🔍 Search ARES for similar readings</w:t>
-              </w:r>
-            </w:hyperlink>
-          </w:p>
-        </w:tc>
-        <w:tc>
-          <w:tcPr>
-            <w:tcW w:type="dxa" w:w="3040"/>
-            <w:shd w:fill="FFFFFF" w:color="auto" w:val="clear"/>
-            <w:tcMar>
-              <w:top w:type="dxa" w:w="60"/>
-              <w:left w:type="dxa" w:w="120"/>
-              <w:bottom w:type="dxa" w:w="60"/>
-              <w:right w:type="dxa" w:w="120"/>
-            </w:tcMar>
-            <w:vAlign w:val="top"/>
-          </w:tcPr>
-          <w:p>
-            <w:pPr>
-              <w:spacing w:after="40" w:before="0"/>
-              <w:jc w:val="left"/>
-            </w:pPr>
-            <w:r>
-              <w:rPr>
-                <w:rFonts w:ascii="Arial" w:cs="Arial" w:eastAsia="Arial" w:hAnsi="Arial"/>
-                <w:b w:val="false"/>
-                <w:bCs w:val="false"/>
-                <w:i w:val="false"/>
-                <w:iCs w:val="false"/>
-                <w:color w:val="000000"/>
-                <w:sz w:val="18"/>
-                <w:szCs w:val="18"/>
-              </w:rPr>
-              <w:t xml:space="preserve">Groups of 3–4 students receive: one metre rule, one pencil (acts as the pivot/fulcrum placed at the 50 cm mark), one 500 g mass, and a printed data table. Task: Place the 500 g mass at 10 cm from the pivot, then 20 cm, 30 cm, 40 cm, and 50 cm from the pivot. At each position, students observe whether the rule tips and record in the table: (a) the distance from pivot in cm, (b) a qualitative observation (balanced / tips slightly / tips strongly), and (c) a sketch showing the mass position and the direction the rule tips. After completing the table, each group answers on a sticky note: 'What pattern do you notice between distance and tipping?' Groups stick their sticky notes on the class 'Evidence Wall.' The teacher then performs a brief dramatic demonstration: pushing open the school's gate (or a classroom door) near the hinge vs. near the outer edge, asking 'Which feels HARDER? Why?'</w:t>
-            </w:r>
-          </w:p>
-        </w:tc>
-        <w:tc>
-          <w:tcPr>
-            <w:tcW w:type="dxa" w:w="3040"/>
-            <w:shd w:fill="F2F2F2" w:color="auto" w:val="clear"/>
-            <w:tcMar>
-              <w:top w:type="dxa" w:w="60"/>
-              <w:left w:type="dxa" w:w="120"/>
-              <w:bottom w:type="dxa" w:w="60"/>
-              <w:right w:type="dxa" w:w="120"/>
-            </w:tcMar>
-            <w:vAlign w:val="top"/>
-          </w:tcPr>
-          <w:p>
-            <w:pPr>
-              <w:spacing w:after="40" w:before="0"/>
-              <w:jc w:val="left"/>
-            </w:pPr>
-            <w:r>
-              <w:rPr>
-                <w:rFonts w:ascii="Arial" w:cs="Arial" w:eastAsia="Arial" w:hAnsi="Arial"/>
-                <w:b w:val="false"/>
-                <w:bCs w:val="false"/>
-                <w:i w:val="false"/>
-                <w:iCs w:val="false"/>
-                <w:color w:val="000000"/>
-                <w:sz w:val="18"/>
-                <w:szCs w:val="18"/>
-              </w:rPr>
-              <w:t xml:space="preserve">1. Distribute equipment. Say verbatim: 'You have 12 minutes. Your job is NOT to explain yet — just observe and record carefully. What changes as you move the mass further from the pivot? Fill in the table. Silence for the first 2 minutes so everyone makes their own first observation.' [WAIT 2 minutes — silent individual observation.]</w:t>
-            </w:r>
-          </w:p>
-          <w:p>
-            <w:pPr>
-              <w:spacing w:after="40" w:before="0"/>
-              <w:jc w:val="left"/>
-            </w:pPr>
-            <w:r>
-              <w:rPr>
-                <w:rFonts w:ascii="Arial" w:cs="Arial" w:eastAsia="Arial" w:hAnsi="Arial"/>
-                <w:b w:val="false"/>
-                <w:bCs w:val="false"/>
-                <w:i w:val="false"/>
-                <w:iCs w:val="false"/>
-                <w:color w:val="000000"/>
-                <w:sz w:val="18"/>
-                <w:szCs w:val="18"/>
-              </w:rPr>
-              <w:t xml:space="preserve">2. After 2 minutes: 'You may now discuss quietly in your group as you continue the experiment.'</w:t>
-            </w:r>
-          </w:p>
-          <w:p>
-            <w:pPr>
-              <w:spacing w:after="40" w:before="0"/>
-              <w:jc w:val="left"/>
-            </w:pPr>
-            <w:r>
-              <w:rPr>
-                <w:rFonts w:ascii="Arial" w:cs="Arial" w:eastAsia="Arial" w:hAnsi="Arial"/>
-                <w:b w:val="false"/>
-                <w:bCs w:val="false"/>
-                <w:i w:val="false"/>
-                <w:iCs w:val="false"/>
-                <w:color w:val="000000"/>
-                <w:sz w:val="18"/>
-                <w:szCs w:val="18"/>
-              </w:rPr>
-              <w:t xml:space="preserve">3. At 10 minutes: 'Two minutes left — write your pattern statement on your sticky note and post it on the Evidence Wall.'</w:t>
-            </w:r>
-          </w:p>
-          <w:p>
-            <w:pPr>
-              <w:spacing w:after="40" w:before="0"/>
-              <w:jc w:val="left"/>
-            </w:pPr>
-            <w:r>
-              <w:rPr>
-                <w:rFonts w:ascii="Arial" w:cs="Arial" w:eastAsia="Arial" w:hAnsi="Arial"/>
-                <w:b w:val="false"/>
-                <w:bCs w:val="false"/>
-                <w:i w:val="false"/>
-                <w:iCs w:val="false"/>
-                <w:color w:val="000000"/>
-                <w:sz w:val="18"/>
-                <w:szCs w:val="18"/>
-              </w:rPr>
-              <w:t xml:space="preserve">4. Perform the door/gate demonstration. Ask: 'Raise your hand if it felt harder to push near the hinge.' [WAIT 10 seconds.] Cold-call one student: 'Kwame, describe in your own words WHY you think it felt harder near the hinge.'</w:t>
-            </w:r>
-          </w:p>
-          <w:p>
-            <w:pPr>
-              <w:spacing w:after="40" w:before="0"/>
-              <w:jc w:val="left"/>
-            </w:pPr>
-            <w:r>
-              <w:rPr>
-                <w:rFonts w:ascii="Arial" w:cs="Arial" w:eastAsia="Arial" w:hAnsi="Arial"/>
-                <w:b w:val="false"/>
-                <w:bCs w:val="false"/>
-                <w:i w:val="false"/>
-                <w:iCs w:val="false"/>
-                <w:color w:val="000000"/>
-                <w:sz w:val="18"/>
-                <w:szCs w:val="18"/>
-              </w:rPr>
-              <w:t xml:space="preserve">5. Say verbatim: 'This is the SAME idea as our metre rule experiment — and the SAME idea as our Jiko stool. The turning effect of a force changes with distance from the pivot. Physicists give this turning effect a name. Any guesses?' [WAIT 15 seconds — accept all guesses without affirming yet.]</w:t>
-            </w:r>
-          </w:p>
-        </w:tc>
-        <w:tc>
-          <w:tcPr>
-            <w:tcW w:type="dxa" w:w="3040"/>
-            <w:shd w:fill="FFFFFF" w:color="auto" w:val="clear"/>
-            <w:tcMar>
-              <w:top w:type="dxa" w:w="60"/>
-              <w:left w:type="dxa" w:w="120"/>
-              <w:bottom w:type="dxa" w:w="60"/>
-              <w:right w:type="dxa" w:w="120"/>
-            </w:tcMar>
-            <w:vAlign w:val="top"/>
-          </w:tcPr>
-          <w:p>
-            <w:pPr>
-              <w:spacing w:after="40" w:before="0"/>
-              <w:jc w:val="left"/>
-            </w:pPr>
-            <w:r>
-              <w:rPr>
-                <w:rFonts w:ascii="Arial" w:cs="Arial" w:eastAsia="Arial" w:hAnsi="Arial"/>
-                <w:b w:val="false"/>
-                <w:bCs w:val="false"/>
-                <w:i w:val="false"/>
-                <w:iCs w:val="false"/>
-                <w:color w:val="000000"/>
-                <w:sz w:val="18"/>
-                <w:szCs w:val="18"/>
-              </w:rPr>
-              <w:t xml:space="preserve">Strategy: STRUCTURED OBSERVATION WITH PATTERN DETECTION. Students generate empirical data (qualitative observations across 5 distance positions) before any formula is introduced. The sticky-note Evidence Wall makes all groups' patterns visible simultaneously, allowing students to see convergent findings across different groups — building confidence that the pattern is real and repeatable. The door demonstration bridges the abstract metre-rule result to a lived Kenyan school experience, reinforcing that this is not a textbook abstraction.</w:t>
-            </w:r>
-          </w:p>
-        </w:tc>
-        <w:tc>
-          <w:tcPr>
-            <w:tcW w:type="dxa" w:w="3040"/>
-            <w:shd w:fill="F2F2F2" w:color="auto" w:val="clear"/>
-            <w:tcMar>
-              <w:top w:type="dxa" w:w="60"/>
-              <w:left w:type="dxa" w:w="120"/>
-              <w:bottom w:type="dxa" w:w="60"/>
-              <w:right w:type="dxa" w:w="120"/>
-            </w:tcMar>
-            <w:vAlign w:val="top"/>
-          </w:tcPr>
-          <w:p>
-            <w:pPr>
-              <w:spacing w:after="40" w:before="0"/>
-              <w:jc w:val="left"/>
-            </w:pPr>
-            <w:r>
-              <w:rPr>
-                <w:rFonts w:ascii="Arial" w:cs="Arial" w:eastAsia="Arial" w:hAnsi="Arial"/>
-                <w:b w:val="false"/>
-                <w:bCs w:val="false"/>
-                <w:i w:val="false"/>
-                <w:iCs w:val="false"/>
-                <w:color w:val="000000"/>
-                <w:sz w:val="18"/>
-                <w:szCs w:val="18"/>
-              </w:rPr>
-              <w:t xml:space="preserve">OBSERVABLE INDICATOR: Check the sticky notes on the Evidence Wall. Every group should state a pattern equivalent to: 'The further the mass from the pivot, the stronger the tipping effect.' If any group states only 'the mass made it tip' (ignoring distance), the teacher directs them: 'Look at your table — at 10 cm vs. 50 cm, does the mass change? No. What changes?' This is done publicly so all groups benefit. An additional formative check: ask all students to hold up their data tables — scan for complete entries across all 5 distance positions. Incomplete tables indicate a procedural gap that must be closed before Phase 3.</w:t>
-            </w:r>
-          </w:p>
-        </w:tc>
-      </w:tr>
-      <w:tr>
-        <w:tc>
-          <w:tcPr>
-            <w:tcW w:type="dxa" w:w="1520"/>
-            <w:shd w:fill="E2EFDA" w:color="auto" w:val="clear"/>
-            <w:tcMar>
-              <w:top w:type="dxa" w:w="60"/>
-              <w:left w:type="dxa" w:w="120"/>
-              <w:bottom w:type="dxa" w:w="60"/>
-              <w:right w:type="dxa" w:w="120"/>
-            </w:tcMar>
-            <w:vAlign w:val="top"/>
-          </w:tcPr>
-          <w:p>
-            <w:pPr>
-              <w:spacing w:after="40" w:before="0"/>
-              <w:jc w:val="left"/>
-            </w:pPr>
-            <w:r>
-              <w:rPr>
-                <w:rFonts w:ascii="Arial" w:cs="Arial" w:eastAsia="Arial" w:hAnsi="Arial"/>
-                <w:b/>
-                <w:bCs/>
-                <w:i w:val="false"/>
-                <w:iCs w:val="false"/>
-                <w:color w:val="000000"/>
-                <w:sz w:val="18"/>
-                <w:szCs w:val="18"/>
-              </w:rPr>
-              <w:t xml:space="preserve">Explain Phase</w:t>
-            </w:r>
-          </w:p>
-          <w:p>
-            <w:pPr>
-              <w:spacing w:after="20" w:before="0"/>
-            </w:pPr>
-            <w:r>
-              <w:rPr>
-                <w:rFonts w:ascii="Arial" w:cs="Arial" w:eastAsia="Arial" w:hAnsi="Arial"/>
-                <w:b/>
-                <w:bCs/>
-                <w:color w:val="1F3864"/>
-                <w:sz w:val="16"/>
-                <w:szCs w:val="16"/>
-              </w:rPr>
-              <w:t xml:space="preserve">📹 VIDEO:</w:t>
-            </w:r>
-          </w:p>
-          <w:p>
-            <w:pPr>
-              <w:spacing w:after="20" w:before="0"/>
-            </w:pPr>
-            <w:hyperlink w:history="1" r:id="rIdxyc_6zofgj2yqjikqcvg6">
-              <w:r>
-                <w:rPr>
-                  <w:rFonts w:ascii="Arial" w:cs="Arial" w:eastAsia="Arial" w:hAnsi="Arial"/>
-                  <w:color w:val="2E75B6"/>
-                  <w:sz w:val="16"/>
-                  <w:szCs w:val="16"/>
-                  <w:u w:val="single" w:color="2E75B6"/>
-                </w:rPr>
-                <w:t xml:space="preserve">Finding torque for angled forces</w:t>
-              </w:r>
-            </w:hyperlink>
-          </w:p>
-          <w:p>
-            <w:pPr>
-              <w:spacing w:after="10" w:before="0"/>
-              <w:ind w:left="120"/>
-            </w:pPr>
-            <w:r>
-              <w:rPr>
-                <w:rFonts w:ascii="Arial" w:cs="Arial" w:eastAsia="Arial" w:hAnsi="Arial"/>
-                <w:color w:val="595959"/>
-                <w:sz w:val="14"/>
-                <w:szCs w:val="14"/>
-              </w:rPr>
-              <w:t xml:space="preserve">Source: Khan Academy (English - US curriculum)</w:t>
-            </w:r>
-          </w:p>
-          <w:p>
-            <w:pPr>
-              <w:spacing w:after="10" w:before="0"/>
-              <w:ind w:left="120"/>
-            </w:pPr>
-            <w:hyperlink w:history="1" r:id="rIdiw8ticeygusgqnbimjq2w">
-              <w:r>
-                <w:rPr>
-                  <w:rFonts w:ascii="Arial" w:cs="Arial" w:eastAsia="Arial" w:hAnsi="Arial"/>
-                  <w:color w:val="595959"/>
-                  <w:sz w:val="14"/>
-                  <w:szCs w:val="14"/>
-                  <w:u w:val="single" w:color="595959"/>
-                </w:rPr>
-                <w:t xml:space="preserve">🔍 Search ARES for similar videos</w:t>
-              </w:r>
-            </w:hyperlink>
-          </w:p>
-          <w:p>
-            <w:pPr>
-              <w:spacing w:after="40" w:before="0"/>
-            </w:pPr>
-            <w:r>
-              <w:rPr>
-                <w:sz w:val="14"/>
-                <w:szCs w:val="14"/>
-              </w:rPr>
-              <w:t xml:space="preserve"/>
-            </w:r>
-          </w:p>
-          <w:p>
-            <w:pPr>
-              <w:spacing w:after="20" w:before="0"/>
-            </w:pPr>
-            <w:r>
-              <w:rPr>
-                <w:rFonts w:ascii="Arial" w:cs="Arial" w:eastAsia="Arial" w:hAnsi="Arial"/>
-                <w:b/>
-                <w:bCs/>
-                <w:color w:val="1F3864"/>
-                <w:sz w:val="16"/>
-                <w:szCs w:val="16"/>
-              </w:rPr>
-              <w:t xml:space="preserve">📖 HTML:</w:t>
-            </w:r>
-          </w:p>
-          <w:p>
-            <w:pPr>
-              <w:spacing w:after="20" w:before="0"/>
-            </w:pPr>
-            <w:hyperlink w:history="1" r:id="rIdheoswfk48h8bajyu_2kcv">
+            <w:hyperlink w:history="1" r:id="rIdk4j7dfnnwqi1_2ywpgc-f">
               <w:r>
                 <w:rPr>
                   <w:rFonts w:ascii="Arial" w:cs="Arial" w:eastAsia="Arial" w:hAnsi="Arial"/>
@@ -8590,6 +9440,22 @@
           </w:p>
           <w:p>
             <w:pPr>
+              <w:spacing w:after="20" w:before="0"/>
+            </w:pPr>
+            <w:r>
+              <w:rPr>
+                <w:rFonts w:ascii="Arial" w:cs="Arial" w:eastAsia="Arial" w:hAnsi="Arial"/>
+                <w:i/>
+                <w:iCs/>
+                <w:color w:val="595959"/>
+                <w:sz w:val="16"/>
+                <w:szCs w:val="16"/>
+              </w:rPr>
+              <w:t xml:space="preserve">Related topic: not an exact match for this lesson.</w:t>
+            </w:r>
+          </w:p>
+          <w:p>
+            <w:pPr>
               <w:spacing w:after="10" w:before="0"/>
               <w:ind w:left="120"/>
             </w:pPr>
@@ -8608,809 +9474,7 @@
               <w:spacing w:after="10" w:before="0"/>
               <w:ind w:left="120"/>
             </w:pPr>
-            <w:hyperlink w:history="1" r:id="rIdc2yvpmiq4flnqqb3c0aaf">
-              <w:r>
-                <w:rPr>
-                  <w:rFonts w:ascii="Arial" w:cs="Arial" w:eastAsia="Arial" w:hAnsi="Arial"/>
-                  <w:color w:val="595959"/>
-                  <w:sz w:val="14"/>
-                  <w:szCs w:val="14"/>
-                  <w:u w:val="single" w:color="595959"/>
-                </w:rPr>
-                <w:t xml:space="preserve">🔍 Search ARES for similar readings</w:t>
-              </w:r>
-            </w:hyperlink>
-          </w:p>
-        </w:tc>
-        <w:tc>
-          <w:tcPr>
-            <w:tcW w:type="dxa" w:w="3040"/>
-            <w:shd w:fill="FFFFFF" w:color="auto" w:val="clear"/>
-            <w:tcMar>
-              <w:top w:type="dxa" w:w="60"/>
-              <w:left w:type="dxa" w:w="120"/>
-              <w:bottom w:type="dxa" w:w="60"/>
-              <w:right w:type="dxa" w:w="120"/>
-            </w:tcMar>
-            <w:vAlign w:val="top"/>
-          </w:tcPr>
-          <w:p>
-            <w:pPr>
-              <w:spacing w:after="40" w:before="0"/>
-              <w:jc w:val="left"/>
-            </w:pPr>
-            <w:r>
-              <w:rPr>
-                <w:rFonts w:ascii="Arial" w:cs="Arial" w:eastAsia="Arial" w:hAnsi="Arial"/>
-                <w:b w:val="false"/>
-                <w:bCs w:val="false"/>
-                <w:i w:val="false"/>
-                <w:iCs w:val="false"/>
-                <w:color w:val="000000"/>
-                <w:sz w:val="18"/>
-                <w:szCs w:val="18"/>
-              </w:rPr>
-              <w:t xml:space="preserve">The teacher leads a whole-class derivation of the moment formula, anchored in the metre rule data. Students follow along in their books, filling in a guided notes frame (printed or dictated). Step 1 — Naming: Students learn the term 'moment of a force' (or 'torque') and its definition: the turning effect produced by a force about a pivot. Step 2 — Formula derivation: using the metre rule data, students observe that doubling the distance doubled the tipping effect → the relationship is proportional → Moment = Force × Perpendicular Distance, or M = F × d. Step 3 — Units: Force in Newtons, distance in metres → moment in Newton-metres (N·m). Step 4 — Worked examples: (a) A mama applies a 40 N force to push a mkokoteni cart handle 0.8 m from the wheel axle pivot — calculate the moment. (b) A student pushes a school gate with 25 N at 1.2 m from the hinge — calculate the moment. (c) The same student pushes with 25 N at only 0.3 m from the hinge — compare the moments and explain which is easier. Step 5 — Phenomenon reconnection: students look at their Jiko stool diagram and annotate: 'When the jerrycan is at the corner, d is LARGE → moment is LARGE → large turning effect → stool topples.'</w:t>
-            </w:r>
-          </w:p>
-        </w:tc>
-        <w:tc>
-          <w:tcPr>
-            <w:tcW w:type="dxa" w:w="3040"/>
-            <w:shd w:fill="F2F2F2" w:color="auto" w:val="clear"/>
-            <w:tcMar>
-              <w:top w:type="dxa" w:w="60"/>
-              <w:left w:type="dxa" w:w="120"/>
-              <w:bottom w:type="dxa" w:w="60"/>
-              <w:right w:type="dxa" w:w="120"/>
-            </w:tcMar>
-            <w:vAlign w:val="top"/>
-          </w:tcPr>
-          <w:p>
-            <w:pPr>
-              <w:spacing w:after="40" w:before="0"/>
-              <w:jc w:val="left"/>
-            </w:pPr>
-            <w:r>
-              <w:rPr>
-                <w:rFonts w:ascii="Arial" w:cs="Arial" w:eastAsia="Arial" w:hAnsi="Arial"/>
-                <w:b w:val="false"/>
-                <w:bCs w:val="false"/>
-                <w:i w:val="false"/>
-                <w:iCs w:val="false"/>
-                <w:color w:val="000000"/>
-                <w:sz w:val="18"/>
-                <w:szCs w:val="18"/>
-              </w:rPr>
-              <w:t xml:space="preserve">1. Write on the board: 'MOMENT OF A FORCE' in large letters. Say verbatim: 'This is the Physics name for the turning effect you just discovered. Write this definition word for word: The moment of a force is the product of the force and the perpendicular distance of its line of action from the pivot.'</w:t>
-            </w:r>
-          </w:p>
-          <w:p>
-            <w:pPr>
-              <w:spacing w:after="40" w:before="0"/>
-              <w:jc w:val="left"/>
-            </w:pPr>
-            <w:r>
-              <w:rPr>
-                <w:rFonts w:ascii="Arial" w:cs="Arial" w:eastAsia="Arial" w:hAnsi="Arial"/>
-                <w:b w:val="false"/>
-                <w:bCs w:val="false"/>
-                <w:i w:val="false"/>
-                <w:iCs w:val="false"/>
-                <w:color w:val="000000"/>
-                <w:sz w:val="18"/>
-                <w:szCs w:val="18"/>
-              </w:rPr>
-              <w:t xml:space="preserve">2. Say: 'From your experiment — when you doubled the distance from 10 cm to 20 cm, what happened to the tipping effect?' [WAIT 10 seconds.] Cold-call 2 students.</w:t>
-            </w:r>
-          </w:p>
-          <w:p>
-            <w:pPr>
-              <w:spacing w:after="40" w:before="0"/>
-              <w:jc w:val="left"/>
-            </w:pPr>
-            <w:r>
-              <w:rPr>
-                <w:rFonts w:ascii="Arial" w:cs="Arial" w:eastAsia="Arial" w:hAnsi="Arial"/>
-                <w:b w:val="false"/>
-                <w:bCs w:val="false"/>
-                <w:i w:val="false"/>
-                <w:iCs w:val="false"/>
-                <w:color w:val="000000"/>
-                <w:sz w:val="18"/>
-                <w:szCs w:val="18"/>
-              </w:rPr>
-              <w:t xml:space="preserve">3. Write on board: M = F × d. Walk through the derivation verbally: 'Moment equals Force times perpendicular distance. This is our formula for today.'</w:t>
-            </w:r>
-          </w:p>
-          <w:p>
-            <w:pPr>
-              <w:spacing w:after="40" w:before="0"/>
-              <w:jc w:val="left"/>
-            </w:pPr>
-            <w:r>
-              <w:rPr>
-                <w:rFonts w:ascii="Arial" w:cs="Arial" w:eastAsia="Arial" w:hAnsi="Arial"/>
-                <w:b w:val="false"/>
-                <w:bCs w:val="false"/>
-                <w:i w:val="false"/>
-                <w:iCs w:val="false"/>
-                <w:color w:val="000000"/>
-                <w:sz w:val="18"/>
-                <w:szCs w:val="18"/>
-              </w:rPr>
-              <w:t xml:space="preserve">4. Work Example (a) aloud on the board. Then say: 'Now YOU do Example (b) — solo — 3 minutes. No talking.' [WAIT 3 minutes.] Then: 'Compare your answer with your partner — 1 minute.' Cold-call one pair to share. Correct on board if needed.</w:t>
-            </w:r>
-          </w:p>
-          <w:p>
-            <w:pPr>
-              <w:spacing w:after="40" w:before="0"/>
-              <w:jc w:val="left"/>
-            </w:pPr>
-            <w:r>
-              <w:rPr>
-                <w:rFonts w:ascii="Arial" w:cs="Arial" w:eastAsia="Arial" w:hAnsi="Arial"/>
-                <w:b w:val="false"/>
-                <w:bCs w:val="false"/>
-                <w:i w:val="false"/>
-                <w:iCs w:val="false"/>
-                <w:color w:val="000000"/>
-                <w:sz w:val="18"/>
-                <w:szCs w:val="18"/>
-              </w:rPr>
-              <w:t xml:space="preserve">5. Say: 'Now look at your Jiko stool diagram from Lesson 1. Where is the jerrycan placed when the stool topples? Use a ruler — estimate the distance from the nearest leg. Write the moment calculation — estimate the force as 200 N (20 kg jerrycan). What moment do you get?' [WAIT 3 minutes individual work.]</w:t>
-            </w:r>
-          </w:p>
-          <w:p>
-            <w:pPr>
-              <w:spacing w:after="40" w:before="0"/>
-              <w:jc w:val="left"/>
-            </w:pPr>
-            <w:r>
-              <w:rPr>
-                <w:rFonts w:ascii="Arial" w:cs="Arial" w:eastAsia="Arial" w:hAnsi="Arial"/>
-                <w:b w:val="false"/>
-                <w:bCs w:val="false"/>
-                <w:i w:val="false"/>
-                <w:iCs w:val="false"/>
-                <w:color w:val="000000"/>
-                <w:sz w:val="18"/>
-                <w:szCs w:val="18"/>
-              </w:rPr>
-              <w:t xml:space="preserve">6. Verbatim closing statement: 'So the stool does not topple just because the jerrycan is heavy. It topples because the jerrycan is FAR from the pivot — the supporting leg — so the moment is LARGE. This is our first answer to the driving question. Write it in your book as EVIDENCE STATEMENT 1.'</w:t>
-            </w:r>
-          </w:p>
-        </w:tc>
-        <w:tc>
-          <w:tcPr>
-            <w:tcW w:type="dxa" w:w="3040"/>
-            <w:shd w:fill="FFFFFF" w:color="auto" w:val="clear"/>
-            <w:tcMar>
-              <w:top w:type="dxa" w:w="60"/>
-              <w:left w:type="dxa" w:w="120"/>
-              <w:bottom w:type="dxa" w:w="60"/>
-              <w:right w:type="dxa" w:w="120"/>
-            </w:tcMar>
-            <w:vAlign w:val="top"/>
-          </w:tcPr>
-          <w:p>
-            <w:pPr>
-              <w:spacing w:after="40" w:before="0"/>
-              <w:jc w:val="left"/>
-            </w:pPr>
-            <w:r>
-              <w:rPr>
-                <w:rFonts w:ascii="Arial" w:cs="Arial" w:eastAsia="Arial" w:hAnsi="Arial"/>
-                <w:b w:val="false"/>
-                <w:bCs w:val="false"/>
-                <w:i w:val="false"/>
-                <w:iCs w:val="false"/>
-                <w:color w:val="000000"/>
-                <w:sz w:val="18"/>
-                <w:szCs w:val="18"/>
-              </w:rPr>
-              <w:t xml:space="preserve">Strategy: GUIDED DERIVATION WITH PHENOMENON ANCHORING. Rather than presenting M = F × d as a received formula, the teacher constructs it from the students' own experimental data, making the formula feel discovered rather than imposed. Each worked example uses a Kenyan context (mkokoteni cart, school gate) so the formula immediately feels applicable rather than abstract. The explicit 'EVIDENCE STATEMENT 1' step creates a written knowledge artifact that students will build on in each subsequent lesson — directly connecting new knowledge to the anchoring phenomenon.</w:t>
-            </w:r>
-          </w:p>
-        </w:tc>
-        <w:tc>
-          <w:tcPr>
-            <w:tcW w:type="dxa" w:w="3040"/>
-            <w:shd w:fill="F2F2F2" w:color="auto" w:val="clear"/>
-            <w:tcMar>
-              <w:top w:type="dxa" w:w="60"/>
-              <w:left w:type="dxa" w:w="120"/>
-              <w:bottom w:type="dxa" w:w="60"/>
-              <w:right w:type="dxa" w:w="120"/>
-            </w:tcMar>
-            <w:vAlign w:val="top"/>
-          </w:tcPr>
-          <w:p>
-            <w:pPr>
-              <w:spacing w:after="40" w:before="0"/>
-              <w:jc w:val="left"/>
-            </w:pPr>
-            <w:r>
-              <w:rPr>
-                <w:rFonts w:ascii="Arial" w:cs="Arial" w:eastAsia="Arial" w:hAnsi="Arial"/>
-                <w:b w:val="false"/>
-                <w:bCs w:val="false"/>
-                <w:i w:val="false"/>
-                <w:iCs w:val="false"/>
-                <w:color w:val="000000"/>
-                <w:sz w:val="18"/>
-                <w:szCs w:val="18"/>
-              </w:rPr>
-              <w:t xml:space="preserve">OBSERVABLE INDICATOR 1: During solo work on Example (b), circulate and check that students are (i) converting cm to m, (ii) multiplying F × d (not adding), and (iii) writing the unit N·m. A common error is using cm instead of m — address this publicly: 'I am seeing some books with units of N·cm. Is that correct? What is the SI unit of distance?' [WAIT 10 seconds.]</w:t>
-            </w:r>
-          </w:p>
-          <w:p>
-            <w:pPr>
-              <w:spacing w:after="40" w:before="0"/>
-              <w:jc w:val="left"/>
-            </w:pPr>
-            <w:r>
-              <w:rPr>
-                <w:rFonts w:ascii="Arial" w:cs="Arial" w:eastAsia="Arial" w:hAnsi="Arial"/>
-                <w:b w:val="false"/>
-                <w:bCs w:val="false"/>
-                <w:i w:val="false"/>
-                <w:iCs w:val="false"/>
-                <w:color w:val="000000"/>
-                <w:sz w:val="18"/>
-                <w:szCs w:val="18"/>
-              </w:rPr>
-              <w:t xml:space="preserve">OBSERVABLE INDICATOR 2: The Jiko stool moment calculation should yield approximately 200 N × 0.35 m ≈ 70 N·m (depending on student estimates). Accept any reasonable estimate — the key formative check is whether students correctly identify 'd' as the distance from the jerrycan to the nearest supporting leg (the pivot), not the distance to the centre of the stool. If students use the wrong distance, prompt: 'Where does the stool pivot when it begins to topple? Which leg acts as the fulcrum?'</w:t>
-            </w:r>
-          </w:p>
-        </w:tc>
-      </w:tr>
-      <w:tr>
-        <w:tc>
-          <w:tcPr>
-            <w:tcW w:type="dxa" w:w="1520"/>
-            <w:shd w:fill="FCE4D6" w:color="auto" w:val="clear"/>
-            <w:tcMar>
-              <w:top w:type="dxa" w:w="60"/>
-              <w:left w:type="dxa" w:w="120"/>
-              <w:bottom w:type="dxa" w:w="60"/>
-              <w:right w:type="dxa" w:w="120"/>
-            </w:tcMar>
-            <w:vAlign w:val="top"/>
-          </w:tcPr>
-          <w:p>
-            <w:pPr>
-              <w:spacing w:after="40" w:before="0"/>
-              <w:jc w:val="left"/>
-            </w:pPr>
-            <w:r>
-              <w:rPr>
-                <w:rFonts w:ascii="Arial" w:cs="Arial" w:eastAsia="Arial" w:hAnsi="Arial"/>
-                <w:b/>
-                <w:bCs/>
-                <w:i w:val="false"/>
-                <w:iCs w:val="false"/>
-                <w:color w:val="000000"/>
-                <w:sz w:val="18"/>
-                <w:szCs w:val="18"/>
-              </w:rPr>
-              <w:t xml:space="preserve">Driving Question Board (DQB) Creation</w:t>
-            </w:r>
-          </w:p>
-          <w:p>
-            <w:pPr>
-              <w:spacing w:after="20" w:before="0"/>
-            </w:pPr>
-            <w:r>
-              <w:rPr>
-                <w:rFonts w:ascii="Arial" w:cs="Arial" w:eastAsia="Arial" w:hAnsi="Arial"/>
-                <w:b/>
-                <w:bCs/>
-                <w:color w:val="1F3864"/>
-                <w:sz w:val="16"/>
-                <w:szCs w:val="16"/>
-              </w:rPr>
-              <w:t xml:space="preserve">📹 VIDEO:</w:t>
-            </w:r>
-          </w:p>
-          <w:p>
-            <w:pPr>
-              <w:spacing w:after="20" w:before="0"/>
-            </w:pPr>
-            <w:hyperlink w:history="1" r:id="rIdh6chim3x2pln06g6ycfqi">
-              <w:r>
-                <w:rPr>
-                  <w:rFonts w:ascii="Arial" w:cs="Arial" w:eastAsia="Arial" w:hAnsi="Arial"/>
-                  <w:color w:val="2E75B6"/>
-                  <w:sz w:val="16"/>
-                  <w:szCs w:val="16"/>
-                  <w:u w:val="single" w:color="2E75B6"/>
-                </w:rPr>
-                <w:t xml:space="preserve">Finding torque for angled forces</w:t>
-              </w:r>
-            </w:hyperlink>
-          </w:p>
-          <w:p>
-            <w:pPr>
-              <w:spacing w:after="10" w:before="0"/>
-              <w:ind w:left="120"/>
-            </w:pPr>
-            <w:r>
-              <w:rPr>
-                <w:rFonts w:ascii="Arial" w:cs="Arial" w:eastAsia="Arial" w:hAnsi="Arial"/>
-                <w:color w:val="595959"/>
-                <w:sz w:val="14"/>
-                <w:szCs w:val="14"/>
-              </w:rPr>
-              <w:t xml:space="preserve">Source: Khan Academy (English - US curriculum)</w:t>
-            </w:r>
-          </w:p>
-          <w:p>
-            <w:pPr>
-              <w:spacing w:after="10" w:before="0"/>
-              <w:ind w:left="120"/>
-            </w:pPr>
-            <w:hyperlink w:history="1" r:id="rIdc7bzqujxzr9wljdtmccbk">
-              <w:r>
-                <w:rPr>
-                  <w:rFonts w:ascii="Arial" w:cs="Arial" w:eastAsia="Arial" w:hAnsi="Arial"/>
-                  <w:color w:val="595959"/>
-                  <w:sz w:val="14"/>
-                  <w:szCs w:val="14"/>
-                  <w:u w:val="single" w:color="595959"/>
-                </w:rPr>
-                <w:t xml:space="preserve">🔍 Search ARES for similar videos</w:t>
-              </w:r>
-            </w:hyperlink>
-          </w:p>
-          <w:p>
-            <w:pPr>
-              <w:spacing w:after="40" w:before="0"/>
-            </w:pPr>
-            <w:r>
-              <w:rPr>
-                <w:sz w:val="14"/>
-                <w:szCs w:val="14"/>
-              </w:rPr>
-              <w:t xml:space="preserve"/>
-            </w:r>
-          </w:p>
-          <w:p>
-            <w:pPr>
-              <w:spacing w:after="20" w:before="0"/>
-            </w:pPr>
-            <w:r>
-              <w:rPr>
-                <w:rFonts w:ascii="Arial" w:cs="Arial" w:eastAsia="Arial" w:hAnsi="Arial"/>
-                <w:b/>
-                <w:bCs/>
-                <w:color w:val="1F3864"/>
-                <w:sz w:val="16"/>
-                <w:szCs w:val="16"/>
-              </w:rPr>
-              <w:t xml:space="preserve">📖 HTML:</w:t>
-            </w:r>
-          </w:p>
-          <w:p>
-            <w:pPr>
-              <w:spacing w:after="20" w:before="0"/>
-            </w:pPr>
-            <w:hyperlink w:history="1" r:id="rIdt-4mkohhare6ordbpijno">
-              <w:r>
-                <w:rPr>
-                  <w:rFonts w:ascii="Arial" w:cs="Arial" w:eastAsia="Arial" w:hAnsi="Arial"/>
-                  <w:color w:val="2E75B6"/>
-                  <w:sz w:val="16"/>
-                  <w:szCs w:val="16"/>
-                  <w:u w:val="single" w:color="2E75B6"/>
-                </w:rPr>
-                <w:t xml:space="preserve">Torque (Flexbook)</w:t>
-              </w:r>
-            </w:hyperlink>
-          </w:p>
-          <w:p>
-            <w:pPr>
-              <w:spacing w:after="10" w:before="0"/>
-              <w:ind w:left="120"/>
-            </w:pPr>
-            <w:r>
-              <w:rPr>
-                <w:rFonts w:ascii="Arial" w:cs="Arial" w:eastAsia="Arial" w:hAnsi="Arial"/>
-                <w:color w:val="595959"/>
-                <w:sz w:val="14"/>
-                <w:szCs w:val="14"/>
-              </w:rPr>
-              <w:t xml:space="preserve">Source: CK-12</w:t>
-            </w:r>
-          </w:p>
-          <w:p>
-            <w:pPr>
-              <w:spacing w:after="10" w:before="0"/>
-              <w:ind w:left="120"/>
-            </w:pPr>
-            <w:hyperlink w:history="1" r:id="rIdbsufdocg-5bolqtwzznri">
-              <w:r>
-                <w:rPr>
-                  <w:rFonts w:ascii="Arial" w:cs="Arial" w:eastAsia="Arial" w:hAnsi="Arial"/>
-                  <w:color w:val="595959"/>
-                  <w:sz w:val="14"/>
-                  <w:szCs w:val="14"/>
-                  <w:u w:val="single" w:color="595959"/>
-                </w:rPr>
-                <w:t xml:space="preserve">🔍 Search ARES for similar readings</w:t>
-              </w:r>
-            </w:hyperlink>
-          </w:p>
-        </w:tc>
-        <w:tc>
-          <w:tcPr>
-            <w:tcW w:type="dxa" w:w="3040"/>
-            <w:shd w:fill="FFFFFF" w:color="auto" w:val="clear"/>
-            <w:tcMar>
-              <w:top w:type="dxa" w:w="60"/>
-              <w:left w:type="dxa" w:w="120"/>
-              <w:bottom w:type="dxa" w:w="60"/>
-              <w:right w:type="dxa" w:w="120"/>
-            </w:tcMar>
-            <w:vAlign w:val="top"/>
-          </w:tcPr>
-          <w:p>
-            <w:pPr>
-              <w:spacing w:after="40" w:before="0"/>
-              <w:jc w:val="left"/>
-            </w:pPr>
-            <w:r>
-              <w:rPr>
-                <w:rFonts w:ascii="Arial" w:cs="Arial" w:eastAsia="Arial" w:hAnsi="Arial"/>
-                <w:b w:val="false"/>
-                <w:bCs w:val="false"/>
-                <w:i w:val="false"/>
-                <w:iCs w:val="false"/>
-                <w:color w:val="000000"/>
-                <w:sz w:val="18"/>
-                <w:szCs w:val="18"/>
-              </w:rPr>
-              <w:t xml:space="preserve">Each student individually writes TWO sticky notes: one 'I NOTICE…' and one 'I WONDER…' based on today's lesson AND the anchoring phenomenon. They then read their partner's sticky notes, agree on the best one from each category, and post them on the class DQB under the columns: 'WHAT WE NOW KNOW' and 'QUESTIONS WE STILL HAVE.' The teacher reads aloud 4–5 posted wonders, clusters similar questions, and explicitly labels emerging sub-questions (e.g., 'Several of you are asking: what happens when there are TWO forces turning in OPPOSITE directions? That is what we will investigate in Lesson 3.'). The teacher also reviews any sticky notes from Lesson 1 that today's lesson has now answered, moving them from 'Questions We Have' to 'What We Now Know,' modelling that the DQB is a living record of growing understanding.</w:t>
-            </w:r>
-          </w:p>
-        </w:tc>
-        <w:tc>
-          <w:tcPr>
-            <w:tcW w:type="dxa" w:w="3040"/>
-            <w:shd w:fill="F2F2F2" w:color="auto" w:val="clear"/>
-            <w:tcMar>
-              <w:top w:type="dxa" w:w="60"/>
-              <w:left w:type="dxa" w:w="120"/>
-              <w:bottom w:type="dxa" w:w="60"/>
-              <w:right w:type="dxa" w:w="120"/>
-            </w:tcMar>
-            <w:vAlign w:val="top"/>
-          </w:tcPr>
-          <w:p>
-            <w:pPr>
-              <w:spacing w:after="40" w:before="0"/>
-              <w:jc w:val="left"/>
-            </w:pPr>
-            <w:r>
-              <w:rPr>
-                <w:rFonts w:ascii="Arial" w:cs="Arial" w:eastAsia="Arial" w:hAnsi="Arial"/>
-                <w:b w:val="false"/>
-                <w:bCs w:val="false"/>
-                <w:i w:val="false"/>
-                <w:iCs w:val="false"/>
-                <w:color w:val="000000"/>
-                <w:sz w:val="18"/>
-                <w:szCs w:val="18"/>
-              </w:rPr>
-              <w:t xml:space="preserve">1. Distribute two sticky notes per student. Say verbatim: 'You have 3 minutes — solo — to write one I NOTICE and one I WONDER. Your I NOTICE must use the word MOMENT. Your I WONDER must be a question you genuinely cannot yet answer.' [WAIT 3 minutes — no talking.]</w:t>
-            </w:r>
-          </w:p>
-          <w:p>
-            <w:pPr>
-              <w:spacing w:after="40" w:before="0"/>
-              <w:jc w:val="left"/>
-            </w:pPr>
-            <w:r>
-              <w:rPr>
-                <w:rFonts w:ascii="Arial" w:cs="Arial" w:eastAsia="Arial" w:hAnsi="Arial"/>
-                <w:b w:val="false"/>
-                <w:bCs w:val="false"/>
-                <w:i w:val="false"/>
-                <w:iCs w:val="false"/>
-                <w:color w:val="000000"/>
-                <w:sz w:val="18"/>
-                <w:szCs w:val="18"/>
-              </w:rPr>
-              <w:t xml:space="preserve">2. 'Share with your partner — choose the best one from each category — 1 minute.' [WAIT 1 minute.]</w:t>
-            </w:r>
-          </w:p>
-          <w:p>
-            <w:pPr>
-              <w:spacing w:after="40" w:before="0"/>
-              <w:jc w:val="left"/>
-            </w:pPr>
-            <w:r>
-              <w:rPr>
-                <w:rFonts w:ascii="Arial" w:cs="Arial" w:eastAsia="Arial" w:hAnsi="Arial"/>
-                <w:b w:val="false"/>
-                <w:bCs w:val="false"/>
-                <w:i w:val="false"/>
-                <w:iCs w:val="false"/>
-                <w:color w:val="000000"/>
-                <w:sz w:val="18"/>
-                <w:szCs w:val="18"/>
-              </w:rPr>
-              <w:t xml:space="preserve">3. 'Come post your chosen sticky notes.' [Allow 2 minutes for posting.]</w:t>
-            </w:r>
-          </w:p>
-          <w:p>
-            <w:pPr>
-              <w:spacing w:after="40" w:before="0"/>
-              <w:jc w:val="left"/>
-            </w:pPr>
-            <w:r>
-              <w:rPr>
-                <w:rFonts w:ascii="Arial" w:cs="Arial" w:eastAsia="Arial" w:hAnsi="Arial"/>
-                <w:b w:val="false"/>
-                <w:bCs w:val="false"/>
-                <w:i w:val="false"/>
-                <w:iCs w:val="false"/>
-                <w:color w:val="000000"/>
-                <w:sz w:val="18"/>
-                <w:szCs w:val="18"/>
-              </w:rPr>
-              <w:t xml:space="preserve">4. Read 4–5 wonders aloud. Say: 'I am seeing a cluster here — three groups are asking about what happens when forces pull in OPPOSITE directions. Excellent — that is exactly where we are heading.' Write the cluster label on the DQB.</w:t>
-            </w:r>
-          </w:p>
-          <w:p>
-            <w:pPr>
-              <w:spacing w:after="40" w:before="0"/>
-              <w:jc w:val="left"/>
-            </w:pPr>
-            <w:r>
-              <w:rPr>
-                <w:rFonts w:ascii="Arial" w:cs="Arial" w:eastAsia="Arial" w:hAnsi="Arial"/>
-                <w:b w:val="false"/>
-                <w:bCs w:val="false"/>
-                <w:i w:val="false"/>
-                <w:iCs w:val="false"/>
-                <w:color w:val="000000"/>
-                <w:sz w:val="18"/>
-                <w:szCs w:val="18"/>
-              </w:rPr>
-              <w:t xml:space="preserve">5. Move at least one Lesson 1 sticky note to 'What We Now Know.' Say verbatim: 'In Lesson 1, Aisha asked: does WHERE you place the weight matter? Today's formula gives us our answer — yes, and we can now CALCULATE exactly how much it matters. That question is answered. It moves here.'</w:t>
-            </w:r>
-          </w:p>
-        </w:tc>
-        <w:tc>
-          <w:tcPr>
-            <w:tcW w:type="dxa" w:w="3040"/>
-            <w:shd w:fill="FFFFFF" w:color="auto" w:val="clear"/>
-            <w:tcMar>
-              <w:top w:type="dxa" w:w="60"/>
-              <w:left w:type="dxa" w:w="120"/>
-              <w:bottom w:type="dxa" w:w="60"/>
-              <w:right w:type="dxa" w:w="120"/>
-            </w:tcMar>
-            <w:vAlign w:val="top"/>
-          </w:tcPr>
-          <w:p>
-            <w:pPr>
-              <w:spacing w:after="40" w:before="0"/>
-              <w:jc w:val="left"/>
-            </w:pPr>
-            <w:r>
-              <w:rPr>
-                <w:rFonts w:ascii="Arial" w:cs="Arial" w:eastAsia="Arial" w:hAnsi="Arial"/>
-                <w:b w:val="false"/>
-                <w:bCs w:val="false"/>
-                <w:i w:val="false"/>
-                <w:iCs w:val="false"/>
-                <w:color w:val="000000"/>
-                <w:sz w:val="18"/>
-                <w:szCs w:val="18"/>
-              </w:rPr>
-              <w:t xml:space="preserve">Strategy: DRIVING QUESTION BOARD CURATION. The DQB is not a decoration — it is a publicly visible epistemological record. By explicitly moving answered questions and labelling new clusters, the teacher models scientific knowledge-building as cumulative and self-correcting. Students see their own questions becoming the roadmap for future lessons, which increases ownership and motivation. The constraint ('Your I NOTICE must use the word MOMENT') ensures students encode the lesson's key term in their own language rather than copying a definition.</w:t>
-            </w:r>
-          </w:p>
-        </w:tc>
-        <w:tc>
-          <w:tcPr>
-            <w:tcW w:type="dxa" w:w="3040"/>
-            <w:shd w:fill="F2F2F2" w:color="auto" w:val="clear"/>
-            <w:tcMar>
-              <w:top w:type="dxa" w:w="60"/>
-              <w:left w:type="dxa" w:w="120"/>
-              <w:bottom w:type="dxa" w:w="60"/>
-              <w:right w:type="dxa" w:w="120"/>
-            </w:tcMar>
-            <w:vAlign w:val="top"/>
-          </w:tcPr>
-          <w:p>
-            <w:pPr>
-              <w:spacing w:after="40" w:before="0"/>
-              <w:jc w:val="left"/>
-            </w:pPr>
-            <w:r>
-              <w:rPr>
-                <w:rFonts w:ascii="Arial" w:cs="Arial" w:eastAsia="Arial" w:hAnsi="Arial"/>
-                <w:b w:val="false"/>
-                <w:bCs w:val="false"/>
-                <w:i w:val="false"/>
-                <w:iCs w:val="false"/>
-                <w:color w:val="000000"/>
-                <w:sz w:val="18"/>
-                <w:szCs w:val="18"/>
-              </w:rPr>
-              <w:t xml:space="preserve">OBSERVABLE INDICATOR: Scan all posted 'I NOTICE' sticky notes before clustering. Every note should reference 'moment' and 'distance' or 'pivot.' Notes that say only 'forces cause turning' (without the distance relationship) indicate that the M = F × d derivation did not fully land. The teacher makes a mental note of the authors of vague notices and will target them in the opening retrieval activity of Lesson 3. 'I WONDER' notes that ask 'what if two forces act at the same time?' or 'what if forces act in opposite directions?' signal readiness for the principle of moments (Lesson 3) — celebrate these publicly as 'great scientific questions.'</w:t>
-            </w:r>
-          </w:p>
-        </w:tc>
-      </w:tr>
-      <w:tr>
-        <w:tc>
-          <w:tcPr>
-            <w:tcW w:type="dxa" w:w="1520"/>
-            <w:shd w:fill="D5E8F0" w:color="auto" w:val="clear"/>
-            <w:tcMar>
-              <w:top w:type="dxa" w:w="60"/>
-              <w:left w:type="dxa" w:w="120"/>
-              <w:bottom w:type="dxa" w:w="60"/>
-              <w:right w:type="dxa" w:w="120"/>
-            </w:tcMar>
-            <w:vAlign w:val="top"/>
-          </w:tcPr>
-          <w:p>
-            <w:pPr>
-              <w:spacing w:after="40" w:before="0"/>
-              <w:jc w:val="left"/>
-            </w:pPr>
-            <w:r>
-              <w:rPr>
-                <w:rFonts w:ascii="Arial" w:cs="Arial" w:eastAsia="Arial" w:hAnsi="Arial"/>
-                <w:b/>
-                <w:bCs/>
-                <w:i w:val="false"/>
-                <w:iCs w:val="false"/>
-                <w:color w:val="000000"/>
-                <w:sz w:val="18"/>
-                <w:szCs w:val="18"/>
-              </w:rPr>
-              <w:t xml:space="preserve">Model Building Phase</w:t>
-            </w:r>
-          </w:p>
-          <w:p>
-            <w:pPr>
-              <w:spacing w:after="20" w:before="0"/>
-            </w:pPr>
-            <w:r>
-              <w:rPr>
-                <w:rFonts w:ascii="Arial" w:cs="Arial" w:eastAsia="Arial" w:hAnsi="Arial"/>
-                <w:b/>
-                <w:bCs/>
-                <w:color w:val="1F3864"/>
-                <w:sz w:val="16"/>
-                <w:szCs w:val="16"/>
-              </w:rPr>
-              <w:t xml:space="preserve">📹 VIDEO:</w:t>
-            </w:r>
-          </w:p>
-          <w:p>
-            <w:pPr>
-              <w:spacing w:after="20" w:before="0"/>
-            </w:pPr>
-            <w:hyperlink w:history="1" r:id="rIdjb4bbd9pezopq6ahohbag">
-              <w:r>
-                <w:rPr>
-                  <w:rFonts w:ascii="Arial" w:cs="Arial" w:eastAsia="Arial" w:hAnsi="Arial"/>
-                  <w:color w:val="2E75B6"/>
-                  <w:sz w:val="16"/>
-                  <w:szCs w:val="16"/>
-                  <w:u w:val="single" w:color="2E75B6"/>
-                </w:rPr>
-                <w:t xml:space="preserve">Finding torque for angled forces</w:t>
-              </w:r>
-            </w:hyperlink>
-          </w:p>
-          <w:p>
-            <w:pPr>
-              <w:spacing w:after="10" w:before="0"/>
-              <w:ind w:left="120"/>
-            </w:pPr>
-            <w:r>
-              <w:rPr>
-                <w:rFonts w:ascii="Arial" w:cs="Arial" w:eastAsia="Arial" w:hAnsi="Arial"/>
-                <w:color w:val="595959"/>
-                <w:sz w:val="14"/>
-                <w:szCs w:val="14"/>
-              </w:rPr>
-              <w:t xml:space="preserve">Source: Khan Academy (English - US curriculum)</w:t>
-            </w:r>
-          </w:p>
-          <w:p>
-            <w:pPr>
-              <w:spacing w:after="10" w:before="0"/>
-              <w:ind w:left="120"/>
-            </w:pPr>
-            <w:hyperlink w:history="1" r:id="rIduvf4r-7o61wzzleexhvkl">
-              <w:r>
-                <w:rPr>
-                  <w:rFonts w:ascii="Arial" w:cs="Arial" w:eastAsia="Arial" w:hAnsi="Arial"/>
-                  <w:color w:val="595959"/>
-                  <w:sz w:val="14"/>
-                  <w:szCs w:val="14"/>
-                  <w:u w:val="single" w:color="595959"/>
-                </w:rPr>
-                <w:t xml:space="preserve">🔍 Search ARES for similar videos</w:t>
-              </w:r>
-            </w:hyperlink>
-          </w:p>
-          <w:p>
-            <w:pPr>
-              <w:spacing w:after="40" w:before="0"/>
-            </w:pPr>
-            <w:r>
-              <w:rPr>
-                <w:sz w:val="14"/>
-                <w:szCs w:val="14"/>
-              </w:rPr>
-              <w:t xml:space="preserve"/>
-            </w:r>
-          </w:p>
-          <w:p>
-            <w:pPr>
-              <w:spacing w:after="20" w:before="0"/>
-            </w:pPr>
-            <w:r>
-              <w:rPr>
-                <w:rFonts w:ascii="Arial" w:cs="Arial" w:eastAsia="Arial" w:hAnsi="Arial"/>
-                <w:b/>
-                <w:bCs/>
-                <w:color w:val="1F3864"/>
-                <w:sz w:val="16"/>
-                <w:szCs w:val="16"/>
-              </w:rPr>
-              <w:t xml:space="preserve">📖 HTML:</w:t>
-            </w:r>
-          </w:p>
-          <w:p>
-            <w:pPr>
-              <w:spacing w:after="20" w:before="0"/>
-            </w:pPr>
-            <w:hyperlink w:history="1" r:id="rId8bv7bvcnlgzpl6xztawjt">
-              <w:r>
-                <w:rPr>
-                  <w:rFonts w:ascii="Arial" w:cs="Arial" w:eastAsia="Arial" w:hAnsi="Arial"/>
-                  <w:color w:val="2E75B6"/>
-                  <w:sz w:val="16"/>
-                  <w:szCs w:val="16"/>
-                  <w:u w:val="single" w:color="2E75B6"/>
-                </w:rPr>
-                <w:t xml:space="preserve">Torque (Flexbook)</w:t>
-              </w:r>
-            </w:hyperlink>
-          </w:p>
-          <w:p>
-            <w:pPr>
-              <w:spacing w:after="10" w:before="0"/>
-              <w:ind w:left="120"/>
-            </w:pPr>
-            <w:r>
-              <w:rPr>
-                <w:rFonts w:ascii="Arial" w:cs="Arial" w:eastAsia="Arial" w:hAnsi="Arial"/>
-                <w:color w:val="595959"/>
-                <w:sz w:val="14"/>
-                <w:szCs w:val="14"/>
-              </w:rPr>
-              <w:t xml:space="preserve">Source: CK-12</w:t>
-            </w:r>
-          </w:p>
-          <w:p>
-            <w:pPr>
-              <w:spacing w:after="10" w:before="0"/>
-              <w:ind w:left="120"/>
-            </w:pPr>
-            <w:hyperlink w:history="1" r:id="rIdpul2lvk6knjhls0joe3in">
+            <w:hyperlink w:history="1" r:id="rIdngi69jtsex5z09plhcvg7">
               <w:r>
                 <w:rPr>
                   <w:rFonts w:ascii="Arial" w:cs="Arial" w:eastAsia="Arial" w:hAnsi="Arial"/>
@@ -9998,7 +10062,7 @@
         </w:rPr>
         <w:t xml:space="preserve">© 2026 SeaVuria and ARES. Aligned with KICD objectives. Developed by SeaVuria; technical implementation by ARES (with AI assistance from Claude). Licensed under </w:t>
       </w:r>
-      <w:hyperlink w:history="1" r:id="rIdal6qh-lxisvp8j4yynqrs">
+      <w:hyperlink w:history="1" r:id="rIddejgz86_2wjhmskllkocr">
         <w:r>
           <w:rPr>
             <w:rFonts w:ascii="Arial" w:cs="Arial" w:eastAsia="Arial" w:hAnsi="Arial"/>
@@ -10019,7 +10083,7 @@
         </w:rPr>
         <w:t xml:space="preserve"> (</w:t>
       </w:r>
-      <w:hyperlink w:history="1" r:id="rIdelxiiyghxjc2uvfdxca6q">
+      <w:hyperlink w:history="1" r:id="rIdhu3gm8rvghj68xuayqmx-">
         <w:r>
           <w:rPr>
             <w:rFonts w:ascii="Arial" w:cs="Arial" w:eastAsia="Arial" w:hAnsi="Arial"/>
@@ -11049,7 +11113,7 @@
               <w:spacing w:after="10" w:before="0"/>
               <w:ind w:left="120"/>
             </w:pPr>
-            <w:hyperlink w:history="1" r:id="rId89itvmjm895u3kjzpciwo">
+            <w:hyperlink w:history="1" r:id="rIdlcw21y1fkxavcnkfd58rd">
               <w:r>
                 <w:rPr>
                   <w:rFonts w:ascii="Arial" w:cs="Arial" w:eastAsia="Arial" w:hAnsi="Arial"/>
@@ -11126,7 +11190,7 @@
               <w:spacing w:after="10" w:before="0"/>
               <w:ind w:left="120"/>
             </w:pPr>
-            <w:hyperlink w:history="1" r:id="rIdykdmuteblkivs4q7wobe5">
+            <w:hyperlink w:history="1" r:id="rIdms-73tbxgsxtndti3dh0w">
               <w:r>
                 <w:rPr>
                   <w:rFonts w:ascii="Arial" w:cs="Arial" w:eastAsia="Arial" w:hAnsi="Arial"/>
@@ -11353,7 +11417,7 @@
               <w:spacing w:after="10" w:before="0"/>
               <w:ind w:left="120"/>
             </w:pPr>
-            <w:hyperlink w:history="1" r:id="rIdbrkvvff8izpgrevmiwdql">
+            <w:hyperlink w:history="1" r:id="rIdrlmltuwkzeml_alsayebx">
               <w:r>
                 <w:rPr>
                   <w:rFonts w:ascii="Arial" w:cs="Arial" w:eastAsia="Arial" w:hAnsi="Arial"/>
@@ -11430,7 +11494,7 @@
               <w:spacing w:after="10" w:before="0"/>
               <w:ind w:left="120"/>
             </w:pPr>
-            <w:hyperlink w:history="1" r:id="rIdgb2edaf7hxex_ig9w4goo">
+            <w:hyperlink w:history="1" r:id="rIdo_2a33ifsndhncxmkab57">
               <w:r>
                 <w:rPr>
                   <w:rFonts w:ascii="Arial" w:cs="Arial" w:eastAsia="Arial" w:hAnsi="Arial"/>
@@ -11657,7 +11721,7 @@
               <w:spacing w:after="10" w:before="0"/>
               <w:ind w:left="120"/>
             </w:pPr>
-            <w:hyperlink w:history="1" r:id="rIdze7cteeflye5jef9lhubc">
+            <w:hyperlink w:history="1" r:id="rIddhjr8km8troigffe034uc">
               <w:r>
                 <w:rPr>
                   <w:rFonts w:ascii="Arial" w:cs="Arial" w:eastAsia="Arial" w:hAnsi="Arial"/>
@@ -11734,7 +11798,7 @@
               <w:spacing w:after="10" w:before="0"/>
               <w:ind w:left="120"/>
             </w:pPr>
-            <w:hyperlink w:history="1" r:id="rIdqk5dtnzxydys6zimxkmbw">
+            <w:hyperlink w:history="1" r:id="rIdjp00jnfmeer1z3eftbht3">
               <w:r>
                 <w:rPr>
                   <w:rFonts w:ascii="Arial" w:cs="Arial" w:eastAsia="Arial" w:hAnsi="Arial"/>
@@ -11961,7 +12025,7 @@
               <w:spacing w:after="10" w:before="0"/>
               <w:ind w:left="120"/>
             </w:pPr>
-            <w:hyperlink w:history="1" r:id="rIdmird06osu6veeocbu-ip3">
+            <w:hyperlink w:history="1" r:id="rIdtk0sqtbyn_unh3t9xv4ub">
               <w:r>
                 <w:rPr>
                   <w:rFonts w:ascii="Arial" w:cs="Arial" w:eastAsia="Arial" w:hAnsi="Arial"/>
@@ -12038,7 +12102,7 @@
               <w:spacing w:after="10" w:before="0"/>
               <w:ind w:left="120"/>
             </w:pPr>
-            <w:hyperlink w:history="1" r:id="rIdf74k0e7-ruvt6pvew2abl">
+            <w:hyperlink w:history="1" r:id="rIdqwttejuovnrlgewnji0bp">
               <w:r>
                 <w:rPr>
                   <w:rFonts w:ascii="Arial" w:cs="Arial" w:eastAsia="Arial" w:hAnsi="Arial"/>
@@ -12265,7 +12329,7 @@
               <w:spacing w:after="10" w:before="0"/>
               <w:ind w:left="120"/>
             </w:pPr>
-            <w:hyperlink w:history="1" r:id="rIdg7ujqur0uc4hncbmrrkdx">
+            <w:hyperlink w:history="1" r:id="rId0mkprv1ay5iqflhbscaot">
               <w:r>
                 <w:rPr>
                   <w:rFonts w:ascii="Arial" w:cs="Arial" w:eastAsia="Arial" w:hAnsi="Arial"/>
@@ -12342,7 +12406,7 @@
               <w:spacing w:after="10" w:before="0"/>
               <w:ind w:left="120"/>
             </w:pPr>
-            <w:hyperlink w:history="1" r:id="rIdkwodzjmyua2hazhf7i8uz">
+            <w:hyperlink w:history="1" r:id="rIdl81zpfklrwdzlfqk7uekv">
               <w:r>
                 <w:rPr>
                   <w:rFonts w:ascii="Arial" w:cs="Arial" w:eastAsia="Arial" w:hAnsi="Arial"/>
@@ -12869,7 +12933,7 @@
         </w:rPr>
         <w:t xml:space="preserve">© 2026 SeaVuria and ARES. Aligned with KICD objectives. Developed by SeaVuria; technical implementation by ARES (with AI assistance from Claude). Licensed under </w:t>
       </w:r>
-      <w:hyperlink w:history="1" r:id="rIdzgmfx09fcgftn2oifiufo">
+      <w:hyperlink w:history="1" r:id="rIdrgsyjcvenrvoqqtpsiajf">
         <w:r>
           <w:rPr>
             <w:rFonts w:ascii="Arial" w:cs="Arial" w:eastAsia="Arial" w:hAnsi="Arial"/>
@@ -12890,7 +12954,7 @@
         </w:rPr>
         <w:t xml:space="preserve"> (</w:t>
       </w:r>
-      <w:hyperlink w:history="1" r:id="rIdxbydy6bvc2yd1aj7espas">
+      <w:hyperlink w:history="1" r:id="rIdcnkaosjywbq23b4hwtlle">
         <w:r>
           <w:rPr>
             <w:rFonts w:ascii="Arial" w:cs="Arial" w:eastAsia="Arial" w:hAnsi="Arial"/>
@@ -13920,7 +13984,7 @@
               <w:spacing w:after="10" w:before="0"/>
               <w:ind w:left="120"/>
             </w:pPr>
-            <w:hyperlink w:history="1" r:id="rIdjnavigjdo6duftjznmkdz">
+            <w:hyperlink w:history="1" r:id="rIdnlxcyzthglmpmlyqmqx_v">
               <w:r>
                 <w:rPr>
                   <w:rFonts w:ascii="Arial" w:cs="Arial" w:eastAsia="Arial" w:hAnsi="Arial"/>
@@ -13997,7 +14061,7 @@
               <w:spacing w:after="10" w:before="0"/>
               <w:ind w:left="120"/>
             </w:pPr>
-            <w:hyperlink w:history="1" r:id="rIdi3cbsmd-kjh48bh-79qad">
+            <w:hyperlink w:history="1" r:id="rIdmxefc7_4u2bkwwrrxth3c">
               <w:r>
                 <w:rPr>
                   <w:rFonts w:ascii="Arial" w:cs="Arial" w:eastAsia="Arial" w:hAnsi="Arial"/>
@@ -14224,7 +14288,7 @@
               <w:spacing w:after="10" w:before="0"/>
               <w:ind w:left="120"/>
             </w:pPr>
-            <w:hyperlink w:history="1" r:id="rId4nkcscg1uwsk6gfjw3jf-">
+            <w:hyperlink w:history="1" r:id="rIdbtuc1hireed_qmsafnio2">
               <w:r>
                 <w:rPr>
                   <w:rFonts w:ascii="Arial" w:cs="Arial" w:eastAsia="Arial" w:hAnsi="Arial"/>
@@ -14301,7 +14365,7 @@
               <w:spacing w:after="10" w:before="0"/>
               <w:ind w:left="120"/>
             </w:pPr>
-            <w:hyperlink w:history="1" r:id="rIdg7mtubsdgrntzbwtve1h6">
+            <w:hyperlink w:history="1" r:id="rIdcyscmoyfmwmabofsvp8u-">
               <w:r>
                 <w:rPr>
                   <w:rFonts w:ascii="Arial" w:cs="Arial" w:eastAsia="Arial" w:hAnsi="Arial"/>
@@ -14528,7 +14592,7 @@
               <w:spacing w:after="10" w:before="0"/>
               <w:ind w:left="120"/>
             </w:pPr>
-            <w:hyperlink w:history="1" r:id="rIdm3nml5s1xlbvbssgntowg">
+            <w:hyperlink w:history="1" r:id="rIdko7hxiow9j2n-kggrtdia">
               <w:r>
                 <w:rPr>
                   <w:rFonts w:ascii="Arial" w:cs="Arial" w:eastAsia="Arial" w:hAnsi="Arial"/>
@@ -14605,7 +14669,7 @@
               <w:spacing w:after="10" w:before="0"/>
               <w:ind w:left="120"/>
             </w:pPr>
-            <w:hyperlink w:history="1" r:id="rIdu9xvj1zz7s3nlfong3ps-">
+            <w:hyperlink w:history="1" r:id="rIdjqhga9latdemuxhyx6uha">
               <w:r>
                 <w:rPr>
                   <w:rFonts w:ascii="Arial" w:cs="Arial" w:eastAsia="Arial" w:hAnsi="Arial"/>
@@ -14832,7 +14896,7 @@
               <w:spacing w:after="10" w:before="0"/>
               <w:ind w:left="120"/>
             </w:pPr>
-            <w:hyperlink w:history="1" r:id="rIdhkkyya_vzyizcqxfvr5ae">
+            <w:hyperlink w:history="1" r:id="rIdqhyvwygtml29macm9pov-">
               <w:r>
                 <w:rPr>
                   <w:rFonts w:ascii="Arial" w:cs="Arial" w:eastAsia="Arial" w:hAnsi="Arial"/>
@@ -14909,7 +14973,7 @@
               <w:spacing w:after="10" w:before="0"/>
               <w:ind w:left="120"/>
             </w:pPr>
-            <w:hyperlink w:history="1" r:id="rIdf8ust_cawxarowtnxeoqn">
+            <w:hyperlink w:history="1" r:id="rId4cnywwzeb3ck6g2bd963c">
               <w:r>
                 <w:rPr>
                   <w:rFonts w:ascii="Arial" w:cs="Arial" w:eastAsia="Arial" w:hAnsi="Arial"/>
@@ -15136,7 +15200,7 @@
               <w:spacing w:after="10" w:before="0"/>
               <w:ind w:left="120"/>
             </w:pPr>
-            <w:hyperlink w:history="1" r:id="rIdv5lfbaa0c6bdyiuuascq0">
+            <w:hyperlink w:history="1" r:id="rIdknuabmyud6dhoafdggb_l">
               <w:r>
                 <w:rPr>
                   <w:rFonts w:ascii="Arial" w:cs="Arial" w:eastAsia="Arial" w:hAnsi="Arial"/>
@@ -15213,7 +15277,7 @@
               <w:spacing w:after="10" w:before="0"/>
               <w:ind w:left="120"/>
             </w:pPr>
-            <w:hyperlink w:history="1" r:id="rIdflypxhndqekjxzfvihhfy">
+            <w:hyperlink w:history="1" r:id="rIdmiqq_nd9xrlbpcuqmaopd">
               <w:r>
                 <w:rPr>
                   <w:rFonts w:ascii="Arial" w:cs="Arial" w:eastAsia="Arial" w:hAnsi="Arial"/>
@@ -15740,7 +15804,7 @@
         </w:rPr>
         <w:t xml:space="preserve">© 2026 SeaVuria and ARES. Aligned with KICD objectives. Developed by SeaVuria; technical implementation by ARES (with AI assistance from Claude). Licensed under </w:t>
       </w:r>
-      <w:hyperlink w:history="1" r:id="rIddjtyrz2b365-aecputorq">
+      <w:hyperlink w:history="1" r:id="rIdnoir4js2paopp74g5shdc">
         <w:r>
           <w:rPr>
             <w:rFonts w:ascii="Arial" w:cs="Arial" w:eastAsia="Arial" w:hAnsi="Arial"/>
@@ -15761,7 +15825,7 @@
         </w:rPr>
         <w:t xml:space="preserve"> (</w:t>
       </w:r>
-      <w:hyperlink w:history="1" r:id="rIdo-mmfzj3hbbgunuri9cpy">
+      <w:hyperlink w:history="1" r:id="rId7cbqotbidydfuwte_2gkh">
         <w:r>
           <w:rPr>
             <w:rFonts w:ascii="Arial" w:cs="Arial" w:eastAsia="Arial" w:hAnsi="Arial"/>
@@ -16791,7 +16855,7 @@
               <w:spacing w:after="10" w:before="0"/>
               <w:ind w:left="120"/>
             </w:pPr>
-            <w:hyperlink w:history="1" r:id="rIdnckeibwv5-pc5gbmqmbat">
+            <w:hyperlink w:history="1" r:id="rIdl9bvaume0uamvdg7basuh">
               <w:r>
                 <w:rPr>
                   <w:rFonts w:ascii="Arial" w:cs="Arial" w:eastAsia="Arial" w:hAnsi="Arial"/>
@@ -16868,7 +16932,7 @@
               <w:spacing w:after="10" w:before="0"/>
               <w:ind w:left="120"/>
             </w:pPr>
-            <w:hyperlink w:history="1" r:id="rIdyj_vpwijmaclw1jq94gnj">
+            <w:hyperlink w:history="1" r:id="rIdh0h5ouacqoxrkvbto5wkc">
               <w:r>
                 <w:rPr>
                   <w:rFonts w:ascii="Arial" w:cs="Arial" w:eastAsia="Arial" w:hAnsi="Arial"/>
@@ -17095,7 +17159,7 @@
               <w:spacing w:after="10" w:before="0"/>
               <w:ind w:left="120"/>
             </w:pPr>
-            <w:hyperlink w:history="1" r:id="rIdl0m7yfmilxoy_ll-j9f4w">
+            <w:hyperlink w:history="1" r:id="rId-4vwj5tzbe3lqiq8dn-zh">
               <w:r>
                 <w:rPr>
                   <w:rFonts w:ascii="Arial" w:cs="Arial" w:eastAsia="Arial" w:hAnsi="Arial"/>
@@ -17172,7 +17236,7 @@
               <w:spacing w:after="10" w:before="0"/>
               <w:ind w:left="120"/>
             </w:pPr>
-            <w:hyperlink w:history="1" r:id="rId2fmzcxzophv8yajas7ptk">
+            <w:hyperlink w:history="1" r:id="rIdp6azkavt__qyb1fz0bd7t">
               <w:r>
                 <w:rPr>
                   <w:rFonts w:ascii="Arial" w:cs="Arial" w:eastAsia="Arial" w:hAnsi="Arial"/>
@@ -17399,7 +17463,7 @@
               <w:spacing w:after="10" w:before="0"/>
               <w:ind w:left="120"/>
             </w:pPr>
-            <w:hyperlink w:history="1" r:id="rIdbc3f8mvqoqzmd_yhfibai">
+            <w:hyperlink w:history="1" r:id="rIdgdtcfij_nanjmuh5lyfgv">
               <w:r>
                 <w:rPr>
                   <w:rFonts w:ascii="Arial" w:cs="Arial" w:eastAsia="Arial" w:hAnsi="Arial"/>
@@ -17476,7 +17540,7 @@
               <w:spacing w:after="10" w:before="0"/>
               <w:ind w:left="120"/>
             </w:pPr>
-            <w:hyperlink w:history="1" r:id="rIdws8lqyfxa8sts20msirzx">
+            <w:hyperlink w:history="1" r:id="rIds_rzrklbucfsxu_nkmqvr">
               <w:r>
                 <w:rPr>
                   <w:rFonts w:ascii="Arial" w:cs="Arial" w:eastAsia="Arial" w:hAnsi="Arial"/>
@@ -17703,7 +17767,7 @@
               <w:spacing w:after="10" w:before="0"/>
               <w:ind w:left="120"/>
             </w:pPr>
-            <w:hyperlink w:history="1" r:id="rIdddjuadp2opxia2va-u_xu">
+            <w:hyperlink w:history="1" r:id="rIdcrtbwf81x4o_42prh1gya">
               <w:r>
                 <w:rPr>
                   <w:rFonts w:ascii="Arial" w:cs="Arial" w:eastAsia="Arial" w:hAnsi="Arial"/>
@@ -17780,7 +17844,7 @@
               <w:spacing w:after="10" w:before="0"/>
               <w:ind w:left="120"/>
             </w:pPr>
-            <w:hyperlink w:history="1" r:id="rIdw1n7iaiwvo3z-meewcnsu">
+            <w:hyperlink w:history="1" r:id="rIda0_m-bicrstmebcn_mfnw">
               <w:r>
                 <w:rPr>
                   <w:rFonts w:ascii="Arial" w:cs="Arial" w:eastAsia="Arial" w:hAnsi="Arial"/>
@@ -18007,7 +18071,7 @@
               <w:spacing w:after="10" w:before="0"/>
               <w:ind w:left="120"/>
             </w:pPr>
-            <w:hyperlink w:history="1" r:id="rIdjvc7hvfnheohr2hk7u5vw">
+            <w:hyperlink w:history="1" r:id="rIdghr-i2kpbv1zjxabon365">
               <w:r>
                 <w:rPr>
                   <w:rFonts w:ascii="Arial" w:cs="Arial" w:eastAsia="Arial" w:hAnsi="Arial"/>
@@ -18084,7 +18148,7 @@
               <w:spacing w:after="10" w:before="0"/>
               <w:ind w:left="120"/>
             </w:pPr>
-            <w:hyperlink w:history="1" r:id="rIdautsckwyl2hija3dgmrvl">
+            <w:hyperlink w:history="1" r:id="rId0f_2r4hcicjiow0ysgyxp">
               <w:r>
                 <w:rPr>
                   <w:rFonts w:ascii="Arial" w:cs="Arial" w:eastAsia="Arial" w:hAnsi="Arial"/>
@@ -18611,7 +18675,7 @@
         </w:rPr>
         <w:t xml:space="preserve">© 2026 SeaVuria and ARES. Aligned with KICD objectives. Developed by SeaVuria; technical implementation by ARES (with AI assistance from Claude). Licensed under </w:t>
       </w:r>
-      <w:hyperlink w:history="1" r:id="rIdk5tmkbggecn_yriwyzngc">
+      <w:hyperlink w:history="1" r:id="rIdn4uezxiuktwapad4x0yfg">
         <w:r>
           <w:rPr>
             <w:rFonts w:ascii="Arial" w:cs="Arial" w:eastAsia="Arial" w:hAnsi="Arial"/>
@@ -18632,7 +18696,7 @@
         </w:rPr>
         <w:t xml:space="preserve"> (</w:t>
       </w:r>
-      <w:hyperlink w:history="1" r:id="rIdimybfjj1vbjsk0a7gbspx">
+      <w:hyperlink w:history="1" r:id="rIddsbwjidu56em5cbui-yy4">
         <w:r>
           <w:rPr>
             <w:rFonts w:ascii="Arial" w:cs="Arial" w:eastAsia="Arial" w:hAnsi="Arial"/>
@@ -19645,7 +19709,7 @@
             <w:pPr>
               <w:spacing w:after="20" w:before="0"/>
             </w:pPr>
-            <w:hyperlink w:history="1" r:id="rIdeqmksdxl9muxvrdpuqhtg">
+            <w:hyperlink w:history="1" r:id="rId1pg-qvy7nettssjzo2p8c">
               <w:r>
                 <w:rPr>
                   <w:rFonts w:ascii="Arial" w:cs="Arial" w:eastAsia="Arial" w:hAnsi="Arial"/>
@@ -19654,9 +19718,25 @@
                   <w:szCs w:val="16"/>
                   <w:u w:val="single" w:color="2E75B6"/>
                 </w:rPr>
-                <w:t xml:space="preserve">Finding torque for angled forces</w:t>
+                <w:t xml:space="preserve">Introduction to torque</w:t>
               </w:r>
             </w:hyperlink>
+          </w:p>
+          <w:p>
+            <w:pPr>
+              <w:spacing w:after="20" w:before="0"/>
+            </w:pPr>
+            <w:r>
+              <w:rPr>
+                <w:rFonts w:ascii="Arial" w:cs="Arial" w:eastAsia="Arial" w:hAnsi="Arial"/>
+                <w:i/>
+                <w:iCs/>
+                <w:color w:val="595959"/>
+                <w:sz w:val="16"/>
+                <w:szCs w:val="16"/>
+              </w:rPr>
+              <w:t xml:space="preserve">Related topic: not an exact match for this lesson.</w:t>
+            </w:r>
           </w:p>
           <w:p>
             <w:pPr>
@@ -19678,7 +19758,7 @@
               <w:spacing w:after="10" w:before="0"/>
               <w:ind w:left="120"/>
             </w:pPr>
-            <w:hyperlink w:history="1" r:id="rIdhhph5trwfydf9xexvoqdo">
+            <w:hyperlink w:history="1" r:id="rIdoxe59knytl9yyrr0rjgf6">
               <w:r>
                 <w:rPr>
                   <w:rFonts w:ascii="Arial" w:cs="Arial" w:eastAsia="Arial" w:hAnsi="Arial"/>
@@ -19723,7 +19803,7 @@
             <w:pPr>
               <w:spacing w:after="20" w:before="0"/>
             </w:pPr>
-            <w:hyperlink w:history="1" r:id="rIdoi-slljt5bvevrkk32hmy">
+            <w:hyperlink w:history="1" r:id="rIdxii2ctbtk1bbk4emx3z-t">
               <w:r>
                 <w:rPr>
                   <w:rFonts w:ascii="Arial" w:cs="Arial" w:eastAsia="Arial" w:hAnsi="Arial"/>
@@ -19738,6 +19818,22 @@
           </w:p>
           <w:p>
             <w:pPr>
+              <w:spacing w:after="20" w:before="0"/>
+            </w:pPr>
+            <w:r>
+              <w:rPr>
+                <w:rFonts w:ascii="Arial" w:cs="Arial" w:eastAsia="Arial" w:hAnsi="Arial"/>
+                <w:i/>
+                <w:iCs/>
+                <w:color w:val="595959"/>
+                <w:sz w:val="16"/>
+                <w:szCs w:val="16"/>
+              </w:rPr>
+              <w:t xml:space="preserve">Related topic: not an exact match for this lesson.</w:t>
+            </w:r>
+          </w:p>
+          <w:p>
+            <w:pPr>
               <w:spacing w:after="10" w:before="0"/>
               <w:ind w:left="120"/>
             </w:pPr>
@@ -19756,7 +19852,7 @@
               <w:spacing w:after="10" w:before="0"/>
               <w:ind w:left="120"/>
             </w:pPr>
-            <w:hyperlink w:history="1" r:id="rIduvtz5x1magcqfmsg4q9v8">
+            <w:hyperlink w:history="1" r:id="rIdfuqnrdz-rotgyhnoas1xs">
               <w:r>
                 <w:rPr>
                   <w:rFonts w:ascii="Arial" w:cs="Arial" w:eastAsia="Arial" w:hAnsi="Arial"/>
@@ -19951,7 +20047,7 @@
             <w:pPr>
               <w:spacing w:after="20" w:before="0"/>
             </w:pPr>
-            <w:hyperlink w:history="1" r:id="rIdo0f1-_2jgmczhr_csjuf7">
+            <w:hyperlink w:history="1" r:id="rIddbaq6jj1t3sp1gyrlpjhw">
               <w:r>
                 <w:rPr>
                   <w:rFonts w:ascii="Arial" w:cs="Arial" w:eastAsia="Arial" w:hAnsi="Arial"/>
@@ -19960,9 +20056,25 @@
                   <w:szCs w:val="16"/>
                   <w:u w:val="single" w:color="2E75B6"/>
                 </w:rPr>
-                <w:t xml:space="preserve">Finding torque for angled forces</w:t>
+                <w:t xml:space="preserve">Introduction to torque -dubbed(KY)</w:t>
               </w:r>
             </w:hyperlink>
+          </w:p>
+          <w:p>
+            <w:pPr>
+              <w:spacing w:after="20" w:before="0"/>
+            </w:pPr>
+            <w:r>
+              <w:rPr>
+                <w:rFonts w:ascii="Arial" w:cs="Arial" w:eastAsia="Arial" w:hAnsi="Arial"/>
+                <w:i/>
+                <w:iCs/>
+                <w:color w:val="595959"/>
+                <w:sz w:val="16"/>
+                <w:szCs w:val="16"/>
+              </w:rPr>
+              <w:t xml:space="preserve">Related topic: not an exact match for this lesson.</w:t>
+            </w:r>
           </w:p>
           <w:p>
             <w:pPr>
@@ -19976,7 +20088,7 @@
                 <w:sz w:val="14"/>
                 <w:szCs w:val="14"/>
               </w:rPr>
-              <w:t xml:space="preserve">Source: Khan Academy (English - US curriculum)</w:t>
+              <w:t xml:space="preserve">Source: Khan Academy (Kiswahili)</w:t>
             </w:r>
           </w:p>
           <w:p>
@@ -19984,7 +20096,7 @@
               <w:spacing w:after="10" w:before="0"/>
               <w:ind w:left="120"/>
             </w:pPr>
-            <w:hyperlink w:history="1" r:id="rIdoy4fhldei-klwcms56lf4">
+            <w:hyperlink w:history="1" r:id="rId9z4zjcuy5jzpekgfyxrck">
               <w:r>
                 <w:rPr>
                   <w:rFonts w:ascii="Arial" w:cs="Arial" w:eastAsia="Arial" w:hAnsi="Arial"/>
@@ -20029,7 +20141,7 @@
             <w:pPr>
               <w:spacing w:after="20" w:before="0"/>
             </w:pPr>
-            <w:hyperlink w:history="1" r:id="rId9zw286squbpfb_hgvcmhm">
+            <w:hyperlink w:history="1" r:id="rIdh5x1td8yb45xvser3z2zb">
               <w:r>
                 <w:rPr>
                   <w:rFonts w:ascii="Arial" w:cs="Arial" w:eastAsia="Arial" w:hAnsi="Arial"/>
@@ -20044,6 +20156,22 @@
           </w:p>
           <w:p>
             <w:pPr>
+              <w:spacing w:after="20" w:before="0"/>
+            </w:pPr>
+            <w:r>
+              <w:rPr>
+                <w:rFonts w:ascii="Arial" w:cs="Arial" w:eastAsia="Arial" w:hAnsi="Arial"/>
+                <w:i/>
+                <w:iCs/>
+                <w:color w:val="595959"/>
+                <w:sz w:val="16"/>
+                <w:szCs w:val="16"/>
+              </w:rPr>
+              <w:t xml:space="preserve">Related topic: not an exact match for this lesson.</w:t>
+            </w:r>
+          </w:p>
+          <w:p>
+            <w:pPr>
               <w:spacing w:after="10" w:before="0"/>
               <w:ind w:left="120"/>
             </w:pPr>
@@ -20062,7 +20190,7 @@
               <w:spacing w:after="10" w:before="0"/>
               <w:ind w:left="120"/>
             </w:pPr>
-            <w:hyperlink w:history="1" r:id="rIdbqwp3uvzb6xbpqc5wio7s">
+            <w:hyperlink w:history="1" r:id="rIdqw1n-kqhj7qwbzmyq9p0x">
               <w:r>
                 <w:rPr>
                   <w:rFonts w:ascii="Arial" w:cs="Arial" w:eastAsia="Arial" w:hAnsi="Arial"/>
@@ -20257,7 +20385,7 @@
             <w:pPr>
               <w:spacing w:after="20" w:before="0"/>
             </w:pPr>
-            <w:hyperlink w:history="1" r:id="rIdftqespl5m-mvtjop8blyj">
+            <w:hyperlink w:history="1" r:id="rId3edtsjw8k8evzkbxtvyoi">
               <w:r>
                 <w:rPr>
                   <w:rFonts w:ascii="Arial" w:cs="Arial" w:eastAsia="Arial" w:hAnsi="Arial"/>
@@ -20266,9 +20394,25 @@
                   <w:szCs w:val="16"/>
                   <w:u w:val="single" w:color="2E75B6"/>
                 </w:rPr>
-                <w:t xml:space="preserve">Finding torque for angled forces</w:t>
+                <w:t xml:space="preserve">Introduction to torque</w:t>
               </w:r>
             </w:hyperlink>
+          </w:p>
+          <w:p>
+            <w:pPr>
+              <w:spacing w:after="20" w:before="0"/>
+            </w:pPr>
+            <w:r>
+              <w:rPr>
+                <w:rFonts w:ascii="Arial" w:cs="Arial" w:eastAsia="Arial" w:hAnsi="Arial"/>
+                <w:i/>
+                <w:iCs/>
+                <w:color w:val="595959"/>
+                <w:sz w:val="16"/>
+                <w:szCs w:val="16"/>
+              </w:rPr>
+              <w:t xml:space="preserve">Related topic: not an exact match for this lesson.</w:t>
+            </w:r>
           </w:p>
           <w:p>
             <w:pPr>
@@ -20290,7 +20434,7 @@
               <w:spacing w:after="10" w:before="0"/>
               <w:ind w:left="120"/>
             </w:pPr>
-            <w:hyperlink w:history="1" r:id="rIdc4qwxrgc8v-cmjn8wd73b">
+            <w:hyperlink w:history="1" r:id="rId7r3tfpm0ptwvwlkuk01mo">
               <w:r>
                 <w:rPr>
                   <w:rFonts w:ascii="Arial" w:cs="Arial" w:eastAsia="Arial" w:hAnsi="Arial"/>
@@ -20335,7 +20479,7 @@
             <w:pPr>
               <w:spacing w:after="20" w:before="0"/>
             </w:pPr>
-            <w:hyperlink w:history="1" r:id="rIdjztnmhpkz76hhccwtkr2q">
+            <w:hyperlink w:history="1" r:id="rIde9wzjorniq702xz6mw2r5">
               <w:r>
                 <w:rPr>
                   <w:rFonts w:ascii="Arial" w:cs="Arial" w:eastAsia="Arial" w:hAnsi="Arial"/>
@@ -20350,6 +20494,22 @@
           </w:p>
           <w:p>
             <w:pPr>
+              <w:spacing w:after="20" w:before="0"/>
+            </w:pPr>
+            <w:r>
+              <w:rPr>
+                <w:rFonts w:ascii="Arial" w:cs="Arial" w:eastAsia="Arial" w:hAnsi="Arial"/>
+                <w:i/>
+                <w:iCs/>
+                <w:color w:val="595959"/>
+                <w:sz w:val="16"/>
+                <w:szCs w:val="16"/>
+              </w:rPr>
+              <w:t xml:space="preserve">Related topic: not an exact match for this lesson.</w:t>
+            </w:r>
+          </w:p>
+          <w:p>
+            <w:pPr>
               <w:spacing w:after="10" w:before="0"/>
               <w:ind w:left="120"/>
             </w:pPr>
@@ -20368,7 +20528,7 @@
               <w:spacing w:after="10" w:before="0"/>
               <w:ind w:left="120"/>
             </w:pPr>
-            <w:hyperlink w:history="1" r:id="rId6_heebuiqf5lrf3lk4p-l">
+            <w:hyperlink w:history="1" r:id="rIdlzhrjuukl7-ozfbxtkm9x">
               <w:r>
                 <w:rPr>
                   <w:rFonts w:ascii="Arial" w:cs="Arial" w:eastAsia="Arial" w:hAnsi="Arial"/>
@@ -20563,7 +20723,7 @@
             <w:pPr>
               <w:spacing w:after="20" w:before="0"/>
             </w:pPr>
-            <w:hyperlink w:history="1" r:id="rIdfznkmgsyitd2dk6xvzcc3">
+            <w:hyperlink w:history="1" r:id="rIdvrretxlk-z5qhwxwburwh">
               <w:r>
                 <w:rPr>
                   <w:rFonts w:ascii="Arial" w:cs="Arial" w:eastAsia="Arial" w:hAnsi="Arial"/>
@@ -20572,9 +20732,25 @@
                   <w:szCs w:val="16"/>
                   <w:u w:val="single" w:color="2E75B6"/>
                 </w:rPr>
-                <w:t xml:space="preserve">Finding torque for angled forces</w:t>
+                <w:t xml:space="preserve">Introduction to torque -dubbed(KY)</w:t>
               </w:r>
             </w:hyperlink>
+          </w:p>
+          <w:p>
+            <w:pPr>
+              <w:spacing w:after="20" w:before="0"/>
+            </w:pPr>
+            <w:r>
+              <w:rPr>
+                <w:rFonts w:ascii="Arial" w:cs="Arial" w:eastAsia="Arial" w:hAnsi="Arial"/>
+                <w:i/>
+                <w:iCs/>
+                <w:color w:val="595959"/>
+                <w:sz w:val="16"/>
+                <w:szCs w:val="16"/>
+              </w:rPr>
+              <w:t xml:space="preserve">Related topic: not an exact match for this lesson.</w:t>
+            </w:r>
           </w:p>
           <w:p>
             <w:pPr>
@@ -20588,7 +20764,7 @@
                 <w:sz w:val="14"/>
                 <w:szCs w:val="14"/>
               </w:rPr>
-              <w:t xml:space="preserve">Source: Khan Academy (English - US curriculum)</w:t>
+              <w:t xml:space="preserve">Source: Khan Academy (Kiswahili)</w:t>
             </w:r>
           </w:p>
           <w:p>
@@ -20596,7 +20772,7 @@
               <w:spacing w:after="10" w:before="0"/>
               <w:ind w:left="120"/>
             </w:pPr>
-            <w:hyperlink w:history="1" r:id="rId7pv6vwwqgxro2qi1ky4va">
+            <w:hyperlink w:history="1" r:id="rIdej7nqvavpt2t-rurigipu">
               <w:r>
                 <w:rPr>
                   <w:rFonts w:ascii="Arial" w:cs="Arial" w:eastAsia="Arial" w:hAnsi="Arial"/>
@@ -20641,7 +20817,7 @@
             <w:pPr>
               <w:spacing w:after="20" w:before="0"/>
             </w:pPr>
-            <w:hyperlink w:history="1" r:id="rIdp3ivi5lhflrl6evmzmclj">
+            <w:hyperlink w:history="1" r:id="rIdhdhvpnijkqh6ymfacznex">
               <w:r>
                 <w:rPr>
                   <w:rFonts w:ascii="Arial" w:cs="Arial" w:eastAsia="Arial" w:hAnsi="Arial"/>
@@ -20656,6 +20832,22 @@
           </w:p>
           <w:p>
             <w:pPr>
+              <w:spacing w:after="20" w:before="0"/>
+            </w:pPr>
+            <w:r>
+              <w:rPr>
+                <w:rFonts w:ascii="Arial" w:cs="Arial" w:eastAsia="Arial" w:hAnsi="Arial"/>
+                <w:i/>
+                <w:iCs/>
+                <w:color w:val="595959"/>
+                <w:sz w:val="16"/>
+                <w:szCs w:val="16"/>
+              </w:rPr>
+              <w:t xml:space="preserve">Related topic: not an exact match for this lesson.</w:t>
+            </w:r>
+          </w:p>
+          <w:p>
+            <w:pPr>
               <w:spacing w:after="10" w:before="0"/>
               <w:ind w:left="120"/>
             </w:pPr>
@@ -20674,7 +20866,7 @@
               <w:spacing w:after="10" w:before="0"/>
               <w:ind w:left="120"/>
             </w:pPr>
-            <w:hyperlink w:history="1" r:id="rIddhrfanciynilknazhpjnx">
+            <w:hyperlink w:history="1" r:id="rId5uxhdub2pe80pnpu19eq8">
               <w:r>
                 <w:rPr>
                   <w:rFonts w:ascii="Arial" w:cs="Arial" w:eastAsia="Arial" w:hAnsi="Arial"/>
@@ -20869,7 +21061,7 @@
             <w:pPr>
               <w:spacing w:after="20" w:before="0"/>
             </w:pPr>
-            <w:hyperlink w:history="1" r:id="rIdwzbub-cfcde8zxibu95cw">
+            <w:hyperlink w:history="1" r:id="rIdwqxfli9h4nyhvueyo2v0o">
               <w:r>
                 <w:rPr>
                   <w:rFonts w:ascii="Arial" w:cs="Arial" w:eastAsia="Arial" w:hAnsi="Arial"/>
@@ -20878,9 +21070,25 @@
                   <w:szCs w:val="16"/>
                   <w:u w:val="single" w:color="2E75B6"/>
                 </w:rPr>
-                <w:t xml:space="preserve">Finding torque for angled forces</w:t>
+                <w:t xml:space="preserve">Introduction to torque</w:t>
               </w:r>
             </w:hyperlink>
+          </w:p>
+          <w:p>
+            <w:pPr>
+              <w:spacing w:after="20" w:before="0"/>
+            </w:pPr>
+            <w:r>
+              <w:rPr>
+                <w:rFonts w:ascii="Arial" w:cs="Arial" w:eastAsia="Arial" w:hAnsi="Arial"/>
+                <w:i/>
+                <w:iCs/>
+                <w:color w:val="595959"/>
+                <w:sz w:val="16"/>
+                <w:szCs w:val="16"/>
+              </w:rPr>
+              <w:t xml:space="preserve">Related topic: not an exact match for this lesson.</w:t>
+            </w:r>
           </w:p>
           <w:p>
             <w:pPr>
@@ -20902,7 +21110,7 @@
               <w:spacing w:after="10" w:before="0"/>
               <w:ind w:left="120"/>
             </w:pPr>
-            <w:hyperlink w:history="1" r:id="rIdl7klacwzgmjaegqyas63b">
+            <w:hyperlink w:history="1" r:id="rIdgyu5jfxeaonyrp6aybky8">
               <w:r>
                 <w:rPr>
                   <w:rFonts w:ascii="Arial" w:cs="Arial" w:eastAsia="Arial" w:hAnsi="Arial"/>
@@ -20940,14 +21148,14 @@
                 <w:sz w:val="16"/>
                 <w:szCs w:val="16"/>
               </w:rPr>
-              <w:t xml:space="preserve">📖 HTML:</w:t>
+              <w:t xml:space="preserve">📖 EXERCISE:</w:t>
             </w:r>
           </w:p>
           <w:p>
             <w:pPr>
               <w:spacing w:after="20" w:before="0"/>
             </w:pPr>
-            <w:hyperlink w:history="1" r:id="rIdvkaw531jg9hbutxnnsbkz">
+            <w:hyperlink w:history="1" r:id="rIdcjnnr33j34i25y94dngpx">
               <w:r>
                 <w:rPr>
                   <w:rFonts w:ascii="Arial" w:cs="Arial" w:eastAsia="Arial" w:hAnsi="Arial"/>
@@ -20956,9 +21164,25 @@
                   <w:szCs w:val="16"/>
                   <w:u w:val="single" w:color="2E75B6"/>
                 </w:rPr>
-                <w:t xml:space="preserve">Torque (Flexbook)</w:t>
+                <w:t xml:space="preserve">Torque Practice</w:t>
               </w:r>
             </w:hyperlink>
+          </w:p>
+          <w:p>
+            <w:pPr>
+              <w:spacing w:after="20" w:before="0"/>
+            </w:pPr>
+            <w:r>
+              <w:rPr>
+                <w:rFonts w:ascii="Arial" w:cs="Arial" w:eastAsia="Arial" w:hAnsi="Arial"/>
+                <w:i/>
+                <w:iCs/>
+                <w:color w:val="595959"/>
+                <w:sz w:val="16"/>
+                <w:szCs w:val="16"/>
+              </w:rPr>
+              <w:t xml:space="preserve">Related topic: not an exact match for this lesson.</w:t>
+            </w:r>
           </w:p>
           <w:p>
             <w:pPr>
@@ -20980,7 +21204,7 @@
               <w:spacing w:after="10" w:before="0"/>
               <w:ind w:left="120"/>
             </w:pPr>
-            <w:hyperlink w:history="1" r:id="rIdf4giepfgctfhbjhlwb9bz">
+            <w:hyperlink w:history="1" r:id="rId6qwit46k5tvsnpzk6srxj">
               <w:r>
                 <w:rPr>
                   <w:rFonts w:ascii="Arial" w:cs="Arial" w:eastAsia="Arial" w:hAnsi="Arial"/>
@@ -21492,7 +21716,7 @@
         </w:rPr>
         <w:t xml:space="preserve">© 2026 SeaVuria and ARES. Aligned with KICD objectives. Developed by SeaVuria; technical implementation by ARES (with AI assistance from Claude). Licensed under </w:t>
       </w:r>
-      <w:hyperlink w:history="1" r:id="rIdejth_y7ljmwgsrkd_aw7u">
+      <w:hyperlink w:history="1" r:id="rIdjxgw0ky2hltmkik3wsi2s">
         <w:r>
           <w:rPr>
             <w:rFonts w:ascii="Arial" w:cs="Arial" w:eastAsia="Arial" w:hAnsi="Arial"/>
@@ -21513,7 +21737,7 @@
         </w:rPr>
         <w:t xml:space="preserve"> (</w:t>
       </w:r>
-      <w:hyperlink w:history="1" r:id="rIdfboi3rlxgzrjiqcgcyeq3">
+      <w:hyperlink w:history="1" r:id="rIdin3nrglzfjggh4zdgntjx">
         <w:r>
           <w:rPr>
             <w:rFonts w:ascii="Arial" w:cs="Arial" w:eastAsia="Arial" w:hAnsi="Arial"/>

--- a/data/outputs/v2/Physics/SS1.5_Moments_of_Equilibrium/Physics_Moments_of_Equilibrium_CBE_LessonSequence.docx
+++ b/data/outputs/v2/Physics/SS1.5_Moments_of_Equilibrium/Physics_Moments_of_Equilibrium_CBE_LessonSequence.docx
@@ -2478,7 +2478,7 @@
         </w:rPr>
         <w:t xml:space="preserve">© 2026 SeaVuria and ARES. This work is licensed under a </w:t>
       </w:r>
-      <w:hyperlink w:history="1" r:id="rIduyumqubmx1edr5ckysfya">
+      <w:hyperlink w:history="1" r:id="rIdrr65rvwydinmgjggl0g8n">
         <w:r>
           <w:rPr>
             <w:rFonts w:ascii="Arial" w:cs="Arial" w:eastAsia="Arial" w:hAnsi="Arial"/>
@@ -2498,7 +2498,7 @@
         </w:rPr>
         <w:t xml:space="preserve"> (</w:t>
       </w:r>
-      <w:hyperlink w:history="1" r:id="rIdwl-mmevcaqzs-mk_vekq-">
+      <w:hyperlink w:history="1" r:id="rId2e3qawhq0zrofunth9z_t">
         <w:r>
           <w:rPr>
             <w:rFonts w:ascii="Arial" w:cs="Arial" w:eastAsia="Arial" w:hAnsi="Arial"/>
@@ -2518,7 +2518,7 @@
         </w:rPr>
         <w:t xml:space="preserve">). To view a copy of this license, visit </w:t>
       </w:r>
-      <w:hyperlink w:history="1" r:id="rId_akgmv7hpqbvvhyrpg2q3">
+      <w:hyperlink w:history="1" r:id="rIdcfjgfphn2tgpedd0klzmx">
         <w:r>
           <w:rPr>
             <w:rFonts w:ascii="Arial" w:cs="Arial" w:eastAsia="Arial" w:hAnsi="Arial"/>
@@ -3530,7 +3530,7 @@
             <w:pPr>
               <w:spacing w:after="20" w:before="0"/>
             </w:pPr>
-            <w:hyperlink w:history="1" r:id="rIdf7fidzw3qbng5aw94zxna">
+            <w:hyperlink w:history="1" r:id="rIdgpqj-m0eb-h7pggmdechj">
               <w:r>
                 <w:rPr>
                   <w:rFonts w:ascii="Arial" w:cs="Arial" w:eastAsia="Arial" w:hAnsi="Arial"/>
@@ -3563,7 +3563,7 @@
               <w:spacing w:after="10" w:before="0"/>
               <w:ind w:left="120"/>
             </w:pPr>
-            <w:hyperlink w:history="1" r:id="rId8n61zkdqlpa780h7cs3u2">
+            <w:hyperlink w:history="1" r:id="rId2l9n4ndqaqrn-jy1fyrlg">
               <w:r>
                 <w:rPr>
                   <w:rFonts w:ascii="Arial" w:cs="Arial" w:eastAsia="Arial" w:hAnsi="Arial"/>
@@ -3608,7 +3608,7 @@
             <w:pPr>
               <w:spacing w:after="20" w:before="0"/>
             </w:pPr>
-            <w:hyperlink w:history="1" r:id="rId2de1vyajiivjq0eal_9jo">
+            <w:hyperlink w:history="1" r:id="rId_xrppfdxzwpyuuoefeyh1">
               <w:r>
                 <w:rPr>
                   <w:rFonts w:ascii="Arial" w:cs="Arial" w:eastAsia="Arial" w:hAnsi="Arial"/>
@@ -3641,7 +3641,7 @@
               <w:spacing w:after="10" w:before="0"/>
               <w:ind w:left="120"/>
             </w:pPr>
-            <w:hyperlink w:history="1" r:id="rIdocwkch5uocntgc_c3f7sc">
+            <w:hyperlink w:history="1" r:id="rIdrcj_sbo9ep4r5lqtyrwxy">
               <w:r>
                 <w:rPr>
                   <w:rFonts w:ascii="Arial" w:cs="Arial" w:eastAsia="Arial" w:hAnsi="Arial"/>
@@ -3990,7 +3990,7 @@
             <w:pPr>
               <w:spacing w:after="20" w:before="0"/>
             </w:pPr>
-            <w:hyperlink w:history="1" r:id="rId4yms668wdrrxytlpo21cq">
+            <w:hyperlink w:history="1" r:id="rIdicypftwidefyyavjnuwvn">
               <w:r>
                 <w:rPr>
                   <w:rFonts w:ascii="Arial" w:cs="Arial" w:eastAsia="Arial" w:hAnsi="Arial"/>
@@ -4023,7 +4023,7 @@
               <w:spacing w:after="10" w:before="0"/>
               <w:ind w:left="120"/>
             </w:pPr>
-            <w:hyperlink w:history="1" r:id="rIdydbffsod5dmclr96yi2ez">
+            <w:hyperlink w:history="1" r:id="rId-24azg6jf1xc88egfaocy">
               <w:r>
                 <w:rPr>
                   <w:rFonts w:ascii="Arial" w:cs="Arial" w:eastAsia="Arial" w:hAnsi="Arial"/>
@@ -4068,7 +4068,7 @@
             <w:pPr>
               <w:spacing w:after="20" w:before="0"/>
             </w:pPr>
-            <w:hyperlink w:history="1" r:id="rIdqwbmngej9pizom0umbaoy">
+            <w:hyperlink w:history="1" r:id="rIdf_u_lqkea4tp2l2cgvc5f">
               <w:r>
                 <w:rPr>
                   <w:rFonts w:ascii="Arial" w:cs="Arial" w:eastAsia="Arial" w:hAnsi="Arial"/>
@@ -4101,7 +4101,7 @@
               <w:spacing w:after="10" w:before="0"/>
               <w:ind w:left="120"/>
             </w:pPr>
-            <w:hyperlink w:history="1" r:id="rIdnour8pmy2m4eadhchmixq">
+            <w:hyperlink w:history="1" r:id="rIdk-ttkmakc0atyeyc8t2kz">
               <w:r>
                 <w:rPr>
                   <w:rFonts w:ascii="Arial" w:cs="Arial" w:eastAsia="Arial" w:hAnsi="Arial"/>
@@ -4603,7 +4603,7 @@
             <w:pPr>
               <w:spacing w:after="20" w:before="0"/>
             </w:pPr>
-            <w:hyperlink w:history="1" r:id="rId-0jtsw2sqyfyz-m3ikabi">
+            <w:hyperlink w:history="1" r:id="rIdhecferw4yigamh6lbifxa">
               <w:r>
                 <w:rPr>
                   <w:rFonts w:ascii="Arial" w:cs="Arial" w:eastAsia="Arial" w:hAnsi="Arial"/>
@@ -4636,7 +4636,7 @@
               <w:spacing w:after="10" w:before="0"/>
               <w:ind w:left="120"/>
             </w:pPr>
-            <w:hyperlink w:history="1" r:id="rIdzri2_xm5jpcthlwlh43vt">
+            <w:hyperlink w:history="1" r:id="rIdl6yrjcsl1bs0jgve7qmyu">
               <w:r>
                 <w:rPr>
                   <w:rFonts w:ascii="Arial" w:cs="Arial" w:eastAsia="Arial" w:hAnsi="Arial"/>
@@ -4681,7 +4681,7 @@
             <w:pPr>
               <w:spacing w:after="20" w:before="0"/>
             </w:pPr>
-            <w:hyperlink w:history="1" r:id="rIdd0cgnpqw1vleo9exes6of">
+            <w:hyperlink w:history="1" r:id="rIdwt8fgwjoyxrjkl40ihje4">
               <w:r>
                 <w:rPr>
                   <w:rFonts w:ascii="Arial" w:cs="Arial" w:eastAsia="Arial" w:hAnsi="Arial"/>
@@ -4714,7 +4714,7 @@
               <w:spacing w:after="10" w:before="0"/>
               <w:ind w:left="120"/>
             </w:pPr>
-            <w:hyperlink w:history="1" r:id="rId2hozrt2q0krqg0dqh54tw">
+            <w:hyperlink w:history="1" r:id="rId4y182mexght34u6jhoqe1">
               <w:r>
                 <w:rPr>
                   <w:rFonts w:ascii="Arial" w:cs="Arial" w:eastAsia="Arial" w:hAnsi="Arial"/>
@@ -5312,7 +5312,7 @@
             <w:pPr>
               <w:spacing w:after="20" w:before="0"/>
             </w:pPr>
-            <w:hyperlink w:history="1" r:id="rIdw7le46lyeuulgunaahkdl">
+            <w:hyperlink w:history="1" r:id="rIdmtmzqlbxe7_lkl1krdvrl">
               <w:r>
                 <w:rPr>
                   <w:rFonts w:ascii="Arial" w:cs="Arial" w:eastAsia="Arial" w:hAnsi="Arial"/>
@@ -5345,7 +5345,7 @@
               <w:spacing w:after="10" w:before="0"/>
               <w:ind w:left="120"/>
             </w:pPr>
-            <w:hyperlink w:history="1" r:id="rIdsnptu0y8aiqbj3o501qzw">
+            <w:hyperlink w:history="1" r:id="rIdipbwndq9x5c72em4qm-an">
               <w:r>
                 <w:rPr>
                   <w:rFonts w:ascii="Arial" w:cs="Arial" w:eastAsia="Arial" w:hAnsi="Arial"/>
@@ -5390,7 +5390,7 @@
             <w:pPr>
               <w:spacing w:after="20" w:before="0"/>
             </w:pPr>
-            <w:hyperlink w:history="1" r:id="rIdi62t_cef6lxmxdclgkenu">
+            <w:hyperlink w:history="1" r:id="rIdfk0e61k-k72lsxn1uaaka">
               <w:r>
                 <w:rPr>
                   <w:rFonts w:ascii="Arial" w:cs="Arial" w:eastAsia="Arial" w:hAnsi="Arial"/>
@@ -5423,7 +5423,7 @@
               <w:spacing w:after="10" w:before="0"/>
               <w:ind w:left="120"/>
             </w:pPr>
-            <w:hyperlink w:history="1" r:id="rIdltfa4sma3greo2ut6dnqo">
+            <w:hyperlink w:history="1" r:id="rIdlnpf6vi8zpcg9evrjrvjc">
               <w:r>
                 <w:rPr>
                   <w:rFonts w:ascii="Arial" w:cs="Arial" w:eastAsia="Arial" w:hAnsi="Arial"/>
@@ -5753,7 +5753,7 @@
             <w:pPr>
               <w:spacing w:after="20" w:before="0"/>
             </w:pPr>
-            <w:hyperlink w:history="1" r:id="rIdobiqzetc18u4qbqbhnoyu">
+            <w:hyperlink w:history="1" r:id="rIdabfwjvd_akwckuj-wkst3">
               <w:r>
                 <w:rPr>
                   <w:rFonts w:ascii="Arial" w:cs="Arial" w:eastAsia="Arial" w:hAnsi="Arial"/>
@@ -5802,7 +5802,7 @@
               <w:spacing w:after="10" w:before="0"/>
               <w:ind w:left="120"/>
             </w:pPr>
-            <w:hyperlink w:history="1" r:id="rIdi6-i6s1cd36wdenwnmqp-">
+            <w:hyperlink w:history="1" r:id="rIdd2kvbm8wqvlte_onbq1kp">
               <w:r>
                 <w:rPr>
                   <w:rFonts w:ascii="Arial" w:cs="Arial" w:eastAsia="Arial" w:hAnsi="Arial"/>
@@ -5847,7 +5847,7 @@
             <w:pPr>
               <w:spacing w:after="20" w:before="0"/>
             </w:pPr>
-            <w:hyperlink w:history="1" r:id="rIdhajzfs51gfvesajxteizz">
+            <w:hyperlink w:history="1" r:id="rIdjlaepedkptypd9ugpsyuj">
               <w:r>
                 <w:rPr>
                   <w:rFonts w:ascii="Arial" w:cs="Arial" w:eastAsia="Arial" w:hAnsi="Arial"/>
@@ -5896,7 +5896,7 @@
               <w:spacing w:after="10" w:before="0"/>
               <w:ind w:left="120"/>
             </w:pPr>
-            <w:hyperlink w:history="1" r:id="rIddx9i0iajqholzp308siwh">
+            <w:hyperlink w:history="1" r:id="rIdfw0xh6tglth_1nojboepr">
               <w:r>
                 <w:rPr>
                   <w:rFonts w:ascii="Arial" w:cs="Arial" w:eastAsia="Arial" w:hAnsi="Arial"/>
@@ -6750,7 +6750,7 @@
         </w:rPr>
         <w:t xml:space="preserve">© 2026 SeaVuria and ARES. Aligned with KICD objectives. Developed by SeaVuria; technical implementation by ARES (with AI assistance from Claude). Licensed under </w:t>
       </w:r>
-      <w:hyperlink w:history="1" r:id="rIdxedl488gap03ucn5gy_ut">
+      <w:hyperlink w:history="1" r:id="rIdnms9woad54bn_0rpsman4">
         <w:r>
           <w:rPr>
             <w:rFonts w:ascii="Arial" w:cs="Arial" w:eastAsia="Arial" w:hAnsi="Arial"/>
@@ -6771,7 +6771,7 @@
         </w:rPr>
         <w:t xml:space="preserve"> (</w:t>
       </w:r>
-      <w:hyperlink w:history="1" r:id="rId7j5txuaczm8g0b3vtjgq9">
+      <w:hyperlink w:history="1" r:id="rId7-og6gwvkar8bmmfxrti4">
         <w:r>
           <w:rPr>
             <w:rFonts w:ascii="Arial" w:cs="Arial" w:eastAsia="Arial" w:hAnsi="Arial"/>
@@ -7784,7 +7784,7 @@
             <w:pPr>
               <w:spacing w:after="20" w:before="0"/>
             </w:pPr>
-            <w:hyperlink w:history="1" r:id="rIdtmk9dmufknelktrel0psw">
+            <w:hyperlink w:history="1" r:id="rIdhnchjnoa4bwpnrupiy3in">
               <w:r>
                 <w:rPr>
                   <w:rFonts w:ascii="Arial" w:cs="Arial" w:eastAsia="Arial" w:hAnsi="Arial"/>
@@ -7817,7 +7817,7 @@
               <w:spacing w:after="10" w:before="0"/>
               <w:ind w:left="120"/>
             </w:pPr>
-            <w:hyperlink w:history="1" r:id="rIdazfbryh6zcxnj-avph_wi">
+            <w:hyperlink w:history="1" r:id="rIdw5fptmo-zelc8k_p5afur">
               <w:r>
                 <w:rPr>
                   <w:rFonts w:ascii="Arial" w:cs="Arial" w:eastAsia="Arial" w:hAnsi="Arial"/>
@@ -7862,7 +7862,7 @@
             <w:pPr>
               <w:spacing w:after="20" w:before="0"/>
             </w:pPr>
-            <w:hyperlink w:history="1" r:id="rIdjmw7g4n8cxdc5rshhxh9p">
+            <w:hyperlink w:history="1" r:id="rIdlltgczat1xfvpjeej4lmp">
               <w:r>
                 <w:rPr>
                   <w:rFonts w:ascii="Arial" w:cs="Arial" w:eastAsia="Arial" w:hAnsi="Arial"/>
@@ -7895,7 +7895,7 @@
               <w:spacing w:after="10" w:before="0"/>
               <w:ind w:left="120"/>
             </w:pPr>
-            <w:hyperlink w:history="1" r:id="rId34o5gc5yzjwxpovrugecl">
+            <w:hyperlink w:history="1" r:id="rIdybqi7y8tgv5vpxe1d0pcy">
               <w:r>
                 <w:rPr>
                   <w:rFonts w:ascii="Arial" w:cs="Arial" w:eastAsia="Arial" w:hAnsi="Arial"/>
@@ -8147,7 +8147,7 @@
             <w:pPr>
               <w:spacing w:after="20" w:before="0"/>
             </w:pPr>
-            <w:hyperlink w:history="1" r:id="rIduyxnnfyunq87aijn-hrgw">
+            <w:hyperlink w:history="1" r:id="rIdolb2wexovbw3fnaglvgxk">
               <w:r>
                 <w:rPr>
                   <w:rFonts w:ascii="Arial" w:cs="Arial" w:eastAsia="Arial" w:hAnsi="Arial"/>
@@ -8180,7 +8180,7 @@
               <w:spacing w:after="10" w:before="0"/>
               <w:ind w:left="120"/>
             </w:pPr>
-            <w:hyperlink w:history="1" r:id="rIdgzgiedeyhvys1z013p7as">
+            <w:hyperlink w:history="1" r:id="rIdfzy7wora_ooi7itizzpli">
               <w:r>
                 <w:rPr>
                   <w:rFonts w:ascii="Arial" w:cs="Arial" w:eastAsia="Arial" w:hAnsi="Arial"/>
@@ -8225,7 +8225,7 @@
             <w:pPr>
               <w:spacing w:after="20" w:before="0"/>
             </w:pPr>
-            <w:hyperlink w:history="1" r:id="rIdxdzsdfcbbmbn0sb4wbd_-">
+            <w:hyperlink w:history="1" r:id="rIdr7nndbi76cdmdk3nblbfo">
               <w:r>
                 <w:rPr>
                   <w:rFonts w:ascii="Arial" w:cs="Arial" w:eastAsia="Arial" w:hAnsi="Arial"/>
@@ -8258,7 +8258,7 @@
               <w:spacing w:after="10" w:before="0"/>
               <w:ind w:left="120"/>
             </w:pPr>
-            <w:hyperlink w:history="1" r:id="rIdojoxm_bw-rx-_02kmg14w">
+            <w:hyperlink w:history="1" r:id="rIdsytxacit6esd0o4gbaiob">
               <w:r>
                 <w:rPr>
                   <w:rFonts w:ascii="Arial" w:cs="Arial" w:eastAsia="Arial" w:hAnsi="Arial"/>
@@ -8529,7 +8529,7 @@
             <w:pPr>
               <w:spacing w:after="20" w:before="0"/>
             </w:pPr>
-            <w:hyperlink w:history="1" r:id="rIdzlgahrqixf91ce7d0oiym">
+            <w:hyperlink w:history="1" r:id="rIdr-gvlf5l05ejkamsrl5oc">
               <w:r>
                 <w:rPr>
                   <w:rFonts w:ascii="Arial" w:cs="Arial" w:eastAsia="Arial" w:hAnsi="Arial"/>
@@ -8562,7 +8562,7 @@
               <w:spacing w:after="10" w:before="0"/>
               <w:ind w:left="120"/>
             </w:pPr>
-            <w:hyperlink w:history="1" r:id="rIdyt_de7ebmisa_1v7nhm4x">
+            <w:hyperlink w:history="1" r:id="rIdkdesxcp7iligyjhn-mx_i">
               <w:r>
                 <w:rPr>
                   <w:rFonts w:ascii="Arial" w:cs="Arial" w:eastAsia="Arial" w:hAnsi="Arial"/>
@@ -8607,7 +8607,7 @@
             <w:pPr>
               <w:spacing w:after="20" w:before="0"/>
             </w:pPr>
-            <w:hyperlink w:history="1" r:id="rIdurqqqcpa8zkaedhe1sbyg">
+            <w:hyperlink w:history="1" r:id="rIddfu-iubu9kk2dqrxjbjbh">
               <w:r>
                 <w:rPr>
                   <w:rFonts w:ascii="Arial" w:cs="Arial" w:eastAsia="Arial" w:hAnsi="Arial"/>
@@ -8640,7 +8640,7 @@
               <w:spacing w:after="10" w:before="0"/>
               <w:ind w:left="120"/>
             </w:pPr>
-            <w:hyperlink w:history="1" r:id="rId3njmr8doxq6osfxhtxpuv">
+            <w:hyperlink w:history="1" r:id="rIdln0ijrlyia13rf2tsdpaf">
               <w:r>
                 <w:rPr>
                   <w:rFonts w:ascii="Arial" w:cs="Arial" w:eastAsia="Arial" w:hAnsi="Arial"/>
@@ -8949,7 +8949,7 @@
             <w:pPr>
               <w:spacing w:after="20" w:before="0"/>
             </w:pPr>
-            <w:hyperlink w:history="1" r:id="rIdzykuqyus-95mohdvm5xxt">
+            <w:hyperlink w:history="1" r:id="rIdg8vwggb9qcpdpgiyl4vzk">
               <w:r>
                 <w:rPr>
                   <w:rFonts w:ascii="Arial" w:cs="Arial" w:eastAsia="Arial" w:hAnsi="Arial"/>
@@ -8982,7 +8982,7 @@
               <w:spacing w:after="10" w:before="0"/>
               <w:ind w:left="120"/>
             </w:pPr>
-            <w:hyperlink w:history="1" r:id="rIdkgw2lwfdgqiyq4jft8n3c">
+            <w:hyperlink w:history="1" r:id="rIdss06wsxru591xtjxakuxl">
               <w:r>
                 <w:rPr>
                   <w:rFonts w:ascii="Arial" w:cs="Arial" w:eastAsia="Arial" w:hAnsi="Arial"/>
@@ -9027,7 +9027,7 @@
             <w:pPr>
               <w:spacing w:after="20" w:before="0"/>
             </w:pPr>
-            <w:hyperlink w:history="1" r:id="rIdu961s3exhnffpoearah-u">
+            <w:hyperlink w:history="1" r:id="rId99rirbknlfyzsvq7z4fxa">
               <w:r>
                 <w:rPr>
                   <w:rFonts w:ascii="Arial" w:cs="Arial" w:eastAsia="Arial" w:hAnsi="Arial"/>
@@ -9060,7 +9060,7 @@
               <w:spacing w:after="10" w:before="0"/>
               <w:ind w:left="120"/>
             </w:pPr>
-            <w:hyperlink w:history="1" r:id="rId8gsji9itjsngrtbgqr38l">
+            <w:hyperlink w:history="1" r:id="rIdqpfnrga-tkjx-evgyphth">
               <w:r>
                 <w:rPr>
                   <w:rFonts w:ascii="Arial" w:cs="Arial" w:eastAsia="Arial" w:hAnsi="Arial"/>
@@ -9331,7 +9331,7 @@
             <w:pPr>
               <w:spacing w:after="20" w:before="0"/>
             </w:pPr>
-            <w:hyperlink w:history="1" r:id="rId21oa7kwbepg2fftpmao0i">
+            <w:hyperlink w:history="1" r:id="rIddmfyxgsxkz9wwr3cxloli">
               <w:r>
                 <w:rPr>
                   <w:rFonts w:ascii="Arial" w:cs="Arial" w:eastAsia="Arial" w:hAnsi="Arial"/>
@@ -9380,7 +9380,7 @@
               <w:spacing w:after="10" w:before="0"/>
               <w:ind w:left="120"/>
             </w:pPr>
-            <w:hyperlink w:history="1" r:id="rIdu5szwqy7ot9shv0v_4h_4">
+            <w:hyperlink w:history="1" r:id="rIdd8-bkgrtuka2ayp0onizj">
               <w:r>
                 <w:rPr>
                   <w:rFonts w:ascii="Arial" w:cs="Arial" w:eastAsia="Arial" w:hAnsi="Arial"/>
@@ -9425,7 +9425,7 @@
             <w:pPr>
               <w:spacing w:after="20" w:before="0"/>
             </w:pPr>
-            <w:hyperlink w:history="1" r:id="rIdk4j7dfnnwqi1_2ywpgc-f">
+            <w:hyperlink w:history="1" r:id="rIdmz1qdrjcwr7d_vavuajhr">
               <w:r>
                 <w:rPr>
                   <w:rFonts w:ascii="Arial" w:cs="Arial" w:eastAsia="Arial" w:hAnsi="Arial"/>
@@ -9474,7 +9474,7 @@
               <w:spacing w:after="10" w:before="0"/>
               <w:ind w:left="120"/>
             </w:pPr>
-            <w:hyperlink w:history="1" r:id="rIdngi69jtsex5z09plhcvg7">
+            <w:hyperlink w:history="1" r:id="rIdoxymw3spdlcjp0yornn3z">
               <w:r>
                 <w:rPr>
                   <w:rFonts w:ascii="Arial" w:cs="Arial" w:eastAsia="Arial" w:hAnsi="Arial"/>
@@ -10062,7 +10062,7 @@
         </w:rPr>
         <w:t xml:space="preserve">© 2026 SeaVuria and ARES. Aligned with KICD objectives. Developed by SeaVuria; technical implementation by ARES (with AI assistance from Claude). Licensed under </w:t>
       </w:r>
-      <w:hyperlink w:history="1" r:id="rIddejgz86_2wjhmskllkocr">
+      <w:hyperlink w:history="1" r:id="rIdvi7acnneop9o4118ter87">
         <w:r>
           <w:rPr>
             <w:rFonts w:ascii="Arial" w:cs="Arial" w:eastAsia="Arial" w:hAnsi="Arial"/>
@@ -10083,7 +10083,7 @@
         </w:rPr>
         <w:t xml:space="preserve"> (</w:t>
       </w:r>
-      <w:hyperlink w:history="1" r:id="rIdhu3gm8rvghj68xuayqmx-">
+      <w:hyperlink w:history="1" r:id="rIdxnnjsilq9_6cyora9evaw">
         <w:r>
           <w:rPr>
             <w:rFonts w:ascii="Arial" w:cs="Arial" w:eastAsia="Arial" w:hAnsi="Arial"/>
@@ -11113,7 +11113,7 @@
               <w:spacing w:after="10" w:before="0"/>
               <w:ind w:left="120"/>
             </w:pPr>
-            <w:hyperlink w:history="1" r:id="rIdlcw21y1fkxavcnkfd58rd">
+            <w:hyperlink w:history="1" r:id="rIdbjpdptk0wmcloo0k_z6dw">
               <w:r>
                 <w:rPr>
                   <w:rFonts w:ascii="Arial" w:cs="Arial" w:eastAsia="Arial" w:hAnsi="Arial"/>
@@ -11190,7 +11190,7 @@
               <w:spacing w:after="10" w:before="0"/>
               <w:ind w:left="120"/>
             </w:pPr>
-            <w:hyperlink w:history="1" r:id="rIdms-73tbxgsxtndti3dh0w">
+            <w:hyperlink w:history="1" r:id="rIdpnw4huwxvr9tnp8pslxaf">
               <w:r>
                 <w:rPr>
                   <w:rFonts w:ascii="Arial" w:cs="Arial" w:eastAsia="Arial" w:hAnsi="Arial"/>
@@ -11417,7 +11417,7 @@
               <w:spacing w:after="10" w:before="0"/>
               <w:ind w:left="120"/>
             </w:pPr>
-            <w:hyperlink w:history="1" r:id="rIdrlmltuwkzeml_alsayebx">
+            <w:hyperlink w:history="1" r:id="rIdse6kt6tt14ouozobb4d6n">
               <w:r>
                 <w:rPr>
                   <w:rFonts w:ascii="Arial" w:cs="Arial" w:eastAsia="Arial" w:hAnsi="Arial"/>
@@ -11494,7 +11494,7 @@
               <w:spacing w:after="10" w:before="0"/>
               <w:ind w:left="120"/>
             </w:pPr>
-            <w:hyperlink w:history="1" r:id="rIdo_2a33ifsndhncxmkab57">
+            <w:hyperlink w:history="1" r:id="rIdri-jlsdkem79iqxneymhq">
               <w:r>
                 <w:rPr>
                   <w:rFonts w:ascii="Arial" w:cs="Arial" w:eastAsia="Arial" w:hAnsi="Arial"/>
@@ -11721,7 +11721,7 @@
               <w:spacing w:after="10" w:before="0"/>
               <w:ind w:left="120"/>
             </w:pPr>
-            <w:hyperlink w:history="1" r:id="rIddhjr8km8troigffe034uc">
+            <w:hyperlink w:history="1" r:id="rId-qkclpqtoco-xj0r07y62">
               <w:r>
                 <w:rPr>
                   <w:rFonts w:ascii="Arial" w:cs="Arial" w:eastAsia="Arial" w:hAnsi="Arial"/>
@@ -11798,7 +11798,7 @@
               <w:spacing w:after="10" w:before="0"/>
               <w:ind w:left="120"/>
             </w:pPr>
-            <w:hyperlink w:history="1" r:id="rIdjp00jnfmeer1z3eftbht3">
+            <w:hyperlink w:history="1" r:id="rIdtk5mbylje155h-pc5xvzj">
               <w:r>
                 <w:rPr>
                   <w:rFonts w:ascii="Arial" w:cs="Arial" w:eastAsia="Arial" w:hAnsi="Arial"/>
@@ -12025,7 +12025,7 @@
               <w:spacing w:after="10" w:before="0"/>
               <w:ind w:left="120"/>
             </w:pPr>
-            <w:hyperlink w:history="1" r:id="rIdtk0sqtbyn_unh3t9xv4ub">
+            <w:hyperlink w:history="1" r:id="rId3jwds6znxg2tbyzyhnw-d">
               <w:r>
                 <w:rPr>
                   <w:rFonts w:ascii="Arial" w:cs="Arial" w:eastAsia="Arial" w:hAnsi="Arial"/>
@@ -12102,7 +12102,7 @@
               <w:spacing w:after="10" w:before="0"/>
               <w:ind w:left="120"/>
             </w:pPr>
-            <w:hyperlink w:history="1" r:id="rIdqwttejuovnrlgewnji0bp">
+            <w:hyperlink w:history="1" r:id="rIdbjwfqcda35863ri5b_cj1">
               <w:r>
                 <w:rPr>
                   <w:rFonts w:ascii="Arial" w:cs="Arial" w:eastAsia="Arial" w:hAnsi="Arial"/>
@@ -12329,7 +12329,7 @@
               <w:spacing w:after="10" w:before="0"/>
               <w:ind w:left="120"/>
             </w:pPr>
-            <w:hyperlink w:history="1" r:id="rId0mkprv1ay5iqflhbscaot">
+            <w:hyperlink w:history="1" r:id="rIddrvl2thueq7-qnrxlahyj">
               <w:r>
                 <w:rPr>
                   <w:rFonts w:ascii="Arial" w:cs="Arial" w:eastAsia="Arial" w:hAnsi="Arial"/>
@@ -12406,7 +12406,7 @@
               <w:spacing w:after="10" w:before="0"/>
               <w:ind w:left="120"/>
             </w:pPr>
-            <w:hyperlink w:history="1" r:id="rIdl81zpfklrwdzlfqk7uekv">
+            <w:hyperlink w:history="1" r:id="rIdggbrgk58qdpcsno0z4i0y">
               <w:r>
                 <w:rPr>
                   <w:rFonts w:ascii="Arial" w:cs="Arial" w:eastAsia="Arial" w:hAnsi="Arial"/>
@@ -12933,7 +12933,7 @@
         </w:rPr>
         <w:t xml:space="preserve">© 2026 SeaVuria and ARES. Aligned with KICD objectives. Developed by SeaVuria; technical implementation by ARES (with AI assistance from Claude). Licensed under </w:t>
       </w:r>
-      <w:hyperlink w:history="1" r:id="rIdrgsyjcvenrvoqqtpsiajf">
+      <w:hyperlink w:history="1" r:id="rIdzest4rwjimseymxlcqoba">
         <w:r>
           <w:rPr>
             <w:rFonts w:ascii="Arial" w:cs="Arial" w:eastAsia="Arial" w:hAnsi="Arial"/>
@@ -12954,7 +12954,7 @@
         </w:rPr>
         <w:t xml:space="preserve"> (</w:t>
       </w:r>
-      <w:hyperlink w:history="1" r:id="rIdcnkaosjywbq23b4hwtlle">
+      <w:hyperlink w:history="1" r:id="rIdvz0b4roxv-lcldhwwnnc9">
         <w:r>
           <w:rPr>
             <w:rFonts w:ascii="Arial" w:cs="Arial" w:eastAsia="Arial" w:hAnsi="Arial"/>
@@ -13984,7 +13984,7 @@
               <w:spacing w:after="10" w:before="0"/>
               <w:ind w:left="120"/>
             </w:pPr>
-            <w:hyperlink w:history="1" r:id="rIdnlxcyzthglmpmlyqmqx_v">
+            <w:hyperlink w:history="1" r:id="rIdyaizh3_wylezubxbnn_xj">
               <w:r>
                 <w:rPr>
                   <w:rFonts w:ascii="Arial" w:cs="Arial" w:eastAsia="Arial" w:hAnsi="Arial"/>
@@ -14061,7 +14061,7 @@
               <w:spacing w:after="10" w:before="0"/>
               <w:ind w:left="120"/>
             </w:pPr>
-            <w:hyperlink w:history="1" r:id="rIdmxefc7_4u2bkwwrrxth3c">
+            <w:hyperlink w:history="1" r:id="rIdnc1hvqk4ronhhiv7pa0ca">
               <w:r>
                 <w:rPr>
                   <w:rFonts w:ascii="Arial" w:cs="Arial" w:eastAsia="Arial" w:hAnsi="Arial"/>
@@ -14288,7 +14288,7 @@
               <w:spacing w:after="10" w:before="0"/>
               <w:ind w:left="120"/>
             </w:pPr>
-            <w:hyperlink w:history="1" r:id="rIdbtuc1hireed_qmsafnio2">
+            <w:hyperlink w:history="1" r:id="rIdd965fyx4xuzqqg9izxcj9">
               <w:r>
                 <w:rPr>
                   <w:rFonts w:ascii="Arial" w:cs="Arial" w:eastAsia="Arial" w:hAnsi="Arial"/>
@@ -14365,7 +14365,7 @@
               <w:spacing w:after="10" w:before="0"/>
               <w:ind w:left="120"/>
             </w:pPr>
-            <w:hyperlink w:history="1" r:id="rIdcyscmoyfmwmabofsvp8u-">
+            <w:hyperlink w:history="1" r:id="rIdw6ldel55qqxfezrssnl-t">
               <w:r>
                 <w:rPr>
                   <w:rFonts w:ascii="Arial" w:cs="Arial" w:eastAsia="Arial" w:hAnsi="Arial"/>
@@ -14592,7 +14592,7 @@
               <w:spacing w:after="10" w:before="0"/>
               <w:ind w:left="120"/>
             </w:pPr>
-            <w:hyperlink w:history="1" r:id="rIdko7hxiow9j2n-kggrtdia">
+            <w:hyperlink w:history="1" r:id="rId8z4wugvoi_9aneeb-mena">
               <w:r>
                 <w:rPr>
                   <w:rFonts w:ascii="Arial" w:cs="Arial" w:eastAsia="Arial" w:hAnsi="Arial"/>
@@ -14669,7 +14669,7 @@
               <w:spacing w:after="10" w:before="0"/>
               <w:ind w:left="120"/>
             </w:pPr>
-            <w:hyperlink w:history="1" r:id="rIdjqhga9latdemuxhyx6uha">
+            <w:hyperlink w:history="1" r:id="rIdvyficm1lvdjur1r8lsh9i">
               <w:r>
                 <w:rPr>
                   <w:rFonts w:ascii="Arial" w:cs="Arial" w:eastAsia="Arial" w:hAnsi="Arial"/>
@@ -14896,7 +14896,7 @@
               <w:spacing w:after="10" w:before="0"/>
               <w:ind w:left="120"/>
             </w:pPr>
-            <w:hyperlink w:history="1" r:id="rIdqhyvwygtml29macm9pov-">
+            <w:hyperlink w:history="1" r:id="rId9ssa81fj-ngzghxjdtjbz">
               <w:r>
                 <w:rPr>
                   <w:rFonts w:ascii="Arial" w:cs="Arial" w:eastAsia="Arial" w:hAnsi="Arial"/>
@@ -14973,7 +14973,7 @@
               <w:spacing w:after="10" w:before="0"/>
               <w:ind w:left="120"/>
             </w:pPr>
-            <w:hyperlink w:history="1" r:id="rId4cnywwzeb3ck6g2bd963c">
+            <w:hyperlink w:history="1" r:id="rIdfypktsevqkkg9o9-lmght">
               <w:r>
                 <w:rPr>
                   <w:rFonts w:ascii="Arial" w:cs="Arial" w:eastAsia="Arial" w:hAnsi="Arial"/>
@@ -15200,7 +15200,7 @@
               <w:spacing w:after="10" w:before="0"/>
               <w:ind w:left="120"/>
             </w:pPr>
-            <w:hyperlink w:history="1" r:id="rIdknuabmyud6dhoafdggb_l">
+            <w:hyperlink w:history="1" r:id="rId3xqrno30lh7f6w4dlct4r">
               <w:r>
                 <w:rPr>
                   <w:rFonts w:ascii="Arial" w:cs="Arial" w:eastAsia="Arial" w:hAnsi="Arial"/>
@@ -15277,7 +15277,7 @@
               <w:spacing w:after="10" w:before="0"/>
               <w:ind w:left="120"/>
             </w:pPr>
-            <w:hyperlink w:history="1" r:id="rIdmiqq_nd9xrlbpcuqmaopd">
+            <w:hyperlink w:history="1" r:id="rId5tyrrzkp0orhmqw8cblas">
               <w:r>
                 <w:rPr>
                   <w:rFonts w:ascii="Arial" w:cs="Arial" w:eastAsia="Arial" w:hAnsi="Arial"/>
@@ -15804,7 +15804,7 @@
         </w:rPr>
         <w:t xml:space="preserve">© 2026 SeaVuria and ARES. Aligned with KICD objectives. Developed by SeaVuria; technical implementation by ARES (with AI assistance from Claude). Licensed under </w:t>
       </w:r>
-      <w:hyperlink w:history="1" r:id="rIdnoir4js2paopp74g5shdc">
+      <w:hyperlink w:history="1" r:id="rIdqjg71xcildt-uomhnedsf">
         <w:r>
           <w:rPr>
             <w:rFonts w:ascii="Arial" w:cs="Arial" w:eastAsia="Arial" w:hAnsi="Arial"/>
@@ -15825,7 +15825,7 @@
         </w:rPr>
         <w:t xml:space="preserve"> (</w:t>
       </w:r>
-      <w:hyperlink w:history="1" r:id="rId7cbqotbidydfuwte_2gkh">
+      <w:hyperlink w:history="1" r:id="rIducemxpnri8j2_m3foquxf">
         <w:r>
           <w:rPr>
             <w:rFonts w:ascii="Arial" w:cs="Arial" w:eastAsia="Arial" w:hAnsi="Arial"/>
@@ -16855,7 +16855,7 @@
               <w:spacing w:after="10" w:before="0"/>
               <w:ind w:left="120"/>
             </w:pPr>
-            <w:hyperlink w:history="1" r:id="rIdl9bvaume0uamvdg7basuh">
+            <w:hyperlink w:history="1" r:id="rIdewzkt1nflnpte6flhigsg">
               <w:r>
                 <w:rPr>
                   <w:rFonts w:ascii="Arial" w:cs="Arial" w:eastAsia="Arial" w:hAnsi="Arial"/>
@@ -16932,7 +16932,7 @@
               <w:spacing w:after="10" w:before="0"/>
               <w:ind w:left="120"/>
             </w:pPr>
-            <w:hyperlink w:history="1" r:id="rIdh0h5ouacqoxrkvbto5wkc">
+            <w:hyperlink w:history="1" r:id="rIdc8pxhdiuzia0tyrhmbhhf">
               <w:r>
                 <w:rPr>
                   <w:rFonts w:ascii="Arial" w:cs="Arial" w:eastAsia="Arial" w:hAnsi="Arial"/>
@@ -17159,7 +17159,7 @@
               <w:spacing w:after="10" w:before="0"/>
               <w:ind w:left="120"/>
             </w:pPr>
-            <w:hyperlink w:history="1" r:id="rId-4vwj5tzbe3lqiq8dn-zh">
+            <w:hyperlink w:history="1" r:id="rIds6z_hhrq3g-ujtxggeov-">
               <w:r>
                 <w:rPr>
                   <w:rFonts w:ascii="Arial" w:cs="Arial" w:eastAsia="Arial" w:hAnsi="Arial"/>
@@ -17236,7 +17236,7 @@
               <w:spacing w:after="10" w:before="0"/>
               <w:ind w:left="120"/>
             </w:pPr>
-            <w:hyperlink w:history="1" r:id="rIdp6azkavt__qyb1fz0bd7t">
+            <w:hyperlink w:history="1" r:id="rIdca6zov92r92wff33_lpgj">
               <w:r>
                 <w:rPr>
                   <w:rFonts w:ascii="Arial" w:cs="Arial" w:eastAsia="Arial" w:hAnsi="Arial"/>
@@ -17463,7 +17463,7 @@
               <w:spacing w:after="10" w:before="0"/>
               <w:ind w:left="120"/>
             </w:pPr>
-            <w:hyperlink w:history="1" r:id="rIdgdtcfij_nanjmuh5lyfgv">
+            <w:hyperlink w:history="1" r:id="rIdscgmqjaaahyhfzrcsg7rw">
               <w:r>
                 <w:rPr>
                   <w:rFonts w:ascii="Arial" w:cs="Arial" w:eastAsia="Arial" w:hAnsi="Arial"/>
@@ -17540,7 +17540,7 @@
               <w:spacing w:after="10" w:before="0"/>
               <w:ind w:left="120"/>
             </w:pPr>
-            <w:hyperlink w:history="1" r:id="rIds_rzrklbucfsxu_nkmqvr">
+            <w:hyperlink w:history="1" r:id="rIdeif4oucooivcqfly_r7-c">
               <w:r>
                 <w:rPr>
                   <w:rFonts w:ascii="Arial" w:cs="Arial" w:eastAsia="Arial" w:hAnsi="Arial"/>
@@ -17767,7 +17767,7 @@
               <w:spacing w:after="10" w:before="0"/>
               <w:ind w:left="120"/>
             </w:pPr>
-            <w:hyperlink w:history="1" r:id="rIdcrtbwf81x4o_42prh1gya">
+            <w:hyperlink w:history="1" r:id="rIdqeples8zyv9onz38406lh">
               <w:r>
                 <w:rPr>
                   <w:rFonts w:ascii="Arial" w:cs="Arial" w:eastAsia="Arial" w:hAnsi="Arial"/>
@@ -17844,7 +17844,7 @@
               <w:spacing w:after="10" w:before="0"/>
               <w:ind w:left="120"/>
             </w:pPr>
-            <w:hyperlink w:history="1" r:id="rIda0_m-bicrstmebcn_mfnw">
+            <w:hyperlink w:history="1" r:id="rIdzxwtnblu8ssg_edf0lgxi">
               <w:r>
                 <w:rPr>
                   <w:rFonts w:ascii="Arial" w:cs="Arial" w:eastAsia="Arial" w:hAnsi="Arial"/>
@@ -18071,7 +18071,7 @@
               <w:spacing w:after="10" w:before="0"/>
               <w:ind w:left="120"/>
             </w:pPr>
-            <w:hyperlink w:history="1" r:id="rIdghr-i2kpbv1zjxabon365">
+            <w:hyperlink w:history="1" r:id="rIdmrzmmvxwnsmm6xmhcyysu">
               <w:r>
                 <w:rPr>
                   <w:rFonts w:ascii="Arial" w:cs="Arial" w:eastAsia="Arial" w:hAnsi="Arial"/>
@@ -18148,7 +18148,7 @@
               <w:spacing w:after="10" w:before="0"/>
               <w:ind w:left="120"/>
             </w:pPr>
-            <w:hyperlink w:history="1" r:id="rId0f_2r4hcicjiow0ysgyxp">
+            <w:hyperlink w:history="1" r:id="rIdrjfc07-yrhfojhbdr5m4l">
               <w:r>
                 <w:rPr>
                   <w:rFonts w:ascii="Arial" w:cs="Arial" w:eastAsia="Arial" w:hAnsi="Arial"/>
@@ -18675,7 +18675,7 @@
         </w:rPr>
         <w:t xml:space="preserve">© 2026 SeaVuria and ARES. Aligned with KICD objectives. Developed by SeaVuria; technical implementation by ARES (with AI assistance from Claude). Licensed under </w:t>
       </w:r>
-      <w:hyperlink w:history="1" r:id="rIdn4uezxiuktwapad4x0yfg">
+      <w:hyperlink w:history="1" r:id="rIdj6trcfezvthjnjn8rglto">
         <w:r>
           <w:rPr>
             <w:rFonts w:ascii="Arial" w:cs="Arial" w:eastAsia="Arial" w:hAnsi="Arial"/>
@@ -18696,7 +18696,7 @@
         </w:rPr>
         <w:t xml:space="preserve"> (</w:t>
       </w:r>
-      <w:hyperlink w:history="1" r:id="rIddsbwjidu56em5cbui-yy4">
+      <w:hyperlink w:history="1" r:id="rIdalnnm47ozlcmm4z41grb5">
         <w:r>
           <w:rPr>
             <w:rFonts w:ascii="Arial" w:cs="Arial" w:eastAsia="Arial" w:hAnsi="Arial"/>
@@ -19709,7 +19709,7 @@
             <w:pPr>
               <w:spacing w:after="20" w:before="0"/>
             </w:pPr>
-            <w:hyperlink w:history="1" r:id="rId1pg-qvy7nettssjzo2p8c">
+            <w:hyperlink w:history="1" r:id="rIdck0qzacok11wl8ojexzit">
               <w:r>
                 <w:rPr>
                   <w:rFonts w:ascii="Arial" w:cs="Arial" w:eastAsia="Arial" w:hAnsi="Arial"/>
@@ -19758,7 +19758,7 @@
               <w:spacing w:after="10" w:before="0"/>
               <w:ind w:left="120"/>
             </w:pPr>
-            <w:hyperlink w:history="1" r:id="rIdoxe59knytl9yyrr0rjgf6">
+            <w:hyperlink w:history="1" r:id="rIdofi0s4uqkikhkijiqemu4">
               <w:r>
                 <w:rPr>
                   <w:rFonts w:ascii="Arial" w:cs="Arial" w:eastAsia="Arial" w:hAnsi="Arial"/>
@@ -19803,7 +19803,7 @@
             <w:pPr>
               <w:spacing w:after="20" w:before="0"/>
             </w:pPr>
-            <w:hyperlink w:history="1" r:id="rIdxii2ctbtk1bbk4emx3z-t">
+            <w:hyperlink w:history="1" r:id="rIdijmwilrfewa5nb8qbn8f4">
               <w:r>
                 <w:rPr>
                   <w:rFonts w:ascii="Arial" w:cs="Arial" w:eastAsia="Arial" w:hAnsi="Arial"/>
@@ -19852,7 +19852,7 @@
               <w:spacing w:after="10" w:before="0"/>
               <w:ind w:left="120"/>
             </w:pPr>
-            <w:hyperlink w:history="1" r:id="rIdfuqnrdz-rotgyhnoas1xs">
+            <w:hyperlink w:history="1" r:id="rId1fdneuc89xqjfb0wbtjne">
               <w:r>
                 <w:rPr>
                   <w:rFonts w:ascii="Arial" w:cs="Arial" w:eastAsia="Arial" w:hAnsi="Arial"/>
@@ -20047,7 +20047,7 @@
             <w:pPr>
               <w:spacing w:after="20" w:before="0"/>
             </w:pPr>
-            <w:hyperlink w:history="1" r:id="rIddbaq6jj1t3sp1gyrlpjhw">
+            <w:hyperlink w:history="1" r:id="rId6_rwdsmzgwnkgma4-zqdb">
               <w:r>
                 <w:rPr>
                   <w:rFonts w:ascii="Arial" w:cs="Arial" w:eastAsia="Arial" w:hAnsi="Arial"/>
@@ -20096,7 +20096,7 @@
               <w:spacing w:after="10" w:before="0"/>
               <w:ind w:left="120"/>
             </w:pPr>
-            <w:hyperlink w:history="1" r:id="rId9z4zjcuy5jzpekgfyxrck">
+            <w:hyperlink w:history="1" r:id="rIdmj1yx7dgmmcy8y0hk5jip">
               <w:r>
                 <w:rPr>
                   <w:rFonts w:ascii="Arial" w:cs="Arial" w:eastAsia="Arial" w:hAnsi="Arial"/>
@@ -20141,7 +20141,7 @@
             <w:pPr>
               <w:spacing w:after="20" w:before="0"/>
             </w:pPr>
-            <w:hyperlink w:history="1" r:id="rIdh5x1td8yb45xvser3z2zb">
+            <w:hyperlink w:history="1" r:id="rIdjzw0-zpkzeijiesxtbkgn">
               <w:r>
                 <w:rPr>
                   <w:rFonts w:ascii="Arial" w:cs="Arial" w:eastAsia="Arial" w:hAnsi="Arial"/>
@@ -20190,7 +20190,7 @@
               <w:spacing w:after="10" w:before="0"/>
               <w:ind w:left="120"/>
             </w:pPr>
-            <w:hyperlink w:history="1" r:id="rIdqw1n-kqhj7qwbzmyq9p0x">
+            <w:hyperlink w:history="1" r:id="rIdnhqxa_8ivv_tdu9_aurx9">
               <w:r>
                 <w:rPr>
                   <w:rFonts w:ascii="Arial" w:cs="Arial" w:eastAsia="Arial" w:hAnsi="Arial"/>
@@ -20385,7 +20385,7 @@
             <w:pPr>
               <w:spacing w:after="20" w:before="0"/>
             </w:pPr>
-            <w:hyperlink w:history="1" r:id="rId3edtsjw8k8evzkbxtvyoi">
+            <w:hyperlink w:history="1" r:id="rIdn8wvz6zax9yx6qtjbcgxm">
               <w:r>
                 <w:rPr>
                   <w:rFonts w:ascii="Arial" w:cs="Arial" w:eastAsia="Arial" w:hAnsi="Arial"/>
@@ -20434,7 +20434,7 @@
               <w:spacing w:after="10" w:before="0"/>
               <w:ind w:left="120"/>
             </w:pPr>
-            <w:hyperlink w:history="1" r:id="rId7r3tfpm0ptwvwlkuk01mo">
+            <w:hyperlink w:history="1" r:id="rIdgdkztbzchs8bvh72lbso4">
               <w:r>
                 <w:rPr>
                   <w:rFonts w:ascii="Arial" w:cs="Arial" w:eastAsia="Arial" w:hAnsi="Arial"/>
@@ -20479,7 +20479,7 @@
             <w:pPr>
               <w:spacing w:after="20" w:before="0"/>
             </w:pPr>
-            <w:hyperlink w:history="1" r:id="rIde9wzjorniq702xz6mw2r5">
+            <w:hyperlink w:history="1" r:id="rIddwgrcrwcsjn9gwg2czd_i">
               <w:r>
                 <w:rPr>
                   <w:rFonts w:ascii="Arial" w:cs="Arial" w:eastAsia="Arial" w:hAnsi="Arial"/>
@@ -20528,7 +20528,7 @@
               <w:spacing w:after="10" w:before="0"/>
               <w:ind w:left="120"/>
             </w:pPr>
-            <w:hyperlink w:history="1" r:id="rIdlzhrjuukl7-ozfbxtkm9x">
+            <w:hyperlink w:history="1" r:id="rIds5tb6msocqhl-nnmfcskb">
               <w:r>
                 <w:rPr>
                   <w:rFonts w:ascii="Arial" w:cs="Arial" w:eastAsia="Arial" w:hAnsi="Arial"/>
@@ -20570,7 +20570,7 @@
                 <w:sz w:val="18"/>
                 <w:szCs w:val="18"/>
               </w:rPr>
-              <w:t xml:space="preserve">Each group (4 to 5 students) displays their finalised cumulative model — the annotated diagram built progressively across all six lessons. Each model should show: force arrows and moment arms (Lesson 1); clockwise and anticlockwise moment labels with the balance condition (Lesson 2); centre of gravity marker on the stool (Lesson 3); stability state annotations (Lesson 4); stability factor labels and an engineering inset (Lesson 5); and now in Lesson 6 a final written explanation strip attached to the bottom of the model answering the driving question. Groups take turns (approximately 2 minutes per group) to present one chosen annotation and explain it to the class — they do not read it but explain it in their own words. Peers use a co-constructed peer assessment rubric (prepared on a half-sheet) with four criteria: (1) Scientific accuracy of explanation — is moment defined and applied correctly? (2) Use of evidence — is each claim linked to an observation or data from the unit? (3) Clarity of the model — can a newcomer understand it? (4) Connection to the anchoring phenomenon — does the explanation refer back to the Jiko stool? Each peer group awards 1 (developing), 2 (achieving), or 3 (exceeding) for each criterion and writes one warm (strength) and one wonder (question or suggestion). After presentations, the class collectively answers the driving question aloud: teacher scribes a class consensus answer on the board which students copy into their notebooks.</w:t>
+              <w:t xml:space="preserve">Each group (4 to 5 students) displays their finalised cumulative model — the annotated diagram built progressively across all six lessons. Each model should show: force arrows and moment arms (Lessons 1–2); centre of gravity marker and stability state annotations (Lesson 3); clockwise and anticlockwise moment labels with the balance condition (Lesson 4); stability factor labels and an engineering inset (Lesson 5); and now in Lesson 6 a final written explanation strip attached to the bottom of the model answering the driving question. Groups take turns (approximately 2 minutes per group) to present one chosen annotation and explain it to the class — they do not read it but explain it in their own words. Peers use a co-constructed peer assessment rubric (prepared on a half-sheet) with four criteria: (1) Scientific accuracy of explanation — is moment defined and applied correctly? (2) Use of evidence — is each claim linked to an observation or data from the unit? (3) Clarity of the model — can a newcomer understand it? (4) Connection to the anchoring phenomenon — does the explanation refer back to the Jiko stool? Each peer group awards 1 (developing), 2 (achieving), or 3 (exceeding) for each criterion and writes one warm (strength) and one wonder (question or suggestion). After presentations, the class collectively answers the driving question aloud: teacher scribes a class consensus answer on the board which students copy into their notebooks.</w:t>
             </w:r>
           </w:p>
         </w:tc>
@@ -20723,7 +20723,7 @@
             <w:pPr>
               <w:spacing w:after="20" w:before="0"/>
             </w:pPr>
-            <w:hyperlink w:history="1" r:id="rIdvrretxlk-z5qhwxwburwh">
+            <w:hyperlink w:history="1" r:id="rId-x50nsyjsvoz_x4nip9e8">
               <w:r>
                 <w:rPr>
                   <w:rFonts w:ascii="Arial" w:cs="Arial" w:eastAsia="Arial" w:hAnsi="Arial"/>
@@ -20772,7 +20772,7 @@
               <w:spacing w:after="10" w:before="0"/>
               <w:ind w:left="120"/>
             </w:pPr>
-            <w:hyperlink w:history="1" r:id="rIdej7nqvavpt2t-rurigipu">
+            <w:hyperlink w:history="1" r:id="rId0zdccfvzeypkpijtsiiyh">
               <w:r>
                 <w:rPr>
                   <w:rFonts w:ascii="Arial" w:cs="Arial" w:eastAsia="Arial" w:hAnsi="Arial"/>
@@ -20817,7 +20817,7 @@
             <w:pPr>
               <w:spacing w:after="20" w:before="0"/>
             </w:pPr>
-            <w:hyperlink w:history="1" r:id="rIdhdhvpnijkqh6ymfacznex">
+            <w:hyperlink w:history="1" r:id="rIdjesjxr7dtetzmvdmfuf_l">
               <w:r>
                 <w:rPr>
                   <w:rFonts w:ascii="Arial" w:cs="Arial" w:eastAsia="Arial" w:hAnsi="Arial"/>
@@ -20866,7 +20866,7 @@
               <w:spacing w:after="10" w:before="0"/>
               <w:ind w:left="120"/>
             </w:pPr>
-            <w:hyperlink w:history="1" r:id="rId5uxhdub2pe80pnpu19eq8">
+            <w:hyperlink w:history="1" r:id="rIddp3iotbncbfsu-elm_iqt">
               <w:r>
                 <w:rPr>
                   <w:rFonts w:ascii="Arial" w:cs="Arial" w:eastAsia="Arial" w:hAnsi="Arial"/>
@@ -21061,7 +21061,7 @@
             <w:pPr>
               <w:spacing w:after="20" w:before="0"/>
             </w:pPr>
-            <w:hyperlink w:history="1" r:id="rIdwqxfli9h4nyhvueyo2v0o">
+            <w:hyperlink w:history="1" r:id="rIdcqkmccuq-im4xk0oxsskg">
               <w:r>
                 <w:rPr>
                   <w:rFonts w:ascii="Arial" w:cs="Arial" w:eastAsia="Arial" w:hAnsi="Arial"/>
@@ -21110,7 +21110,7 @@
               <w:spacing w:after="10" w:before="0"/>
               <w:ind w:left="120"/>
             </w:pPr>
-            <w:hyperlink w:history="1" r:id="rIdgyu5jfxeaonyrp6aybky8">
+            <w:hyperlink w:history="1" r:id="rIdeoy6lrayvhnpmcdpfjyrw">
               <w:r>
                 <w:rPr>
                   <w:rFonts w:ascii="Arial" w:cs="Arial" w:eastAsia="Arial" w:hAnsi="Arial"/>
@@ -21155,7 +21155,7 @@
             <w:pPr>
               <w:spacing w:after="20" w:before="0"/>
             </w:pPr>
-            <w:hyperlink w:history="1" r:id="rIdcjnnr33j34i25y94dngpx">
+            <w:hyperlink w:history="1" r:id="rId011xbll5sn0kxwscujde6">
               <w:r>
                 <w:rPr>
                   <w:rFonts w:ascii="Arial" w:cs="Arial" w:eastAsia="Arial" w:hAnsi="Arial"/>
@@ -21204,7 +21204,7 @@
               <w:spacing w:after="10" w:before="0"/>
               <w:ind w:left="120"/>
             </w:pPr>
-            <w:hyperlink w:history="1" r:id="rId6qwit46k5tvsnpzk6srxj">
+            <w:hyperlink w:history="1" r:id="rIdmalx6sm9m8rkpkaygfi_m">
               <w:r>
                 <w:rPr>
                   <w:rFonts w:ascii="Arial" w:cs="Arial" w:eastAsia="Arial" w:hAnsi="Arial"/>
@@ -21716,7 +21716,7 @@
         </w:rPr>
         <w:t xml:space="preserve">© 2026 SeaVuria and ARES. Aligned with KICD objectives. Developed by SeaVuria; technical implementation by ARES (with AI assistance from Claude). Licensed under </w:t>
       </w:r>
-      <w:hyperlink w:history="1" r:id="rIdjxgw0ky2hltmkik3wsi2s">
+      <w:hyperlink w:history="1" r:id="rIdobrgr__vqma7778iydoq5">
         <w:r>
           <w:rPr>
             <w:rFonts w:ascii="Arial" w:cs="Arial" w:eastAsia="Arial" w:hAnsi="Arial"/>
@@ -21737,7 +21737,7 @@
         </w:rPr>
         <w:t xml:space="preserve"> (</w:t>
       </w:r>
-      <w:hyperlink w:history="1" r:id="rIdin3nrglzfjggh4zdgntjx">
+      <w:hyperlink w:history="1" r:id="rIdzluipalipc3zqphbgqcgp">
         <w:r>
           <w:rPr>
             <w:rFonts w:ascii="Arial" w:cs="Arial" w:eastAsia="Arial" w:hAnsi="Arial"/>

--- a/data/outputs/v2/Physics/SS1.5_Moments_of_Equilibrium/Physics_Moments_of_Equilibrium_CBE_LessonSequence.docx
+++ b/data/outputs/v2/Physics/SS1.5_Moments_of_Equilibrium/Physics_Moments_of_Equilibrium_CBE_LessonSequence.docx
@@ -2478,7 +2478,7 @@
         </w:rPr>
         <w:t xml:space="preserve">© 2026 SeaVuria and ARES. This work is licensed under a </w:t>
       </w:r>
-      <w:hyperlink w:history="1" r:id="rIdrr65rvwydinmgjggl0g8n">
+      <w:hyperlink w:history="1" r:id="rIdowgr5bjvatn9izvbom_af">
         <w:r>
           <w:rPr>
             <w:rFonts w:ascii="Arial" w:cs="Arial" w:eastAsia="Arial" w:hAnsi="Arial"/>
@@ -2498,7 +2498,7 @@
         </w:rPr>
         <w:t xml:space="preserve"> (</w:t>
       </w:r>
-      <w:hyperlink w:history="1" r:id="rId2e3qawhq0zrofunth9z_t">
+      <w:hyperlink w:history="1" r:id="rIdacdt9emjhda-8vdfawuah">
         <w:r>
           <w:rPr>
             <w:rFonts w:ascii="Arial" w:cs="Arial" w:eastAsia="Arial" w:hAnsi="Arial"/>
@@ -2518,7 +2518,7 @@
         </w:rPr>
         <w:t xml:space="preserve">). To view a copy of this license, visit </w:t>
       </w:r>
-      <w:hyperlink w:history="1" r:id="rIdcfjgfphn2tgpedd0klzmx">
+      <w:hyperlink w:history="1" r:id="rId1xh4sdoa2q6za-mnq9gje">
         <w:r>
           <w:rPr>
             <w:rFonts w:ascii="Arial" w:cs="Arial" w:eastAsia="Arial" w:hAnsi="Arial"/>
@@ -3530,7 +3530,7 @@
             <w:pPr>
               <w:spacing w:after="20" w:before="0"/>
             </w:pPr>
-            <w:hyperlink w:history="1" r:id="rIdgpqj-m0eb-h7pggmdechj">
+            <w:hyperlink w:history="1" r:id="rIdk2lcnv4pasnjw-eeqtcv5">
               <w:r>
                 <w:rPr>
                   <w:rFonts w:ascii="Arial" w:cs="Arial" w:eastAsia="Arial" w:hAnsi="Arial"/>
@@ -3563,7 +3563,7 @@
               <w:spacing w:after="10" w:before="0"/>
               <w:ind w:left="120"/>
             </w:pPr>
-            <w:hyperlink w:history="1" r:id="rId2l9n4ndqaqrn-jy1fyrlg">
+            <w:hyperlink w:history="1" r:id="rId-0v9dpki9yus8ppao_pf3">
               <w:r>
                 <w:rPr>
                   <w:rFonts w:ascii="Arial" w:cs="Arial" w:eastAsia="Arial" w:hAnsi="Arial"/>
@@ -3608,7 +3608,7 @@
             <w:pPr>
               <w:spacing w:after="20" w:before="0"/>
             </w:pPr>
-            <w:hyperlink w:history="1" r:id="rId_xrppfdxzwpyuuoefeyh1">
+            <w:hyperlink w:history="1" r:id="rIduwgivp_bywvqswixsdnvn">
               <w:r>
                 <w:rPr>
                   <w:rFonts w:ascii="Arial" w:cs="Arial" w:eastAsia="Arial" w:hAnsi="Arial"/>
@@ -3641,7 +3641,7 @@
               <w:spacing w:after="10" w:before="0"/>
               <w:ind w:left="120"/>
             </w:pPr>
-            <w:hyperlink w:history="1" r:id="rIdrcj_sbo9ep4r5lqtyrwxy">
+            <w:hyperlink w:history="1" r:id="rId93ukocs5hwl9qsnkzmhjh">
               <w:r>
                 <w:rPr>
                   <w:rFonts w:ascii="Arial" w:cs="Arial" w:eastAsia="Arial" w:hAnsi="Arial"/>
@@ -3990,7 +3990,7 @@
             <w:pPr>
               <w:spacing w:after="20" w:before="0"/>
             </w:pPr>
-            <w:hyperlink w:history="1" r:id="rIdicypftwidefyyavjnuwvn">
+            <w:hyperlink w:history="1" r:id="rIdgy9doxbgfepcwpik9pkzz">
               <w:r>
                 <w:rPr>
                   <w:rFonts w:ascii="Arial" w:cs="Arial" w:eastAsia="Arial" w:hAnsi="Arial"/>
@@ -4023,7 +4023,7 @@
               <w:spacing w:after="10" w:before="0"/>
               <w:ind w:left="120"/>
             </w:pPr>
-            <w:hyperlink w:history="1" r:id="rId-24azg6jf1xc88egfaocy">
+            <w:hyperlink w:history="1" r:id="rId724t4ryjr_9ygiuxhryja">
               <w:r>
                 <w:rPr>
                   <w:rFonts w:ascii="Arial" w:cs="Arial" w:eastAsia="Arial" w:hAnsi="Arial"/>
@@ -4068,7 +4068,7 @@
             <w:pPr>
               <w:spacing w:after="20" w:before="0"/>
             </w:pPr>
-            <w:hyperlink w:history="1" r:id="rIdf_u_lqkea4tp2l2cgvc5f">
+            <w:hyperlink w:history="1" r:id="rIdehrcdycwpjrxuo76as_yv">
               <w:r>
                 <w:rPr>
                   <w:rFonts w:ascii="Arial" w:cs="Arial" w:eastAsia="Arial" w:hAnsi="Arial"/>
@@ -4101,7 +4101,7 @@
               <w:spacing w:after="10" w:before="0"/>
               <w:ind w:left="120"/>
             </w:pPr>
-            <w:hyperlink w:history="1" r:id="rIdk-ttkmakc0atyeyc8t2kz">
+            <w:hyperlink w:history="1" r:id="rIdgcrbqh4oo9eixa0-hegwr">
               <w:r>
                 <w:rPr>
                   <w:rFonts w:ascii="Arial" w:cs="Arial" w:eastAsia="Arial" w:hAnsi="Arial"/>
@@ -4603,7 +4603,7 @@
             <w:pPr>
               <w:spacing w:after="20" w:before="0"/>
             </w:pPr>
-            <w:hyperlink w:history="1" r:id="rIdhecferw4yigamh6lbifxa">
+            <w:hyperlink w:history="1" r:id="rIdvz24nmk0injabx_smfksq">
               <w:r>
                 <w:rPr>
                   <w:rFonts w:ascii="Arial" w:cs="Arial" w:eastAsia="Arial" w:hAnsi="Arial"/>
@@ -4636,7 +4636,7 @@
               <w:spacing w:after="10" w:before="0"/>
               <w:ind w:left="120"/>
             </w:pPr>
-            <w:hyperlink w:history="1" r:id="rIdl6yrjcsl1bs0jgve7qmyu">
+            <w:hyperlink w:history="1" r:id="rIdimi4kzjgtah7fq8mgrxwd">
               <w:r>
                 <w:rPr>
                   <w:rFonts w:ascii="Arial" w:cs="Arial" w:eastAsia="Arial" w:hAnsi="Arial"/>
@@ -4681,7 +4681,7 @@
             <w:pPr>
               <w:spacing w:after="20" w:before="0"/>
             </w:pPr>
-            <w:hyperlink w:history="1" r:id="rIdwt8fgwjoyxrjkl40ihje4">
+            <w:hyperlink w:history="1" r:id="rIdi1n4kgab_jjilc87szto3">
               <w:r>
                 <w:rPr>
                   <w:rFonts w:ascii="Arial" w:cs="Arial" w:eastAsia="Arial" w:hAnsi="Arial"/>
@@ -4714,7 +4714,7 @@
               <w:spacing w:after="10" w:before="0"/>
               <w:ind w:left="120"/>
             </w:pPr>
-            <w:hyperlink w:history="1" r:id="rId4y182mexght34u6jhoqe1">
+            <w:hyperlink w:history="1" r:id="rIdas0auk3uklzvv491e6rid">
               <w:r>
                 <w:rPr>
                   <w:rFonts w:ascii="Arial" w:cs="Arial" w:eastAsia="Arial" w:hAnsi="Arial"/>
@@ -5312,7 +5312,7 @@
             <w:pPr>
               <w:spacing w:after="20" w:before="0"/>
             </w:pPr>
-            <w:hyperlink w:history="1" r:id="rIdmtmzqlbxe7_lkl1krdvrl">
+            <w:hyperlink w:history="1" r:id="rId1yqr6fszlkxcxnm41lf4o">
               <w:r>
                 <w:rPr>
                   <w:rFonts w:ascii="Arial" w:cs="Arial" w:eastAsia="Arial" w:hAnsi="Arial"/>
@@ -5345,7 +5345,7 @@
               <w:spacing w:after="10" w:before="0"/>
               <w:ind w:left="120"/>
             </w:pPr>
-            <w:hyperlink w:history="1" r:id="rIdipbwndq9x5c72em4qm-an">
+            <w:hyperlink w:history="1" r:id="rIdkyhxmh-34ysw06mkvts0b">
               <w:r>
                 <w:rPr>
                   <w:rFonts w:ascii="Arial" w:cs="Arial" w:eastAsia="Arial" w:hAnsi="Arial"/>
@@ -5390,7 +5390,7 @@
             <w:pPr>
               <w:spacing w:after="20" w:before="0"/>
             </w:pPr>
-            <w:hyperlink w:history="1" r:id="rIdfk0e61k-k72lsxn1uaaka">
+            <w:hyperlink w:history="1" r:id="rId6qitzkccbr6o8vbgt3hb-">
               <w:r>
                 <w:rPr>
                   <w:rFonts w:ascii="Arial" w:cs="Arial" w:eastAsia="Arial" w:hAnsi="Arial"/>
@@ -5423,7 +5423,7 @@
               <w:spacing w:after="10" w:before="0"/>
               <w:ind w:left="120"/>
             </w:pPr>
-            <w:hyperlink w:history="1" r:id="rIdlnpf6vi8zpcg9evrjrvjc">
+            <w:hyperlink w:history="1" r:id="rIdtqbogfutmsyfzb1oubacd">
               <w:r>
                 <w:rPr>
                   <w:rFonts w:ascii="Arial" w:cs="Arial" w:eastAsia="Arial" w:hAnsi="Arial"/>
@@ -5753,7 +5753,7 @@
             <w:pPr>
               <w:spacing w:after="20" w:before="0"/>
             </w:pPr>
-            <w:hyperlink w:history="1" r:id="rIdabfwjvd_akwckuj-wkst3">
+            <w:hyperlink w:history="1" r:id="rIdqprudqwmhvahoyxjsjvua">
               <w:r>
                 <w:rPr>
                   <w:rFonts w:ascii="Arial" w:cs="Arial" w:eastAsia="Arial" w:hAnsi="Arial"/>
@@ -5802,7 +5802,7 @@
               <w:spacing w:after="10" w:before="0"/>
               <w:ind w:left="120"/>
             </w:pPr>
-            <w:hyperlink w:history="1" r:id="rIdd2kvbm8wqvlte_onbq1kp">
+            <w:hyperlink w:history="1" r:id="rIdc_gncqumh8m2dwuhrxcj9">
               <w:r>
                 <w:rPr>
                   <w:rFonts w:ascii="Arial" w:cs="Arial" w:eastAsia="Arial" w:hAnsi="Arial"/>
@@ -5847,7 +5847,7 @@
             <w:pPr>
               <w:spacing w:after="20" w:before="0"/>
             </w:pPr>
-            <w:hyperlink w:history="1" r:id="rIdjlaepedkptypd9ugpsyuj">
+            <w:hyperlink w:history="1" r:id="rId-4u4cvah4m5gksdc2upv6">
               <w:r>
                 <w:rPr>
                   <w:rFonts w:ascii="Arial" w:cs="Arial" w:eastAsia="Arial" w:hAnsi="Arial"/>
@@ -5896,7 +5896,7 @@
               <w:spacing w:after="10" w:before="0"/>
               <w:ind w:left="120"/>
             </w:pPr>
-            <w:hyperlink w:history="1" r:id="rIdfw0xh6tglth_1nojboepr">
+            <w:hyperlink w:history="1" r:id="rIdfhu-yaed8pv_9kl34njqd">
               <w:r>
                 <w:rPr>
                   <w:rFonts w:ascii="Arial" w:cs="Arial" w:eastAsia="Arial" w:hAnsi="Arial"/>
@@ -6750,7 +6750,7 @@
         </w:rPr>
         <w:t xml:space="preserve">© 2026 SeaVuria and ARES. Aligned with KICD objectives. Developed by SeaVuria; technical implementation by ARES (with AI assistance from Claude). Licensed under </w:t>
       </w:r>
-      <w:hyperlink w:history="1" r:id="rIdnms9woad54bn_0rpsman4">
+      <w:hyperlink w:history="1" r:id="rId8ygipuric87kdzvydwc0h">
         <w:r>
           <w:rPr>
             <w:rFonts w:ascii="Arial" w:cs="Arial" w:eastAsia="Arial" w:hAnsi="Arial"/>
@@ -6771,7 +6771,7 @@
         </w:rPr>
         <w:t xml:space="preserve"> (</w:t>
       </w:r>
-      <w:hyperlink w:history="1" r:id="rId7-og6gwvkar8bmmfxrti4">
+      <w:hyperlink w:history="1" r:id="rIde-ssd8lbf1jpyka9oma4l">
         <w:r>
           <w:rPr>
             <w:rFonts w:ascii="Arial" w:cs="Arial" w:eastAsia="Arial" w:hAnsi="Arial"/>
@@ -7784,7 +7784,7 @@
             <w:pPr>
               <w:spacing w:after="20" w:before="0"/>
             </w:pPr>
-            <w:hyperlink w:history="1" r:id="rIdhnchjnoa4bwpnrupiy3in">
+            <w:hyperlink w:history="1" r:id="rId1s34rv3hbalgpjm5eo7wz">
               <w:r>
                 <w:rPr>
                   <w:rFonts w:ascii="Arial" w:cs="Arial" w:eastAsia="Arial" w:hAnsi="Arial"/>
@@ -7817,7 +7817,7 @@
               <w:spacing w:after="10" w:before="0"/>
               <w:ind w:left="120"/>
             </w:pPr>
-            <w:hyperlink w:history="1" r:id="rIdw5fptmo-zelc8k_p5afur">
+            <w:hyperlink w:history="1" r:id="rIdvztoxwn4feslo6otfrm_k">
               <w:r>
                 <w:rPr>
                   <w:rFonts w:ascii="Arial" w:cs="Arial" w:eastAsia="Arial" w:hAnsi="Arial"/>
@@ -7862,7 +7862,7 @@
             <w:pPr>
               <w:spacing w:after="20" w:before="0"/>
             </w:pPr>
-            <w:hyperlink w:history="1" r:id="rIdlltgczat1xfvpjeej4lmp">
+            <w:hyperlink w:history="1" r:id="rIdbywnavmtmz_jg6mpskycs">
               <w:r>
                 <w:rPr>
                   <w:rFonts w:ascii="Arial" w:cs="Arial" w:eastAsia="Arial" w:hAnsi="Arial"/>
@@ -7895,7 +7895,7 @@
               <w:spacing w:after="10" w:before="0"/>
               <w:ind w:left="120"/>
             </w:pPr>
-            <w:hyperlink w:history="1" r:id="rIdybqi7y8tgv5vpxe1d0pcy">
+            <w:hyperlink w:history="1" r:id="rIdylheowggd_ldzibid1msa">
               <w:r>
                 <w:rPr>
                   <w:rFonts w:ascii="Arial" w:cs="Arial" w:eastAsia="Arial" w:hAnsi="Arial"/>
@@ -8147,7 +8147,7 @@
             <w:pPr>
               <w:spacing w:after="20" w:before="0"/>
             </w:pPr>
-            <w:hyperlink w:history="1" r:id="rIdolb2wexovbw3fnaglvgxk">
+            <w:hyperlink w:history="1" r:id="rIdqc1_fjublf8epih5x31_k">
               <w:r>
                 <w:rPr>
                   <w:rFonts w:ascii="Arial" w:cs="Arial" w:eastAsia="Arial" w:hAnsi="Arial"/>
@@ -8180,7 +8180,7 @@
               <w:spacing w:after="10" w:before="0"/>
               <w:ind w:left="120"/>
             </w:pPr>
-            <w:hyperlink w:history="1" r:id="rIdfzy7wora_ooi7itizzpli">
+            <w:hyperlink w:history="1" r:id="rIdzwsvqqyna6caa2nh1e-vt">
               <w:r>
                 <w:rPr>
                   <w:rFonts w:ascii="Arial" w:cs="Arial" w:eastAsia="Arial" w:hAnsi="Arial"/>
@@ -8225,7 +8225,7 @@
             <w:pPr>
               <w:spacing w:after="20" w:before="0"/>
             </w:pPr>
-            <w:hyperlink w:history="1" r:id="rIdr7nndbi76cdmdk3nblbfo">
+            <w:hyperlink w:history="1" r:id="rId1l0zqcr2qrcru2gtnlrfd">
               <w:r>
                 <w:rPr>
                   <w:rFonts w:ascii="Arial" w:cs="Arial" w:eastAsia="Arial" w:hAnsi="Arial"/>
@@ -8258,7 +8258,7 @@
               <w:spacing w:after="10" w:before="0"/>
               <w:ind w:left="120"/>
             </w:pPr>
-            <w:hyperlink w:history="1" r:id="rIdsytxacit6esd0o4gbaiob">
+            <w:hyperlink w:history="1" r:id="rIdliqzohcug2zafwtlggr35">
               <w:r>
                 <w:rPr>
                   <w:rFonts w:ascii="Arial" w:cs="Arial" w:eastAsia="Arial" w:hAnsi="Arial"/>
@@ -8529,7 +8529,7 @@
             <w:pPr>
               <w:spacing w:after="20" w:before="0"/>
             </w:pPr>
-            <w:hyperlink w:history="1" r:id="rIdr-gvlf5l05ejkamsrl5oc">
+            <w:hyperlink w:history="1" r:id="rIdmhgew6tq1bz2w_m__tm_0">
               <w:r>
                 <w:rPr>
                   <w:rFonts w:ascii="Arial" w:cs="Arial" w:eastAsia="Arial" w:hAnsi="Arial"/>
@@ -8562,7 +8562,7 @@
               <w:spacing w:after="10" w:before="0"/>
               <w:ind w:left="120"/>
             </w:pPr>
-            <w:hyperlink w:history="1" r:id="rIdkdesxcp7iligyjhn-mx_i">
+            <w:hyperlink w:history="1" r:id="rIdgr2h50mscecnzcfackidx">
               <w:r>
                 <w:rPr>
                   <w:rFonts w:ascii="Arial" w:cs="Arial" w:eastAsia="Arial" w:hAnsi="Arial"/>
@@ -8607,7 +8607,7 @@
             <w:pPr>
               <w:spacing w:after="20" w:before="0"/>
             </w:pPr>
-            <w:hyperlink w:history="1" r:id="rIddfu-iubu9kk2dqrxjbjbh">
+            <w:hyperlink w:history="1" r:id="rIdnnkivajrmowp5y-ropzwa">
               <w:r>
                 <w:rPr>
                   <w:rFonts w:ascii="Arial" w:cs="Arial" w:eastAsia="Arial" w:hAnsi="Arial"/>
@@ -8640,7 +8640,7 @@
               <w:spacing w:after="10" w:before="0"/>
               <w:ind w:left="120"/>
             </w:pPr>
-            <w:hyperlink w:history="1" r:id="rIdln0ijrlyia13rf2tsdpaf">
+            <w:hyperlink w:history="1" r:id="rIdds7xic2x6ni2agyspgwpd">
               <w:r>
                 <w:rPr>
                   <w:rFonts w:ascii="Arial" w:cs="Arial" w:eastAsia="Arial" w:hAnsi="Arial"/>
@@ -8949,7 +8949,7 @@
             <w:pPr>
               <w:spacing w:after="20" w:before="0"/>
             </w:pPr>
-            <w:hyperlink w:history="1" r:id="rIdg8vwggb9qcpdpgiyl4vzk">
+            <w:hyperlink w:history="1" r:id="rIdpatgdvhcrf0sbor75kzfs">
               <w:r>
                 <w:rPr>
                   <w:rFonts w:ascii="Arial" w:cs="Arial" w:eastAsia="Arial" w:hAnsi="Arial"/>
@@ -8982,7 +8982,7 @@
               <w:spacing w:after="10" w:before="0"/>
               <w:ind w:left="120"/>
             </w:pPr>
-            <w:hyperlink w:history="1" r:id="rIdss06wsxru591xtjxakuxl">
+            <w:hyperlink w:history="1" r:id="rId-ewgn9nuev2ru1oogg1e6">
               <w:r>
                 <w:rPr>
                   <w:rFonts w:ascii="Arial" w:cs="Arial" w:eastAsia="Arial" w:hAnsi="Arial"/>
@@ -9027,7 +9027,7 @@
             <w:pPr>
               <w:spacing w:after="20" w:before="0"/>
             </w:pPr>
-            <w:hyperlink w:history="1" r:id="rId99rirbknlfyzsvq7z4fxa">
+            <w:hyperlink w:history="1" r:id="rIds4awhbhop_8m21mjygetr">
               <w:r>
                 <w:rPr>
                   <w:rFonts w:ascii="Arial" w:cs="Arial" w:eastAsia="Arial" w:hAnsi="Arial"/>
@@ -9060,7 +9060,7 @@
               <w:spacing w:after="10" w:before="0"/>
               <w:ind w:left="120"/>
             </w:pPr>
-            <w:hyperlink w:history="1" r:id="rIdqpfnrga-tkjx-evgyphth">
+            <w:hyperlink w:history="1" r:id="rIdglxndhzlo1lsggcguu-xe">
               <w:r>
                 <w:rPr>
                   <w:rFonts w:ascii="Arial" w:cs="Arial" w:eastAsia="Arial" w:hAnsi="Arial"/>
@@ -9331,7 +9331,7 @@
             <w:pPr>
               <w:spacing w:after="20" w:before="0"/>
             </w:pPr>
-            <w:hyperlink w:history="1" r:id="rIddmfyxgsxkz9wwr3cxloli">
+            <w:hyperlink w:history="1" r:id="rIdzk5np6zvb2hyslwiupbv7">
               <w:r>
                 <w:rPr>
                   <w:rFonts w:ascii="Arial" w:cs="Arial" w:eastAsia="Arial" w:hAnsi="Arial"/>
@@ -9380,7 +9380,7 @@
               <w:spacing w:after="10" w:before="0"/>
               <w:ind w:left="120"/>
             </w:pPr>
-            <w:hyperlink w:history="1" r:id="rIdd8-bkgrtuka2ayp0onizj">
+            <w:hyperlink w:history="1" r:id="rIdqkegvm4btxhf2h8azpv2b">
               <w:r>
                 <w:rPr>
                   <w:rFonts w:ascii="Arial" w:cs="Arial" w:eastAsia="Arial" w:hAnsi="Arial"/>
@@ -9425,7 +9425,7 @@
             <w:pPr>
               <w:spacing w:after="20" w:before="0"/>
             </w:pPr>
-            <w:hyperlink w:history="1" r:id="rIdmz1qdrjcwr7d_vavuajhr">
+            <w:hyperlink w:history="1" r:id="rIdc-7-5dp8wo4enzxlnh4ow">
               <w:r>
                 <w:rPr>
                   <w:rFonts w:ascii="Arial" w:cs="Arial" w:eastAsia="Arial" w:hAnsi="Arial"/>
@@ -9474,7 +9474,7 @@
               <w:spacing w:after="10" w:before="0"/>
               <w:ind w:left="120"/>
             </w:pPr>
-            <w:hyperlink w:history="1" r:id="rIdoxymw3spdlcjp0yornn3z">
+            <w:hyperlink w:history="1" r:id="rId0iiwogdqhd2eenxrlbazd">
               <w:r>
                 <w:rPr>
                   <w:rFonts w:ascii="Arial" w:cs="Arial" w:eastAsia="Arial" w:hAnsi="Arial"/>
@@ -10062,7 +10062,7 @@
         </w:rPr>
         <w:t xml:space="preserve">© 2026 SeaVuria and ARES. Aligned with KICD objectives. Developed by SeaVuria; technical implementation by ARES (with AI assistance from Claude). Licensed under </w:t>
       </w:r>
-      <w:hyperlink w:history="1" r:id="rIdvi7acnneop9o4118ter87">
+      <w:hyperlink w:history="1" r:id="rIdzz0gqhhcindyhfa4nwbdk">
         <w:r>
           <w:rPr>
             <w:rFonts w:ascii="Arial" w:cs="Arial" w:eastAsia="Arial" w:hAnsi="Arial"/>
@@ -10083,7 +10083,7 @@
         </w:rPr>
         <w:t xml:space="preserve"> (</w:t>
       </w:r>
-      <w:hyperlink w:history="1" r:id="rIdxnnjsilq9_6cyora9evaw">
+      <w:hyperlink w:history="1" r:id="rIdjltci_dtssuhn8umh_yro">
         <w:r>
           <w:rPr>
             <w:rFonts w:ascii="Arial" w:cs="Arial" w:eastAsia="Arial" w:hAnsi="Arial"/>
@@ -11113,7 +11113,7 @@
               <w:spacing w:after="10" w:before="0"/>
               <w:ind w:left="120"/>
             </w:pPr>
-            <w:hyperlink w:history="1" r:id="rIdbjpdptk0wmcloo0k_z6dw">
+            <w:hyperlink w:history="1" r:id="rIdd8crimj2ntl97ypb9t7ng">
               <w:r>
                 <w:rPr>
                   <w:rFonts w:ascii="Arial" w:cs="Arial" w:eastAsia="Arial" w:hAnsi="Arial"/>
@@ -11190,7 +11190,7 @@
               <w:spacing w:after="10" w:before="0"/>
               <w:ind w:left="120"/>
             </w:pPr>
-            <w:hyperlink w:history="1" r:id="rIdpnw4huwxvr9tnp8pslxaf">
+            <w:hyperlink w:history="1" r:id="rIdmgemstyr17hqm8kojyezg">
               <w:r>
                 <w:rPr>
                   <w:rFonts w:ascii="Arial" w:cs="Arial" w:eastAsia="Arial" w:hAnsi="Arial"/>
@@ -11417,7 +11417,7 @@
               <w:spacing w:after="10" w:before="0"/>
               <w:ind w:left="120"/>
             </w:pPr>
-            <w:hyperlink w:history="1" r:id="rIdse6kt6tt14ouozobb4d6n">
+            <w:hyperlink w:history="1" r:id="rId4ml_d8uqefzcqvrrhl_zm">
               <w:r>
                 <w:rPr>
                   <w:rFonts w:ascii="Arial" w:cs="Arial" w:eastAsia="Arial" w:hAnsi="Arial"/>
@@ -11494,7 +11494,7 @@
               <w:spacing w:after="10" w:before="0"/>
               <w:ind w:left="120"/>
             </w:pPr>
-            <w:hyperlink w:history="1" r:id="rIdri-jlsdkem79iqxneymhq">
+            <w:hyperlink w:history="1" r:id="rIdorqu0x6h1bjleqavrx52t">
               <w:r>
                 <w:rPr>
                   <w:rFonts w:ascii="Arial" w:cs="Arial" w:eastAsia="Arial" w:hAnsi="Arial"/>
@@ -11721,7 +11721,7 @@
               <w:spacing w:after="10" w:before="0"/>
               <w:ind w:left="120"/>
             </w:pPr>
-            <w:hyperlink w:history="1" r:id="rId-qkclpqtoco-xj0r07y62">
+            <w:hyperlink w:history="1" r:id="rIdxmljt_6hdymejm9sua296">
               <w:r>
                 <w:rPr>
                   <w:rFonts w:ascii="Arial" w:cs="Arial" w:eastAsia="Arial" w:hAnsi="Arial"/>
@@ -11798,7 +11798,7 @@
               <w:spacing w:after="10" w:before="0"/>
               <w:ind w:left="120"/>
             </w:pPr>
-            <w:hyperlink w:history="1" r:id="rIdtk5mbylje155h-pc5xvzj">
+            <w:hyperlink w:history="1" r:id="rIdpcninnmfyrtzg87czuuig">
               <w:r>
                 <w:rPr>
                   <w:rFonts w:ascii="Arial" w:cs="Arial" w:eastAsia="Arial" w:hAnsi="Arial"/>
@@ -12025,7 +12025,7 @@
               <w:spacing w:after="10" w:before="0"/>
               <w:ind w:left="120"/>
             </w:pPr>
-            <w:hyperlink w:history="1" r:id="rId3jwds6znxg2tbyzyhnw-d">
+            <w:hyperlink w:history="1" r:id="rIduo-pjjtcueoqlbqifxmtp">
               <w:r>
                 <w:rPr>
                   <w:rFonts w:ascii="Arial" w:cs="Arial" w:eastAsia="Arial" w:hAnsi="Arial"/>
@@ -12102,7 +12102,7 @@
               <w:spacing w:after="10" w:before="0"/>
               <w:ind w:left="120"/>
             </w:pPr>
-            <w:hyperlink w:history="1" r:id="rIdbjwfqcda35863ri5b_cj1">
+            <w:hyperlink w:history="1" r:id="rId3bsbiucwh6yfp4cqge9zv">
               <w:r>
                 <w:rPr>
                   <w:rFonts w:ascii="Arial" w:cs="Arial" w:eastAsia="Arial" w:hAnsi="Arial"/>
@@ -12329,7 +12329,7 @@
               <w:spacing w:after="10" w:before="0"/>
               <w:ind w:left="120"/>
             </w:pPr>
-            <w:hyperlink w:history="1" r:id="rIddrvl2thueq7-qnrxlahyj">
+            <w:hyperlink w:history="1" r:id="rId8zi7cndrmnebxwe-mzya_">
               <w:r>
                 <w:rPr>
                   <w:rFonts w:ascii="Arial" w:cs="Arial" w:eastAsia="Arial" w:hAnsi="Arial"/>
@@ -12406,7 +12406,7 @@
               <w:spacing w:after="10" w:before="0"/>
               <w:ind w:left="120"/>
             </w:pPr>
-            <w:hyperlink w:history="1" r:id="rIdggbrgk58qdpcsno0z4i0y">
+            <w:hyperlink w:history="1" r:id="rIdfyfrj01g1mbcwirv5wmsf">
               <w:r>
                 <w:rPr>
                   <w:rFonts w:ascii="Arial" w:cs="Arial" w:eastAsia="Arial" w:hAnsi="Arial"/>
@@ -12933,7 +12933,7 @@
         </w:rPr>
         <w:t xml:space="preserve">© 2026 SeaVuria and ARES. Aligned with KICD objectives. Developed by SeaVuria; technical implementation by ARES (with AI assistance from Claude). Licensed under </w:t>
       </w:r>
-      <w:hyperlink w:history="1" r:id="rIdzest4rwjimseymxlcqoba">
+      <w:hyperlink w:history="1" r:id="rIdmxirbg3bjv-13brj5bs9b">
         <w:r>
           <w:rPr>
             <w:rFonts w:ascii="Arial" w:cs="Arial" w:eastAsia="Arial" w:hAnsi="Arial"/>
@@ -12954,7 +12954,7 @@
         </w:rPr>
         <w:t xml:space="preserve"> (</w:t>
       </w:r>
-      <w:hyperlink w:history="1" r:id="rIdvz0b4roxv-lcldhwwnnc9">
+      <w:hyperlink w:history="1" r:id="rId9rk3xxqhpxegpb5jq5cuz">
         <w:r>
           <w:rPr>
             <w:rFonts w:ascii="Arial" w:cs="Arial" w:eastAsia="Arial" w:hAnsi="Arial"/>
@@ -13984,7 +13984,7 @@
               <w:spacing w:after="10" w:before="0"/>
               <w:ind w:left="120"/>
             </w:pPr>
-            <w:hyperlink w:history="1" r:id="rIdyaizh3_wylezubxbnn_xj">
+            <w:hyperlink w:history="1" r:id="rIddxerqqaklg6pj-1iel8ul">
               <w:r>
                 <w:rPr>
                   <w:rFonts w:ascii="Arial" w:cs="Arial" w:eastAsia="Arial" w:hAnsi="Arial"/>
@@ -14061,7 +14061,7 @@
               <w:spacing w:after="10" w:before="0"/>
               <w:ind w:left="120"/>
             </w:pPr>
-            <w:hyperlink w:history="1" r:id="rIdnc1hvqk4ronhhiv7pa0ca">
+            <w:hyperlink w:history="1" r:id="rIdj0snnqx0fwl_ildzrw1nw">
               <w:r>
                 <w:rPr>
                   <w:rFonts w:ascii="Arial" w:cs="Arial" w:eastAsia="Arial" w:hAnsi="Arial"/>
@@ -14288,7 +14288,7 @@
               <w:spacing w:after="10" w:before="0"/>
               <w:ind w:left="120"/>
             </w:pPr>
-            <w:hyperlink w:history="1" r:id="rIdd965fyx4xuzqqg9izxcj9">
+            <w:hyperlink w:history="1" r:id="rIdlupc4twcndoymyqyrzgc8">
               <w:r>
                 <w:rPr>
                   <w:rFonts w:ascii="Arial" w:cs="Arial" w:eastAsia="Arial" w:hAnsi="Arial"/>
@@ -14365,7 +14365,7 @@
               <w:spacing w:after="10" w:before="0"/>
               <w:ind w:left="120"/>
             </w:pPr>
-            <w:hyperlink w:history="1" r:id="rIdw6ldel55qqxfezrssnl-t">
+            <w:hyperlink w:history="1" r:id="rId9s9qzb0ryletdz9m5av-z">
               <w:r>
                 <w:rPr>
                   <w:rFonts w:ascii="Arial" w:cs="Arial" w:eastAsia="Arial" w:hAnsi="Arial"/>
@@ -14592,7 +14592,7 @@
               <w:spacing w:after="10" w:before="0"/>
               <w:ind w:left="120"/>
             </w:pPr>
-            <w:hyperlink w:history="1" r:id="rId8z4wugvoi_9aneeb-mena">
+            <w:hyperlink w:history="1" r:id="rId4ahjy3crfi8zacpuinqps">
               <w:r>
                 <w:rPr>
                   <w:rFonts w:ascii="Arial" w:cs="Arial" w:eastAsia="Arial" w:hAnsi="Arial"/>
@@ -14669,7 +14669,7 @@
               <w:spacing w:after="10" w:before="0"/>
               <w:ind w:left="120"/>
             </w:pPr>
-            <w:hyperlink w:history="1" r:id="rIdvyficm1lvdjur1r8lsh9i">
+            <w:hyperlink w:history="1" r:id="rId5a4fzzsf3mhchky74w2bg">
               <w:r>
                 <w:rPr>
                   <w:rFonts w:ascii="Arial" w:cs="Arial" w:eastAsia="Arial" w:hAnsi="Arial"/>
@@ -14896,7 +14896,7 @@
               <w:spacing w:after="10" w:before="0"/>
               <w:ind w:left="120"/>
             </w:pPr>
-            <w:hyperlink w:history="1" r:id="rId9ssa81fj-ngzghxjdtjbz">
+            <w:hyperlink w:history="1" r:id="rIdnetmkh8i_zmidqpnjhs2n">
               <w:r>
                 <w:rPr>
                   <w:rFonts w:ascii="Arial" w:cs="Arial" w:eastAsia="Arial" w:hAnsi="Arial"/>
@@ -14973,7 +14973,7 @@
               <w:spacing w:after="10" w:before="0"/>
               <w:ind w:left="120"/>
             </w:pPr>
-            <w:hyperlink w:history="1" r:id="rIdfypktsevqkkg9o9-lmght">
+            <w:hyperlink w:history="1" r:id="rIdem4olhjm81vxe7_nhxyta">
               <w:r>
                 <w:rPr>
                   <w:rFonts w:ascii="Arial" w:cs="Arial" w:eastAsia="Arial" w:hAnsi="Arial"/>
@@ -15200,7 +15200,7 @@
               <w:spacing w:after="10" w:before="0"/>
               <w:ind w:left="120"/>
             </w:pPr>
-            <w:hyperlink w:history="1" r:id="rId3xqrno30lh7f6w4dlct4r">
+            <w:hyperlink w:history="1" r:id="rId2wmnr6dvqbsoix07-_oei">
               <w:r>
                 <w:rPr>
                   <w:rFonts w:ascii="Arial" w:cs="Arial" w:eastAsia="Arial" w:hAnsi="Arial"/>
@@ -15277,7 +15277,7 @@
               <w:spacing w:after="10" w:before="0"/>
               <w:ind w:left="120"/>
             </w:pPr>
-            <w:hyperlink w:history="1" r:id="rId5tyrrzkp0orhmqw8cblas">
+            <w:hyperlink w:history="1" r:id="rIdat_1stzh-v-u2tmecptyw">
               <w:r>
                 <w:rPr>
                   <w:rFonts w:ascii="Arial" w:cs="Arial" w:eastAsia="Arial" w:hAnsi="Arial"/>
@@ -15804,7 +15804,7 @@
         </w:rPr>
         <w:t xml:space="preserve">© 2026 SeaVuria and ARES. Aligned with KICD objectives. Developed by SeaVuria; technical implementation by ARES (with AI assistance from Claude). Licensed under </w:t>
       </w:r>
-      <w:hyperlink w:history="1" r:id="rIdqjg71xcildt-uomhnedsf">
+      <w:hyperlink w:history="1" r:id="rIdj5zwknudrv_9-ta-8_syg">
         <w:r>
           <w:rPr>
             <w:rFonts w:ascii="Arial" w:cs="Arial" w:eastAsia="Arial" w:hAnsi="Arial"/>
@@ -15825,7 +15825,7 @@
         </w:rPr>
         <w:t xml:space="preserve"> (</w:t>
       </w:r>
-      <w:hyperlink w:history="1" r:id="rIducemxpnri8j2_m3foquxf">
+      <w:hyperlink w:history="1" r:id="rIdzepdeclmebi-gqitxzm3b">
         <w:r>
           <w:rPr>
             <w:rFonts w:ascii="Arial" w:cs="Arial" w:eastAsia="Arial" w:hAnsi="Arial"/>
@@ -16855,7 +16855,7 @@
               <w:spacing w:after="10" w:before="0"/>
               <w:ind w:left="120"/>
             </w:pPr>
-            <w:hyperlink w:history="1" r:id="rIdewzkt1nflnpte6flhigsg">
+            <w:hyperlink w:history="1" r:id="rIdzojww7mz3skyujedyuryh">
               <w:r>
                 <w:rPr>
                   <w:rFonts w:ascii="Arial" w:cs="Arial" w:eastAsia="Arial" w:hAnsi="Arial"/>
@@ -16932,7 +16932,7 @@
               <w:spacing w:after="10" w:before="0"/>
               <w:ind w:left="120"/>
             </w:pPr>
-            <w:hyperlink w:history="1" r:id="rIdc8pxhdiuzia0tyrhmbhhf">
+            <w:hyperlink w:history="1" r:id="rId-rxzo0fx9ckvpuwf6zvuu">
               <w:r>
                 <w:rPr>
                   <w:rFonts w:ascii="Arial" w:cs="Arial" w:eastAsia="Arial" w:hAnsi="Arial"/>
@@ -17159,7 +17159,7 @@
               <w:spacing w:after="10" w:before="0"/>
               <w:ind w:left="120"/>
             </w:pPr>
-            <w:hyperlink w:history="1" r:id="rIds6z_hhrq3g-ujtxggeov-">
+            <w:hyperlink w:history="1" r:id="rIduhppeyw8mj6wc02lxf2eb">
               <w:r>
                 <w:rPr>
                   <w:rFonts w:ascii="Arial" w:cs="Arial" w:eastAsia="Arial" w:hAnsi="Arial"/>
@@ -17236,7 +17236,7 @@
               <w:spacing w:after="10" w:before="0"/>
               <w:ind w:left="120"/>
             </w:pPr>
-            <w:hyperlink w:history="1" r:id="rIdca6zov92r92wff33_lpgj">
+            <w:hyperlink w:history="1" r:id="rIdtid7jpivo1za6x7pzw8ll">
               <w:r>
                 <w:rPr>
                   <w:rFonts w:ascii="Arial" w:cs="Arial" w:eastAsia="Arial" w:hAnsi="Arial"/>
@@ -17463,7 +17463,7 @@
               <w:spacing w:after="10" w:before="0"/>
               <w:ind w:left="120"/>
             </w:pPr>
-            <w:hyperlink w:history="1" r:id="rIdscgmqjaaahyhfzrcsg7rw">
+            <w:hyperlink w:history="1" r:id="rId6inaf4urn-xv8vbeeoe-s">
               <w:r>
                 <w:rPr>
                   <w:rFonts w:ascii="Arial" w:cs="Arial" w:eastAsia="Arial" w:hAnsi="Arial"/>
@@ -17540,7 +17540,7 @@
               <w:spacing w:after="10" w:before="0"/>
               <w:ind w:left="120"/>
             </w:pPr>
-            <w:hyperlink w:history="1" r:id="rIdeif4oucooivcqfly_r7-c">
+            <w:hyperlink w:history="1" r:id="rIdf9zach7nofdgueic3jyte">
               <w:r>
                 <w:rPr>
                   <w:rFonts w:ascii="Arial" w:cs="Arial" w:eastAsia="Arial" w:hAnsi="Arial"/>
@@ -17767,7 +17767,7 @@
               <w:spacing w:after="10" w:before="0"/>
               <w:ind w:left="120"/>
             </w:pPr>
-            <w:hyperlink w:history="1" r:id="rIdqeples8zyv9onz38406lh">
+            <w:hyperlink w:history="1" r:id="rIdxqavravrlrulvvpitejva">
               <w:r>
                 <w:rPr>
                   <w:rFonts w:ascii="Arial" w:cs="Arial" w:eastAsia="Arial" w:hAnsi="Arial"/>
@@ -17844,7 +17844,7 @@
               <w:spacing w:after="10" w:before="0"/>
               <w:ind w:left="120"/>
             </w:pPr>
-            <w:hyperlink w:history="1" r:id="rIdzxwtnblu8ssg_edf0lgxi">
+            <w:hyperlink w:history="1" r:id="rIdb-m5esu7zn0rlu8a4pntg">
               <w:r>
                 <w:rPr>
                   <w:rFonts w:ascii="Arial" w:cs="Arial" w:eastAsia="Arial" w:hAnsi="Arial"/>
@@ -18071,7 +18071,7 @@
               <w:spacing w:after="10" w:before="0"/>
               <w:ind w:left="120"/>
             </w:pPr>
-            <w:hyperlink w:history="1" r:id="rIdmrzmmvxwnsmm6xmhcyysu">
+            <w:hyperlink w:history="1" r:id="rIdaxbnisgspmk8qqd1retdu">
               <w:r>
                 <w:rPr>
                   <w:rFonts w:ascii="Arial" w:cs="Arial" w:eastAsia="Arial" w:hAnsi="Arial"/>
@@ -18148,7 +18148,7 @@
               <w:spacing w:after="10" w:before="0"/>
               <w:ind w:left="120"/>
             </w:pPr>
-            <w:hyperlink w:history="1" r:id="rIdrjfc07-yrhfojhbdr5m4l">
+            <w:hyperlink w:history="1" r:id="rId0wp9wh_lgi1xbnyrw_cpy">
               <w:r>
                 <w:rPr>
                   <w:rFonts w:ascii="Arial" w:cs="Arial" w:eastAsia="Arial" w:hAnsi="Arial"/>
@@ -18675,7 +18675,7 @@
         </w:rPr>
         <w:t xml:space="preserve">© 2026 SeaVuria and ARES. Aligned with KICD objectives. Developed by SeaVuria; technical implementation by ARES (with AI assistance from Claude). Licensed under </w:t>
       </w:r>
-      <w:hyperlink w:history="1" r:id="rIdj6trcfezvthjnjn8rglto">
+      <w:hyperlink w:history="1" r:id="rIdlcowhgrcgia1tinv3iccz">
         <w:r>
           <w:rPr>
             <w:rFonts w:ascii="Arial" w:cs="Arial" w:eastAsia="Arial" w:hAnsi="Arial"/>
@@ -18696,7 +18696,7 @@
         </w:rPr>
         <w:t xml:space="preserve"> (</w:t>
       </w:r>
-      <w:hyperlink w:history="1" r:id="rIdalnnm47ozlcmm4z41grb5">
+      <w:hyperlink w:history="1" r:id="rId3yo3o0iopfa_hlokzzp0w">
         <w:r>
           <w:rPr>
             <w:rFonts w:ascii="Arial" w:cs="Arial" w:eastAsia="Arial" w:hAnsi="Arial"/>
@@ -19709,7 +19709,7 @@
             <w:pPr>
               <w:spacing w:after="20" w:before="0"/>
             </w:pPr>
-            <w:hyperlink w:history="1" r:id="rIdck0qzacok11wl8ojexzit">
+            <w:hyperlink w:history="1" r:id="rIdofm-5bmswhbr3tqvmd7lq">
               <w:r>
                 <w:rPr>
                   <w:rFonts w:ascii="Arial" w:cs="Arial" w:eastAsia="Arial" w:hAnsi="Arial"/>
@@ -19758,7 +19758,7 @@
               <w:spacing w:after="10" w:before="0"/>
               <w:ind w:left="120"/>
             </w:pPr>
-            <w:hyperlink w:history="1" r:id="rIdofi0s4uqkikhkijiqemu4">
+            <w:hyperlink w:history="1" r:id="rIdloyqjevam5kppsmnyvlj_">
               <w:r>
                 <w:rPr>
                   <w:rFonts w:ascii="Arial" w:cs="Arial" w:eastAsia="Arial" w:hAnsi="Arial"/>
@@ -19803,7 +19803,7 @@
             <w:pPr>
               <w:spacing w:after="20" w:before="0"/>
             </w:pPr>
-            <w:hyperlink w:history="1" r:id="rIdijmwilrfewa5nb8qbn8f4">
+            <w:hyperlink w:history="1" r:id="rIdug38ebsfkcfvazmnurgsl">
               <w:r>
                 <w:rPr>
                   <w:rFonts w:ascii="Arial" w:cs="Arial" w:eastAsia="Arial" w:hAnsi="Arial"/>
@@ -19852,7 +19852,7 @@
               <w:spacing w:after="10" w:before="0"/>
               <w:ind w:left="120"/>
             </w:pPr>
-            <w:hyperlink w:history="1" r:id="rId1fdneuc89xqjfb0wbtjne">
+            <w:hyperlink w:history="1" r:id="rIdgltkkzagom975iah_ylsp">
               <w:r>
                 <w:rPr>
                   <w:rFonts w:ascii="Arial" w:cs="Arial" w:eastAsia="Arial" w:hAnsi="Arial"/>
@@ -20047,7 +20047,7 @@
             <w:pPr>
               <w:spacing w:after="20" w:before="0"/>
             </w:pPr>
-            <w:hyperlink w:history="1" r:id="rId6_rwdsmzgwnkgma4-zqdb">
+            <w:hyperlink w:history="1" r:id="rIdoygb6zdh44t4jpzfte8nt">
               <w:r>
                 <w:rPr>
                   <w:rFonts w:ascii="Arial" w:cs="Arial" w:eastAsia="Arial" w:hAnsi="Arial"/>
@@ -20096,7 +20096,7 @@
               <w:spacing w:after="10" w:before="0"/>
               <w:ind w:left="120"/>
             </w:pPr>
-            <w:hyperlink w:history="1" r:id="rIdmj1yx7dgmmcy8y0hk5jip">
+            <w:hyperlink w:history="1" r:id="rIdbyvnxjr6bexh-5exzr1pv">
               <w:r>
                 <w:rPr>
                   <w:rFonts w:ascii="Arial" w:cs="Arial" w:eastAsia="Arial" w:hAnsi="Arial"/>
@@ -20141,7 +20141,7 @@
             <w:pPr>
               <w:spacing w:after="20" w:before="0"/>
             </w:pPr>
-            <w:hyperlink w:history="1" r:id="rIdjzw0-zpkzeijiesxtbkgn">
+            <w:hyperlink w:history="1" r:id="rIdtwopoh6i4nvvs-onvmf0j">
               <w:r>
                 <w:rPr>
                   <w:rFonts w:ascii="Arial" w:cs="Arial" w:eastAsia="Arial" w:hAnsi="Arial"/>
@@ -20190,7 +20190,7 @@
               <w:spacing w:after="10" w:before="0"/>
               <w:ind w:left="120"/>
             </w:pPr>
-            <w:hyperlink w:history="1" r:id="rIdnhqxa_8ivv_tdu9_aurx9">
+            <w:hyperlink w:history="1" r:id="rIdq12mhfv69vxh413pkvwlm">
               <w:r>
                 <w:rPr>
                   <w:rFonts w:ascii="Arial" w:cs="Arial" w:eastAsia="Arial" w:hAnsi="Arial"/>
@@ -20232,7 +20232,7 @@
                 <w:sz w:val="18"/>
                 <w:szCs w:val="18"/>
               </w:rPr>
-              <w:t xml:space="preserve">Teacher or a student volunteer performs a live demonstration at the front: (A) places a filled 5-litre container (or equivalent improvised mass) at the far corner of the three-legged stool model (can be a small wooden stool replica or a cardboard model built in a previous lesson) and gives a gentle lateral nudge — students observe toppling; (B) places the same container at the centre of the wide flat model — students observe it rocks and recovers; (C) places the container at the corner of the wide flat model — students observe it is close to the tipping threshold. Students record observations in their notebooks in a three-column table: Scenario | What I observed (exactly) | Matches my prediction (yes/partial/no). Teacher then plays a 90-second projected animation or hand-drawn diagram sequence showing how the vertical line through the combined centre of gravity shifts as the load moves outward — crossing or not crossing the base of support boundary. Students annotate their observation table with a fourth column: Physical reason (using unit vocabulary). The observation phase takes approximately 7 minutes total.</w:t>
+              <w:t xml:space="preserve">Teacher or a student volunteer performs a live demonstration at the front: (A) places a filled 5-litre container (or equivalent improvised mass) at the far corner of the three-legged stool model (can be a small wooden stool replica or a cardboard model built in a previous lesson) and gives a gentle lateral nudge — students observe toppling; (B) places the same container at the centre of the wide flat model — students observe it rocks and recovers; (C) places the container at the corner of the wide flat model — students observe it rocks further but returns upright without toppling. Students record observations in their notebooks in a three-column table: Scenario | What I observed (exactly) | Matches my prediction (yes/partial/no). Teacher then plays a 90-second projected animation or hand-drawn diagram sequence showing how the vertical line through the combined centre of gravity shifts as the load moves outward — crossing or not crossing the base of support boundary. Students annotate their observation table with a fourth column: Physical reason (using unit vocabulary). The observation phase takes approximately 7 minutes total.</w:t>
             </w:r>
           </w:p>
         </w:tc>
@@ -20385,7 +20385,7 @@
             <w:pPr>
               <w:spacing w:after="20" w:before="0"/>
             </w:pPr>
-            <w:hyperlink w:history="1" r:id="rIdn8wvz6zax9yx6qtjbcgxm">
+            <w:hyperlink w:history="1" r:id="rIdz8q0wa32hauthljf_usod">
               <w:r>
                 <w:rPr>
                   <w:rFonts w:ascii="Arial" w:cs="Arial" w:eastAsia="Arial" w:hAnsi="Arial"/>
@@ -20434,7 +20434,7 @@
               <w:spacing w:after="10" w:before="0"/>
               <w:ind w:left="120"/>
             </w:pPr>
-            <w:hyperlink w:history="1" r:id="rIdgdkztbzchs8bvh72lbso4">
+            <w:hyperlink w:history="1" r:id="rIdlq5ntgdgchvl8g_jcgo47">
               <w:r>
                 <w:rPr>
                   <w:rFonts w:ascii="Arial" w:cs="Arial" w:eastAsia="Arial" w:hAnsi="Arial"/>
@@ -20479,7 +20479,7 @@
             <w:pPr>
               <w:spacing w:after="20" w:before="0"/>
             </w:pPr>
-            <w:hyperlink w:history="1" r:id="rIddwgrcrwcsjn9gwg2czd_i">
+            <w:hyperlink w:history="1" r:id="rIdovpfy53-l3uai3bndlpnv">
               <w:r>
                 <w:rPr>
                   <w:rFonts w:ascii="Arial" w:cs="Arial" w:eastAsia="Arial" w:hAnsi="Arial"/>
@@ -20528,7 +20528,7 @@
               <w:spacing w:after="10" w:before="0"/>
               <w:ind w:left="120"/>
             </w:pPr>
-            <w:hyperlink w:history="1" r:id="rIds5tb6msocqhl-nnmfcskb">
+            <w:hyperlink w:history="1" r:id="rIdyls-gjxvw6ra9bxpeorpv">
               <w:r>
                 <w:rPr>
                   <w:rFonts w:ascii="Arial" w:cs="Arial" w:eastAsia="Arial" w:hAnsi="Arial"/>
@@ -20723,7 +20723,7 @@
             <w:pPr>
               <w:spacing w:after="20" w:before="0"/>
             </w:pPr>
-            <w:hyperlink w:history="1" r:id="rId-x50nsyjsvoz_x4nip9e8">
+            <w:hyperlink w:history="1" r:id="rId6wfza3r55f0zf0da57xzf">
               <w:r>
                 <w:rPr>
                   <w:rFonts w:ascii="Arial" w:cs="Arial" w:eastAsia="Arial" w:hAnsi="Arial"/>
@@ -20772,7 +20772,7 @@
               <w:spacing w:after="10" w:before="0"/>
               <w:ind w:left="120"/>
             </w:pPr>
-            <w:hyperlink w:history="1" r:id="rId0zdccfvzeypkpijtsiiyh">
+            <w:hyperlink w:history="1" r:id="rIdym7rlmsoa8dijlquuqdmh">
               <w:r>
                 <w:rPr>
                   <w:rFonts w:ascii="Arial" w:cs="Arial" w:eastAsia="Arial" w:hAnsi="Arial"/>
@@ -20817,7 +20817,7 @@
             <w:pPr>
               <w:spacing w:after="20" w:before="0"/>
             </w:pPr>
-            <w:hyperlink w:history="1" r:id="rIdjesjxr7dtetzmvdmfuf_l">
+            <w:hyperlink w:history="1" r:id="rIdlex3l0okgr_65ovw321nd">
               <w:r>
                 <w:rPr>
                   <w:rFonts w:ascii="Arial" w:cs="Arial" w:eastAsia="Arial" w:hAnsi="Arial"/>
@@ -20866,7 +20866,7 @@
               <w:spacing w:after="10" w:before="0"/>
               <w:ind w:left="120"/>
             </w:pPr>
-            <w:hyperlink w:history="1" r:id="rIddp3iotbncbfsu-elm_iqt">
+            <w:hyperlink w:history="1" r:id="rIdyhwlgmtvh-jkoer2viqff">
               <w:r>
                 <w:rPr>
                   <w:rFonts w:ascii="Arial" w:cs="Arial" w:eastAsia="Arial" w:hAnsi="Arial"/>
@@ -21061,7 +21061,7 @@
             <w:pPr>
               <w:spacing w:after="20" w:before="0"/>
             </w:pPr>
-            <w:hyperlink w:history="1" r:id="rIdcqkmccuq-im4xk0oxsskg">
+            <w:hyperlink w:history="1" r:id="rId15-8moek9hdzrxskn-k28">
               <w:r>
                 <w:rPr>
                   <w:rFonts w:ascii="Arial" w:cs="Arial" w:eastAsia="Arial" w:hAnsi="Arial"/>
@@ -21110,7 +21110,7 @@
               <w:spacing w:after="10" w:before="0"/>
               <w:ind w:left="120"/>
             </w:pPr>
-            <w:hyperlink w:history="1" r:id="rIdeoy6lrayvhnpmcdpfjyrw">
+            <w:hyperlink w:history="1" r:id="rIdb5gmg5jsjgc0r116tznhq">
               <w:r>
                 <w:rPr>
                   <w:rFonts w:ascii="Arial" w:cs="Arial" w:eastAsia="Arial" w:hAnsi="Arial"/>
@@ -21155,7 +21155,7 @@
             <w:pPr>
               <w:spacing w:after="20" w:before="0"/>
             </w:pPr>
-            <w:hyperlink w:history="1" r:id="rId011xbll5sn0kxwscujde6">
+            <w:hyperlink w:history="1" r:id="rId4lz3cdcl-zcyaweokpwr_">
               <w:r>
                 <w:rPr>
                   <w:rFonts w:ascii="Arial" w:cs="Arial" w:eastAsia="Arial" w:hAnsi="Arial"/>
@@ -21204,7 +21204,7 @@
               <w:spacing w:after="10" w:before="0"/>
               <w:ind w:left="120"/>
             </w:pPr>
-            <w:hyperlink w:history="1" r:id="rIdmalx6sm9m8rkpkaygfi_m">
+            <w:hyperlink w:history="1" r:id="rIdahz48a8blv8vg7rljazvq">
               <w:r>
                 <w:rPr>
                   <w:rFonts w:ascii="Arial" w:cs="Arial" w:eastAsia="Arial" w:hAnsi="Arial"/>
@@ -21716,7 +21716,7 @@
         </w:rPr>
         <w:t xml:space="preserve">© 2026 SeaVuria and ARES. Aligned with KICD objectives. Developed by SeaVuria; technical implementation by ARES (with AI assistance from Claude). Licensed under </w:t>
       </w:r>
-      <w:hyperlink w:history="1" r:id="rIdobrgr__vqma7778iydoq5">
+      <w:hyperlink w:history="1" r:id="rId3zvwiipu8eqz4mj8nifzk">
         <w:r>
           <w:rPr>
             <w:rFonts w:ascii="Arial" w:cs="Arial" w:eastAsia="Arial" w:hAnsi="Arial"/>
@@ -21737,7 +21737,7 @@
         </w:rPr>
         <w:t xml:space="preserve"> (</w:t>
       </w:r>
-      <w:hyperlink w:history="1" r:id="rIdzluipalipc3zqphbgqcgp">
+      <w:hyperlink w:history="1" r:id="rIdnwk5v4z6bylf_azpzodb4">
         <w:r>
           <w:rPr>
             <w:rFonts w:ascii="Arial" w:cs="Arial" w:eastAsia="Arial" w:hAnsi="Arial"/>

--- a/data/outputs/v2/Physics/SS1.5_Moments_of_Equilibrium/Physics_Moments_of_Equilibrium_CBE_LessonSequence.docx
+++ b/data/outputs/v2/Physics/SS1.5_Moments_of_Equilibrium/Physics_Moments_of_Equilibrium_CBE_LessonSequence.docx
@@ -2478,7 +2478,7 @@
         </w:rPr>
         <w:t xml:space="preserve">© 2026 SeaVuria and ARES. This work is licensed under a </w:t>
       </w:r>
-      <w:hyperlink w:history="1" r:id="rIdowgr5bjvatn9izvbom_af">
+      <w:hyperlink w:history="1" r:id="rId71s8fucgt-gpyo_cknvwg">
         <w:r>
           <w:rPr>
             <w:rFonts w:ascii="Arial" w:cs="Arial" w:eastAsia="Arial" w:hAnsi="Arial"/>
@@ -2498,7 +2498,7 @@
         </w:rPr>
         <w:t xml:space="preserve"> (</w:t>
       </w:r>
-      <w:hyperlink w:history="1" r:id="rIdacdt9emjhda-8vdfawuah">
+      <w:hyperlink w:history="1" r:id="rIdmrpueq591w5ndilnybnaj">
         <w:r>
           <w:rPr>
             <w:rFonts w:ascii="Arial" w:cs="Arial" w:eastAsia="Arial" w:hAnsi="Arial"/>
@@ -2518,7 +2518,7 @@
         </w:rPr>
         <w:t xml:space="preserve">). To view a copy of this license, visit </w:t>
       </w:r>
-      <w:hyperlink w:history="1" r:id="rId1xh4sdoa2q6za-mnq9gje">
+      <w:hyperlink w:history="1" r:id="rIdm494jlilsfv7ucotqj5xd">
         <w:r>
           <w:rPr>
             <w:rFonts w:ascii="Arial" w:cs="Arial" w:eastAsia="Arial" w:hAnsi="Arial"/>
@@ -3530,7 +3530,7 @@
             <w:pPr>
               <w:spacing w:after="20" w:before="0"/>
             </w:pPr>
-            <w:hyperlink w:history="1" r:id="rIdk2lcnv4pasnjw-eeqtcv5">
+            <w:hyperlink w:history="1" r:id="rIdkjoqkzy-sxmijfoyvy8o-">
               <w:r>
                 <w:rPr>
                   <w:rFonts w:ascii="Arial" w:cs="Arial" w:eastAsia="Arial" w:hAnsi="Arial"/>
@@ -3563,7 +3563,7 @@
               <w:spacing w:after="10" w:before="0"/>
               <w:ind w:left="120"/>
             </w:pPr>
-            <w:hyperlink w:history="1" r:id="rId-0v9dpki9yus8ppao_pf3">
+            <w:hyperlink w:history="1" r:id="rIdjuxkvoxwwasf0a_qgxx1x">
               <w:r>
                 <w:rPr>
                   <w:rFonts w:ascii="Arial" w:cs="Arial" w:eastAsia="Arial" w:hAnsi="Arial"/>
@@ -3608,7 +3608,7 @@
             <w:pPr>
               <w:spacing w:after="20" w:before="0"/>
             </w:pPr>
-            <w:hyperlink w:history="1" r:id="rIduwgivp_bywvqswixsdnvn">
+            <w:hyperlink w:history="1" r:id="rId42iice_6u9u1amf4r1cxw">
               <w:r>
                 <w:rPr>
                   <w:rFonts w:ascii="Arial" w:cs="Arial" w:eastAsia="Arial" w:hAnsi="Arial"/>
@@ -3641,7 +3641,7 @@
               <w:spacing w:after="10" w:before="0"/>
               <w:ind w:left="120"/>
             </w:pPr>
-            <w:hyperlink w:history="1" r:id="rId93ukocs5hwl9qsnkzmhjh">
+            <w:hyperlink w:history="1" r:id="rIdllf4tswpggqhbsopbas9p">
               <w:r>
                 <w:rPr>
                   <w:rFonts w:ascii="Arial" w:cs="Arial" w:eastAsia="Arial" w:hAnsi="Arial"/>
@@ -3990,7 +3990,7 @@
             <w:pPr>
               <w:spacing w:after="20" w:before="0"/>
             </w:pPr>
-            <w:hyperlink w:history="1" r:id="rIdgy9doxbgfepcwpik9pkzz">
+            <w:hyperlink w:history="1" r:id="rIdtobloezsb8xkkoaxitsb5">
               <w:r>
                 <w:rPr>
                   <w:rFonts w:ascii="Arial" w:cs="Arial" w:eastAsia="Arial" w:hAnsi="Arial"/>
@@ -4023,7 +4023,7 @@
               <w:spacing w:after="10" w:before="0"/>
               <w:ind w:left="120"/>
             </w:pPr>
-            <w:hyperlink w:history="1" r:id="rId724t4ryjr_9ygiuxhryja">
+            <w:hyperlink w:history="1" r:id="rIdisrsxbixtj6ds4vnvigfl">
               <w:r>
                 <w:rPr>
                   <w:rFonts w:ascii="Arial" w:cs="Arial" w:eastAsia="Arial" w:hAnsi="Arial"/>
@@ -4068,7 +4068,7 @@
             <w:pPr>
               <w:spacing w:after="20" w:before="0"/>
             </w:pPr>
-            <w:hyperlink w:history="1" r:id="rIdehrcdycwpjrxuo76as_yv">
+            <w:hyperlink w:history="1" r:id="rIdkzfk3bcg3oeequguwybrs">
               <w:r>
                 <w:rPr>
                   <w:rFonts w:ascii="Arial" w:cs="Arial" w:eastAsia="Arial" w:hAnsi="Arial"/>
@@ -4101,7 +4101,7 @@
               <w:spacing w:after="10" w:before="0"/>
               <w:ind w:left="120"/>
             </w:pPr>
-            <w:hyperlink w:history="1" r:id="rIdgcrbqh4oo9eixa0-hegwr">
+            <w:hyperlink w:history="1" r:id="rIdiv1la4lrdcnf1ksgpwzs_">
               <w:r>
                 <w:rPr>
                   <w:rFonts w:ascii="Arial" w:cs="Arial" w:eastAsia="Arial" w:hAnsi="Arial"/>
@@ -4603,7 +4603,7 @@
             <w:pPr>
               <w:spacing w:after="20" w:before="0"/>
             </w:pPr>
-            <w:hyperlink w:history="1" r:id="rIdvz24nmk0injabx_smfksq">
+            <w:hyperlink w:history="1" r:id="rIdd66ubql2dc0gpluqne9nu">
               <w:r>
                 <w:rPr>
                   <w:rFonts w:ascii="Arial" w:cs="Arial" w:eastAsia="Arial" w:hAnsi="Arial"/>
@@ -4636,7 +4636,7 @@
               <w:spacing w:after="10" w:before="0"/>
               <w:ind w:left="120"/>
             </w:pPr>
-            <w:hyperlink w:history="1" r:id="rIdimi4kzjgtah7fq8mgrxwd">
+            <w:hyperlink w:history="1" r:id="rIdshihfqrhz0an1dkj8nlx6">
               <w:r>
                 <w:rPr>
                   <w:rFonts w:ascii="Arial" w:cs="Arial" w:eastAsia="Arial" w:hAnsi="Arial"/>
@@ -4681,7 +4681,7 @@
             <w:pPr>
               <w:spacing w:after="20" w:before="0"/>
             </w:pPr>
-            <w:hyperlink w:history="1" r:id="rIdi1n4kgab_jjilc87szto3">
+            <w:hyperlink w:history="1" r:id="rIddszem7n12vz0dt08q0y20">
               <w:r>
                 <w:rPr>
                   <w:rFonts w:ascii="Arial" w:cs="Arial" w:eastAsia="Arial" w:hAnsi="Arial"/>
@@ -4714,7 +4714,7 @@
               <w:spacing w:after="10" w:before="0"/>
               <w:ind w:left="120"/>
             </w:pPr>
-            <w:hyperlink w:history="1" r:id="rIdas0auk3uklzvv491e6rid">
+            <w:hyperlink w:history="1" r:id="rIdayiuoljw5krt1dl84j1ln">
               <w:r>
                 <w:rPr>
                   <w:rFonts w:ascii="Arial" w:cs="Arial" w:eastAsia="Arial" w:hAnsi="Arial"/>
@@ -5312,7 +5312,7 @@
             <w:pPr>
               <w:spacing w:after="20" w:before="0"/>
             </w:pPr>
-            <w:hyperlink w:history="1" r:id="rId1yqr6fszlkxcxnm41lf4o">
+            <w:hyperlink w:history="1" r:id="rIdbbzh5fpe0y5_bqldkzy2g">
               <w:r>
                 <w:rPr>
                   <w:rFonts w:ascii="Arial" w:cs="Arial" w:eastAsia="Arial" w:hAnsi="Arial"/>
@@ -5345,7 +5345,7 @@
               <w:spacing w:after="10" w:before="0"/>
               <w:ind w:left="120"/>
             </w:pPr>
-            <w:hyperlink w:history="1" r:id="rIdkyhxmh-34ysw06mkvts0b">
+            <w:hyperlink w:history="1" r:id="rIde6cdr1tsagpvdmfyxybbb">
               <w:r>
                 <w:rPr>
                   <w:rFonts w:ascii="Arial" w:cs="Arial" w:eastAsia="Arial" w:hAnsi="Arial"/>
@@ -5390,7 +5390,7 @@
             <w:pPr>
               <w:spacing w:after="20" w:before="0"/>
             </w:pPr>
-            <w:hyperlink w:history="1" r:id="rId6qitzkccbr6o8vbgt3hb-">
+            <w:hyperlink w:history="1" r:id="rIdoiqfnawnoempx1njznrk5">
               <w:r>
                 <w:rPr>
                   <w:rFonts w:ascii="Arial" w:cs="Arial" w:eastAsia="Arial" w:hAnsi="Arial"/>
@@ -5423,7 +5423,7 @@
               <w:spacing w:after="10" w:before="0"/>
               <w:ind w:left="120"/>
             </w:pPr>
-            <w:hyperlink w:history="1" r:id="rIdtqbogfutmsyfzb1oubacd">
+            <w:hyperlink w:history="1" r:id="rIdljek74nxey0rwwhzs4jzn">
               <w:r>
                 <w:rPr>
                   <w:rFonts w:ascii="Arial" w:cs="Arial" w:eastAsia="Arial" w:hAnsi="Arial"/>
@@ -5753,7 +5753,7 @@
             <w:pPr>
               <w:spacing w:after="20" w:before="0"/>
             </w:pPr>
-            <w:hyperlink w:history="1" r:id="rIdqprudqwmhvahoyxjsjvua">
+            <w:hyperlink w:history="1" r:id="rIdlqzbxbcimpbolddmz7hrh">
               <w:r>
                 <w:rPr>
                   <w:rFonts w:ascii="Arial" w:cs="Arial" w:eastAsia="Arial" w:hAnsi="Arial"/>
@@ -5802,7 +5802,7 @@
               <w:spacing w:after="10" w:before="0"/>
               <w:ind w:left="120"/>
             </w:pPr>
-            <w:hyperlink w:history="1" r:id="rIdc_gncqumh8m2dwuhrxcj9">
+            <w:hyperlink w:history="1" r:id="rIdnytl1f5ucx2fvt16xhvkk">
               <w:r>
                 <w:rPr>
                   <w:rFonts w:ascii="Arial" w:cs="Arial" w:eastAsia="Arial" w:hAnsi="Arial"/>
@@ -5847,7 +5847,7 @@
             <w:pPr>
               <w:spacing w:after="20" w:before="0"/>
             </w:pPr>
-            <w:hyperlink w:history="1" r:id="rId-4u4cvah4m5gksdc2upv6">
+            <w:hyperlink w:history="1" r:id="rIdipm41qay46mc_kiod9ni4">
               <w:r>
                 <w:rPr>
                   <w:rFonts w:ascii="Arial" w:cs="Arial" w:eastAsia="Arial" w:hAnsi="Arial"/>
@@ -5896,7 +5896,7 @@
               <w:spacing w:after="10" w:before="0"/>
               <w:ind w:left="120"/>
             </w:pPr>
-            <w:hyperlink w:history="1" r:id="rIdfhu-yaed8pv_9kl34njqd">
+            <w:hyperlink w:history="1" r:id="rIdckcnefpia-_xewvei21bd">
               <w:r>
                 <w:rPr>
                   <w:rFonts w:ascii="Arial" w:cs="Arial" w:eastAsia="Arial" w:hAnsi="Arial"/>
@@ -6728,7 +6728,7 @@
                 <w:sz w:val="18"/>
                 <w:szCs w:val="18"/>
               </w:rPr>
-              <w:t xml:space="preserve">The stool toppled because the jerrycan's weight (200 N) acting at a large perpendicular distance from the pivot leg created a large clockwise moment (M = F × d) that was not balanced by any opposing moment. The four-legged stool did not topple under the same conditions — suggesting that something about the geometry (width of base, position of pivot legs) affects whether the turning effect causes permanent toppling or is resisted. This 'something' — involving centre of gravity and conditions for equilibrium — remains to be explained in Lessons 2 and 3.</w:t>
+              <w:t xml:space="preserve">The stool toppled because the jerrycan's weight (200 N) acting at a large perpendicular distance from the pivot leg created a large clockwise moment (M = F × d) that was larger than the opposing (anticlockwise) moment of the stool's own weight acting at its centre of gravity. The four-legged stool did not topple under the same conditions — suggesting that something about the geometry (width of base, position of pivot legs) affects whether the turning effect causes permanent toppling or is resisted. This 'something' — involving centre of gravity and conditions for equilibrium — remains to be explained in Lessons 2 and 3.</w:t>
             </w:r>
           </w:p>
         </w:tc>
@@ -6750,7 +6750,7 @@
         </w:rPr>
         <w:t xml:space="preserve">© 2026 SeaVuria and ARES. Aligned with KICD objectives. Developed by SeaVuria; technical implementation by ARES (with AI assistance from Claude). Licensed under </w:t>
       </w:r>
-      <w:hyperlink w:history="1" r:id="rId8ygipuric87kdzvydwc0h">
+      <w:hyperlink w:history="1" r:id="rIdcnc4yedghau0s0tles357">
         <w:r>
           <w:rPr>
             <w:rFonts w:ascii="Arial" w:cs="Arial" w:eastAsia="Arial" w:hAnsi="Arial"/>
@@ -6771,7 +6771,7 @@
         </w:rPr>
         <w:t xml:space="preserve"> (</w:t>
       </w:r>
-      <w:hyperlink w:history="1" r:id="rIde-ssd8lbf1jpyka9oma4l">
+      <w:hyperlink w:history="1" r:id="rIdij4zzdjgcbc6tm5mvcbly">
         <w:r>
           <w:rPr>
             <w:rFonts w:ascii="Arial" w:cs="Arial" w:eastAsia="Arial" w:hAnsi="Arial"/>
@@ -7784,7 +7784,7 @@
             <w:pPr>
               <w:spacing w:after="20" w:before="0"/>
             </w:pPr>
-            <w:hyperlink w:history="1" r:id="rId1s34rv3hbalgpjm5eo7wz">
+            <w:hyperlink w:history="1" r:id="rId_m0vwmn_qzh6_roe50o9x">
               <w:r>
                 <w:rPr>
                   <w:rFonts w:ascii="Arial" w:cs="Arial" w:eastAsia="Arial" w:hAnsi="Arial"/>
@@ -7817,7 +7817,7 @@
               <w:spacing w:after="10" w:before="0"/>
               <w:ind w:left="120"/>
             </w:pPr>
-            <w:hyperlink w:history="1" r:id="rIdvztoxwn4feslo6otfrm_k">
+            <w:hyperlink w:history="1" r:id="rIdgqwlohddyq1kdj-htmlch">
               <w:r>
                 <w:rPr>
                   <w:rFonts w:ascii="Arial" w:cs="Arial" w:eastAsia="Arial" w:hAnsi="Arial"/>
@@ -7862,7 +7862,7 @@
             <w:pPr>
               <w:spacing w:after="20" w:before="0"/>
             </w:pPr>
-            <w:hyperlink w:history="1" r:id="rIdbywnavmtmz_jg6mpskycs">
+            <w:hyperlink w:history="1" r:id="rIdbtoqb9jgxoo5kj8oqmbpt">
               <w:r>
                 <w:rPr>
                   <w:rFonts w:ascii="Arial" w:cs="Arial" w:eastAsia="Arial" w:hAnsi="Arial"/>
@@ -7895,7 +7895,7 @@
               <w:spacing w:after="10" w:before="0"/>
               <w:ind w:left="120"/>
             </w:pPr>
-            <w:hyperlink w:history="1" r:id="rIdylheowggd_ldzibid1msa">
+            <w:hyperlink w:history="1" r:id="rIdoebj-bprp32ncbykue9ed">
               <w:r>
                 <w:rPr>
                   <w:rFonts w:ascii="Arial" w:cs="Arial" w:eastAsia="Arial" w:hAnsi="Arial"/>
@@ -8147,7 +8147,7 @@
             <w:pPr>
               <w:spacing w:after="20" w:before="0"/>
             </w:pPr>
-            <w:hyperlink w:history="1" r:id="rIdqc1_fjublf8epih5x31_k">
+            <w:hyperlink w:history="1" r:id="rId6pd6ulazllzxioejz15kg">
               <w:r>
                 <w:rPr>
                   <w:rFonts w:ascii="Arial" w:cs="Arial" w:eastAsia="Arial" w:hAnsi="Arial"/>
@@ -8180,7 +8180,7 @@
               <w:spacing w:after="10" w:before="0"/>
               <w:ind w:left="120"/>
             </w:pPr>
-            <w:hyperlink w:history="1" r:id="rIdzwsvqqyna6caa2nh1e-vt">
+            <w:hyperlink w:history="1" r:id="rId70auyd_16hi6cfnmru2nv">
               <w:r>
                 <w:rPr>
                   <w:rFonts w:ascii="Arial" w:cs="Arial" w:eastAsia="Arial" w:hAnsi="Arial"/>
@@ -8225,7 +8225,7 @@
             <w:pPr>
               <w:spacing w:after="20" w:before="0"/>
             </w:pPr>
-            <w:hyperlink w:history="1" r:id="rId1l0zqcr2qrcru2gtnlrfd">
+            <w:hyperlink w:history="1" r:id="rIdiw8lu_p8vxm1vnlzjbbpx">
               <w:r>
                 <w:rPr>
                   <w:rFonts w:ascii="Arial" w:cs="Arial" w:eastAsia="Arial" w:hAnsi="Arial"/>
@@ -8258,7 +8258,7 @@
               <w:spacing w:after="10" w:before="0"/>
               <w:ind w:left="120"/>
             </w:pPr>
-            <w:hyperlink w:history="1" r:id="rIdliqzohcug2zafwtlggr35">
+            <w:hyperlink w:history="1" r:id="rIdorfzms396ygrvxunj_cj-">
               <w:r>
                 <w:rPr>
                   <w:rFonts w:ascii="Arial" w:cs="Arial" w:eastAsia="Arial" w:hAnsi="Arial"/>
@@ -8529,7 +8529,7 @@
             <w:pPr>
               <w:spacing w:after="20" w:before="0"/>
             </w:pPr>
-            <w:hyperlink w:history="1" r:id="rIdmhgew6tq1bz2w_m__tm_0">
+            <w:hyperlink w:history="1" r:id="rIdedjbei3xnwypz3qgjg7gs">
               <w:r>
                 <w:rPr>
                   <w:rFonts w:ascii="Arial" w:cs="Arial" w:eastAsia="Arial" w:hAnsi="Arial"/>
@@ -8562,7 +8562,7 @@
               <w:spacing w:after="10" w:before="0"/>
               <w:ind w:left="120"/>
             </w:pPr>
-            <w:hyperlink w:history="1" r:id="rIdgr2h50mscecnzcfackidx">
+            <w:hyperlink w:history="1" r:id="rId9adunlxzmko2qox3q8h2_">
               <w:r>
                 <w:rPr>
                   <w:rFonts w:ascii="Arial" w:cs="Arial" w:eastAsia="Arial" w:hAnsi="Arial"/>
@@ -8607,7 +8607,7 @@
             <w:pPr>
               <w:spacing w:after="20" w:before="0"/>
             </w:pPr>
-            <w:hyperlink w:history="1" r:id="rIdnnkivajrmowp5y-ropzwa">
+            <w:hyperlink w:history="1" r:id="rIdcxh-u1o4ugfv1g2qkmpib">
               <w:r>
                 <w:rPr>
                   <w:rFonts w:ascii="Arial" w:cs="Arial" w:eastAsia="Arial" w:hAnsi="Arial"/>
@@ -8640,7 +8640,7 @@
               <w:spacing w:after="10" w:before="0"/>
               <w:ind w:left="120"/>
             </w:pPr>
-            <w:hyperlink w:history="1" r:id="rIdds7xic2x6ni2agyspgwpd">
+            <w:hyperlink w:history="1" r:id="rIdptnhhstmshsyursq4boxo">
               <w:r>
                 <w:rPr>
                   <w:rFonts w:ascii="Arial" w:cs="Arial" w:eastAsia="Arial" w:hAnsi="Arial"/>
@@ -8949,7 +8949,7 @@
             <w:pPr>
               <w:spacing w:after="20" w:before="0"/>
             </w:pPr>
-            <w:hyperlink w:history="1" r:id="rIdpatgdvhcrf0sbor75kzfs">
+            <w:hyperlink w:history="1" r:id="rIdk_gsz-dis22bvuxzjr1as">
               <w:r>
                 <w:rPr>
                   <w:rFonts w:ascii="Arial" w:cs="Arial" w:eastAsia="Arial" w:hAnsi="Arial"/>
@@ -8982,7 +8982,7 @@
               <w:spacing w:after="10" w:before="0"/>
               <w:ind w:left="120"/>
             </w:pPr>
-            <w:hyperlink w:history="1" r:id="rId-ewgn9nuev2ru1oogg1e6">
+            <w:hyperlink w:history="1" r:id="rIdclli0hm6nfwnxs_rtc8bo">
               <w:r>
                 <w:rPr>
                   <w:rFonts w:ascii="Arial" w:cs="Arial" w:eastAsia="Arial" w:hAnsi="Arial"/>
@@ -9027,7 +9027,7 @@
             <w:pPr>
               <w:spacing w:after="20" w:before="0"/>
             </w:pPr>
-            <w:hyperlink w:history="1" r:id="rIds4awhbhop_8m21mjygetr">
+            <w:hyperlink w:history="1" r:id="rIdlrxj3umflk94lurvadp0h">
               <w:r>
                 <w:rPr>
                   <w:rFonts w:ascii="Arial" w:cs="Arial" w:eastAsia="Arial" w:hAnsi="Arial"/>
@@ -9060,7 +9060,7 @@
               <w:spacing w:after="10" w:before="0"/>
               <w:ind w:left="120"/>
             </w:pPr>
-            <w:hyperlink w:history="1" r:id="rIdglxndhzlo1lsggcguu-xe">
+            <w:hyperlink w:history="1" r:id="rIdtiyacqvvgdabvvenf5tkf">
               <w:r>
                 <w:rPr>
                   <w:rFonts w:ascii="Arial" w:cs="Arial" w:eastAsia="Arial" w:hAnsi="Arial"/>
@@ -9331,7 +9331,7 @@
             <w:pPr>
               <w:spacing w:after="20" w:before="0"/>
             </w:pPr>
-            <w:hyperlink w:history="1" r:id="rIdzk5np6zvb2hyslwiupbv7">
+            <w:hyperlink w:history="1" r:id="rIde69ld1plqi8ec1juf1b5j">
               <w:r>
                 <w:rPr>
                   <w:rFonts w:ascii="Arial" w:cs="Arial" w:eastAsia="Arial" w:hAnsi="Arial"/>
@@ -9380,7 +9380,7 @@
               <w:spacing w:after="10" w:before="0"/>
               <w:ind w:left="120"/>
             </w:pPr>
-            <w:hyperlink w:history="1" r:id="rIdqkegvm4btxhf2h8azpv2b">
+            <w:hyperlink w:history="1" r:id="rIdnhspdl02ovnd16cnohy-l">
               <w:r>
                 <w:rPr>
                   <w:rFonts w:ascii="Arial" w:cs="Arial" w:eastAsia="Arial" w:hAnsi="Arial"/>
@@ -9425,7 +9425,7 @@
             <w:pPr>
               <w:spacing w:after="20" w:before="0"/>
             </w:pPr>
-            <w:hyperlink w:history="1" r:id="rIdc-7-5dp8wo4enzxlnh4ow">
+            <w:hyperlink w:history="1" r:id="rIdremsi3wxl4ng4do5huwux">
               <w:r>
                 <w:rPr>
                   <w:rFonts w:ascii="Arial" w:cs="Arial" w:eastAsia="Arial" w:hAnsi="Arial"/>
@@ -9474,7 +9474,7 @@
               <w:spacing w:after="10" w:before="0"/>
               <w:ind w:left="120"/>
             </w:pPr>
-            <w:hyperlink w:history="1" r:id="rId0iiwogdqhd2eenxrlbazd">
+            <w:hyperlink w:history="1" r:id="rIdce7c6xm_dt1zvgmg-ite-">
               <w:r>
                 <w:rPr>
                   <w:rFonts w:ascii="Arial" w:cs="Arial" w:eastAsia="Arial" w:hAnsi="Arial"/>
@@ -10062,7 +10062,7 @@
         </w:rPr>
         <w:t xml:space="preserve">© 2026 SeaVuria and ARES. Aligned with KICD objectives. Developed by SeaVuria; technical implementation by ARES (with AI assistance from Claude). Licensed under </w:t>
       </w:r>
-      <w:hyperlink w:history="1" r:id="rIdzz0gqhhcindyhfa4nwbdk">
+      <w:hyperlink w:history="1" r:id="rIdb_lbshzhsh_ie-7c-wznd">
         <w:r>
           <w:rPr>
             <w:rFonts w:ascii="Arial" w:cs="Arial" w:eastAsia="Arial" w:hAnsi="Arial"/>
@@ -10083,7 +10083,7 @@
         </w:rPr>
         <w:t xml:space="preserve"> (</w:t>
       </w:r>
-      <w:hyperlink w:history="1" r:id="rIdjltci_dtssuhn8umh_yro">
+      <w:hyperlink w:history="1" r:id="rIdmctae18n5wqow0ggrfcdy">
         <w:r>
           <w:rPr>
             <w:rFonts w:ascii="Arial" w:cs="Arial" w:eastAsia="Arial" w:hAnsi="Arial"/>
@@ -11113,7 +11113,7 @@
               <w:spacing w:after="10" w:before="0"/>
               <w:ind w:left="120"/>
             </w:pPr>
-            <w:hyperlink w:history="1" r:id="rIdd8crimj2ntl97ypb9t7ng">
+            <w:hyperlink w:history="1" r:id="rIdsew569ievbm9dy6s4btuv">
               <w:r>
                 <w:rPr>
                   <w:rFonts w:ascii="Arial" w:cs="Arial" w:eastAsia="Arial" w:hAnsi="Arial"/>
@@ -11190,7 +11190,7 @@
               <w:spacing w:after="10" w:before="0"/>
               <w:ind w:left="120"/>
             </w:pPr>
-            <w:hyperlink w:history="1" r:id="rIdmgemstyr17hqm8kojyezg">
+            <w:hyperlink w:history="1" r:id="rId-ryr0pt14jgxk5vqcwhpw">
               <w:r>
                 <w:rPr>
                   <w:rFonts w:ascii="Arial" w:cs="Arial" w:eastAsia="Arial" w:hAnsi="Arial"/>
@@ -11417,7 +11417,7 @@
               <w:spacing w:after="10" w:before="0"/>
               <w:ind w:left="120"/>
             </w:pPr>
-            <w:hyperlink w:history="1" r:id="rId4ml_d8uqefzcqvrrhl_zm">
+            <w:hyperlink w:history="1" r:id="rId2z9fjlujnqqzf3q26fqdm">
               <w:r>
                 <w:rPr>
                   <w:rFonts w:ascii="Arial" w:cs="Arial" w:eastAsia="Arial" w:hAnsi="Arial"/>
@@ -11494,7 +11494,7 @@
               <w:spacing w:after="10" w:before="0"/>
               <w:ind w:left="120"/>
             </w:pPr>
-            <w:hyperlink w:history="1" r:id="rIdorqu0x6h1bjleqavrx52t">
+            <w:hyperlink w:history="1" r:id="rIdcczek4nwal1xzp5k3mmpn">
               <w:r>
                 <w:rPr>
                   <w:rFonts w:ascii="Arial" w:cs="Arial" w:eastAsia="Arial" w:hAnsi="Arial"/>
@@ -11721,7 +11721,7 @@
               <w:spacing w:after="10" w:before="0"/>
               <w:ind w:left="120"/>
             </w:pPr>
-            <w:hyperlink w:history="1" r:id="rIdxmljt_6hdymejm9sua296">
+            <w:hyperlink w:history="1" r:id="rIdoy7pwtocoke-brmtqtdmr">
               <w:r>
                 <w:rPr>
                   <w:rFonts w:ascii="Arial" w:cs="Arial" w:eastAsia="Arial" w:hAnsi="Arial"/>
@@ -11798,7 +11798,7 @@
               <w:spacing w:after="10" w:before="0"/>
               <w:ind w:left="120"/>
             </w:pPr>
-            <w:hyperlink w:history="1" r:id="rIdpcninnmfyrtzg87czuuig">
+            <w:hyperlink w:history="1" r:id="rIdmtwl5ko9hdz3utzsfne2l">
               <w:r>
                 <w:rPr>
                   <w:rFonts w:ascii="Arial" w:cs="Arial" w:eastAsia="Arial" w:hAnsi="Arial"/>
@@ -12025,7 +12025,7 @@
               <w:spacing w:after="10" w:before="0"/>
               <w:ind w:left="120"/>
             </w:pPr>
-            <w:hyperlink w:history="1" r:id="rIduo-pjjtcueoqlbqifxmtp">
+            <w:hyperlink w:history="1" r:id="rIdonscje-fzhz7cupveqd4n">
               <w:r>
                 <w:rPr>
                   <w:rFonts w:ascii="Arial" w:cs="Arial" w:eastAsia="Arial" w:hAnsi="Arial"/>
@@ -12102,7 +12102,7 @@
               <w:spacing w:after="10" w:before="0"/>
               <w:ind w:left="120"/>
             </w:pPr>
-            <w:hyperlink w:history="1" r:id="rId3bsbiucwh6yfp4cqge9zv">
+            <w:hyperlink w:history="1" r:id="rId-hmjl4xvph79no3zehfjc">
               <w:r>
                 <w:rPr>
                   <w:rFonts w:ascii="Arial" w:cs="Arial" w:eastAsia="Arial" w:hAnsi="Arial"/>
@@ -12329,7 +12329,7 @@
               <w:spacing w:after="10" w:before="0"/>
               <w:ind w:left="120"/>
             </w:pPr>
-            <w:hyperlink w:history="1" r:id="rId8zi7cndrmnebxwe-mzya_">
+            <w:hyperlink w:history="1" r:id="rIddudrvdwkfodbxmevhtkx6">
               <w:r>
                 <w:rPr>
                   <w:rFonts w:ascii="Arial" w:cs="Arial" w:eastAsia="Arial" w:hAnsi="Arial"/>
@@ -12406,7 +12406,7 @@
               <w:spacing w:after="10" w:before="0"/>
               <w:ind w:left="120"/>
             </w:pPr>
-            <w:hyperlink w:history="1" r:id="rIdfyfrj01g1mbcwirv5wmsf">
+            <w:hyperlink w:history="1" r:id="rId1l37iuws4kp38lpij7hng">
               <w:r>
                 <w:rPr>
                   <w:rFonts w:ascii="Arial" w:cs="Arial" w:eastAsia="Arial" w:hAnsi="Arial"/>
@@ -12933,7 +12933,7 @@
         </w:rPr>
         <w:t xml:space="preserve">© 2026 SeaVuria and ARES. Aligned with KICD objectives. Developed by SeaVuria; technical implementation by ARES (with AI assistance from Claude). Licensed under </w:t>
       </w:r>
-      <w:hyperlink w:history="1" r:id="rIdmxirbg3bjv-13brj5bs9b">
+      <w:hyperlink w:history="1" r:id="rIdsd8eivculr2h-qsrsrvbc">
         <w:r>
           <w:rPr>
             <w:rFonts w:ascii="Arial" w:cs="Arial" w:eastAsia="Arial" w:hAnsi="Arial"/>
@@ -12954,7 +12954,7 @@
         </w:rPr>
         <w:t xml:space="preserve"> (</w:t>
       </w:r>
-      <w:hyperlink w:history="1" r:id="rId9rk3xxqhpxegpb5jq5cuz">
+      <w:hyperlink w:history="1" r:id="rId3ud4fh20p4-pow3-gb9jt">
         <w:r>
           <w:rPr>
             <w:rFonts w:ascii="Arial" w:cs="Arial" w:eastAsia="Arial" w:hAnsi="Arial"/>
@@ -13984,7 +13984,7 @@
               <w:spacing w:after="10" w:before="0"/>
               <w:ind w:left="120"/>
             </w:pPr>
-            <w:hyperlink w:history="1" r:id="rIddxerqqaklg6pj-1iel8ul">
+            <w:hyperlink w:history="1" r:id="rIdklicyjy9ttnsjxlk1j0vf">
               <w:r>
                 <w:rPr>
                   <w:rFonts w:ascii="Arial" w:cs="Arial" w:eastAsia="Arial" w:hAnsi="Arial"/>
@@ -14061,7 +14061,7 @@
               <w:spacing w:after="10" w:before="0"/>
               <w:ind w:left="120"/>
             </w:pPr>
-            <w:hyperlink w:history="1" r:id="rIdj0snnqx0fwl_ildzrw1nw">
+            <w:hyperlink w:history="1" r:id="rIdexre2wbbysax5wymdr26g">
               <w:r>
                 <w:rPr>
                   <w:rFonts w:ascii="Arial" w:cs="Arial" w:eastAsia="Arial" w:hAnsi="Arial"/>
@@ -14288,7 +14288,7 @@
               <w:spacing w:after="10" w:before="0"/>
               <w:ind w:left="120"/>
             </w:pPr>
-            <w:hyperlink w:history="1" r:id="rIdlupc4twcndoymyqyrzgc8">
+            <w:hyperlink w:history="1" r:id="rId4go5hpus6ltrpljpu_o0n">
               <w:r>
                 <w:rPr>
                   <w:rFonts w:ascii="Arial" w:cs="Arial" w:eastAsia="Arial" w:hAnsi="Arial"/>
@@ -14365,7 +14365,7 @@
               <w:spacing w:after="10" w:before="0"/>
               <w:ind w:left="120"/>
             </w:pPr>
-            <w:hyperlink w:history="1" r:id="rId9s9qzb0ryletdz9m5av-z">
+            <w:hyperlink w:history="1" r:id="rId50qfl1sgsk4ymrdtl5a2g">
               <w:r>
                 <w:rPr>
                   <w:rFonts w:ascii="Arial" w:cs="Arial" w:eastAsia="Arial" w:hAnsi="Arial"/>
@@ -14592,7 +14592,7 @@
               <w:spacing w:after="10" w:before="0"/>
               <w:ind w:left="120"/>
             </w:pPr>
-            <w:hyperlink w:history="1" r:id="rId4ahjy3crfi8zacpuinqps">
+            <w:hyperlink w:history="1" r:id="rIdycra5jxv5i5q5m7wumutz">
               <w:r>
                 <w:rPr>
                   <w:rFonts w:ascii="Arial" w:cs="Arial" w:eastAsia="Arial" w:hAnsi="Arial"/>
@@ -14669,7 +14669,7 @@
               <w:spacing w:after="10" w:before="0"/>
               <w:ind w:left="120"/>
             </w:pPr>
-            <w:hyperlink w:history="1" r:id="rId5a4fzzsf3mhchky74w2bg">
+            <w:hyperlink w:history="1" r:id="rIduj4gxtxujmkjurisn2spd">
               <w:r>
                 <w:rPr>
                   <w:rFonts w:ascii="Arial" w:cs="Arial" w:eastAsia="Arial" w:hAnsi="Arial"/>
@@ -14896,7 +14896,7 @@
               <w:spacing w:after="10" w:before="0"/>
               <w:ind w:left="120"/>
             </w:pPr>
-            <w:hyperlink w:history="1" r:id="rIdnetmkh8i_zmidqpnjhs2n">
+            <w:hyperlink w:history="1" r:id="rIdbnsrxggw9rnypdggbx-3w">
               <w:r>
                 <w:rPr>
                   <w:rFonts w:ascii="Arial" w:cs="Arial" w:eastAsia="Arial" w:hAnsi="Arial"/>
@@ -14973,7 +14973,7 @@
               <w:spacing w:after="10" w:before="0"/>
               <w:ind w:left="120"/>
             </w:pPr>
-            <w:hyperlink w:history="1" r:id="rIdem4olhjm81vxe7_nhxyta">
+            <w:hyperlink w:history="1" r:id="rId-pyk6hcanaiqwavjtdhr7">
               <w:r>
                 <w:rPr>
                   <w:rFonts w:ascii="Arial" w:cs="Arial" w:eastAsia="Arial" w:hAnsi="Arial"/>
@@ -15200,7 +15200,7 @@
               <w:spacing w:after="10" w:before="0"/>
               <w:ind w:left="120"/>
             </w:pPr>
-            <w:hyperlink w:history="1" r:id="rId2wmnr6dvqbsoix07-_oei">
+            <w:hyperlink w:history="1" r:id="rIdhktb9b0fyf_4q1zwmsrmb">
               <w:r>
                 <w:rPr>
                   <w:rFonts w:ascii="Arial" w:cs="Arial" w:eastAsia="Arial" w:hAnsi="Arial"/>
@@ -15277,7 +15277,7 @@
               <w:spacing w:after="10" w:before="0"/>
               <w:ind w:left="120"/>
             </w:pPr>
-            <w:hyperlink w:history="1" r:id="rIdat_1stzh-v-u2tmecptyw">
+            <w:hyperlink w:history="1" r:id="rIdcswwfeywe3fqxrznijz7f">
               <w:r>
                 <w:rPr>
                   <w:rFonts w:ascii="Arial" w:cs="Arial" w:eastAsia="Arial" w:hAnsi="Arial"/>
@@ -15804,7 +15804,7 @@
         </w:rPr>
         <w:t xml:space="preserve">© 2026 SeaVuria and ARES. Aligned with KICD objectives. Developed by SeaVuria; technical implementation by ARES (with AI assistance from Claude). Licensed under </w:t>
       </w:r>
-      <w:hyperlink w:history="1" r:id="rIdj5zwknudrv_9-ta-8_syg">
+      <w:hyperlink w:history="1" r:id="rIdhlfktsu9lpx8lksyh65vs">
         <w:r>
           <w:rPr>
             <w:rFonts w:ascii="Arial" w:cs="Arial" w:eastAsia="Arial" w:hAnsi="Arial"/>
@@ -15825,7 +15825,7 @@
         </w:rPr>
         <w:t xml:space="preserve"> (</w:t>
       </w:r>
-      <w:hyperlink w:history="1" r:id="rIdzepdeclmebi-gqitxzm3b">
+      <w:hyperlink w:history="1" r:id="rIduyturovc256e4vwkanjy6">
         <w:r>
           <w:rPr>
             <w:rFonts w:ascii="Arial" w:cs="Arial" w:eastAsia="Arial" w:hAnsi="Arial"/>
@@ -16855,7 +16855,7 @@
               <w:spacing w:after="10" w:before="0"/>
               <w:ind w:left="120"/>
             </w:pPr>
-            <w:hyperlink w:history="1" r:id="rIdzojww7mz3skyujedyuryh">
+            <w:hyperlink w:history="1" r:id="rIdwoimfgebpyg9w7m4-egfa">
               <w:r>
                 <w:rPr>
                   <w:rFonts w:ascii="Arial" w:cs="Arial" w:eastAsia="Arial" w:hAnsi="Arial"/>
@@ -16932,7 +16932,7 @@
               <w:spacing w:after="10" w:before="0"/>
               <w:ind w:left="120"/>
             </w:pPr>
-            <w:hyperlink w:history="1" r:id="rId-rxzo0fx9ckvpuwf6zvuu">
+            <w:hyperlink w:history="1" r:id="rIdx0udt48v-l-hiospo7eky">
               <w:r>
                 <w:rPr>
                   <w:rFonts w:ascii="Arial" w:cs="Arial" w:eastAsia="Arial" w:hAnsi="Arial"/>
@@ -17159,7 +17159,7 @@
               <w:spacing w:after="10" w:before="0"/>
               <w:ind w:left="120"/>
             </w:pPr>
-            <w:hyperlink w:history="1" r:id="rIduhppeyw8mj6wc02lxf2eb">
+            <w:hyperlink w:history="1" r:id="rIdeu9ux3x-utraafsgmkzqd">
               <w:r>
                 <w:rPr>
                   <w:rFonts w:ascii="Arial" w:cs="Arial" w:eastAsia="Arial" w:hAnsi="Arial"/>
@@ -17236,7 +17236,7 @@
               <w:spacing w:after="10" w:before="0"/>
               <w:ind w:left="120"/>
             </w:pPr>
-            <w:hyperlink w:history="1" r:id="rIdtid7jpivo1za6x7pzw8ll">
+            <w:hyperlink w:history="1" r:id="rIdmraomq_cnhr1iufld2wvr">
               <w:r>
                 <w:rPr>
                   <w:rFonts w:ascii="Arial" w:cs="Arial" w:eastAsia="Arial" w:hAnsi="Arial"/>
@@ -17463,7 +17463,7 @@
               <w:spacing w:after="10" w:before="0"/>
               <w:ind w:left="120"/>
             </w:pPr>
-            <w:hyperlink w:history="1" r:id="rId6inaf4urn-xv8vbeeoe-s">
+            <w:hyperlink w:history="1" r:id="rIde6ttrzsekkfxtjc_07xjh">
               <w:r>
                 <w:rPr>
                   <w:rFonts w:ascii="Arial" w:cs="Arial" w:eastAsia="Arial" w:hAnsi="Arial"/>
@@ -17540,7 +17540,7 @@
               <w:spacing w:after="10" w:before="0"/>
               <w:ind w:left="120"/>
             </w:pPr>
-            <w:hyperlink w:history="1" r:id="rIdf9zach7nofdgueic3jyte">
+            <w:hyperlink w:history="1" r:id="rId5gcwkdmsvj7_x_gnfvr7x">
               <w:r>
                 <w:rPr>
                   <w:rFonts w:ascii="Arial" w:cs="Arial" w:eastAsia="Arial" w:hAnsi="Arial"/>
@@ -17767,7 +17767,7 @@
               <w:spacing w:after="10" w:before="0"/>
               <w:ind w:left="120"/>
             </w:pPr>
-            <w:hyperlink w:history="1" r:id="rIdxqavravrlrulvvpitejva">
+            <w:hyperlink w:history="1" r:id="rId_byuznyc5iw83u9aosabc">
               <w:r>
                 <w:rPr>
                   <w:rFonts w:ascii="Arial" w:cs="Arial" w:eastAsia="Arial" w:hAnsi="Arial"/>
@@ -17844,7 +17844,7 @@
               <w:spacing w:after="10" w:before="0"/>
               <w:ind w:left="120"/>
             </w:pPr>
-            <w:hyperlink w:history="1" r:id="rIdb-m5esu7zn0rlu8a4pntg">
+            <w:hyperlink w:history="1" r:id="rId1sd9crd5rpums1phhps9v">
               <w:r>
                 <w:rPr>
                   <w:rFonts w:ascii="Arial" w:cs="Arial" w:eastAsia="Arial" w:hAnsi="Arial"/>
@@ -18071,7 +18071,7 @@
               <w:spacing w:after="10" w:before="0"/>
               <w:ind w:left="120"/>
             </w:pPr>
-            <w:hyperlink w:history="1" r:id="rIdaxbnisgspmk8qqd1retdu">
+            <w:hyperlink w:history="1" r:id="rIddhtwb5rk8lt1yazuyetq4">
               <w:r>
                 <w:rPr>
                   <w:rFonts w:ascii="Arial" w:cs="Arial" w:eastAsia="Arial" w:hAnsi="Arial"/>
@@ -18148,7 +18148,7 @@
               <w:spacing w:after="10" w:before="0"/>
               <w:ind w:left="120"/>
             </w:pPr>
-            <w:hyperlink w:history="1" r:id="rId0wp9wh_lgi1xbnyrw_cpy">
+            <w:hyperlink w:history="1" r:id="rIdojdpgdi2sz5ekyd8vbmbg">
               <w:r>
                 <w:rPr>
                   <w:rFonts w:ascii="Arial" w:cs="Arial" w:eastAsia="Arial" w:hAnsi="Arial"/>
@@ -18675,7 +18675,7 @@
         </w:rPr>
         <w:t xml:space="preserve">© 2026 SeaVuria and ARES. Aligned with KICD objectives. Developed by SeaVuria; technical implementation by ARES (with AI assistance from Claude). Licensed under </w:t>
       </w:r>
-      <w:hyperlink w:history="1" r:id="rIdlcowhgrcgia1tinv3iccz">
+      <w:hyperlink w:history="1" r:id="rId6-mvxwjfqcsgqhwvdmh1n">
         <w:r>
           <w:rPr>
             <w:rFonts w:ascii="Arial" w:cs="Arial" w:eastAsia="Arial" w:hAnsi="Arial"/>
@@ -18696,7 +18696,7 @@
         </w:rPr>
         <w:t xml:space="preserve"> (</w:t>
       </w:r>
-      <w:hyperlink w:history="1" r:id="rId3yo3o0iopfa_hlokzzp0w">
+      <w:hyperlink w:history="1" r:id="rId-n5f-kzdyijxaegpircmp">
         <w:r>
           <w:rPr>
             <w:rFonts w:ascii="Arial" w:cs="Arial" w:eastAsia="Arial" w:hAnsi="Arial"/>
@@ -19709,7 +19709,7 @@
             <w:pPr>
               <w:spacing w:after="20" w:before="0"/>
             </w:pPr>
-            <w:hyperlink w:history="1" r:id="rIdofm-5bmswhbr3tqvmd7lq">
+            <w:hyperlink w:history="1" r:id="rIdlvdhzrkqyzp90icmn4nni">
               <w:r>
                 <w:rPr>
                   <w:rFonts w:ascii="Arial" w:cs="Arial" w:eastAsia="Arial" w:hAnsi="Arial"/>
@@ -19758,7 +19758,7 @@
               <w:spacing w:after="10" w:before="0"/>
               <w:ind w:left="120"/>
             </w:pPr>
-            <w:hyperlink w:history="1" r:id="rIdloyqjevam5kppsmnyvlj_">
+            <w:hyperlink w:history="1" r:id="rIdkotlljhjw8u1rapx-dzz6">
               <w:r>
                 <w:rPr>
                   <w:rFonts w:ascii="Arial" w:cs="Arial" w:eastAsia="Arial" w:hAnsi="Arial"/>
@@ -19803,7 +19803,7 @@
             <w:pPr>
               <w:spacing w:after="20" w:before="0"/>
             </w:pPr>
-            <w:hyperlink w:history="1" r:id="rIdug38ebsfkcfvazmnurgsl">
+            <w:hyperlink w:history="1" r:id="rIdodxif01cb6qafdcor8xnw">
               <w:r>
                 <w:rPr>
                   <w:rFonts w:ascii="Arial" w:cs="Arial" w:eastAsia="Arial" w:hAnsi="Arial"/>
@@ -19852,7 +19852,7 @@
               <w:spacing w:after="10" w:before="0"/>
               <w:ind w:left="120"/>
             </w:pPr>
-            <w:hyperlink w:history="1" r:id="rIdgltkkzagom975iah_ylsp">
+            <w:hyperlink w:history="1" r:id="rIdmcpgh0aalrxknc4xqwwhg">
               <w:r>
                 <w:rPr>
                   <w:rFonts w:ascii="Arial" w:cs="Arial" w:eastAsia="Arial" w:hAnsi="Arial"/>
@@ -20047,7 +20047,7 @@
             <w:pPr>
               <w:spacing w:after="20" w:before="0"/>
             </w:pPr>
-            <w:hyperlink w:history="1" r:id="rIdoygb6zdh44t4jpzfte8nt">
+            <w:hyperlink w:history="1" r:id="rIdbcau8um3rv5duim0dav8f">
               <w:r>
                 <w:rPr>
                   <w:rFonts w:ascii="Arial" w:cs="Arial" w:eastAsia="Arial" w:hAnsi="Arial"/>
@@ -20096,7 +20096,7 @@
               <w:spacing w:after="10" w:before="0"/>
               <w:ind w:left="120"/>
             </w:pPr>
-            <w:hyperlink w:history="1" r:id="rIdbyvnxjr6bexh-5exzr1pv">
+            <w:hyperlink w:history="1" r:id="rIdbwqj9dfhammmc187mn7cm">
               <w:r>
                 <w:rPr>
                   <w:rFonts w:ascii="Arial" w:cs="Arial" w:eastAsia="Arial" w:hAnsi="Arial"/>
@@ -20141,7 +20141,7 @@
             <w:pPr>
               <w:spacing w:after="20" w:before="0"/>
             </w:pPr>
-            <w:hyperlink w:history="1" r:id="rIdtwopoh6i4nvvs-onvmf0j">
+            <w:hyperlink w:history="1" r:id="rIdmx6e9rnuz8t1vrvc2paiy">
               <w:r>
                 <w:rPr>
                   <w:rFonts w:ascii="Arial" w:cs="Arial" w:eastAsia="Arial" w:hAnsi="Arial"/>
@@ -20190,7 +20190,7 @@
               <w:spacing w:after="10" w:before="0"/>
               <w:ind w:left="120"/>
             </w:pPr>
-            <w:hyperlink w:history="1" r:id="rIdq12mhfv69vxh413pkvwlm">
+            <w:hyperlink w:history="1" r:id="rIdlquzbe36xm0havfxe5oml">
               <w:r>
                 <w:rPr>
                   <w:rFonts w:ascii="Arial" w:cs="Arial" w:eastAsia="Arial" w:hAnsi="Arial"/>
@@ -20385,7 +20385,7 @@
             <w:pPr>
               <w:spacing w:after="20" w:before="0"/>
             </w:pPr>
-            <w:hyperlink w:history="1" r:id="rIdz8q0wa32hauthljf_usod">
+            <w:hyperlink w:history="1" r:id="rIdoxnjbshijkwxmqpp0o56i">
               <w:r>
                 <w:rPr>
                   <w:rFonts w:ascii="Arial" w:cs="Arial" w:eastAsia="Arial" w:hAnsi="Arial"/>
@@ -20434,7 +20434,7 @@
               <w:spacing w:after="10" w:before="0"/>
               <w:ind w:left="120"/>
             </w:pPr>
-            <w:hyperlink w:history="1" r:id="rIdlq5ntgdgchvl8g_jcgo47">
+            <w:hyperlink w:history="1" r:id="rIdqiftbn80ntp2doeau312e">
               <w:r>
                 <w:rPr>
                   <w:rFonts w:ascii="Arial" w:cs="Arial" w:eastAsia="Arial" w:hAnsi="Arial"/>
@@ -20479,7 +20479,7 @@
             <w:pPr>
               <w:spacing w:after="20" w:before="0"/>
             </w:pPr>
-            <w:hyperlink w:history="1" r:id="rIdovpfy53-l3uai3bndlpnv">
+            <w:hyperlink w:history="1" r:id="rIdzt1yfuqge1dn_kxen1lot">
               <w:r>
                 <w:rPr>
                   <w:rFonts w:ascii="Arial" w:cs="Arial" w:eastAsia="Arial" w:hAnsi="Arial"/>
@@ -20528,7 +20528,7 @@
               <w:spacing w:after="10" w:before="0"/>
               <w:ind w:left="120"/>
             </w:pPr>
-            <w:hyperlink w:history="1" r:id="rIdyls-gjxvw6ra9bxpeorpv">
+            <w:hyperlink w:history="1" r:id="rId8gjkmxtlncnp6ifswt1uz">
               <w:r>
                 <w:rPr>
                   <w:rFonts w:ascii="Arial" w:cs="Arial" w:eastAsia="Arial" w:hAnsi="Arial"/>
@@ -20723,7 +20723,7 @@
             <w:pPr>
               <w:spacing w:after="20" w:before="0"/>
             </w:pPr>
-            <w:hyperlink w:history="1" r:id="rId6wfza3r55f0zf0da57xzf">
+            <w:hyperlink w:history="1" r:id="rIdsflegxxqdlwxcsedwbboz">
               <w:r>
                 <w:rPr>
                   <w:rFonts w:ascii="Arial" w:cs="Arial" w:eastAsia="Arial" w:hAnsi="Arial"/>
@@ -20772,7 +20772,7 @@
               <w:spacing w:after="10" w:before="0"/>
               <w:ind w:left="120"/>
             </w:pPr>
-            <w:hyperlink w:history="1" r:id="rIdym7rlmsoa8dijlquuqdmh">
+            <w:hyperlink w:history="1" r:id="rIdxkp6o8sjnhypwptujd7b7">
               <w:r>
                 <w:rPr>
                   <w:rFonts w:ascii="Arial" w:cs="Arial" w:eastAsia="Arial" w:hAnsi="Arial"/>
@@ -20817,7 +20817,7 @@
             <w:pPr>
               <w:spacing w:after="20" w:before="0"/>
             </w:pPr>
-            <w:hyperlink w:history="1" r:id="rIdlex3l0okgr_65ovw321nd">
+            <w:hyperlink w:history="1" r:id="rIdcfdocrez1s3bqahxhlxkp">
               <w:r>
                 <w:rPr>
                   <w:rFonts w:ascii="Arial" w:cs="Arial" w:eastAsia="Arial" w:hAnsi="Arial"/>
@@ -20866,7 +20866,7 @@
               <w:spacing w:after="10" w:before="0"/>
               <w:ind w:left="120"/>
             </w:pPr>
-            <w:hyperlink w:history="1" r:id="rIdyhwlgmtvh-jkoer2viqff">
+            <w:hyperlink w:history="1" r:id="rIdxd37hzxdxlgeuouh2ioo_">
               <w:r>
                 <w:rPr>
                   <w:rFonts w:ascii="Arial" w:cs="Arial" w:eastAsia="Arial" w:hAnsi="Arial"/>
@@ -21061,7 +21061,7 @@
             <w:pPr>
               <w:spacing w:after="20" w:before="0"/>
             </w:pPr>
-            <w:hyperlink w:history="1" r:id="rId15-8moek9hdzrxskn-k28">
+            <w:hyperlink w:history="1" r:id="rIdgyixja5w6umgfozzsiqfg">
               <w:r>
                 <w:rPr>
                   <w:rFonts w:ascii="Arial" w:cs="Arial" w:eastAsia="Arial" w:hAnsi="Arial"/>
@@ -21110,7 +21110,7 @@
               <w:spacing w:after="10" w:before="0"/>
               <w:ind w:left="120"/>
             </w:pPr>
-            <w:hyperlink w:history="1" r:id="rIdb5gmg5jsjgc0r116tznhq">
+            <w:hyperlink w:history="1" r:id="rId10r6__8mztgz92z-zd6cm">
               <w:r>
                 <w:rPr>
                   <w:rFonts w:ascii="Arial" w:cs="Arial" w:eastAsia="Arial" w:hAnsi="Arial"/>
@@ -21155,7 +21155,7 @@
             <w:pPr>
               <w:spacing w:after="20" w:before="0"/>
             </w:pPr>
-            <w:hyperlink w:history="1" r:id="rId4lz3cdcl-zcyaweokpwr_">
+            <w:hyperlink w:history="1" r:id="rIdwqaznv4s2s1-ra-dye4m9">
               <w:r>
                 <w:rPr>
                   <w:rFonts w:ascii="Arial" w:cs="Arial" w:eastAsia="Arial" w:hAnsi="Arial"/>
@@ -21204,7 +21204,7 @@
               <w:spacing w:after="10" w:before="0"/>
               <w:ind w:left="120"/>
             </w:pPr>
-            <w:hyperlink w:history="1" r:id="rIdahz48a8blv8vg7rljazvq">
+            <w:hyperlink w:history="1" r:id="rIdv2bacefivcdovnce1q9yc">
               <w:r>
                 <w:rPr>
                   <w:rFonts w:ascii="Arial" w:cs="Arial" w:eastAsia="Arial" w:hAnsi="Arial"/>
@@ -21716,7 +21716,7 @@
         </w:rPr>
         <w:t xml:space="preserve">© 2026 SeaVuria and ARES. Aligned with KICD objectives. Developed by SeaVuria; technical implementation by ARES (with AI assistance from Claude). Licensed under </w:t>
       </w:r>
-      <w:hyperlink w:history="1" r:id="rId3zvwiipu8eqz4mj8nifzk">
+      <w:hyperlink w:history="1" r:id="rIdzkuzuqi_68ggwkdnsblpg">
         <w:r>
           <w:rPr>
             <w:rFonts w:ascii="Arial" w:cs="Arial" w:eastAsia="Arial" w:hAnsi="Arial"/>
@@ -21737,7 +21737,7 @@
         </w:rPr>
         <w:t xml:space="preserve"> (</w:t>
       </w:r>
-      <w:hyperlink w:history="1" r:id="rIdnwk5v4z6bylf_azpzodb4">
+      <w:hyperlink w:history="1" r:id="rId7a2hk5qkfvbdh_7hxfawg">
         <w:r>
           <w:rPr>
             <w:rFonts w:ascii="Arial" w:cs="Arial" w:eastAsia="Arial" w:hAnsi="Arial"/>

--- a/data/outputs/v2/Physics/SS1.5_Moments_of_Equilibrium/Physics_Moments_of_Equilibrium_CBE_LessonSequence.docx
+++ b/data/outputs/v2/Physics/SS1.5_Moments_of_Equilibrium/Physics_Moments_of_Equilibrium_CBE_LessonSequence.docx
@@ -2478,7 +2478,7 @@
         </w:rPr>
         <w:t xml:space="preserve">© 2026 SeaVuria and ARES. This work is licensed under a </w:t>
       </w:r>
-      <w:hyperlink w:history="1" r:id="rId71s8fucgt-gpyo_cknvwg">
+      <w:hyperlink w:history="1" r:id="rId8rb3aml4ocwfg9p7s2sgs">
         <w:r>
           <w:rPr>
             <w:rFonts w:ascii="Arial" w:cs="Arial" w:eastAsia="Arial" w:hAnsi="Arial"/>
@@ -2498,7 +2498,7 @@
         </w:rPr>
         <w:t xml:space="preserve"> (</w:t>
       </w:r>
-      <w:hyperlink w:history="1" r:id="rIdmrpueq591w5ndilnybnaj">
+      <w:hyperlink w:history="1" r:id="rIdj1tjsiuqs4n8dl6wiroog">
         <w:r>
           <w:rPr>
             <w:rFonts w:ascii="Arial" w:cs="Arial" w:eastAsia="Arial" w:hAnsi="Arial"/>
@@ -2518,7 +2518,7 @@
         </w:rPr>
         <w:t xml:space="preserve">). To view a copy of this license, visit </w:t>
       </w:r>
-      <w:hyperlink w:history="1" r:id="rIdm494jlilsfv7ucotqj5xd">
+      <w:hyperlink w:history="1" r:id="rIdvbzwg15ddlicu7tcyes4n">
         <w:r>
           <w:rPr>
             <w:rFonts w:ascii="Arial" w:cs="Arial" w:eastAsia="Arial" w:hAnsi="Arial"/>
@@ -3530,7 +3530,7 @@
             <w:pPr>
               <w:spacing w:after="20" w:before="0"/>
             </w:pPr>
-            <w:hyperlink w:history="1" r:id="rIdkjoqkzy-sxmijfoyvy8o-">
+            <w:hyperlink w:history="1" r:id="rIder7s_qd0uyq0r0jj0kvx1">
               <w:r>
                 <w:rPr>
                   <w:rFonts w:ascii="Arial" w:cs="Arial" w:eastAsia="Arial" w:hAnsi="Arial"/>
@@ -3563,7 +3563,7 @@
               <w:spacing w:after="10" w:before="0"/>
               <w:ind w:left="120"/>
             </w:pPr>
-            <w:hyperlink w:history="1" r:id="rIdjuxkvoxwwasf0a_qgxx1x">
+            <w:hyperlink w:history="1" r:id="rIdwt7njsmk_ksnjz7_tsuk4">
               <w:r>
                 <w:rPr>
                   <w:rFonts w:ascii="Arial" w:cs="Arial" w:eastAsia="Arial" w:hAnsi="Arial"/>
@@ -3608,7 +3608,7 @@
             <w:pPr>
               <w:spacing w:after="20" w:before="0"/>
             </w:pPr>
-            <w:hyperlink w:history="1" r:id="rId42iice_6u9u1amf4r1cxw">
+            <w:hyperlink w:history="1" r:id="rIdwepbrfnxvgrvcpcp-59jp">
               <w:r>
                 <w:rPr>
                   <w:rFonts w:ascii="Arial" w:cs="Arial" w:eastAsia="Arial" w:hAnsi="Arial"/>
@@ -3641,7 +3641,7 @@
               <w:spacing w:after="10" w:before="0"/>
               <w:ind w:left="120"/>
             </w:pPr>
-            <w:hyperlink w:history="1" r:id="rIdllf4tswpggqhbsopbas9p">
+            <w:hyperlink w:history="1" r:id="rIdocwaiazwe2vd8fa6thvob">
               <w:r>
                 <w:rPr>
                   <w:rFonts w:ascii="Arial" w:cs="Arial" w:eastAsia="Arial" w:hAnsi="Arial"/>
@@ -3990,7 +3990,7 @@
             <w:pPr>
               <w:spacing w:after="20" w:before="0"/>
             </w:pPr>
-            <w:hyperlink w:history="1" r:id="rIdtobloezsb8xkkoaxitsb5">
+            <w:hyperlink w:history="1" r:id="rIdwxtjycqogdch1kh-grs3s">
               <w:r>
                 <w:rPr>
                   <w:rFonts w:ascii="Arial" w:cs="Arial" w:eastAsia="Arial" w:hAnsi="Arial"/>
@@ -4023,7 +4023,7 @@
               <w:spacing w:after="10" w:before="0"/>
               <w:ind w:left="120"/>
             </w:pPr>
-            <w:hyperlink w:history="1" r:id="rIdisrsxbixtj6ds4vnvigfl">
+            <w:hyperlink w:history="1" r:id="rIdckagq_dckhfhbhp5386p-">
               <w:r>
                 <w:rPr>
                   <w:rFonts w:ascii="Arial" w:cs="Arial" w:eastAsia="Arial" w:hAnsi="Arial"/>
@@ -4068,7 +4068,7 @@
             <w:pPr>
               <w:spacing w:after="20" w:before="0"/>
             </w:pPr>
-            <w:hyperlink w:history="1" r:id="rIdkzfk3bcg3oeequguwybrs">
+            <w:hyperlink w:history="1" r:id="rIdqvc1apabkmrjrkq1bbfem">
               <w:r>
                 <w:rPr>
                   <w:rFonts w:ascii="Arial" w:cs="Arial" w:eastAsia="Arial" w:hAnsi="Arial"/>
@@ -4101,7 +4101,7 @@
               <w:spacing w:after="10" w:before="0"/>
               <w:ind w:left="120"/>
             </w:pPr>
-            <w:hyperlink w:history="1" r:id="rIdiv1la4lrdcnf1ksgpwzs_">
+            <w:hyperlink w:history="1" r:id="rId_edcoczzcsfoh7unjqflp">
               <w:r>
                 <w:rPr>
                   <w:rFonts w:ascii="Arial" w:cs="Arial" w:eastAsia="Arial" w:hAnsi="Arial"/>
@@ -4603,7 +4603,7 @@
             <w:pPr>
               <w:spacing w:after="20" w:before="0"/>
             </w:pPr>
-            <w:hyperlink w:history="1" r:id="rIdd66ubql2dc0gpluqne9nu">
+            <w:hyperlink w:history="1" r:id="rId4_z2rpt9jmidf7pvflv-g">
               <w:r>
                 <w:rPr>
                   <w:rFonts w:ascii="Arial" w:cs="Arial" w:eastAsia="Arial" w:hAnsi="Arial"/>
@@ -4636,7 +4636,7 @@
               <w:spacing w:after="10" w:before="0"/>
               <w:ind w:left="120"/>
             </w:pPr>
-            <w:hyperlink w:history="1" r:id="rIdshihfqrhz0an1dkj8nlx6">
+            <w:hyperlink w:history="1" r:id="rIdmxkvkmotygufhbdl5tpbn">
               <w:r>
                 <w:rPr>
                   <w:rFonts w:ascii="Arial" w:cs="Arial" w:eastAsia="Arial" w:hAnsi="Arial"/>
@@ -4681,7 +4681,7 @@
             <w:pPr>
               <w:spacing w:after="20" w:before="0"/>
             </w:pPr>
-            <w:hyperlink w:history="1" r:id="rIddszem7n12vz0dt08q0y20">
+            <w:hyperlink w:history="1" r:id="rIdtfg3npxagjxiy97m3mhfy">
               <w:r>
                 <w:rPr>
                   <w:rFonts w:ascii="Arial" w:cs="Arial" w:eastAsia="Arial" w:hAnsi="Arial"/>
@@ -4714,7 +4714,7 @@
               <w:spacing w:after="10" w:before="0"/>
               <w:ind w:left="120"/>
             </w:pPr>
-            <w:hyperlink w:history="1" r:id="rIdayiuoljw5krt1dl84j1ln">
+            <w:hyperlink w:history="1" r:id="rIdgbqfzrxnatpfl0ujtz2vd">
               <w:r>
                 <w:rPr>
                   <w:rFonts w:ascii="Arial" w:cs="Arial" w:eastAsia="Arial" w:hAnsi="Arial"/>
@@ -5312,7 +5312,7 @@
             <w:pPr>
               <w:spacing w:after="20" w:before="0"/>
             </w:pPr>
-            <w:hyperlink w:history="1" r:id="rIdbbzh5fpe0y5_bqldkzy2g">
+            <w:hyperlink w:history="1" r:id="rIdubxonfkrbeh9jahujgss2">
               <w:r>
                 <w:rPr>
                   <w:rFonts w:ascii="Arial" w:cs="Arial" w:eastAsia="Arial" w:hAnsi="Arial"/>
@@ -5345,7 +5345,7 @@
               <w:spacing w:after="10" w:before="0"/>
               <w:ind w:left="120"/>
             </w:pPr>
-            <w:hyperlink w:history="1" r:id="rIde6cdr1tsagpvdmfyxybbb">
+            <w:hyperlink w:history="1" r:id="rId8kjpho_2aadznuta2pgfr">
               <w:r>
                 <w:rPr>
                   <w:rFonts w:ascii="Arial" w:cs="Arial" w:eastAsia="Arial" w:hAnsi="Arial"/>
@@ -5390,7 +5390,7 @@
             <w:pPr>
               <w:spacing w:after="20" w:before="0"/>
             </w:pPr>
-            <w:hyperlink w:history="1" r:id="rIdoiqfnawnoempx1njznrk5">
+            <w:hyperlink w:history="1" r:id="rId9irm575zlxssraj7abqhh">
               <w:r>
                 <w:rPr>
                   <w:rFonts w:ascii="Arial" w:cs="Arial" w:eastAsia="Arial" w:hAnsi="Arial"/>
@@ -5423,7 +5423,7 @@
               <w:spacing w:after="10" w:before="0"/>
               <w:ind w:left="120"/>
             </w:pPr>
-            <w:hyperlink w:history="1" r:id="rIdljek74nxey0rwwhzs4jzn">
+            <w:hyperlink w:history="1" r:id="rIdz48xd4lybrmhx7daq3ngd">
               <w:r>
                 <w:rPr>
                   <w:rFonts w:ascii="Arial" w:cs="Arial" w:eastAsia="Arial" w:hAnsi="Arial"/>
@@ -5753,7 +5753,7 @@
             <w:pPr>
               <w:spacing w:after="20" w:before="0"/>
             </w:pPr>
-            <w:hyperlink w:history="1" r:id="rIdlqzbxbcimpbolddmz7hrh">
+            <w:hyperlink w:history="1" r:id="rId0y3x7zc1ffavymgwyybwm">
               <w:r>
                 <w:rPr>
                   <w:rFonts w:ascii="Arial" w:cs="Arial" w:eastAsia="Arial" w:hAnsi="Arial"/>
@@ -5802,7 +5802,7 @@
               <w:spacing w:after="10" w:before="0"/>
               <w:ind w:left="120"/>
             </w:pPr>
-            <w:hyperlink w:history="1" r:id="rIdnytl1f5ucx2fvt16xhvkk">
+            <w:hyperlink w:history="1" r:id="rIdth6gpjze1ejr-45pze9fj">
               <w:r>
                 <w:rPr>
                   <w:rFonts w:ascii="Arial" w:cs="Arial" w:eastAsia="Arial" w:hAnsi="Arial"/>
@@ -5847,7 +5847,7 @@
             <w:pPr>
               <w:spacing w:after="20" w:before="0"/>
             </w:pPr>
-            <w:hyperlink w:history="1" r:id="rIdipm41qay46mc_kiod9ni4">
+            <w:hyperlink w:history="1" r:id="rId_pwlkkc9e6129_lgcq9ez">
               <w:r>
                 <w:rPr>
                   <w:rFonts w:ascii="Arial" w:cs="Arial" w:eastAsia="Arial" w:hAnsi="Arial"/>
@@ -5896,7 +5896,7 @@
               <w:spacing w:after="10" w:before="0"/>
               <w:ind w:left="120"/>
             </w:pPr>
-            <w:hyperlink w:history="1" r:id="rIdckcnefpia-_xewvei21bd">
+            <w:hyperlink w:history="1" r:id="rIdzkbp1e8t3pchfhraih2ti">
               <w:r>
                 <w:rPr>
                   <w:rFonts w:ascii="Arial" w:cs="Arial" w:eastAsia="Arial" w:hAnsi="Arial"/>
@@ -6750,7 +6750,7 @@
         </w:rPr>
         <w:t xml:space="preserve">© 2026 SeaVuria and ARES. Aligned with KICD objectives. Developed by SeaVuria; technical implementation by ARES (with AI assistance from Claude). Licensed under </w:t>
       </w:r>
-      <w:hyperlink w:history="1" r:id="rIdcnc4yedghau0s0tles357">
+      <w:hyperlink w:history="1" r:id="rId1dz4fsftxqkkjzi9ceclw">
         <w:r>
           <w:rPr>
             <w:rFonts w:ascii="Arial" w:cs="Arial" w:eastAsia="Arial" w:hAnsi="Arial"/>
@@ -6771,7 +6771,7 @@
         </w:rPr>
         <w:t xml:space="preserve"> (</w:t>
       </w:r>
-      <w:hyperlink w:history="1" r:id="rIdij4zzdjgcbc6tm5mvcbly">
+      <w:hyperlink w:history="1" r:id="rId4p0sv5im-2thyx6qnobjb">
         <w:r>
           <w:rPr>
             <w:rFonts w:ascii="Arial" w:cs="Arial" w:eastAsia="Arial" w:hAnsi="Arial"/>
@@ -7784,7 +7784,7 @@
             <w:pPr>
               <w:spacing w:after="20" w:before="0"/>
             </w:pPr>
-            <w:hyperlink w:history="1" r:id="rId_m0vwmn_qzh6_roe50o9x">
+            <w:hyperlink w:history="1" r:id="rIdwkzchacx6yad8hlbhxcuq">
               <w:r>
                 <w:rPr>
                   <w:rFonts w:ascii="Arial" w:cs="Arial" w:eastAsia="Arial" w:hAnsi="Arial"/>
@@ -7817,7 +7817,7 @@
               <w:spacing w:after="10" w:before="0"/>
               <w:ind w:left="120"/>
             </w:pPr>
-            <w:hyperlink w:history="1" r:id="rIdgqwlohddyq1kdj-htmlch">
+            <w:hyperlink w:history="1" r:id="rId_f-1mvfgxxygbq6nzsozc">
               <w:r>
                 <w:rPr>
                   <w:rFonts w:ascii="Arial" w:cs="Arial" w:eastAsia="Arial" w:hAnsi="Arial"/>
@@ -7862,7 +7862,7 @@
             <w:pPr>
               <w:spacing w:after="20" w:before="0"/>
             </w:pPr>
-            <w:hyperlink w:history="1" r:id="rIdbtoqb9jgxoo5kj8oqmbpt">
+            <w:hyperlink w:history="1" r:id="rIdlan0latkigizm6jrbmaag">
               <w:r>
                 <w:rPr>
                   <w:rFonts w:ascii="Arial" w:cs="Arial" w:eastAsia="Arial" w:hAnsi="Arial"/>
@@ -7895,7 +7895,7 @@
               <w:spacing w:after="10" w:before="0"/>
               <w:ind w:left="120"/>
             </w:pPr>
-            <w:hyperlink w:history="1" r:id="rIdoebj-bprp32ncbykue9ed">
+            <w:hyperlink w:history="1" r:id="rId5748oenk2mddfenor9xoi">
               <w:r>
                 <w:rPr>
                   <w:rFonts w:ascii="Arial" w:cs="Arial" w:eastAsia="Arial" w:hAnsi="Arial"/>
@@ -8147,7 +8147,7 @@
             <w:pPr>
               <w:spacing w:after="20" w:before="0"/>
             </w:pPr>
-            <w:hyperlink w:history="1" r:id="rId6pd6ulazllzxioejz15kg">
+            <w:hyperlink w:history="1" r:id="rId6gx_ud8cvnyhl8ulrr1it">
               <w:r>
                 <w:rPr>
                   <w:rFonts w:ascii="Arial" w:cs="Arial" w:eastAsia="Arial" w:hAnsi="Arial"/>
@@ -8180,7 +8180,7 @@
               <w:spacing w:after="10" w:before="0"/>
               <w:ind w:left="120"/>
             </w:pPr>
-            <w:hyperlink w:history="1" r:id="rId70auyd_16hi6cfnmru2nv">
+            <w:hyperlink w:history="1" r:id="rIdwzerwbgn5twydswu5vs73">
               <w:r>
                 <w:rPr>
                   <w:rFonts w:ascii="Arial" w:cs="Arial" w:eastAsia="Arial" w:hAnsi="Arial"/>
@@ -8225,7 +8225,7 @@
             <w:pPr>
               <w:spacing w:after="20" w:before="0"/>
             </w:pPr>
-            <w:hyperlink w:history="1" r:id="rIdiw8lu_p8vxm1vnlzjbbpx">
+            <w:hyperlink w:history="1" r:id="rIdi8he3fsf9cc1g67dwrhtt">
               <w:r>
                 <w:rPr>
                   <w:rFonts w:ascii="Arial" w:cs="Arial" w:eastAsia="Arial" w:hAnsi="Arial"/>
@@ -8258,7 +8258,7 @@
               <w:spacing w:after="10" w:before="0"/>
               <w:ind w:left="120"/>
             </w:pPr>
-            <w:hyperlink w:history="1" r:id="rIdorfzms396ygrvxunj_cj-">
+            <w:hyperlink w:history="1" r:id="rId5a93iqmuwga4suzs-cgls">
               <w:r>
                 <w:rPr>
                   <w:rFonts w:ascii="Arial" w:cs="Arial" w:eastAsia="Arial" w:hAnsi="Arial"/>
@@ -8529,7 +8529,7 @@
             <w:pPr>
               <w:spacing w:after="20" w:before="0"/>
             </w:pPr>
-            <w:hyperlink w:history="1" r:id="rIdedjbei3xnwypz3qgjg7gs">
+            <w:hyperlink w:history="1" r:id="rIdyozmezwmw6wlinfqqy8kc">
               <w:r>
                 <w:rPr>
                   <w:rFonts w:ascii="Arial" w:cs="Arial" w:eastAsia="Arial" w:hAnsi="Arial"/>
@@ -8562,7 +8562,7 @@
               <w:spacing w:after="10" w:before="0"/>
               <w:ind w:left="120"/>
             </w:pPr>
-            <w:hyperlink w:history="1" r:id="rId9adunlxzmko2qox3q8h2_">
+            <w:hyperlink w:history="1" r:id="rIdqqrynz39sxdnigqcsn1tk">
               <w:r>
                 <w:rPr>
                   <w:rFonts w:ascii="Arial" w:cs="Arial" w:eastAsia="Arial" w:hAnsi="Arial"/>
@@ -8607,7 +8607,7 @@
             <w:pPr>
               <w:spacing w:after="20" w:before="0"/>
             </w:pPr>
-            <w:hyperlink w:history="1" r:id="rIdcxh-u1o4ugfv1g2qkmpib">
+            <w:hyperlink w:history="1" r:id="rIdbdxrz7sajxp3wtksnljgn">
               <w:r>
                 <w:rPr>
                   <w:rFonts w:ascii="Arial" w:cs="Arial" w:eastAsia="Arial" w:hAnsi="Arial"/>
@@ -8640,7 +8640,7 @@
               <w:spacing w:after="10" w:before="0"/>
               <w:ind w:left="120"/>
             </w:pPr>
-            <w:hyperlink w:history="1" r:id="rIdptnhhstmshsyursq4boxo">
+            <w:hyperlink w:history="1" r:id="rIdst5ivpvkqnmmco04ufc7p">
               <w:r>
                 <w:rPr>
                   <w:rFonts w:ascii="Arial" w:cs="Arial" w:eastAsia="Arial" w:hAnsi="Arial"/>
@@ -8949,7 +8949,7 @@
             <w:pPr>
               <w:spacing w:after="20" w:before="0"/>
             </w:pPr>
-            <w:hyperlink w:history="1" r:id="rIdk_gsz-dis22bvuxzjr1as">
+            <w:hyperlink w:history="1" r:id="rIdoiicdt_pw3gtqnzcmxorc">
               <w:r>
                 <w:rPr>
                   <w:rFonts w:ascii="Arial" w:cs="Arial" w:eastAsia="Arial" w:hAnsi="Arial"/>
@@ -8982,7 +8982,7 @@
               <w:spacing w:after="10" w:before="0"/>
               <w:ind w:left="120"/>
             </w:pPr>
-            <w:hyperlink w:history="1" r:id="rIdclli0hm6nfwnxs_rtc8bo">
+            <w:hyperlink w:history="1" r:id="rIdsqbv76iwvrupmnytayhra">
               <w:r>
                 <w:rPr>
                   <w:rFonts w:ascii="Arial" w:cs="Arial" w:eastAsia="Arial" w:hAnsi="Arial"/>
@@ -9027,7 +9027,7 @@
             <w:pPr>
               <w:spacing w:after="20" w:before="0"/>
             </w:pPr>
-            <w:hyperlink w:history="1" r:id="rIdlrxj3umflk94lurvadp0h">
+            <w:hyperlink w:history="1" r:id="rId3-gtjc0hw0rw3zw_96vae">
               <w:r>
                 <w:rPr>
                   <w:rFonts w:ascii="Arial" w:cs="Arial" w:eastAsia="Arial" w:hAnsi="Arial"/>
@@ -9060,7 +9060,7 @@
               <w:spacing w:after="10" w:before="0"/>
               <w:ind w:left="120"/>
             </w:pPr>
-            <w:hyperlink w:history="1" r:id="rIdtiyacqvvgdabvvenf5tkf">
+            <w:hyperlink w:history="1" r:id="rIducg0e3ilmyo_pptwno6hd">
               <w:r>
                 <w:rPr>
                   <w:rFonts w:ascii="Arial" w:cs="Arial" w:eastAsia="Arial" w:hAnsi="Arial"/>
@@ -9331,7 +9331,7 @@
             <w:pPr>
               <w:spacing w:after="20" w:before="0"/>
             </w:pPr>
-            <w:hyperlink w:history="1" r:id="rIde69ld1plqi8ec1juf1b5j">
+            <w:hyperlink w:history="1" r:id="rIdykkecvepqu7je5pdnmbme">
               <w:r>
                 <w:rPr>
                   <w:rFonts w:ascii="Arial" w:cs="Arial" w:eastAsia="Arial" w:hAnsi="Arial"/>
@@ -9380,7 +9380,7 @@
               <w:spacing w:after="10" w:before="0"/>
               <w:ind w:left="120"/>
             </w:pPr>
-            <w:hyperlink w:history="1" r:id="rIdnhspdl02ovnd16cnohy-l">
+            <w:hyperlink w:history="1" r:id="rIdwor_y9r-5_79cigonwhbw">
               <w:r>
                 <w:rPr>
                   <w:rFonts w:ascii="Arial" w:cs="Arial" w:eastAsia="Arial" w:hAnsi="Arial"/>
@@ -9425,7 +9425,7 @@
             <w:pPr>
               <w:spacing w:after="20" w:before="0"/>
             </w:pPr>
-            <w:hyperlink w:history="1" r:id="rIdremsi3wxl4ng4do5huwux">
+            <w:hyperlink w:history="1" r:id="rIdtwasry9tgizsxswwoadgk">
               <w:r>
                 <w:rPr>
                   <w:rFonts w:ascii="Arial" w:cs="Arial" w:eastAsia="Arial" w:hAnsi="Arial"/>
@@ -9474,7 +9474,7 @@
               <w:spacing w:after="10" w:before="0"/>
               <w:ind w:left="120"/>
             </w:pPr>
-            <w:hyperlink w:history="1" r:id="rIdce7c6xm_dt1zvgmg-ite-">
+            <w:hyperlink w:history="1" r:id="rIdlafl0ofwmrvl5b2ybbs8w">
               <w:r>
                 <w:rPr>
                   <w:rFonts w:ascii="Arial" w:cs="Arial" w:eastAsia="Arial" w:hAnsi="Arial"/>
@@ -10062,7 +10062,7 @@
         </w:rPr>
         <w:t xml:space="preserve">© 2026 SeaVuria and ARES. Aligned with KICD objectives. Developed by SeaVuria; technical implementation by ARES (with AI assistance from Claude). Licensed under </w:t>
       </w:r>
-      <w:hyperlink w:history="1" r:id="rIdb_lbshzhsh_ie-7c-wznd">
+      <w:hyperlink w:history="1" r:id="rIdcrc5bdhipx4oygldx3grs">
         <w:r>
           <w:rPr>
             <w:rFonts w:ascii="Arial" w:cs="Arial" w:eastAsia="Arial" w:hAnsi="Arial"/>
@@ -10083,7 +10083,7 @@
         </w:rPr>
         <w:t xml:space="preserve"> (</w:t>
       </w:r>
-      <w:hyperlink w:history="1" r:id="rIdmctae18n5wqow0ggrfcdy">
+      <w:hyperlink w:history="1" r:id="rIdorlj4vzutvid2yvfhbs-2">
         <w:r>
           <w:rPr>
             <w:rFonts w:ascii="Arial" w:cs="Arial" w:eastAsia="Arial" w:hAnsi="Arial"/>
@@ -11113,7 +11113,7 @@
               <w:spacing w:after="10" w:before="0"/>
               <w:ind w:left="120"/>
             </w:pPr>
-            <w:hyperlink w:history="1" r:id="rIdsew569ievbm9dy6s4btuv">
+            <w:hyperlink w:history="1" r:id="rIdjrvquc6ina0kgujf3ra9e">
               <w:r>
                 <w:rPr>
                   <w:rFonts w:ascii="Arial" w:cs="Arial" w:eastAsia="Arial" w:hAnsi="Arial"/>
@@ -11190,7 +11190,7 @@
               <w:spacing w:after="10" w:before="0"/>
               <w:ind w:left="120"/>
             </w:pPr>
-            <w:hyperlink w:history="1" r:id="rId-ryr0pt14jgxk5vqcwhpw">
+            <w:hyperlink w:history="1" r:id="rIdx5xck3xo37ucdz96kurr1">
               <w:r>
                 <w:rPr>
                   <w:rFonts w:ascii="Arial" w:cs="Arial" w:eastAsia="Arial" w:hAnsi="Arial"/>
@@ -11417,7 +11417,7 @@
               <w:spacing w:after="10" w:before="0"/>
               <w:ind w:left="120"/>
             </w:pPr>
-            <w:hyperlink w:history="1" r:id="rId2z9fjlujnqqzf3q26fqdm">
+            <w:hyperlink w:history="1" r:id="rIdgtyuv2n8hj5y-b6-kqogq">
               <w:r>
                 <w:rPr>
                   <w:rFonts w:ascii="Arial" w:cs="Arial" w:eastAsia="Arial" w:hAnsi="Arial"/>
@@ -11494,7 +11494,7 @@
               <w:spacing w:after="10" w:before="0"/>
               <w:ind w:left="120"/>
             </w:pPr>
-            <w:hyperlink w:history="1" r:id="rIdcczek4nwal1xzp5k3mmpn">
+            <w:hyperlink w:history="1" r:id="rId5xusxdi63wir0gohf3iyt">
               <w:r>
                 <w:rPr>
                   <w:rFonts w:ascii="Arial" w:cs="Arial" w:eastAsia="Arial" w:hAnsi="Arial"/>
@@ -11721,7 +11721,7 @@
               <w:spacing w:after="10" w:before="0"/>
               <w:ind w:left="120"/>
             </w:pPr>
-            <w:hyperlink w:history="1" r:id="rIdoy7pwtocoke-brmtqtdmr">
+            <w:hyperlink w:history="1" r:id="rIdiyt-nzos8dknoibsaxmkc">
               <w:r>
                 <w:rPr>
                   <w:rFonts w:ascii="Arial" w:cs="Arial" w:eastAsia="Arial" w:hAnsi="Arial"/>
@@ -11798,7 +11798,7 @@
               <w:spacing w:after="10" w:before="0"/>
               <w:ind w:left="120"/>
             </w:pPr>
-            <w:hyperlink w:history="1" r:id="rIdmtwl5ko9hdz3utzsfne2l">
+            <w:hyperlink w:history="1" r:id="rIdnifipyxkwznkqojvaugs0">
               <w:r>
                 <w:rPr>
                   <w:rFonts w:ascii="Arial" w:cs="Arial" w:eastAsia="Arial" w:hAnsi="Arial"/>
@@ -12025,7 +12025,7 @@
               <w:spacing w:after="10" w:before="0"/>
               <w:ind w:left="120"/>
             </w:pPr>
-            <w:hyperlink w:history="1" r:id="rIdonscje-fzhz7cupveqd4n">
+            <w:hyperlink w:history="1" r:id="rId0ryfn9uucuqpnqrtajkpe">
               <w:r>
                 <w:rPr>
                   <w:rFonts w:ascii="Arial" w:cs="Arial" w:eastAsia="Arial" w:hAnsi="Arial"/>
@@ -12102,7 +12102,7 @@
               <w:spacing w:after="10" w:before="0"/>
               <w:ind w:left="120"/>
             </w:pPr>
-            <w:hyperlink w:history="1" r:id="rId-hmjl4xvph79no3zehfjc">
+            <w:hyperlink w:history="1" r:id="rIdk-clqskz_y3fuo_xeznpz">
               <w:r>
                 <w:rPr>
                   <w:rFonts w:ascii="Arial" w:cs="Arial" w:eastAsia="Arial" w:hAnsi="Arial"/>
@@ -12329,7 +12329,7 @@
               <w:spacing w:after="10" w:before="0"/>
               <w:ind w:left="120"/>
             </w:pPr>
-            <w:hyperlink w:history="1" r:id="rIddudrvdwkfodbxmevhtkx6">
+            <w:hyperlink w:history="1" r:id="rIdyjf26rwr_rwhewhn9npoh">
               <w:r>
                 <w:rPr>
                   <w:rFonts w:ascii="Arial" w:cs="Arial" w:eastAsia="Arial" w:hAnsi="Arial"/>
@@ -12406,7 +12406,7 @@
               <w:spacing w:after="10" w:before="0"/>
               <w:ind w:left="120"/>
             </w:pPr>
-            <w:hyperlink w:history="1" r:id="rId1l37iuws4kp38lpij7hng">
+            <w:hyperlink w:history="1" r:id="rIdt_y0lglfydhpv6dytpqrw">
               <w:r>
                 <w:rPr>
                   <w:rFonts w:ascii="Arial" w:cs="Arial" w:eastAsia="Arial" w:hAnsi="Arial"/>
@@ -12933,7 +12933,7 @@
         </w:rPr>
         <w:t xml:space="preserve">© 2026 SeaVuria and ARES. Aligned with KICD objectives. Developed by SeaVuria; technical implementation by ARES (with AI assistance from Claude). Licensed under </w:t>
       </w:r>
-      <w:hyperlink w:history="1" r:id="rIdsd8eivculr2h-qsrsrvbc">
+      <w:hyperlink w:history="1" r:id="rIdjhindwesqf7nfxcilyvia">
         <w:r>
           <w:rPr>
             <w:rFonts w:ascii="Arial" w:cs="Arial" w:eastAsia="Arial" w:hAnsi="Arial"/>
@@ -12954,7 +12954,7 @@
         </w:rPr>
         <w:t xml:space="preserve"> (</w:t>
       </w:r>
-      <w:hyperlink w:history="1" r:id="rId3ud4fh20p4-pow3-gb9jt">
+      <w:hyperlink w:history="1" r:id="rIdslr_aq-jixwpmhhgrgwrh">
         <w:r>
           <w:rPr>
             <w:rFonts w:ascii="Arial" w:cs="Arial" w:eastAsia="Arial" w:hAnsi="Arial"/>
@@ -13984,7 +13984,7 @@
               <w:spacing w:after="10" w:before="0"/>
               <w:ind w:left="120"/>
             </w:pPr>
-            <w:hyperlink w:history="1" r:id="rIdklicyjy9ttnsjxlk1j0vf">
+            <w:hyperlink w:history="1" r:id="rIdxkitztegwgnegu-rtd38t">
               <w:r>
                 <w:rPr>
                   <w:rFonts w:ascii="Arial" w:cs="Arial" w:eastAsia="Arial" w:hAnsi="Arial"/>
@@ -14061,7 +14061,7 @@
               <w:spacing w:after="10" w:before="0"/>
               <w:ind w:left="120"/>
             </w:pPr>
-            <w:hyperlink w:history="1" r:id="rIdexre2wbbysax5wymdr26g">
+            <w:hyperlink w:history="1" r:id="rIdteq1vzmw7gfyjehjoqxyr">
               <w:r>
                 <w:rPr>
                   <w:rFonts w:ascii="Arial" w:cs="Arial" w:eastAsia="Arial" w:hAnsi="Arial"/>
@@ -14288,7 +14288,7 @@
               <w:spacing w:after="10" w:before="0"/>
               <w:ind w:left="120"/>
             </w:pPr>
-            <w:hyperlink w:history="1" r:id="rId4go5hpus6ltrpljpu_o0n">
+            <w:hyperlink w:history="1" r:id="rIdqnjxf5dvu4wfamj_gtwzv">
               <w:r>
                 <w:rPr>
                   <w:rFonts w:ascii="Arial" w:cs="Arial" w:eastAsia="Arial" w:hAnsi="Arial"/>
@@ -14365,7 +14365,7 @@
               <w:spacing w:after="10" w:before="0"/>
               <w:ind w:left="120"/>
             </w:pPr>
-            <w:hyperlink w:history="1" r:id="rId50qfl1sgsk4ymrdtl5a2g">
+            <w:hyperlink w:history="1" r:id="rId3cttd_lf5ekqekijlqpqz">
               <w:r>
                 <w:rPr>
                   <w:rFonts w:ascii="Arial" w:cs="Arial" w:eastAsia="Arial" w:hAnsi="Arial"/>
@@ -14592,7 +14592,7 @@
               <w:spacing w:after="10" w:before="0"/>
               <w:ind w:left="120"/>
             </w:pPr>
-            <w:hyperlink w:history="1" r:id="rIdycra5jxv5i5q5m7wumutz">
+            <w:hyperlink w:history="1" r:id="rIdh9ay4-lp8nwc9nyhee4nm">
               <w:r>
                 <w:rPr>
                   <w:rFonts w:ascii="Arial" w:cs="Arial" w:eastAsia="Arial" w:hAnsi="Arial"/>
@@ -14669,7 +14669,7 @@
               <w:spacing w:after="10" w:before="0"/>
               <w:ind w:left="120"/>
             </w:pPr>
-            <w:hyperlink w:history="1" r:id="rIduj4gxtxujmkjurisn2spd">
+            <w:hyperlink w:history="1" r:id="rId-qrnzonxwkjsazg9-9o5c">
               <w:r>
                 <w:rPr>
                   <w:rFonts w:ascii="Arial" w:cs="Arial" w:eastAsia="Arial" w:hAnsi="Arial"/>
@@ -14896,7 +14896,7 @@
               <w:spacing w:after="10" w:before="0"/>
               <w:ind w:left="120"/>
             </w:pPr>
-            <w:hyperlink w:history="1" r:id="rIdbnsrxggw9rnypdggbx-3w">
+            <w:hyperlink w:history="1" r:id="rIdbj8ggnglgy9l3d4wetkfp">
               <w:r>
                 <w:rPr>
                   <w:rFonts w:ascii="Arial" w:cs="Arial" w:eastAsia="Arial" w:hAnsi="Arial"/>
@@ -14973,7 +14973,7 @@
               <w:spacing w:after="10" w:before="0"/>
               <w:ind w:left="120"/>
             </w:pPr>
-            <w:hyperlink w:history="1" r:id="rId-pyk6hcanaiqwavjtdhr7">
+            <w:hyperlink w:history="1" r:id="rIdbvj2i3tvlxbv1l0bcfcsn">
               <w:r>
                 <w:rPr>
                   <w:rFonts w:ascii="Arial" w:cs="Arial" w:eastAsia="Arial" w:hAnsi="Arial"/>
@@ -15200,7 +15200,7 @@
               <w:spacing w:after="10" w:before="0"/>
               <w:ind w:left="120"/>
             </w:pPr>
-            <w:hyperlink w:history="1" r:id="rIdhktb9b0fyf_4q1zwmsrmb">
+            <w:hyperlink w:history="1" r:id="rIdqqh1fji9f9u_dq0e3mzqg">
               <w:r>
                 <w:rPr>
                   <w:rFonts w:ascii="Arial" w:cs="Arial" w:eastAsia="Arial" w:hAnsi="Arial"/>
@@ -15277,7 +15277,7 @@
               <w:spacing w:after="10" w:before="0"/>
               <w:ind w:left="120"/>
             </w:pPr>
-            <w:hyperlink w:history="1" r:id="rIdcswwfeywe3fqxrznijz7f">
+            <w:hyperlink w:history="1" r:id="rIdqg0hp3klwlkidqe2m206p">
               <w:r>
                 <w:rPr>
                   <w:rFonts w:ascii="Arial" w:cs="Arial" w:eastAsia="Arial" w:hAnsi="Arial"/>
@@ -15804,7 +15804,7 @@
         </w:rPr>
         <w:t xml:space="preserve">© 2026 SeaVuria and ARES. Aligned with KICD objectives. Developed by SeaVuria; technical implementation by ARES (with AI assistance from Claude). Licensed under </w:t>
       </w:r>
-      <w:hyperlink w:history="1" r:id="rIdhlfktsu9lpx8lksyh65vs">
+      <w:hyperlink w:history="1" r:id="rIdggy_-lomoj2yufg4kqyng">
         <w:r>
           <w:rPr>
             <w:rFonts w:ascii="Arial" w:cs="Arial" w:eastAsia="Arial" w:hAnsi="Arial"/>
@@ -15825,7 +15825,7 @@
         </w:rPr>
         <w:t xml:space="preserve"> (</w:t>
       </w:r>
-      <w:hyperlink w:history="1" r:id="rIduyturovc256e4vwkanjy6">
+      <w:hyperlink w:history="1" r:id="rId_bkgsiqgff5tstfjrkhjq">
         <w:r>
           <w:rPr>
             <w:rFonts w:ascii="Arial" w:cs="Arial" w:eastAsia="Arial" w:hAnsi="Arial"/>
@@ -16855,7 +16855,7 @@
               <w:spacing w:after="10" w:before="0"/>
               <w:ind w:left="120"/>
             </w:pPr>
-            <w:hyperlink w:history="1" r:id="rIdwoimfgebpyg9w7m4-egfa">
+            <w:hyperlink w:history="1" r:id="rIdacbmuq3o4cll_xw3ui_v_">
               <w:r>
                 <w:rPr>
                   <w:rFonts w:ascii="Arial" w:cs="Arial" w:eastAsia="Arial" w:hAnsi="Arial"/>
@@ -16932,7 +16932,7 @@
               <w:spacing w:after="10" w:before="0"/>
               <w:ind w:left="120"/>
             </w:pPr>
-            <w:hyperlink w:history="1" r:id="rIdx0udt48v-l-hiospo7eky">
+            <w:hyperlink w:history="1" r:id="rIdljqs0vjkuc0znkxzp09xa">
               <w:r>
                 <w:rPr>
                   <w:rFonts w:ascii="Arial" w:cs="Arial" w:eastAsia="Arial" w:hAnsi="Arial"/>
@@ -17159,7 +17159,7 @@
               <w:spacing w:after="10" w:before="0"/>
               <w:ind w:left="120"/>
             </w:pPr>
-            <w:hyperlink w:history="1" r:id="rIdeu9ux3x-utraafsgmkzqd">
+            <w:hyperlink w:history="1" r:id="rIdjsrdtzelv1vzsxhdnvijz">
               <w:r>
                 <w:rPr>
                   <w:rFonts w:ascii="Arial" w:cs="Arial" w:eastAsia="Arial" w:hAnsi="Arial"/>
@@ -17236,7 +17236,7 @@
               <w:spacing w:after="10" w:before="0"/>
               <w:ind w:left="120"/>
             </w:pPr>
-            <w:hyperlink w:history="1" r:id="rIdmraomq_cnhr1iufld2wvr">
+            <w:hyperlink w:history="1" r:id="rId1siv-7oxsiytxqwgtkehx">
               <w:r>
                 <w:rPr>
                   <w:rFonts w:ascii="Arial" w:cs="Arial" w:eastAsia="Arial" w:hAnsi="Arial"/>
@@ -17463,7 +17463,7 @@
               <w:spacing w:after="10" w:before="0"/>
               <w:ind w:left="120"/>
             </w:pPr>
-            <w:hyperlink w:history="1" r:id="rIde6ttrzsekkfxtjc_07xjh">
+            <w:hyperlink w:history="1" r:id="rIde9gowuypbovu9_bj6f6mn">
               <w:r>
                 <w:rPr>
                   <w:rFonts w:ascii="Arial" w:cs="Arial" w:eastAsia="Arial" w:hAnsi="Arial"/>
@@ -17540,7 +17540,7 @@
               <w:spacing w:after="10" w:before="0"/>
               <w:ind w:left="120"/>
             </w:pPr>
-            <w:hyperlink w:history="1" r:id="rId5gcwkdmsvj7_x_gnfvr7x">
+            <w:hyperlink w:history="1" r:id="rIde2n8tzqr5gjdejbkivzdj">
               <w:r>
                 <w:rPr>
                   <w:rFonts w:ascii="Arial" w:cs="Arial" w:eastAsia="Arial" w:hAnsi="Arial"/>
@@ -17767,7 +17767,7 @@
               <w:spacing w:after="10" w:before="0"/>
               <w:ind w:left="120"/>
             </w:pPr>
-            <w:hyperlink w:history="1" r:id="rId_byuznyc5iw83u9aosabc">
+            <w:hyperlink w:history="1" r:id="rIdpf_c8angi3qobr5pivhvn">
               <w:r>
                 <w:rPr>
                   <w:rFonts w:ascii="Arial" w:cs="Arial" w:eastAsia="Arial" w:hAnsi="Arial"/>
@@ -17844,7 +17844,7 @@
               <w:spacing w:after="10" w:before="0"/>
               <w:ind w:left="120"/>
             </w:pPr>
-            <w:hyperlink w:history="1" r:id="rId1sd9crd5rpums1phhps9v">
+            <w:hyperlink w:history="1" r:id="rIdrtwz3_hrhrfmqebgrmwiq">
               <w:r>
                 <w:rPr>
                   <w:rFonts w:ascii="Arial" w:cs="Arial" w:eastAsia="Arial" w:hAnsi="Arial"/>
@@ -18071,7 +18071,7 @@
               <w:spacing w:after="10" w:before="0"/>
               <w:ind w:left="120"/>
             </w:pPr>
-            <w:hyperlink w:history="1" r:id="rIddhtwb5rk8lt1yazuyetq4">
+            <w:hyperlink w:history="1" r:id="rIdqg1e0ckwe2_wxip11crcu">
               <w:r>
                 <w:rPr>
                   <w:rFonts w:ascii="Arial" w:cs="Arial" w:eastAsia="Arial" w:hAnsi="Arial"/>
@@ -18148,7 +18148,7 @@
               <w:spacing w:after="10" w:before="0"/>
               <w:ind w:left="120"/>
             </w:pPr>
-            <w:hyperlink w:history="1" r:id="rIdojdpgdi2sz5ekyd8vbmbg">
+            <w:hyperlink w:history="1" r:id="rIdcmlawyzqracl9a4lsnhwz">
               <w:r>
                 <w:rPr>
                   <w:rFonts w:ascii="Arial" w:cs="Arial" w:eastAsia="Arial" w:hAnsi="Arial"/>
@@ -18675,7 +18675,7 @@
         </w:rPr>
         <w:t xml:space="preserve">© 2026 SeaVuria and ARES. Aligned with KICD objectives. Developed by SeaVuria; technical implementation by ARES (with AI assistance from Claude). Licensed under </w:t>
       </w:r>
-      <w:hyperlink w:history="1" r:id="rId6-mvxwjfqcsgqhwvdmh1n">
+      <w:hyperlink w:history="1" r:id="rId-fnl_upmiplmh5dsvxvcl">
         <w:r>
           <w:rPr>
             <w:rFonts w:ascii="Arial" w:cs="Arial" w:eastAsia="Arial" w:hAnsi="Arial"/>
@@ -18696,7 +18696,7 @@
         </w:rPr>
         <w:t xml:space="preserve"> (</w:t>
       </w:r>
-      <w:hyperlink w:history="1" r:id="rId-n5f-kzdyijxaegpircmp">
+      <w:hyperlink w:history="1" r:id="rIdqcgg2widsl12ulrcrcmiv">
         <w:r>
           <w:rPr>
             <w:rFonts w:ascii="Arial" w:cs="Arial" w:eastAsia="Arial" w:hAnsi="Arial"/>
@@ -19709,7 +19709,7 @@
             <w:pPr>
               <w:spacing w:after="20" w:before="0"/>
             </w:pPr>
-            <w:hyperlink w:history="1" r:id="rIdlvdhzrkqyzp90icmn4nni">
+            <w:hyperlink w:history="1" r:id="rIdylcqm-h6ky-3cb1io1n5k">
               <w:r>
                 <w:rPr>
                   <w:rFonts w:ascii="Arial" w:cs="Arial" w:eastAsia="Arial" w:hAnsi="Arial"/>
@@ -19758,7 +19758,7 @@
               <w:spacing w:after="10" w:before="0"/>
               <w:ind w:left="120"/>
             </w:pPr>
-            <w:hyperlink w:history="1" r:id="rIdkotlljhjw8u1rapx-dzz6">
+            <w:hyperlink w:history="1" r:id="rIdy7mmdt8mjuset6shuwgkf">
               <w:r>
                 <w:rPr>
                   <w:rFonts w:ascii="Arial" w:cs="Arial" w:eastAsia="Arial" w:hAnsi="Arial"/>
@@ -19803,7 +19803,7 @@
             <w:pPr>
               <w:spacing w:after="20" w:before="0"/>
             </w:pPr>
-            <w:hyperlink w:history="1" r:id="rIdodxif01cb6qafdcor8xnw">
+            <w:hyperlink w:history="1" r:id="rIdpuxmphcqmgkxdwynwywko">
               <w:r>
                 <w:rPr>
                   <w:rFonts w:ascii="Arial" w:cs="Arial" w:eastAsia="Arial" w:hAnsi="Arial"/>
@@ -19852,7 +19852,7 @@
               <w:spacing w:after="10" w:before="0"/>
               <w:ind w:left="120"/>
             </w:pPr>
-            <w:hyperlink w:history="1" r:id="rIdmcpgh0aalrxknc4xqwwhg">
+            <w:hyperlink w:history="1" r:id="rIdnfuzktxnswxp9udclxlhc">
               <w:r>
                 <w:rPr>
                   <w:rFonts w:ascii="Arial" w:cs="Arial" w:eastAsia="Arial" w:hAnsi="Arial"/>
@@ -20047,7 +20047,7 @@
             <w:pPr>
               <w:spacing w:after="20" w:before="0"/>
             </w:pPr>
-            <w:hyperlink w:history="1" r:id="rIdbcau8um3rv5duim0dav8f">
+            <w:hyperlink w:history="1" r:id="rIdyejfu3fv8wyspxd8xmrnc">
               <w:r>
                 <w:rPr>
                   <w:rFonts w:ascii="Arial" w:cs="Arial" w:eastAsia="Arial" w:hAnsi="Arial"/>
@@ -20096,7 +20096,7 @@
               <w:spacing w:after="10" w:before="0"/>
               <w:ind w:left="120"/>
             </w:pPr>
-            <w:hyperlink w:history="1" r:id="rIdbwqj9dfhammmc187mn7cm">
+            <w:hyperlink w:history="1" r:id="rIdvu9fmdvxvwoqxosyhzjyg">
               <w:r>
                 <w:rPr>
                   <w:rFonts w:ascii="Arial" w:cs="Arial" w:eastAsia="Arial" w:hAnsi="Arial"/>
@@ -20141,7 +20141,7 @@
             <w:pPr>
               <w:spacing w:after="20" w:before="0"/>
             </w:pPr>
-            <w:hyperlink w:history="1" r:id="rIdmx6e9rnuz8t1vrvc2paiy">
+            <w:hyperlink w:history="1" r:id="rIdanmhodzwl-br1grnuztqu">
               <w:r>
                 <w:rPr>
                   <w:rFonts w:ascii="Arial" w:cs="Arial" w:eastAsia="Arial" w:hAnsi="Arial"/>
@@ -20190,7 +20190,7 @@
               <w:spacing w:after="10" w:before="0"/>
               <w:ind w:left="120"/>
             </w:pPr>
-            <w:hyperlink w:history="1" r:id="rIdlquzbe36xm0havfxe5oml">
+            <w:hyperlink w:history="1" r:id="rId8w749nf_ymfh92zrykvjw">
               <w:r>
                 <w:rPr>
                   <w:rFonts w:ascii="Arial" w:cs="Arial" w:eastAsia="Arial" w:hAnsi="Arial"/>
@@ -20385,7 +20385,7 @@
             <w:pPr>
               <w:spacing w:after="20" w:before="0"/>
             </w:pPr>
-            <w:hyperlink w:history="1" r:id="rIdoxnjbshijkwxmqpp0o56i">
+            <w:hyperlink w:history="1" r:id="rIdjiv-mzdytguvhbng3ryti">
               <w:r>
                 <w:rPr>
                   <w:rFonts w:ascii="Arial" w:cs="Arial" w:eastAsia="Arial" w:hAnsi="Arial"/>
@@ -20434,7 +20434,7 @@
               <w:spacing w:after="10" w:before="0"/>
               <w:ind w:left="120"/>
             </w:pPr>
-            <w:hyperlink w:history="1" r:id="rIdqiftbn80ntp2doeau312e">
+            <w:hyperlink w:history="1" r:id="rIdnsygw6vvdier7rk9rxukc">
               <w:r>
                 <w:rPr>
                   <w:rFonts w:ascii="Arial" w:cs="Arial" w:eastAsia="Arial" w:hAnsi="Arial"/>
@@ -20479,7 +20479,7 @@
             <w:pPr>
               <w:spacing w:after="20" w:before="0"/>
             </w:pPr>
-            <w:hyperlink w:history="1" r:id="rIdzt1yfuqge1dn_kxen1lot">
+            <w:hyperlink w:history="1" r:id="rIdh956ruytbsw6t1yoxanwj">
               <w:r>
                 <w:rPr>
                   <w:rFonts w:ascii="Arial" w:cs="Arial" w:eastAsia="Arial" w:hAnsi="Arial"/>
@@ -20528,7 +20528,7 @@
               <w:spacing w:after="10" w:before="0"/>
               <w:ind w:left="120"/>
             </w:pPr>
-            <w:hyperlink w:history="1" r:id="rId8gjkmxtlncnp6ifswt1uz">
+            <w:hyperlink w:history="1" r:id="rIdue6ias1tgw36sprf1lz3y">
               <w:r>
                 <w:rPr>
                   <w:rFonts w:ascii="Arial" w:cs="Arial" w:eastAsia="Arial" w:hAnsi="Arial"/>
@@ -20723,7 +20723,7 @@
             <w:pPr>
               <w:spacing w:after="20" w:before="0"/>
             </w:pPr>
-            <w:hyperlink w:history="1" r:id="rIdsflegxxqdlwxcsedwbboz">
+            <w:hyperlink w:history="1" r:id="rIdkbuz_uhk7colar6drcqn7">
               <w:r>
                 <w:rPr>
                   <w:rFonts w:ascii="Arial" w:cs="Arial" w:eastAsia="Arial" w:hAnsi="Arial"/>
@@ -20772,7 +20772,7 @@
               <w:spacing w:after="10" w:before="0"/>
               <w:ind w:left="120"/>
             </w:pPr>
-            <w:hyperlink w:history="1" r:id="rIdxkp6o8sjnhypwptujd7b7">
+            <w:hyperlink w:history="1" r:id="rIdcpqcpkfopxritm_ak-n12">
               <w:r>
                 <w:rPr>
                   <w:rFonts w:ascii="Arial" w:cs="Arial" w:eastAsia="Arial" w:hAnsi="Arial"/>
@@ -20817,7 +20817,7 @@
             <w:pPr>
               <w:spacing w:after="20" w:before="0"/>
             </w:pPr>
-            <w:hyperlink w:history="1" r:id="rIdcfdocrez1s3bqahxhlxkp">
+            <w:hyperlink w:history="1" r:id="rId19mkm2-wihypxtlyod_mq">
               <w:r>
                 <w:rPr>
                   <w:rFonts w:ascii="Arial" w:cs="Arial" w:eastAsia="Arial" w:hAnsi="Arial"/>
@@ -20866,7 +20866,7 @@
               <w:spacing w:after="10" w:before="0"/>
               <w:ind w:left="120"/>
             </w:pPr>
-            <w:hyperlink w:history="1" r:id="rIdxd37hzxdxlgeuouh2ioo_">
+            <w:hyperlink w:history="1" r:id="rIduc6-pcgkflegmggouuqm1">
               <w:r>
                 <w:rPr>
                   <w:rFonts w:ascii="Arial" w:cs="Arial" w:eastAsia="Arial" w:hAnsi="Arial"/>
@@ -21061,7 +21061,7 @@
             <w:pPr>
               <w:spacing w:after="20" w:before="0"/>
             </w:pPr>
-            <w:hyperlink w:history="1" r:id="rIdgyixja5w6umgfozzsiqfg">
+            <w:hyperlink w:history="1" r:id="rIdruzvi8v1tfandyidqgtvw">
               <w:r>
                 <w:rPr>
                   <w:rFonts w:ascii="Arial" w:cs="Arial" w:eastAsia="Arial" w:hAnsi="Arial"/>
@@ -21110,7 +21110,7 @@
               <w:spacing w:after="10" w:before="0"/>
               <w:ind w:left="120"/>
             </w:pPr>
-            <w:hyperlink w:history="1" r:id="rId10r6__8mztgz92z-zd6cm">
+            <w:hyperlink w:history="1" r:id="rId90_w1eldzfhlwyh5sp-vh">
               <w:r>
                 <w:rPr>
                   <w:rFonts w:ascii="Arial" w:cs="Arial" w:eastAsia="Arial" w:hAnsi="Arial"/>
@@ -21155,7 +21155,7 @@
             <w:pPr>
               <w:spacing w:after="20" w:before="0"/>
             </w:pPr>
-            <w:hyperlink w:history="1" r:id="rIdwqaznv4s2s1-ra-dye4m9">
+            <w:hyperlink w:history="1" r:id="rIdq2-7wsdqysp6cs3ka-asn">
               <w:r>
                 <w:rPr>
                   <w:rFonts w:ascii="Arial" w:cs="Arial" w:eastAsia="Arial" w:hAnsi="Arial"/>
@@ -21204,7 +21204,7 @@
               <w:spacing w:after="10" w:before="0"/>
               <w:ind w:left="120"/>
             </w:pPr>
-            <w:hyperlink w:history="1" r:id="rIdv2bacefivcdovnce1q9yc">
+            <w:hyperlink w:history="1" r:id="rIdlqbjnlih2qbn17tz7krhy">
               <w:r>
                 <w:rPr>
                   <w:rFonts w:ascii="Arial" w:cs="Arial" w:eastAsia="Arial" w:hAnsi="Arial"/>
@@ -21716,7 +21716,7 @@
         </w:rPr>
         <w:t xml:space="preserve">© 2026 SeaVuria and ARES. Aligned with KICD objectives. Developed by SeaVuria; technical implementation by ARES (with AI assistance from Claude). Licensed under </w:t>
       </w:r>
-      <w:hyperlink w:history="1" r:id="rIdzkuzuqi_68ggwkdnsblpg">
+      <w:hyperlink w:history="1" r:id="rIdsibxk7uhc28cdtdaue-uu">
         <w:r>
           <w:rPr>
             <w:rFonts w:ascii="Arial" w:cs="Arial" w:eastAsia="Arial" w:hAnsi="Arial"/>
@@ -21737,7 +21737,7 @@
         </w:rPr>
         <w:t xml:space="preserve"> (</w:t>
       </w:r>
-      <w:hyperlink w:history="1" r:id="rId7a2hk5qkfvbdh_7hxfawg">
+      <w:hyperlink w:history="1" r:id="rIdmfywd2ux_usisfjfpqii6">
         <w:r>
           <w:rPr>
             <w:rFonts w:ascii="Arial" w:cs="Arial" w:eastAsia="Arial" w:hAnsi="Arial"/>

--- a/data/outputs/v2/Physics/SS1.5_Moments_of_Equilibrium/Physics_Moments_of_Equilibrium_CBE_LessonSequence.docx
+++ b/data/outputs/v2/Physics/SS1.5_Moments_of_Equilibrium/Physics_Moments_of_Equilibrium_CBE_LessonSequence.docx
@@ -4,6 +4,7 @@
   <w:body>
     <w:p>
       <w:pPr>
+        <w:keepNext w:val="false"/>
         <w:spacing w:after="30" w:before="0"/>
         <w:jc w:val="center"/>
       </w:pPr>
@@ -23,6 +24,7 @@
     </w:p>
     <w:p>
       <w:pPr>
+        <w:keepNext w:val="false"/>
         <w:spacing w:after="60" w:before="0"/>
         <w:jc w:val="center"/>
       </w:pPr>
@@ -81,6 +83,7 @@
           </w:tcPr>
           <w:p>
             <w:pPr>
+              <w:keepNext w:val="false"/>
               <w:spacing w:after="40" w:before="0"/>
               <w:jc w:val="center"/>
             </w:pPr>
@@ -115,6 +118,7 @@
           </w:tcPr>
           <w:p>
             <w:pPr>
+              <w:keepNext w:val="false"/>
               <w:spacing w:after="40" w:before="0"/>
               <w:jc w:val="left"/>
             </w:pPr>
@@ -147,6 +151,7 @@
           </w:tcPr>
           <w:p>
             <w:pPr>
+              <w:keepNext w:val="false"/>
               <w:spacing w:after="40" w:before="0"/>
               <w:jc w:val="left"/>
             </w:pPr>
@@ -181,6 +186,7 @@
           </w:tcPr>
           <w:p>
             <w:pPr>
+              <w:keepNext w:val="false"/>
               <w:spacing w:after="40" w:before="0"/>
               <w:jc w:val="left"/>
             </w:pPr>
@@ -213,6 +219,7 @@
           </w:tcPr>
           <w:p>
             <w:pPr>
+              <w:keepNext w:val="false"/>
               <w:spacing w:after="40" w:before="0"/>
               <w:jc w:val="left"/>
             </w:pPr>
@@ -247,6 +254,7 @@
           </w:tcPr>
           <w:p>
             <w:pPr>
+              <w:keepNext w:val="false"/>
               <w:spacing w:after="40" w:before="0"/>
               <w:jc w:val="left"/>
             </w:pPr>
@@ -279,6 +287,7 @@
           </w:tcPr>
           <w:p>
             <w:pPr>
+              <w:keepNext w:val="false"/>
               <w:spacing w:after="40" w:before="0"/>
               <w:jc w:val="left"/>
             </w:pPr>
@@ -313,6 +322,7 @@
           </w:tcPr>
           <w:p>
             <w:pPr>
+              <w:keepNext w:val="false"/>
               <w:spacing w:after="40" w:before="0"/>
               <w:jc w:val="left"/>
             </w:pPr>
@@ -345,6 +355,7 @@
           </w:tcPr>
           <w:p>
             <w:pPr>
+              <w:keepNext w:val="false"/>
               <w:spacing w:after="40" w:before="0"/>
               <w:jc w:val="left"/>
             </w:pPr>
@@ -379,6 +390,7 @@
           </w:tcPr>
           <w:p>
             <w:pPr>
+              <w:keepNext w:val="false"/>
               <w:spacing w:after="40" w:before="0"/>
               <w:jc w:val="left"/>
             </w:pPr>
@@ -411,6 +423,7 @@
           </w:tcPr>
           <w:p>
             <w:pPr>
+              <w:keepNext w:val="false"/>
               <w:spacing w:after="40" w:before="0"/>
               <w:jc w:val="left"/>
             </w:pPr>
@@ -445,6 +458,7 @@
           </w:tcPr>
           <w:p>
             <w:pPr>
+              <w:keepNext w:val="false"/>
               <w:spacing w:after="40" w:before="0"/>
               <w:jc w:val="left"/>
             </w:pPr>
@@ -632,6 +646,7 @@
           </w:tcPr>
           <w:p>
             <w:pPr>
+              <w:keepNext w:val="false"/>
               <w:spacing w:after="40" w:before="0"/>
               <w:jc w:val="left"/>
             </w:pPr>
@@ -664,6 +679,7 @@
           </w:tcPr>
           <w:p>
             <w:pPr>
+              <w:keepNext w:val="false"/>
               <w:spacing w:after="40" w:before="0"/>
               <w:jc w:val="left"/>
             </w:pPr>
@@ -683,6 +699,7 @@
           </w:p>
           <w:p>
             <w:pPr>
+              <w:keepNext w:val="false"/>
               <w:spacing w:after="40" w:before="0"/>
               <w:jc w:val="left"/>
             </w:pPr>
@@ -702,6 +719,7 @@
           </w:p>
           <w:p>
             <w:pPr>
+              <w:keepNext w:val="false"/>
               <w:spacing w:after="40" w:before="0"/>
               <w:jc w:val="left"/>
             </w:pPr>
@@ -721,6 +739,7 @@
           </w:p>
           <w:p>
             <w:pPr>
+              <w:keepNext w:val="false"/>
               <w:spacing w:after="40" w:before="0"/>
               <w:jc w:val="left"/>
             </w:pPr>
@@ -740,6 +759,7 @@
           </w:p>
           <w:p>
             <w:pPr>
+              <w:keepNext w:val="false"/>
               <w:spacing w:after="40" w:before="0"/>
               <w:jc w:val="left"/>
             </w:pPr>
@@ -759,6 +779,7 @@
           </w:p>
           <w:p>
             <w:pPr>
+              <w:keepNext w:val="false"/>
               <w:spacing w:after="40" w:before="0"/>
               <w:jc w:val="left"/>
             </w:pPr>
@@ -778,6 +799,7 @@
           </w:p>
           <w:p>
             <w:pPr>
+              <w:keepNext w:val="false"/>
               <w:spacing w:after="40" w:before="0"/>
               <w:jc w:val="left"/>
             </w:pPr>
@@ -797,6 +819,7 @@
           </w:p>
           <w:p>
             <w:pPr>
+              <w:keepNext w:val="false"/>
               <w:spacing w:after="40" w:before="0"/>
               <w:jc w:val="left"/>
             </w:pPr>
@@ -816,6 +839,7 @@
           </w:p>
           <w:p>
             <w:pPr>
+              <w:keepNext w:val="false"/>
               <w:spacing w:after="40" w:before="0"/>
               <w:jc w:val="left"/>
             </w:pPr>
@@ -850,6 +874,7 @@
           </w:tcPr>
           <w:p>
             <w:pPr>
+              <w:keepNext w:val="false"/>
               <w:spacing w:after="40" w:before="0"/>
               <w:jc w:val="left"/>
             </w:pPr>
@@ -977,6 +1002,7 @@
           </w:tcPr>
           <w:p>
             <w:pPr>
+              <w:keepNext w:val="false"/>
               <w:spacing w:after="40" w:before="0"/>
               <w:jc w:val="left"/>
             </w:pPr>
@@ -1104,6 +1130,7 @@
           </w:tcPr>
           <w:p>
             <w:pPr>
+              <w:keepNext w:val="false"/>
               <w:spacing w:after="40" w:before="0"/>
               <w:jc w:val="left"/>
             </w:pPr>
@@ -1271,6 +1298,7 @@
           </w:tcPr>
           <w:p>
             <w:pPr>
+              <w:keepNext w:val="false"/>
               <w:spacing w:after="40" w:before="0"/>
               <w:jc w:val="left"/>
             </w:pPr>
@@ -1398,6 +1426,7 @@
           </w:tcPr>
           <w:p>
             <w:pPr>
+              <w:keepNext w:val="false"/>
               <w:spacing w:after="40" w:before="0"/>
               <w:jc w:val="left"/>
             </w:pPr>
@@ -1565,6 +1594,7 @@
           </w:tcPr>
           <w:p>
             <w:pPr>
+              <w:keepNext w:val="false"/>
               <w:spacing w:after="40" w:before="0"/>
               <w:jc w:val="left"/>
             </w:pPr>
@@ -1597,6 +1627,7 @@
           </w:tcPr>
           <w:p>
             <w:pPr>
+              <w:keepNext w:val="false"/>
               <w:spacing w:after="40" w:before="0"/>
               <w:jc w:val="left"/>
             </w:pPr>
@@ -1631,6 +1662,7 @@
           </w:tcPr>
           <w:p>
             <w:pPr>
+              <w:keepNext w:val="false"/>
               <w:spacing w:after="40" w:before="0"/>
               <w:jc w:val="left"/>
             </w:pPr>
@@ -1663,6 +1695,7 @@
           </w:tcPr>
           <w:p>
             <w:pPr>
+              <w:keepNext w:val="false"/>
               <w:spacing w:after="40" w:before="0"/>
               <w:jc w:val="left"/>
             </w:pPr>
@@ -1682,6 +1715,7 @@
           </w:p>
           <w:p>
             <w:pPr>
+              <w:keepNext w:val="false"/>
               <w:spacing w:after="40" w:before="0"/>
               <w:jc w:val="left"/>
             </w:pPr>
@@ -1701,6 +1735,7 @@
           </w:p>
           <w:p>
             <w:pPr>
+              <w:keepNext w:val="false"/>
               <w:spacing w:after="40" w:before="0"/>
               <w:jc w:val="left"/>
             </w:pPr>
@@ -1720,6 +1755,7 @@
           </w:p>
           <w:p>
             <w:pPr>
+              <w:keepNext w:val="false"/>
               <w:spacing w:after="40" w:before="0"/>
               <w:jc w:val="left"/>
             </w:pPr>
@@ -1739,6 +1775,7 @@
           </w:p>
           <w:p>
             <w:pPr>
+              <w:keepNext w:val="false"/>
               <w:spacing w:after="40" w:before="0"/>
               <w:jc w:val="left"/>
             </w:pPr>
@@ -1773,6 +1810,7 @@
           </w:tcPr>
           <w:p>
             <w:pPr>
+              <w:keepNext w:val="false"/>
               <w:spacing w:after="40" w:before="0"/>
               <w:jc w:val="left"/>
             </w:pPr>
@@ -1805,6 +1843,7 @@
           </w:tcPr>
           <w:p>
             <w:pPr>
+              <w:keepNext w:val="false"/>
               <w:spacing w:after="40" w:before="0"/>
               <w:jc w:val="left"/>
             </w:pPr>
@@ -1824,6 +1863,7 @@
           </w:p>
           <w:p>
             <w:pPr>
+              <w:keepNext w:val="false"/>
               <w:spacing w:after="40" w:before="0"/>
               <w:jc w:val="left"/>
             </w:pPr>
@@ -1843,6 +1883,7 @@
           </w:p>
           <w:p>
             <w:pPr>
+              <w:keepNext w:val="false"/>
               <w:spacing w:after="40" w:before="0"/>
               <w:jc w:val="left"/>
             </w:pPr>
@@ -1877,6 +1918,7 @@
           </w:tcPr>
           <w:p>
             <w:pPr>
+              <w:keepNext w:val="false"/>
               <w:spacing w:after="40" w:before="0"/>
               <w:jc w:val="left"/>
             </w:pPr>
@@ -1909,6 +1951,7 @@
           </w:tcPr>
           <w:p>
             <w:pPr>
+              <w:keepNext w:val="false"/>
               <w:spacing w:after="40" w:before="0"/>
               <w:jc w:val="left"/>
             </w:pPr>
@@ -1928,6 +1971,7 @@
           </w:p>
           <w:p>
             <w:pPr>
+              <w:keepNext w:val="false"/>
               <w:spacing w:after="40" w:before="0"/>
               <w:jc w:val="left"/>
             </w:pPr>
@@ -1947,6 +1991,7 @@
           </w:p>
           <w:p>
             <w:pPr>
+              <w:keepNext w:val="false"/>
               <w:spacing w:after="40" w:before="0"/>
               <w:jc w:val="left"/>
             </w:pPr>
@@ -1966,6 +2011,7 @@
           </w:p>
           <w:p>
             <w:pPr>
+              <w:keepNext w:val="false"/>
               <w:spacing w:after="40" w:before="0"/>
               <w:jc w:val="left"/>
             </w:pPr>
@@ -1985,6 +2031,7 @@
           </w:p>
           <w:p>
             <w:pPr>
+              <w:keepNext w:val="false"/>
               <w:spacing w:after="40" w:before="0"/>
               <w:jc w:val="left"/>
             </w:pPr>
@@ -2004,6 +2051,7 @@
           </w:p>
           <w:p>
             <w:pPr>
+              <w:keepNext w:val="false"/>
               <w:spacing w:after="40" w:before="0"/>
               <w:jc w:val="left"/>
             </w:pPr>
@@ -2023,6 +2071,7 @@
           </w:p>
           <w:p>
             <w:pPr>
+              <w:keepNext w:val="false"/>
               <w:spacing w:after="40" w:before="0"/>
               <w:jc w:val="left"/>
             </w:pPr>
@@ -2042,6 +2091,7 @@
           </w:p>
           <w:p>
             <w:pPr>
+              <w:keepNext w:val="false"/>
               <w:spacing w:after="40" w:before="0"/>
               <w:jc w:val="left"/>
             </w:pPr>
@@ -2061,6 +2111,7 @@
           </w:p>
           <w:p>
             <w:pPr>
+              <w:keepNext w:val="false"/>
               <w:spacing w:after="40" w:before="0"/>
               <w:jc w:val="left"/>
             </w:pPr>
@@ -2080,6 +2131,7 @@
           </w:p>
           <w:p>
             <w:pPr>
+              <w:keepNext w:val="false"/>
               <w:spacing w:after="40" w:before="0"/>
               <w:jc w:val="left"/>
             </w:pPr>
@@ -2099,6 +2151,7 @@
           </w:p>
           <w:p>
             <w:pPr>
+              <w:keepNext w:val="false"/>
               <w:spacing w:after="40" w:before="0"/>
               <w:jc w:val="left"/>
             </w:pPr>
@@ -2118,6 +2171,7 @@
           </w:p>
           <w:p>
             <w:pPr>
+              <w:keepNext w:val="false"/>
               <w:spacing w:after="40" w:before="0"/>
               <w:jc w:val="left"/>
             </w:pPr>
@@ -2137,6 +2191,7 @@
           </w:p>
           <w:p>
             <w:pPr>
+              <w:keepNext w:val="false"/>
               <w:spacing w:after="40" w:before="0"/>
               <w:jc w:val="left"/>
             </w:pPr>
@@ -2156,6 +2211,7 @@
           </w:p>
           <w:p>
             <w:pPr>
+              <w:keepNext w:val="false"/>
               <w:spacing w:after="40" w:before="0"/>
               <w:jc w:val="left"/>
             </w:pPr>
@@ -2175,6 +2231,7 @@
           </w:p>
           <w:p>
             <w:pPr>
+              <w:keepNext w:val="false"/>
               <w:spacing w:after="40" w:before="0"/>
               <w:jc w:val="left"/>
             </w:pPr>
@@ -2194,6 +2251,7 @@
           </w:p>
           <w:p>
             <w:pPr>
+              <w:keepNext w:val="false"/>
               <w:spacing w:after="40" w:before="0"/>
               <w:jc w:val="left"/>
             </w:pPr>
@@ -2213,6 +2271,7 @@
           </w:p>
           <w:p>
             <w:pPr>
+              <w:keepNext w:val="false"/>
               <w:spacing w:after="40" w:before="0"/>
               <w:jc w:val="left"/>
             </w:pPr>
@@ -2247,6 +2306,7 @@
           </w:tcPr>
           <w:p>
             <w:pPr>
+              <w:keepNext w:val="false"/>
               <w:spacing w:after="40" w:before="0"/>
               <w:jc w:val="left"/>
             </w:pPr>
@@ -2478,7 +2538,7 @@
         </w:rPr>
         <w:t xml:space="preserve">© 2026 SeaVuria and ARES. This work is licensed under a </w:t>
       </w:r>
-      <w:hyperlink w:history="1" r:id="rId8rb3aml4ocwfg9p7s2sgs">
+      <w:hyperlink w:history="1" r:id="rIdwgnhgfrzrhpol5zs0dxoo">
         <w:r>
           <w:rPr>
             <w:rFonts w:ascii="Arial" w:cs="Arial" w:eastAsia="Arial" w:hAnsi="Arial"/>
@@ -2498,7 +2558,7 @@
         </w:rPr>
         <w:t xml:space="preserve"> (</w:t>
       </w:r>
-      <w:hyperlink w:history="1" r:id="rIdj1tjsiuqs4n8dl6wiroog">
+      <w:hyperlink w:history="1" r:id="rIduji1_kxyz8f5rpptu52ww">
         <w:r>
           <w:rPr>
             <w:rFonts w:ascii="Arial" w:cs="Arial" w:eastAsia="Arial" w:hAnsi="Arial"/>
@@ -2518,7 +2578,7 @@
         </w:rPr>
         <w:t xml:space="preserve">). To view a copy of this license, visit </w:t>
       </w:r>
-      <w:hyperlink w:history="1" r:id="rIdvbzwg15ddlicu7tcyes4n">
+      <w:hyperlink w:history="1" r:id="rIdufdwo5y5tdju4ykyhwmuh">
         <w:r>
           <w:rPr>
             <w:rFonts w:ascii="Arial" w:cs="Arial" w:eastAsia="Arial" w:hAnsi="Arial"/>
@@ -2577,6 +2637,7 @@
           </w:tcPr>
           <w:p>
             <w:pPr>
+              <w:keepNext w:val="false"/>
               <w:spacing w:after="40" w:before="0"/>
               <w:jc w:val="center"/>
             </w:pPr>
@@ -2612,6 +2673,7 @@
           </w:tcPr>
           <w:p>
             <w:pPr>
+              <w:keepNext w:val="false"/>
               <w:spacing w:after="40" w:before="0"/>
               <w:jc w:val="center"/>
             </w:pPr>
@@ -2646,6 +2708,7 @@
           </w:tcPr>
           <w:p>
             <w:pPr>
+              <w:keepNext w:val="false"/>
               <w:spacing w:after="40" w:before="0"/>
               <w:jc w:val="left"/>
             </w:pPr>
@@ -2678,6 +2741,7 @@
           </w:tcPr>
           <w:p>
             <w:pPr>
+              <w:keepNext w:val="false"/>
               <w:spacing w:after="40" w:before="0"/>
               <w:jc w:val="left"/>
             </w:pPr>
@@ -2712,6 +2776,7 @@
           </w:tcPr>
           <w:p>
             <w:pPr>
+              <w:keepNext w:val="false"/>
               <w:spacing w:after="40" w:before="0"/>
               <w:jc w:val="left"/>
             </w:pPr>
@@ -2744,6 +2809,7 @@
           </w:tcPr>
           <w:p>
             <w:pPr>
+              <w:keepNext w:val="false"/>
               <w:spacing w:after="40" w:before="0"/>
               <w:jc w:val="left"/>
             </w:pPr>
@@ -2778,6 +2844,7 @@
           </w:tcPr>
           <w:p>
             <w:pPr>
+              <w:keepNext w:val="false"/>
               <w:spacing w:after="40" w:before="0"/>
               <w:jc w:val="left"/>
             </w:pPr>
@@ -2810,6 +2877,7 @@
           </w:tcPr>
           <w:p>
             <w:pPr>
+              <w:keepNext w:val="false"/>
               <w:spacing w:after="40" w:before="0"/>
               <w:jc w:val="left"/>
             </w:pPr>
@@ -2844,6 +2912,7 @@
           </w:tcPr>
           <w:p>
             <w:pPr>
+              <w:keepNext w:val="false"/>
               <w:spacing w:after="40" w:before="0"/>
               <w:jc w:val="left"/>
             </w:pPr>
@@ -2876,6 +2945,7 @@
           </w:tcPr>
           <w:p>
             <w:pPr>
+              <w:keepNext w:val="false"/>
               <w:spacing w:after="40" w:before="0"/>
               <w:jc w:val="left"/>
             </w:pPr>
@@ -2910,6 +2980,7 @@
           </w:tcPr>
           <w:p>
             <w:pPr>
+              <w:keepNext w:val="false"/>
               <w:spacing w:after="40" w:before="0"/>
               <w:jc w:val="left"/>
             </w:pPr>
@@ -2942,6 +3013,7 @@
           </w:tcPr>
           <w:p>
             <w:pPr>
+              <w:keepNext w:val="false"/>
               <w:spacing w:after="40" w:before="0"/>
               <w:jc w:val="left"/>
             </w:pPr>
@@ -2976,6 +3048,7 @@
           </w:tcPr>
           <w:p>
             <w:pPr>
+              <w:keepNext w:val="false"/>
               <w:spacing w:after="40" w:before="0"/>
               <w:jc w:val="left"/>
             </w:pPr>
@@ -3008,6 +3081,7 @@
           </w:tcPr>
           <w:p>
             <w:pPr>
+              <w:keepNext w:val="false"/>
               <w:spacing w:after="40" w:before="0"/>
               <w:jc w:val="left"/>
             </w:pPr>
@@ -3042,6 +3116,7 @@
           </w:tcPr>
           <w:p>
             <w:pPr>
+              <w:keepNext w:val="false"/>
               <w:spacing w:after="40" w:before="0"/>
               <w:jc w:val="left"/>
             </w:pPr>
@@ -3074,6 +3149,7 @@
           </w:tcPr>
           <w:p>
             <w:pPr>
+              <w:keepNext w:val="false"/>
               <w:spacing w:after="40" w:before="0"/>
               <w:jc w:val="left"/>
             </w:pPr>
@@ -3108,6 +3184,7 @@
           </w:tcPr>
           <w:p>
             <w:pPr>
+              <w:keepNext w:val="false"/>
               <w:spacing w:after="40" w:before="0"/>
               <w:jc w:val="left"/>
             </w:pPr>
@@ -3140,6 +3217,7 @@
           </w:tcPr>
           <w:p>
             <w:pPr>
+              <w:keepNext w:val="false"/>
               <w:spacing w:after="40" w:before="0"/>
               <w:jc w:val="left"/>
             </w:pPr>
@@ -3199,6 +3277,7 @@
           </w:tcPr>
           <w:p>
             <w:pPr>
+              <w:keepNext w:val="false"/>
               <w:spacing w:after="40" w:before="0"/>
               <w:jc w:val="center"/>
             </w:pPr>
@@ -3233,6 +3312,7 @@
           </w:tcPr>
           <w:p>
             <w:pPr>
+              <w:keepNext w:val="false"/>
               <w:spacing w:after="40" w:before="0"/>
               <w:jc w:val="left"/>
             </w:pPr>
@@ -3297,6 +3377,7 @@
           </w:tcPr>
           <w:p>
             <w:pPr>
+              <w:keepNext w:val="false"/>
               <w:spacing w:after="40" w:before="0"/>
               <w:jc w:val="center"/>
             </w:pPr>
@@ -3331,6 +3412,7 @@
           </w:tcPr>
           <w:p>
             <w:pPr>
+              <w:keepNext w:val="false"/>
               <w:spacing w:after="40" w:before="0"/>
               <w:jc w:val="left"/>
             </w:pPr>
@@ -3363,6 +3445,7 @@
           </w:tcPr>
           <w:p>
             <w:pPr>
+              <w:keepNext w:val="false"/>
               <w:spacing w:after="40" w:before="0"/>
               <w:jc w:val="left"/>
             </w:pPr>
@@ -3395,6 +3478,7 @@
           </w:tcPr>
           <w:p>
             <w:pPr>
+              <w:keepNext w:val="false"/>
               <w:spacing w:after="40" w:before="0"/>
               <w:jc w:val="left"/>
             </w:pPr>
@@ -3427,6 +3511,7 @@
           </w:tcPr>
           <w:p>
             <w:pPr>
+              <w:keepNext w:val="false"/>
               <w:spacing w:after="40" w:before="0"/>
               <w:jc w:val="left"/>
             </w:pPr>
@@ -3459,6 +3544,7 @@
           </w:tcPr>
           <w:p>
             <w:pPr>
+              <w:keepNext w:val="false"/>
               <w:spacing w:after="40" w:before="0"/>
               <w:jc w:val="left"/>
             </w:pPr>
@@ -3493,6 +3579,7 @@
           </w:tcPr>
           <w:p>
             <w:pPr>
+              <w:keepNext w:val="false"/>
               <w:spacing w:after="40" w:before="0"/>
               <w:jc w:val="left"/>
             </w:pPr>
@@ -3530,7 +3617,7 @@
             <w:pPr>
               <w:spacing w:after="20" w:before="0"/>
             </w:pPr>
-            <w:hyperlink w:history="1" r:id="rIder7s_qd0uyq0r0jj0kvx1">
+            <w:hyperlink w:history="1" r:id="rId7f3848rs3layqaguj21re">
               <w:r>
                 <w:rPr>
                   <w:rFonts w:ascii="Arial" w:cs="Arial" w:eastAsia="Arial" w:hAnsi="Arial"/>
@@ -3563,7 +3650,7 @@
               <w:spacing w:after="10" w:before="0"/>
               <w:ind w:left="120"/>
             </w:pPr>
-            <w:hyperlink w:history="1" r:id="rIdwt7njsmk_ksnjz7_tsuk4">
+            <w:hyperlink w:history="1" r:id="rIdae70x7zcpl4_us2adgeaz">
               <w:r>
                 <w:rPr>
                   <w:rFonts w:ascii="Arial" w:cs="Arial" w:eastAsia="Arial" w:hAnsi="Arial"/>
@@ -3608,7 +3695,7 @@
             <w:pPr>
               <w:spacing w:after="20" w:before="0"/>
             </w:pPr>
-            <w:hyperlink w:history="1" r:id="rIdwepbrfnxvgrvcpcp-59jp">
+            <w:hyperlink w:history="1" r:id="rIdskg2azxpkosz1sylks-ea">
               <w:r>
                 <w:rPr>
                   <w:rFonts w:ascii="Arial" w:cs="Arial" w:eastAsia="Arial" w:hAnsi="Arial"/>
@@ -3641,7 +3728,7 @@
               <w:spacing w:after="10" w:before="0"/>
               <w:ind w:left="120"/>
             </w:pPr>
-            <w:hyperlink w:history="1" r:id="rIdocwaiazwe2vd8fa6thvob">
+            <w:hyperlink w:history="1" r:id="rIdl_movgj80umkh8ze2q7r1">
               <w:r>
                 <w:rPr>
                   <w:rFonts w:ascii="Arial" w:cs="Arial" w:eastAsia="Arial" w:hAnsi="Arial"/>
@@ -3669,6 +3756,7 @@
           </w:tcPr>
           <w:p>
             <w:pPr>
+              <w:keepNext w:val="false"/>
               <w:spacing w:after="40" w:before="0"/>
               <w:jc w:val="left"/>
             </w:pPr>
@@ -3728,6 +3816,7 @@
           </w:p>
           <w:p>
             <w:pPr>
+              <w:keepNext w:val="false"/>
               <w:spacing w:after="40" w:before="0"/>
               <w:jc w:val="left"/>
             </w:pPr>
@@ -3760,6 +3849,7 @@
           </w:tcPr>
           <w:p>
             <w:pPr>
+              <w:keepNext w:val="false"/>
               <w:spacing w:after="40" w:before="0"/>
               <w:jc w:val="left"/>
             </w:pPr>
@@ -3779,6 +3869,7 @@
           </w:p>
           <w:p>
             <w:pPr>
+              <w:keepNext w:val="false"/>
               <w:spacing w:after="40" w:before="0"/>
               <w:jc w:val="left"/>
             </w:pPr>
@@ -3798,6 +3889,7 @@
           </w:p>
           <w:p>
             <w:pPr>
+              <w:keepNext w:val="false"/>
               <w:spacing w:after="40" w:before="0"/>
               <w:jc w:val="left"/>
             </w:pPr>
@@ -3817,6 +3909,7 @@
           </w:p>
           <w:p>
             <w:pPr>
+              <w:keepNext w:val="false"/>
               <w:spacing w:after="40" w:before="0"/>
               <w:jc w:val="left"/>
             </w:pPr>
@@ -3836,6 +3929,7 @@
           </w:p>
           <w:p>
             <w:pPr>
+              <w:keepNext w:val="false"/>
               <w:spacing w:after="40" w:before="0"/>
               <w:jc w:val="left"/>
             </w:pPr>
@@ -3855,6 +3949,7 @@
           </w:p>
           <w:p>
             <w:pPr>
+              <w:keepNext w:val="false"/>
               <w:spacing w:after="40" w:before="0"/>
               <w:jc w:val="left"/>
             </w:pPr>
@@ -3887,6 +3982,7 @@
           </w:tcPr>
           <w:p>
             <w:pPr>
+              <w:keepNext w:val="false"/>
               <w:spacing w:after="40" w:before="0"/>
               <w:jc w:val="left"/>
             </w:pPr>
@@ -3919,6 +4015,7 @@
           </w:tcPr>
           <w:p>
             <w:pPr>
+              <w:keepNext w:val="false"/>
               <w:spacing w:after="40" w:before="0"/>
               <w:jc w:val="left"/>
             </w:pPr>
@@ -3953,6 +4050,7 @@
           </w:tcPr>
           <w:p>
             <w:pPr>
+              <w:keepNext w:val="false"/>
               <w:spacing w:after="40" w:before="0"/>
               <w:jc w:val="left"/>
             </w:pPr>
@@ -3990,7 +4088,7 @@
             <w:pPr>
               <w:spacing w:after="20" w:before="0"/>
             </w:pPr>
-            <w:hyperlink w:history="1" r:id="rIdwxtjycqogdch1kh-grs3s">
+            <w:hyperlink w:history="1" r:id="rIdvxdxuyj1s3mpjjzdau2sh">
               <w:r>
                 <w:rPr>
                   <w:rFonts w:ascii="Arial" w:cs="Arial" w:eastAsia="Arial" w:hAnsi="Arial"/>
@@ -4023,7 +4121,7 @@
               <w:spacing w:after="10" w:before="0"/>
               <w:ind w:left="120"/>
             </w:pPr>
-            <w:hyperlink w:history="1" r:id="rIdckagq_dckhfhbhp5386p-">
+            <w:hyperlink w:history="1" r:id="rIdxq5kz9vz4f7wllsfjltua">
               <w:r>
                 <w:rPr>
                   <w:rFonts w:ascii="Arial" w:cs="Arial" w:eastAsia="Arial" w:hAnsi="Arial"/>
@@ -4068,7 +4166,7 @@
             <w:pPr>
               <w:spacing w:after="20" w:before="0"/>
             </w:pPr>
-            <w:hyperlink w:history="1" r:id="rIdqvc1apabkmrjrkq1bbfem">
+            <w:hyperlink w:history="1" r:id="rIdrp90xm9karu7j5p7ixqb6">
               <w:r>
                 <w:rPr>
                   <w:rFonts w:ascii="Arial" w:cs="Arial" w:eastAsia="Arial" w:hAnsi="Arial"/>
@@ -4101,7 +4199,7 @@
               <w:spacing w:after="10" w:before="0"/>
               <w:ind w:left="120"/>
             </w:pPr>
-            <w:hyperlink w:history="1" r:id="rId_edcoczzcsfoh7unjqflp">
+            <w:hyperlink w:history="1" r:id="rIdmwwyvue1nghcrh3fuzjks">
               <w:r>
                 <w:rPr>
                   <w:rFonts w:ascii="Arial" w:cs="Arial" w:eastAsia="Arial" w:hAnsi="Arial"/>
@@ -4129,6 +4227,7 @@
           </w:tcPr>
           <w:p>
             <w:pPr>
+              <w:keepNext w:val="false"/>
               <w:spacing w:after="40" w:before="0"/>
               <w:jc w:val="left"/>
             </w:pPr>
@@ -4208,6 +4307,7 @@
           </w:p>
           <w:p>
             <w:pPr>
+              <w:keepNext w:val="false"/>
               <w:spacing w:after="40" w:before="0"/>
               <w:jc w:val="left"/>
             </w:pPr>
@@ -4227,6 +4327,7 @@
           </w:p>
           <w:p>
             <w:pPr>
+              <w:keepNext w:val="false"/>
               <w:spacing w:after="40" w:before="0"/>
               <w:jc w:val="left"/>
             </w:pPr>
@@ -4246,6 +4347,7 @@
           </w:p>
           <w:p>
             <w:pPr>
+              <w:keepNext w:val="false"/>
               <w:spacing w:after="40" w:before="0"/>
               <w:jc w:val="left"/>
             </w:pPr>
@@ -4265,6 +4367,7 @@
           </w:p>
           <w:p>
             <w:pPr>
+              <w:keepNext w:val="false"/>
               <w:spacing w:after="40" w:before="0"/>
               <w:jc w:val="left"/>
             </w:pPr>
@@ -4297,6 +4400,7 @@
           </w:tcPr>
           <w:p>
             <w:pPr>
+              <w:keepNext w:val="false"/>
               <w:spacing w:after="40" w:before="0"/>
               <w:jc w:val="left"/>
             </w:pPr>
@@ -4316,6 +4420,7 @@
           </w:p>
           <w:p>
             <w:pPr>
+              <w:keepNext w:val="false"/>
               <w:spacing w:after="40" w:before="0"/>
               <w:jc w:val="left"/>
             </w:pPr>
@@ -4335,6 +4440,7 @@
           </w:p>
           <w:p>
             <w:pPr>
+              <w:keepNext w:val="false"/>
               <w:spacing w:after="40" w:before="0"/>
               <w:jc w:val="left"/>
             </w:pPr>
@@ -4354,6 +4460,7 @@
           </w:p>
           <w:p>
             <w:pPr>
+              <w:keepNext w:val="false"/>
               <w:spacing w:after="40" w:before="0"/>
               <w:jc w:val="left"/>
             </w:pPr>
@@ -4373,6 +4480,7 @@
           </w:p>
           <w:p>
             <w:pPr>
+              <w:keepNext w:val="false"/>
               <w:spacing w:after="40" w:before="0"/>
               <w:jc w:val="left"/>
             </w:pPr>
@@ -4392,6 +4500,7 @@
           </w:p>
           <w:p>
             <w:pPr>
+              <w:keepNext w:val="false"/>
               <w:spacing w:after="40" w:before="0"/>
               <w:jc w:val="left"/>
             </w:pPr>
@@ -4411,6 +4520,7 @@
           </w:p>
           <w:p>
             <w:pPr>
+              <w:keepNext w:val="false"/>
               <w:spacing w:after="40" w:before="0"/>
               <w:jc w:val="left"/>
             </w:pPr>
@@ -4430,6 +4540,7 @@
           </w:p>
           <w:p>
             <w:pPr>
+              <w:keepNext w:val="false"/>
               <w:spacing w:after="40" w:before="0"/>
               <w:jc w:val="left"/>
             </w:pPr>
@@ -4449,6 +4560,7 @@
           </w:p>
           <w:p>
             <w:pPr>
+              <w:keepNext w:val="false"/>
               <w:spacing w:after="40" w:before="0"/>
               <w:jc w:val="left"/>
             </w:pPr>
@@ -4468,6 +4580,7 @@
           </w:p>
           <w:p>
             <w:pPr>
+              <w:keepNext w:val="false"/>
               <w:spacing w:after="40" w:before="0"/>
               <w:jc w:val="left"/>
             </w:pPr>
@@ -4500,6 +4613,7 @@
           </w:tcPr>
           <w:p>
             <w:pPr>
+              <w:keepNext w:val="false"/>
               <w:spacing w:after="40" w:before="0"/>
               <w:jc w:val="left"/>
             </w:pPr>
@@ -4532,6 +4646,7 @@
           </w:tcPr>
           <w:p>
             <w:pPr>
+              <w:keepNext w:val="false"/>
               <w:spacing w:after="40" w:before="0"/>
               <w:jc w:val="left"/>
             </w:pPr>
@@ -4566,6 +4681,7 @@
           </w:tcPr>
           <w:p>
             <w:pPr>
+              <w:keepNext w:val="false"/>
               <w:spacing w:after="40" w:before="0"/>
               <w:jc w:val="left"/>
             </w:pPr>
@@ -4603,7 +4719,7 @@
             <w:pPr>
               <w:spacing w:after="20" w:before="0"/>
             </w:pPr>
-            <w:hyperlink w:history="1" r:id="rId4_z2rpt9jmidf7pvflv-g">
+            <w:hyperlink w:history="1" r:id="rIdff0pzssc46s6hjjcvs4yu">
               <w:r>
                 <w:rPr>
                   <w:rFonts w:ascii="Arial" w:cs="Arial" w:eastAsia="Arial" w:hAnsi="Arial"/>
@@ -4636,7 +4752,7 @@
               <w:spacing w:after="10" w:before="0"/>
               <w:ind w:left="120"/>
             </w:pPr>
-            <w:hyperlink w:history="1" r:id="rIdmxkvkmotygufhbdl5tpbn">
+            <w:hyperlink w:history="1" r:id="rIdoyotmqmy7sdpxhvyo8qrd">
               <w:r>
                 <w:rPr>
                   <w:rFonts w:ascii="Arial" w:cs="Arial" w:eastAsia="Arial" w:hAnsi="Arial"/>
@@ -4681,7 +4797,7 @@
             <w:pPr>
               <w:spacing w:after="20" w:before="0"/>
             </w:pPr>
-            <w:hyperlink w:history="1" r:id="rIdtfg3npxagjxiy97m3mhfy">
+            <w:hyperlink w:history="1" r:id="rIdl4jsk-my7d5zi8q1s9iuf">
               <w:r>
                 <w:rPr>
                   <w:rFonts w:ascii="Arial" w:cs="Arial" w:eastAsia="Arial" w:hAnsi="Arial"/>
@@ -4714,7 +4830,7 @@
               <w:spacing w:after="10" w:before="0"/>
               <w:ind w:left="120"/>
             </w:pPr>
-            <w:hyperlink w:history="1" r:id="rIdgbqfzrxnatpfl0ujtz2vd">
+            <w:hyperlink w:history="1" r:id="rIdzzuqwkbqj184v3ordu5nv">
               <w:r>
                 <w:rPr>
                   <w:rFonts w:ascii="Arial" w:cs="Arial" w:eastAsia="Arial" w:hAnsi="Arial"/>
@@ -4742,6 +4858,7 @@
           </w:tcPr>
           <w:p>
             <w:pPr>
+              <w:keepNext w:val="false"/>
               <w:spacing w:after="40" w:before="0"/>
               <w:jc w:val="left"/>
             </w:pPr>
@@ -4841,6 +4958,7 @@
           </w:p>
           <w:p>
             <w:pPr>
+              <w:keepNext w:val="false"/>
               <w:spacing w:after="40" w:before="0"/>
               <w:jc w:val="left"/>
             </w:pPr>
@@ -4860,6 +4978,7 @@
           </w:p>
           <w:p>
             <w:pPr>
+              <w:keepNext w:val="false"/>
               <w:spacing w:after="40" w:before="0"/>
               <w:jc w:val="left"/>
             </w:pPr>
@@ -4879,6 +4998,7 @@
           </w:p>
           <w:p>
             <w:pPr>
+              <w:keepNext w:val="false"/>
               <w:spacing w:after="40" w:before="0"/>
               <w:jc w:val="left"/>
             </w:pPr>
@@ -4898,6 +5018,7 @@
           </w:p>
           <w:p>
             <w:pPr>
+              <w:keepNext w:val="false"/>
               <w:spacing w:after="40" w:before="0"/>
               <w:jc w:val="left"/>
             </w:pPr>
@@ -4917,6 +5038,7 @@
           </w:p>
           <w:p>
             <w:pPr>
+              <w:keepNext w:val="false"/>
               <w:spacing w:after="40" w:before="0"/>
               <w:jc w:val="left"/>
             </w:pPr>
@@ -4949,6 +5071,7 @@
           </w:tcPr>
           <w:p>
             <w:pPr>
+              <w:keepNext w:val="false"/>
               <w:spacing w:after="40" w:before="0"/>
               <w:jc w:val="left"/>
             </w:pPr>
@@ -4968,6 +5091,7 @@
           </w:p>
           <w:p>
             <w:pPr>
+              <w:keepNext w:val="false"/>
               <w:spacing w:after="40" w:before="0"/>
               <w:jc w:val="left"/>
             </w:pPr>
@@ -4987,6 +5111,7 @@
           </w:p>
           <w:p>
             <w:pPr>
+              <w:keepNext w:val="false"/>
               <w:spacing w:after="40" w:before="0"/>
               <w:jc w:val="left"/>
             </w:pPr>
@@ -5006,6 +5131,7 @@
           </w:p>
           <w:p>
             <w:pPr>
+              <w:keepNext w:val="false"/>
               <w:spacing w:after="40" w:before="0"/>
               <w:jc w:val="left"/>
             </w:pPr>
@@ -5025,6 +5151,7 @@
           </w:p>
           <w:p>
             <w:pPr>
+              <w:keepNext w:val="false"/>
               <w:spacing w:after="40" w:before="0"/>
               <w:jc w:val="left"/>
             </w:pPr>
@@ -5044,6 +5171,7 @@
           </w:p>
           <w:p>
             <w:pPr>
+              <w:keepNext w:val="false"/>
               <w:spacing w:after="40" w:before="0"/>
               <w:jc w:val="left"/>
             </w:pPr>
@@ -5063,6 +5191,7 @@
           </w:p>
           <w:p>
             <w:pPr>
+              <w:keepNext w:val="false"/>
               <w:spacing w:after="40" w:before="0"/>
               <w:jc w:val="left"/>
             </w:pPr>
@@ -5082,6 +5211,7 @@
           </w:p>
           <w:p>
             <w:pPr>
+              <w:keepNext w:val="false"/>
               <w:spacing w:after="40" w:before="0"/>
               <w:jc w:val="left"/>
             </w:pPr>
@@ -5101,6 +5231,7 @@
           </w:p>
           <w:p>
             <w:pPr>
+              <w:keepNext w:val="false"/>
               <w:spacing w:after="40" w:before="0"/>
               <w:jc w:val="left"/>
             </w:pPr>
@@ -5120,6 +5251,7 @@
           </w:p>
           <w:p>
             <w:pPr>
+              <w:keepNext w:val="false"/>
               <w:spacing w:after="40" w:before="0"/>
               <w:jc w:val="left"/>
             </w:pPr>
@@ -5139,6 +5271,7 @@
           </w:p>
           <w:p>
             <w:pPr>
+              <w:keepNext w:val="false"/>
               <w:spacing w:after="40" w:before="0"/>
               <w:jc w:val="left"/>
             </w:pPr>
@@ -5158,6 +5291,7 @@
           </w:p>
           <w:p>
             <w:pPr>
+              <w:keepNext w:val="false"/>
               <w:spacing w:after="40" w:before="0"/>
               <w:jc w:val="left"/>
             </w:pPr>
@@ -5177,6 +5311,7 @@
           </w:p>
           <w:p>
             <w:pPr>
+              <w:keepNext w:val="false"/>
               <w:spacing w:after="40" w:before="0"/>
               <w:jc w:val="left"/>
             </w:pPr>
@@ -5209,6 +5344,7 @@
           </w:tcPr>
           <w:p>
             <w:pPr>
+              <w:keepNext w:val="false"/>
               <w:spacing w:after="40" w:before="0"/>
               <w:jc w:val="left"/>
             </w:pPr>
@@ -5241,6 +5377,7 @@
           </w:tcPr>
           <w:p>
             <w:pPr>
+              <w:keepNext w:val="false"/>
               <w:spacing w:after="40" w:before="0"/>
               <w:jc w:val="left"/>
             </w:pPr>
@@ -5275,6 +5412,7 @@
           </w:tcPr>
           <w:p>
             <w:pPr>
+              <w:keepNext w:val="false"/>
               <w:spacing w:after="40" w:before="0"/>
               <w:jc w:val="left"/>
             </w:pPr>
@@ -5312,7 +5450,7 @@
             <w:pPr>
               <w:spacing w:after="20" w:before="0"/>
             </w:pPr>
-            <w:hyperlink w:history="1" r:id="rIdubxonfkrbeh9jahujgss2">
+            <w:hyperlink w:history="1" r:id="rId_u8ix4apyauobh3xpj81i">
               <w:r>
                 <w:rPr>
                   <w:rFonts w:ascii="Arial" w:cs="Arial" w:eastAsia="Arial" w:hAnsi="Arial"/>
@@ -5345,7 +5483,7 @@
               <w:spacing w:after="10" w:before="0"/>
               <w:ind w:left="120"/>
             </w:pPr>
-            <w:hyperlink w:history="1" r:id="rId8kjpho_2aadznuta2pgfr">
+            <w:hyperlink w:history="1" r:id="rIdqp-9-bzrxu6j3wuq-und1">
               <w:r>
                 <w:rPr>
                   <w:rFonts w:ascii="Arial" w:cs="Arial" w:eastAsia="Arial" w:hAnsi="Arial"/>
@@ -5390,7 +5528,7 @@
             <w:pPr>
               <w:spacing w:after="20" w:before="0"/>
             </w:pPr>
-            <w:hyperlink w:history="1" r:id="rId9irm575zlxssraj7abqhh">
+            <w:hyperlink w:history="1" r:id="rIdcjuop3ipk1ottvgaj9ncb">
               <w:r>
                 <w:rPr>
                   <w:rFonts w:ascii="Arial" w:cs="Arial" w:eastAsia="Arial" w:hAnsi="Arial"/>
@@ -5423,7 +5561,7 @@
               <w:spacing w:after="10" w:before="0"/>
               <w:ind w:left="120"/>
             </w:pPr>
-            <w:hyperlink w:history="1" r:id="rIdz48xd4lybrmhx7daq3ngd">
+            <w:hyperlink w:history="1" r:id="rIdx5oyfbffjfdd6raoeaips">
               <w:r>
                 <w:rPr>
                   <w:rFonts w:ascii="Arial" w:cs="Arial" w:eastAsia="Arial" w:hAnsi="Arial"/>
@@ -5451,6 +5589,7 @@
           </w:tcPr>
           <w:p>
             <w:pPr>
+              <w:keepNext w:val="false"/>
               <w:spacing w:after="40" w:before="0"/>
               <w:jc w:val="left"/>
             </w:pPr>
@@ -5510,6 +5649,7 @@
           </w:p>
           <w:p>
             <w:pPr>
+              <w:keepNext w:val="false"/>
               <w:spacing w:after="40" w:before="0"/>
               <w:jc w:val="left"/>
             </w:pPr>
@@ -5542,6 +5682,7 @@
           </w:tcPr>
           <w:p>
             <w:pPr>
+              <w:keepNext w:val="false"/>
               <w:spacing w:after="40" w:before="0"/>
               <w:jc w:val="left"/>
             </w:pPr>
@@ -5561,6 +5702,7 @@
           </w:p>
           <w:p>
             <w:pPr>
+              <w:keepNext w:val="false"/>
               <w:spacing w:after="40" w:before="0"/>
               <w:jc w:val="left"/>
             </w:pPr>
@@ -5580,6 +5722,7 @@
           </w:p>
           <w:p>
             <w:pPr>
+              <w:keepNext w:val="false"/>
               <w:spacing w:after="40" w:before="0"/>
               <w:jc w:val="left"/>
             </w:pPr>
@@ -5599,6 +5742,7 @@
           </w:p>
           <w:p>
             <w:pPr>
+              <w:keepNext w:val="false"/>
               <w:spacing w:after="40" w:before="0"/>
               <w:jc w:val="left"/>
             </w:pPr>
@@ -5618,6 +5762,7 @@
           </w:p>
           <w:p>
             <w:pPr>
+              <w:keepNext w:val="false"/>
               <w:spacing w:after="40" w:before="0"/>
               <w:jc w:val="left"/>
             </w:pPr>
@@ -5650,6 +5795,7 @@
           </w:tcPr>
           <w:p>
             <w:pPr>
+              <w:keepNext w:val="false"/>
               <w:spacing w:after="40" w:before="0"/>
               <w:jc w:val="left"/>
             </w:pPr>
@@ -5682,6 +5828,7 @@
           </w:tcPr>
           <w:p>
             <w:pPr>
+              <w:keepNext w:val="false"/>
               <w:spacing w:after="40" w:before="0"/>
               <w:jc w:val="left"/>
             </w:pPr>
@@ -5716,6 +5863,7 @@
           </w:tcPr>
           <w:p>
             <w:pPr>
+              <w:keepNext w:val="false"/>
               <w:spacing w:after="40" w:before="0"/>
               <w:jc w:val="left"/>
             </w:pPr>
@@ -5753,7 +5901,7 @@
             <w:pPr>
               <w:spacing w:after="20" w:before="0"/>
             </w:pPr>
-            <w:hyperlink w:history="1" r:id="rId0y3x7zc1ffavymgwyybwm">
+            <w:hyperlink w:history="1" r:id="rIduudhji3_2xwji2b0kbybt">
               <w:r>
                 <w:rPr>
                   <w:rFonts w:ascii="Arial" w:cs="Arial" w:eastAsia="Arial" w:hAnsi="Arial"/>
@@ -5802,7 +5950,7 @@
               <w:spacing w:after="10" w:before="0"/>
               <w:ind w:left="120"/>
             </w:pPr>
-            <w:hyperlink w:history="1" r:id="rIdth6gpjze1ejr-45pze9fj">
+            <w:hyperlink w:history="1" r:id="rIdb5a64y95x7hbdaioszlbr">
               <w:r>
                 <w:rPr>
                   <w:rFonts w:ascii="Arial" w:cs="Arial" w:eastAsia="Arial" w:hAnsi="Arial"/>
@@ -5847,7 +5995,7 @@
             <w:pPr>
               <w:spacing w:after="20" w:before="0"/>
             </w:pPr>
-            <w:hyperlink w:history="1" r:id="rId_pwlkkc9e6129_lgcq9ez">
+            <w:hyperlink w:history="1" r:id="rIddhnzvgytdqvw6zlajy3lf">
               <w:r>
                 <w:rPr>
                   <w:rFonts w:ascii="Arial" w:cs="Arial" w:eastAsia="Arial" w:hAnsi="Arial"/>
@@ -5896,7 +6044,7 @@
               <w:spacing w:after="10" w:before="0"/>
               <w:ind w:left="120"/>
             </w:pPr>
-            <w:hyperlink w:history="1" r:id="rIdzkbp1e8t3pchfhraih2ti">
+            <w:hyperlink w:history="1" r:id="rId2vtr0bs_ilk62ho8tevrb">
               <w:r>
                 <w:rPr>
                   <w:rFonts w:ascii="Arial" w:cs="Arial" w:eastAsia="Arial" w:hAnsi="Arial"/>
@@ -5924,6 +6072,7 @@
           </w:tcPr>
           <w:p>
             <w:pPr>
+              <w:keepNext w:val="false"/>
               <w:spacing w:after="40" w:before="0"/>
               <w:jc w:val="left"/>
             </w:pPr>
@@ -5943,6 +6092,7 @@
           </w:p>
           <w:p>
             <w:pPr>
+              <w:keepNext w:val="false"/>
               <w:spacing w:after="40" w:before="0"/>
               <w:jc w:val="left"/>
             </w:pPr>
@@ -5962,6 +6112,7 @@
           </w:p>
           <w:p>
             <w:pPr>
+              <w:keepNext w:val="false"/>
               <w:spacing w:after="40" w:before="0"/>
               <w:jc w:val="left"/>
             </w:pPr>
@@ -5981,6 +6132,7 @@
           </w:p>
           <w:p>
             <w:pPr>
+              <w:keepNext w:val="false"/>
               <w:spacing w:after="40" w:before="0"/>
               <w:jc w:val="left"/>
             </w:pPr>
@@ -6000,6 +6152,7 @@
           </w:p>
           <w:p>
             <w:pPr>
+              <w:keepNext w:val="false"/>
               <w:spacing w:after="40" w:before="0"/>
               <w:jc w:val="left"/>
             </w:pPr>
@@ -6019,6 +6172,7 @@
           </w:p>
           <w:p>
             <w:pPr>
+              <w:keepNext w:val="false"/>
               <w:spacing w:after="40" w:before="0"/>
               <w:jc w:val="left"/>
             </w:pPr>
@@ -6038,6 +6192,7 @@
           </w:p>
           <w:p>
             <w:pPr>
+              <w:keepNext w:val="false"/>
               <w:spacing w:after="40" w:before="0"/>
               <w:jc w:val="left"/>
             </w:pPr>
@@ -6057,6 +6212,7 @@
           </w:p>
           <w:p>
             <w:pPr>
+              <w:keepNext w:val="false"/>
               <w:spacing w:after="40" w:before="0"/>
               <w:jc w:val="left"/>
             </w:pPr>
@@ -6089,6 +6245,7 @@
           </w:tcPr>
           <w:p>
             <w:pPr>
+              <w:keepNext w:val="false"/>
               <w:spacing w:after="40" w:before="0"/>
               <w:jc w:val="left"/>
             </w:pPr>
@@ -6108,6 +6265,7 @@
           </w:p>
           <w:p>
             <w:pPr>
+              <w:keepNext w:val="false"/>
               <w:spacing w:after="40" w:before="0"/>
               <w:jc w:val="left"/>
             </w:pPr>
@@ -6127,6 +6285,7 @@
           </w:p>
           <w:p>
             <w:pPr>
+              <w:keepNext w:val="false"/>
               <w:spacing w:after="40" w:before="0"/>
               <w:jc w:val="left"/>
             </w:pPr>
@@ -6146,6 +6305,7 @@
           </w:p>
           <w:p>
             <w:pPr>
+              <w:keepNext w:val="false"/>
               <w:spacing w:after="40" w:before="0"/>
               <w:jc w:val="left"/>
             </w:pPr>
@@ -6165,6 +6325,7 @@
           </w:p>
           <w:p>
             <w:pPr>
+              <w:keepNext w:val="false"/>
               <w:spacing w:after="40" w:before="0"/>
               <w:jc w:val="left"/>
             </w:pPr>
@@ -6184,6 +6345,7 @@
           </w:p>
           <w:p>
             <w:pPr>
+              <w:keepNext w:val="false"/>
               <w:spacing w:after="40" w:before="0"/>
               <w:jc w:val="left"/>
             </w:pPr>
@@ -6216,6 +6378,7 @@
           </w:tcPr>
           <w:p>
             <w:pPr>
+              <w:keepNext w:val="false"/>
               <w:spacing w:after="40" w:before="0"/>
               <w:jc w:val="left"/>
             </w:pPr>
@@ -6248,6 +6411,7 @@
           </w:tcPr>
           <w:p>
             <w:pPr>
+              <w:keepNext w:val="false"/>
               <w:spacing w:after="40" w:before="0"/>
               <w:jc w:val="left"/>
             </w:pPr>
@@ -6307,6 +6471,7 @@
           </w:tcPr>
           <w:p>
             <w:pPr>
+              <w:keepNext w:val="false"/>
               <w:spacing w:after="40" w:before="0"/>
               <w:jc w:val="center"/>
             </w:pPr>
@@ -6341,6 +6506,7 @@
           </w:tcPr>
           <w:p>
             <w:pPr>
+              <w:keepNext w:val="false"/>
               <w:spacing w:after="40" w:before="0"/>
               <w:jc w:val="left"/>
             </w:pPr>
@@ -6360,6 +6526,7 @@
           </w:p>
           <w:p>
             <w:pPr>
+              <w:keepNext w:val="false"/>
               <w:spacing w:after="40" w:before="0"/>
               <w:jc w:val="left"/>
             </w:pPr>
@@ -6379,6 +6546,7 @@
           </w:p>
           <w:p>
             <w:pPr>
+              <w:keepNext w:val="false"/>
               <w:spacing w:after="40" w:before="0"/>
               <w:jc w:val="left"/>
             </w:pPr>
@@ -6398,6 +6566,7 @@
           </w:p>
           <w:p>
             <w:pPr>
+              <w:keepNext w:val="false"/>
               <w:spacing w:after="40" w:before="0"/>
               <w:jc w:val="left"/>
             </w:pPr>
@@ -6417,6 +6586,7 @@
           </w:p>
           <w:p>
             <w:pPr>
+              <w:keepNext w:val="false"/>
               <w:spacing w:after="40" w:before="0"/>
               <w:jc w:val="left"/>
             </w:pPr>
@@ -6436,6 +6606,7 @@
           </w:p>
           <w:p>
             <w:pPr>
+              <w:keepNext w:val="false"/>
               <w:spacing w:after="40" w:before="0"/>
               <w:jc w:val="left"/>
             </w:pPr>
@@ -6455,6 +6626,7 @@
           </w:p>
           <w:p>
             <w:pPr>
+              <w:keepNext w:val="false"/>
               <w:spacing w:after="40" w:before="0"/>
               <w:jc w:val="left"/>
             </w:pPr>
@@ -6516,6 +6688,7 @@
           </w:tcPr>
           <w:p>
             <w:pPr>
+              <w:keepNext w:val="false"/>
               <w:spacing w:after="40" w:before="0"/>
               <w:jc w:val="center"/>
             </w:pPr>
@@ -6550,6 +6723,7 @@
           </w:tcPr>
           <w:p>
             <w:pPr>
+              <w:keepNext w:val="false"/>
               <w:spacing w:after="40" w:before="0"/>
               <w:jc w:val="left"/>
             </w:pPr>
@@ -6582,6 +6756,7 @@
           </w:tcPr>
           <w:p>
             <w:pPr>
+              <w:keepNext w:val="false"/>
               <w:spacing w:after="40" w:before="0"/>
               <w:jc w:val="left"/>
             </w:pPr>
@@ -6616,6 +6791,7 @@
           </w:tcPr>
           <w:p>
             <w:pPr>
+              <w:keepNext w:val="false"/>
               <w:spacing w:after="40" w:before="0"/>
               <w:jc w:val="left"/>
             </w:pPr>
@@ -6648,6 +6824,7 @@
           </w:tcPr>
           <w:p>
             <w:pPr>
+              <w:keepNext w:val="false"/>
               <w:spacing w:after="40" w:before="0"/>
               <w:jc w:val="left"/>
             </w:pPr>
@@ -6682,6 +6859,7 @@
           </w:tcPr>
           <w:p>
             <w:pPr>
+              <w:keepNext w:val="false"/>
               <w:spacing w:after="40" w:before="0"/>
               <w:jc w:val="left"/>
             </w:pPr>
@@ -6714,6 +6892,7 @@
           </w:tcPr>
           <w:p>
             <w:pPr>
+              <w:keepNext w:val="false"/>
               <w:spacing w:after="40" w:before="0"/>
               <w:jc w:val="left"/>
             </w:pPr>
@@ -6750,7 +6929,7 @@
         </w:rPr>
         <w:t xml:space="preserve">© 2026 SeaVuria and ARES. Aligned with KICD objectives. Developed by SeaVuria; technical implementation by ARES (with AI assistance from Claude). Licensed under </w:t>
       </w:r>
-      <w:hyperlink w:history="1" r:id="rId1dz4fsftxqkkjzi9ceclw">
+      <w:hyperlink w:history="1" r:id="rIduzhwnfdcpqlsjlkeizpf7">
         <w:r>
           <w:rPr>
             <w:rFonts w:ascii="Arial" w:cs="Arial" w:eastAsia="Arial" w:hAnsi="Arial"/>
@@ -6771,7 +6950,7 @@
         </w:rPr>
         <w:t xml:space="preserve"> (</w:t>
       </w:r>
-      <w:hyperlink w:history="1" r:id="rId4p0sv5im-2thyx6qnobjb">
+      <w:hyperlink w:history="1" r:id="rIdtbjpj2m9yjimljwmkumgx">
         <w:r>
           <w:rPr>
             <w:rFonts w:ascii="Arial" w:cs="Arial" w:eastAsia="Arial" w:hAnsi="Arial"/>
@@ -6831,6 +7010,7 @@
           </w:tcPr>
           <w:p>
             <w:pPr>
+              <w:keepNext w:val="false"/>
               <w:spacing w:after="40" w:before="0"/>
               <w:jc w:val="center"/>
             </w:pPr>
@@ -6866,6 +7046,7 @@
           </w:tcPr>
           <w:p>
             <w:pPr>
+              <w:keepNext w:val="false"/>
               <w:spacing w:after="40" w:before="0"/>
               <w:jc w:val="center"/>
             </w:pPr>
@@ -6900,6 +7081,7 @@
           </w:tcPr>
           <w:p>
             <w:pPr>
+              <w:keepNext w:val="false"/>
               <w:spacing w:after="40" w:before="0"/>
               <w:jc w:val="left"/>
             </w:pPr>
@@ -6932,6 +7114,7 @@
           </w:tcPr>
           <w:p>
             <w:pPr>
+              <w:keepNext w:val="false"/>
               <w:spacing w:after="40" w:before="0"/>
               <w:jc w:val="left"/>
             </w:pPr>
@@ -6966,6 +7149,7 @@
           </w:tcPr>
           <w:p>
             <w:pPr>
+              <w:keepNext w:val="false"/>
               <w:spacing w:after="40" w:before="0"/>
               <w:jc w:val="left"/>
             </w:pPr>
@@ -6998,6 +7182,7 @@
           </w:tcPr>
           <w:p>
             <w:pPr>
+              <w:keepNext w:val="false"/>
               <w:spacing w:after="40" w:before="0"/>
               <w:jc w:val="left"/>
             </w:pPr>
@@ -7032,6 +7217,7 @@
           </w:tcPr>
           <w:p>
             <w:pPr>
+              <w:keepNext w:val="false"/>
               <w:spacing w:after="40" w:before="0"/>
               <w:jc w:val="left"/>
             </w:pPr>
@@ -7064,6 +7250,7 @@
           </w:tcPr>
           <w:p>
             <w:pPr>
+              <w:keepNext w:val="false"/>
               <w:spacing w:after="40" w:before="0"/>
               <w:jc w:val="left"/>
             </w:pPr>
@@ -7098,6 +7285,7 @@
           </w:tcPr>
           <w:p>
             <w:pPr>
+              <w:keepNext w:val="false"/>
               <w:spacing w:after="40" w:before="0"/>
               <w:jc w:val="left"/>
             </w:pPr>
@@ -7130,6 +7318,7 @@
           </w:tcPr>
           <w:p>
             <w:pPr>
+              <w:keepNext w:val="false"/>
               <w:spacing w:after="40" w:before="0"/>
               <w:jc w:val="left"/>
             </w:pPr>
@@ -7164,6 +7353,7 @@
           </w:tcPr>
           <w:p>
             <w:pPr>
+              <w:keepNext w:val="false"/>
               <w:spacing w:after="40" w:before="0"/>
               <w:jc w:val="left"/>
             </w:pPr>
@@ -7196,6 +7386,7 @@
           </w:tcPr>
           <w:p>
             <w:pPr>
+              <w:keepNext w:val="false"/>
               <w:spacing w:after="40" w:before="0"/>
               <w:jc w:val="left"/>
             </w:pPr>
@@ -7230,6 +7421,7 @@
           </w:tcPr>
           <w:p>
             <w:pPr>
+              <w:keepNext w:val="false"/>
               <w:spacing w:after="40" w:before="0"/>
               <w:jc w:val="left"/>
             </w:pPr>
@@ -7262,6 +7454,7 @@
           </w:tcPr>
           <w:p>
             <w:pPr>
+              <w:keepNext w:val="false"/>
               <w:spacing w:after="40" w:before="0"/>
               <w:jc w:val="left"/>
             </w:pPr>
@@ -7296,6 +7489,7 @@
           </w:tcPr>
           <w:p>
             <w:pPr>
+              <w:keepNext w:val="false"/>
               <w:spacing w:after="40" w:before="0"/>
               <w:jc w:val="left"/>
             </w:pPr>
@@ -7328,6 +7522,7 @@
           </w:tcPr>
           <w:p>
             <w:pPr>
+              <w:keepNext w:val="false"/>
               <w:spacing w:after="40" w:before="0"/>
               <w:jc w:val="left"/>
             </w:pPr>
@@ -7362,6 +7557,7 @@
           </w:tcPr>
           <w:p>
             <w:pPr>
+              <w:keepNext w:val="false"/>
               <w:spacing w:after="40" w:before="0"/>
               <w:jc w:val="left"/>
             </w:pPr>
@@ -7394,6 +7590,7 @@
           </w:tcPr>
           <w:p>
             <w:pPr>
+              <w:keepNext w:val="false"/>
               <w:spacing w:after="40" w:before="0"/>
               <w:jc w:val="left"/>
             </w:pPr>
@@ -7453,6 +7650,7 @@
           </w:tcPr>
           <w:p>
             <w:pPr>
+              <w:keepNext w:val="false"/>
               <w:spacing w:after="40" w:before="0"/>
               <w:jc w:val="center"/>
             </w:pPr>
@@ -7487,6 +7685,7 @@
           </w:tcPr>
           <w:p>
             <w:pPr>
+              <w:keepNext w:val="false"/>
               <w:spacing w:after="40" w:before="0"/>
               <w:jc w:val="left"/>
             </w:pPr>
@@ -7551,6 +7750,7 @@
           </w:tcPr>
           <w:p>
             <w:pPr>
+              <w:keepNext w:val="false"/>
               <w:spacing w:after="40" w:before="0"/>
               <w:jc w:val="center"/>
             </w:pPr>
@@ -7585,6 +7785,7 @@
           </w:tcPr>
           <w:p>
             <w:pPr>
+              <w:keepNext w:val="false"/>
               <w:spacing w:after="40" w:before="0"/>
               <w:jc w:val="left"/>
             </w:pPr>
@@ -7617,6 +7818,7 @@
           </w:tcPr>
           <w:p>
             <w:pPr>
+              <w:keepNext w:val="false"/>
               <w:spacing w:after="40" w:before="0"/>
               <w:jc w:val="left"/>
             </w:pPr>
@@ -7649,6 +7851,7 @@
           </w:tcPr>
           <w:p>
             <w:pPr>
+              <w:keepNext w:val="false"/>
               <w:spacing w:after="40" w:before="0"/>
               <w:jc w:val="left"/>
             </w:pPr>
@@ -7681,6 +7884,7 @@
           </w:tcPr>
           <w:p>
             <w:pPr>
+              <w:keepNext w:val="false"/>
               <w:spacing w:after="40" w:before="0"/>
               <w:jc w:val="left"/>
             </w:pPr>
@@ -7713,6 +7917,7 @@
           </w:tcPr>
           <w:p>
             <w:pPr>
+              <w:keepNext w:val="false"/>
               <w:spacing w:after="40" w:before="0"/>
               <w:jc w:val="left"/>
             </w:pPr>
@@ -7747,6 +7952,7 @@
           </w:tcPr>
           <w:p>
             <w:pPr>
+              <w:keepNext w:val="false"/>
               <w:spacing w:after="40" w:before="0"/>
               <w:jc w:val="left"/>
             </w:pPr>
@@ -7784,7 +7990,7 @@
             <w:pPr>
               <w:spacing w:after="20" w:before="0"/>
             </w:pPr>
-            <w:hyperlink w:history="1" r:id="rIdwkzchacx6yad8hlbhxcuq">
+            <w:hyperlink w:history="1" r:id="rIdtza_nnauo5_nwokn98c6e">
               <w:r>
                 <w:rPr>
                   <w:rFonts w:ascii="Arial" w:cs="Arial" w:eastAsia="Arial" w:hAnsi="Arial"/>
@@ -7817,7 +8023,7 @@
               <w:spacing w:after="10" w:before="0"/>
               <w:ind w:left="120"/>
             </w:pPr>
-            <w:hyperlink w:history="1" r:id="rId_f-1mvfgxxygbq6nzsozc">
+            <w:hyperlink w:history="1" r:id="rId2t0tfdd8-x0kahncwi8_l">
               <w:r>
                 <w:rPr>
                   <w:rFonts w:ascii="Arial" w:cs="Arial" w:eastAsia="Arial" w:hAnsi="Arial"/>
@@ -7862,7 +8068,7 @@
             <w:pPr>
               <w:spacing w:after="20" w:before="0"/>
             </w:pPr>
-            <w:hyperlink w:history="1" r:id="rIdlan0latkigizm6jrbmaag">
+            <w:hyperlink w:history="1" r:id="rId2-ypjnnz9sagbjpcmjmyx">
               <w:r>
                 <w:rPr>
                   <w:rFonts w:ascii="Arial" w:cs="Arial" w:eastAsia="Arial" w:hAnsi="Arial"/>
@@ -7895,7 +8101,7 @@
               <w:spacing w:after="10" w:before="0"/>
               <w:ind w:left="120"/>
             </w:pPr>
-            <w:hyperlink w:history="1" r:id="rId5748oenk2mddfenor9xoi">
+            <w:hyperlink w:history="1" r:id="rIdvuxk2aujc4jxl2hi65bev">
               <w:r>
                 <w:rPr>
                   <w:rFonts w:ascii="Arial" w:cs="Arial" w:eastAsia="Arial" w:hAnsi="Arial"/>
@@ -7923,6 +8129,7 @@
           </w:tcPr>
           <w:p>
             <w:pPr>
+              <w:keepNext w:val="false"/>
               <w:spacing w:after="40" w:before="0"/>
               <w:jc w:val="left"/>
             </w:pPr>
@@ -7955,6 +8162,7 @@
           </w:tcPr>
           <w:p>
             <w:pPr>
+              <w:keepNext w:val="false"/>
               <w:spacing w:after="40" w:before="0"/>
               <w:jc w:val="left"/>
             </w:pPr>
@@ -7974,6 +8182,7 @@
           </w:p>
           <w:p>
             <w:pPr>
+              <w:keepNext w:val="false"/>
               <w:spacing w:after="40" w:before="0"/>
               <w:jc w:val="left"/>
             </w:pPr>
@@ -7993,6 +8202,7 @@
           </w:p>
           <w:p>
             <w:pPr>
+              <w:keepNext w:val="false"/>
               <w:spacing w:after="40" w:before="0"/>
               <w:jc w:val="left"/>
             </w:pPr>
@@ -8012,6 +8222,7 @@
           </w:p>
           <w:p>
             <w:pPr>
+              <w:keepNext w:val="false"/>
               <w:spacing w:after="40" w:before="0"/>
               <w:jc w:val="left"/>
             </w:pPr>
@@ -8044,6 +8255,7 @@
           </w:tcPr>
           <w:p>
             <w:pPr>
+              <w:keepNext w:val="false"/>
               <w:spacing w:after="40" w:before="0"/>
               <w:jc w:val="left"/>
             </w:pPr>
@@ -8076,6 +8288,7 @@
           </w:tcPr>
           <w:p>
             <w:pPr>
+              <w:keepNext w:val="false"/>
               <w:spacing w:after="40" w:before="0"/>
               <w:jc w:val="left"/>
             </w:pPr>
@@ -8110,6 +8323,7 @@
           </w:tcPr>
           <w:p>
             <w:pPr>
+              <w:keepNext w:val="false"/>
               <w:spacing w:after="40" w:before="0"/>
               <w:jc w:val="left"/>
             </w:pPr>
@@ -8147,7 +8361,7 @@
             <w:pPr>
               <w:spacing w:after="20" w:before="0"/>
             </w:pPr>
-            <w:hyperlink w:history="1" r:id="rId6gx_ud8cvnyhl8ulrr1it">
+            <w:hyperlink w:history="1" r:id="rId-grsymjbabaxskx7fvtr4">
               <w:r>
                 <w:rPr>
                   <w:rFonts w:ascii="Arial" w:cs="Arial" w:eastAsia="Arial" w:hAnsi="Arial"/>
@@ -8180,7 +8394,7 @@
               <w:spacing w:after="10" w:before="0"/>
               <w:ind w:left="120"/>
             </w:pPr>
-            <w:hyperlink w:history="1" r:id="rIdwzerwbgn5twydswu5vs73">
+            <w:hyperlink w:history="1" r:id="rId2kplecqhenhjzwgmnagvx">
               <w:r>
                 <w:rPr>
                   <w:rFonts w:ascii="Arial" w:cs="Arial" w:eastAsia="Arial" w:hAnsi="Arial"/>
@@ -8225,7 +8439,7 @@
             <w:pPr>
               <w:spacing w:after="20" w:before="0"/>
             </w:pPr>
-            <w:hyperlink w:history="1" r:id="rIdi8he3fsf9cc1g67dwrhtt">
+            <w:hyperlink w:history="1" r:id="rIdvgwy3zgh08-flzfwj57z_">
               <w:r>
                 <w:rPr>
                   <w:rFonts w:ascii="Arial" w:cs="Arial" w:eastAsia="Arial" w:hAnsi="Arial"/>
@@ -8258,7 +8472,7 @@
               <w:spacing w:after="10" w:before="0"/>
               <w:ind w:left="120"/>
             </w:pPr>
-            <w:hyperlink w:history="1" r:id="rId5a93iqmuwga4suzs-cgls">
+            <w:hyperlink w:history="1" r:id="rId_t8_zempayo2ubtwgusq9">
               <w:r>
                 <w:rPr>
                   <w:rFonts w:ascii="Arial" w:cs="Arial" w:eastAsia="Arial" w:hAnsi="Arial"/>
@@ -8286,6 +8500,7 @@
           </w:tcPr>
           <w:p>
             <w:pPr>
+              <w:keepNext w:val="false"/>
               <w:spacing w:after="40" w:before="0"/>
               <w:jc w:val="left"/>
             </w:pPr>
@@ -8318,6 +8533,7 @@
           </w:tcPr>
           <w:p>
             <w:pPr>
+              <w:keepNext w:val="false"/>
               <w:spacing w:after="40" w:before="0"/>
               <w:jc w:val="left"/>
             </w:pPr>
@@ -8337,6 +8553,7 @@
           </w:p>
           <w:p>
             <w:pPr>
+              <w:keepNext w:val="false"/>
               <w:spacing w:after="40" w:before="0"/>
               <w:jc w:val="left"/>
             </w:pPr>
@@ -8356,6 +8573,7 @@
           </w:p>
           <w:p>
             <w:pPr>
+              <w:keepNext w:val="false"/>
               <w:spacing w:after="40" w:before="0"/>
               <w:jc w:val="left"/>
             </w:pPr>
@@ -8375,6 +8593,7 @@
           </w:p>
           <w:p>
             <w:pPr>
+              <w:keepNext w:val="false"/>
               <w:spacing w:after="40" w:before="0"/>
               <w:jc w:val="left"/>
             </w:pPr>
@@ -8394,6 +8613,7 @@
           </w:p>
           <w:p>
             <w:pPr>
+              <w:keepNext w:val="false"/>
               <w:spacing w:after="40" w:before="0"/>
               <w:jc w:val="left"/>
             </w:pPr>
@@ -8426,6 +8646,7 @@
           </w:tcPr>
           <w:p>
             <w:pPr>
+              <w:keepNext w:val="false"/>
               <w:spacing w:after="40" w:before="0"/>
               <w:jc w:val="left"/>
             </w:pPr>
@@ -8458,6 +8679,7 @@
           </w:tcPr>
           <w:p>
             <w:pPr>
+              <w:keepNext w:val="false"/>
               <w:spacing w:after="40" w:before="0"/>
               <w:jc w:val="left"/>
             </w:pPr>
@@ -8492,6 +8714,7 @@
           </w:tcPr>
           <w:p>
             <w:pPr>
+              <w:keepNext w:val="false"/>
               <w:spacing w:after="40" w:before="0"/>
               <w:jc w:val="left"/>
             </w:pPr>
@@ -8529,7 +8752,7 @@
             <w:pPr>
               <w:spacing w:after="20" w:before="0"/>
             </w:pPr>
-            <w:hyperlink w:history="1" r:id="rIdyozmezwmw6wlinfqqy8kc">
+            <w:hyperlink w:history="1" r:id="rIdkkowheymeppkwtnambcqb">
               <w:r>
                 <w:rPr>
                   <w:rFonts w:ascii="Arial" w:cs="Arial" w:eastAsia="Arial" w:hAnsi="Arial"/>
@@ -8562,7 +8785,7 @@
               <w:spacing w:after="10" w:before="0"/>
               <w:ind w:left="120"/>
             </w:pPr>
-            <w:hyperlink w:history="1" r:id="rIdqqrynz39sxdnigqcsn1tk">
+            <w:hyperlink w:history="1" r:id="rIdp-e9bnqcfqjh7qopgzfzy">
               <w:r>
                 <w:rPr>
                   <w:rFonts w:ascii="Arial" w:cs="Arial" w:eastAsia="Arial" w:hAnsi="Arial"/>
@@ -8607,7 +8830,7 @@
             <w:pPr>
               <w:spacing w:after="20" w:before="0"/>
             </w:pPr>
-            <w:hyperlink w:history="1" r:id="rIdbdxrz7sajxp3wtksnljgn">
+            <w:hyperlink w:history="1" r:id="rIdf9q9oofhzazgd4qnpcden">
               <w:r>
                 <w:rPr>
                   <w:rFonts w:ascii="Arial" w:cs="Arial" w:eastAsia="Arial" w:hAnsi="Arial"/>
@@ -8640,7 +8863,7 @@
               <w:spacing w:after="10" w:before="0"/>
               <w:ind w:left="120"/>
             </w:pPr>
-            <w:hyperlink w:history="1" r:id="rIdst5ivpvkqnmmco04ufc7p">
+            <w:hyperlink w:history="1" r:id="rIds3fgohudvgtbwtk2gadic">
               <w:r>
                 <w:rPr>
                   <w:rFonts w:ascii="Arial" w:cs="Arial" w:eastAsia="Arial" w:hAnsi="Arial"/>
@@ -8668,6 +8891,7 @@
           </w:tcPr>
           <w:p>
             <w:pPr>
+              <w:keepNext w:val="false"/>
               <w:spacing w:after="40" w:before="0"/>
               <w:jc w:val="left"/>
             </w:pPr>
@@ -8700,6 +8924,7 @@
           </w:tcPr>
           <w:p>
             <w:pPr>
+              <w:keepNext w:val="false"/>
               <w:spacing w:after="40" w:before="0"/>
               <w:jc w:val="left"/>
             </w:pPr>
@@ -8719,6 +8944,7 @@
           </w:p>
           <w:p>
             <w:pPr>
+              <w:keepNext w:val="false"/>
               <w:spacing w:after="40" w:before="0"/>
               <w:jc w:val="left"/>
             </w:pPr>
@@ -8738,6 +8964,7 @@
           </w:p>
           <w:p>
             <w:pPr>
+              <w:keepNext w:val="false"/>
               <w:spacing w:after="40" w:before="0"/>
               <w:jc w:val="left"/>
             </w:pPr>
@@ -8757,6 +8984,7 @@
           </w:p>
           <w:p>
             <w:pPr>
+              <w:keepNext w:val="false"/>
               <w:spacing w:after="40" w:before="0"/>
               <w:jc w:val="left"/>
             </w:pPr>
@@ -8776,6 +9004,7 @@
           </w:p>
           <w:p>
             <w:pPr>
+              <w:keepNext w:val="false"/>
               <w:spacing w:after="40" w:before="0"/>
               <w:jc w:val="left"/>
             </w:pPr>
@@ -8795,6 +9024,7 @@
           </w:p>
           <w:p>
             <w:pPr>
+              <w:keepNext w:val="false"/>
               <w:spacing w:after="40" w:before="0"/>
               <w:jc w:val="left"/>
             </w:pPr>
@@ -8827,6 +9057,7 @@
           </w:tcPr>
           <w:p>
             <w:pPr>
+              <w:keepNext w:val="false"/>
               <w:spacing w:after="40" w:before="0"/>
               <w:jc w:val="left"/>
             </w:pPr>
@@ -8859,6 +9090,7 @@
           </w:tcPr>
           <w:p>
             <w:pPr>
+              <w:keepNext w:val="false"/>
               <w:spacing w:after="40" w:before="0"/>
               <w:jc w:val="left"/>
             </w:pPr>
@@ -8878,6 +9110,7 @@
           </w:p>
           <w:p>
             <w:pPr>
+              <w:keepNext w:val="false"/>
               <w:spacing w:after="40" w:before="0"/>
               <w:jc w:val="left"/>
             </w:pPr>
@@ -8912,6 +9145,7 @@
           </w:tcPr>
           <w:p>
             <w:pPr>
+              <w:keepNext w:val="false"/>
               <w:spacing w:after="40" w:before="0"/>
               <w:jc w:val="left"/>
             </w:pPr>
@@ -8949,7 +9183,7 @@
             <w:pPr>
               <w:spacing w:after="20" w:before="0"/>
             </w:pPr>
-            <w:hyperlink w:history="1" r:id="rIdoiicdt_pw3gtqnzcmxorc">
+            <w:hyperlink w:history="1" r:id="rIdoabeul18d6fkxwnfecziw">
               <w:r>
                 <w:rPr>
                   <w:rFonts w:ascii="Arial" w:cs="Arial" w:eastAsia="Arial" w:hAnsi="Arial"/>
@@ -8982,7 +9216,7 @@
               <w:spacing w:after="10" w:before="0"/>
               <w:ind w:left="120"/>
             </w:pPr>
-            <w:hyperlink w:history="1" r:id="rIdsqbv76iwvrupmnytayhra">
+            <w:hyperlink w:history="1" r:id="rIdmfghxumhnpvptwlrncmy0">
               <w:r>
                 <w:rPr>
                   <w:rFonts w:ascii="Arial" w:cs="Arial" w:eastAsia="Arial" w:hAnsi="Arial"/>
@@ -9027,7 +9261,7 @@
             <w:pPr>
               <w:spacing w:after="20" w:before="0"/>
             </w:pPr>
-            <w:hyperlink w:history="1" r:id="rId3-gtjc0hw0rw3zw_96vae">
+            <w:hyperlink w:history="1" r:id="rIdzirvzztk1uz5cbprxr9ai">
               <w:r>
                 <w:rPr>
                   <w:rFonts w:ascii="Arial" w:cs="Arial" w:eastAsia="Arial" w:hAnsi="Arial"/>
@@ -9060,7 +9294,7 @@
               <w:spacing w:after="10" w:before="0"/>
               <w:ind w:left="120"/>
             </w:pPr>
-            <w:hyperlink w:history="1" r:id="rIducg0e3ilmyo_pptwno6hd">
+            <w:hyperlink w:history="1" r:id="rIdzfa5qhiaq6zzbovyqzjmj">
               <w:r>
                 <w:rPr>
                   <w:rFonts w:ascii="Arial" w:cs="Arial" w:eastAsia="Arial" w:hAnsi="Arial"/>
@@ -9088,6 +9322,7 @@
           </w:tcPr>
           <w:p>
             <w:pPr>
+              <w:keepNext w:val="false"/>
               <w:spacing w:after="40" w:before="0"/>
               <w:jc w:val="left"/>
             </w:pPr>
@@ -9120,6 +9355,7 @@
           </w:tcPr>
           <w:p>
             <w:pPr>
+              <w:keepNext w:val="false"/>
               <w:spacing w:after="40" w:before="0"/>
               <w:jc w:val="left"/>
             </w:pPr>
@@ -9139,6 +9375,7 @@
           </w:p>
           <w:p>
             <w:pPr>
+              <w:keepNext w:val="false"/>
               <w:spacing w:after="40" w:before="0"/>
               <w:jc w:val="left"/>
             </w:pPr>
@@ -9158,6 +9395,7 @@
           </w:p>
           <w:p>
             <w:pPr>
+              <w:keepNext w:val="false"/>
               <w:spacing w:after="40" w:before="0"/>
               <w:jc w:val="left"/>
             </w:pPr>
@@ -9177,6 +9415,7 @@
           </w:p>
           <w:p>
             <w:pPr>
+              <w:keepNext w:val="false"/>
               <w:spacing w:after="40" w:before="0"/>
               <w:jc w:val="left"/>
             </w:pPr>
@@ -9196,6 +9435,7 @@
           </w:p>
           <w:p>
             <w:pPr>
+              <w:keepNext w:val="false"/>
               <w:spacing w:after="40" w:before="0"/>
               <w:jc w:val="left"/>
             </w:pPr>
@@ -9228,6 +9468,7 @@
           </w:tcPr>
           <w:p>
             <w:pPr>
+              <w:keepNext w:val="false"/>
               <w:spacing w:after="40" w:before="0"/>
               <w:jc w:val="left"/>
             </w:pPr>
@@ -9260,6 +9501,7 @@
           </w:tcPr>
           <w:p>
             <w:pPr>
+              <w:keepNext w:val="false"/>
               <w:spacing w:after="40" w:before="0"/>
               <w:jc w:val="left"/>
             </w:pPr>
@@ -9294,6 +9536,7 @@
           </w:tcPr>
           <w:p>
             <w:pPr>
+              <w:keepNext w:val="false"/>
               <w:spacing w:after="40" w:before="0"/>
               <w:jc w:val="left"/>
             </w:pPr>
@@ -9331,7 +9574,7 @@
             <w:pPr>
               <w:spacing w:after="20" w:before="0"/>
             </w:pPr>
-            <w:hyperlink w:history="1" r:id="rIdykkecvepqu7je5pdnmbme">
+            <w:hyperlink w:history="1" r:id="rId4fcidr9rk5qehyyd2neye">
               <w:r>
                 <w:rPr>
                   <w:rFonts w:ascii="Arial" w:cs="Arial" w:eastAsia="Arial" w:hAnsi="Arial"/>
@@ -9380,7 +9623,7 @@
               <w:spacing w:after="10" w:before="0"/>
               <w:ind w:left="120"/>
             </w:pPr>
-            <w:hyperlink w:history="1" r:id="rIdwor_y9r-5_79cigonwhbw">
+            <w:hyperlink w:history="1" r:id="rIds3ii2mo7ujtas-wiisg1i">
               <w:r>
                 <w:rPr>
                   <w:rFonts w:ascii="Arial" w:cs="Arial" w:eastAsia="Arial" w:hAnsi="Arial"/>
@@ -9425,7 +9668,7 @@
             <w:pPr>
               <w:spacing w:after="20" w:before="0"/>
             </w:pPr>
-            <w:hyperlink w:history="1" r:id="rIdtwasry9tgizsxswwoadgk">
+            <w:hyperlink w:history="1" r:id="rIdkmdmz7ui0n9fixtmqjwmk">
               <w:r>
                 <w:rPr>
                   <w:rFonts w:ascii="Arial" w:cs="Arial" w:eastAsia="Arial" w:hAnsi="Arial"/>
@@ -9474,7 +9717,7 @@
               <w:spacing w:after="10" w:before="0"/>
               <w:ind w:left="120"/>
             </w:pPr>
-            <w:hyperlink w:history="1" r:id="rIdlafl0ofwmrvl5b2ybbs8w">
+            <w:hyperlink w:history="1" r:id="rIduhxmj4b36fhkapok35w5_">
               <w:r>
                 <w:rPr>
                   <w:rFonts w:ascii="Arial" w:cs="Arial" w:eastAsia="Arial" w:hAnsi="Arial"/>
@@ -9502,6 +9745,7 @@
           </w:tcPr>
           <w:p>
             <w:pPr>
+              <w:keepNext w:val="false"/>
               <w:spacing w:after="40" w:before="0"/>
               <w:jc w:val="left"/>
             </w:pPr>
@@ -9534,6 +9778,7 @@
           </w:tcPr>
           <w:p>
             <w:pPr>
+              <w:keepNext w:val="false"/>
               <w:spacing w:after="40" w:before="0"/>
               <w:jc w:val="left"/>
             </w:pPr>
@@ -9553,6 +9798,7 @@
           </w:p>
           <w:p>
             <w:pPr>
+              <w:keepNext w:val="false"/>
               <w:spacing w:after="40" w:before="0"/>
               <w:jc w:val="left"/>
             </w:pPr>
@@ -9572,6 +9818,7 @@
           </w:p>
           <w:p>
             <w:pPr>
+              <w:keepNext w:val="false"/>
               <w:spacing w:after="40" w:before="0"/>
               <w:jc w:val="left"/>
             </w:pPr>
@@ -9591,6 +9838,7 @@
           </w:p>
           <w:p>
             <w:pPr>
+              <w:keepNext w:val="false"/>
               <w:spacing w:after="40" w:before="0"/>
               <w:jc w:val="left"/>
             </w:pPr>
@@ -9610,6 +9858,7 @@
           </w:p>
           <w:p>
             <w:pPr>
+              <w:keepNext w:val="false"/>
               <w:spacing w:after="40" w:before="0"/>
               <w:jc w:val="left"/>
             </w:pPr>
@@ -9642,6 +9891,7 @@
           </w:tcPr>
           <w:p>
             <w:pPr>
+              <w:keepNext w:val="false"/>
               <w:spacing w:after="40" w:before="0"/>
               <w:jc w:val="left"/>
             </w:pPr>
@@ -9674,6 +9924,7 @@
           </w:tcPr>
           <w:p>
             <w:pPr>
+              <w:keepNext w:val="false"/>
               <w:spacing w:after="40" w:before="0"/>
               <w:jc w:val="left"/>
             </w:pPr>
@@ -9733,6 +9984,7 @@
           </w:tcPr>
           <w:p>
             <w:pPr>
+              <w:keepNext w:val="false"/>
               <w:spacing w:after="40" w:before="0"/>
               <w:jc w:val="center"/>
             </w:pPr>
@@ -9767,6 +10019,7 @@
           </w:tcPr>
           <w:p>
             <w:pPr>
+              <w:keepNext w:val="false"/>
               <w:spacing w:after="40" w:before="0"/>
               <w:jc w:val="left"/>
             </w:pPr>
@@ -9828,6 +10081,7 @@
           </w:tcPr>
           <w:p>
             <w:pPr>
+              <w:keepNext w:val="false"/>
               <w:spacing w:after="40" w:before="0"/>
               <w:jc w:val="center"/>
             </w:pPr>
@@ -9862,6 +10116,7 @@
           </w:tcPr>
           <w:p>
             <w:pPr>
+              <w:keepNext w:val="false"/>
               <w:spacing w:after="40" w:before="0"/>
               <w:jc w:val="left"/>
             </w:pPr>
@@ -9894,6 +10149,7 @@
           </w:tcPr>
           <w:p>
             <w:pPr>
+              <w:keepNext w:val="false"/>
               <w:spacing w:after="40" w:before="0"/>
               <w:jc w:val="left"/>
             </w:pPr>
@@ -9928,6 +10184,7 @@
           </w:tcPr>
           <w:p>
             <w:pPr>
+              <w:keepNext w:val="false"/>
               <w:spacing w:after="40" w:before="0"/>
               <w:jc w:val="left"/>
             </w:pPr>
@@ -9960,6 +10217,7 @@
           </w:tcPr>
           <w:p>
             <w:pPr>
+              <w:keepNext w:val="false"/>
               <w:spacing w:after="40" w:before="0"/>
               <w:jc w:val="left"/>
             </w:pPr>
@@ -9994,6 +10252,7 @@
           </w:tcPr>
           <w:p>
             <w:pPr>
+              <w:keepNext w:val="false"/>
               <w:spacing w:after="40" w:before="0"/>
               <w:jc w:val="left"/>
             </w:pPr>
@@ -10026,6 +10285,7 @@
           </w:tcPr>
           <w:p>
             <w:pPr>
+              <w:keepNext w:val="false"/>
               <w:spacing w:after="40" w:before="0"/>
               <w:jc w:val="left"/>
             </w:pPr>
@@ -10062,7 +10322,7 @@
         </w:rPr>
         <w:t xml:space="preserve">© 2026 SeaVuria and ARES. Aligned with KICD objectives. Developed by SeaVuria; technical implementation by ARES (with AI assistance from Claude). Licensed under </w:t>
       </w:r>
-      <w:hyperlink w:history="1" r:id="rIdcrc5bdhipx4oygldx3grs">
+      <w:hyperlink w:history="1" r:id="rIdj7xsg4gdiu0n8txgcjctr">
         <w:r>
           <w:rPr>
             <w:rFonts w:ascii="Arial" w:cs="Arial" w:eastAsia="Arial" w:hAnsi="Arial"/>
@@ -10083,7 +10343,7 @@
         </w:rPr>
         <w:t xml:space="preserve"> (</w:t>
       </w:r>
-      <w:hyperlink w:history="1" r:id="rIdorlj4vzutvid2yvfhbs-2">
+      <w:hyperlink w:history="1" r:id="rId3ocykybk22ntoozchnbpb">
         <w:r>
           <w:rPr>
             <w:rFonts w:ascii="Arial" w:cs="Arial" w:eastAsia="Arial" w:hAnsi="Arial"/>
@@ -10143,6 +10403,7 @@
           </w:tcPr>
           <w:p>
             <w:pPr>
+              <w:keepNext w:val="false"/>
               <w:spacing w:after="40" w:before="0"/>
               <w:jc w:val="center"/>
             </w:pPr>
@@ -10178,6 +10439,7 @@
           </w:tcPr>
           <w:p>
             <w:pPr>
+              <w:keepNext w:val="false"/>
               <w:spacing w:after="40" w:before="0"/>
               <w:jc w:val="center"/>
             </w:pPr>
@@ -10212,6 +10474,7 @@
           </w:tcPr>
           <w:p>
             <w:pPr>
+              <w:keepNext w:val="false"/>
               <w:spacing w:after="40" w:before="0"/>
               <w:jc w:val="left"/>
             </w:pPr>
@@ -10244,6 +10507,7 @@
           </w:tcPr>
           <w:p>
             <w:pPr>
+              <w:keepNext w:val="false"/>
               <w:spacing w:after="40" w:before="0"/>
               <w:jc w:val="left"/>
             </w:pPr>
@@ -10278,6 +10542,7 @@
           </w:tcPr>
           <w:p>
             <w:pPr>
+              <w:keepNext w:val="false"/>
               <w:spacing w:after="40" w:before="0"/>
               <w:jc w:val="left"/>
             </w:pPr>
@@ -10310,6 +10575,7 @@
           </w:tcPr>
           <w:p>
             <w:pPr>
+              <w:keepNext w:val="false"/>
               <w:spacing w:after="40" w:before="0"/>
               <w:jc w:val="left"/>
             </w:pPr>
@@ -10344,6 +10610,7 @@
           </w:tcPr>
           <w:p>
             <w:pPr>
+              <w:keepNext w:val="false"/>
               <w:spacing w:after="40" w:before="0"/>
               <w:jc w:val="left"/>
             </w:pPr>
@@ -10376,6 +10643,7 @@
           </w:tcPr>
           <w:p>
             <w:pPr>
+              <w:keepNext w:val="false"/>
               <w:spacing w:after="40" w:before="0"/>
               <w:jc w:val="left"/>
             </w:pPr>
@@ -10410,6 +10678,7 @@
           </w:tcPr>
           <w:p>
             <w:pPr>
+              <w:keepNext w:val="false"/>
               <w:spacing w:after="40" w:before="0"/>
               <w:jc w:val="left"/>
             </w:pPr>
@@ -10442,6 +10711,7 @@
           </w:tcPr>
           <w:p>
             <w:pPr>
+              <w:keepNext w:val="false"/>
               <w:spacing w:after="40" w:before="0"/>
               <w:jc w:val="left"/>
             </w:pPr>
@@ -10476,6 +10746,7 @@
           </w:tcPr>
           <w:p>
             <w:pPr>
+              <w:keepNext w:val="false"/>
               <w:spacing w:after="40" w:before="0"/>
               <w:jc w:val="left"/>
             </w:pPr>
@@ -10508,6 +10779,7 @@
           </w:tcPr>
           <w:p>
             <w:pPr>
+              <w:keepNext w:val="false"/>
               <w:spacing w:after="40" w:before="0"/>
               <w:jc w:val="left"/>
             </w:pPr>
@@ -10542,6 +10814,7 @@
           </w:tcPr>
           <w:p>
             <w:pPr>
+              <w:keepNext w:val="false"/>
               <w:spacing w:after="40" w:before="0"/>
               <w:jc w:val="left"/>
             </w:pPr>
@@ -10574,6 +10847,7 @@
           </w:tcPr>
           <w:p>
             <w:pPr>
+              <w:keepNext w:val="false"/>
               <w:spacing w:after="40" w:before="0"/>
               <w:jc w:val="left"/>
             </w:pPr>
@@ -10608,6 +10882,7 @@
           </w:tcPr>
           <w:p>
             <w:pPr>
+              <w:keepNext w:val="false"/>
               <w:spacing w:after="40" w:before="0"/>
               <w:jc w:val="left"/>
             </w:pPr>
@@ -10640,6 +10915,7 @@
           </w:tcPr>
           <w:p>
             <w:pPr>
+              <w:keepNext w:val="false"/>
               <w:spacing w:after="40" w:before="0"/>
               <w:jc w:val="left"/>
             </w:pPr>
@@ -10674,6 +10950,7 @@
           </w:tcPr>
           <w:p>
             <w:pPr>
+              <w:keepNext w:val="false"/>
               <w:spacing w:after="40" w:before="0"/>
               <w:jc w:val="left"/>
             </w:pPr>
@@ -10706,6 +10983,7 @@
           </w:tcPr>
           <w:p>
             <w:pPr>
+              <w:keepNext w:val="false"/>
               <w:spacing w:after="40" w:before="0"/>
               <w:jc w:val="left"/>
             </w:pPr>
@@ -10765,6 +11043,7 @@
           </w:tcPr>
           <w:p>
             <w:pPr>
+              <w:keepNext w:val="false"/>
               <w:spacing w:after="40" w:before="0"/>
               <w:jc w:val="center"/>
             </w:pPr>
@@ -10799,6 +11078,7 @@
           </w:tcPr>
           <w:p>
             <w:pPr>
+              <w:keepNext w:val="false"/>
               <w:spacing w:after="40" w:before="0"/>
               <w:jc w:val="left"/>
             </w:pPr>
@@ -10863,6 +11143,7 @@
           </w:tcPr>
           <w:p>
             <w:pPr>
+              <w:keepNext w:val="false"/>
               <w:spacing w:after="40" w:before="0"/>
               <w:jc w:val="center"/>
             </w:pPr>
@@ -10897,6 +11178,7 @@
           </w:tcPr>
           <w:p>
             <w:pPr>
+              <w:keepNext w:val="false"/>
               <w:spacing w:after="40" w:before="0"/>
               <w:jc w:val="left"/>
             </w:pPr>
@@ -10929,6 +11211,7 @@
           </w:tcPr>
           <w:p>
             <w:pPr>
+              <w:keepNext w:val="false"/>
               <w:spacing w:after="40" w:before="0"/>
               <w:jc w:val="left"/>
             </w:pPr>
@@ -10961,6 +11244,7 @@
           </w:tcPr>
           <w:p>
             <w:pPr>
+              <w:keepNext w:val="false"/>
               <w:spacing w:after="40" w:before="0"/>
               <w:jc w:val="left"/>
             </w:pPr>
@@ -10993,6 +11277,7 @@
           </w:tcPr>
           <w:p>
             <w:pPr>
+              <w:keepNext w:val="false"/>
               <w:spacing w:after="40" w:before="0"/>
               <w:jc w:val="left"/>
             </w:pPr>
@@ -11025,6 +11310,7 @@
           </w:tcPr>
           <w:p>
             <w:pPr>
+              <w:keepNext w:val="false"/>
               <w:spacing w:after="40" w:before="0"/>
               <w:jc w:val="left"/>
             </w:pPr>
@@ -11059,6 +11345,7 @@
           </w:tcPr>
           <w:p>
             <w:pPr>
+              <w:keepNext w:val="false"/>
               <w:spacing w:after="40" w:before="0"/>
               <w:jc w:val="left"/>
             </w:pPr>
@@ -11113,7 +11400,7 @@
               <w:spacing w:after="10" w:before="0"/>
               <w:ind w:left="120"/>
             </w:pPr>
-            <w:hyperlink w:history="1" r:id="rIdjrvquc6ina0kgujf3ra9e">
+            <w:hyperlink w:history="1" r:id="rIdrot5yeaxveyojtzgvexpn">
               <w:r>
                 <w:rPr>
                   <w:rFonts w:ascii="Arial" w:cs="Arial" w:eastAsia="Arial" w:hAnsi="Arial"/>
@@ -11190,7 +11477,7 @@
               <w:spacing w:after="10" w:before="0"/>
               <w:ind w:left="120"/>
             </w:pPr>
-            <w:hyperlink w:history="1" r:id="rIdx5xck3xo37ucdz96kurr1">
+            <w:hyperlink w:history="1" r:id="rIdkytp_1hedkspumpquhzny">
               <w:r>
                 <w:rPr>
                   <w:rFonts w:ascii="Arial" w:cs="Arial" w:eastAsia="Arial" w:hAnsi="Arial"/>
@@ -11233,6 +11520,7 @@
           </w:tcPr>
           <w:p>
             <w:pPr>
+              <w:keepNext w:val="false"/>
               <w:spacing w:after="40" w:before="0"/>
               <w:jc w:val="left"/>
             </w:pPr>
@@ -11265,6 +11553,7 @@
           </w:tcPr>
           <w:p>
             <w:pPr>
+              <w:keepNext w:val="false"/>
               <w:spacing w:after="40" w:before="0"/>
               <w:jc w:val="left"/>
             </w:pPr>
@@ -11297,6 +11586,7 @@
           </w:tcPr>
           <w:p>
             <w:pPr>
+              <w:keepNext w:val="false"/>
               <w:spacing w:after="40" w:before="0"/>
               <w:jc w:val="left"/>
             </w:pPr>
@@ -11329,6 +11619,7 @@
           </w:tcPr>
           <w:p>
             <w:pPr>
+              <w:keepNext w:val="false"/>
               <w:spacing w:after="40" w:before="0"/>
               <w:jc w:val="left"/>
             </w:pPr>
@@ -11363,6 +11654,7 @@
           </w:tcPr>
           <w:p>
             <w:pPr>
+              <w:keepNext w:val="false"/>
               <w:spacing w:after="40" w:before="0"/>
               <w:jc w:val="left"/>
             </w:pPr>
@@ -11417,7 +11709,7 @@
               <w:spacing w:after="10" w:before="0"/>
               <w:ind w:left="120"/>
             </w:pPr>
-            <w:hyperlink w:history="1" r:id="rIdgtyuv2n8hj5y-b6-kqogq">
+            <w:hyperlink w:history="1" r:id="rIdsqlui0thlr86xjyzyciuq">
               <w:r>
                 <w:rPr>
                   <w:rFonts w:ascii="Arial" w:cs="Arial" w:eastAsia="Arial" w:hAnsi="Arial"/>
@@ -11494,7 +11786,7 @@
               <w:spacing w:after="10" w:before="0"/>
               <w:ind w:left="120"/>
             </w:pPr>
-            <w:hyperlink w:history="1" r:id="rId5xusxdi63wir0gohf3iyt">
+            <w:hyperlink w:history="1" r:id="rIdgtujrwrngb_eoadal5e1-">
               <w:r>
                 <w:rPr>
                   <w:rFonts w:ascii="Arial" w:cs="Arial" w:eastAsia="Arial" w:hAnsi="Arial"/>
@@ -11537,6 +11829,7 @@
           </w:tcPr>
           <w:p>
             <w:pPr>
+              <w:keepNext w:val="false"/>
               <w:spacing w:after="40" w:before="0"/>
               <w:jc w:val="left"/>
             </w:pPr>
@@ -11569,6 +11862,7 @@
           </w:tcPr>
           <w:p>
             <w:pPr>
+              <w:keepNext w:val="false"/>
               <w:spacing w:after="40" w:before="0"/>
               <w:jc w:val="left"/>
             </w:pPr>
@@ -11601,6 +11895,7 @@
           </w:tcPr>
           <w:p>
             <w:pPr>
+              <w:keepNext w:val="false"/>
               <w:spacing w:after="40" w:before="0"/>
               <w:jc w:val="left"/>
             </w:pPr>
@@ -11633,6 +11928,7 @@
           </w:tcPr>
           <w:p>
             <w:pPr>
+              <w:keepNext w:val="false"/>
               <w:spacing w:after="40" w:before="0"/>
               <w:jc w:val="left"/>
             </w:pPr>
@@ -11667,6 +11963,7 @@
           </w:tcPr>
           <w:p>
             <w:pPr>
+              <w:keepNext w:val="false"/>
               <w:spacing w:after="40" w:before="0"/>
               <w:jc w:val="left"/>
             </w:pPr>
@@ -11721,7 +12018,7 @@
               <w:spacing w:after="10" w:before="0"/>
               <w:ind w:left="120"/>
             </w:pPr>
-            <w:hyperlink w:history="1" r:id="rIdiyt-nzos8dknoibsaxmkc">
+            <w:hyperlink w:history="1" r:id="rIddtk4ctmhevivaawrhqwgc">
               <w:r>
                 <w:rPr>
                   <w:rFonts w:ascii="Arial" w:cs="Arial" w:eastAsia="Arial" w:hAnsi="Arial"/>
@@ -11798,7 +12095,7 @@
               <w:spacing w:after="10" w:before="0"/>
               <w:ind w:left="120"/>
             </w:pPr>
-            <w:hyperlink w:history="1" r:id="rIdnifipyxkwznkqojvaugs0">
+            <w:hyperlink w:history="1" r:id="rId3dhdsxxwxh6jgm3oeu0qu">
               <w:r>
                 <w:rPr>
                   <w:rFonts w:ascii="Arial" w:cs="Arial" w:eastAsia="Arial" w:hAnsi="Arial"/>
@@ -11841,6 +12138,7 @@
           </w:tcPr>
           <w:p>
             <w:pPr>
+              <w:keepNext w:val="false"/>
               <w:spacing w:after="40" w:before="0"/>
               <w:jc w:val="left"/>
             </w:pPr>
@@ -11873,6 +12171,7 @@
           </w:tcPr>
           <w:p>
             <w:pPr>
+              <w:keepNext w:val="false"/>
               <w:spacing w:after="40" w:before="0"/>
               <w:jc w:val="left"/>
             </w:pPr>
@@ -11905,6 +12204,7 @@
           </w:tcPr>
           <w:p>
             <w:pPr>
+              <w:keepNext w:val="false"/>
               <w:spacing w:after="40" w:before="0"/>
               <w:jc w:val="left"/>
             </w:pPr>
@@ -11937,6 +12237,7 @@
           </w:tcPr>
           <w:p>
             <w:pPr>
+              <w:keepNext w:val="false"/>
               <w:spacing w:after="40" w:before="0"/>
               <w:jc w:val="left"/>
             </w:pPr>
@@ -11971,6 +12272,7 @@
           </w:tcPr>
           <w:p>
             <w:pPr>
+              <w:keepNext w:val="false"/>
               <w:spacing w:after="40" w:before="0"/>
               <w:jc w:val="left"/>
             </w:pPr>
@@ -12025,7 +12327,7 @@
               <w:spacing w:after="10" w:before="0"/>
               <w:ind w:left="120"/>
             </w:pPr>
-            <w:hyperlink w:history="1" r:id="rId0ryfn9uucuqpnqrtajkpe">
+            <w:hyperlink w:history="1" r:id="rIdhl5eorcrqdbur9nojgta7">
               <w:r>
                 <w:rPr>
                   <w:rFonts w:ascii="Arial" w:cs="Arial" w:eastAsia="Arial" w:hAnsi="Arial"/>
@@ -12102,7 +12404,7 @@
               <w:spacing w:after="10" w:before="0"/>
               <w:ind w:left="120"/>
             </w:pPr>
-            <w:hyperlink w:history="1" r:id="rIdk-clqskz_y3fuo_xeznpz">
+            <w:hyperlink w:history="1" r:id="rIdshfce05xrqngnwcpsa7xh">
               <w:r>
                 <w:rPr>
                   <w:rFonts w:ascii="Arial" w:cs="Arial" w:eastAsia="Arial" w:hAnsi="Arial"/>
@@ -12145,6 +12447,7 @@
           </w:tcPr>
           <w:p>
             <w:pPr>
+              <w:keepNext w:val="false"/>
               <w:spacing w:after="40" w:before="0"/>
               <w:jc w:val="left"/>
             </w:pPr>
@@ -12177,6 +12480,7 @@
           </w:tcPr>
           <w:p>
             <w:pPr>
+              <w:keepNext w:val="false"/>
               <w:spacing w:after="40" w:before="0"/>
               <w:jc w:val="left"/>
             </w:pPr>
@@ -12209,6 +12513,7 @@
           </w:tcPr>
           <w:p>
             <w:pPr>
+              <w:keepNext w:val="false"/>
               <w:spacing w:after="40" w:before="0"/>
               <w:jc w:val="left"/>
             </w:pPr>
@@ -12241,6 +12546,7 @@
           </w:tcPr>
           <w:p>
             <w:pPr>
+              <w:keepNext w:val="false"/>
               <w:spacing w:after="40" w:before="0"/>
               <w:jc w:val="left"/>
             </w:pPr>
@@ -12275,6 +12581,7 @@
           </w:tcPr>
           <w:p>
             <w:pPr>
+              <w:keepNext w:val="false"/>
               <w:spacing w:after="40" w:before="0"/>
               <w:jc w:val="left"/>
             </w:pPr>
@@ -12329,7 +12636,7 @@
               <w:spacing w:after="10" w:before="0"/>
               <w:ind w:left="120"/>
             </w:pPr>
-            <w:hyperlink w:history="1" r:id="rIdyjf26rwr_rwhewhn9npoh">
+            <w:hyperlink w:history="1" r:id="rIdklcdpztqm24ar9zalwrg0">
               <w:r>
                 <w:rPr>
                   <w:rFonts w:ascii="Arial" w:cs="Arial" w:eastAsia="Arial" w:hAnsi="Arial"/>
@@ -12406,7 +12713,7 @@
               <w:spacing w:after="10" w:before="0"/>
               <w:ind w:left="120"/>
             </w:pPr>
-            <w:hyperlink w:history="1" r:id="rIdt_y0lglfydhpv6dytpqrw">
+            <w:hyperlink w:history="1" r:id="rIdrb8x6orysiokosy4d_m40">
               <w:r>
                 <w:rPr>
                   <w:rFonts w:ascii="Arial" w:cs="Arial" w:eastAsia="Arial" w:hAnsi="Arial"/>
@@ -12449,6 +12756,7 @@
           </w:tcPr>
           <w:p>
             <w:pPr>
+              <w:keepNext w:val="false"/>
               <w:spacing w:after="40" w:before="0"/>
               <w:jc w:val="left"/>
             </w:pPr>
@@ -12481,6 +12789,7 @@
           </w:tcPr>
           <w:p>
             <w:pPr>
+              <w:keepNext w:val="false"/>
               <w:spacing w:after="40" w:before="0"/>
               <w:jc w:val="left"/>
             </w:pPr>
@@ -12513,6 +12822,7 @@
           </w:tcPr>
           <w:p>
             <w:pPr>
+              <w:keepNext w:val="false"/>
               <w:spacing w:after="40" w:before="0"/>
               <w:jc w:val="left"/>
             </w:pPr>
@@ -12545,6 +12855,7 @@
           </w:tcPr>
           <w:p>
             <w:pPr>
+              <w:keepNext w:val="false"/>
               <w:spacing w:after="40" w:before="0"/>
               <w:jc w:val="left"/>
             </w:pPr>
@@ -12604,6 +12915,7 @@
           </w:tcPr>
           <w:p>
             <w:pPr>
+              <w:keepNext w:val="false"/>
               <w:spacing w:after="40" w:before="0"/>
               <w:jc w:val="center"/>
             </w:pPr>
@@ -12638,6 +12950,7 @@
           </w:tcPr>
           <w:p>
             <w:pPr>
+              <w:keepNext w:val="false"/>
               <w:spacing w:after="40" w:before="0"/>
               <w:jc w:val="left"/>
             </w:pPr>
@@ -12699,6 +13012,7 @@
           </w:tcPr>
           <w:p>
             <w:pPr>
+              <w:keepNext w:val="false"/>
               <w:spacing w:after="40" w:before="0"/>
               <w:jc w:val="center"/>
             </w:pPr>
@@ -12733,6 +13047,7 @@
           </w:tcPr>
           <w:p>
             <w:pPr>
+              <w:keepNext w:val="false"/>
               <w:spacing w:after="40" w:before="0"/>
               <w:jc w:val="left"/>
             </w:pPr>
@@ -12765,6 +13080,7 @@
           </w:tcPr>
           <w:p>
             <w:pPr>
+              <w:keepNext w:val="false"/>
               <w:spacing w:after="40" w:before="0"/>
               <w:jc w:val="left"/>
             </w:pPr>
@@ -12799,6 +13115,7 @@
           </w:tcPr>
           <w:p>
             <w:pPr>
+              <w:keepNext w:val="false"/>
               <w:spacing w:after="40" w:before="0"/>
               <w:jc w:val="left"/>
             </w:pPr>
@@ -12831,6 +13148,7 @@
           </w:tcPr>
           <w:p>
             <w:pPr>
+              <w:keepNext w:val="false"/>
               <w:spacing w:after="40" w:before="0"/>
               <w:jc w:val="left"/>
             </w:pPr>
@@ -12865,6 +13183,7 @@
           </w:tcPr>
           <w:p>
             <w:pPr>
+              <w:keepNext w:val="false"/>
               <w:spacing w:after="40" w:before="0"/>
               <w:jc w:val="left"/>
             </w:pPr>
@@ -12897,6 +13216,7 @@
           </w:tcPr>
           <w:p>
             <w:pPr>
+              <w:keepNext w:val="false"/>
               <w:spacing w:after="40" w:before="0"/>
               <w:jc w:val="left"/>
             </w:pPr>
@@ -12933,7 +13253,7 @@
         </w:rPr>
         <w:t xml:space="preserve">© 2026 SeaVuria and ARES. Aligned with KICD objectives. Developed by SeaVuria; technical implementation by ARES (with AI assistance from Claude). Licensed under </w:t>
       </w:r>
-      <w:hyperlink w:history="1" r:id="rIdjhindwesqf7nfxcilyvia">
+      <w:hyperlink w:history="1" r:id="rId6oemw9_shks7ubhsxtl71">
         <w:r>
           <w:rPr>
             <w:rFonts w:ascii="Arial" w:cs="Arial" w:eastAsia="Arial" w:hAnsi="Arial"/>
@@ -12954,7 +13274,7 @@
         </w:rPr>
         <w:t xml:space="preserve"> (</w:t>
       </w:r>
-      <w:hyperlink w:history="1" r:id="rIdslr_aq-jixwpmhhgrgwrh">
+      <w:hyperlink w:history="1" r:id="rIdxacu0ui-jpqmumiicefjw">
         <w:r>
           <w:rPr>
             <w:rFonts w:ascii="Arial" w:cs="Arial" w:eastAsia="Arial" w:hAnsi="Arial"/>
@@ -13014,6 +13334,7 @@
           </w:tcPr>
           <w:p>
             <w:pPr>
+              <w:keepNext w:val="false"/>
               <w:spacing w:after="40" w:before="0"/>
               <w:jc w:val="center"/>
             </w:pPr>
@@ -13049,6 +13370,7 @@
           </w:tcPr>
           <w:p>
             <w:pPr>
+              <w:keepNext w:val="false"/>
               <w:spacing w:after="40" w:before="0"/>
               <w:jc w:val="center"/>
             </w:pPr>
@@ -13083,6 +13405,7 @@
           </w:tcPr>
           <w:p>
             <w:pPr>
+              <w:keepNext w:val="false"/>
               <w:spacing w:after="40" w:before="0"/>
               <w:jc w:val="left"/>
             </w:pPr>
@@ -13115,6 +13438,7 @@
           </w:tcPr>
           <w:p>
             <w:pPr>
+              <w:keepNext w:val="false"/>
               <w:spacing w:after="40" w:before="0"/>
               <w:jc w:val="left"/>
             </w:pPr>
@@ -13149,6 +13473,7 @@
           </w:tcPr>
           <w:p>
             <w:pPr>
+              <w:keepNext w:val="false"/>
               <w:spacing w:after="40" w:before="0"/>
               <w:jc w:val="left"/>
             </w:pPr>
@@ -13181,6 +13506,7 @@
           </w:tcPr>
           <w:p>
             <w:pPr>
+              <w:keepNext w:val="false"/>
               <w:spacing w:after="40" w:before="0"/>
               <w:jc w:val="left"/>
             </w:pPr>
@@ -13215,6 +13541,7 @@
           </w:tcPr>
           <w:p>
             <w:pPr>
+              <w:keepNext w:val="false"/>
               <w:spacing w:after="40" w:before="0"/>
               <w:jc w:val="left"/>
             </w:pPr>
@@ -13247,6 +13574,7 @@
           </w:tcPr>
           <w:p>
             <w:pPr>
+              <w:keepNext w:val="false"/>
               <w:spacing w:after="40" w:before="0"/>
               <w:jc w:val="left"/>
             </w:pPr>
@@ -13281,6 +13609,7 @@
           </w:tcPr>
           <w:p>
             <w:pPr>
+              <w:keepNext w:val="false"/>
               <w:spacing w:after="40" w:before="0"/>
               <w:jc w:val="left"/>
             </w:pPr>
@@ -13313,6 +13642,7 @@
           </w:tcPr>
           <w:p>
             <w:pPr>
+              <w:keepNext w:val="false"/>
               <w:spacing w:after="40" w:before="0"/>
               <w:jc w:val="left"/>
             </w:pPr>
@@ -13347,6 +13677,7 @@
           </w:tcPr>
           <w:p>
             <w:pPr>
+              <w:keepNext w:val="false"/>
               <w:spacing w:after="40" w:before="0"/>
               <w:jc w:val="left"/>
             </w:pPr>
@@ -13379,6 +13710,7 @@
           </w:tcPr>
           <w:p>
             <w:pPr>
+              <w:keepNext w:val="false"/>
               <w:spacing w:after="40" w:before="0"/>
               <w:jc w:val="left"/>
             </w:pPr>
@@ -13413,6 +13745,7 @@
           </w:tcPr>
           <w:p>
             <w:pPr>
+              <w:keepNext w:val="false"/>
               <w:spacing w:after="40" w:before="0"/>
               <w:jc w:val="left"/>
             </w:pPr>
@@ -13445,6 +13778,7 @@
           </w:tcPr>
           <w:p>
             <w:pPr>
+              <w:keepNext w:val="false"/>
               <w:spacing w:after="40" w:before="0"/>
               <w:jc w:val="left"/>
             </w:pPr>
@@ -13479,6 +13813,7 @@
           </w:tcPr>
           <w:p>
             <w:pPr>
+              <w:keepNext w:val="false"/>
               <w:spacing w:after="40" w:before="0"/>
               <w:jc w:val="left"/>
             </w:pPr>
@@ -13511,6 +13846,7 @@
           </w:tcPr>
           <w:p>
             <w:pPr>
+              <w:keepNext w:val="false"/>
               <w:spacing w:after="40" w:before="0"/>
               <w:jc w:val="left"/>
             </w:pPr>
@@ -13545,6 +13881,7 @@
           </w:tcPr>
           <w:p>
             <w:pPr>
+              <w:keepNext w:val="false"/>
               <w:spacing w:after="40" w:before="0"/>
               <w:jc w:val="left"/>
             </w:pPr>
@@ -13577,6 +13914,7 @@
           </w:tcPr>
           <w:p>
             <w:pPr>
+              <w:keepNext w:val="false"/>
               <w:spacing w:after="40" w:before="0"/>
               <w:jc w:val="left"/>
             </w:pPr>
@@ -13636,6 +13974,7 @@
           </w:tcPr>
           <w:p>
             <w:pPr>
+              <w:keepNext w:val="false"/>
               <w:spacing w:after="40" w:before="0"/>
               <w:jc w:val="center"/>
             </w:pPr>
@@ -13670,6 +14009,7 @@
           </w:tcPr>
           <w:p>
             <w:pPr>
+              <w:keepNext w:val="false"/>
               <w:spacing w:after="40" w:before="0"/>
               <w:jc w:val="left"/>
             </w:pPr>
@@ -13734,6 +14074,7 @@
           </w:tcPr>
           <w:p>
             <w:pPr>
+              <w:keepNext w:val="false"/>
               <w:spacing w:after="40" w:before="0"/>
               <w:jc w:val="center"/>
             </w:pPr>
@@ -13768,6 +14109,7 @@
           </w:tcPr>
           <w:p>
             <w:pPr>
+              <w:keepNext w:val="false"/>
               <w:spacing w:after="40" w:before="0"/>
               <w:jc w:val="left"/>
             </w:pPr>
@@ -13800,6 +14142,7 @@
           </w:tcPr>
           <w:p>
             <w:pPr>
+              <w:keepNext w:val="false"/>
               <w:spacing w:after="40" w:before="0"/>
               <w:jc w:val="left"/>
             </w:pPr>
@@ -13832,6 +14175,7 @@
           </w:tcPr>
           <w:p>
             <w:pPr>
+              <w:keepNext w:val="false"/>
               <w:spacing w:after="40" w:before="0"/>
               <w:jc w:val="left"/>
             </w:pPr>
@@ -13864,6 +14208,7 @@
           </w:tcPr>
           <w:p>
             <w:pPr>
+              <w:keepNext w:val="false"/>
               <w:spacing w:after="40" w:before="0"/>
               <w:jc w:val="left"/>
             </w:pPr>
@@ -13896,6 +14241,7 @@
           </w:tcPr>
           <w:p>
             <w:pPr>
+              <w:keepNext w:val="false"/>
               <w:spacing w:after="40" w:before="0"/>
               <w:jc w:val="left"/>
             </w:pPr>
@@ -13930,6 +14276,7 @@
           </w:tcPr>
           <w:p>
             <w:pPr>
+              <w:keepNext w:val="false"/>
               <w:spacing w:after="40" w:before="0"/>
               <w:jc w:val="left"/>
             </w:pPr>
@@ -13984,7 +14331,7 @@
               <w:spacing w:after="10" w:before="0"/>
               <w:ind w:left="120"/>
             </w:pPr>
-            <w:hyperlink w:history="1" r:id="rIdxkitztegwgnegu-rtd38t">
+            <w:hyperlink w:history="1" r:id="rIdepqtvpjg9wp7c9jiogrqg">
               <w:r>
                 <w:rPr>
                   <w:rFonts w:ascii="Arial" w:cs="Arial" w:eastAsia="Arial" w:hAnsi="Arial"/>
@@ -14061,7 +14408,7 @@
               <w:spacing w:after="10" w:before="0"/>
               <w:ind w:left="120"/>
             </w:pPr>
-            <w:hyperlink w:history="1" r:id="rIdteq1vzmw7gfyjehjoqxyr">
+            <w:hyperlink w:history="1" r:id="rIdj-jkhxzyoihwg9hbawgts">
               <w:r>
                 <w:rPr>
                   <w:rFonts w:ascii="Arial" w:cs="Arial" w:eastAsia="Arial" w:hAnsi="Arial"/>
@@ -14104,6 +14451,7 @@
           </w:tcPr>
           <w:p>
             <w:pPr>
+              <w:keepNext w:val="false"/>
               <w:spacing w:after="40" w:before="0"/>
               <w:jc w:val="left"/>
             </w:pPr>
@@ -14136,6 +14484,7 @@
           </w:tcPr>
           <w:p>
             <w:pPr>
+              <w:keepNext w:val="false"/>
               <w:spacing w:after="40" w:before="0"/>
               <w:jc w:val="left"/>
             </w:pPr>
@@ -14168,6 +14517,7 @@
           </w:tcPr>
           <w:p>
             <w:pPr>
+              <w:keepNext w:val="false"/>
               <w:spacing w:after="40" w:before="0"/>
               <w:jc w:val="left"/>
             </w:pPr>
@@ -14200,6 +14550,7 @@
           </w:tcPr>
           <w:p>
             <w:pPr>
+              <w:keepNext w:val="false"/>
               <w:spacing w:after="40" w:before="0"/>
               <w:jc w:val="left"/>
             </w:pPr>
@@ -14234,6 +14585,7 @@
           </w:tcPr>
           <w:p>
             <w:pPr>
+              <w:keepNext w:val="false"/>
               <w:spacing w:after="40" w:before="0"/>
               <w:jc w:val="left"/>
             </w:pPr>
@@ -14288,7 +14640,7 @@
               <w:spacing w:after="10" w:before="0"/>
               <w:ind w:left="120"/>
             </w:pPr>
-            <w:hyperlink w:history="1" r:id="rIdqnjxf5dvu4wfamj_gtwzv">
+            <w:hyperlink w:history="1" r:id="rId92tsmfz-nwik168zblf5s">
               <w:r>
                 <w:rPr>
                   <w:rFonts w:ascii="Arial" w:cs="Arial" w:eastAsia="Arial" w:hAnsi="Arial"/>
@@ -14365,7 +14717,7 @@
               <w:spacing w:after="10" w:before="0"/>
               <w:ind w:left="120"/>
             </w:pPr>
-            <w:hyperlink w:history="1" r:id="rId3cttd_lf5ekqekijlqpqz">
+            <w:hyperlink w:history="1" r:id="rId6qmc0kp7-gxi-ftvi36jw">
               <w:r>
                 <w:rPr>
                   <w:rFonts w:ascii="Arial" w:cs="Arial" w:eastAsia="Arial" w:hAnsi="Arial"/>
@@ -14408,6 +14760,7 @@
           </w:tcPr>
           <w:p>
             <w:pPr>
+              <w:keepNext w:val="false"/>
               <w:spacing w:after="40" w:before="0"/>
               <w:jc w:val="left"/>
             </w:pPr>
@@ -14440,6 +14793,7 @@
           </w:tcPr>
           <w:p>
             <w:pPr>
+              <w:keepNext w:val="false"/>
               <w:spacing w:after="40" w:before="0"/>
               <w:jc w:val="left"/>
             </w:pPr>
@@ -14472,6 +14826,7 @@
           </w:tcPr>
           <w:p>
             <w:pPr>
+              <w:keepNext w:val="false"/>
               <w:spacing w:after="40" w:before="0"/>
               <w:jc w:val="left"/>
             </w:pPr>
@@ -14504,6 +14859,7 @@
           </w:tcPr>
           <w:p>
             <w:pPr>
+              <w:keepNext w:val="false"/>
               <w:spacing w:after="40" w:before="0"/>
               <w:jc w:val="left"/>
             </w:pPr>
@@ -14538,6 +14894,7 @@
           </w:tcPr>
           <w:p>
             <w:pPr>
+              <w:keepNext w:val="false"/>
               <w:spacing w:after="40" w:before="0"/>
               <w:jc w:val="left"/>
             </w:pPr>
@@ -14592,7 +14949,7 @@
               <w:spacing w:after="10" w:before="0"/>
               <w:ind w:left="120"/>
             </w:pPr>
-            <w:hyperlink w:history="1" r:id="rIdh9ay4-lp8nwc9nyhee4nm">
+            <w:hyperlink w:history="1" r:id="rIdwynurumozkvnksuxxx51c">
               <w:r>
                 <w:rPr>
                   <w:rFonts w:ascii="Arial" w:cs="Arial" w:eastAsia="Arial" w:hAnsi="Arial"/>
@@ -14669,7 +15026,7 @@
               <w:spacing w:after="10" w:before="0"/>
               <w:ind w:left="120"/>
             </w:pPr>
-            <w:hyperlink w:history="1" r:id="rId-qrnzonxwkjsazg9-9o5c">
+            <w:hyperlink w:history="1" r:id="rIdhebanm3g-a9vxrc7gfxlp">
               <w:r>
                 <w:rPr>
                   <w:rFonts w:ascii="Arial" w:cs="Arial" w:eastAsia="Arial" w:hAnsi="Arial"/>
@@ -14712,6 +15069,7 @@
           </w:tcPr>
           <w:p>
             <w:pPr>
+              <w:keepNext w:val="false"/>
               <w:spacing w:after="40" w:before="0"/>
               <w:jc w:val="left"/>
             </w:pPr>
@@ -14744,6 +15102,7 @@
           </w:tcPr>
           <w:p>
             <w:pPr>
+              <w:keepNext w:val="false"/>
               <w:spacing w:after="40" w:before="0"/>
               <w:jc w:val="left"/>
             </w:pPr>
@@ -14776,6 +15135,7 @@
           </w:tcPr>
           <w:p>
             <w:pPr>
+              <w:keepNext w:val="false"/>
               <w:spacing w:after="40" w:before="0"/>
               <w:jc w:val="left"/>
             </w:pPr>
@@ -14808,6 +15168,7 @@
           </w:tcPr>
           <w:p>
             <w:pPr>
+              <w:keepNext w:val="false"/>
               <w:spacing w:after="40" w:before="0"/>
               <w:jc w:val="left"/>
             </w:pPr>
@@ -14842,6 +15203,7 @@
           </w:tcPr>
           <w:p>
             <w:pPr>
+              <w:keepNext w:val="false"/>
               <w:spacing w:after="40" w:before="0"/>
               <w:jc w:val="left"/>
             </w:pPr>
@@ -14896,7 +15258,7 @@
               <w:spacing w:after="10" w:before="0"/>
               <w:ind w:left="120"/>
             </w:pPr>
-            <w:hyperlink w:history="1" r:id="rIdbj8ggnglgy9l3d4wetkfp">
+            <w:hyperlink w:history="1" r:id="rIdjndsalmxeja-lenl7_2s_">
               <w:r>
                 <w:rPr>
                   <w:rFonts w:ascii="Arial" w:cs="Arial" w:eastAsia="Arial" w:hAnsi="Arial"/>
@@ -14973,7 +15335,7 @@
               <w:spacing w:after="10" w:before="0"/>
               <w:ind w:left="120"/>
             </w:pPr>
-            <w:hyperlink w:history="1" r:id="rIdbvj2i3tvlxbv1l0bcfcsn">
+            <w:hyperlink w:history="1" r:id="rIdku5dwsf6gyhjfnd2izhfm">
               <w:r>
                 <w:rPr>
                   <w:rFonts w:ascii="Arial" w:cs="Arial" w:eastAsia="Arial" w:hAnsi="Arial"/>
@@ -15016,6 +15378,7 @@
           </w:tcPr>
           <w:p>
             <w:pPr>
+              <w:keepNext w:val="false"/>
               <w:spacing w:after="40" w:before="0"/>
               <w:jc w:val="left"/>
             </w:pPr>
@@ -15048,6 +15411,7 @@
           </w:tcPr>
           <w:p>
             <w:pPr>
+              <w:keepNext w:val="false"/>
               <w:spacing w:after="40" w:before="0"/>
               <w:jc w:val="left"/>
             </w:pPr>
@@ -15080,6 +15444,7 @@
           </w:tcPr>
           <w:p>
             <w:pPr>
+              <w:keepNext w:val="false"/>
               <w:spacing w:after="40" w:before="0"/>
               <w:jc w:val="left"/>
             </w:pPr>
@@ -15112,6 +15477,7 @@
           </w:tcPr>
           <w:p>
             <w:pPr>
+              <w:keepNext w:val="false"/>
               <w:spacing w:after="40" w:before="0"/>
               <w:jc w:val="left"/>
             </w:pPr>
@@ -15146,6 +15512,7 @@
           </w:tcPr>
           <w:p>
             <w:pPr>
+              <w:keepNext w:val="false"/>
               <w:spacing w:after="40" w:before="0"/>
               <w:jc w:val="left"/>
             </w:pPr>
@@ -15200,7 +15567,7 @@
               <w:spacing w:after="10" w:before="0"/>
               <w:ind w:left="120"/>
             </w:pPr>
-            <w:hyperlink w:history="1" r:id="rIdqqh1fji9f9u_dq0e3mzqg">
+            <w:hyperlink w:history="1" r:id="rIdmemb1x9ctskxw4tgwrrx9">
               <w:r>
                 <w:rPr>
                   <w:rFonts w:ascii="Arial" w:cs="Arial" w:eastAsia="Arial" w:hAnsi="Arial"/>
@@ -15277,7 +15644,7 @@
               <w:spacing w:after="10" w:before="0"/>
               <w:ind w:left="120"/>
             </w:pPr>
-            <w:hyperlink w:history="1" r:id="rIdqg0hp3klwlkidqe2m206p">
+            <w:hyperlink w:history="1" r:id="rIdsy_gsw7bsswpo6laaounq">
               <w:r>
                 <w:rPr>
                   <w:rFonts w:ascii="Arial" w:cs="Arial" w:eastAsia="Arial" w:hAnsi="Arial"/>
@@ -15320,6 +15687,7 @@
           </w:tcPr>
           <w:p>
             <w:pPr>
+              <w:keepNext w:val="false"/>
               <w:spacing w:after="40" w:before="0"/>
               <w:jc w:val="left"/>
             </w:pPr>
@@ -15352,6 +15720,7 @@
           </w:tcPr>
           <w:p>
             <w:pPr>
+              <w:keepNext w:val="false"/>
               <w:spacing w:after="40" w:before="0"/>
               <w:jc w:val="left"/>
             </w:pPr>
@@ -15384,6 +15753,7 @@
           </w:tcPr>
           <w:p>
             <w:pPr>
+              <w:keepNext w:val="false"/>
               <w:spacing w:after="40" w:before="0"/>
               <w:jc w:val="left"/>
             </w:pPr>
@@ -15416,6 +15786,7 @@
           </w:tcPr>
           <w:p>
             <w:pPr>
+              <w:keepNext w:val="false"/>
               <w:spacing w:after="40" w:before="0"/>
               <w:jc w:val="left"/>
             </w:pPr>
@@ -15475,6 +15846,7 @@
           </w:tcPr>
           <w:p>
             <w:pPr>
+              <w:keepNext w:val="false"/>
               <w:spacing w:after="40" w:before="0"/>
               <w:jc w:val="center"/>
             </w:pPr>
@@ -15509,6 +15881,7 @@
           </w:tcPr>
           <w:p>
             <w:pPr>
+              <w:keepNext w:val="false"/>
               <w:spacing w:after="40" w:before="0"/>
               <w:jc w:val="left"/>
             </w:pPr>
@@ -15570,6 +15943,7 @@
           </w:tcPr>
           <w:p>
             <w:pPr>
+              <w:keepNext w:val="false"/>
               <w:spacing w:after="40" w:before="0"/>
               <w:jc w:val="center"/>
             </w:pPr>
@@ -15604,6 +15978,7 @@
           </w:tcPr>
           <w:p>
             <w:pPr>
+              <w:keepNext w:val="false"/>
               <w:spacing w:after="40" w:before="0"/>
               <w:jc w:val="left"/>
             </w:pPr>
@@ -15636,6 +16011,7 @@
           </w:tcPr>
           <w:p>
             <w:pPr>
+              <w:keepNext w:val="false"/>
               <w:spacing w:after="40" w:before="0"/>
               <w:jc w:val="left"/>
             </w:pPr>
@@ -15670,6 +16046,7 @@
           </w:tcPr>
           <w:p>
             <w:pPr>
+              <w:keepNext w:val="false"/>
               <w:spacing w:after="40" w:before="0"/>
               <w:jc w:val="left"/>
             </w:pPr>
@@ -15702,6 +16079,7 @@
           </w:tcPr>
           <w:p>
             <w:pPr>
+              <w:keepNext w:val="false"/>
               <w:spacing w:after="40" w:before="0"/>
               <w:jc w:val="left"/>
             </w:pPr>
@@ -15736,6 +16114,7 @@
           </w:tcPr>
           <w:p>
             <w:pPr>
+              <w:keepNext w:val="false"/>
               <w:spacing w:after="40" w:before="0"/>
               <w:jc w:val="left"/>
             </w:pPr>
@@ -15768,6 +16147,7 @@
           </w:tcPr>
           <w:p>
             <w:pPr>
+              <w:keepNext w:val="false"/>
               <w:spacing w:after="40" w:before="0"/>
               <w:jc w:val="left"/>
             </w:pPr>
@@ -15804,7 +16184,7 @@
         </w:rPr>
         <w:t xml:space="preserve">© 2026 SeaVuria and ARES. Aligned with KICD objectives. Developed by SeaVuria; technical implementation by ARES (with AI assistance from Claude). Licensed under </w:t>
       </w:r>
-      <w:hyperlink w:history="1" r:id="rIdggy_-lomoj2yufg4kqyng">
+      <w:hyperlink w:history="1" r:id="rIdqsauumoaqg4qpjni7jvjx">
         <w:r>
           <w:rPr>
             <w:rFonts w:ascii="Arial" w:cs="Arial" w:eastAsia="Arial" w:hAnsi="Arial"/>
@@ -15825,7 +16205,7 @@
         </w:rPr>
         <w:t xml:space="preserve"> (</w:t>
       </w:r>
-      <w:hyperlink w:history="1" r:id="rId_bkgsiqgff5tstfjrkhjq">
+      <w:hyperlink w:history="1" r:id="rIdyfvttzcvofayca8gsn9l8">
         <w:r>
           <w:rPr>
             <w:rFonts w:ascii="Arial" w:cs="Arial" w:eastAsia="Arial" w:hAnsi="Arial"/>
@@ -15885,6 +16265,7 @@
           </w:tcPr>
           <w:p>
             <w:pPr>
+              <w:keepNext w:val="false"/>
               <w:spacing w:after="40" w:before="0"/>
               <w:jc w:val="center"/>
             </w:pPr>
@@ -15920,6 +16301,7 @@
           </w:tcPr>
           <w:p>
             <w:pPr>
+              <w:keepNext w:val="false"/>
               <w:spacing w:after="40" w:before="0"/>
               <w:jc w:val="center"/>
             </w:pPr>
@@ -15954,6 +16336,7 @@
           </w:tcPr>
           <w:p>
             <w:pPr>
+              <w:keepNext w:val="false"/>
               <w:spacing w:after="40" w:before="0"/>
               <w:jc w:val="left"/>
             </w:pPr>
@@ -15986,6 +16369,7 @@
           </w:tcPr>
           <w:p>
             <w:pPr>
+              <w:keepNext w:val="false"/>
               <w:spacing w:after="40" w:before="0"/>
               <w:jc w:val="left"/>
             </w:pPr>
@@ -16020,6 +16404,7 @@
           </w:tcPr>
           <w:p>
             <w:pPr>
+              <w:keepNext w:val="false"/>
               <w:spacing w:after="40" w:before="0"/>
               <w:jc w:val="left"/>
             </w:pPr>
@@ -16052,6 +16437,7 @@
           </w:tcPr>
           <w:p>
             <w:pPr>
+              <w:keepNext w:val="false"/>
               <w:spacing w:after="40" w:before="0"/>
               <w:jc w:val="left"/>
             </w:pPr>
@@ -16086,6 +16472,7 @@
           </w:tcPr>
           <w:p>
             <w:pPr>
+              <w:keepNext w:val="false"/>
               <w:spacing w:after="40" w:before="0"/>
               <w:jc w:val="left"/>
             </w:pPr>
@@ -16118,6 +16505,7 @@
           </w:tcPr>
           <w:p>
             <w:pPr>
+              <w:keepNext w:val="false"/>
               <w:spacing w:after="40" w:before="0"/>
               <w:jc w:val="left"/>
             </w:pPr>
@@ -16152,6 +16540,7 @@
           </w:tcPr>
           <w:p>
             <w:pPr>
+              <w:keepNext w:val="false"/>
               <w:spacing w:after="40" w:before="0"/>
               <w:jc w:val="left"/>
             </w:pPr>
@@ -16184,6 +16573,7 @@
           </w:tcPr>
           <w:p>
             <w:pPr>
+              <w:keepNext w:val="false"/>
               <w:spacing w:after="40" w:before="0"/>
               <w:jc w:val="left"/>
             </w:pPr>
@@ -16218,6 +16608,7 @@
           </w:tcPr>
           <w:p>
             <w:pPr>
+              <w:keepNext w:val="false"/>
               <w:spacing w:after="40" w:before="0"/>
               <w:jc w:val="left"/>
             </w:pPr>
@@ -16250,6 +16641,7 @@
           </w:tcPr>
           <w:p>
             <w:pPr>
+              <w:keepNext w:val="false"/>
               <w:spacing w:after="40" w:before="0"/>
               <w:jc w:val="left"/>
             </w:pPr>
@@ -16284,6 +16676,7 @@
           </w:tcPr>
           <w:p>
             <w:pPr>
+              <w:keepNext w:val="false"/>
               <w:spacing w:after="40" w:before="0"/>
               <w:jc w:val="left"/>
             </w:pPr>
@@ -16316,6 +16709,7 @@
           </w:tcPr>
           <w:p>
             <w:pPr>
+              <w:keepNext w:val="false"/>
               <w:spacing w:after="40" w:before="0"/>
               <w:jc w:val="left"/>
             </w:pPr>
@@ -16350,6 +16744,7 @@
           </w:tcPr>
           <w:p>
             <w:pPr>
+              <w:keepNext w:val="false"/>
               <w:spacing w:after="40" w:before="0"/>
               <w:jc w:val="left"/>
             </w:pPr>
@@ -16382,6 +16777,7 @@
           </w:tcPr>
           <w:p>
             <w:pPr>
+              <w:keepNext w:val="false"/>
               <w:spacing w:after="40" w:before="0"/>
               <w:jc w:val="left"/>
             </w:pPr>
@@ -16416,6 +16812,7 @@
           </w:tcPr>
           <w:p>
             <w:pPr>
+              <w:keepNext w:val="false"/>
               <w:spacing w:after="40" w:before="0"/>
               <w:jc w:val="left"/>
             </w:pPr>
@@ -16448,6 +16845,7 @@
           </w:tcPr>
           <w:p>
             <w:pPr>
+              <w:keepNext w:val="false"/>
               <w:spacing w:after="40" w:before="0"/>
               <w:jc w:val="left"/>
             </w:pPr>
@@ -16507,6 +16905,7 @@
           </w:tcPr>
           <w:p>
             <w:pPr>
+              <w:keepNext w:val="false"/>
               <w:spacing w:after="40" w:before="0"/>
               <w:jc w:val="center"/>
             </w:pPr>
@@ -16541,6 +16940,7 @@
           </w:tcPr>
           <w:p>
             <w:pPr>
+              <w:keepNext w:val="false"/>
               <w:spacing w:after="40" w:before="0"/>
               <w:jc w:val="left"/>
             </w:pPr>
@@ -16605,6 +17005,7 @@
           </w:tcPr>
           <w:p>
             <w:pPr>
+              <w:keepNext w:val="false"/>
               <w:spacing w:after="40" w:before="0"/>
               <w:jc w:val="center"/>
             </w:pPr>
@@ -16639,6 +17040,7 @@
           </w:tcPr>
           <w:p>
             <w:pPr>
+              <w:keepNext w:val="false"/>
               <w:spacing w:after="40" w:before="0"/>
               <w:jc w:val="left"/>
             </w:pPr>
@@ -16671,6 +17073,7 @@
           </w:tcPr>
           <w:p>
             <w:pPr>
+              <w:keepNext w:val="false"/>
               <w:spacing w:after="40" w:before="0"/>
               <w:jc w:val="left"/>
             </w:pPr>
@@ -16703,6 +17106,7 @@
           </w:tcPr>
           <w:p>
             <w:pPr>
+              <w:keepNext w:val="false"/>
               <w:spacing w:after="40" w:before="0"/>
               <w:jc w:val="left"/>
             </w:pPr>
@@ -16735,6 +17139,7 @@
           </w:tcPr>
           <w:p>
             <w:pPr>
+              <w:keepNext w:val="false"/>
               <w:spacing w:after="40" w:before="0"/>
               <w:jc w:val="left"/>
             </w:pPr>
@@ -16767,6 +17172,7 @@
           </w:tcPr>
           <w:p>
             <w:pPr>
+              <w:keepNext w:val="false"/>
               <w:spacing w:after="40" w:before="0"/>
               <w:jc w:val="left"/>
             </w:pPr>
@@ -16801,6 +17207,7 @@
           </w:tcPr>
           <w:p>
             <w:pPr>
+              <w:keepNext w:val="false"/>
               <w:spacing w:after="40" w:before="0"/>
               <w:jc w:val="left"/>
             </w:pPr>
@@ -16855,7 +17262,7 @@
               <w:spacing w:after="10" w:before="0"/>
               <w:ind w:left="120"/>
             </w:pPr>
-            <w:hyperlink w:history="1" r:id="rIdacbmuq3o4cll_xw3ui_v_">
+            <w:hyperlink w:history="1" r:id="rIdq6yxbdipa8kcyzdyluw4m">
               <w:r>
                 <w:rPr>
                   <w:rFonts w:ascii="Arial" w:cs="Arial" w:eastAsia="Arial" w:hAnsi="Arial"/>
@@ -16932,7 +17339,7 @@
               <w:spacing w:after="10" w:before="0"/>
               <w:ind w:left="120"/>
             </w:pPr>
-            <w:hyperlink w:history="1" r:id="rIdljqs0vjkuc0znkxzp09xa">
+            <w:hyperlink w:history="1" r:id="rId1uqd8wwfnil8mul62mopz">
               <w:r>
                 <w:rPr>
                   <w:rFonts w:ascii="Arial" w:cs="Arial" w:eastAsia="Arial" w:hAnsi="Arial"/>
@@ -16975,6 +17382,7 @@
           </w:tcPr>
           <w:p>
             <w:pPr>
+              <w:keepNext w:val="false"/>
               <w:spacing w:after="40" w:before="0"/>
               <w:jc w:val="left"/>
             </w:pPr>
@@ -17007,6 +17415,7 @@
           </w:tcPr>
           <w:p>
             <w:pPr>
+              <w:keepNext w:val="false"/>
               <w:spacing w:after="40" w:before="0"/>
               <w:jc w:val="left"/>
             </w:pPr>
@@ -17039,6 +17448,7 @@
           </w:tcPr>
           <w:p>
             <w:pPr>
+              <w:keepNext w:val="false"/>
               <w:spacing w:after="40" w:before="0"/>
               <w:jc w:val="left"/>
             </w:pPr>
@@ -17071,6 +17481,7 @@
           </w:tcPr>
           <w:p>
             <w:pPr>
+              <w:keepNext w:val="false"/>
               <w:spacing w:after="40" w:before="0"/>
               <w:jc w:val="left"/>
             </w:pPr>
@@ -17105,6 +17516,7 @@
           </w:tcPr>
           <w:p>
             <w:pPr>
+              <w:keepNext w:val="false"/>
               <w:spacing w:after="40" w:before="0"/>
               <w:jc w:val="left"/>
             </w:pPr>
@@ -17159,7 +17571,7 @@
               <w:spacing w:after="10" w:before="0"/>
               <w:ind w:left="120"/>
             </w:pPr>
-            <w:hyperlink w:history="1" r:id="rIdjsrdtzelv1vzsxhdnvijz">
+            <w:hyperlink w:history="1" r:id="rIdgnnjfoz4erpmajxqpurn_">
               <w:r>
                 <w:rPr>
                   <w:rFonts w:ascii="Arial" w:cs="Arial" w:eastAsia="Arial" w:hAnsi="Arial"/>
@@ -17236,7 +17648,7 @@
               <w:spacing w:after="10" w:before="0"/>
               <w:ind w:left="120"/>
             </w:pPr>
-            <w:hyperlink w:history="1" r:id="rId1siv-7oxsiytxqwgtkehx">
+            <w:hyperlink w:history="1" r:id="rIdnpdleag9mho3n3mbttzrx">
               <w:r>
                 <w:rPr>
                   <w:rFonts w:ascii="Arial" w:cs="Arial" w:eastAsia="Arial" w:hAnsi="Arial"/>
@@ -17279,6 +17691,7 @@
           </w:tcPr>
           <w:p>
             <w:pPr>
+              <w:keepNext w:val="false"/>
               <w:spacing w:after="40" w:before="0"/>
               <w:jc w:val="left"/>
             </w:pPr>
@@ -17311,6 +17724,7 @@
           </w:tcPr>
           <w:p>
             <w:pPr>
+              <w:keepNext w:val="false"/>
               <w:spacing w:after="40" w:before="0"/>
               <w:jc w:val="left"/>
             </w:pPr>
@@ -17343,6 +17757,7 @@
           </w:tcPr>
           <w:p>
             <w:pPr>
+              <w:keepNext w:val="false"/>
               <w:spacing w:after="40" w:before="0"/>
               <w:jc w:val="left"/>
             </w:pPr>
@@ -17375,6 +17790,7 @@
           </w:tcPr>
           <w:p>
             <w:pPr>
+              <w:keepNext w:val="false"/>
               <w:spacing w:after="40" w:before="0"/>
               <w:jc w:val="left"/>
             </w:pPr>
@@ -17409,6 +17825,7 @@
           </w:tcPr>
           <w:p>
             <w:pPr>
+              <w:keepNext w:val="false"/>
               <w:spacing w:after="40" w:before="0"/>
               <w:jc w:val="left"/>
             </w:pPr>
@@ -17463,7 +17880,7 @@
               <w:spacing w:after="10" w:before="0"/>
               <w:ind w:left="120"/>
             </w:pPr>
-            <w:hyperlink w:history="1" r:id="rIde9gowuypbovu9_bj6f6mn">
+            <w:hyperlink w:history="1" r:id="rIdwk9elvfwaf-be31bogiqt">
               <w:r>
                 <w:rPr>
                   <w:rFonts w:ascii="Arial" w:cs="Arial" w:eastAsia="Arial" w:hAnsi="Arial"/>
@@ -17540,7 +17957,7 @@
               <w:spacing w:after="10" w:before="0"/>
               <w:ind w:left="120"/>
             </w:pPr>
-            <w:hyperlink w:history="1" r:id="rIde2n8tzqr5gjdejbkivzdj">
+            <w:hyperlink w:history="1" r:id="rId5wwk3dobiuvomubq7bsmu">
               <w:r>
                 <w:rPr>
                   <w:rFonts w:ascii="Arial" w:cs="Arial" w:eastAsia="Arial" w:hAnsi="Arial"/>
@@ -17583,6 +18000,7 @@
           </w:tcPr>
           <w:p>
             <w:pPr>
+              <w:keepNext w:val="false"/>
               <w:spacing w:after="40" w:before="0"/>
               <w:jc w:val="left"/>
             </w:pPr>
@@ -17615,6 +18033,7 @@
           </w:tcPr>
           <w:p>
             <w:pPr>
+              <w:keepNext w:val="false"/>
               <w:spacing w:after="40" w:before="0"/>
               <w:jc w:val="left"/>
             </w:pPr>
@@ -17647,6 +18066,7 @@
           </w:tcPr>
           <w:p>
             <w:pPr>
+              <w:keepNext w:val="false"/>
               <w:spacing w:after="40" w:before="0"/>
               <w:jc w:val="left"/>
             </w:pPr>
@@ -17679,6 +18099,7 @@
           </w:tcPr>
           <w:p>
             <w:pPr>
+              <w:keepNext w:val="false"/>
               <w:spacing w:after="40" w:before="0"/>
               <w:jc w:val="left"/>
             </w:pPr>
@@ -17713,6 +18134,7 @@
           </w:tcPr>
           <w:p>
             <w:pPr>
+              <w:keepNext w:val="false"/>
               <w:spacing w:after="40" w:before="0"/>
               <w:jc w:val="left"/>
             </w:pPr>
@@ -17767,7 +18189,7 @@
               <w:spacing w:after="10" w:before="0"/>
               <w:ind w:left="120"/>
             </w:pPr>
-            <w:hyperlink w:history="1" r:id="rIdpf_c8angi3qobr5pivhvn">
+            <w:hyperlink w:history="1" r:id="rIdqytycorh1qyw1vehxqeyc">
               <w:r>
                 <w:rPr>
                   <w:rFonts w:ascii="Arial" w:cs="Arial" w:eastAsia="Arial" w:hAnsi="Arial"/>
@@ -17844,7 +18266,7 @@
               <w:spacing w:after="10" w:before="0"/>
               <w:ind w:left="120"/>
             </w:pPr>
-            <w:hyperlink w:history="1" r:id="rIdrtwz3_hrhrfmqebgrmwiq">
+            <w:hyperlink w:history="1" r:id="rId5oz44j1eouu1uo1k9xsey">
               <w:r>
                 <w:rPr>
                   <w:rFonts w:ascii="Arial" w:cs="Arial" w:eastAsia="Arial" w:hAnsi="Arial"/>
@@ -17887,6 +18309,7 @@
           </w:tcPr>
           <w:p>
             <w:pPr>
+              <w:keepNext w:val="false"/>
               <w:spacing w:after="40" w:before="0"/>
               <w:jc w:val="left"/>
             </w:pPr>
@@ -17919,6 +18342,7 @@
           </w:tcPr>
           <w:p>
             <w:pPr>
+              <w:keepNext w:val="false"/>
               <w:spacing w:after="40" w:before="0"/>
               <w:jc w:val="left"/>
             </w:pPr>
@@ -17951,6 +18375,7 @@
           </w:tcPr>
           <w:p>
             <w:pPr>
+              <w:keepNext w:val="false"/>
               <w:spacing w:after="40" w:before="0"/>
               <w:jc w:val="left"/>
             </w:pPr>
@@ -17983,6 +18408,7 @@
           </w:tcPr>
           <w:p>
             <w:pPr>
+              <w:keepNext w:val="false"/>
               <w:spacing w:after="40" w:before="0"/>
               <w:jc w:val="left"/>
             </w:pPr>
@@ -18017,6 +18443,7 @@
           </w:tcPr>
           <w:p>
             <w:pPr>
+              <w:keepNext w:val="false"/>
               <w:spacing w:after="40" w:before="0"/>
               <w:jc w:val="left"/>
             </w:pPr>
@@ -18071,7 +18498,7 @@
               <w:spacing w:after="10" w:before="0"/>
               <w:ind w:left="120"/>
             </w:pPr>
-            <w:hyperlink w:history="1" r:id="rIdqg1e0ckwe2_wxip11crcu">
+            <w:hyperlink w:history="1" r:id="rIdcto32hv3ipukn9lshqohi">
               <w:r>
                 <w:rPr>
                   <w:rFonts w:ascii="Arial" w:cs="Arial" w:eastAsia="Arial" w:hAnsi="Arial"/>
@@ -18148,7 +18575,7 @@
               <w:spacing w:after="10" w:before="0"/>
               <w:ind w:left="120"/>
             </w:pPr>
-            <w:hyperlink w:history="1" r:id="rIdcmlawyzqracl9a4lsnhwz">
+            <w:hyperlink w:history="1" r:id="rIdofahj4uiz-1smlve_eorm">
               <w:r>
                 <w:rPr>
                   <w:rFonts w:ascii="Arial" w:cs="Arial" w:eastAsia="Arial" w:hAnsi="Arial"/>
@@ -18191,6 +18618,7 @@
           </w:tcPr>
           <w:p>
             <w:pPr>
+              <w:keepNext w:val="false"/>
               <w:spacing w:after="40" w:before="0"/>
               <w:jc w:val="left"/>
             </w:pPr>
@@ -18223,6 +18651,7 @@
           </w:tcPr>
           <w:p>
             <w:pPr>
+              <w:keepNext w:val="false"/>
               <w:spacing w:after="40" w:before="0"/>
               <w:jc w:val="left"/>
             </w:pPr>
@@ -18255,6 +18684,7 @@
           </w:tcPr>
           <w:p>
             <w:pPr>
+              <w:keepNext w:val="false"/>
               <w:spacing w:after="40" w:before="0"/>
               <w:jc w:val="left"/>
             </w:pPr>
@@ -18287,6 +18717,7 @@
           </w:tcPr>
           <w:p>
             <w:pPr>
+              <w:keepNext w:val="false"/>
               <w:spacing w:after="40" w:before="0"/>
               <w:jc w:val="left"/>
             </w:pPr>
@@ -18346,6 +18777,7 @@
           </w:tcPr>
           <w:p>
             <w:pPr>
+              <w:keepNext w:val="false"/>
               <w:spacing w:after="40" w:before="0"/>
               <w:jc w:val="center"/>
             </w:pPr>
@@ -18380,6 +18812,7 @@
           </w:tcPr>
           <w:p>
             <w:pPr>
+              <w:keepNext w:val="false"/>
               <w:spacing w:after="40" w:before="0"/>
               <w:jc w:val="left"/>
             </w:pPr>
@@ -18441,6 +18874,7 @@
           </w:tcPr>
           <w:p>
             <w:pPr>
+              <w:keepNext w:val="false"/>
               <w:spacing w:after="40" w:before="0"/>
               <w:jc w:val="center"/>
             </w:pPr>
@@ -18475,6 +18909,7 @@
           </w:tcPr>
           <w:p>
             <w:pPr>
+              <w:keepNext w:val="false"/>
               <w:spacing w:after="40" w:before="0"/>
               <w:jc w:val="left"/>
             </w:pPr>
@@ -18507,6 +18942,7 @@
           </w:tcPr>
           <w:p>
             <w:pPr>
+              <w:keepNext w:val="false"/>
               <w:spacing w:after="40" w:before="0"/>
               <w:jc w:val="left"/>
             </w:pPr>
@@ -18541,6 +18977,7 @@
           </w:tcPr>
           <w:p>
             <w:pPr>
+              <w:keepNext w:val="false"/>
               <w:spacing w:after="40" w:before="0"/>
               <w:jc w:val="left"/>
             </w:pPr>
@@ -18573,6 +19010,7 @@
           </w:tcPr>
           <w:p>
             <w:pPr>
+              <w:keepNext w:val="false"/>
               <w:spacing w:after="40" w:before="0"/>
               <w:jc w:val="left"/>
             </w:pPr>
@@ -18607,6 +19045,7 @@
           </w:tcPr>
           <w:p>
             <w:pPr>
+              <w:keepNext w:val="false"/>
               <w:spacing w:after="40" w:before="0"/>
               <w:jc w:val="left"/>
             </w:pPr>
@@ -18639,6 +19078,7 @@
           </w:tcPr>
           <w:p>
             <w:pPr>
+              <w:keepNext w:val="false"/>
               <w:spacing w:after="40" w:before="0"/>
               <w:jc w:val="left"/>
             </w:pPr>
@@ -18675,7 +19115,7 @@
         </w:rPr>
         <w:t xml:space="preserve">© 2026 SeaVuria and ARES. Aligned with KICD objectives. Developed by SeaVuria; technical implementation by ARES (with AI assistance from Claude). Licensed under </w:t>
       </w:r>
-      <w:hyperlink w:history="1" r:id="rId-fnl_upmiplmh5dsvxvcl">
+      <w:hyperlink w:history="1" r:id="rIdvq-cuukuoqwlqv6uukunk">
         <w:r>
           <w:rPr>
             <w:rFonts w:ascii="Arial" w:cs="Arial" w:eastAsia="Arial" w:hAnsi="Arial"/>
@@ -18696,7 +19136,7 @@
         </w:rPr>
         <w:t xml:space="preserve"> (</w:t>
       </w:r>
-      <w:hyperlink w:history="1" r:id="rIdqcgg2widsl12ulrcrcmiv">
+      <w:hyperlink w:history="1" r:id="rIdrq3xbcegghmylebzy71ew">
         <w:r>
           <w:rPr>
             <w:rFonts w:ascii="Arial" w:cs="Arial" w:eastAsia="Arial" w:hAnsi="Arial"/>
@@ -18756,6 +19196,7 @@
           </w:tcPr>
           <w:p>
             <w:pPr>
+              <w:keepNext w:val="false"/>
               <w:spacing w:after="40" w:before="0"/>
               <w:jc w:val="center"/>
             </w:pPr>
@@ -18791,6 +19232,7 @@
           </w:tcPr>
           <w:p>
             <w:pPr>
+              <w:keepNext w:val="false"/>
               <w:spacing w:after="40" w:before="0"/>
               <w:jc w:val="center"/>
             </w:pPr>
@@ -18825,6 +19267,7 @@
           </w:tcPr>
           <w:p>
             <w:pPr>
+              <w:keepNext w:val="false"/>
               <w:spacing w:after="40" w:before="0"/>
               <w:jc w:val="left"/>
             </w:pPr>
@@ -18857,6 +19300,7 @@
           </w:tcPr>
           <w:p>
             <w:pPr>
+              <w:keepNext w:val="false"/>
               <w:spacing w:after="40" w:before="0"/>
               <w:jc w:val="left"/>
             </w:pPr>
@@ -18891,6 +19335,7 @@
           </w:tcPr>
           <w:p>
             <w:pPr>
+              <w:keepNext w:val="false"/>
               <w:spacing w:after="40" w:before="0"/>
               <w:jc w:val="left"/>
             </w:pPr>
@@ -18923,6 +19368,7 @@
           </w:tcPr>
           <w:p>
             <w:pPr>
+              <w:keepNext w:val="false"/>
               <w:spacing w:after="40" w:before="0"/>
               <w:jc w:val="left"/>
             </w:pPr>
@@ -18957,6 +19403,7 @@
           </w:tcPr>
           <w:p>
             <w:pPr>
+              <w:keepNext w:val="false"/>
               <w:spacing w:after="40" w:before="0"/>
               <w:jc w:val="left"/>
             </w:pPr>
@@ -18989,6 +19436,7 @@
           </w:tcPr>
           <w:p>
             <w:pPr>
+              <w:keepNext w:val="false"/>
               <w:spacing w:after="40" w:before="0"/>
               <w:jc w:val="left"/>
             </w:pPr>
@@ -19023,6 +19471,7 @@
           </w:tcPr>
           <w:p>
             <w:pPr>
+              <w:keepNext w:val="false"/>
               <w:spacing w:after="40" w:before="0"/>
               <w:jc w:val="left"/>
             </w:pPr>
@@ -19055,6 +19504,7 @@
           </w:tcPr>
           <w:p>
             <w:pPr>
+              <w:keepNext w:val="false"/>
               <w:spacing w:after="40" w:before="0"/>
               <w:jc w:val="left"/>
             </w:pPr>
@@ -19089,6 +19539,7 @@
           </w:tcPr>
           <w:p>
             <w:pPr>
+              <w:keepNext w:val="false"/>
               <w:spacing w:after="40" w:before="0"/>
               <w:jc w:val="left"/>
             </w:pPr>
@@ -19121,6 +19572,7 @@
           </w:tcPr>
           <w:p>
             <w:pPr>
+              <w:keepNext w:val="false"/>
               <w:spacing w:after="40" w:before="0"/>
               <w:jc w:val="left"/>
             </w:pPr>
@@ -19155,6 +19607,7 @@
           </w:tcPr>
           <w:p>
             <w:pPr>
+              <w:keepNext w:val="false"/>
               <w:spacing w:after="40" w:before="0"/>
               <w:jc w:val="left"/>
             </w:pPr>
@@ -19187,6 +19640,7 @@
           </w:tcPr>
           <w:p>
             <w:pPr>
+              <w:keepNext w:val="false"/>
               <w:spacing w:after="40" w:before="0"/>
               <w:jc w:val="left"/>
             </w:pPr>
@@ -19221,6 +19675,7 @@
           </w:tcPr>
           <w:p>
             <w:pPr>
+              <w:keepNext w:val="false"/>
               <w:spacing w:after="40" w:before="0"/>
               <w:jc w:val="left"/>
             </w:pPr>
@@ -19253,6 +19708,7 @@
           </w:tcPr>
           <w:p>
             <w:pPr>
+              <w:keepNext w:val="false"/>
               <w:spacing w:after="40" w:before="0"/>
               <w:jc w:val="left"/>
             </w:pPr>
@@ -19287,6 +19743,7 @@
           </w:tcPr>
           <w:p>
             <w:pPr>
+              <w:keepNext w:val="false"/>
               <w:spacing w:after="40" w:before="0"/>
               <w:jc w:val="left"/>
             </w:pPr>
@@ -19319,6 +19776,7 @@
           </w:tcPr>
           <w:p>
             <w:pPr>
+              <w:keepNext w:val="false"/>
               <w:spacing w:after="40" w:before="0"/>
               <w:jc w:val="left"/>
             </w:pPr>
@@ -19378,6 +19836,7 @@
           </w:tcPr>
           <w:p>
             <w:pPr>
+              <w:keepNext w:val="false"/>
               <w:spacing w:after="40" w:before="0"/>
               <w:jc w:val="center"/>
             </w:pPr>
@@ -19412,6 +19871,7 @@
           </w:tcPr>
           <w:p>
             <w:pPr>
+              <w:keepNext w:val="false"/>
               <w:spacing w:after="40" w:before="0"/>
               <w:jc w:val="left"/>
             </w:pPr>
@@ -19476,6 +19936,7 @@
           </w:tcPr>
           <w:p>
             <w:pPr>
+              <w:keepNext w:val="false"/>
               <w:spacing w:after="40" w:before="0"/>
               <w:jc w:val="center"/>
             </w:pPr>
@@ -19510,6 +19971,7 @@
           </w:tcPr>
           <w:p>
             <w:pPr>
+              <w:keepNext w:val="false"/>
               <w:spacing w:after="40" w:before="0"/>
               <w:jc w:val="left"/>
             </w:pPr>
@@ -19542,6 +20004,7 @@
           </w:tcPr>
           <w:p>
             <w:pPr>
+              <w:keepNext w:val="false"/>
               <w:spacing w:after="40" w:before="0"/>
               <w:jc w:val="left"/>
             </w:pPr>
@@ -19574,6 +20037,7 @@
           </w:tcPr>
           <w:p>
             <w:pPr>
+              <w:keepNext w:val="false"/>
               <w:spacing w:after="40" w:before="0"/>
               <w:jc w:val="left"/>
             </w:pPr>
@@ -19606,6 +20070,7 @@
           </w:tcPr>
           <w:p>
             <w:pPr>
+              <w:keepNext w:val="false"/>
               <w:spacing w:after="40" w:before="0"/>
               <w:jc w:val="left"/>
             </w:pPr>
@@ -19638,6 +20103,7 @@
           </w:tcPr>
           <w:p>
             <w:pPr>
+              <w:keepNext w:val="false"/>
               <w:spacing w:after="40" w:before="0"/>
               <w:jc w:val="left"/>
             </w:pPr>
@@ -19672,6 +20138,7 @@
           </w:tcPr>
           <w:p>
             <w:pPr>
+              <w:keepNext w:val="false"/>
               <w:spacing w:after="40" w:before="0"/>
               <w:jc w:val="left"/>
             </w:pPr>
@@ -19709,7 +20176,7 @@
             <w:pPr>
               <w:spacing w:after="20" w:before="0"/>
             </w:pPr>
-            <w:hyperlink w:history="1" r:id="rIdylcqm-h6ky-3cb1io1n5k">
+            <w:hyperlink w:history="1" r:id="rIdbdmql6jmslhf5opd4u7ch">
               <w:r>
                 <w:rPr>
                   <w:rFonts w:ascii="Arial" w:cs="Arial" w:eastAsia="Arial" w:hAnsi="Arial"/>
@@ -19758,7 +20225,7 @@
               <w:spacing w:after="10" w:before="0"/>
               <w:ind w:left="120"/>
             </w:pPr>
-            <w:hyperlink w:history="1" r:id="rIdy7mmdt8mjuset6shuwgkf">
+            <w:hyperlink w:history="1" r:id="rIdoqswbiaxy12m1safhgafr">
               <w:r>
                 <w:rPr>
                   <w:rFonts w:ascii="Arial" w:cs="Arial" w:eastAsia="Arial" w:hAnsi="Arial"/>
@@ -19803,7 +20270,7 @@
             <w:pPr>
               <w:spacing w:after="20" w:before="0"/>
             </w:pPr>
-            <w:hyperlink w:history="1" r:id="rIdpuxmphcqmgkxdwynwywko">
+            <w:hyperlink w:history="1" r:id="rIdxxtep_em7ma6l2hboqjtp">
               <w:r>
                 <w:rPr>
                   <w:rFonts w:ascii="Arial" w:cs="Arial" w:eastAsia="Arial" w:hAnsi="Arial"/>
@@ -19852,7 +20319,7 @@
               <w:spacing w:after="10" w:before="0"/>
               <w:ind w:left="120"/>
             </w:pPr>
-            <w:hyperlink w:history="1" r:id="rIdnfuzktxnswxp9udclxlhc">
+            <w:hyperlink w:history="1" r:id="rIdub1c1jfi1gbw8sim14bxj">
               <w:r>
                 <w:rPr>
                   <w:rFonts w:ascii="Arial" w:cs="Arial" w:eastAsia="Arial" w:hAnsi="Arial"/>
@@ -19880,6 +20347,7 @@
           </w:tcPr>
           <w:p>
             <w:pPr>
+              <w:keepNext w:val="false"/>
               <w:spacing w:after="40" w:before="0"/>
               <w:jc w:val="left"/>
             </w:pPr>
@@ -19912,6 +20380,7 @@
           </w:tcPr>
           <w:p>
             <w:pPr>
+              <w:keepNext w:val="false"/>
               <w:spacing w:after="40" w:before="0"/>
               <w:jc w:val="left"/>
             </w:pPr>
@@ -19944,6 +20413,7 @@
           </w:tcPr>
           <w:p>
             <w:pPr>
+              <w:keepNext w:val="false"/>
               <w:spacing w:after="40" w:before="0"/>
               <w:jc w:val="left"/>
             </w:pPr>
@@ -19976,6 +20446,7 @@
           </w:tcPr>
           <w:p>
             <w:pPr>
+              <w:keepNext w:val="false"/>
               <w:spacing w:after="40" w:before="0"/>
               <w:jc w:val="left"/>
             </w:pPr>
@@ -20010,6 +20481,7 @@
           </w:tcPr>
           <w:p>
             <w:pPr>
+              <w:keepNext w:val="false"/>
               <w:spacing w:after="40" w:before="0"/>
               <w:jc w:val="left"/>
             </w:pPr>
@@ -20047,7 +20519,7 @@
             <w:pPr>
               <w:spacing w:after="20" w:before="0"/>
             </w:pPr>
-            <w:hyperlink w:history="1" r:id="rIdyejfu3fv8wyspxd8xmrnc">
+            <w:hyperlink w:history="1" r:id="rId0ju0bq11jyxnq0fuwxwhp">
               <w:r>
                 <w:rPr>
                   <w:rFonts w:ascii="Arial" w:cs="Arial" w:eastAsia="Arial" w:hAnsi="Arial"/>
@@ -20096,7 +20568,7 @@
               <w:spacing w:after="10" w:before="0"/>
               <w:ind w:left="120"/>
             </w:pPr>
-            <w:hyperlink w:history="1" r:id="rIdvu9fmdvxvwoqxosyhzjyg">
+            <w:hyperlink w:history="1" r:id="rId1z-ax0jyd9udcmtqx5lwz">
               <w:r>
                 <w:rPr>
                   <w:rFonts w:ascii="Arial" w:cs="Arial" w:eastAsia="Arial" w:hAnsi="Arial"/>
@@ -20141,7 +20613,7 @@
             <w:pPr>
               <w:spacing w:after="20" w:before="0"/>
             </w:pPr>
-            <w:hyperlink w:history="1" r:id="rIdanmhodzwl-br1grnuztqu">
+            <w:hyperlink w:history="1" r:id="rIdaiukte2p1inn2nre0tib-">
               <w:r>
                 <w:rPr>
                   <w:rFonts w:ascii="Arial" w:cs="Arial" w:eastAsia="Arial" w:hAnsi="Arial"/>
@@ -20190,7 +20662,7 @@
               <w:spacing w:after="10" w:before="0"/>
               <w:ind w:left="120"/>
             </w:pPr>
-            <w:hyperlink w:history="1" r:id="rId8w749nf_ymfh92zrykvjw">
+            <w:hyperlink w:history="1" r:id="rIdt3dqtaebkedly2xuy2wjt">
               <w:r>
                 <w:rPr>
                   <w:rFonts w:ascii="Arial" w:cs="Arial" w:eastAsia="Arial" w:hAnsi="Arial"/>
@@ -20218,6 +20690,7 @@
           </w:tcPr>
           <w:p>
             <w:pPr>
+              <w:keepNext w:val="false"/>
               <w:spacing w:after="40" w:before="0"/>
               <w:jc w:val="left"/>
             </w:pPr>
@@ -20250,6 +20723,7 @@
           </w:tcPr>
           <w:p>
             <w:pPr>
+              <w:keepNext w:val="false"/>
               <w:spacing w:after="40" w:before="0"/>
               <w:jc w:val="left"/>
             </w:pPr>
@@ -20282,6 +20756,7 @@
           </w:tcPr>
           <w:p>
             <w:pPr>
+              <w:keepNext w:val="false"/>
               <w:spacing w:after="40" w:before="0"/>
               <w:jc w:val="left"/>
             </w:pPr>
@@ -20314,6 +20789,7 @@
           </w:tcPr>
           <w:p>
             <w:pPr>
+              <w:keepNext w:val="false"/>
               <w:spacing w:after="40" w:before="0"/>
               <w:jc w:val="left"/>
             </w:pPr>
@@ -20348,6 +20824,7 @@
           </w:tcPr>
           <w:p>
             <w:pPr>
+              <w:keepNext w:val="false"/>
               <w:spacing w:after="40" w:before="0"/>
               <w:jc w:val="left"/>
             </w:pPr>
@@ -20385,7 +20862,7 @@
             <w:pPr>
               <w:spacing w:after="20" w:before="0"/>
             </w:pPr>
-            <w:hyperlink w:history="1" r:id="rIdjiv-mzdytguvhbng3ryti">
+            <w:hyperlink w:history="1" r:id="rIddrqrz4tigrgv6wszu-_ft">
               <w:r>
                 <w:rPr>
                   <w:rFonts w:ascii="Arial" w:cs="Arial" w:eastAsia="Arial" w:hAnsi="Arial"/>
@@ -20434,7 +20911,7 @@
               <w:spacing w:after="10" w:before="0"/>
               <w:ind w:left="120"/>
             </w:pPr>
-            <w:hyperlink w:history="1" r:id="rIdnsygw6vvdier7rk9rxukc">
+            <w:hyperlink w:history="1" r:id="rIdgqfuy-mgvsnvoxj_h0uxo">
               <w:r>
                 <w:rPr>
                   <w:rFonts w:ascii="Arial" w:cs="Arial" w:eastAsia="Arial" w:hAnsi="Arial"/>
@@ -20479,7 +20956,7 @@
             <w:pPr>
               <w:spacing w:after="20" w:before="0"/>
             </w:pPr>
-            <w:hyperlink w:history="1" r:id="rIdh956ruytbsw6t1yoxanwj">
+            <w:hyperlink w:history="1" r:id="rIdtcpespq1byhggmmsxba2q">
               <w:r>
                 <w:rPr>
                   <w:rFonts w:ascii="Arial" w:cs="Arial" w:eastAsia="Arial" w:hAnsi="Arial"/>
@@ -20528,7 +21005,7 @@
               <w:spacing w:after="10" w:before="0"/>
               <w:ind w:left="120"/>
             </w:pPr>
-            <w:hyperlink w:history="1" r:id="rIdue6ias1tgw36sprf1lz3y">
+            <w:hyperlink w:history="1" r:id="rId55muws_a28rhkqwykqf1h">
               <w:r>
                 <w:rPr>
                   <w:rFonts w:ascii="Arial" w:cs="Arial" w:eastAsia="Arial" w:hAnsi="Arial"/>
@@ -20556,6 +21033,7 @@
           </w:tcPr>
           <w:p>
             <w:pPr>
+              <w:keepNext w:val="false"/>
               <w:spacing w:after="40" w:before="0"/>
               <w:jc w:val="left"/>
             </w:pPr>
@@ -20588,6 +21066,7 @@
           </w:tcPr>
           <w:p>
             <w:pPr>
+              <w:keepNext w:val="false"/>
               <w:spacing w:after="40" w:before="0"/>
               <w:jc w:val="left"/>
             </w:pPr>
@@ -20620,6 +21099,7 @@
           </w:tcPr>
           <w:p>
             <w:pPr>
+              <w:keepNext w:val="false"/>
               <w:spacing w:after="40" w:before="0"/>
               <w:jc w:val="left"/>
             </w:pPr>
@@ -20652,6 +21132,7 @@
           </w:tcPr>
           <w:p>
             <w:pPr>
+              <w:keepNext w:val="false"/>
               <w:spacing w:after="40" w:before="0"/>
               <w:jc w:val="left"/>
             </w:pPr>
@@ -20686,6 +21167,7 @@
           </w:tcPr>
           <w:p>
             <w:pPr>
+              <w:keepNext w:val="false"/>
               <w:spacing w:after="40" w:before="0"/>
               <w:jc w:val="left"/>
             </w:pPr>
@@ -20723,7 +21205,7 @@
             <w:pPr>
               <w:spacing w:after="20" w:before="0"/>
             </w:pPr>
-            <w:hyperlink w:history="1" r:id="rIdkbuz_uhk7colar6drcqn7">
+            <w:hyperlink w:history="1" r:id="rIdruhulp4mdcqn7lcnil8ms">
               <w:r>
                 <w:rPr>
                   <w:rFonts w:ascii="Arial" w:cs="Arial" w:eastAsia="Arial" w:hAnsi="Arial"/>
@@ -20772,7 +21254,7 @@
               <w:spacing w:after="10" w:before="0"/>
               <w:ind w:left="120"/>
             </w:pPr>
-            <w:hyperlink w:history="1" r:id="rIdcpqcpkfopxritm_ak-n12">
+            <w:hyperlink w:history="1" r:id="rIdhkfkkkjwemgxwcczzxn-p">
               <w:r>
                 <w:rPr>
                   <w:rFonts w:ascii="Arial" w:cs="Arial" w:eastAsia="Arial" w:hAnsi="Arial"/>
@@ -20817,7 +21299,7 @@
             <w:pPr>
               <w:spacing w:after="20" w:before="0"/>
             </w:pPr>
-            <w:hyperlink w:history="1" r:id="rId19mkm2-wihypxtlyod_mq">
+            <w:hyperlink w:history="1" r:id="rIdj5s8g27xuvpex7mebmr8w">
               <w:r>
                 <w:rPr>
                   <w:rFonts w:ascii="Arial" w:cs="Arial" w:eastAsia="Arial" w:hAnsi="Arial"/>
@@ -20866,7 +21348,7 @@
               <w:spacing w:after="10" w:before="0"/>
               <w:ind w:left="120"/>
             </w:pPr>
-            <w:hyperlink w:history="1" r:id="rIduc6-pcgkflegmggouuqm1">
+            <w:hyperlink w:history="1" r:id="rIddr9xb8ohvgouru7iqjfnp">
               <w:r>
                 <w:rPr>
                   <w:rFonts w:ascii="Arial" w:cs="Arial" w:eastAsia="Arial" w:hAnsi="Arial"/>
@@ -20894,6 +21376,7 @@
           </w:tcPr>
           <w:p>
             <w:pPr>
+              <w:keepNext w:val="false"/>
               <w:spacing w:after="40" w:before="0"/>
               <w:jc w:val="left"/>
             </w:pPr>
@@ -20926,6 +21409,7 @@
           </w:tcPr>
           <w:p>
             <w:pPr>
+              <w:keepNext w:val="false"/>
               <w:spacing w:after="40" w:before="0"/>
               <w:jc w:val="left"/>
             </w:pPr>
@@ -20958,6 +21442,7 @@
           </w:tcPr>
           <w:p>
             <w:pPr>
+              <w:keepNext w:val="false"/>
               <w:spacing w:after="40" w:before="0"/>
               <w:jc w:val="left"/>
             </w:pPr>
@@ -20990,6 +21475,7 @@
           </w:tcPr>
           <w:p>
             <w:pPr>
+              <w:keepNext w:val="false"/>
               <w:spacing w:after="40" w:before="0"/>
               <w:jc w:val="left"/>
             </w:pPr>
@@ -21024,6 +21510,7 @@
           </w:tcPr>
           <w:p>
             <w:pPr>
+              <w:keepNext w:val="false"/>
               <w:spacing w:after="40" w:before="0"/>
               <w:jc w:val="left"/>
             </w:pPr>
@@ -21061,7 +21548,7 @@
             <w:pPr>
               <w:spacing w:after="20" w:before="0"/>
             </w:pPr>
-            <w:hyperlink w:history="1" r:id="rIdruzvi8v1tfandyidqgtvw">
+            <w:hyperlink w:history="1" r:id="rIdjeb8m2_4jnpadp6t-ug7t">
               <w:r>
                 <w:rPr>
                   <w:rFonts w:ascii="Arial" w:cs="Arial" w:eastAsia="Arial" w:hAnsi="Arial"/>
@@ -21110,7 +21597,7 @@
               <w:spacing w:after="10" w:before="0"/>
               <w:ind w:left="120"/>
             </w:pPr>
-            <w:hyperlink w:history="1" r:id="rId90_w1eldzfhlwyh5sp-vh">
+            <w:hyperlink w:history="1" r:id="rIdphjtnnmeoki-_wz_hpxby">
               <w:r>
                 <w:rPr>
                   <w:rFonts w:ascii="Arial" w:cs="Arial" w:eastAsia="Arial" w:hAnsi="Arial"/>
@@ -21155,7 +21642,7 @@
             <w:pPr>
               <w:spacing w:after="20" w:before="0"/>
             </w:pPr>
-            <w:hyperlink w:history="1" r:id="rIdq2-7wsdqysp6cs3ka-asn">
+            <w:hyperlink w:history="1" r:id="rIdkmjj6juyg-wu6_w7otcpe">
               <w:r>
                 <w:rPr>
                   <w:rFonts w:ascii="Arial" w:cs="Arial" w:eastAsia="Arial" w:hAnsi="Arial"/>
@@ -21204,7 +21691,7 @@
               <w:spacing w:after="10" w:before="0"/>
               <w:ind w:left="120"/>
             </w:pPr>
-            <w:hyperlink w:history="1" r:id="rIdlqbjnlih2qbn17tz7krhy">
+            <w:hyperlink w:history="1" r:id="rIdzngw0u5hjvfyeov5vytsg">
               <w:r>
                 <w:rPr>
                   <w:rFonts w:ascii="Arial" w:cs="Arial" w:eastAsia="Arial" w:hAnsi="Arial"/>
@@ -21232,6 +21719,7 @@
           </w:tcPr>
           <w:p>
             <w:pPr>
+              <w:keepNext w:val="false"/>
               <w:spacing w:after="40" w:before="0"/>
               <w:jc w:val="left"/>
             </w:pPr>
@@ -21264,6 +21752,7 @@
           </w:tcPr>
           <w:p>
             <w:pPr>
+              <w:keepNext w:val="false"/>
               <w:spacing w:after="40" w:before="0"/>
               <w:jc w:val="left"/>
             </w:pPr>
@@ -21296,6 +21785,7 @@
           </w:tcPr>
           <w:p>
             <w:pPr>
+              <w:keepNext w:val="false"/>
               <w:spacing w:after="40" w:before="0"/>
               <w:jc w:val="left"/>
             </w:pPr>
@@ -21328,6 +21818,7 @@
           </w:tcPr>
           <w:p>
             <w:pPr>
+              <w:keepNext w:val="false"/>
               <w:spacing w:after="40" w:before="0"/>
               <w:jc w:val="left"/>
             </w:pPr>
@@ -21387,6 +21878,7 @@
           </w:tcPr>
           <w:p>
             <w:pPr>
+              <w:keepNext w:val="false"/>
               <w:spacing w:after="40" w:before="0"/>
               <w:jc w:val="center"/>
             </w:pPr>
@@ -21421,6 +21913,7 @@
           </w:tcPr>
           <w:p>
             <w:pPr>
+              <w:keepNext w:val="false"/>
               <w:spacing w:after="40" w:before="0"/>
               <w:jc w:val="left"/>
             </w:pPr>
@@ -21482,6 +21975,7 @@
           </w:tcPr>
           <w:p>
             <w:pPr>
+              <w:keepNext w:val="false"/>
               <w:spacing w:after="40" w:before="0"/>
               <w:jc w:val="center"/>
             </w:pPr>
@@ -21516,6 +22010,7 @@
           </w:tcPr>
           <w:p>
             <w:pPr>
+              <w:keepNext w:val="false"/>
               <w:spacing w:after="40" w:before="0"/>
               <w:jc w:val="left"/>
             </w:pPr>
@@ -21548,6 +22043,7 @@
           </w:tcPr>
           <w:p>
             <w:pPr>
+              <w:keepNext w:val="false"/>
               <w:spacing w:after="40" w:before="0"/>
               <w:jc w:val="left"/>
             </w:pPr>
@@ -21582,6 +22078,7 @@
           </w:tcPr>
           <w:p>
             <w:pPr>
+              <w:keepNext w:val="false"/>
               <w:spacing w:after="40" w:before="0"/>
               <w:jc w:val="left"/>
             </w:pPr>
@@ -21614,6 +22111,7 @@
           </w:tcPr>
           <w:p>
             <w:pPr>
+              <w:keepNext w:val="false"/>
               <w:spacing w:after="40" w:before="0"/>
               <w:jc w:val="left"/>
             </w:pPr>
@@ -21648,6 +22146,7 @@
           </w:tcPr>
           <w:p>
             <w:pPr>
+              <w:keepNext w:val="false"/>
               <w:spacing w:after="40" w:before="0"/>
               <w:jc w:val="left"/>
             </w:pPr>
@@ -21680,6 +22179,7 @@
           </w:tcPr>
           <w:p>
             <w:pPr>
+              <w:keepNext w:val="false"/>
               <w:spacing w:after="40" w:before="0"/>
               <w:jc w:val="left"/>
             </w:pPr>
@@ -21716,7 +22216,7 @@
         </w:rPr>
         <w:t xml:space="preserve">© 2026 SeaVuria and ARES. Aligned with KICD objectives. Developed by SeaVuria; technical implementation by ARES (with AI assistance from Claude). Licensed under </w:t>
       </w:r>
-      <w:hyperlink w:history="1" r:id="rIdsibxk7uhc28cdtdaue-uu">
+      <w:hyperlink w:history="1" r:id="rIdnoymks87jpynvfa7rt_lh">
         <w:r>
           <w:rPr>
             <w:rFonts w:ascii="Arial" w:cs="Arial" w:eastAsia="Arial" w:hAnsi="Arial"/>
@@ -21737,7 +22237,7 @@
         </w:rPr>
         <w:t xml:space="preserve"> (</w:t>
       </w:r>
-      <w:hyperlink w:history="1" r:id="rIdmfywd2ux_usisfjfpqii6">
+      <w:hyperlink w:history="1" r:id="rIdv6pbkx3ecfa7mgmxf-flt">
         <w:r>
           <w:rPr>
             <w:rFonts w:ascii="Arial" w:cs="Arial" w:eastAsia="Arial" w:hAnsi="Arial"/>
@@ -21798,6 +22298,7 @@
           </w:tcPr>
           <w:p>
             <w:pPr>
+              <w:keepNext w:val="false"/>
               <w:spacing w:after="40" w:before="0"/>
               <w:jc w:val="center"/>
             </w:pPr>
@@ -21832,6 +22333,7 @@
           </w:tcPr>
           <w:p>
             <w:pPr>
+              <w:keepNext w:val="false"/>
               <w:spacing w:after="40" w:before="0"/>
               <w:jc w:val="left"/>
             </w:pPr>
@@ -21864,6 +22366,7 @@
           </w:tcPr>
           <w:p>
             <w:pPr>
+              <w:keepNext w:val="false"/>
               <w:spacing w:after="40" w:before="0"/>
               <w:jc w:val="left"/>
             </w:pPr>
@@ -21896,6 +22399,7 @@
           </w:tcPr>
           <w:p>
             <w:pPr>
+              <w:keepNext w:val="false"/>
               <w:spacing w:after="40" w:before="0"/>
               <w:jc w:val="left"/>
             </w:pPr>
@@ -21930,6 +22434,7 @@
           </w:tcPr>
           <w:p>
             <w:pPr>
+              <w:keepNext w:val="false"/>
               <w:spacing w:after="40" w:before="0"/>
               <w:jc w:val="left"/>
             </w:pPr>
@@ -21962,6 +22467,7 @@
           </w:tcPr>
           <w:p>
             <w:pPr>
+              <w:keepNext w:val="false"/>
               <w:spacing w:after="40" w:before="0"/>
               <w:jc w:val="left"/>
             </w:pPr>
@@ -21994,6 +22500,7 @@
           </w:tcPr>
           <w:p>
             <w:pPr>
+              <w:keepNext w:val="false"/>
               <w:spacing w:after="40" w:before="0"/>
               <w:jc w:val="left"/>
             </w:pPr>
@@ -22028,6 +22535,7 @@
           </w:tcPr>
           <w:p>
             <w:pPr>
+              <w:keepNext w:val="false"/>
               <w:spacing w:after="40" w:before="0"/>
               <w:jc w:val="left"/>
             </w:pPr>
@@ -22060,6 +22568,7 @@
           </w:tcPr>
           <w:p>
             <w:pPr>
+              <w:keepNext w:val="false"/>
               <w:spacing w:after="40" w:before="0"/>
               <w:jc w:val="left"/>
             </w:pPr>
@@ -22092,6 +22601,7 @@
           </w:tcPr>
           <w:p>
             <w:pPr>
+              <w:keepNext w:val="false"/>
               <w:spacing w:after="40" w:before="0"/>
               <w:jc w:val="left"/>
             </w:pPr>
@@ -22126,6 +22636,7 @@
           </w:tcPr>
           <w:p>
             <w:pPr>
+              <w:keepNext w:val="false"/>
               <w:spacing w:after="40" w:before="0"/>
               <w:jc w:val="left"/>
             </w:pPr>
@@ -22158,6 +22669,7 @@
           </w:tcPr>
           <w:p>
             <w:pPr>
+              <w:keepNext w:val="false"/>
               <w:spacing w:after="40" w:before="0"/>
               <w:jc w:val="left"/>
             </w:pPr>
@@ -22190,6 +22702,7 @@
           </w:tcPr>
           <w:p>
             <w:pPr>
+              <w:keepNext w:val="false"/>
               <w:spacing w:after="40" w:before="0"/>
               <w:jc w:val="left"/>
             </w:pPr>

--- a/data/outputs/v2/Physics/SS1.5_Moments_of_Equilibrium/Physics_Moments_of_Equilibrium_CBE_LessonSequence.docx
+++ b/data/outputs/v2/Physics/SS1.5_Moments_of_Equilibrium/Physics_Moments_of_Equilibrium_CBE_LessonSequence.docx
@@ -2538,7 +2538,7 @@
         </w:rPr>
         <w:t xml:space="preserve">© 2026 SeaVuria and ARES. This work is licensed under a </w:t>
       </w:r>
-      <w:hyperlink w:history="1" r:id="rIdwgnhgfrzrhpol5zs0dxoo">
+      <w:hyperlink w:history="1" r:id="rIdduatfbrpotggcqz8uafco">
         <w:r>
           <w:rPr>
             <w:rFonts w:ascii="Arial" w:cs="Arial" w:eastAsia="Arial" w:hAnsi="Arial"/>
@@ -2558,7 +2558,7 @@
         </w:rPr>
         <w:t xml:space="preserve"> (</w:t>
       </w:r>
-      <w:hyperlink w:history="1" r:id="rIduji1_kxyz8f5rpptu52ww">
+      <w:hyperlink w:history="1" r:id="rIdgqshvbav_voyq49aqfrb-">
         <w:r>
           <w:rPr>
             <w:rFonts w:ascii="Arial" w:cs="Arial" w:eastAsia="Arial" w:hAnsi="Arial"/>
@@ -2578,7 +2578,7 @@
         </w:rPr>
         <w:t xml:space="preserve">). To view a copy of this license, visit </w:t>
       </w:r>
-      <w:hyperlink w:history="1" r:id="rIdufdwo5y5tdju4ykyhwmuh">
+      <w:hyperlink w:history="1" r:id="rIdfeq45nw0d9w0teemle8k4">
         <w:r>
           <w:rPr>
             <w:rFonts w:ascii="Arial" w:cs="Arial" w:eastAsia="Arial" w:hAnsi="Arial"/>
@@ -3617,7 +3617,7 @@
             <w:pPr>
               <w:spacing w:after="20" w:before="0"/>
             </w:pPr>
-            <w:hyperlink w:history="1" r:id="rId7f3848rs3layqaguj21re">
+            <w:hyperlink w:history="1" r:id="rId7utemuu9mtmfp1y-nfhkg">
               <w:r>
                 <w:rPr>
                   <w:rFonts w:ascii="Arial" w:cs="Arial" w:eastAsia="Arial" w:hAnsi="Arial"/>
@@ -3650,7 +3650,7 @@
               <w:spacing w:after="10" w:before="0"/>
               <w:ind w:left="120"/>
             </w:pPr>
-            <w:hyperlink w:history="1" r:id="rIdae70x7zcpl4_us2adgeaz">
+            <w:hyperlink w:history="1" r:id="rId6wrguuqji4b8ey4jchn-4">
               <w:r>
                 <w:rPr>
                   <w:rFonts w:ascii="Arial" w:cs="Arial" w:eastAsia="Arial" w:hAnsi="Arial"/>
@@ -3695,7 +3695,7 @@
             <w:pPr>
               <w:spacing w:after="20" w:before="0"/>
             </w:pPr>
-            <w:hyperlink w:history="1" r:id="rIdskg2azxpkosz1sylks-ea">
+            <w:hyperlink w:history="1" r:id="rIdob4pyur0n-uhm-ucdzifg">
               <w:r>
                 <w:rPr>
                   <w:rFonts w:ascii="Arial" w:cs="Arial" w:eastAsia="Arial" w:hAnsi="Arial"/>
@@ -3728,7 +3728,7 @@
               <w:spacing w:after="10" w:before="0"/>
               <w:ind w:left="120"/>
             </w:pPr>
-            <w:hyperlink w:history="1" r:id="rIdl_movgj80umkh8ze2q7r1">
+            <w:hyperlink w:history="1" r:id="rIdlmjmoibo6nx4gzdqjfio5">
               <w:r>
                 <w:rPr>
                   <w:rFonts w:ascii="Arial" w:cs="Arial" w:eastAsia="Arial" w:hAnsi="Arial"/>
@@ -4088,7 +4088,7 @@
             <w:pPr>
               <w:spacing w:after="20" w:before="0"/>
             </w:pPr>
-            <w:hyperlink w:history="1" r:id="rIdvxdxuyj1s3mpjjzdau2sh">
+            <w:hyperlink w:history="1" r:id="rId7076nvj-t7hzxnxyajppi">
               <w:r>
                 <w:rPr>
                   <w:rFonts w:ascii="Arial" w:cs="Arial" w:eastAsia="Arial" w:hAnsi="Arial"/>
@@ -4121,7 +4121,7 @@
               <w:spacing w:after="10" w:before="0"/>
               <w:ind w:left="120"/>
             </w:pPr>
-            <w:hyperlink w:history="1" r:id="rIdxq5kz9vz4f7wllsfjltua">
+            <w:hyperlink w:history="1" r:id="rIdkvdjsglbltiwa4e7yf8-r">
               <w:r>
                 <w:rPr>
                   <w:rFonts w:ascii="Arial" w:cs="Arial" w:eastAsia="Arial" w:hAnsi="Arial"/>
@@ -4166,7 +4166,7 @@
             <w:pPr>
               <w:spacing w:after="20" w:before="0"/>
             </w:pPr>
-            <w:hyperlink w:history="1" r:id="rIdrp90xm9karu7j5p7ixqb6">
+            <w:hyperlink w:history="1" r:id="rId-8207mcounto1ojjhwkfk">
               <w:r>
                 <w:rPr>
                   <w:rFonts w:ascii="Arial" w:cs="Arial" w:eastAsia="Arial" w:hAnsi="Arial"/>
@@ -4199,7 +4199,7 @@
               <w:spacing w:after="10" w:before="0"/>
               <w:ind w:left="120"/>
             </w:pPr>
-            <w:hyperlink w:history="1" r:id="rIdmwwyvue1nghcrh3fuzjks">
+            <w:hyperlink w:history="1" r:id="rIdvxp2lrtppk2n_65orps9-">
               <w:r>
                 <w:rPr>
                   <w:rFonts w:ascii="Arial" w:cs="Arial" w:eastAsia="Arial" w:hAnsi="Arial"/>
@@ -4719,7 +4719,7 @@
             <w:pPr>
               <w:spacing w:after="20" w:before="0"/>
             </w:pPr>
-            <w:hyperlink w:history="1" r:id="rIdff0pzssc46s6hjjcvs4yu">
+            <w:hyperlink w:history="1" r:id="rIdiwrfmgkvfqsuy3h1vvx7h">
               <w:r>
                 <w:rPr>
                   <w:rFonts w:ascii="Arial" w:cs="Arial" w:eastAsia="Arial" w:hAnsi="Arial"/>
@@ -4752,7 +4752,7 @@
               <w:spacing w:after="10" w:before="0"/>
               <w:ind w:left="120"/>
             </w:pPr>
-            <w:hyperlink w:history="1" r:id="rIdoyotmqmy7sdpxhvyo8qrd">
+            <w:hyperlink w:history="1" r:id="rIdcybbdiuvwcky6z8n1z-1h">
               <w:r>
                 <w:rPr>
                   <w:rFonts w:ascii="Arial" w:cs="Arial" w:eastAsia="Arial" w:hAnsi="Arial"/>
@@ -4797,7 +4797,7 @@
             <w:pPr>
               <w:spacing w:after="20" w:before="0"/>
             </w:pPr>
-            <w:hyperlink w:history="1" r:id="rIdl4jsk-my7d5zi8q1s9iuf">
+            <w:hyperlink w:history="1" r:id="rId5qlqpt8nnhe3fcyrobh3w">
               <w:r>
                 <w:rPr>
                   <w:rFonts w:ascii="Arial" w:cs="Arial" w:eastAsia="Arial" w:hAnsi="Arial"/>
@@ -4830,7 +4830,7 @@
               <w:spacing w:after="10" w:before="0"/>
               <w:ind w:left="120"/>
             </w:pPr>
-            <w:hyperlink w:history="1" r:id="rIdzzuqwkbqj184v3ordu5nv">
+            <w:hyperlink w:history="1" r:id="rIdrpsxstrgipoufh8wpcu6z">
               <w:r>
                 <w:rPr>
                   <w:rFonts w:ascii="Arial" w:cs="Arial" w:eastAsia="Arial" w:hAnsi="Arial"/>
@@ -5450,7 +5450,7 @@
             <w:pPr>
               <w:spacing w:after="20" w:before="0"/>
             </w:pPr>
-            <w:hyperlink w:history="1" r:id="rId_u8ix4apyauobh3xpj81i">
+            <w:hyperlink w:history="1" r:id="rIdvddsfcep5zcpsigyimoqo">
               <w:r>
                 <w:rPr>
                   <w:rFonts w:ascii="Arial" w:cs="Arial" w:eastAsia="Arial" w:hAnsi="Arial"/>
@@ -5483,7 +5483,7 @@
               <w:spacing w:after="10" w:before="0"/>
               <w:ind w:left="120"/>
             </w:pPr>
-            <w:hyperlink w:history="1" r:id="rIdqp-9-bzrxu6j3wuq-und1">
+            <w:hyperlink w:history="1" r:id="rIdkyboqc-rvfgdfwiqgcrj5">
               <w:r>
                 <w:rPr>
                   <w:rFonts w:ascii="Arial" w:cs="Arial" w:eastAsia="Arial" w:hAnsi="Arial"/>
@@ -5528,7 +5528,7 @@
             <w:pPr>
               <w:spacing w:after="20" w:before="0"/>
             </w:pPr>
-            <w:hyperlink w:history="1" r:id="rIdcjuop3ipk1ottvgaj9ncb">
+            <w:hyperlink w:history="1" r:id="rIdmdksgk5emdz3sxi4nioec">
               <w:r>
                 <w:rPr>
                   <w:rFonts w:ascii="Arial" w:cs="Arial" w:eastAsia="Arial" w:hAnsi="Arial"/>
@@ -5561,7 +5561,7 @@
               <w:spacing w:after="10" w:before="0"/>
               <w:ind w:left="120"/>
             </w:pPr>
-            <w:hyperlink w:history="1" r:id="rIdx5oyfbffjfdd6raoeaips">
+            <w:hyperlink w:history="1" r:id="rIdcjfqoj6ljoyzqqw0izymq">
               <w:r>
                 <w:rPr>
                   <w:rFonts w:ascii="Arial" w:cs="Arial" w:eastAsia="Arial" w:hAnsi="Arial"/>
@@ -5901,7 +5901,7 @@
             <w:pPr>
               <w:spacing w:after="20" w:before="0"/>
             </w:pPr>
-            <w:hyperlink w:history="1" r:id="rIduudhji3_2xwji2b0kbybt">
+            <w:hyperlink w:history="1" r:id="rIdgc5b5pb1kqlyug5sredyz">
               <w:r>
                 <w:rPr>
                   <w:rFonts w:ascii="Arial" w:cs="Arial" w:eastAsia="Arial" w:hAnsi="Arial"/>
@@ -5950,7 +5950,7 @@
               <w:spacing w:after="10" w:before="0"/>
               <w:ind w:left="120"/>
             </w:pPr>
-            <w:hyperlink w:history="1" r:id="rIdb5a64y95x7hbdaioszlbr">
+            <w:hyperlink w:history="1" r:id="rIdydz8mlwy_mase_lahi2qu">
               <w:r>
                 <w:rPr>
                   <w:rFonts w:ascii="Arial" w:cs="Arial" w:eastAsia="Arial" w:hAnsi="Arial"/>
@@ -5995,7 +5995,7 @@
             <w:pPr>
               <w:spacing w:after="20" w:before="0"/>
             </w:pPr>
-            <w:hyperlink w:history="1" r:id="rIddhnzvgytdqvw6zlajy3lf">
+            <w:hyperlink w:history="1" r:id="rIdmm4kkbyp26vwml8ycke7v">
               <w:r>
                 <w:rPr>
                   <w:rFonts w:ascii="Arial" w:cs="Arial" w:eastAsia="Arial" w:hAnsi="Arial"/>
@@ -6044,7 +6044,7 @@
               <w:spacing w:after="10" w:before="0"/>
               <w:ind w:left="120"/>
             </w:pPr>
-            <w:hyperlink w:history="1" r:id="rId2vtr0bs_ilk62ho8tevrb">
+            <w:hyperlink w:history="1" r:id="rIdqc_d2iwgglmvroimzmkb9">
               <w:r>
                 <w:rPr>
                   <w:rFonts w:ascii="Arial" w:cs="Arial" w:eastAsia="Arial" w:hAnsi="Arial"/>
@@ -6929,7 +6929,7 @@
         </w:rPr>
         <w:t xml:space="preserve">© 2026 SeaVuria and ARES. Aligned with KICD objectives. Developed by SeaVuria; technical implementation by ARES (with AI assistance from Claude). Licensed under </w:t>
       </w:r>
-      <w:hyperlink w:history="1" r:id="rIduzhwnfdcpqlsjlkeizpf7">
+      <w:hyperlink w:history="1" r:id="rIdzf8rbfyqz4awqfi-rwtih">
         <w:r>
           <w:rPr>
             <w:rFonts w:ascii="Arial" w:cs="Arial" w:eastAsia="Arial" w:hAnsi="Arial"/>
@@ -6950,7 +6950,7 @@
         </w:rPr>
         <w:t xml:space="preserve"> (</w:t>
       </w:r>
-      <w:hyperlink w:history="1" r:id="rIdtbjpj2m9yjimljwmkumgx">
+      <w:hyperlink w:history="1" r:id="rIdavelkmh-sjk3wizpxag8t">
         <w:r>
           <w:rPr>
             <w:rFonts w:ascii="Arial" w:cs="Arial" w:eastAsia="Arial" w:hAnsi="Arial"/>
@@ -7990,7 +7990,7 @@
             <w:pPr>
               <w:spacing w:after="20" w:before="0"/>
             </w:pPr>
-            <w:hyperlink w:history="1" r:id="rIdtza_nnauo5_nwokn98c6e">
+            <w:hyperlink w:history="1" r:id="rIdk-4pu_cd9xzlb-qkxlgm3">
               <w:r>
                 <w:rPr>
                   <w:rFonts w:ascii="Arial" w:cs="Arial" w:eastAsia="Arial" w:hAnsi="Arial"/>
@@ -8023,7 +8023,7 @@
               <w:spacing w:after="10" w:before="0"/>
               <w:ind w:left="120"/>
             </w:pPr>
-            <w:hyperlink w:history="1" r:id="rId2t0tfdd8-x0kahncwi8_l">
+            <w:hyperlink w:history="1" r:id="rIdpdiskb48o3ocilyluvjot">
               <w:r>
                 <w:rPr>
                   <w:rFonts w:ascii="Arial" w:cs="Arial" w:eastAsia="Arial" w:hAnsi="Arial"/>
@@ -8068,7 +8068,7 @@
             <w:pPr>
               <w:spacing w:after="20" w:before="0"/>
             </w:pPr>
-            <w:hyperlink w:history="1" r:id="rId2-ypjnnz9sagbjpcmjmyx">
+            <w:hyperlink w:history="1" r:id="rIdd0_pm3kxsiblungqwmjys">
               <w:r>
                 <w:rPr>
                   <w:rFonts w:ascii="Arial" w:cs="Arial" w:eastAsia="Arial" w:hAnsi="Arial"/>
@@ -8101,7 +8101,7 @@
               <w:spacing w:after="10" w:before="0"/>
               <w:ind w:left="120"/>
             </w:pPr>
-            <w:hyperlink w:history="1" r:id="rIdvuxk2aujc4jxl2hi65bev">
+            <w:hyperlink w:history="1" r:id="rIdq89kltzxivslwbacqeuxk">
               <w:r>
                 <w:rPr>
                   <w:rFonts w:ascii="Arial" w:cs="Arial" w:eastAsia="Arial" w:hAnsi="Arial"/>
@@ -8361,7 +8361,7 @@
             <w:pPr>
               <w:spacing w:after="20" w:before="0"/>
             </w:pPr>
-            <w:hyperlink w:history="1" r:id="rId-grsymjbabaxskx7fvtr4">
+            <w:hyperlink w:history="1" r:id="rIddnsmosardidrp5bjb7hjv">
               <w:r>
                 <w:rPr>
                   <w:rFonts w:ascii="Arial" w:cs="Arial" w:eastAsia="Arial" w:hAnsi="Arial"/>
@@ -8394,7 +8394,7 @@
               <w:spacing w:after="10" w:before="0"/>
               <w:ind w:left="120"/>
             </w:pPr>
-            <w:hyperlink w:history="1" r:id="rId2kplecqhenhjzwgmnagvx">
+            <w:hyperlink w:history="1" r:id="rIdpiseqpmu3-zlkkbhp5pbk">
               <w:r>
                 <w:rPr>
                   <w:rFonts w:ascii="Arial" w:cs="Arial" w:eastAsia="Arial" w:hAnsi="Arial"/>
@@ -8439,7 +8439,7 @@
             <w:pPr>
               <w:spacing w:after="20" w:before="0"/>
             </w:pPr>
-            <w:hyperlink w:history="1" r:id="rIdvgwy3zgh08-flzfwj57z_">
+            <w:hyperlink w:history="1" r:id="rIdjvnleorkzvujclcqu7jvh">
               <w:r>
                 <w:rPr>
                   <w:rFonts w:ascii="Arial" w:cs="Arial" w:eastAsia="Arial" w:hAnsi="Arial"/>
@@ -8472,7 +8472,7 @@
               <w:spacing w:after="10" w:before="0"/>
               <w:ind w:left="120"/>
             </w:pPr>
-            <w:hyperlink w:history="1" r:id="rId_t8_zempayo2ubtwgusq9">
+            <w:hyperlink w:history="1" r:id="rIdikcshmpfn993cd378qbqo">
               <w:r>
                 <w:rPr>
                   <w:rFonts w:ascii="Arial" w:cs="Arial" w:eastAsia="Arial" w:hAnsi="Arial"/>
@@ -8752,7 +8752,7 @@
             <w:pPr>
               <w:spacing w:after="20" w:before="0"/>
             </w:pPr>
-            <w:hyperlink w:history="1" r:id="rIdkkowheymeppkwtnambcqb">
+            <w:hyperlink w:history="1" r:id="rIdpxpth-qyxf59yulxuynxm">
               <w:r>
                 <w:rPr>
                   <w:rFonts w:ascii="Arial" w:cs="Arial" w:eastAsia="Arial" w:hAnsi="Arial"/>
@@ -8785,7 +8785,7 @@
               <w:spacing w:after="10" w:before="0"/>
               <w:ind w:left="120"/>
             </w:pPr>
-            <w:hyperlink w:history="1" r:id="rIdp-e9bnqcfqjh7qopgzfzy">
+            <w:hyperlink w:history="1" r:id="rIdc_mxzw0rn5thbupnigt7i">
               <w:r>
                 <w:rPr>
                   <w:rFonts w:ascii="Arial" w:cs="Arial" w:eastAsia="Arial" w:hAnsi="Arial"/>
@@ -8830,7 +8830,7 @@
             <w:pPr>
               <w:spacing w:after="20" w:before="0"/>
             </w:pPr>
-            <w:hyperlink w:history="1" r:id="rIdf9q9oofhzazgd4qnpcden">
+            <w:hyperlink w:history="1" r:id="rIdjjb4fx_ol2eclnkwz-jj-">
               <w:r>
                 <w:rPr>
                   <w:rFonts w:ascii="Arial" w:cs="Arial" w:eastAsia="Arial" w:hAnsi="Arial"/>
@@ -8863,7 +8863,7 @@
               <w:spacing w:after="10" w:before="0"/>
               <w:ind w:left="120"/>
             </w:pPr>
-            <w:hyperlink w:history="1" r:id="rIds3fgohudvgtbwtk2gadic">
+            <w:hyperlink w:history="1" r:id="rIdm3x90qnk0w5qyzesfokkn">
               <w:r>
                 <w:rPr>
                   <w:rFonts w:ascii="Arial" w:cs="Arial" w:eastAsia="Arial" w:hAnsi="Arial"/>
@@ -9183,7 +9183,7 @@
             <w:pPr>
               <w:spacing w:after="20" w:before="0"/>
             </w:pPr>
-            <w:hyperlink w:history="1" r:id="rIdoabeul18d6fkxwnfecziw">
+            <w:hyperlink w:history="1" r:id="rIdcj08wzsaqgvkmusidiae4">
               <w:r>
                 <w:rPr>
                   <w:rFonts w:ascii="Arial" w:cs="Arial" w:eastAsia="Arial" w:hAnsi="Arial"/>
@@ -9216,7 +9216,7 @@
               <w:spacing w:after="10" w:before="0"/>
               <w:ind w:left="120"/>
             </w:pPr>
-            <w:hyperlink w:history="1" r:id="rIdmfghxumhnpvptwlrncmy0">
+            <w:hyperlink w:history="1" r:id="rIdjowhox40jgoucgxc-rv8a">
               <w:r>
                 <w:rPr>
                   <w:rFonts w:ascii="Arial" w:cs="Arial" w:eastAsia="Arial" w:hAnsi="Arial"/>
@@ -9261,7 +9261,7 @@
             <w:pPr>
               <w:spacing w:after="20" w:before="0"/>
             </w:pPr>
-            <w:hyperlink w:history="1" r:id="rIdzirvzztk1uz5cbprxr9ai">
+            <w:hyperlink w:history="1" r:id="rIdpw_hqq_qm44damwshw-em">
               <w:r>
                 <w:rPr>
                   <w:rFonts w:ascii="Arial" w:cs="Arial" w:eastAsia="Arial" w:hAnsi="Arial"/>
@@ -9294,7 +9294,7 @@
               <w:spacing w:after="10" w:before="0"/>
               <w:ind w:left="120"/>
             </w:pPr>
-            <w:hyperlink w:history="1" r:id="rIdzfa5qhiaq6zzbovyqzjmj">
+            <w:hyperlink w:history="1" r:id="rIdfqekbgcrbw1qylqrhzu-2">
               <w:r>
                 <w:rPr>
                   <w:rFonts w:ascii="Arial" w:cs="Arial" w:eastAsia="Arial" w:hAnsi="Arial"/>
@@ -9574,7 +9574,7 @@
             <w:pPr>
               <w:spacing w:after="20" w:before="0"/>
             </w:pPr>
-            <w:hyperlink w:history="1" r:id="rId4fcidr9rk5qehyyd2neye">
+            <w:hyperlink w:history="1" r:id="rIdanponcrfqs6rlnybvioi-">
               <w:r>
                 <w:rPr>
                   <w:rFonts w:ascii="Arial" w:cs="Arial" w:eastAsia="Arial" w:hAnsi="Arial"/>
@@ -9623,7 +9623,7 @@
               <w:spacing w:after="10" w:before="0"/>
               <w:ind w:left="120"/>
             </w:pPr>
-            <w:hyperlink w:history="1" r:id="rIds3ii2mo7ujtas-wiisg1i">
+            <w:hyperlink w:history="1" r:id="rIdo5klw7us9sizaayhto1bx">
               <w:r>
                 <w:rPr>
                   <w:rFonts w:ascii="Arial" w:cs="Arial" w:eastAsia="Arial" w:hAnsi="Arial"/>
@@ -9668,7 +9668,7 @@
             <w:pPr>
               <w:spacing w:after="20" w:before="0"/>
             </w:pPr>
-            <w:hyperlink w:history="1" r:id="rIdkmdmz7ui0n9fixtmqjwmk">
+            <w:hyperlink w:history="1" r:id="rId1yy04qfbhn_h8jy0usxic">
               <w:r>
                 <w:rPr>
                   <w:rFonts w:ascii="Arial" w:cs="Arial" w:eastAsia="Arial" w:hAnsi="Arial"/>
@@ -9717,7 +9717,7 @@
               <w:spacing w:after="10" w:before="0"/>
               <w:ind w:left="120"/>
             </w:pPr>
-            <w:hyperlink w:history="1" r:id="rIduhxmj4b36fhkapok35w5_">
+            <w:hyperlink w:history="1" r:id="rIdq4dr_tgovhfoemxrgpabd">
               <w:r>
                 <w:rPr>
                   <w:rFonts w:ascii="Arial" w:cs="Arial" w:eastAsia="Arial" w:hAnsi="Arial"/>
@@ -10322,7 +10322,7 @@
         </w:rPr>
         <w:t xml:space="preserve">© 2026 SeaVuria and ARES. Aligned with KICD objectives. Developed by SeaVuria; technical implementation by ARES (with AI assistance from Claude). Licensed under </w:t>
       </w:r>
-      <w:hyperlink w:history="1" r:id="rIdj7xsg4gdiu0n8txgcjctr">
+      <w:hyperlink w:history="1" r:id="rIdu16wneolyjb5lfp8t3lb6">
         <w:r>
           <w:rPr>
             <w:rFonts w:ascii="Arial" w:cs="Arial" w:eastAsia="Arial" w:hAnsi="Arial"/>
@@ -10343,7 +10343,7 @@
         </w:rPr>
         <w:t xml:space="preserve"> (</w:t>
       </w:r>
-      <w:hyperlink w:history="1" r:id="rId3ocykybk22ntoozchnbpb">
+      <w:hyperlink w:history="1" r:id="rIdwnfpjwk3behbmg1i0syhv">
         <w:r>
           <w:rPr>
             <w:rFonts w:ascii="Arial" w:cs="Arial" w:eastAsia="Arial" w:hAnsi="Arial"/>
@@ -11400,7 +11400,7 @@
               <w:spacing w:after="10" w:before="0"/>
               <w:ind w:left="120"/>
             </w:pPr>
-            <w:hyperlink w:history="1" r:id="rIdrot5yeaxveyojtzgvexpn">
+            <w:hyperlink w:history="1" r:id="rIdlwcue8gd5j0rotvetbvza">
               <w:r>
                 <w:rPr>
                   <w:rFonts w:ascii="Arial" w:cs="Arial" w:eastAsia="Arial" w:hAnsi="Arial"/>
@@ -11477,7 +11477,7 @@
               <w:spacing w:after="10" w:before="0"/>
               <w:ind w:left="120"/>
             </w:pPr>
-            <w:hyperlink w:history="1" r:id="rIdkytp_1hedkspumpquhzny">
+            <w:hyperlink w:history="1" r:id="rIdcivdqiqwewytjqhn8ojs8">
               <w:r>
                 <w:rPr>
                   <w:rFonts w:ascii="Arial" w:cs="Arial" w:eastAsia="Arial" w:hAnsi="Arial"/>
@@ -11709,7 +11709,7 @@
               <w:spacing w:after="10" w:before="0"/>
               <w:ind w:left="120"/>
             </w:pPr>
-            <w:hyperlink w:history="1" r:id="rIdsqlui0thlr86xjyzyciuq">
+            <w:hyperlink w:history="1" r:id="rIdidxm4x3ywlc6cyavbjoh7">
               <w:r>
                 <w:rPr>
                   <w:rFonts w:ascii="Arial" w:cs="Arial" w:eastAsia="Arial" w:hAnsi="Arial"/>
@@ -11786,7 +11786,7 @@
               <w:spacing w:after="10" w:before="0"/>
               <w:ind w:left="120"/>
             </w:pPr>
-            <w:hyperlink w:history="1" r:id="rIdgtujrwrngb_eoadal5e1-">
+            <w:hyperlink w:history="1" r:id="rIdfni8shwusyjkdwb680ozz">
               <w:r>
                 <w:rPr>
                   <w:rFonts w:ascii="Arial" w:cs="Arial" w:eastAsia="Arial" w:hAnsi="Arial"/>
@@ -12018,7 +12018,7 @@
               <w:spacing w:after="10" w:before="0"/>
               <w:ind w:left="120"/>
             </w:pPr>
-            <w:hyperlink w:history="1" r:id="rIddtk4ctmhevivaawrhqwgc">
+            <w:hyperlink w:history="1" r:id="rId0xcs-4_m43dwjlmzrbwjv">
               <w:r>
                 <w:rPr>
                   <w:rFonts w:ascii="Arial" w:cs="Arial" w:eastAsia="Arial" w:hAnsi="Arial"/>
@@ -12095,7 +12095,7 @@
               <w:spacing w:after="10" w:before="0"/>
               <w:ind w:left="120"/>
             </w:pPr>
-            <w:hyperlink w:history="1" r:id="rId3dhdsxxwxh6jgm3oeu0qu">
+            <w:hyperlink w:history="1" r:id="rIdas5dty0or035uvo4dk8ie">
               <w:r>
                 <w:rPr>
                   <w:rFonts w:ascii="Arial" w:cs="Arial" w:eastAsia="Arial" w:hAnsi="Arial"/>
@@ -12327,7 +12327,7 @@
               <w:spacing w:after="10" w:before="0"/>
               <w:ind w:left="120"/>
             </w:pPr>
-            <w:hyperlink w:history="1" r:id="rIdhl5eorcrqdbur9nojgta7">
+            <w:hyperlink w:history="1" r:id="rId2cdzvi_n9xxorsuwyd_l4">
               <w:r>
                 <w:rPr>
                   <w:rFonts w:ascii="Arial" w:cs="Arial" w:eastAsia="Arial" w:hAnsi="Arial"/>
@@ -12404,7 +12404,7 @@
               <w:spacing w:after="10" w:before="0"/>
               <w:ind w:left="120"/>
             </w:pPr>
-            <w:hyperlink w:history="1" r:id="rIdshfce05xrqngnwcpsa7xh">
+            <w:hyperlink w:history="1" r:id="rId4wf5iivbjqled87xewilc">
               <w:r>
                 <w:rPr>
                   <w:rFonts w:ascii="Arial" w:cs="Arial" w:eastAsia="Arial" w:hAnsi="Arial"/>
@@ -12636,7 +12636,7 @@
               <w:spacing w:after="10" w:before="0"/>
               <w:ind w:left="120"/>
             </w:pPr>
-            <w:hyperlink w:history="1" r:id="rIdklcdpztqm24ar9zalwrg0">
+            <w:hyperlink w:history="1" r:id="rId5sasuoqhqdqo8hy7-ntjr">
               <w:r>
                 <w:rPr>
                   <w:rFonts w:ascii="Arial" w:cs="Arial" w:eastAsia="Arial" w:hAnsi="Arial"/>
@@ -12713,7 +12713,7 @@
               <w:spacing w:after="10" w:before="0"/>
               <w:ind w:left="120"/>
             </w:pPr>
-            <w:hyperlink w:history="1" r:id="rIdrb8x6orysiokosy4d_m40">
+            <w:hyperlink w:history="1" r:id="rId-k_upvoedd3fulshn8he-">
               <w:r>
                 <w:rPr>
                   <w:rFonts w:ascii="Arial" w:cs="Arial" w:eastAsia="Arial" w:hAnsi="Arial"/>
@@ -13253,7 +13253,7 @@
         </w:rPr>
         <w:t xml:space="preserve">© 2026 SeaVuria and ARES. Aligned with KICD objectives. Developed by SeaVuria; technical implementation by ARES (with AI assistance from Claude). Licensed under </w:t>
       </w:r>
-      <w:hyperlink w:history="1" r:id="rId6oemw9_shks7ubhsxtl71">
+      <w:hyperlink w:history="1" r:id="rIde0csldwfsinycldjxbept">
         <w:r>
           <w:rPr>
             <w:rFonts w:ascii="Arial" w:cs="Arial" w:eastAsia="Arial" w:hAnsi="Arial"/>
@@ -13274,7 +13274,7 @@
         </w:rPr>
         <w:t xml:space="preserve"> (</w:t>
       </w:r>
-      <w:hyperlink w:history="1" r:id="rIdxacu0ui-jpqmumiicefjw">
+      <w:hyperlink w:history="1" r:id="rIdkeorxt2ccdbjyhq1aqwra">
         <w:r>
           <w:rPr>
             <w:rFonts w:ascii="Arial" w:cs="Arial" w:eastAsia="Arial" w:hAnsi="Arial"/>
@@ -14331,7 +14331,7 @@
               <w:spacing w:after="10" w:before="0"/>
               <w:ind w:left="120"/>
             </w:pPr>
-            <w:hyperlink w:history="1" r:id="rIdepqtvpjg9wp7c9jiogrqg">
+            <w:hyperlink w:history="1" r:id="rId81omlfs6ngy0bakbflem2">
               <w:r>
                 <w:rPr>
                   <w:rFonts w:ascii="Arial" w:cs="Arial" w:eastAsia="Arial" w:hAnsi="Arial"/>
@@ -14408,7 +14408,7 @@
               <w:spacing w:after="10" w:before="0"/>
               <w:ind w:left="120"/>
             </w:pPr>
-            <w:hyperlink w:history="1" r:id="rIdj-jkhxzyoihwg9hbawgts">
+            <w:hyperlink w:history="1" r:id="rIdr01okpufuxfogtodfcq1n">
               <w:r>
                 <w:rPr>
                   <w:rFonts w:ascii="Arial" w:cs="Arial" w:eastAsia="Arial" w:hAnsi="Arial"/>
@@ -14640,7 +14640,7 @@
               <w:spacing w:after="10" w:before="0"/>
               <w:ind w:left="120"/>
             </w:pPr>
-            <w:hyperlink w:history="1" r:id="rId92tsmfz-nwik168zblf5s">
+            <w:hyperlink w:history="1" r:id="rIdtjlkeko3mye02z7z7t0uh">
               <w:r>
                 <w:rPr>
                   <w:rFonts w:ascii="Arial" w:cs="Arial" w:eastAsia="Arial" w:hAnsi="Arial"/>
@@ -14717,7 +14717,7 @@
               <w:spacing w:after="10" w:before="0"/>
               <w:ind w:left="120"/>
             </w:pPr>
-            <w:hyperlink w:history="1" r:id="rId6qmc0kp7-gxi-ftvi36jw">
+            <w:hyperlink w:history="1" r:id="rIdqxvtzwwl7otcfx6jv12kl">
               <w:r>
                 <w:rPr>
                   <w:rFonts w:ascii="Arial" w:cs="Arial" w:eastAsia="Arial" w:hAnsi="Arial"/>
@@ -14949,7 +14949,7 @@
               <w:spacing w:after="10" w:before="0"/>
               <w:ind w:left="120"/>
             </w:pPr>
-            <w:hyperlink w:history="1" r:id="rIdwynurumozkvnksuxxx51c">
+            <w:hyperlink w:history="1" r:id="rIdzwcbsl8usxsnoguksygnt">
               <w:r>
                 <w:rPr>
                   <w:rFonts w:ascii="Arial" w:cs="Arial" w:eastAsia="Arial" w:hAnsi="Arial"/>
@@ -15026,7 +15026,7 @@
               <w:spacing w:after="10" w:before="0"/>
               <w:ind w:left="120"/>
             </w:pPr>
-            <w:hyperlink w:history="1" r:id="rIdhebanm3g-a9vxrc7gfxlp">
+            <w:hyperlink w:history="1" r:id="rIdhbr88r0p9h1tkwd8gcx2g">
               <w:r>
                 <w:rPr>
                   <w:rFonts w:ascii="Arial" w:cs="Arial" w:eastAsia="Arial" w:hAnsi="Arial"/>
@@ -15258,7 +15258,7 @@
               <w:spacing w:after="10" w:before="0"/>
               <w:ind w:left="120"/>
             </w:pPr>
-            <w:hyperlink w:history="1" r:id="rIdjndsalmxeja-lenl7_2s_">
+            <w:hyperlink w:history="1" r:id="rIdwyawleaxpa57qmru5bv92">
               <w:r>
                 <w:rPr>
                   <w:rFonts w:ascii="Arial" w:cs="Arial" w:eastAsia="Arial" w:hAnsi="Arial"/>
@@ -15335,7 +15335,7 @@
               <w:spacing w:after="10" w:before="0"/>
               <w:ind w:left="120"/>
             </w:pPr>
-            <w:hyperlink w:history="1" r:id="rIdku5dwsf6gyhjfnd2izhfm">
+            <w:hyperlink w:history="1" r:id="rIdtjl9jkbk8guvn--rksqaj">
               <w:r>
                 <w:rPr>
                   <w:rFonts w:ascii="Arial" w:cs="Arial" w:eastAsia="Arial" w:hAnsi="Arial"/>
@@ -15567,7 +15567,7 @@
               <w:spacing w:after="10" w:before="0"/>
               <w:ind w:left="120"/>
             </w:pPr>
-            <w:hyperlink w:history="1" r:id="rIdmemb1x9ctskxw4tgwrrx9">
+            <w:hyperlink w:history="1" r:id="rIdpdvt_fuf1h1gzvm-ct04w">
               <w:r>
                 <w:rPr>
                   <w:rFonts w:ascii="Arial" w:cs="Arial" w:eastAsia="Arial" w:hAnsi="Arial"/>
@@ -15644,7 +15644,7 @@
               <w:spacing w:after="10" w:before="0"/>
               <w:ind w:left="120"/>
             </w:pPr>
-            <w:hyperlink w:history="1" r:id="rIdsy_gsw7bsswpo6laaounq">
+            <w:hyperlink w:history="1" r:id="rIdjzuamqcmqukpvsxnrcghb">
               <w:r>
                 <w:rPr>
                   <w:rFonts w:ascii="Arial" w:cs="Arial" w:eastAsia="Arial" w:hAnsi="Arial"/>
@@ -16184,7 +16184,7 @@
         </w:rPr>
         <w:t xml:space="preserve">© 2026 SeaVuria and ARES. Aligned with KICD objectives. Developed by SeaVuria; technical implementation by ARES (with AI assistance from Claude). Licensed under </w:t>
       </w:r>
-      <w:hyperlink w:history="1" r:id="rIdqsauumoaqg4qpjni7jvjx">
+      <w:hyperlink w:history="1" r:id="rIdklzmkcqvr8kmck4kjmd-b">
         <w:r>
           <w:rPr>
             <w:rFonts w:ascii="Arial" w:cs="Arial" w:eastAsia="Arial" w:hAnsi="Arial"/>
@@ -16205,7 +16205,7 @@
         </w:rPr>
         <w:t xml:space="preserve"> (</w:t>
       </w:r>
-      <w:hyperlink w:history="1" r:id="rIdyfvttzcvofayca8gsn9l8">
+      <w:hyperlink w:history="1" r:id="rIdsq3udrurzfhvrxhyhdriv">
         <w:r>
           <w:rPr>
             <w:rFonts w:ascii="Arial" w:cs="Arial" w:eastAsia="Arial" w:hAnsi="Arial"/>
@@ -17262,7 +17262,7 @@
               <w:spacing w:after="10" w:before="0"/>
               <w:ind w:left="120"/>
             </w:pPr>
-            <w:hyperlink w:history="1" r:id="rIdq6yxbdipa8kcyzdyluw4m">
+            <w:hyperlink w:history="1" r:id="rIdlac2xaitxblv6xwdhu3_f">
               <w:r>
                 <w:rPr>
                   <w:rFonts w:ascii="Arial" w:cs="Arial" w:eastAsia="Arial" w:hAnsi="Arial"/>
@@ -17339,7 +17339,7 @@
               <w:spacing w:after="10" w:before="0"/>
               <w:ind w:left="120"/>
             </w:pPr>
-            <w:hyperlink w:history="1" r:id="rId1uqd8wwfnil8mul62mopz">
+            <w:hyperlink w:history="1" r:id="rIdxi7ikw_rp9rcw2qhmmaco">
               <w:r>
                 <w:rPr>
                   <w:rFonts w:ascii="Arial" w:cs="Arial" w:eastAsia="Arial" w:hAnsi="Arial"/>
@@ -17571,7 +17571,7 @@
               <w:spacing w:after="10" w:before="0"/>
               <w:ind w:left="120"/>
             </w:pPr>
-            <w:hyperlink w:history="1" r:id="rIdgnnjfoz4erpmajxqpurn_">
+            <w:hyperlink w:history="1" r:id="rIdbbdtafi17uvhhjbbwwstk">
               <w:r>
                 <w:rPr>
                   <w:rFonts w:ascii="Arial" w:cs="Arial" w:eastAsia="Arial" w:hAnsi="Arial"/>
@@ -17648,7 +17648,7 @@
               <w:spacing w:after="10" w:before="0"/>
               <w:ind w:left="120"/>
             </w:pPr>
-            <w:hyperlink w:history="1" r:id="rIdnpdleag9mho3n3mbttzrx">
+            <w:hyperlink w:history="1" r:id="rIdu_afriaxjhypgonl75jdk">
               <w:r>
                 <w:rPr>
                   <w:rFonts w:ascii="Arial" w:cs="Arial" w:eastAsia="Arial" w:hAnsi="Arial"/>
@@ -17880,7 +17880,7 @@
               <w:spacing w:after="10" w:before="0"/>
               <w:ind w:left="120"/>
             </w:pPr>
-            <w:hyperlink w:history="1" r:id="rIdwk9elvfwaf-be31bogiqt">
+            <w:hyperlink w:history="1" r:id="rIdo1frog-pu4eo5itbpi3ca">
               <w:r>
                 <w:rPr>
                   <w:rFonts w:ascii="Arial" w:cs="Arial" w:eastAsia="Arial" w:hAnsi="Arial"/>
@@ -17957,7 +17957,7 @@
               <w:spacing w:after="10" w:before="0"/>
               <w:ind w:left="120"/>
             </w:pPr>
-            <w:hyperlink w:history="1" r:id="rId5wwk3dobiuvomubq7bsmu">
+            <w:hyperlink w:history="1" r:id="rIdbkk-xhxkelgeada4tyc-r">
               <w:r>
                 <w:rPr>
                   <w:rFonts w:ascii="Arial" w:cs="Arial" w:eastAsia="Arial" w:hAnsi="Arial"/>
@@ -18189,7 +18189,7 @@
               <w:spacing w:after="10" w:before="0"/>
               <w:ind w:left="120"/>
             </w:pPr>
-            <w:hyperlink w:history="1" r:id="rIdqytycorh1qyw1vehxqeyc">
+            <w:hyperlink w:history="1" r:id="rIdq6ly8kauns-xfw0-vypu_">
               <w:r>
                 <w:rPr>
                   <w:rFonts w:ascii="Arial" w:cs="Arial" w:eastAsia="Arial" w:hAnsi="Arial"/>
@@ -18266,7 +18266,7 @@
               <w:spacing w:after="10" w:before="0"/>
               <w:ind w:left="120"/>
             </w:pPr>
-            <w:hyperlink w:history="1" r:id="rId5oz44j1eouu1uo1k9xsey">
+            <w:hyperlink w:history="1" r:id="rIdsziorw8ozuwedmlxdsfen">
               <w:r>
                 <w:rPr>
                   <w:rFonts w:ascii="Arial" w:cs="Arial" w:eastAsia="Arial" w:hAnsi="Arial"/>
@@ -18498,7 +18498,7 @@
               <w:spacing w:after="10" w:before="0"/>
               <w:ind w:left="120"/>
             </w:pPr>
-            <w:hyperlink w:history="1" r:id="rIdcto32hv3ipukn9lshqohi">
+            <w:hyperlink w:history="1" r:id="rIdoiznixqs3nefi8ihqzutc">
               <w:r>
                 <w:rPr>
                   <w:rFonts w:ascii="Arial" w:cs="Arial" w:eastAsia="Arial" w:hAnsi="Arial"/>
@@ -18575,7 +18575,7 @@
               <w:spacing w:after="10" w:before="0"/>
               <w:ind w:left="120"/>
             </w:pPr>
-            <w:hyperlink w:history="1" r:id="rIdofahj4uiz-1smlve_eorm">
+            <w:hyperlink w:history="1" r:id="rIdhn-gt2szjukpmzlkiyq4v">
               <w:r>
                 <w:rPr>
                   <w:rFonts w:ascii="Arial" w:cs="Arial" w:eastAsia="Arial" w:hAnsi="Arial"/>
@@ -19115,7 +19115,7 @@
         </w:rPr>
         <w:t xml:space="preserve">© 2026 SeaVuria and ARES. Aligned with KICD objectives. Developed by SeaVuria; technical implementation by ARES (with AI assistance from Claude). Licensed under </w:t>
       </w:r>
-      <w:hyperlink w:history="1" r:id="rIdvq-cuukuoqwlqv6uukunk">
+      <w:hyperlink w:history="1" r:id="rIdtbvhykhpe9_mvuna9z5ip">
         <w:r>
           <w:rPr>
             <w:rFonts w:ascii="Arial" w:cs="Arial" w:eastAsia="Arial" w:hAnsi="Arial"/>
@@ -19136,7 +19136,7 @@
         </w:rPr>
         <w:t xml:space="preserve"> (</w:t>
       </w:r>
-      <w:hyperlink w:history="1" r:id="rIdrq3xbcegghmylebzy71ew">
+      <w:hyperlink w:history="1" r:id="rIdzth5w3rvvzb4infcvcjm4">
         <w:r>
           <w:rPr>
             <w:rFonts w:ascii="Arial" w:cs="Arial" w:eastAsia="Arial" w:hAnsi="Arial"/>
@@ -20176,7 +20176,7 @@
             <w:pPr>
               <w:spacing w:after="20" w:before="0"/>
             </w:pPr>
-            <w:hyperlink w:history="1" r:id="rIdbdmql6jmslhf5opd4u7ch">
+            <w:hyperlink w:history="1" r:id="rIdiijnatawsrt75hzax8q3n">
               <w:r>
                 <w:rPr>
                   <w:rFonts w:ascii="Arial" w:cs="Arial" w:eastAsia="Arial" w:hAnsi="Arial"/>
@@ -20225,7 +20225,7 @@
               <w:spacing w:after="10" w:before="0"/>
               <w:ind w:left="120"/>
             </w:pPr>
-            <w:hyperlink w:history="1" r:id="rIdoqswbiaxy12m1safhgafr">
+            <w:hyperlink w:history="1" r:id="rIdpiihvttn8y52zlw1m6jhd">
               <w:r>
                 <w:rPr>
                   <w:rFonts w:ascii="Arial" w:cs="Arial" w:eastAsia="Arial" w:hAnsi="Arial"/>
@@ -20270,7 +20270,7 @@
             <w:pPr>
               <w:spacing w:after="20" w:before="0"/>
             </w:pPr>
-            <w:hyperlink w:history="1" r:id="rIdxxtep_em7ma6l2hboqjtp">
+            <w:hyperlink w:history="1" r:id="rIdtsl4hc95hr-mklmei1owt">
               <w:r>
                 <w:rPr>
                   <w:rFonts w:ascii="Arial" w:cs="Arial" w:eastAsia="Arial" w:hAnsi="Arial"/>
@@ -20319,7 +20319,7 @@
               <w:spacing w:after="10" w:before="0"/>
               <w:ind w:left="120"/>
             </w:pPr>
-            <w:hyperlink w:history="1" r:id="rIdub1c1jfi1gbw8sim14bxj">
+            <w:hyperlink w:history="1" r:id="rIdbfg2gfsjpds2wovo6vd9q">
               <w:r>
                 <w:rPr>
                   <w:rFonts w:ascii="Arial" w:cs="Arial" w:eastAsia="Arial" w:hAnsi="Arial"/>
@@ -20519,7 +20519,7 @@
             <w:pPr>
               <w:spacing w:after="20" w:before="0"/>
             </w:pPr>
-            <w:hyperlink w:history="1" r:id="rId0ju0bq11jyxnq0fuwxwhp">
+            <w:hyperlink w:history="1" r:id="rIdzby_c1kpq18wcfyu6hanv">
               <w:r>
                 <w:rPr>
                   <w:rFonts w:ascii="Arial" w:cs="Arial" w:eastAsia="Arial" w:hAnsi="Arial"/>
@@ -20568,7 +20568,7 @@
               <w:spacing w:after="10" w:before="0"/>
               <w:ind w:left="120"/>
             </w:pPr>
-            <w:hyperlink w:history="1" r:id="rId1z-ax0jyd9udcmtqx5lwz">
+            <w:hyperlink w:history="1" r:id="rIdque9uj1cqyrkls77yezj8">
               <w:r>
                 <w:rPr>
                   <w:rFonts w:ascii="Arial" w:cs="Arial" w:eastAsia="Arial" w:hAnsi="Arial"/>
@@ -20613,7 +20613,7 @@
             <w:pPr>
               <w:spacing w:after="20" w:before="0"/>
             </w:pPr>
-            <w:hyperlink w:history="1" r:id="rIdaiukte2p1inn2nre0tib-">
+            <w:hyperlink w:history="1" r:id="rId-22jgn6riwiozgacqkh68">
               <w:r>
                 <w:rPr>
                   <w:rFonts w:ascii="Arial" w:cs="Arial" w:eastAsia="Arial" w:hAnsi="Arial"/>
@@ -20662,7 +20662,7 @@
               <w:spacing w:after="10" w:before="0"/>
               <w:ind w:left="120"/>
             </w:pPr>
-            <w:hyperlink w:history="1" r:id="rIdt3dqtaebkedly2xuy2wjt">
+            <w:hyperlink w:history="1" r:id="rIduyvfpei36jqvpdkp5osco">
               <w:r>
                 <w:rPr>
                   <w:rFonts w:ascii="Arial" w:cs="Arial" w:eastAsia="Arial" w:hAnsi="Arial"/>
@@ -20862,7 +20862,7 @@
             <w:pPr>
               <w:spacing w:after="20" w:before="0"/>
             </w:pPr>
-            <w:hyperlink w:history="1" r:id="rIddrqrz4tigrgv6wszu-_ft">
+            <w:hyperlink w:history="1" r:id="rId7n4q1x9px4-uaib-9pofy">
               <w:r>
                 <w:rPr>
                   <w:rFonts w:ascii="Arial" w:cs="Arial" w:eastAsia="Arial" w:hAnsi="Arial"/>
@@ -20911,7 +20911,7 @@
               <w:spacing w:after="10" w:before="0"/>
               <w:ind w:left="120"/>
             </w:pPr>
-            <w:hyperlink w:history="1" r:id="rIdgqfuy-mgvsnvoxj_h0uxo">
+            <w:hyperlink w:history="1" r:id="rId01hqm7ykqqjldold21jbn">
               <w:r>
                 <w:rPr>
                   <w:rFonts w:ascii="Arial" w:cs="Arial" w:eastAsia="Arial" w:hAnsi="Arial"/>
@@ -20956,7 +20956,7 @@
             <w:pPr>
               <w:spacing w:after="20" w:before="0"/>
             </w:pPr>
-            <w:hyperlink w:history="1" r:id="rIdtcpespq1byhggmmsxba2q">
+            <w:hyperlink w:history="1" r:id="rIdd1eby7y9ssvblz26qn04-">
               <w:r>
                 <w:rPr>
                   <w:rFonts w:ascii="Arial" w:cs="Arial" w:eastAsia="Arial" w:hAnsi="Arial"/>
@@ -21005,7 +21005,7 @@
               <w:spacing w:after="10" w:before="0"/>
               <w:ind w:left="120"/>
             </w:pPr>
-            <w:hyperlink w:history="1" r:id="rId55muws_a28rhkqwykqf1h">
+            <w:hyperlink w:history="1" r:id="rId0boyfyekvkantjf26sreh">
               <w:r>
                 <w:rPr>
                   <w:rFonts w:ascii="Arial" w:cs="Arial" w:eastAsia="Arial" w:hAnsi="Arial"/>
@@ -21205,7 +21205,7 @@
             <w:pPr>
               <w:spacing w:after="20" w:before="0"/>
             </w:pPr>
-            <w:hyperlink w:history="1" r:id="rIdruhulp4mdcqn7lcnil8ms">
+            <w:hyperlink w:history="1" r:id="rIdvi1pqtg8owpybdjeccvus">
               <w:r>
                 <w:rPr>
                   <w:rFonts w:ascii="Arial" w:cs="Arial" w:eastAsia="Arial" w:hAnsi="Arial"/>
@@ -21254,7 +21254,7 @@
               <w:spacing w:after="10" w:before="0"/>
               <w:ind w:left="120"/>
             </w:pPr>
-            <w:hyperlink w:history="1" r:id="rIdhkfkkkjwemgxwcczzxn-p">
+            <w:hyperlink w:history="1" r:id="rIdsd8jr4crupmncegfstlhz">
               <w:r>
                 <w:rPr>
                   <w:rFonts w:ascii="Arial" w:cs="Arial" w:eastAsia="Arial" w:hAnsi="Arial"/>
@@ -21299,7 +21299,7 @@
             <w:pPr>
               <w:spacing w:after="20" w:before="0"/>
             </w:pPr>
-            <w:hyperlink w:history="1" r:id="rIdj5s8g27xuvpex7mebmr8w">
+            <w:hyperlink w:history="1" r:id="rIdxgxoapjbxgkyzeev2ottd">
               <w:r>
                 <w:rPr>
                   <w:rFonts w:ascii="Arial" w:cs="Arial" w:eastAsia="Arial" w:hAnsi="Arial"/>
@@ -21348,7 +21348,7 @@
               <w:spacing w:after="10" w:before="0"/>
               <w:ind w:left="120"/>
             </w:pPr>
-            <w:hyperlink w:history="1" r:id="rIddr9xb8ohvgouru7iqjfnp">
+            <w:hyperlink w:history="1" r:id="rIdxwadle5p3tyxintabtqjl">
               <w:r>
                 <w:rPr>
                   <w:rFonts w:ascii="Arial" w:cs="Arial" w:eastAsia="Arial" w:hAnsi="Arial"/>
@@ -21548,7 +21548,7 @@
             <w:pPr>
               <w:spacing w:after="20" w:before="0"/>
             </w:pPr>
-            <w:hyperlink w:history="1" r:id="rIdjeb8m2_4jnpadp6t-ug7t">
+            <w:hyperlink w:history="1" r:id="rIdpeyzoms9n4ux-l-p8n2kr">
               <w:r>
                 <w:rPr>
                   <w:rFonts w:ascii="Arial" w:cs="Arial" w:eastAsia="Arial" w:hAnsi="Arial"/>
@@ -21597,7 +21597,7 @@
               <w:spacing w:after="10" w:before="0"/>
               <w:ind w:left="120"/>
             </w:pPr>
-            <w:hyperlink w:history="1" r:id="rIdphjtnnmeoki-_wz_hpxby">
+            <w:hyperlink w:history="1" r:id="rIdpu53tu5qzorr4phdoddbt">
               <w:r>
                 <w:rPr>
                   <w:rFonts w:ascii="Arial" w:cs="Arial" w:eastAsia="Arial" w:hAnsi="Arial"/>
@@ -21642,7 +21642,7 @@
             <w:pPr>
               <w:spacing w:after="20" w:before="0"/>
             </w:pPr>
-            <w:hyperlink w:history="1" r:id="rIdkmjj6juyg-wu6_w7otcpe">
+            <w:hyperlink w:history="1" r:id="rIdmi74vja0sp9y4pf-voqes">
               <w:r>
                 <w:rPr>
                   <w:rFonts w:ascii="Arial" w:cs="Arial" w:eastAsia="Arial" w:hAnsi="Arial"/>
@@ -21691,7 +21691,7 @@
               <w:spacing w:after="10" w:before="0"/>
               <w:ind w:left="120"/>
             </w:pPr>
-            <w:hyperlink w:history="1" r:id="rIdzngw0u5hjvfyeov5vytsg">
+            <w:hyperlink w:history="1" r:id="rIdynvnfumufeddszt6l1ny_">
               <w:r>
                 <w:rPr>
                   <w:rFonts w:ascii="Arial" w:cs="Arial" w:eastAsia="Arial" w:hAnsi="Arial"/>
@@ -22216,7 +22216,7 @@
         </w:rPr>
         <w:t xml:space="preserve">© 2026 SeaVuria and ARES. Aligned with KICD objectives. Developed by SeaVuria; technical implementation by ARES (with AI assistance from Claude). Licensed under </w:t>
       </w:r>
-      <w:hyperlink w:history="1" r:id="rIdnoymks87jpynvfa7rt_lh">
+      <w:hyperlink w:history="1" r:id="rIdnre9ksinxwiwb1zodu7zm">
         <w:r>
           <w:rPr>
             <w:rFonts w:ascii="Arial" w:cs="Arial" w:eastAsia="Arial" w:hAnsi="Arial"/>
@@ -22237,7 +22237,7 @@
         </w:rPr>
         <w:t xml:space="preserve"> (</w:t>
       </w:r>
-      <w:hyperlink w:history="1" r:id="rIdv6pbkx3ecfa7mgmxf-flt">
+      <w:hyperlink w:history="1" r:id="rIdjukxrvrcdwbmzb4bze071">
         <w:r>
           <w:rPr>
             <w:rFonts w:ascii="Arial" w:cs="Arial" w:eastAsia="Arial" w:hAnsi="Arial"/>
